--- a/Final_Project_Carlos_Suelen.docx
+++ b/Final_Project_Carlos_Suelen.docx
@@ -1848,14 +1848,1738 @@
     <w:p/>
     <w:p/>
     <w:p/>
+    <w:p>
+      <w:pPr>
+        <w:pStyle w:val="Heading1"/>
+        <w:ind w:left="567" w:hanging="567"/>
+        <w:rPr>
+          <w:rFonts w:ascii="Serif" w:hAnsi="Serif" w:cs="Arial"/>
+        </w:rPr>
+      </w:pPr>
+      <w:bookmarkStart w:id="20" w:name="_Toc229330721"/>
+      <w:r>
+        <w:rPr>
+          <w:rFonts w:ascii="Serif" w:hAnsi="Serif" w:cs="Arial"/>
+          <w:sz w:val="36"/>
+          <w:szCs w:val="36"/>
+        </w:rPr>
+        <w:t>2 .</w:t>
+      </w:r>
+      <w:r>
+        <w:rPr>
+          <w:rFonts w:ascii="Serif" w:hAnsi="Serif" w:cs="Arial"/>
+          <w:bCs/>
+          <w:sz w:val="36"/>
+          <w:szCs w:val="36"/>
+        </w:rPr>
+        <w:t>CRISP-DM stage two – data understanding</w:t>
+      </w:r>
+      <w:bookmarkEnd w:id="20"/>
+    </w:p>
+    <w:p>
+      <w:pPr>
+        <w:jc w:val="both"/>
+        <w:rPr>
+          <w:rFonts w:ascii="Serif" w:hAnsi="Serif" w:cs="Arial"/>
+        </w:rPr>
+      </w:pPr>
+      <w:r>
+        <w:rPr>
+          <w:rFonts w:ascii="Serif" w:hAnsi="Serif" w:cs="Arial"/>
+        </w:rPr>
+        <w:t>To develop the model, three datasets were initially collected to explore the relationship between deforestation and CO₂ emissions. The data was obtained from publicly available sources, including TerraBrasilis for deforestation monitoring (TerraBrasilis, n.d.), TRASE for livestock production (zu Ermgassen et al., 2023), and INPE for CO₂ emissions data (Crispim and Bezerra, 2019). An exploratory data analysis (EDA) was conducted on all datasets; however, integrating them was not suitable for the scope of this project.</w:t>
+      </w:r>
+    </w:p>
+    <w:p>
+      <w:pPr>
+        <w:jc w:val="both"/>
+        <w:rPr>
+          <w:rFonts w:ascii="Serif" w:hAnsi="Serif" w:cs="Arial"/>
+        </w:rPr>
+      </w:pPr>
+      <w:r>
+        <w:rPr>
+          <w:rFonts w:ascii="Serif" w:hAnsi="Serif" w:cs="Arial"/>
+        </w:rPr>
+        <w:t xml:space="preserve">The primary objective is to predict CO₂ emissions specifically associated with beef production. While the deforestation and CO₂ datasets provide aggregate values from multiple sources, they do not isolate emissions or deforestation caused by cattle-related activities. Including these variables would introduce noise and reduce the relevance of the model. In contrast, the </w:t>
+      </w:r>
+      <w:r>
+        <w:rPr>
+          <w:rFonts w:ascii="Serif" w:hAnsi="Serif" w:cs="Arial"/>
+          <w:i/>
+          <w:iCs/>
+        </w:rPr>
+        <w:t>Beef Amazon</w:t>
+      </w:r>
+      <w:r>
+        <w:rPr>
+          <w:rFonts w:ascii="Serif" w:hAnsi="Serif" w:cs="Arial"/>
+        </w:rPr>
+        <w:t xml:space="preserve"> dataset contains targeted features directly linked to cattle-driven deforestation and emissions. Therefore, only this dataset was selected for further analysis.</w:t>
+      </w:r>
+    </w:p>
+    <w:p>
+      <w:pPr>
+        <w:jc w:val="both"/>
+        <w:rPr>
+          <w:rFonts w:ascii="Serif" w:hAnsi="Serif" w:cs="Arial"/>
+        </w:rPr>
+      </w:pPr>
+    </w:p>
+    <w:p>
+      <w:pPr>
+        <w:pStyle w:val="Heading2"/>
+        <w:rPr>
+          <w:rFonts w:ascii="Serif" w:hAnsi="Serif"/>
+        </w:rPr>
+      </w:pPr>
+      <w:bookmarkStart w:id="21" w:name="_Toc229330722"/>
+      <w:r>
+        <w:rPr>
+          <w:rFonts w:ascii="Serif" w:hAnsi="Serif"/>
+        </w:rPr>
+        <w:t>2.1 Dataset Formats and problems encountered</w:t>
+      </w:r>
+      <w:bookmarkEnd w:id="21"/>
+    </w:p>
+    <w:p>
+      <w:pPr>
+        <w:jc w:val="both"/>
+        <w:rPr>
+          <w:rFonts w:ascii="Serif" w:hAnsi="Serif" w:cs="Arial"/>
+        </w:rPr>
+      </w:pPr>
+      <w:r>
+        <w:rPr>
+          <w:rFonts w:ascii="Serif" w:hAnsi="Serif" w:cs="Arial"/>
+          <w:b/>
+          <w:bCs/>
+        </w:rPr>
+        <w:t>1</w:t>
+      </w:r>
+      <w:r>
+        <w:rPr>
+          <w:rFonts w:ascii="Serif" w:hAnsi="Serif" w:cs="Arial"/>
+        </w:rPr>
+        <w:t xml:space="preserve">- The </w:t>
+      </w:r>
+      <w:r>
+        <w:rPr>
+          <w:rFonts w:ascii="Serif" w:hAnsi="Serif"/>
+          <w:i/>
+          <w:iCs/>
+        </w:rPr>
+        <w:t>beef_amazon</w:t>
+      </w:r>
+      <w:r>
+        <w:rPr>
+          <w:rFonts w:ascii="Serif" w:hAnsi="Serif"/>
+        </w:rPr>
+        <w:t xml:space="preserve"> </w:t>
+      </w:r>
+      <w:r>
+        <w:rPr>
+          <w:rFonts w:ascii="Serif" w:hAnsi="Serif" w:cs="Arial"/>
+        </w:rPr>
+        <w:t>dataset was provided in CSV format. For this project, the dataset was filtered to include only records from the Amazon region, as this is the focus of the analysis.</w:t>
+      </w:r>
+    </w:p>
+    <w:p>
+      <w:pPr>
+        <w:jc w:val="both"/>
+        <w:rPr>
+          <w:rFonts w:ascii="Serif" w:hAnsi="Serif" w:cs="Arial"/>
+        </w:rPr>
+      </w:pPr>
+      <w:r>
+        <w:rPr>
+          <w:rFonts w:ascii="Serif" w:hAnsi="Serif" w:cs="Arial"/>
+          <w:noProof/>
+          <w:color w:val="000000"/>
+          <w:bdr w:val="none" w:sz="0" w:space="0" w:color="auto" w:frame="1"/>
+        </w:rPr>
+        <w:drawing>
+          <wp:anchor distT="0" distB="0" distL="114300" distR="114300" simplePos="0" relativeHeight="251659264" behindDoc="0" locked="0" layoutInCell="1" allowOverlap="1" wp14:anchorId="2AC05F43" wp14:editId="31134982">
+            <wp:simplePos x="0" y="0"/>
+            <wp:positionH relativeFrom="column">
+              <wp:posOffset>830580</wp:posOffset>
+            </wp:positionH>
+            <wp:positionV relativeFrom="paragraph">
+              <wp:posOffset>189230</wp:posOffset>
+            </wp:positionV>
+            <wp:extent cx="3943350" cy="1362075"/>
+            <wp:effectExtent l="0" t="0" r="0" b="9525"/>
+            <wp:wrapSquare wrapText="bothSides"/>
+            <wp:docPr id="1896048902" name="Picture 2"/>
+            <wp:cNvGraphicFramePr>
+              <a:graphicFrameLocks xmlns:a="http://schemas.openxmlformats.org/drawingml/2006/main" noChangeAspect="1"/>
+            </wp:cNvGraphicFramePr>
+            <a:graphic xmlns:a="http://schemas.openxmlformats.org/drawingml/2006/main">
+              <a:graphicData uri="http://schemas.openxmlformats.org/drawingml/2006/picture">
+                <pic:pic xmlns:pic="http://schemas.openxmlformats.org/drawingml/2006/picture">
+                  <pic:nvPicPr>
+                    <pic:cNvPr id="0" name="Picture 3"/>
+                    <pic:cNvPicPr>
+                      <a:picLocks noChangeAspect="1" noChangeArrowheads="1"/>
+                    </pic:cNvPicPr>
+                  </pic:nvPicPr>
+                  <pic:blipFill>
+                    <a:blip r:embed="rId8">
+                      <a:extLst>
+                        <a:ext uri="{28A0092B-C50C-407E-A947-70E740481C1C}">
+                          <a14:useLocalDpi xmlns:a14="http://schemas.microsoft.com/office/drawing/2010/main" val="0"/>
+                        </a:ext>
+                      </a:extLst>
+                    </a:blip>
+                    <a:srcRect/>
+                    <a:stretch>
+                      <a:fillRect/>
+                    </a:stretch>
+                  </pic:blipFill>
+                  <pic:spPr bwMode="auto">
+                    <a:xfrm>
+                      <a:off x="0" y="0"/>
+                      <a:ext cx="3943350" cy="1362075"/>
+                    </a:xfrm>
+                    <a:prstGeom prst="rect">
+                      <a:avLst/>
+                    </a:prstGeom>
+                    <a:noFill/>
+                    <a:ln>
+                      <a:noFill/>
+                    </a:ln>
+                  </pic:spPr>
+                </pic:pic>
+              </a:graphicData>
+            </a:graphic>
+            <wp14:sizeRelH relativeFrom="page">
+              <wp14:pctWidth>0</wp14:pctWidth>
+            </wp14:sizeRelH>
+            <wp14:sizeRelV relativeFrom="page">
+              <wp14:pctHeight>0</wp14:pctHeight>
+            </wp14:sizeRelV>
+          </wp:anchor>
+        </w:drawing>
+      </w:r>
+    </w:p>
+    <w:p>
+      <w:pPr>
+        <w:jc w:val="both"/>
+        <w:rPr>
+          <w:rFonts w:ascii="Serif" w:hAnsi="Serif" w:cs="Arial"/>
+        </w:rPr>
+      </w:pPr>
+    </w:p>
+    <w:p>
+      <w:pPr>
+        <w:jc w:val="both"/>
+        <w:rPr>
+          <w:rFonts w:ascii="Serif" w:hAnsi="Serif" w:cs="Arial"/>
+        </w:rPr>
+      </w:pPr>
+    </w:p>
+    <w:p>
+      <w:pPr>
+        <w:jc w:val="both"/>
+        <w:rPr>
+          <w:rFonts w:ascii="Serif" w:hAnsi="Serif" w:cs="Arial"/>
+        </w:rPr>
+      </w:pPr>
+    </w:p>
+    <w:p>
+      <w:pPr>
+        <w:jc w:val="both"/>
+        <w:rPr>
+          <w:rFonts w:ascii="Serif" w:hAnsi="Serif" w:cs="Arial"/>
+        </w:rPr>
+      </w:pPr>
+    </w:p>
+    <w:p>
+      <w:pPr>
+        <w:jc w:val="both"/>
+        <w:rPr>
+          <w:rFonts w:ascii="Serif" w:hAnsi="Serif" w:cs="Arial"/>
+        </w:rPr>
+      </w:pPr>
+    </w:p>
+    <w:p>
+      <w:pPr>
+        <w:jc w:val="both"/>
+        <w:rPr>
+          <w:rFonts w:ascii="Serif" w:hAnsi="Serif" w:cs="Arial"/>
+        </w:rPr>
+      </w:pPr>
+    </w:p>
+    <w:p>
+      <w:pPr>
+        <w:jc w:val="both"/>
+        <w:rPr>
+          <w:rFonts w:ascii="Serif" w:hAnsi="Serif" w:cs="Arial"/>
+        </w:rPr>
+      </w:pPr>
+    </w:p>
+    <w:p>
+      <w:pPr>
+        <w:pStyle w:val="Heading2"/>
+        <w:rPr>
+          <w:rFonts w:ascii="Serif" w:hAnsi="Serif"/>
+        </w:rPr>
+      </w:pPr>
+      <w:bookmarkStart w:id="22" w:name="_Toc229330723"/>
+      <w:r>
+        <w:rPr>
+          <w:rFonts w:ascii="Serif" w:hAnsi="Serif"/>
+        </w:rPr>
+        <w:t>2.2 Data description report</w:t>
+      </w:r>
+      <w:bookmarkEnd w:id="22"/>
+    </w:p>
+    <w:p>
+      <w:pPr>
+        <w:pStyle w:val="Heading4"/>
+        <w:rPr>
+          <w:rFonts w:ascii="Serif" w:hAnsi="Serif"/>
+        </w:rPr>
+      </w:pPr>
+      <w:r>
+        <w:rPr>
+          <w:rFonts w:ascii="Serif" w:hAnsi="Serif"/>
+        </w:rPr>
+        <w:t xml:space="preserve"> Number of records</w:t>
+      </w:r>
+    </w:p>
+    <w:p>
+      <w:pPr>
+        <w:rPr>
+          <w:rFonts w:ascii="Serif" w:hAnsi="Serif"/>
+        </w:rPr>
+      </w:pPr>
+      <w:r>
+        <w:rPr>
+          <w:rFonts w:ascii="Serif" w:hAnsi="Serif"/>
+        </w:rPr>
+        <w:t xml:space="preserve">The number of records in the </w:t>
+      </w:r>
+      <w:r>
+        <w:rPr>
+          <w:rFonts w:ascii="Serif" w:hAnsi="Serif"/>
+          <w:i/>
+          <w:iCs/>
+        </w:rPr>
+        <w:t>beef_amazon</w:t>
+      </w:r>
+      <w:r>
+        <w:rPr>
+          <w:rFonts w:ascii="Serif" w:hAnsi="Serif"/>
+        </w:rPr>
+        <w:t xml:space="preserve"> </w:t>
+      </w:r>
+      <w:r>
+        <w:rPr>
+          <w:rFonts w:ascii="Serif" w:hAnsi="Serif" w:cs="Arial"/>
+        </w:rPr>
+        <w:t xml:space="preserve"> </w:t>
+      </w:r>
+      <w:r>
+        <w:rPr>
+          <w:rFonts w:ascii="Serif" w:hAnsi="Serif"/>
+        </w:rPr>
+        <w:t>dataset is 839,727 rows and 26 columns.</w:t>
+      </w:r>
+    </w:p>
+    <w:p>
+      <w:pPr>
+        <w:jc w:val="both"/>
+        <w:rPr>
+          <w:rFonts w:ascii="Serif" w:hAnsi="Serif" w:cs="Arial"/>
+        </w:rPr>
+      </w:pPr>
+    </w:p>
+    <w:p>
+      <w:pPr>
+        <w:jc w:val="both"/>
+        <w:rPr>
+          <w:rFonts w:ascii="Serif" w:hAnsi="Serif" w:cs="Arial"/>
+        </w:rPr>
+      </w:pPr>
+      <w:r>
+        <w:rPr>
+          <w:rFonts w:ascii="Serif" w:hAnsi="Serif"/>
+          <w:noProof/>
+        </w:rPr>
+        <w:lastRenderedPageBreak/>
+        <w:drawing>
+          <wp:anchor distT="0" distB="0" distL="114300" distR="114300" simplePos="0" relativeHeight="251661312" behindDoc="0" locked="0" layoutInCell="1" allowOverlap="1" wp14:anchorId="4BF7D498" wp14:editId="7DA3B949">
+            <wp:simplePos x="0" y="0"/>
+            <wp:positionH relativeFrom="margin">
+              <wp:align>center</wp:align>
+            </wp:positionH>
+            <wp:positionV relativeFrom="paragraph">
+              <wp:posOffset>1270</wp:posOffset>
+            </wp:positionV>
+            <wp:extent cx="3867150" cy="895350"/>
+            <wp:effectExtent l="0" t="0" r="0" b="0"/>
+            <wp:wrapSquare wrapText="bothSides"/>
+            <wp:docPr id="851223480" name="Picture 1"/>
+            <wp:cNvGraphicFramePr>
+              <a:graphicFrameLocks xmlns:a="http://schemas.openxmlformats.org/drawingml/2006/main" noChangeAspect="1"/>
+            </wp:cNvGraphicFramePr>
+            <a:graphic xmlns:a="http://schemas.openxmlformats.org/drawingml/2006/main">
+              <a:graphicData uri="http://schemas.openxmlformats.org/drawingml/2006/picture">
+                <pic:pic xmlns:pic="http://schemas.openxmlformats.org/drawingml/2006/picture">
+                  <pic:nvPicPr>
+                    <pic:cNvPr id="851223480" name=""/>
+                    <pic:cNvPicPr/>
+                  </pic:nvPicPr>
+                  <pic:blipFill>
+                    <a:blip r:embed="rId9">
+                      <a:extLst>
+                        <a:ext uri="{28A0092B-C50C-407E-A947-70E740481C1C}">
+                          <a14:useLocalDpi xmlns:a14="http://schemas.microsoft.com/office/drawing/2010/main" val="0"/>
+                        </a:ext>
+                      </a:extLst>
+                    </a:blip>
+                    <a:stretch>
+                      <a:fillRect/>
+                    </a:stretch>
+                  </pic:blipFill>
+                  <pic:spPr>
+                    <a:xfrm>
+                      <a:off x="0" y="0"/>
+                      <a:ext cx="3867150" cy="895350"/>
+                    </a:xfrm>
+                    <a:prstGeom prst="rect">
+                      <a:avLst/>
+                    </a:prstGeom>
+                  </pic:spPr>
+                </pic:pic>
+              </a:graphicData>
+            </a:graphic>
+            <wp14:sizeRelH relativeFrom="page">
+              <wp14:pctWidth>0</wp14:pctWidth>
+            </wp14:sizeRelH>
+            <wp14:sizeRelV relativeFrom="page">
+              <wp14:pctHeight>0</wp14:pctHeight>
+            </wp14:sizeRelV>
+          </wp:anchor>
+        </w:drawing>
+      </w:r>
+    </w:p>
+    <w:p>
+      <w:pPr>
+        <w:jc w:val="both"/>
+        <w:rPr>
+          <w:rFonts w:ascii="Serif" w:hAnsi="Serif" w:cs="Arial"/>
+        </w:rPr>
+      </w:pPr>
+    </w:p>
+    <w:p>
+      <w:pPr>
+        <w:jc w:val="both"/>
+        <w:rPr>
+          <w:rFonts w:ascii="Serif" w:hAnsi="Serif" w:cs="Arial"/>
+        </w:rPr>
+      </w:pPr>
+    </w:p>
+    <w:p>
+      <w:pPr>
+        <w:pStyle w:val="Heading4"/>
+        <w:rPr>
+          <w:rFonts w:ascii="Serif" w:hAnsi="Serif"/>
+        </w:rPr>
+      </w:pPr>
+      <w:r>
+        <w:rPr>
+          <w:rFonts w:ascii="Serif" w:hAnsi="Serif"/>
+        </w:rPr>
+        <w:t>Identity of the fields</w:t>
+      </w:r>
+    </w:p>
+    <w:p>
+      <w:pPr>
+        <w:jc w:val="both"/>
+        <w:rPr>
+          <w:rFonts w:ascii="Serif" w:hAnsi="Serif"/>
+        </w:rPr>
+      </w:pPr>
+      <w:r>
+        <w:rPr>
+          <w:rFonts w:ascii="Serif" w:hAnsi="Serif"/>
+          <w:noProof/>
+          <w:bdr w:val="none" w:sz="0" w:space="0" w:color="auto" w:frame="1"/>
+        </w:rPr>
+        <w:drawing>
+          <wp:anchor distT="0" distB="0" distL="114300" distR="114300" simplePos="0" relativeHeight="251660288" behindDoc="0" locked="0" layoutInCell="1" allowOverlap="1" wp14:anchorId="0D081F35" wp14:editId="0BA1E722">
+            <wp:simplePos x="0" y="0"/>
+            <wp:positionH relativeFrom="margin">
+              <wp:align>center</wp:align>
+            </wp:positionH>
+            <wp:positionV relativeFrom="paragraph">
+              <wp:posOffset>797560</wp:posOffset>
+            </wp:positionV>
+            <wp:extent cx="5467350" cy="3684270"/>
+            <wp:effectExtent l="0" t="0" r="0" b="0"/>
+            <wp:wrapSquare wrapText="bothSides"/>
+            <wp:docPr id="1940835099" name="Picture 4"/>
+            <wp:cNvGraphicFramePr>
+              <a:graphicFrameLocks xmlns:a="http://schemas.openxmlformats.org/drawingml/2006/main" noChangeAspect="1"/>
+            </wp:cNvGraphicFramePr>
+            <a:graphic xmlns:a="http://schemas.openxmlformats.org/drawingml/2006/main">
+              <a:graphicData uri="http://schemas.openxmlformats.org/drawingml/2006/picture">
+                <pic:pic xmlns:pic="http://schemas.openxmlformats.org/drawingml/2006/picture">
+                  <pic:nvPicPr>
+                    <pic:cNvPr id="0" name="Picture 7"/>
+                    <pic:cNvPicPr>
+                      <a:picLocks noChangeAspect="1" noChangeArrowheads="1"/>
+                    </pic:cNvPicPr>
+                  </pic:nvPicPr>
+                  <pic:blipFill>
+                    <a:blip r:embed="rId10">
+                      <a:extLst>
+                        <a:ext uri="{28A0092B-C50C-407E-A947-70E740481C1C}">
+                          <a14:useLocalDpi xmlns:a14="http://schemas.microsoft.com/office/drawing/2010/main" val="0"/>
+                        </a:ext>
+                      </a:extLst>
+                    </a:blip>
+                    <a:srcRect/>
+                    <a:stretch>
+                      <a:fillRect/>
+                    </a:stretch>
+                  </pic:blipFill>
+                  <pic:spPr bwMode="auto">
+                    <a:xfrm>
+                      <a:off x="0" y="0"/>
+                      <a:ext cx="5467350" cy="3684270"/>
+                    </a:xfrm>
+                    <a:prstGeom prst="rect">
+                      <a:avLst/>
+                    </a:prstGeom>
+                    <a:noFill/>
+                    <a:ln>
+                      <a:noFill/>
+                    </a:ln>
+                  </pic:spPr>
+                </pic:pic>
+              </a:graphicData>
+            </a:graphic>
+            <wp14:sizeRelH relativeFrom="page">
+              <wp14:pctWidth>0</wp14:pctWidth>
+            </wp14:sizeRelH>
+            <wp14:sizeRelV relativeFrom="page">
+              <wp14:pctHeight>0</wp14:pctHeight>
+            </wp14:sizeRelV>
+          </wp:anchor>
+        </w:drawing>
+      </w:r>
+      <w:r>
+        <w:rPr>
+          <w:rFonts w:ascii="Serif" w:hAnsi="Serif"/>
+        </w:rPr>
+        <w:t xml:space="preserve">The </w:t>
+      </w:r>
+      <w:r>
+        <w:rPr>
+          <w:rFonts w:ascii="Serif" w:hAnsi="Serif"/>
+          <w:i/>
+          <w:iCs/>
+        </w:rPr>
+        <w:t>beef_amazon</w:t>
+      </w:r>
+      <w:r>
+        <w:rPr>
+          <w:rFonts w:ascii="Serif" w:hAnsi="Serif"/>
+        </w:rPr>
+        <w:t xml:space="preserve"> dataset includes variables related to production, trade, and environmental impact. It contains geographic, economic, and sustainability fields, with a strong focus on deforestation and CO₂ emissions linked to cattle production.</w:t>
+      </w:r>
+    </w:p>
+    <w:p>
+      <w:pPr>
+        <w:jc w:val="both"/>
+        <w:rPr>
+          <w:rFonts w:ascii="Serif" w:hAnsi="Serif"/>
+        </w:rPr>
+      </w:pPr>
+    </w:p>
+    <w:p>
+      <w:pPr>
+        <w:pStyle w:val="Heading2"/>
+        <w:rPr>
+          <w:rFonts w:ascii="Serif" w:hAnsi="Serif"/>
+        </w:rPr>
+      </w:pPr>
+      <w:bookmarkStart w:id="23" w:name="_Toc229330724"/>
+      <w:r>
+        <w:rPr>
+          <w:rFonts w:ascii="Serif" w:hAnsi="Serif"/>
+        </w:rPr>
+        <w:t>2.2.3 Other surface features</w:t>
+      </w:r>
+      <w:bookmarkEnd w:id="23"/>
+    </w:p>
+    <w:p>
+      <w:pPr>
+        <w:jc w:val="both"/>
+        <w:rPr>
+          <w:rFonts w:ascii="Serif" w:hAnsi="Serif"/>
+        </w:rPr>
+      </w:pPr>
+      <w:r>
+        <w:rPr>
+          <w:rFonts w:ascii="Serif" w:hAnsi="Serif"/>
+        </w:rPr>
+        <w:t xml:space="preserve">Other surface features of the </w:t>
+      </w:r>
+      <w:r>
+        <w:rPr>
+          <w:rFonts w:ascii="Serif" w:hAnsi="Serif"/>
+          <w:i/>
+          <w:iCs/>
+        </w:rPr>
+        <w:t xml:space="preserve">beef_amazon </w:t>
+      </w:r>
+      <w:r>
+        <w:rPr>
+          <w:rFonts w:ascii="Serif" w:hAnsi="Serif"/>
+        </w:rPr>
+        <w:t xml:space="preserve">dataset include a combination of numeric and categorical variables, with most fields stored as categorical (object) types and key variables such as deforestation exposure and CO₂ emissions represented as numeric (float64) values. </w:t>
+      </w:r>
+    </w:p>
+    <w:p>
+      <w:pPr>
+        <w:jc w:val="both"/>
+        <w:rPr>
+          <w:rFonts w:ascii="Serif" w:hAnsi="Serif"/>
+        </w:rPr>
+      </w:pPr>
+    </w:p>
+    <w:p>
+      <w:pPr>
+        <w:pStyle w:val="Heading2"/>
+        <w:rPr>
+          <w:rFonts w:ascii="Serif" w:hAnsi="Serif"/>
+        </w:rPr>
+      </w:pPr>
+      <w:bookmarkStart w:id="24" w:name="_Toc229330725"/>
+      <w:r>
+        <w:rPr>
+          <w:rFonts w:ascii="Serif" w:hAnsi="Serif"/>
+        </w:rPr>
+        <w:lastRenderedPageBreak/>
+        <w:t>2.3 Data exploration report</w:t>
+      </w:r>
+      <w:bookmarkEnd w:id="24"/>
+    </w:p>
+    <w:p>
+      <w:pPr>
+        <w:pStyle w:val="Heading4"/>
+        <w:rPr>
+          <w:rFonts w:ascii="Serif" w:hAnsi="Serif"/>
+        </w:rPr>
+      </w:pPr>
+      <w:r>
+        <w:rPr>
+          <w:rFonts w:ascii="Serif" w:hAnsi="Serif"/>
+        </w:rPr>
+        <w:t>Distribution of the Data</w:t>
+      </w:r>
+    </w:p>
+    <w:p>
+      <w:pPr>
+        <w:jc w:val="both"/>
+        <w:rPr>
+          <w:rFonts w:ascii="Serif" w:hAnsi="Serif"/>
+        </w:rPr>
+      </w:pPr>
+      <w:r>
+        <w:rPr>
+          <w:rFonts w:ascii="Serif" w:hAnsi="Serif"/>
+          <w:noProof/>
+        </w:rPr>
+        <w:drawing>
+          <wp:anchor distT="0" distB="0" distL="114300" distR="114300" simplePos="0" relativeHeight="251663360" behindDoc="0" locked="0" layoutInCell="1" allowOverlap="1" wp14:anchorId="5D2CC3A3" wp14:editId="195A3E93">
+            <wp:simplePos x="0" y="0"/>
+            <wp:positionH relativeFrom="margin">
+              <wp:align>center</wp:align>
+            </wp:positionH>
+            <wp:positionV relativeFrom="paragraph">
+              <wp:posOffset>2100531</wp:posOffset>
+            </wp:positionV>
+            <wp:extent cx="5731510" cy="3820795"/>
+            <wp:effectExtent l="133350" t="114300" r="135890" b="160655"/>
+            <wp:wrapSquare wrapText="bothSides"/>
+            <wp:docPr id="1521839811" name="Picture 1"/>
+            <wp:cNvGraphicFramePr>
+              <a:graphicFrameLocks xmlns:a="http://schemas.openxmlformats.org/drawingml/2006/main" noChangeAspect="1"/>
+            </wp:cNvGraphicFramePr>
+            <a:graphic xmlns:a="http://schemas.openxmlformats.org/drawingml/2006/main">
+              <a:graphicData uri="http://schemas.openxmlformats.org/drawingml/2006/picture">
+                <pic:pic xmlns:pic="http://schemas.openxmlformats.org/drawingml/2006/picture">
+                  <pic:nvPicPr>
+                    <pic:cNvPr id="1521839811" name=""/>
+                    <pic:cNvPicPr/>
+                  </pic:nvPicPr>
+                  <pic:blipFill>
+                    <a:blip r:embed="rId11">
+                      <a:extLst>
+                        <a:ext uri="{28A0092B-C50C-407E-A947-70E740481C1C}">
+                          <a14:useLocalDpi xmlns:a14="http://schemas.microsoft.com/office/drawing/2010/main" val="0"/>
+                        </a:ext>
+                      </a:extLst>
+                    </a:blip>
+                    <a:stretch>
+                      <a:fillRect/>
+                    </a:stretch>
+                  </pic:blipFill>
+                  <pic:spPr>
+                    <a:xfrm>
+                      <a:off x="0" y="0"/>
+                      <a:ext cx="5731510" cy="3820795"/>
+                    </a:xfrm>
+                    <a:prstGeom prst="rect">
+                      <a:avLst/>
+                    </a:prstGeom>
+                    <a:solidFill>
+                      <a:srgbClr val="FFFFFF">
+                        <a:shade val="85000"/>
+                      </a:srgbClr>
+                    </a:solidFill>
+                    <a:ln w="88900" cap="sq">
+                      <a:solidFill>
+                        <a:srgbClr val="FFFFFF"/>
+                      </a:solidFill>
+                      <a:miter lim="800000"/>
+                    </a:ln>
+                    <a:effectLst>
+                      <a:outerShdw blurRad="55000" dist="18000" dir="5400000" algn="tl" rotWithShape="0">
+                        <a:srgbClr val="000000">
+                          <a:alpha val="40000"/>
+                        </a:srgbClr>
+                      </a:outerShdw>
+                    </a:effectLst>
+                    <a:scene3d>
+                      <a:camera prst="orthographicFront"/>
+                      <a:lightRig rig="twoPt" dir="t">
+                        <a:rot lat="0" lon="0" rev="7200000"/>
+                      </a:lightRig>
+                    </a:scene3d>
+                    <a:sp3d>
+                      <a:bevelT w="25400" h="19050"/>
+                      <a:contourClr>
+                        <a:srgbClr val="FFFFFF"/>
+                      </a:contourClr>
+                    </a:sp3d>
+                  </pic:spPr>
+                </pic:pic>
+              </a:graphicData>
+            </a:graphic>
+            <wp14:sizeRelH relativeFrom="page">
+              <wp14:pctWidth>0</wp14:pctWidth>
+            </wp14:sizeRelH>
+            <wp14:sizeRelV relativeFrom="page">
+              <wp14:pctHeight>0</wp14:pctHeight>
+            </wp14:sizeRelV>
+          </wp:anchor>
+        </w:drawing>
+      </w:r>
+      <w:r>
+        <w:rPr>
+          <w:rFonts w:ascii="Serif" w:hAnsi="Serif"/>
+        </w:rPr>
+        <w:t xml:space="preserve">Histograms were used to examine the distribution of numerical variables in the </w:t>
+      </w:r>
+      <w:r>
+        <w:rPr>
+          <w:rFonts w:ascii="Serif" w:hAnsi="Serif"/>
+          <w:i/>
+          <w:iCs/>
+        </w:rPr>
+        <w:t>beef_amazon</w:t>
+      </w:r>
+      <w:r>
+        <w:rPr>
+          <w:rFonts w:ascii="Serif" w:hAnsi="Serif"/>
+        </w:rPr>
+        <w:t xml:space="preserve"> dataset. The majority of variables, including </w:t>
+      </w:r>
+      <w:r>
+        <w:rPr>
+          <w:rFonts w:ascii="Serif" w:hAnsi="Serif"/>
+          <w:i/>
+          <w:iCs/>
+        </w:rPr>
+        <w:t>CO₂ emissions</w:t>
+      </w:r>
+      <w:r>
+        <w:rPr>
+          <w:rFonts w:ascii="Serif" w:hAnsi="Serif"/>
+        </w:rPr>
+        <w:t xml:space="preserve">, </w:t>
+      </w:r>
+      <w:r>
+        <w:rPr>
+          <w:rFonts w:ascii="Serif" w:hAnsi="Serif"/>
+          <w:i/>
+          <w:iCs/>
+        </w:rPr>
+        <w:t>cattle</w:t>
+      </w:r>
+      <w:r>
+        <w:rPr>
+          <w:rFonts w:ascii="Serif" w:hAnsi="Serif"/>
+        </w:rPr>
+        <w:t xml:space="preserve"> </w:t>
+      </w:r>
+      <w:r>
+        <w:rPr>
+          <w:rFonts w:ascii="Serif" w:hAnsi="Serif"/>
+          <w:i/>
+          <w:iCs/>
+        </w:rPr>
+        <w:t>deforestation</w:t>
+      </w:r>
+      <w:r>
+        <w:rPr>
+          <w:rFonts w:ascii="Serif" w:hAnsi="Serif"/>
+        </w:rPr>
+        <w:t xml:space="preserve">, </w:t>
+      </w:r>
+      <w:r>
+        <w:rPr>
+          <w:rFonts w:ascii="Serif" w:hAnsi="Serif"/>
+          <w:i/>
+          <w:iCs/>
+        </w:rPr>
+        <w:t>land use</w:t>
+      </w:r>
+      <w:r>
+        <w:rPr>
+          <w:rFonts w:ascii="Serif" w:hAnsi="Serif"/>
+        </w:rPr>
+        <w:t xml:space="preserve">, and </w:t>
+      </w:r>
+      <w:r>
+        <w:rPr>
+          <w:rFonts w:ascii="Serif" w:hAnsi="Serif"/>
+          <w:i/>
+          <w:iCs/>
+        </w:rPr>
+        <w:t>FOB</w:t>
+      </w:r>
+      <w:r>
+        <w:rPr>
+          <w:rFonts w:ascii="Serif" w:hAnsi="Serif"/>
+        </w:rPr>
+        <w:t xml:space="preserve"> values, exhibit strong right-skewness, with most observations concentrated at lower values and a long tail of higher values. This indicates the presence of extreme values and high variability within the dataset. In contrast, the </w:t>
+      </w:r>
+      <w:r>
+        <w:rPr>
+          <w:rFonts w:ascii="Serif" w:hAnsi="Serif"/>
+          <w:i/>
+          <w:iCs/>
+        </w:rPr>
+        <w:t>year</w:t>
+      </w:r>
+      <w:r>
+        <w:rPr>
+          <w:rFonts w:ascii="Serif" w:hAnsi="Serif"/>
+        </w:rPr>
+        <w:t xml:space="preserve"> variable shows a more uniform distribution, while </w:t>
+      </w:r>
+      <w:r>
+        <w:rPr>
+          <w:rFonts w:ascii="Serif" w:hAnsi="Serif"/>
+          <w:i/>
+          <w:iCs/>
+        </w:rPr>
+        <w:t>volume</w:t>
+      </w:r>
+      <w:r>
+        <w:rPr>
+          <w:rFonts w:ascii="Serif" w:hAnsi="Serif"/>
+        </w:rPr>
+        <w:t xml:space="preserve"> appears more evenly spread compared to the other features. Overall, these patterns suggest that the dataset contains significant skewness and potential outliers, which should be considered during preprocessing and modelling.</w:t>
+      </w:r>
+    </w:p>
+    <w:p>
+      <w:pPr>
+        <w:rPr>
+          <w:rFonts w:ascii="Serif" w:hAnsi="Serif"/>
+        </w:rPr>
+      </w:pPr>
+    </w:p>
+    <w:p>
+      <w:pPr>
+        <w:pStyle w:val="Heading4"/>
+        <w:rPr>
+          <w:rFonts w:ascii="Serif" w:hAnsi="Serif"/>
+        </w:rPr>
+      </w:pPr>
+    </w:p>
+    <w:p>
+      <w:pPr>
+        <w:rPr>
+          <w:rFonts w:ascii="Serif" w:hAnsi="Serif"/>
+        </w:rPr>
+      </w:pPr>
+    </w:p>
+    <w:p>
+      <w:pPr>
+        <w:rPr>
+          <w:rFonts w:ascii="Serif" w:hAnsi="Serif"/>
+        </w:rPr>
+      </w:pPr>
+    </w:p>
+    <w:p>
+      <w:pPr>
+        <w:rPr>
+          <w:rFonts w:ascii="Serif" w:hAnsi="Serif"/>
+        </w:rPr>
+      </w:pPr>
+    </w:p>
+    <w:p>
+      <w:pPr>
+        <w:rPr>
+          <w:rFonts w:ascii="Serif" w:hAnsi="Serif"/>
+        </w:rPr>
+      </w:pPr>
+    </w:p>
+    <w:p>
+      <w:pPr>
+        <w:rPr>
+          <w:rFonts w:ascii="Serif" w:hAnsi="Serif"/>
+        </w:rPr>
+      </w:pPr>
+    </w:p>
+    <w:p>
+      <w:pPr>
+        <w:pStyle w:val="Heading4"/>
+        <w:rPr>
+          <w:rFonts w:ascii="Serif" w:hAnsi="Serif"/>
+        </w:rPr>
+      </w:pPr>
+      <w:r>
+        <w:rPr>
+          <w:rFonts w:ascii="Serif" w:hAnsi="Serif"/>
+        </w:rPr>
+        <w:lastRenderedPageBreak/>
+        <w:t>Checking for outliers</w:t>
+      </w:r>
+    </w:p>
+    <w:p>
+      <w:pPr>
+        <w:jc w:val="both"/>
+        <w:rPr>
+          <w:rFonts w:ascii="Serif" w:hAnsi="Serif"/>
+        </w:rPr>
+      </w:pPr>
+      <w:r>
+        <w:rPr>
+          <w:rFonts w:ascii="Serif" w:hAnsi="Serif"/>
+          <w:noProof/>
+        </w:rPr>
+        <w:drawing>
+          <wp:anchor distT="0" distB="0" distL="114300" distR="114300" simplePos="0" relativeHeight="251664384" behindDoc="0" locked="0" layoutInCell="1" allowOverlap="1" wp14:anchorId="361F58A2" wp14:editId="6B980069">
+            <wp:simplePos x="0" y="0"/>
+            <wp:positionH relativeFrom="margin">
+              <wp:align>center</wp:align>
+            </wp:positionH>
+            <wp:positionV relativeFrom="paragraph">
+              <wp:posOffset>1966595</wp:posOffset>
+            </wp:positionV>
+            <wp:extent cx="5189670" cy="6530906"/>
+            <wp:effectExtent l="114300" t="114300" r="144780" b="137160"/>
+            <wp:wrapSquare wrapText="bothSides"/>
+            <wp:docPr id="1228499494" name="Picture 1"/>
+            <wp:cNvGraphicFramePr>
+              <a:graphicFrameLocks xmlns:a="http://schemas.openxmlformats.org/drawingml/2006/main" noChangeAspect="1"/>
+            </wp:cNvGraphicFramePr>
+            <a:graphic xmlns:a="http://schemas.openxmlformats.org/drawingml/2006/main">
+              <a:graphicData uri="http://schemas.openxmlformats.org/drawingml/2006/picture">
+                <pic:pic xmlns:pic="http://schemas.openxmlformats.org/drawingml/2006/picture">
+                  <pic:nvPicPr>
+                    <pic:cNvPr id="1228499494" name=""/>
+                    <pic:cNvPicPr/>
+                  </pic:nvPicPr>
+                  <pic:blipFill>
+                    <a:blip r:embed="rId12">
+                      <a:extLst>
+                        <a:ext uri="{28A0092B-C50C-407E-A947-70E740481C1C}">
+                          <a14:useLocalDpi xmlns:a14="http://schemas.microsoft.com/office/drawing/2010/main" val="0"/>
+                        </a:ext>
+                      </a:extLst>
+                    </a:blip>
+                    <a:stretch>
+                      <a:fillRect/>
+                    </a:stretch>
+                  </pic:blipFill>
+                  <pic:spPr>
+                    <a:xfrm>
+                      <a:off x="0" y="0"/>
+                      <a:ext cx="5189670" cy="6530906"/>
+                    </a:xfrm>
+                    <a:prstGeom prst="rect">
+                      <a:avLst/>
+                    </a:prstGeom>
+                    <a:solidFill>
+                      <a:srgbClr val="FFFFFF">
+                        <a:shade val="85000"/>
+                      </a:srgbClr>
+                    </a:solidFill>
+                    <a:ln w="88900" cap="sq">
+                      <a:solidFill>
+                        <a:srgbClr val="FFFFFF"/>
+                      </a:solidFill>
+                      <a:miter lim="800000"/>
+                    </a:ln>
+                    <a:effectLst>
+                      <a:outerShdw blurRad="55000" dist="18000" dir="5400000" algn="tl" rotWithShape="0">
+                        <a:srgbClr val="000000">
+                          <a:alpha val="40000"/>
+                        </a:srgbClr>
+                      </a:outerShdw>
+                    </a:effectLst>
+                    <a:scene3d>
+                      <a:camera prst="orthographicFront"/>
+                      <a:lightRig rig="twoPt" dir="t">
+                        <a:rot lat="0" lon="0" rev="7200000"/>
+                      </a:lightRig>
+                    </a:scene3d>
+                    <a:sp3d>
+                      <a:bevelT w="25400" h="19050"/>
+                      <a:contourClr>
+                        <a:srgbClr val="FFFFFF"/>
+                      </a:contourClr>
+                    </a:sp3d>
+                  </pic:spPr>
+                </pic:pic>
+              </a:graphicData>
+            </a:graphic>
+            <wp14:sizeRelH relativeFrom="page">
+              <wp14:pctWidth>0</wp14:pctWidth>
+            </wp14:sizeRelH>
+            <wp14:sizeRelV relativeFrom="page">
+              <wp14:pctHeight>0</wp14:pctHeight>
+            </wp14:sizeRelV>
+          </wp:anchor>
+        </w:drawing>
+      </w:r>
+      <w:r>
+        <w:rPr>
+          <w:rFonts w:ascii="Serif" w:hAnsi="Serif"/>
+        </w:rPr>
+        <w:t xml:space="preserve">Boxplots were used to analyse the spread of numeric variables in the </w:t>
+      </w:r>
+      <w:r>
+        <w:rPr>
+          <w:rFonts w:ascii="Serif" w:hAnsi="Serif"/>
+          <w:i/>
+          <w:iCs/>
+        </w:rPr>
+        <w:t>beef_amazon</w:t>
+      </w:r>
+      <w:r>
+        <w:rPr>
+          <w:rFonts w:ascii="Serif" w:hAnsi="Serif"/>
+        </w:rPr>
+        <w:t xml:space="preserve"> dataset. Most observations are concentrated near zero, while a small number of values extend to very high ranges. These extreme values are particularly noticeable for FOB (above 15 million), CO₂ emissions (above 4 million). </w:t>
+      </w:r>
+      <w:r>
+        <w:rPr>
+          <w:rFonts w:ascii="Serif" w:hAnsi="Serif"/>
+          <w:highlight w:val="yellow"/>
+        </w:rPr>
+        <w:t>This large gap between typical values and extreme observations indicates strong skewness and the presence of significant outliers in the dataset, which may impact the modelling phase, but some models are resistant to outliers, and other may need feature scaling.</w:t>
+      </w:r>
+    </w:p>
+    <w:p>
+      <w:pPr>
+        <w:pStyle w:val="Heading4"/>
+        <w:rPr>
+          <w:rFonts w:ascii="Serif" w:hAnsi="Serif"/>
+        </w:rPr>
+      </w:pPr>
+      <w:r>
+        <w:rPr>
+          <w:rFonts w:ascii="Serif" w:hAnsi="Serif"/>
+        </w:rPr>
+        <w:lastRenderedPageBreak/>
+        <w:t>Relationship between variables</w:t>
+      </w:r>
+    </w:p>
+    <w:p>
+      <w:pPr>
+        <w:rPr>
+          <w:rFonts w:ascii="Serif" w:hAnsi="Serif" w:cs="Arial"/>
+        </w:rPr>
+      </w:pPr>
+      <w:r>
+        <w:rPr>
+          <w:rFonts w:ascii="Serif" w:hAnsi="Serif"/>
+          <w:noProof/>
+          <w:bdr w:val="none" w:sz="0" w:space="0" w:color="auto" w:frame="1"/>
+        </w:rPr>
+        <w:drawing>
+          <wp:anchor distT="0" distB="0" distL="114300" distR="114300" simplePos="0" relativeHeight="251665408" behindDoc="0" locked="0" layoutInCell="1" allowOverlap="1" wp14:anchorId="4154B9E0" wp14:editId="6A6B986B">
+            <wp:simplePos x="0" y="0"/>
+            <wp:positionH relativeFrom="margin">
+              <wp:align>center</wp:align>
+            </wp:positionH>
+            <wp:positionV relativeFrom="paragraph">
+              <wp:posOffset>1668536</wp:posOffset>
+            </wp:positionV>
+            <wp:extent cx="5731510" cy="4836795"/>
+            <wp:effectExtent l="114300" t="114300" r="135890" b="154305"/>
+            <wp:wrapSquare wrapText="bothSides"/>
+            <wp:docPr id="1985490393" name="Picture 14"/>
+            <wp:cNvGraphicFramePr>
+              <a:graphicFrameLocks xmlns:a="http://schemas.openxmlformats.org/drawingml/2006/main" noChangeAspect="1"/>
+            </wp:cNvGraphicFramePr>
+            <a:graphic xmlns:a="http://schemas.openxmlformats.org/drawingml/2006/main">
+              <a:graphicData uri="http://schemas.openxmlformats.org/drawingml/2006/picture">
+                <pic:pic xmlns:pic="http://schemas.openxmlformats.org/drawingml/2006/picture">
+                  <pic:nvPicPr>
+                    <pic:cNvPr id="0" name="Picture 33"/>
+                    <pic:cNvPicPr>
+                      <a:picLocks noChangeAspect="1" noChangeArrowheads="1"/>
+                    </pic:cNvPicPr>
+                  </pic:nvPicPr>
+                  <pic:blipFill>
+                    <a:blip r:embed="rId13">
+                      <a:extLst>
+                        <a:ext uri="{28A0092B-C50C-407E-A947-70E740481C1C}">
+                          <a14:useLocalDpi xmlns:a14="http://schemas.microsoft.com/office/drawing/2010/main" val="0"/>
+                        </a:ext>
+                      </a:extLst>
+                    </a:blip>
+                    <a:srcRect/>
+                    <a:stretch>
+                      <a:fillRect/>
+                    </a:stretch>
+                  </pic:blipFill>
+                  <pic:spPr bwMode="auto">
+                    <a:xfrm>
+                      <a:off x="0" y="0"/>
+                      <a:ext cx="5731510" cy="4836795"/>
+                    </a:xfrm>
+                    <a:prstGeom prst="rect">
+                      <a:avLst/>
+                    </a:prstGeom>
+                    <a:solidFill>
+                      <a:srgbClr val="FFFFFF">
+                        <a:shade val="85000"/>
+                      </a:srgbClr>
+                    </a:solidFill>
+                    <a:ln w="88900" cap="sq">
+                      <a:solidFill>
+                        <a:srgbClr val="FFFFFF"/>
+                      </a:solidFill>
+                      <a:miter lim="800000"/>
+                    </a:ln>
+                    <a:effectLst>
+                      <a:outerShdw blurRad="55000" dist="18000" dir="5400000" algn="tl" rotWithShape="0">
+                        <a:srgbClr val="000000">
+                          <a:alpha val="40000"/>
+                        </a:srgbClr>
+                      </a:outerShdw>
+                    </a:effectLst>
+                    <a:scene3d>
+                      <a:camera prst="orthographicFront"/>
+                      <a:lightRig rig="twoPt" dir="t">
+                        <a:rot lat="0" lon="0" rev="7200000"/>
+                      </a:lightRig>
+                    </a:scene3d>
+                    <a:sp3d>
+                      <a:bevelT w="25400" h="19050"/>
+                      <a:contourClr>
+                        <a:srgbClr val="FFFFFF"/>
+                      </a:contourClr>
+                    </a:sp3d>
+                  </pic:spPr>
+                </pic:pic>
+              </a:graphicData>
+            </a:graphic>
+            <wp14:sizeRelH relativeFrom="page">
+              <wp14:pctWidth>0</wp14:pctWidth>
+            </wp14:sizeRelH>
+            <wp14:sizeRelV relativeFrom="page">
+              <wp14:pctHeight>0</wp14:pctHeight>
+            </wp14:sizeRelV>
+          </wp:anchor>
+        </w:drawing>
+      </w:r>
+      <w:r>
+        <w:rPr>
+          <w:rFonts w:ascii="Serif" w:hAnsi="Serif"/>
+        </w:rPr>
+        <w:t>The scatter matrix reveals a strong linear relationship between CO₂ gross and CO₂ net emissions, indicating a high level of correlation between these variables. This suggests potential redundancy and may introduce multicollinearity</w:t>
+      </w:r>
+      <w:r>
+        <w:rPr>
+          <w:rFonts w:ascii="Serif" w:hAnsi="Serif" w:cs="Arial"/>
+        </w:rPr>
+        <w:t>(Fatima, 2024)</w:t>
+      </w:r>
+      <w:r>
+        <w:rPr>
+          <w:rFonts w:ascii="Serif" w:hAnsi="Serif"/>
+        </w:rPr>
+        <w:t>. FOB and Volume show a strong positive correlation with a clear linear trend, while the other variables are more scattered, suggesting weaker relationships between them. This graph helps in selecting appropriate algorithms, since some models are affected by correlated features, while others can handle them without issues.</w:t>
+      </w:r>
+    </w:p>
+    <w:p>
+      <w:pPr>
+        <w:rPr>
+          <w:rFonts w:ascii="Serif" w:hAnsi="Serif"/>
+        </w:rPr>
+      </w:pPr>
+    </w:p>
+    <w:p>
+      <w:pPr>
+        <w:rPr>
+          <w:rFonts w:ascii="Serif" w:hAnsi="Serif"/>
+        </w:rPr>
+      </w:pPr>
+    </w:p>
+    <w:p>
+      <w:pPr>
+        <w:rPr>
+          <w:rFonts w:ascii="Serif" w:hAnsi="Serif"/>
+        </w:rPr>
+      </w:pPr>
+    </w:p>
+    <w:p>
+      <w:pPr>
+        <w:rPr>
+          <w:rFonts w:ascii="Serif" w:hAnsi="Serif"/>
+        </w:rPr>
+      </w:pPr>
+    </w:p>
+    <w:p>
+      <w:pPr>
+        <w:rPr>
+          <w:rFonts w:ascii="Serif" w:hAnsi="Serif"/>
+        </w:rPr>
+      </w:pPr>
+    </w:p>
+    <w:p>
+      <w:pPr>
+        <w:rPr>
+          <w:rFonts w:ascii="Serif" w:hAnsi="Serif"/>
+        </w:rPr>
+      </w:pPr>
+    </w:p>
+    <w:p>
+      <w:pPr>
+        <w:pStyle w:val="Heading4"/>
+        <w:rPr>
+          <w:rFonts w:ascii="Serif" w:hAnsi="Serif"/>
+        </w:rPr>
+      </w:pPr>
+      <w:r>
+        <w:rPr>
+          <w:rFonts w:ascii="Serif" w:hAnsi="Serif"/>
+        </w:rPr>
+        <w:lastRenderedPageBreak/>
+        <w:t>Simple aggregations</w:t>
+      </w:r>
+    </w:p>
+    <w:p>
+      <w:pPr>
+        <w:jc w:val="both"/>
+        <w:rPr>
+          <w:rFonts w:ascii="Serif" w:hAnsi="Serif"/>
+        </w:rPr>
+      </w:pPr>
+      <w:r>
+        <w:rPr>
+          <w:rFonts w:ascii="Serif" w:hAnsi="Serif"/>
+        </w:rPr>
+        <w:t xml:space="preserve">Simple aggregations were used to analyse trends over time in the </w:t>
+      </w:r>
+      <w:r>
+        <w:rPr>
+          <w:rFonts w:ascii="Serif" w:hAnsi="Serif"/>
+          <w:i/>
+          <w:iCs/>
+        </w:rPr>
+        <w:t>Beef Amazon</w:t>
+      </w:r>
+      <w:r>
+        <w:rPr>
+          <w:rFonts w:ascii="Serif" w:hAnsi="Serif"/>
+        </w:rPr>
+        <w:t xml:space="preserve"> dataset. FOB values show an overall increase, rising from approximately 730 million in 2011 to over 2.7 billion in 2023, indicating significant economic growth. CO₂ net emissions also increased over time, particularly after 2015, reaching values above 120 million. In contrast, emissions are zero in earlier years, suggesting missing or unreported data rather than an actual absence of emissions.</w:t>
+      </w:r>
+    </w:p>
+    <w:p>
+      <w:pPr>
+        <w:rPr>
+          <w:rFonts w:ascii="Serif" w:hAnsi="Serif"/>
+        </w:rPr>
+      </w:pPr>
+    </w:p>
+    <w:p>
+      <w:pPr>
+        <w:rPr>
+          <w:rFonts w:ascii="Serif" w:hAnsi="Serif"/>
+        </w:rPr>
+      </w:pPr>
+      <w:r>
+        <w:rPr>
+          <w:rFonts w:ascii="Serif" w:hAnsi="Serif"/>
+          <w:noProof/>
+          <w:bdr w:val="none" w:sz="0" w:space="0" w:color="auto" w:frame="1"/>
+        </w:rPr>
+        <w:drawing>
+          <wp:anchor distT="0" distB="0" distL="114300" distR="114300" simplePos="0" relativeHeight="251662336" behindDoc="0" locked="0" layoutInCell="1" allowOverlap="1" wp14:anchorId="3CC33D1A" wp14:editId="290BEE6E">
+            <wp:simplePos x="0" y="0"/>
+            <wp:positionH relativeFrom="margin">
+              <wp:align>center</wp:align>
+            </wp:positionH>
+            <wp:positionV relativeFrom="paragraph">
+              <wp:posOffset>58874</wp:posOffset>
+            </wp:positionV>
+            <wp:extent cx="3562350" cy="3638550"/>
+            <wp:effectExtent l="152400" t="114300" r="152400" b="171450"/>
+            <wp:wrapSquare wrapText="bothSides"/>
+            <wp:docPr id="1856840153" name="Picture 15"/>
+            <wp:cNvGraphicFramePr>
+              <a:graphicFrameLocks xmlns:a="http://schemas.openxmlformats.org/drawingml/2006/main" noChangeAspect="1"/>
+            </wp:cNvGraphicFramePr>
+            <a:graphic xmlns:a="http://schemas.openxmlformats.org/drawingml/2006/main">
+              <a:graphicData uri="http://schemas.openxmlformats.org/drawingml/2006/picture">
+                <pic:pic xmlns:pic="http://schemas.openxmlformats.org/drawingml/2006/picture">
+                  <pic:nvPicPr>
+                    <pic:cNvPr id="0" name="Picture 35"/>
+                    <pic:cNvPicPr>
+                      <a:picLocks noChangeAspect="1" noChangeArrowheads="1"/>
+                    </pic:cNvPicPr>
+                  </pic:nvPicPr>
+                  <pic:blipFill>
+                    <a:blip r:embed="rId14">
+                      <a:extLst>
+                        <a:ext uri="{28A0092B-C50C-407E-A947-70E740481C1C}">
+                          <a14:useLocalDpi xmlns:a14="http://schemas.microsoft.com/office/drawing/2010/main" val="0"/>
+                        </a:ext>
+                      </a:extLst>
+                    </a:blip>
+                    <a:srcRect/>
+                    <a:stretch>
+                      <a:fillRect/>
+                    </a:stretch>
+                  </pic:blipFill>
+                  <pic:spPr bwMode="auto">
+                    <a:xfrm>
+                      <a:off x="0" y="0"/>
+                      <a:ext cx="3562350" cy="3638550"/>
+                    </a:xfrm>
+                    <a:prstGeom prst="rect">
+                      <a:avLst/>
+                    </a:prstGeom>
+                    <a:solidFill>
+                      <a:srgbClr val="FFFFFF">
+                        <a:shade val="85000"/>
+                      </a:srgbClr>
+                    </a:solidFill>
+                    <a:ln w="88900" cap="sq">
+                      <a:solidFill>
+                        <a:srgbClr val="FFFFFF"/>
+                      </a:solidFill>
+                      <a:miter lim="800000"/>
+                    </a:ln>
+                    <a:effectLst>
+                      <a:outerShdw blurRad="55000" dist="18000" dir="5400000" algn="tl" rotWithShape="0">
+                        <a:srgbClr val="000000">
+                          <a:alpha val="40000"/>
+                        </a:srgbClr>
+                      </a:outerShdw>
+                    </a:effectLst>
+                    <a:scene3d>
+                      <a:camera prst="orthographicFront"/>
+                      <a:lightRig rig="twoPt" dir="t">
+                        <a:rot lat="0" lon="0" rev="7200000"/>
+                      </a:lightRig>
+                    </a:scene3d>
+                    <a:sp3d>
+                      <a:bevelT w="25400" h="19050"/>
+                      <a:contourClr>
+                        <a:srgbClr val="FFFFFF"/>
+                      </a:contourClr>
+                    </a:sp3d>
+                  </pic:spPr>
+                </pic:pic>
+              </a:graphicData>
+            </a:graphic>
+            <wp14:sizeRelH relativeFrom="page">
+              <wp14:pctWidth>0</wp14:pctWidth>
+            </wp14:sizeRelH>
+            <wp14:sizeRelV relativeFrom="page">
+              <wp14:pctHeight>0</wp14:pctHeight>
+            </wp14:sizeRelV>
+          </wp:anchor>
+        </w:drawing>
+      </w:r>
+    </w:p>
+    <w:p>
+      <w:pPr>
+        <w:rPr>
+          <w:rFonts w:ascii="Serif" w:hAnsi="Serif"/>
+        </w:rPr>
+      </w:pPr>
+    </w:p>
+    <w:p>
+      <w:pPr>
+        <w:rPr>
+          <w:rFonts w:ascii="Serif" w:hAnsi="Serif"/>
+        </w:rPr>
+      </w:pPr>
+    </w:p>
+    <w:p>
+      <w:pPr>
+        <w:rPr>
+          <w:rFonts w:ascii="Serif" w:hAnsi="Serif"/>
+        </w:rPr>
+      </w:pPr>
+    </w:p>
+    <w:p>
+      <w:pPr>
+        <w:rPr>
+          <w:rFonts w:ascii="Serif" w:hAnsi="Serif"/>
+        </w:rPr>
+      </w:pPr>
+    </w:p>
+    <w:p>
+      <w:pPr>
+        <w:rPr>
+          <w:rFonts w:ascii="Serif" w:hAnsi="Serif"/>
+        </w:rPr>
+      </w:pPr>
+    </w:p>
+    <w:p>
+      <w:pPr>
+        <w:rPr>
+          <w:rFonts w:ascii="Serif" w:hAnsi="Serif"/>
+        </w:rPr>
+      </w:pPr>
+    </w:p>
+    <w:p>
+      <w:pPr>
+        <w:rPr>
+          <w:rFonts w:ascii="Serif" w:hAnsi="Serif"/>
+        </w:rPr>
+      </w:pPr>
+    </w:p>
+    <w:p>
+      <w:pPr>
+        <w:rPr>
+          <w:rFonts w:ascii="Serif" w:hAnsi="Serif"/>
+        </w:rPr>
+      </w:pPr>
+    </w:p>
+    <w:p>
+      <w:pPr>
+        <w:rPr>
+          <w:rFonts w:ascii="Serif" w:hAnsi="Serif"/>
+        </w:rPr>
+      </w:pPr>
+    </w:p>
+    <w:p>
+      <w:pPr>
+        <w:rPr>
+          <w:rFonts w:ascii="Serif" w:hAnsi="Serif"/>
+        </w:rPr>
+      </w:pPr>
+    </w:p>
+    <w:p>
+      <w:pPr>
+        <w:rPr>
+          <w:rFonts w:ascii="Serif" w:hAnsi="Serif"/>
+        </w:rPr>
+      </w:pPr>
+    </w:p>
+    <w:p>
+      <w:pPr>
+        <w:rPr>
+          <w:rFonts w:ascii="Serif" w:hAnsi="Serif"/>
+        </w:rPr>
+      </w:pPr>
+    </w:p>
+    <w:p>
+      <w:pPr>
+        <w:rPr>
+          <w:rFonts w:ascii="Serif" w:hAnsi="Serif"/>
+        </w:rPr>
+      </w:pPr>
+    </w:p>
+    <w:p>
+      <w:pPr>
+        <w:rPr>
+          <w:rFonts w:ascii="Serif" w:hAnsi="Serif"/>
+        </w:rPr>
+      </w:pPr>
+    </w:p>
+    <w:p>
+      <w:pPr>
+        <w:rPr>
+          <w:rFonts w:ascii="Serif" w:hAnsi="Serif"/>
+        </w:rPr>
+      </w:pPr>
+    </w:p>
+    <w:p>
+      <w:pPr>
+        <w:rPr>
+          <w:rFonts w:ascii="Serif" w:hAnsi="Serif"/>
+        </w:rPr>
+      </w:pPr>
+    </w:p>
+    <w:p>
+      <w:pPr>
+        <w:rPr>
+          <w:rFonts w:ascii="Serif" w:hAnsi="Serif"/>
+        </w:rPr>
+      </w:pPr>
+    </w:p>
+    <w:p>
+      <w:pPr>
+        <w:rPr>
+          <w:rFonts w:ascii="Serif" w:hAnsi="Serif"/>
+        </w:rPr>
+      </w:pPr>
+    </w:p>
+    <w:p>
+      <w:pPr>
+        <w:rPr>
+          <w:rFonts w:ascii="Serif" w:hAnsi="Serif"/>
+        </w:rPr>
+      </w:pPr>
+    </w:p>
+    <w:p>
+      <w:pPr>
+        <w:rPr>
+          <w:rFonts w:ascii="Serif" w:hAnsi="Serif"/>
+        </w:rPr>
+      </w:pPr>
+    </w:p>
+    <w:p>
+      <w:pPr>
+        <w:pStyle w:val="Heading2"/>
+        <w:rPr>
+          <w:rFonts w:ascii="Serif" w:hAnsi="Serif"/>
+        </w:rPr>
+      </w:pPr>
+      <w:bookmarkStart w:id="25" w:name="_Toc229330726"/>
+      <w:r>
+        <w:rPr>
+          <w:rFonts w:ascii="Serif" w:hAnsi="Serif"/>
+        </w:rPr>
+        <w:lastRenderedPageBreak/>
+        <w:t>2.4 Data Quality Report</w:t>
+      </w:r>
+      <w:bookmarkEnd w:id="25"/>
+    </w:p>
+    <w:p>
+      <w:pPr>
+        <w:pStyle w:val="Heading4"/>
+        <w:rPr>
+          <w:rFonts w:ascii="Serif" w:hAnsi="Serif"/>
+          <w:b/>
+          <w:bCs/>
+          <w:i w:val="0"/>
+          <w:iCs w:val="0"/>
+          <w:color w:val="000000" w:themeColor="text1"/>
+        </w:rPr>
+      </w:pPr>
+      <w:r>
+        <w:rPr>
+          <w:rFonts w:ascii="Serif" w:hAnsi="Serif"/>
+          <w:b/>
+          <w:bCs/>
+          <w:i w:val="0"/>
+          <w:iCs w:val="0"/>
+          <w:color w:val="000000" w:themeColor="text1"/>
+        </w:rPr>
+        <w:t>Missing values</w:t>
+      </w:r>
+    </w:p>
+    <w:p>
+      <w:pPr>
+        <w:pStyle w:val="Heading4"/>
+        <w:jc w:val="both"/>
+        <w:rPr>
+          <w:rFonts w:ascii="Serif" w:eastAsiaTheme="minorHAnsi" w:hAnsi="Serif" w:cstheme="minorBidi"/>
+          <w:i w:val="0"/>
+          <w:iCs w:val="0"/>
+          <w:color w:val="auto"/>
+        </w:rPr>
+      </w:pPr>
+      <w:r>
+        <w:rPr>
+          <w:rFonts w:ascii="Serif" w:eastAsiaTheme="minorHAnsi" w:hAnsi="Serif" w:cstheme="minorBidi"/>
+          <w:i w:val="0"/>
+          <w:iCs w:val="0"/>
+          <w:color w:val="auto"/>
+        </w:rPr>
+        <w:t>During the analysis, we identified that four features contain missing values. The land use variable has approximately 3.75% missing data, which is relatively low and unlikely to significantly impact the analysis. On the other hand, the variables related to deforestation exposure and CO₂ emissions contain a much higher proportion of 24.92% missing values, which may negatively affect the reliability of the results and should be carefully handled in later stages.</w:t>
+      </w:r>
+    </w:p>
+    <w:p>
+      <w:pPr>
+        <w:pStyle w:val="Heading4"/>
+        <w:rPr>
+          <w:rFonts w:ascii="Serif" w:hAnsi="Serif"/>
+          <w:b/>
+          <w:bCs/>
+          <w:i w:val="0"/>
+          <w:iCs w:val="0"/>
+          <w:color w:val="000000" w:themeColor="text1"/>
+        </w:rPr>
+      </w:pPr>
+      <w:r>
+        <w:rPr>
+          <w:rFonts w:ascii="Serif" w:hAnsi="Serif"/>
+          <w:b/>
+          <w:bCs/>
+          <w:i w:val="0"/>
+          <w:iCs w:val="0"/>
+          <w:color w:val="000000" w:themeColor="text1"/>
+        </w:rPr>
+        <w:t>Outliers</w:t>
+      </w:r>
+    </w:p>
+    <w:p>
+      <w:pPr>
+        <w:pStyle w:val="Heading4"/>
+        <w:jc w:val="both"/>
+        <w:rPr>
+          <w:rFonts w:ascii="Serif" w:eastAsiaTheme="minorHAnsi" w:hAnsi="Serif" w:cstheme="minorBidi"/>
+          <w:i w:val="0"/>
+          <w:iCs w:val="0"/>
+          <w:color w:val="auto"/>
+        </w:rPr>
+      </w:pPr>
+      <w:r>
+        <w:rPr>
+          <w:rFonts w:ascii="Serif" w:eastAsiaTheme="minorHAnsi" w:hAnsi="Serif" w:cstheme="minorBidi"/>
+          <w:i w:val="0"/>
+          <w:iCs w:val="0"/>
+          <w:color w:val="auto"/>
+        </w:rPr>
+        <w:t>From our analysis, we observed that the dataset contains significant outliers, with most values concentrated near zero and a few extreme values in variables such as FOB and CO₂ emissions. These outliers contribute to strong skewness and may affect data interpretation and model performance.</w:t>
+      </w:r>
+    </w:p>
+    <w:p>
+      <w:pPr>
+        <w:pStyle w:val="Heading4"/>
+        <w:jc w:val="both"/>
+        <w:rPr>
+          <w:rFonts w:ascii="Serif" w:hAnsi="Serif"/>
+          <w:b/>
+          <w:bCs/>
+          <w:i w:val="0"/>
+          <w:iCs w:val="0"/>
+          <w:color w:val="000000" w:themeColor="text1"/>
+        </w:rPr>
+      </w:pPr>
+      <w:r>
+        <w:rPr>
+          <w:rFonts w:ascii="Serif" w:hAnsi="Serif"/>
+          <w:b/>
+          <w:bCs/>
+          <w:i w:val="0"/>
+          <w:iCs w:val="0"/>
+          <w:color w:val="000000" w:themeColor="text1"/>
+        </w:rPr>
+        <w:t xml:space="preserve">Duplicates </w:t>
+      </w:r>
+    </w:p>
+    <w:p>
+      <w:pPr>
+        <w:pStyle w:val="Heading4"/>
+        <w:jc w:val="both"/>
+        <w:rPr>
+          <w:rFonts w:ascii="Serif" w:eastAsiaTheme="minorHAnsi" w:hAnsi="Serif" w:cstheme="minorBidi"/>
+          <w:i w:val="0"/>
+          <w:iCs w:val="0"/>
+          <w:color w:val="auto"/>
+        </w:rPr>
+      </w:pPr>
+      <w:r>
+        <w:rPr>
+          <w:rFonts w:ascii="Serif" w:eastAsiaTheme="minorHAnsi" w:hAnsi="Serif" w:cstheme="minorBidi"/>
+          <w:i w:val="0"/>
+          <w:iCs w:val="0"/>
+          <w:color w:val="auto"/>
+        </w:rPr>
+        <w:t>We also examined the dataset for duplicate records and found no significant duplicates. This indicates that each observation represents a unique entry, ensuring data integrity and consistency. The absence of duplicates is important, as it prevents bias caused by repeated records and ensures that the analysis and model training are based on accurate and non-redundant data.</w:t>
+      </w:r>
+    </w:p>
+    <w:p>
+      <w:pPr>
+        <w:pStyle w:val="Heading4"/>
+        <w:rPr>
+          <w:rFonts w:ascii="Serif" w:hAnsi="Serif"/>
+          <w:b/>
+          <w:bCs/>
+          <w:i w:val="0"/>
+          <w:iCs w:val="0"/>
+        </w:rPr>
+      </w:pPr>
+      <w:r>
+        <w:rPr>
+          <w:rFonts w:ascii="Serif" w:hAnsi="Serif"/>
+          <w:b/>
+          <w:bCs/>
+          <w:i w:val="0"/>
+          <w:iCs w:val="0"/>
+          <w:color w:val="000000" w:themeColor="text1"/>
+        </w:rPr>
+        <w:t>Possible solutions</w:t>
+      </w:r>
+    </w:p>
+    <w:p>
+      <w:pPr>
+        <w:jc w:val="both"/>
+        <w:rPr>
+          <w:rFonts w:ascii="Serif" w:hAnsi="Serif"/>
+        </w:rPr>
+      </w:pPr>
+      <w:r>
+        <w:rPr>
+          <w:rFonts w:ascii="Serif" w:hAnsi="Serif"/>
+        </w:rPr>
+        <w:t>To address the identified data quality issues, we considered several approaches. Missing values may be handled using imputation techniques, including simple methods such as median imputation, as well as model-based imputation to better estimate missing values and reduce bias. Alternatively, the removal of rows with missing values may be considered, depending on their impact on the dataset.</w:t>
+      </w:r>
+    </w:p>
+    <w:p>
+      <w:pPr>
+        <w:jc w:val="both"/>
+        <w:rPr>
+          <w:rFonts w:ascii="Serif" w:hAnsi="Serif"/>
+        </w:rPr>
+      </w:pPr>
+      <w:r>
+        <w:rPr>
+          <w:rFonts w:ascii="Serif" w:hAnsi="Serif"/>
+        </w:rPr>
+        <w:t>Regarding outliers, we decided that these values should be kept, as they represent real observations and may provide valuable insights. However, their impact on model performance should be considered, and techniques such as feature scaling may be applied depending on the requirements of the selected machine learning models.</w:t>
+      </w:r>
+    </w:p>
+    <w:p>
+      <w:pPr>
+        <w:jc w:val="both"/>
+        <w:rPr>
+          <w:rFonts w:ascii="Serif" w:hAnsi="Serif"/>
+        </w:rPr>
+      </w:pPr>
+    </w:p>
     <w:p/>
     <w:p/>
     <w:p/>
     <w:p/>
     <w:p/>
     <w:sectPr>
-      <w:headerReference w:type="default" r:id="rId8"/>
-      <w:footerReference w:type="default" r:id="rId9"/>
+      <w:headerReference w:type="default" r:id="rId15"/>
+      <w:footerReference w:type="default" r:id="rId16"/>
       <w:pgSz w:w="11906" w:h="16838"/>
       <w:pgMar w:top="1418" w:right="1440" w:bottom="1440" w:left="1440" w:header="709" w:footer="709" w:gutter="0"/>
       <w:cols w:space="708"/>
@@ -2057,6 +3781,7 @@
                             <w:dataBinding w:prefixMappings="xmlns:ns0='http://purl.org/dc/elements/1.1/' xmlns:ns1='http://schemas.openxmlformats.org/package/2006/metadata/core-properties' " w:xpath="/ns1:coreProperties[1]/ns0:title[1]" w:storeItemID="{6C3C8BC8-F283-45AE-878A-BAB7291924A1}"/>
                             <w:text/>
                           </w:sdtPr>
+                          <w:sdtEndPr/>
                           <w:sdtContent>
                             <w:p>
                               <w:pPr>
@@ -2122,6 +3847,7 @@
                       <w:dataBinding w:prefixMappings="xmlns:ns0='http://purl.org/dc/elements/1.1/' xmlns:ns1='http://schemas.openxmlformats.org/package/2006/metadata/core-properties' " w:xpath="/ns1:coreProperties[1]/ns0:title[1]" w:storeItemID="{6C3C8BC8-F283-45AE-878A-BAB7291924A1}"/>
                       <w:text/>
                     </w:sdtPr>
+                    <w:sdtEndPr/>
                     <w:sdtContent>
                       <w:p>
                         <w:pPr>
@@ -3169,7 +4895,6 @@
     <w:next w:val="Normal"/>
     <w:link w:val="Heading4Char"/>
     <w:uiPriority w:val="9"/>
-    <w:semiHidden/>
     <w:unhideWhenUsed/>
     <w:qFormat/>
     <w:rsid w:val="0055158C"/>
@@ -3368,7 +5093,6 @@
     <w:basedOn w:val="DefaultParagraphFont"/>
     <w:link w:val="Heading4"/>
     <w:uiPriority w:val="9"/>
-    <w:semiHidden/>
     <w:rsid w:val="0055158C"/>
     <w:rPr>
       <w:rFonts w:eastAsiaTheme="majorEastAsia" w:cstheme="majorBidi"/>

--- a/Final_Project_Carlos_Suelen.docx
+++ b/Final_Project_Carlos_Suelen.docx
@@ -57,25 +57,7 @@
           <w:sz w:val="28"/>
           <w:szCs w:val="28"/>
         </w:rPr>
-        <w:t xml:space="preserve">Carlos Daniel Ambrosio &amp; </w:t>
-      </w:r>
-      <w:proofErr w:type="spellStart"/>
-      <w:r>
-        <w:rPr>
-          <w:rFonts w:ascii="Serif" w:hAnsi="Serif" w:cs="Arial"/>
-          <w:sz w:val="28"/>
-          <w:szCs w:val="28"/>
-        </w:rPr>
-        <w:t>Suelen</w:t>
-      </w:r>
-      <w:proofErr w:type="spellEnd"/>
-      <w:r>
-        <w:rPr>
-          <w:rFonts w:ascii="Serif" w:hAnsi="Serif" w:cs="Arial"/>
-          <w:sz w:val="28"/>
-          <w:szCs w:val="28"/>
-        </w:rPr>
-        <w:t xml:space="preserve"> Rocha</w:t>
+        <w:t>Carlos Daniel Ambrosio &amp; Suelen Rocha</w:t>
       </w:r>
     </w:p>
     <w:p>
@@ -1053,77 +1035,35 @@
         <w:rPr>
           <w:rFonts w:ascii="Serif" w:hAnsi="Serif" w:cs="Arial"/>
         </w:rPr>
-        <w:t xml:space="preserve">Deforestation has become a major environmental issue worldwide, especially in the Amazon Rainforest, which is known as one of the world’s largest carbon sinks. This region has been significantly impacted by cattle farming, contributing to increased CO₂ emissions and land degradation. As Brazil is one of the world’s largest beef producers and exporters, the environmental impact of livestock production has attracted increasing attention from </w:t>
-      </w:r>
-      <w:proofErr w:type="spellStart"/>
-      <w:r>
-        <w:rPr>
-          <w:rFonts w:ascii="Serif" w:hAnsi="Serif" w:cs="Arial"/>
-        </w:rPr>
-        <w:t>organisations</w:t>
-      </w:r>
-      <w:proofErr w:type="spellEnd"/>
-      <w:r>
-        <w:rPr>
-          <w:rFonts w:ascii="Serif" w:hAnsi="Serif" w:cs="Arial"/>
-        </w:rPr>
-        <w:t>, governments, and sustainability analysts.</w:t>
-      </w:r>
-    </w:p>
-    <w:p>
-      <w:pPr>
-        <w:jc w:val="both"/>
-        <w:rPr>
-          <w:rFonts w:ascii="Serif" w:hAnsi="Serif" w:cs="Arial"/>
-        </w:rPr>
-      </w:pPr>
-      <w:r>
-        <w:rPr>
-          <w:rFonts w:ascii="Serif" w:hAnsi="Serif" w:cs="Arial"/>
-        </w:rPr>
-        <w:t xml:space="preserve">This project aims to </w:t>
-      </w:r>
-      <w:proofErr w:type="spellStart"/>
-      <w:r>
-        <w:rPr>
-          <w:rFonts w:ascii="Serif" w:hAnsi="Serif" w:cs="Arial"/>
-        </w:rPr>
-        <w:t>analyse</w:t>
-      </w:r>
-      <w:proofErr w:type="spellEnd"/>
-      <w:r>
-        <w:rPr>
-          <w:rFonts w:ascii="Serif" w:hAnsi="Serif" w:cs="Arial"/>
-        </w:rPr>
-        <w:t xml:space="preserve"> the relationship between cattle farming, deforestation, and CO₂ emissions in the Amazon using Machine Learning techniques. Using the CRISP-DM framework, the project explored each stage of the process, starting with business understanding, followed by data understanding, data preparation, modelling, evaluation, and deployment.</w:t>
-      </w:r>
-    </w:p>
-    <w:p>
-      <w:pPr>
-        <w:jc w:val="both"/>
-        <w:rPr>
-          <w:rFonts w:ascii="Serif" w:hAnsi="Serif" w:cs="Arial"/>
-        </w:rPr>
-      </w:pPr>
-      <w:r>
-        <w:rPr>
-          <w:rFonts w:ascii="Serif" w:hAnsi="Serif" w:cs="Arial"/>
-        </w:rPr>
-        <w:t xml:space="preserve">During the exploratory data analysis phase, the dataset was </w:t>
-      </w:r>
-      <w:proofErr w:type="spellStart"/>
-      <w:r>
-        <w:rPr>
-          <w:rFonts w:ascii="Serif" w:hAnsi="Serif" w:cs="Arial"/>
-        </w:rPr>
-        <w:t>analysed</w:t>
-      </w:r>
-      <w:proofErr w:type="spellEnd"/>
-      <w:r>
-        <w:rPr>
-          <w:rFonts w:ascii="Serif" w:hAnsi="Serif" w:cs="Arial"/>
-        </w:rPr>
-        <w:t xml:space="preserve"> using histograms, scatter plots, boxplots, and correlation analysis to better understand the distribution of the variables, identify outliers, examine relationships between features, and detect issues such as skewness and multicollinearity. The analysis showed that the dataset contains highly skewed distributions, extreme values, correlated variables, and missing data, which required careful preprocessing before modelling.</w:t>
+        <w:t>Deforestation has become a major environmental issue worldwide, especially in the Amazon Rainforest, which is known as one of the world’s largest carbon sinks. This region has been significantly impacted by cattle farming, contributing to increased CO₂ emissions and land degradation. As Brazil is one of the world’s largest beef producers and exporters, the environmental impact of livestock production has attracted increasing attention from organisations, governments, and sustainability analysts.</w:t>
+      </w:r>
+    </w:p>
+    <w:p>
+      <w:pPr>
+        <w:jc w:val="both"/>
+        <w:rPr>
+          <w:rFonts w:ascii="Serif" w:hAnsi="Serif" w:cs="Arial"/>
+        </w:rPr>
+      </w:pPr>
+      <w:r>
+        <w:rPr>
+          <w:rFonts w:ascii="Serif" w:hAnsi="Serif" w:cs="Arial"/>
+        </w:rPr>
+        <w:t>This project aims to analyse the relationship between cattle farming, deforestation, and CO₂ emissions in the Amazon using Machine Learning techniques. Using the CRISP-DM framework, the project explored each stage of the process, starting with business understanding, followed by data understanding, data preparation, modelling, evaluation, and deployment.</w:t>
+      </w:r>
+    </w:p>
+    <w:p>
+      <w:pPr>
+        <w:jc w:val="both"/>
+        <w:rPr>
+          <w:rFonts w:ascii="Serif" w:hAnsi="Serif" w:cs="Arial"/>
+        </w:rPr>
+      </w:pPr>
+      <w:r>
+        <w:rPr>
+          <w:rFonts w:ascii="Serif" w:hAnsi="Serif" w:cs="Arial"/>
+        </w:rPr>
+        <w:t>During the exploratory data analysis phase, the dataset was analysed using histograms, scatter plots, boxplots, and correlation analysis to better understand the distribution of the variables, identify outliers, examine relationships between features, and detect issues such as skewness and multicollinearity. The analysis showed that the dataset contains highly skewed distributions, extreme values, correlated variables, and missing data, which required careful preprocessing before modelling.</w:t>
       </w:r>
     </w:p>
     <w:p>
@@ -1157,21 +1097,7 @@
         <w:rPr>
           <w:rFonts w:ascii="Serif" w:hAnsi="Serif" w:cs="Arial"/>
         </w:rPr>
-        <w:t xml:space="preserve"> machine learning models were developed and compared: K-Nearest </w:t>
-      </w:r>
-      <w:proofErr w:type="spellStart"/>
-      <w:r>
-        <w:rPr>
-          <w:rFonts w:ascii="Serif" w:hAnsi="Serif" w:cs="Arial"/>
-        </w:rPr>
-        <w:t>Neighbours</w:t>
-      </w:r>
-      <w:proofErr w:type="spellEnd"/>
-      <w:r>
-        <w:rPr>
-          <w:rFonts w:ascii="Serif" w:hAnsi="Serif" w:cs="Arial"/>
-        </w:rPr>
-        <w:t xml:space="preserve"> Regressor (KNN), Random Forest Regressor, Partial Least Squares Regressor (PLS)</w:t>
+        <w:t xml:space="preserve"> machine learning models were developed and compared: K-Nearest Neighbours Regressor (KNN), Random Forest Regressor, Partial Least Squares Regressor (PLS)</w:t>
       </w:r>
       <w:r>
         <w:rPr>
@@ -1195,49 +1121,7 @@
         <w:rPr>
           <w:rFonts w:ascii="Serif" w:hAnsi="Serif" w:cs="Arial"/>
         </w:rPr>
-        <w:t xml:space="preserve">Different hyperparameters were tested using </w:t>
-      </w:r>
-      <w:proofErr w:type="spellStart"/>
-      <w:r>
-        <w:rPr>
-          <w:rFonts w:ascii="Serif" w:hAnsi="Serif" w:cs="Arial"/>
-        </w:rPr>
-        <w:t>GridSearchCV</w:t>
-      </w:r>
-      <w:proofErr w:type="spellEnd"/>
-      <w:r>
-        <w:rPr>
-          <w:rFonts w:ascii="Serif" w:hAnsi="Serif" w:cs="Arial"/>
-        </w:rPr>
-        <w:t xml:space="preserve">, and the models were evaluated using metrics such as R² score, Mean Absolute Error (MAE), and cross-validation. </w:t>
-      </w:r>
-      <w:proofErr w:type="gramStart"/>
-      <w:r>
-        <w:rPr>
-          <w:rFonts w:ascii="Serif" w:hAnsi="Serif" w:cs="Arial"/>
-        </w:rPr>
-        <w:t>Particular attention</w:t>
-      </w:r>
-      <w:proofErr w:type="gramEnd"/>
-      <w:r>
-        <w:rPr>
-          <w:rFonts w:ascii="Serif" w:hAnsi="Serif" w:cs="Arial"/>
-        </w:rPr>
-        <w:t xml:space="preserve"> was given to how correlated features and preprocessing techniques affected model performance and </w:t>
-      </w:r>
-      <w:proofErr w:type="spellStart"/>
-      <w:r>
-        <w:rPr>
-          <w:rFonts w:ascii="Serif" w:hAnsi="Serif" w:cs="Arial"/>
-        </w:rPr>
-        <w:t>generalisation</w:t>
-      </w:r>
-      <w:proofErr w:type="spellEnd"/>
-      <w:r>
-        <w:rPr>
-          <w:rFonts w:ascii="Serif" w:hAnsi="Serif" w:cs="Arial"/>
-        </w:rPr>
-        <w:t>.</w:t>
+        <w:t>Different hyperparameters were tested using GridSearchCV, and the models were evaluated using metrics such as R² score, Mean Absolute Error (MAE), and cross-validation. Particular attention was given to how correlated features and preprocessing techniques affected model performance and generalisation.</w:t>
       </w:r>
     </w:p>
     <w:p>
@@ -1377,21 +1261,7 @@
         <w:rPr>
           <w:rFonts w:ascii="Serif" w:hAnsi="Serif" w:cs="Arial"/>
         </w:rPr>
-        <w:t xml:space="preserve">This project aims to </w:t>
-      </w:r>
-      <w:proofErr w:type="spellStart"/>
-      <w:r>
-        <w:rPr>
-          <w:rFonts w:ascii="Serif" w:hAnsi="Serif" w:cs="Arial"/>
-        </w:rPr>
-        <w:t>analyse</w:t>
-      </w:r>
-      <w:proofErr w:type="spellEnd"/>
-      <w:r>
-        <w:rPr>
-          <w:rFonts w:ascii="Serif" w:hAnsi="Serif" w:cs="Arial"/>
-        </w:rPr>
-        <w:t xml:space="preserve"> livestock farming, Amazon deforestation, and CO</w:t>
+        <w:t>This project aims to analyse livestock farming, Amazon deforestation, and CO</w:t>
       </w:r>
       <w:r>
         <w:rPr>
@@ -1431,21 +1301,7 @@
         <w:rPr>
           <w:rFonts w:ascii="Serif" w:hAnsi="Serif" w:cs="Arial"/>
         </w:rPr>
-        <w:t xml:space="preserve">The Amazon Rainforest is the largest tropical forest and one of the most biodiverse ecosystems. It plays a vital role in absorbing around 200+ billion tons of carbon, regulating the climate, and maintaining global rainfall patterns. (WWF, 2024). Due to deforestation in the Amazon, driven by activities such as livestock farming, mining, and soy production, the region is experiencing significant carbon loss. </w:t>
-      </w:r>
-      <w:proofErr w:type="gramStart"/>
-      <w:r>
-        <w:rPr>
-          <w:rFonts w:ascii="Serif" w:hAnsi="Serif" w:cs="Arial"/>
-        </w:rPr>
-        <w:t>In particular, meat</w:t>
-      </w:r>
-      <w:proofErr w:type="gramEnd"/>
-      <w:r>
-        <w:rPr>
-          <w:rFonts w:ascii="Serif" w:hAnsi="Serif" w:cs="Arial"/>
-        </w:rPr>
-        <w:t xml:space="preserve"> production contributes heavily to this impact, leading to substantial CO</w:t>
+        <w:t>The Amazon Rainforest is the largest tropical forest and one of the most biodiverse ecosystems. It plays a vital role in absorbing around 200+ billion tons of carbon, regulating the climate, and maintaining global rainfall patterns. (WWF, 2024). Due to deforestation in the Amazon, driven by activities such as livestock farming, mining, and soy production, the region is experiencing significant carbon loss. In particular, meat production contributes heavily to this impact, leading to substantial CO</w:t>
       </w:r>
       <w:r>
         <w:rPr>
@@ -1540,21 +1396,7 @@
         <w:rPr>
           <w:rFonts w:ascii="Serif" w:hAnsi="Serif" w:cs="Arial"/>
         </w:rPr>
-        <w:t xml:space="preserve">Can predictive models help </w:t>
-      </w:r>
-      <w:proofErr w:type="spellStart"/>
-      <w:r>
-        <w:rPr>
-          <w:rFonts w:ascii="Serif" w:hAnsi="Serif" w:cs="Arial"/>
-        </w:rPr>
-        <w:t>organisations</w:t>
-      </w:r>
-      <w:proofErr w:type="spellEnd"/>
-      <w:r>
-        <w:rPr>
-          <w:rFonts w:ascii="Serif" w:hAnsi="Serif" w:cs="Arial"/>
-        </w:rPr>
-        <w:t xml:space="preserve"> anticipate environmental risks?</w:t>
+        <w:t>Can predictive models help organisations anticipate environmental risks?</w:t>
       </w:r>
     </w:p>
     <w:p>
@@ -1734,21 +1576,7 @@
         <w:rPr>
           <w:rFonts w:ascii="Serif" w:hAnsi="Serif" w:cs="Arial"/>
         </w:rPr>
-        <w:t xml:space="preserve">Data Understanding: Data collection from </w:t>
-      </w:r>
-      <w:proofErr w:type="spellStart"/>
-      <w:r>
-        <w:rPr>
-          <w:rFonts w:ascii="Serif" w:hAnsi="Serif" w:cs="Arial"/>
-        </w:rPr>
-        <w:t>TerraBrasilis</w:t>
-      </w:r>
-      <w:proofErr w:type="spellEnd"/>
-      <w:r>
-        <w:rPr>
-          <w:rFonts w:ascii="Serif" w:hAnsi="Serif" w:cs="Arial"/>
-        </w:rPr>
-        <w:t>, TRASE, and INPE</w:t>
+        <w:t>Data Understanding: Data collection from TerraBrasilis, TRASE, and INPE</w:t>
       </w:r>
     </w:p>
     <w:p>
@@ -1875,19 +1703,11 @@
           <w:rFonts w:ascii="Serif" w:hAnsi="Serif" w:cs="Arial"/>
         </w:rPr>
       </w:pPr>
-      <w:proofErr w:type="spellStart"/>
-      <w:r>
-        <w:rPr>
-          <w:rFonts w:ascii="Serif" w:hAnsi="Serif" w:cs="Arial"/>
-        </w:rPr>
-        <w:t>Jupyter</w:t>
-      </w:r>
-      <w:proofErr w:type="spellEnd"/>
-      <w:r>
-        <w:rPr>
-          <w:rFonts w:ascii="Serif" w:hAnsi="Serif" w:cs="Arial"/>
-        </w:rPr>
-        <w:t xml:space="preserve"> Notebook, Python</w:t>
+      <w:r>
+        <w:rPr>
+          <w:rFonts w:ascii="Serif" w:hAnsi="Serif" w:cs="Arial"/>
+        </w:rPr>
+        <w:t>Jupyter Notebook, Python</w:t>
       </w:r>
     </w:p>
     <w:p>
@@ -1918,35 +1738,7 @@
         <w:rPr>
           <w:rFonts w:ascii="Serif" w:hAnsi="Serif" w:cs="Arial"/>
         </w:rPr>
-        <w:t xml:space="preserve">, seaborn, </w:t>
-      </w:r>
-      <w:proofErr w:type="spellStart"/>
-      <w:r>
-        <w:rPr>
-          <w:rFonts w:ascii="Serif" w:hAnsi="Serif" w:cs="Arial"/>
-        </w:rPr>
-        <w:t>plotly</w:t>
-      </w:r>
-      <w:proofErr w:type="spellEnd"/>
-      <w:r>
-        <w:rPr>
-          <w:rFonts w:ascii="Serif" w:hAnsi="Serif" w:cs="Arial"/>
-        </w:rPr>
-        <w:t xml:space="preserve">, </w:t>
-      </w:r>
-      <w:proofErr w:type="spellStart"/>
-      <w:r>
-        <w:rPr>
-          <w:rFonts w:ascii="Serif" w:hAnsi="Serif" w:cs="Arial"/>
-        </w:rPr>
-        <w:t>geopandas</w:t>
-      </w:r>
-      <w:proofErr w:type="spellEnd"/>
-      <w:r>
-        <w:rPr>
-          <w:rFonts w:ascii="Serif" w:hAnsi="Serif" w:cs="Arial"/>
-        </w:rPr>
-        <w:t>)</w:t>
+        <w:t>, seaborn, plotly, geopandas)</w:t>
       </w:r>
     </w:p>
     <w:p>
@@ -1968,14 +1760,12 @@
         </w:rPr>
         <w:t xml:space="preserve">Machine Learning (Linear Regression, K-Nearest </w:t>
       </w:r>
-      <w:proofErr w:type="spellStart"/>
       <w:r>
         <w:rPr>
           <w:rFonts w:ascii="Serif" w:hAnsi="Serif" w:cs="Arial"/>
         </w:rPr>
         <w:t>Neighbour</w:t>
       </w:r>
-      <w:proofErr w:type="spellEnd"/>
       <w:r>
         <w:rPr>
           <w:rFonts w:ascii="Serif" w:hAnsi="Serif" w:cs="Arial"/>
@@ -2078,21 +1868,7 @@
         <w:rPr>
           <w:rFonts w:ascii="Serif" w:hAnsi="Serif" w:cs="Arial"/>
         </w:rPr>
-        <w:t xml:space="preserve"> useful insights for policymakers, ESG analysts, and </w:t>
-      </w:r>
-      <w:proofErr w:type="spellStart"/>
-      <w:r>
-        <w:rPr>
-          <w:rFonts w:ascii="Serif" w:hAnsi="Serif" w:cs="Arial"/>
-        </w:rPr>
-        <w:t>organisations</w:t>
-      </w:r>
-      <w:proofErr w:type="spellEnd"/>
-      <w:r>
-        <w:rPr>
-          <w:rFonts w:ascii="Serif" w:hAnsi="Serif" w:cs="Arial"/>
-        </w:rPr>
-        <w:t xml:space="preserve">, </w:t>
+        <w:t xml:space="preserve"> useful insights for policymakers, ESG analysts, and organisations, </w:t>
       </w:r>
       <w:r>
         <w:rPr>
@@ -2208,70 +1984,14 @@
         <w:rPr>
           <w:rFonts w:ascii="Serif" w:hAnsi="Serif" w:cs="Arial"/>
         </w:rPr>
-        <w:t xml:space="preserve"> emissions linked to cattle-driven deforestation. By </w:t>
-      </w:r>
-      <w:proofErr w:type="spellStart"/>
-      <w:r>
-        <w:rPr>
-          <w:rFonts w:ascii="Serif" w:hAnsi="Serif" w:cs="Arial"/>
-        </w:rPr>
-        <w:t>analysing</w:t>
-      </w:r>
-      <w:proofErr w:type="spellEnd"/>
-      <w:r>
-        <w:rPr>
-          <w:rFonts w:ascii="Serif" w:hAnsi="Serif" w:cs="Arial"/>
-        </w:rPr>
-        <w:t xml:space="preserve"> these emissions, the system helps </w:t>
-      </w:r>
-      <w:proofErr w:type="spellStart"/>
-      <w:r>
-        <w:rPr>
-          <w:rFonts w:ascii="Serif" w:hAnsi="Serif" w:cs="Arial"/>
-        </w:rPr>
-        <w:t>organisations</w:t>
-      </w:r>
-      <w:proofErr w:type="spellEnd"/>
-      <w:r>
-        <w:rPr>
-          <w:rFonts w:ascii="Serif" w:hAnsi="Serif" w:cs="Arial"/>
-        </w:rPr>
-        <w:t xml:space="preserve"> understand risks and make more informed decisions about their supply chains and sustainability strategies. This solution would help </w:t>
-      </w:r>
-      <w:proofErr w:type="spellStart"/>
-      <w:r>
-        <w:rPr>
-          <w:rFonts w:ascii="Serif" w:hAnsi="Serif" w:cs="Arial"/>
-        </w:rPr>
-        <w:t>organisations</w:t>
-      </w:r>
-      <w:proofErr w:type="spellEnd"/>
-      <w:r>
-        <w:rPr>
-          <w:rFonts w:ascii="Serif" w:hAnsi="Serif" w:cs="Arial"/>
-        </w:rPr>
-        <w:t xml:space="preserve"> identify risks earlier, stay aligned with regulations and market expectations, and avoid penalties or trade restrictions while protecting their reputation. Businesses can improve sustainability </w:t>
+        <w:t xml:space="preserve"> emissions linked to cattle-driven deforestation. By analysing these emissions, the system helps organisations understand risks and make more informed decisions about their supply chains and sustainability strategies. This solution would help organisations identify risks earlier, stay aligned with regulations and market expectations, and avoid penalties or trade restrictions while protecting their reputation. Businesses can improve sustainability </w:t>
       </w:r>
       <w:r>
         <w:rPr>
           <w:rFonts w:ascii="Serif" w:hAnsi="Serif" w:cs="Arial"/>
         </w:rPr>
         <w:lastRenderedPageBreak/>
-        <w:t>reporting, demonstrate responsible practices to investors and regulators, and maintain access to international markets while reducing compliance costs. (</w:t>
-      </w:r>
-      <w:proofErr w:type="spellStart"/>
-      <w:r>
-        <w:rPr>
-          <w:rFonts w:ascii="Serif" w:hAnsi="Serif" w:cs="Arial"/>
-        </w:rPr>
-        <w:t>Aljohani</w:t>
-      </w:r>
-      <w:proofErr w:type="spellEnd"/>
-      <w:r>
-        <w:rPr>
-          <w:rFonts w:ascii="Serif" w:hAnsi="Serif" w:cs="Arial"/>
-        </w:rPr>
-        <w:t>, 2023)</w:t>
+        <w:t>reporting, demonstrate responsible practices to investors and regulators, and maintain access to international markets while reducing compliance costs. (Aljohani, 2023)</w:t>
       </w:r>
     </w:p>
     <w:p>
@@ -2336,21 +2056,7 @@
         <w:rPr>
           <w:rFonts w:ascii="Serif" w:hAnsi="Serif" w:cs="Arial"/>
         </w:rPr>
-        <w:t xml:space="preserve">developed by Carlos and </w:t>
-      </w:r>
-      <w:proofErr w:type="spellStart"/>
-      <w:r>
-        <w:rPr>
-          <w:rFonts w:ascii="Serif" w:hAnsi="Serif" w:cs="Arial"/>
-        </w:rPr>
-        <w:t>Suelen</w:t>
-      </w:r>
-      <w:proofErr w:type="spellEnd"/>
-      <w:r>
-        <w:rPr>
-          <w:rFonts w:ascii="Serif" w:hAnsi="Serif" w:cs="Arial"/>
-        </w:rPr>
-        <w:t xml:space="preserve"> using the </w:t>
+        <w:t xml:space="preserve">developed by Carlos and Suelen using the </w:t>
       </w:r>
       <w:r>
         <w:rPr>
@@ -2650,21 +2356,7 @@
         <w:rPr>
           <w:rFonts w:ascii="Serif" w:hAnsi="Serif" w:cs="Arial"/>
         </w:rPr>
-        <w:t>(IBGE, 2023). Within this population, around 30 million people live in the Amazon region, including approximately 1.5 million Indigenous people. These communities depend on the Amazon forest for food, medicine, shelter, and traditional economic activities such as fishing and agriculture. Indigenous populations lived in the Amazon before the Portuguese arrived in Brazil, developing a strong cultural and environmental connection with the forest. Due to this historical relationship, Indigenous communities play a role in environmental preservation and protection. (</w:t>
-      </w:r>
-      <w:proofErr w:type="spellStart"/>
-      <w:r>
-        <w:rPr>
-          <w:rFonts w:ascii="Serif" w:hAnsi="Serif" w:cs="Arial"/>
-        </w:rPr>
-        <w:t>Guitarrara</w:t>
-      </w:r>
-      <w:proofErr w:type="spellEnd"/>
-      <w:r>
-        <w:rPr>
-          <w:rFonts w:ascii="Serif" w:hAnsi="Serif" w:cs="Arial"/>
-        </w:rPr>
-        <w:t>, 2022)</w:t>
+        <w:t>(IBGE, 2023). Within this population, around 30 million people live in the Amazon region, including approximately 1.5 million Indigenous people. These communities depend on the Amazon forest for food, medicine, shelter, and traditional economic activities such as fishing and agriculture. Indigenous populations lived in the Amazon before the Portuguese arrived in Brazil, developing a strong cultural and environmental connection with the forest. Due to this historical relationship, Indigenous communities play a role in environmental preservation and protection. (Guitarrara, 2022)</w:t>
       </w:r>
     </w:p>
     <w:p>
@@ -2724,77 +2416,21 @@
         <w:rPr>
           <w:rFonts w:ascii="Serif" w:hAnsi="Serif" w:cs="Arial"/>
         </w:rPr>
-        <w:t xml:space="preserve">Drones (UAVs) are used by agencies like IBAMA and ICMBio to capture high-resolution images, detect illegal deforestation, and monitor fires. Bioacoustics sensors and camera traps help track wildlife and identify illegal activities, while artificial intelligence (AI) analyses satellite and drone data for faster and more accurate detection of deforestation and environmental threats. (WWF </w:t>
-      </w:r>
-      <w:proofErr w:type="spellStart"/>
-      <w:r>
-        <w:rPr>
-          <w:rFonts w:ascii="Serif" w:hAnsi="Serif" w:cs="Arial"/>
-        </w:rPr>
-        <w:t>Brasil</w:t>
-      </w:r>
-      <w:proofErr w:type="spellEnd"/>
-      <w:r>
-        <w:rPr>
-          <w:rFonts w:ascii="Serif" w:hAnsi="Serif" w:cs="Arial"/>
-        </w:rPr>
-        <w:t>, 2024).</w:t>
-      </w:r>
-    </w:p>
-    <w:p>
-      <w:pPr>
-        <w:jc w:val="both"/>
-        <w:rPr>
-          <w:rFonts w:ascii="Serif" w:hAnsi="Serif" w:cs="Arial"/>
-        </w:rPr>
-      </w:pPr>
-      <w:r>
-        <w:rPr>
-          <w:rFonts w:ascii="Serif" w:hAnsi="Serif" w:cs="Arial"/>
-        </w:rPr>
-        <w:t xml:space="preserve">Blockchain technology improves supply chain transparency. The startup </w:t>
-      </w:r>
-      <w:proofErr w:type="spellStart"/>
-      <w:r>
-        <w:rPr>
-          <w:rFonts w:ascii="Serif" w:hAnsi="Serif" w:cs="Arial"/>
-        </w:rPr>
-        <w:t>Btracer</w:t>
-      </w:r>
-      <w:proofErr w:type="spellEnd"/>
-      <w:r>
-        <w:rPr>
-          <w:rFonts w:ascii="Serif" w:hAnsi="Serif" w:cs="Arial"/>
-        </w:rPr>
-        <w:t xml:space="preserve"> developed the Hope Green NFT to track trees and restoration projects, providing secure, real-time records of carbon sequestration and forest conservation efforts. (</w:t>
-      </w:r>
-      <w:proofErr w:type="spellStart"/>
-      <w:r>
-        <w:rPr>
-          <w:rFonts w:ascii="Serif" w:hAnsi="Serif" w:cs="Arial"/>
-        </w:rPr>
-        <w:t>Observatório</w:t>
-      </w:r>
-      <w:proofErr w:type="spellEnd"/>
-      <w:r>
-        <w:rPr>
-          <w:rFonts w:ascii="Serif" w:hAnsi="Serif" w:cs="Arial"/>
-        </w:rPr>
-        <w:t xml:space="preserve"> Blockchain, 2025). Blockchain also supports compliance with the EU Deforestation Regulation (EUDR) by verifying product origins and ensuring deforestation-free sourcing through immutable records. (</w:t>
-      </w:r>
-      <w:proofErr w:type="spellStart"/>
-      <w:r>
-        <w:rPr>
-          <w:rFonts w:ascii="Serif" w:hAnsi="Serif" w:cs="Arial"/>
-        </w:rPr>
-        <w:t>Astrakode</w:t>
-      </w:r>
-      <w:proofErr w:type="spellEnd"/>
-      <w:r>
-        <w:rPr>
-          <w:rFonts w:ascii="Serif" w:hAnsi="Serif" w:cs="Arial"/>
-        </w:rPr>
-        <w:t>, 2024)</w:t>
+        <w:t>Drones (UAVs) are used by agencies like IBAMA and ICMBio to capture high-resolution images, detect illegal deforestation, and monitor fires. Bioacoustics sensors and camera traps help track wildlife and identify illegal activities, while artificial intelligence (AI) analyses satellite and drone data for faster and more accurate detection of deforestation and environmental threats. (WWF Brasil, 2024).</w:t>
+      </w:r>
+    </w:p>
+    <w:p>
+      <w:pPr>
+        <w:jc w:val="both"/>
+        <w:rPr>
+          <w:rFonts w:ascii="Serif" w:hAnsi="Serif" w:cs="Arial"/>
+        </w:rPr>
+      </w:pPr>
+      <w:r>
+        <w:rPr>
+          <w:rFonts w:ascii="Serif" w:hAnsi="Serif" w:cs="Arial"/>
+        </w:rPr>
+        <w:t>Blockchain technology improves supply chain transparency. The startup Btracer developed the Hope Green NFT to track trees and restoration projects, providing secure, real-time records of carbon sequestration and forest conservation efforts. (Observatório Blockchain, 2025). Blockchain also supports compliance with the EU Deforestation Regulation (EUDR) by verifying product origins and ensuring deforestation-free sourcing through immutable records. (Astrakode, 2024)</w:t>
       </w:r>
     </w:p>
     <w:p>
@@ -2946,21 +2582,7 @@
         <w:rPr>
           <w:rFonts w:ascii="Serif" w:hAnsi="Serif" w:cs="Arial"/>
         </w:rPr>
-        <w:t xml:space="preserve">The datasets used are accurate and </w:t>
-      </w:r>
-      <w:proofErr w:type="gramStart"/>
-      <w:r>
-        <w:rPr>
-          <w:rFonts w:ascii="Serif" w:hAnsi="Serif" w:cs="Arial"/>
-        </w:rPr>
-        <w:t>up-to-date</w:t>
-      </w:r>
-      <w:proofErr w:type="gramEnd"/>
-      <w:r>
-        <w:rPr>
-          <w:rFonts w:ascii="Serif" w:hAnsi="Serif" w:cs="Arial"/>
-        </w:rPr>
-        <w:t xml:space="preserve"> </w:t>
+        <w:t xml:space="preserve">The datasets used are accurate and up-to-date </w:t>
       </w:r>
     </w:p>
     <w:p>
@@ -3200,21 +2822,7 @@
         <w:rPr>
           <w:rFonts w:ascii="Serif" w:hAnsi="Serif" w:cs="Arial"/>
         </w:rPr>
-        <w:t xml:space="preserve">: To address integration challenges, data preprocessing and </w:t>
-      </w:r>
-      <w:proofErr w:type="spellStart"/>
-      <w:r>
-        <w:rPr>
-          <w:rFonts w:ascii="Serif" w:hAnsi="Serif" w:cs="Arial"/>
-        </w:rPr>
-        <w:t>standardisation</w:t>
-      </w:r>
-      <w:proofErr w:type="spellEnd"/>
-      <w:r>
-        <w:rPr>
-          <w:rFonts w:ascii="Serif" w:hAnsi="Serif" w:cs="Arial"/>
-        </w:rPr>
-        <w:t xml:space="preserve"> techniques will be applied to ensure consistency across datasets.</w:t>
+        <w:t>: To address integration challenges, data preprocessing and standardisation techniques will be applied to ensure consistency across datasets.</w:t>
       </w:r>
     </w:p>
     <w:p>
@@ -3294,35 +2902,7 @@
         <w:rPr>
           <w:rFonts w:ascii="Serif" w:hAnsi="Serif" w:cs="Arial"/>
         </w:rPr>
-        <w:t xml:space="preserve">: The model will be considered successful if it </w:t>
-      </w:r>
-      <w:proofErr w:type="spellStart"/>
-      <w:r>
-        <w:rPr>
-          <w:rFonts w:ascii="Serif" w:hAnsi="Serif" w:cs="Arial"/>
-        </w:rPr>
-        <w:t>minimises</w:t>
-      </w:r>
-      <w:proofErr w:type="spellEnd"/>
-      <w:r>
-        <w:rPr>
-          <w:rFonts w:ascii="Serif" w:hAnsi="Serif" w:cs="Arial"/>
-        </w:rPr>
-        <w:t xml:space="preserve"> prediction error (loss), </w:t>
-      </w:r>
-      <w:proofErr w:type="spellStart"/>
-      <w:r>
-        <w:rPr>
-          <w:rFonts w:ascii="Serif" w:hAnsi="Serif" w:cs="Arial"/>
-        </w:rPr>
-        <w:t>generalises</w:t>
-      </w:r>
-      <w:proofErr w:type="spellEnd"/>
-      <w:r>
-        <w:rPr>
-          <w:rFonts w:ascii="Serif" w:hAnsi="Serif" w:cs="Arial"/>
-        </w:rPr>
-        <w:t xml:space="preserve"> well to unseen data, and captures key relationships between variables, resulting in accurate and reliable predictions of CO₂ emissions.</w:t>
+        <w:t>: The model will be considered successful if it minimises prediction error (loss), generalises well to unseen data, and captures key relationships between variables, resulting in accurate and reliable predictions of CO₂ emissions.</w:t>
       </w:r>
     </w:p>
     <w:p>
@@ -3342,7 +2922,6 @@
         </w:rPr>
       </w:pPr>
       <w:bookmarkStart w:id="21" w:name="_Toc229512929"/>
-      <w:proofErr w:type="gramStart"/>
       <w:r>
         <w:rPr>
           <w:rFonts w:ascii="Serif" w:hAnsi="Serif" w:cs="Arial"/>
@@ -3351,7 +2930,6 @@
         </w:rPr>
         <w:t>2 .</w:t>
       </w:r>
-      <w:proofErr w:type="gramEnd"/>
       <w:r>
         <w:rPr>
           <w:rFonts w:ascii="Serif" w:hAnsi="Serif" w:cs="Arial"/>
@@ -3382,63 +2960,7 @@
         <w:rPr>
           <w:rFonts w:ascii="Serif" w:hAnsi="Serif" w:cs="Arial"/>
         </w:rPr>
-        <w:t xml:space="preserve">To develop the model, three datasets were initially collected to explore the relationship between deforestation and CO₂ emissions. The data was obtained from publicly available sources, including </w:t>
-      </w:r>
-      <w:proofErr w:type="spellStart"/>
-      <w:r>
-        <w:rPr>
-          <w:rFonts w:ascii="Serif" w:hAnsi="Serif" w:cs="Arial"/>
-        </w:rPr>
-        <w:t>TerraBrasilis</w:t>
-      </w:r>
-      <w:proofErr w:type="spellEnd"/>
-      <w:r>
-        <w:rPr>
-          <w:rFonts w:ascii="Serif" w:hAnsi="Serif" w:cs="Arial"/>
-        </w:rPr>
-        <w:t xml:space="preserve"> for deforestation monitoring (</w:t>
-      </w:r>
-      <w:proofErr w:type="spellStart"/>
-      <w:r>
-        <w:rPr>
-          <w:rFonts w:ascii="Serif" w:hAnsi="Serif" w:cs="Arial"/>
-        </w:rPr>
-        <w:t>TerraBrasilis</w:t>
-      </w:r>
-      <w:proofErr w:type="spellEnd"/>
-      <w:r>
-        <w:rPr>
-          <w:rFonts w:ascii="Serif" w:hAnsi="Serif" w:cs="Arial"/>
-        </w:rPr>
-        <w:t>, n.d.), TRASE for livestock production (</w:t>
-      </w:r>
-      <w:proofErr w:type="spellStart"/>
-      <w:r>
-        <w:rPr>
-          <w:rFonts w:ascii="Serif" w:hAnsi="Serif" w:cs="Arial"/>
-        </w:rPr>
-        <w:t>zu</w:t>
-      </w:r>
-      <w:proofErr w:type="spellEnd"/>
-      <w:r>
-        <w:rPr>
-          <w:rFonts w:ascii="Serif" w:hAnsi="Serif" w:cs="Arial"/>
-        </w:rPr>
-        <w:t xml:space="preserve"> </w:t>
-      </w:r>
-      <w:proofErr w:type="spellStart"/>
-      <w:r>
-        <w:rPr>
-          <w:rFonts w:ascii="Serif" w:hAnsi="Serif" w:cs="Arial"/>
-        </w:rPr>
-        <w:t>Ermgassen</w:t>
-      </w:r>
-      <w:proofErr w:type="spellEnd"/>
-      <w:r>
-        <w:rPr>
-          <w:rFonts w:ascii="Serif" w:hAnsi="Serif" w:cs="Arial"/>
-        </w:rPr>
-        <w:t xml:space="preserve"> et al., 2023), and INPE for CO₂ emissions data (Crispim and Bezerra, 2019). An exploratory data analysis (EDA) was conducted on all datasets; however, integrating them was not suitable for the scope of this project.</w:t>
+        <w:t>To develop the model, three datasets were initially collected to explore the relationship between deforestation and CO₂ emissions. The data was obtained from publicly available sources, including TerraBrasilis for deforestation monitoring (TerraBrasilis, n.d.), TRASE for livestock production (zu Ermgassen et al., 2023), and INPE for CO₂ emissions data (Crispim and Bezerra, 2019). An exploratory data analysis (EDA) was conducted on all datasets; however, integrating them was not suitable for the scope of this project.</w:t>
       </w:r>
     </w:p>
     <w:p>
@@ -3467,7 +2989,6 @@
         </w:rPr>
         <w:t xml:space="preserve"> production. While the deforestation and CO₂ datasets provide aggregate values from multiple sources, they do not isolate emissions or deforestation caused by cattle-related activities. Including these variables would introduce noise and reduce the relevance of the model. In contrast, the </w:t>
       </w:r>
-      <w:proofErr w:type="spellStart"/>
       <w:r>
         <w:rPr>
           <w:rFonts w:ascii="Serif" w:hAnsi="Serif" w:cs="Arial"/>
@@ -3492,7 +3013,6 @@
         </w:rPr>
         <w:t>mazon</w:t>
       </w:r>
-      <w:proofErr w:type="spellEnd"/>
       <w:r>
         <w:rPr>
           <w:rFonts w:ascii="Serif" w:hAnsi="Serif" w:cs="Arial"/>
@@ -3543,7 +3063,6 @@
         </w:rPr>
         <w:t xml:space="preserve">- The </w:t>
       </w:r>
-      <w:proofErr w:type="spellStart"/>
       <w:r>
         <w:rPr>
           <w:rFonts w:ascii="Serif" w:hAnsi="Serif"/>
@@ -3552,7 +3071,6 @@
         </w:rPr>
         <w:t>beef_amazon</w:t>
       </w:r>
-      <w:proofErr w:type="spellEnd"/>
       <w:r>
         <w:rPr>
           <w:rFonts w:ascii="Serif" w:hAnsi="Serif"/>
@@ -3730,27 +3248,14 @@
                             <w:r>
                               <w:t xml:space="preserve">Figure </w:t>
                             </w:r>
-                            <w:r>
-                              <w:fldChar w:fldCharType="begin"/>
-                            </w:r>
-                            <w:r>
-                              <w:instrText xml:space="preserve"> SEQ Figure \* ARABIC </w:instrText>
-                            </w:r>
-                            <w:r>
-                              <w:fldChar w:fldCharType="separate"/>
-                            </w:r>
-                            <w:r>
-                              <w:rPr>
-                                <w:noProof/>
-                              </w:rPr>
-                              <w:t>1</w:t>
-                            </w:r>
-                            <w:r>
-                              <w:rPr>
-                                <w:noProof/>
-                              </w:rPr>
-                              <w:fldChar w:fldCharType="end"/>
-                            </w:r>
+                            <w:fldSimple w:instr=" SEQ Figure \* ARABIC ">
+                              <w:r>
+                                <w:rPr>
+                                  <w:noProof/>
+                                </w:rPr>
+                                <w:t>1</w:t>
+                              </w:r>
+                            </w:fldSimple>
                             <w:r>
                               <w:t>-</w:t>
                             </w:r>
@@ -3796,27 +3301,14 @@
                       <w:r>
                         <w:t xml:space="preserve">Figure </w:t>
                       </w:r>
-                      <w:r>
-                        <w:fldChar w:fldCharType="begin"/>
-                      </w:r>
-                      <w:r>
-                        <w:instrText xml:space="preserve"> SEQ Figure \* ARABIC </w:instrText>
-                      </w:r>
-                      <w:r>
-                        <w:fldChar w:fldCharType="separate"/>
-                      </w:r>
-                      <w:r>
-                        <w:rPr>
-                          <w:noProof/>
-                        </w:rPr>
-                        <w:t>1</w:t>
-                      </w:r>
-                      <w:r>
-                        <w:rPr>
-                          <w:noProof/>
-                        </w:rPr>
-                        <w:fldChar w:fldCharType="end"/>
-                      </w:r>
+                      <w:fldSimple w:instr=" SEQ Figure \* ARABIC ">
+                        <w:r>
+                          <w:rPr>
+                            <w:noProof/>
+                          </w:rPr>
+                          <w:t>1</w:t>
+                        </w:r>
+                      </w:fldSimple>
                       <w:r>
                         <w:t>-</w:t>
                       </w:r>
@@ -3884,25 +3376,14 @@
         </w:rPr>
         <w:t xml:space="preserve">The number of records in the </w:t>
       </w:r>
-      <w:proofErr w:type="spellStart"/>
       <w:r>
         <w:rPr>
           <w:rFonts w:ascii="Serif" w:hAnsi="Serif"/>
           <w:i/>
           <w:iCs/>
         </w:rPr>
-        <w:t>beef_</w:t>
-      </w:r>
-      <w:proofErr w:type="gramStart"/>
-      <w:r>
-        <w:rPr>
-          <w:rFonts w:ascii="Serif" w:hAnsi="Serif"/>
-          <w:i/>
-          <w:iCs/>
-        </w:rPr>
-        <w:t>amazon</w:t>
-      </w:r>
-      <w:proofErr w:type="spellEnd"/>
+        <w:t>beef_amazon</w:t>
+      </w:r>
       <w:r>
         <w:rPr>
           <w:rFonts w:ascii="Serif" w:hAnsi="Serif"/>
@@ -3919,14 +3400,7 @@
         <w:rPr>
           <w:rFonts w:ascii="Serif" w:hAnsi="Serif"/>
         </w:rPr>
-        <w:t>dataset</w:t>
-      </w:r>
-      <w:proofErr w:type="gramEnd"/>
-      <w:r>
-        <w:rPr>
-          <w:rFonts w:ascii="Serif" w:hAnsi="Serif"/>
-        </w:rPr>
-        <w:t xml:space="preserve"> is 839,727 rows and 26 columns.</w:t>
+        <w:t>dataset is 839,727 rows and 26 columns.</w:t>
       </w:r>
     </w:p>
     <w:p>
@@ -4074,27 +3548,14 @@
                             <w:r>
                               <w:t xml:space="preserve">Figure </w:t>
                             </w:r>
-                            <w:r>
-                              <w:fldChar w:fldCharType="begin"/>
-                            </w:r>
-                            <w:r>
-                              <w:instrText xml:space="preserve"> SEQ Figure \* ARABIC </w:instrText>
-                            </w:r>
-                            <w:r>
-                              <w:fldChar w:fldCharType="separate"/>
-                            </w:r>
-                            <w:r>
-                              <w:rPr>
-                                <w:noProof/>
-                              </w:rPr>
-                              <w:t>2</w:t>
-                            </w:r>
-                            <w:r>
-                              <w:rPr>
-                                <w:noProof/>
-                              </w:rPr>
-                              <w:fldChar w:fldCharType="end"/>
-                            </w:r>
+                            <w:fldSimple w:instr=" SEQ Figure \* ARABIC ">
+                              <w:r>
+                                <w:rPr>
+                                  <w:noProof/>
+                                </w:rPr>
+                                <w:t>2</w:t>
+                              </w:r>
+                            </w:fldSimple>
                             <w:r>
                               <w:t>-</w:t>
                             </w:r>
@@ -4137,27 +3598,14 @@
                       <w:r>
                         <w:t xml:space="preserve">Figure </w:t>
                       </w:r>
-                      <w:r>
-                        <w:fldChar w:fldCharType="begin"/>
-                      </w:r>
-                      <w:r>
-                        <w:instrText xml:space="preserve"> SEQ Figure \* ARABIC </w:instrText>
-                      </w:r>
-                      <w:r>
-                        <w:fldChar w:fldCharType="separate"/>
-                      </w:r>
-                      <w:r>
-                        <w:rPr>
-                          <w:noProof/>
-                        </w:rPr>
-                        <w:t>2</w:t>
-                      </w:r>
-                      <w:r>
-                        <w:rPr>
-                          <w:noProof/>
-                        </w:rPr>
-                        <w:fldChar w:fldCharType="end"/>
-                      </w:r>
+                      <w:fldSimple w:instr=" SEQ Figure \* ARABIC ">
+                        <w:r>
+                          <w:rPr>
+                            <w:noProof/>
+                          </w:rPr>
+                          <w:t>2</w:t>
+                        </w:r>
+                      </w:fldSimple>
                       <w:r>
                         <w:t>-</w:t>
                       </w:r>
@@ -4251,27 +3699,14 @@
                             <w:r>
                               <w:t xml:space="preserve">Figure </w:t>
                             </w:r>
-                            <w:r>
-                              <w:fldChar w:fldCharType="begin"/>
-                            </w:r>
-                            <w:r>
-                              <w:instrText xml:space="preserve"> SEQ Figure \* ARABIC </w:instrText>
-                            </w:r>
-                            <w:r>
-                              <w:fldChar w:fldCharType="separate"/>
-                            </w:r>
-                            <w:r>
-                              <w:rPr>
-                                <w:noProof/>
-                              </w:rPr>
-                              <w:t>3</w:t>
-                            </w:r>
-                            <w:r>
-                              <w:rPr>
-                                <w:noProof/>
-                              </w:rPr>
-                              <w:fldChar w:fldCharType="end"/>
-                            </w:r>
+                            <w:fldSimple w:instr=" SEQ Figure \* ARABIC ">
+                              <w:r>
+                                <w:rPr>
+                                  <w:noProof/>
+                                </w:rPr>
+                                <w:t>3</w:t>
+                              </w:r>
+                            </w:fldSimple>
                             <w:r>
                               <w:t>-</w:t>
                             </w:r>
@@ -4312,27 +3747,14 @@
                       <w:r>
                         <w:t xml:space="preserve">Figure </w:t>
                       </w:r>
-                      <w:r>
-                        <w:fldChar w:fldCharType="begin"/>
-                      </w:r>
-                      <w:r>
-                        <w:instrText xml:space="preserve"> SEQ Figure \* ARABIC </w:instrText>
-                      </w:r>
-                      <w:r>
-                        <w:fldChar w:fldCharType="separate"/>
-                      </w:r>
-                      <w:r>
-                        <w:rPr>
-                          <w:noProof/>
-                        </w:rPr>
-                        <w:t>3</w:t>
-                      </w:r>
-                      <w:r>
-                        <w:rPr>
-                          <w:noProof/>
-                        </w:rPr>
-                        <w:fldChar w:fldCharType="end"/>
-                      </w:r>
+                      <w:fldSimple w:instr=" SEQ Figure \* ARABIC ">
+                        <w:r>
+                          <w:rPr>
+                            <w:noProof/>
+                          </w:rPr>
+                          <w:t>3</w:t>
+                        </w:r>
+                      </w:fldSimple>
                       <w:r>
                         <w:t>-</w:t>
                       </w:r>
@@ -4424,7 +3846,6 @@
         </w:rPr>
         <w:t xml:space="preserve">The </w:t>
       </w:r>
-      <w:proofErr w:type="spellStart"/>
       <w:r>
         <w:rPr>
           <w:rFonts w:ascii="Serif" w:hAnsi="Serif"/>
@@ -4433,7 +3854,6 @@
         </w:rPr>
         <w:t>beef_amazon</w:t>
       </w:r>
-      <w:proofErr w:type="spellEnd"/>
       <w:r>
         <w:rPr>
           <w:rFonts w:ascii="Serif" w:hAnsi="Serif"/>
@@ -4490,23 +3910,13 @@
         </w:rPr>
         <w:t xml:space="preserve">Other surface features of the </w:t>
       </w:r>
-      <w:proofErr w:type="spellStart"/>
       <w:r>
         <w:rPr>
           <w:rFonts w:ascii="Serif" w:hAnsi="Serif"/>
           <w:i/>
           <w:iCs/>
         </w:rPr>
-        <w:t>beef_amazon</w:t>
-      </w:r>
-      <w:proofErr w:type="spellEnd"/>
-      <w:r>
-        <w:rPr>
-          <w:rFonts w:ascii="Serif" w:hAnsi="Serif"/>
-          <w:i/>
-          <w:iCs/>
-        </w:rPr>
-        <w:t xml:space="preserve"> </w:t>
+        <w:t xml:space="preserve">beef_amazon </w:t>
       </w:r>
       <w:r>
         <w:rPr>
@@ -4614,40 +4024,19 @@
                             <w:r>
                               <w:t xml:space="preserve">Figure </w:t>
                             </w:r>
-                            <w:r>
-                              <w:fldChar w:fldCharType="begin"/>
-                            </w:r>
-                            <w:r>
-                              <w:instrText xml:space="preserve"> SEQ Figure \* ARABIC </w:instrText>
-                            </w:r>
-                            <w:r>
-                              <w:fldChar w:fldCharType="separate"/>
-                            </w:r>
-                            <w:r>
-                              <w:rPr>
-                                <w:noProof/>
-                              </w:rPr>
-                              <w:t>4</w:t>
-                            </w:r>
-                            <w:r>
-                              <w:rPr>
-                                <w:noProof/>
-                              </w:rPr>
-                              <w:fldChar w:fldCharType="end"/>
-                            </w:r>
+                            <w:fldSimple w:instr=" SEQ Figure \* ARABIC ">
+                              <w:r>
+                                <w:rPr>
+                                  <w:noProof/>
+                                </w:rPr>
+                                <w:t>4</w:t>
+                              </w:r>
+                            </w:fldSimple>
                             <w:r>
                               <w:t>-</w:t>
                             </w:r>
                             <w:r>
-                              <w:t xml:space="preserve">Histograms showing the distribution of numerical variables in the </w:t>
-                            </w:r>
-                            <w:proofErr w:type="spellStart"/>
-                            <w:r>
-                              <w:t>beef_amazon</w:t>
-                            </w:r>
-                            <w:proofErr w:type="spellEnd"/>
-                            <w:r>
-                              <w:t xml:space="preserve"> dataset.</w:t>
+                              <w:t>Histograms showing the distribution of numerical variables in the beef_amazon dataset.</w:t>
                             </w:r>
                             <w:bookmarkEnd w:id="32"/>
                           </w:p>
@@ -4682,40 +4071,19 @@
                       <w:r>
                         <w:t xml:space="preserve">Figure </w:t>
                       </w:r>
-                      <w:r>
-                        <w:fldChar w:fldCharType="begin"/>
-                      </w:r>
-                      <w:r>
-                        <w:instrText xml:space="preserve"> SEQ Figure \* ARABIC </w:instrText>
-                      </w:r>
-                      <w:r>
-                        <w:fldChar w:fldCharType="separate"/>
-                      </w:r>
-                      <w:r>
-                        <w:rPr>
-                          <w:noProof/>
-                        </w:rPr>
-                        <w:t>4</w:t>
-                      </w:r>
-                      <w:r>
-                        <w:rPr>
-                          <w:noProof/>
-                        </w:rPr>
-                        <w:fldChar w:fldCharType="end"/>
-                      </w:r>
+                      <w:fldSimple w:instr=" SEQ Figure \* ARABIC ">
+                        <w:r>
+                          <w:rPr>
+                            <w:noProof/>
+                          </w:rPr>
+                          <w:t>4</w:t>
+                        </w:r>
+                      </w:fldSimple>
                       <w:r>
                         <w:t>-</w:t>
                       </w:r>
                       <w:r>
-                        <w:t xml:space="preserve">Histograms showing the distribution of numerical variables in the </w:t>
-                      </w:r>
-                      <w:proofErr w:type="spellStart"/>
-                      <w:r>
-                        <w:t>beef_amazon</w:t>
-                      </w:r>
-                      <w:proofErr w:type="spellEnd"/>
-                      <w:r>
-                        <w:t xml:space="preserve"> dataset.</w:t>
+                        <w:t>Histograms showing the distribution of numerical variables in the beef_amazon dataset.</w:t>
                       </w:r>
                       <w:bookmarkEnd w:id="33"/>
                     </w:p>
@@ -4822,21 +4190,7 @@
         <w:rPr>
           <w:rFonts w:ascii="Serif" w:hAnsi="Serif"/>
         </w:rPr>
-        <w:t xml:space="preserve">Histograms were used to examine the distribution of numerical variables in the </w:t>
-      </w:r>
-      <w:proofErr w:type="spellStart"/>
-      <w:r>
-        <w:rPr>
-          <w:rFonts w:ascii="Serif" w:hAnsi="Serif"/>
-        </w:rPr>
-        <w:t>beef_amazon</w:t>
-      </w:r>
-      <w:proofErr w:type="spellEnd"/>
-      <w:r>
-        <w:rPr>
-          <w:rFonts w:ascii="Serif" w:hAnsi="Serif"/>
-        </w:rPr>
-        <w:t xml:space="preserve"> dataset. Most variables, including CO₂ emissions, cattle deforestation, land use, and FOB values, exhibit strong right-skewness, with most observations concentrated at lower values and a long tail extending toward higher values. </w:t>
+        <w:t xml:space="preserve">Histograms were used to examine the distribution of numerical variables in the beef_amazon dataset. Most variables, including CO₂ emissions, cattle deforestation, land use, and FOB values, exhibit strong right-skewness, with most observations concentrated at lower values and a long tail extending toward higher values. </w:t>
       </w:r>
       <w:r>
         <w:rPr>
@@ -4862,49 +4216,7 @@
         <w:rPr>
           <w:rFonts w:ascii="Serif" w:hAnsi="Serif"/>
         </w:rPr>
-        <w:t xml:space="preserve">The year variable shows a more distributed pattern across different years, while volume contains most observations between 0.5 and 1. In contrast, variables such as </w:t>
-      </w:r>
-      <w:proofErr w:type="spellStart"/>
-      <w:r>
-        <w:rPr>
-          <w:rFonts w:ascii="Serif" w:hAnsi="Serif"/>
-        </w:rPr>
-        <w:t>cattle_deforestation</w:t>
-      </w:r>
-      <w:proofErr w:type="spellEnd"/>
-      <w:r>
-        <w:rPr>
-          <w:rFonts w:ascii="Serif" w:hAnsi="Serif"/>
-        </w:rPr>
-        <w:t xml:space="preserve">, co2 gross, co2 net, </w:t>
-      </w:r>
-      <w:proofErr w:type="spellStart"/>
-      <w:r>
-        <w:rPr>
-          <w:rFonts w:ascii="Serif" w:hAnsi="Serif"/>
-        </w:rPr>
-        <w:t>land_use</w:t>
-      </w:r>
-      <w:proofErr w:type="spellEnd"/>
-      <w:r>
-        <w:rPr>
-          <w:rFonts w:ascii="Serif" w:hAnsi="Serif"/>
-        </w:rPr>
-        <w:t xml:space="preserve">, and fob are highly </w:t>
-      </w:r>
-      <w:proofErr w:type="gramStart"/>
-      <w:r>
-        <w:rPr>
-          <w:rFonts w:ascii="Serif" w:hAnsi="Serif"/>
-        </w:rPr>
-        <w:t>right-skewed</w:t>
-      </w:r>
-      <w:proofErr w:type="gramEnd"/>
-      <w:r>
-        <w:rPr>
-          <w:rFonts w:ascii="Serif" w:hAnsi="Serif"/>
-        </w:rPr>
-        <w:t>, with most values concentrated near zero and a smaller number of higher values. Overall, these patterns indicate significant skewness within the dataset, which should be considered during preprocessing and modelling.</w:t>
+        <w:t>The year variable shows a more distributed pattern across different years, while volume contains most observations between 0.5 and 1. In contrast, variables such as cattle_deforestation, co2 gross, co2 net, land_use, and fob are highly right-skewed, with most values concentrated near zero and a smaller number of higher values. Overall, these patterns indicate significant skewness within the dataset, which should be considered during preprocessing and modelling.</w:t>
       </w:r>
     </w:p>
     <w:p>
@@ -4962,23 +4274,8 @@
         <w:rPr>
           <w:rFonts w:ascii="Serif" w:hAnsi="Serif"/>
         </w:rPr>
-        <w:t xml:space="preserve">Boxplots were used to </w:t>
-      </w:r>
-      <w:proofErr w:type="spellStart"/>
-      <w:r>
-        <w:rPr>
-          <w:rFonts w:ascii="Serif" w:hAnsi="Serif"/>
-        </w:rPr>
-        <w:t>analyse</w:t>
-      </w:r>
-      <w:proofErr w:type="spellEnd"/>
-      <w:r>
-        <w:rPr>
-          <w:rFonts w:ascii="Serif" w:hAnsi="Serif"/>
-        </w:rPr>
-        <w:t xml:space="preserve"> the spread of numeric variables in the </w:t>
-      </w:r>
-      <w:proofErr w:type="spellStart"/>
+        <w:t xml:space="preserve">Boxplots were used to analyse the spread of numeric variables in the </w:t>
+      </w:r>
       <w:r>
         <w:rPr>
           <w:rFonts w:ascii="Serif" w:hAnsi="Serif"/>
@@ -4987,7 +4284,6 @@
         </w:rPr>
         <w:t>beef_amazon</w:t>
       </w:r>
-      <w:proofErr w:type="spellEnd"/>
       <w:r>
         <w:rPr>
           <w:rFonts w:ascii="Serif" w:hAnsi="Serif"/>
@@ -5067,27 +4363,14 @@
                             <w:r>
                               <w:t xml:space="preserve">Figure </w:t>
                             </w:r>
-                            <w:r>
-                              <w:fldChar w:fldCharType="begin"/>
-                            </w:r>
-                            <w:r>
-                              <w:instrText xml:space="preserve"> SEQ Figure \* ARABIC </w:instrText>
-                            </w:r>
-                            <w:r>
-                              <w:fldChar w:fldCharType="separate"/>
-                            </w:r>
-                            <w:r>
-                              <w:rPr>
-                                <w:noProof/>
-                              </w:rPr>
-                              <w:t>5</w:t>
-                            </w:r>
-                            <w:r>
-                              <w:rPr>
-                                <w:noProof/>
-                              </w:rPr>
-                              <w:fldChar w:fldCharType="end"/>
-                            </w:r>
+                            <w:fldSimple w:instr=" SEQ Figure \* ARABIC ">
+                              <w:r>
+                                <w:rPr>
+                                  <w:noProof/>
+                                </w:rPr>
+                                <w:t>5</w:t>
+                              </w:r>
+                            </w:fldSimple>
                             <w:r>
                               <w:t>-</w:t>
                             </w:r>
@@ -5127,27 +4410,14 @@
                       <w:r>
                         <w:t xml:space="preserve">Figure </w:t>
                       </w:r>
-                      <w:r>
-                        <w:fldChar w:fldCharType="begin"/>
-                      </w:r>
-                      <w:r>
-                        <w:instrText xml:space="preserve"> SEQ Figure \* ARABIC </w:instrText>
-                      </w:r>
-                      <w:r>
-                        <w:fldChar w:fldCharType="separate"/>
-                      </w:r>
-                      <w:r>
-                        <w:rPr>
-                          <w:noProof/>
-                        </w:rPr>
-                        <w:t>5</w:t>
-                      </w:r>
-                      <w:r>
-                        <w:rPr>
-                          <w:noProof/>
-                        </w:rPr>
-                        <w:fldChar w:fldCharType="end"/>
-                      </w:r>
+                      <w:fldSimple w:instr=" SEQ Figure \* ARABIC ">
+                        <w:r>
+                          <w:rPr>
+                            <w:noProof/>
+                          </w:rPr>
+                          <w:t>5</w:t>
+                        </w:r>
+                      </w:fldSimple>
                       <w:r>
                         <w:t>-</w:t>
                       </w:r>
@@ -5396,27 +4666,14 @@
                             <w:r>
                               <w:t xml:space="preserve">Figure </w:t>
                             </w:r>
-                            <w:r>
-                              <w:fldChar w:fldCharType="begin"/>
-                            </w:r>
-                            <w:r>
-                              <w:instrText xml:space="preserve"> SEQ Figure \* ARABIC </w:instrText>
-                            </w:r>
-                            <w:r>
-                              <w:fldChar w:fldCharType="separate"/>
-                            </w:r>
-                            <w:r>
-                              <w:rPr>
-                                <w:noProof/>
-                              </w:rPr>
-                              <w:t>6</w:t>
-                            </w:r>
-                            <w:r>
-                              <w:rPr>
-                                <w:noProof/>
-                              </w:rPr>
-                              <w:fldChar w:fldCharType="end"/>
-                            </w:r>
+                            <w:fldSimple w:instr=" SEQ Figure \* ARABIC ">
+                              <w:r>
+                                <w:rPr>
+                                  <w:noProof/>
+                                </w:rPr>
+                                <w:t>6</w:t>
+                              </w:r>
+                            </w:fldSimple>
                             <w:r>
                               <w:t>-</w:t>
                             </w:r>
@@ -5457,27 +4714,14 @@
                       <w:r>
                         <w:t xml:space="preserve">Figure </w:t>
                       </w:r>
-                      <w:r>
-                        <w:fldChar w:fldCharType="begin"/>
-                      </w:r>
-                      <w:r>
-                        <w:instrText xml:space="preserve"> SEQ Figure \* ARABIC </w:instrText>
-                      </w:r>
-                      <w:r>
-                        <w:fldChar w:fldCharType="separate"/>
-                      </w:r>
-                      <w:r>
-                        <w:rPr>
-                          <w:noProof/>
-                        </w:rPr>
-                        <w:t>6</w:t>
-                      </w:r>
-                      <w:r>
-                        <w:rPr>
-                          <w:noProof/>
-                        </w:rPr>
-                        <w:fldChar w:fldCharType="end"/>
-                      </w:r>
+                      <w:fldSimple w:instr=" SEQ Figure \* ARABIC ">
+                        <w:r>
+                          <w:rPr>
+                            <w:noProof/>
+                          </w:rPr>
+                          <w:t>6</w:t>
+                        </w:r>
+                      </w:fldSimple>
                       <w:r>
                         <w:t>-</w:t>
                       </w:r>
@@ -5732,23 +4976,8 @@
         <w:rPr>
           <w:rFonts w:ascii="Serif" w:hAnsi="Serif"/>
         </w:rPr>
-        <w:t xml:space="preserve">Simple aggregations were used to </w:t>
-      </w:r>
-      <w:proofErr w:type="spellStart"/>
-      <w:r>
-        <w:rPr>
-          <w:rFonts w:ascii="Serif" w:hAnsi="Serif"/>
-        </w:rPr>
-        <w:t>analyse</w:t>
-      </w:r>
-      <w:proofErr w:type="spellEnd"/>
-      <w:r>
-        <w:rPr>
-          <w:rFonts w:ascii="Serif" w:hAnsi="Serif"/>
-        </w:rPr>
-        <w:t xml:space="preserve"> trends over time in the </w:t>
-      </w:r>
-      <w:proofErr w:type="spellStart"/>
+        <w:t xml:space="preserve">Simple aggregations were used to analyse trends over time in the </w:t>
+      </w:r>
       <w:r>
         <w:rPr>
           <w:rFonts w:ascii="Serif" w:hAnsi="Serif"/>
@@ -5773,7 +5002,6 @@
         </w:rPr>
         <w:t>mazon</w:t>
       </w:r>
-      <w:proofErr w:type="spellEnd"/>
       <w:r>
         <w:rPr>
           <w:rFonts w:ascii="Serif" w:hAnsi="Serif"/>
@@ -5848,27 +5076,14 @@
                             <w:r>
                               <w:t xml:space="preserve">Figure </w:t>
                             </w:r>
-                            <w:r>
-                              <w:fldChar w:fldCharType="begin"/>
-                            </w:r>
-                            <w:r>
-                              <w:instrText xml:space="preserve"> SEQ Figure \* ARABIC </w:instrText>
-                            </w:r>
-                            <w:r>
-                              <w:fldChar w:fldCharType="separate"/>
-                            </w:r>
-                            <w:r>
-                              <w:rPr>
-                                <w:noProof/>
-                              </w:rPr>
-                              <w:t>7</w:t>
-                            </w:r>
-                            <w:r>
-                              <w:rPr>
-                                <w:noProof/>
-                              </w:rPr>
-                              <w:fldChar w:fldCharType="end"/>
-                            </w:r>
+                            <w:fldSimple w:instr=" SEQ Figure \* ARABIC ">
+                              <w:r>
+                                <w:rPr>
+                                  <w:noProof/>
+                                </w:rPr>
+                                <w:t>7</w:t>
+                              </w:r>
+                            </w:fldSimple>
                             <w:r>
                               <w:t>-</w:t>
                             </w:r>
@@ -5909,27 +5124,14 @@
                       <w:r>
                         <w:t xml:space="preserve">Figure </w:t>
                       </w:r>
-                      <w:r>
-                        <w:fldChar w:fldCharType="begin"/>
-                      </w:r>
-                      <w:r>
-                        <w:instrText xml:space="preserve"> SEQ Figure \* ARABIC </w:instrText>
-                      </w:r>
-                      <w:r>
-                        <w:fldChar w:fldCharType="separate"/>
-                      </w:r>
-                      <w:r>
-                        <w:rPr>
-                          <w:noProof/>
-                        </w:rPr>
-                        <w:t>7</w:t>
-                      </w:r>
-                      <w:r>
-                        <w:rPr>
-                          <w:noProof/>
-                        </w:rPr>
-                        <w:fldChar w:fldCharType="end"/>
-                      </w:r>
+                      <w:fldSimple w:instr=" SEQ Figure \* ARABIC ">
+                        <w:r>
+                          <w:rPr>
+                            <w:noProof/>
+                          </w:rPr>
+                          <w:t>7</w:t>
+                        </w:r>
+                      </w:fldSimple>
                       <w:r>
                         <w:t>-</w:t>
                       </w:r>
@@ -6503,21 +5705,7 @@
         <w:rPr>
           <w:rFonts w:ascii="Serif" w:hAnsi="Serif"/>
         </w:rPr>
-        <w:t xml:space="preserve">For the data cleaning phase, three different techniques were applied to handle missing values </w:t>
-      </w:r>
-      <w:proofErr w:type="gramStart"/>
-      <w:r>
-        <w:rPr>
-          <w:rFonts w:ascii="Serif" w:hAnsi="Serif"/>
-        </w:rPr>
-        <w:t>in order to</w:t>
-      </w:r>
-      <w:proofErr w:type="gramEnd"/>
-      <w:r>
-        <w:rPr>
-          <w:rFonts w:ascii="Serif" w:hAnsi="Serif"/>
-        </w:rPr>
-        <w:t xml:space="preserve"> evaluate which approach would be most suitable for the model. In addition, invalid entries were identified and corrected, unnecessary columns were removed, and label encoding was implemented. The following approaches were considered:</w:t>
+        <w:t>For the data cleaning phase, three different techniques were applied to handle missing values in order to evaluate which approach would be most suitable for the model. In addition, invalid entries were identified and corrected, unnecessary columns were removed, and label encoding was implemented. The following approaches were considered:</w:t>
       </w:r>
     </w:p>
     <w:p>
@@ -6619,27 +5807,14 @@
                             <w:r>
                               <w:t xml:space="preserve">Figure </w:t>
                             </w:r>
-                            <w:r>
-                              <w:fldChar w:fldCharType="begin"/>
-                            </w:r>
-                            <w:r>
-                              <w:instrText xml:space="preserve"> SEQ Figure \* ARABIC </w:instrText>
-                            </w:r>
-                            <w:r>
-                              <w:fldChar w:fldCharType="separate"/>
-                            </w:r>
-                            <w:r>
-                              <w:rPr>
-                                <w:noProof/>
-                              </w:rPr>
-                              <w:t>8</w:t>
-                            </w:r>
-                            <w:r>
-                              <w:rPr>
-                                <w:noProof/>
-                              </w:rPr>
-                              <w:fldChar w:fldCharType="end"/>
-                            </w:r>
+                            <w:fldSimple w:instr=" SEQ Figure \* ARABIC ">
+                              <w:r>
+                                <w:rPr>
+                                  <w:noProof/>
+                                </w:rPr>
+                                <w:t>8</w:t>
+                              </w:r>
+                            </w:fldSimple>
                             <w:r>
                               <w:t>-</w:t>
                             </w:r>
@@ -6679,27 +5854,14 @@
                       <w:r>
                         <w:t xml:space="preserve">Figure </w:t>
                       </w:r>
-                      <w:r>
-                        <w:fldChar w:fldCharType="begin"/>
-                      </w:r>
-                      <w:r>
-                        <w:instrText xml:space="preserve"> SEQ Figure \* ARABIC </w:instrText>
-                      </w:r>
-                      <w:r>
-                        <w:fldChar w:fldCharType="separate"/>
-                      </w:r>
-                      <w:r>
-                        <w:rPr>
-                          <w:noProof/>
-                        </w:rPr>
-                        <w:t>8</w:t>
-                      </w:r>
-                      <w:r>
-                        <w:rPr>
-                          <w:noProof/>
-                        </w:rPr>
-                        <w:fldChar w:fldCharType="end"/>
-                      </w:r>
+                      <w:fldSimple w:instr=" SEQ Figure \* ARABIC ">
+                        <w:r>
+                          <w:rPr>
+                            <w:noProof/>
+                          </w:rPr>
+                          <w:t>8</w:t>
+                        </w:r>
+                      </w:fldSimple>
                       <w:r>
                         <w:t>-</w:t>
                       </w:r>
@@ -6813,193 +5975,159 @@
         </w:rPr>
         <w:t xml:space="preserve">The first approach involved removing all missing values from the dataset using the </w:t>
       </w:r>
-      <w:proofErr w:type="spellStart"/>
-      <w:proofErr w:type="gramStart"/>
       <w:r>
         <w:rPr>
           <w:rFonts w:ascii="Serif" w:hAnsi="Serif"/>
           <w:i/>
           <w:iCs/>
         </w:rPr>
-        <w:t>dropna</w:t>
-      </w:r>
-      <w:proofErr w:type="spellEnd"/>
+        <w:t>dropna()</w:t>
+      </w:r>
+      <w:r>
+        <w:rPr>
+          <w:rFonts w:ascii="Serif" w:hAnsi="Serif"/>
+        </w:rPr>
+        <w:t xml:space="preserve"> function.(pandas.pydata.org, n.d.)</w:t>
+      </w:r>
+    </w:p>
+    <w:p>
+      <w:pPr>
+        <w:pStyle w:val="Heading4"/>
+        <w:jc w:val="both"/>
+        <w:rPr>
+          <w:rFonts w:ascii="Serif" w:hAnsi="Serif"/>
+        </w:rPr>
+      </w:pPr>
+      <w:r>
+        <w:rPr>
+          <w:rFonts w:ascii="Serif" w:hAnsi="Serif"/>
+        </w:rPr>
+        <w:t>Median Imputation</w:t>
+      </w:r>
+    </w:p>
+    <w:p>
+      <w:pPr>
+        <w:jc w:val="both"/>
+        <w:rPr>
+          <w:rFonts w:ascii="Serif" w:hAnsi="Serif"/>
+        </w:rPr>
+      </w:pPr>
+      <w:r>
+        <w:rPr>
+          <w:rFonts w:ascii="Serif" w:hAnsi="Serif"/>
+        </w:rPr>
+        <w:t>The second approach involved median imputation, where the median value of each column was calculated and used to replace any missing values</w:t>
+      </w:r>
+      <w:r>
+        <w:rPr>
+          <w:rFonts w:ascii="Serif" w:hAnsi="Serif"/>
+        </w:rPr>
+        <w:t xml:space="preserve"> with </w:t>
+      </w:r>
       <w:r>
         <w:rPr>
           <w:rFonts w:ascii="Serif" w:hAnsi="Serif"/>
           <w:i/>
           <w:iCs/>
         </w:rPr>
-        <w:t>(</w:t>
-      </w:r>
-      <w:proofErr w:type="gramEnd"/>
+        <w:t>fillna().median</w:t>
+      </w:r>
+      <w:r>
+        <w:rPr>
+          <w:rFonts w:ascii="Serif" w:hAnsi="Serif"/>
+        </w:rPr>
+        <w:t xml:space="preserve"> method.</w:t>
+      </w:r>
+      <w:r>
+        <w:rPr>
+          <w:rFonts w:ascii="Serif" w:hAnsi="Serif"/>
+        </w:rPr>
+        <w:t xml:space="preserve"> (GeeksforGeeks, 2025)</w:t>
+      </w:r>
+    </w:p>
+    <w:p>
+      <w:pPr>
+        <w:pStyle w:val="Heading4"/>
+        <w:jc w:val="both"/>
+        <w:rPr>
+          <w:rFonts w:ascii="Serif" w:hAnsi="Serif"/>
+        </w:rPr>
+      </w:pPr>
+      <w:r>
+        <w:rPr>
+          <w:rFonts w:ascii="Serif" w:hAnsi="Serif"/>
+        </w:rPr>
+        <w:t>Model-Based Imputation</w:t>
+      </w:r>
+    </w:p>
+    <w:p>
+      <w:pPr>
+        <w:jc w:val="both"/>
+        <w:rPr>
+          <w:rFonts w:ascii="Serif" w:hAnsi="Serif"/>
+        </w:rPr>
+      </w:pPr>
+      <w:r>
+        <w:rPr>
+          <w:rFonts w:ascii="Serif" w:hAnsi="Serif"/>
+        </w:rPr>
+        <w:t xml:space="preserve">  The third approach involved model-based imputation, which uses machine learning techniques to predict missing values (GeeksforGeeks, 2025). In this study, Linear Regression was first applied to estimate missing values in the </w:t>
+      </w:r>
       <w:r>
         <w:rPr>
           <w:rFonts w:ascii="Serif" w:hAnsi="Serif"/>
           <w:i/>
           <w:iCs/>
         </w:rPr>
-        <w:t>)</w:t>
-      </w:r>
-      <w:r>
-        <w:rPr>
-          <w:rFonts w:ascii="Serif" w:hAnsi="Serif"/>
-        </w:rPr>
-        <w:t xml:space="preserve"> </w:t>
-      </w:r>
-      <w:proofErr w:type="gramStart"/>
-      <w:r>
-        <w:rPr>
-          <w:rFonts w:ascii="Serif" w:hAnsi="Serif"/>
-        </w:rPr>
-        <w:t>function.(</w:t>
-      </w:r>
-      <w:proofErr w:type="gramEnd"/>
-      <w:r>
-        <w:rPr>
-          <w:rFonts w:ascii="Serif" w:hAnsi="Serif"/>
-        </w:rPr>
-        <w:t>pandas.pydata.org, n.d.)</w:t>
-      </w:r>
-    </w:p>
-    <w:p>
-      <w:pPr>
-        <w:pStyle w:val="Heading4"/>
-        <w:jc w:val="both"/>
-        <w:rPr>
-          <w:rFonts w:ascii="Serif" w:hAnsi="Serif"/>
-        </w:rPr>
-      </w:pPr>
-      <w:r>
-        <w:rPr>
-          <w:rFonts w:ascii="Serif" w:hAnsi="Serif"/>
-        </w:rPr>
-        <w:t>Median Imputation</w:t>
-      </w:r>
-    </w:p>
-    <w:p>
-      <w:pPr>
-        <w:jc w:val="both"/>
-        <w:rPr>
-          <w:rFonts w:ascii="Serif" w:hAnsi="Serif"/>
-        </w:rPr>
-      </w:pPr>
-      <w:r>
-        <w:rPr>
-          <w:rFonts w:ascii="Serif" w:hAnsi="Serif"/>
-        </w:rPr>
-        <w:t>The second approach involved median imputation, where the median value of each column was calculated and used to replace any missing values</w:t>
-      </w:r>
-      <w:r>
-        <w:rPr>
-          <w:rFonts w:ascii="Serif" w:hAnsi="Serif"/>
-        </w:rPr>
-        <w:t xml:space="preserve"> with </w:t>
-      </w:r>
-      <w:proofErr w:type="spellStart"/>
-      <w:proofErr w:type="gramStart"/>
+        <w:t>land_use</w:t>
+      </w:r>
+      <w:r>
+        <w:rPr>
+          <w:rFonts w:ascii="Serif" w:hAnsi="Serif"/>
+        </w:rPr>
+        <w:t xml:space="preserve"> variable using </w:t>
+      </w:r>
       <w:r>
         <w:rPr>
           <w:rFonts w:ascii="Serif" w:hAnsi="Serif"/>
           <w:i/>
           <w:iCs/>
         </w:rPr>
-        <w:t>fillna</w:t>
-      </w:r>
-      <w:proofErr w:type="spellEnd"/>
+        <w:t>fob</w:t>
+      </w:r>
+      <w:r>
+        <w:rPr>
+          <w:rFonts w:ascii="Serif" w:hAnsi="Serif"/>
+        </w:rPr>
+        <w:t xml:space="preserve"> and </w:t>
+      </w:r>
       <w:r>
         <w:rPr>
           <w:rFonts w:ascii="Serif" w:hAnsi="Serif"/>
           <w:i/>
           <w:iCs/>
         </w:rPr>
-        <w:t>().median</w:t>
-      </w:r>
-      <w:proofErr w:type="gramEnd"/>
-      <w:r>
-        <w:rPr>
-          <w:rFonts w:ascii="Serif" w:hAnsi="Serif"/>
-        </w:rPr>
-        <w:t xml:space="preserve"> method.</w:t>
-      </w:r>
-      <w:r>
-        <w:rPr>
-          <w:rFonts w:ascii="Serif" w:hAnsi="Serif"/>
-        </w:rPr>
-        <w:t xml:space="preserve"> (</w:t>
-      </w:r>
-      <w:proofErr w:type="spellStart"/>
-      <w:r>
-        <w:rPr>
-          <w:rFonts w:ascii="Serif" w:hAnsi="Serif"/>
-        </w:rPr>
-        <w:t>GeeksforGeeks</w:t>
-      </w:r>
-      <w:proofErr w:type="spellEnd"/>
-      <w:r>
-        <w:rPr>
-          <w:rFonts w:ascii="Serif" w:hAnsi="Serif"/>
-        </w:rPr>
-        <w:t>, 2025)</w:t>
-      </w:r>
-    </w:p>
-    <w:p>
-      <w:pPr>
-        <w:pStyle w:val="Heading4"/>
-        <w:jc w:val="both"/>
-        <w:rPr>
-          <w:rFonts w:ascii="Serif" w:hAnsi="Serif"/>
-        </w:rPr>
-      </w:pPr>
-      <w:r>
-        <w:rPr>
-          <w:rFonts w:ascii="Serif" w:hAnsi="Serif"/>
-        </w:rPr>
-        <w:t>Model-Based Imputation</w:t>
-      </w:r>
-    </w:p>
-    <w:p>
-      <w:pPr>
-        <w:jc w:val="both"/>
-        <w:rPr>
-          <w:rFonts w:ascii="Serif" w:hAnsi="Serif"/>
-        </w:rPr>
-      </w:pPr>
-      <w:r>
-        <w:rPr>
-          <w:rFonts w:ascii="Serif" w:hAnsi="Serif"/>
-        </w:rPr>
-        <w:t xml:space="preserve">  The third approach involved model-based imputation, which uses machine learning techniques to predict missing values (</w:t>
-      </w:r>
-      <w:proofErr w:type="spellStart"/>
-      <w:r>
-        <w:rPr>
-          <w:rFonts w:ascii="Serif" w:hAnsi="Serif"/>
-        </w:rPr>
-        <w:t>GeeksforGeeks</w:t>
-      </w:r>
-      <w:proofErr w:type="spellEnd"/>
-      <w:r>
-        <w:rPr>
-          <w:rFonts w:ascii="Serif" w:hAnsi="Serif"/>
-        </w:rPr>
-        <w:t xml:space="preserve">, 2025). In this study, Linear Regression was first applied to estimate missing values in the </w:t>
-      </w:r>
-      <w:proofErr w:type="spellStart"/>
+        <w:t>volume</w:t>
+      </w:r>
+      <w:r>
+        <w:rPr>
+          <w:rFonts w:ascii="Serif" w:hAnsi="Serif"/>
+        </w:rPr>
+        <w:t xml:space="preserve"> as predictors, as these features showed a strong correlation (Cambridge Spark, 2019). Subsequently, a Random Forest model was used to predict </w:t>
+      </w:r>
       <w:r>
         <w:rPr>
           <w:rFonts w:ascii="Serif" w:hAnsi="Serif"/>
           <w:i/>
           <w:iCs/>
         </w:rPr>
-        <w:t>land_use</w:t>
-      </w:r>
-      <w:proofErr w:type="spellEnd"/>
-      <w:r>
-        <w:rPr>
-          <w:rFonts w:ascii="Serif" w:hAnsi="Serif"/>
-        </w:rPr>
-        <w:t xml:space="preserve"> variable using </w:t>
+        <w:t>cattle_deforestation_5_year_total_exposure</w:t>
+      </w:r>
+      <w:r>
+        <w:rPr>
+          <w:rFonts w:ascii="Serif" w:hAnsi="Serif"/>
+        </w:rPr>
+        <w:t xml:space="preserve"> based on </w:t>
       </w:r>
       <w:r>
         <w:rPr>
@@ -7007,13 +6135,13 @@
           <w:i/>
           <w:iCs/>
         </w:rPr>
-        <w:t>fob</w:t>
-      </w:r>
-      <w:r>
-        <w:rPr>
-          <w:rFonts w:ascii="Serif" w:hAnsi="Serif"/>
-        </w:rPr>
-        <w:t xml:space="preserve"> and </w:t>
+        <w:t>volume</w:t>
+      </w:r>
+      <w:r>
+        <w:rPr>
+          <w:rFonts w:ascii="Serif" w:hAnsi="Serif"/>
+        </w:rPr>
+        <w:t xml:space="preserve">, </w:t>
       </w:r>
       <w:r>
         <w:rPr>
@@ -7021,13 +6149,13 @@
           <w:i/>
           <w:iCs/>
         </w:rPr>
-        <w:t>volume</w:t>
-      </w:r>
-      <w:r>
-        <w:rPr>
-          <w:rFonts w:ascii="Serif" w:hAnsi="Serif"/>
-        </w:rPr>
-        <w:t xml:space="preserve"> as predictors, as these features showed a strong correlation (Cambridge Spark, 2019). Subsequently, a Random Forest model was used to predict </w:t>
+        <w:t>fob</w:t>
+      </w:r>
+      <w:r>
+        <w:rPr>
+          <w:rFonts w:ascii="Serif" w:hAnsi="Serif"/>
+        </w:rPr>
+        <w:t xml:space="preserve">, and </w:t>
       </w:r>
       <w:r>
         <w:rPr>
@@ -7035,13 +6163,13 @@
           <w:i/>
           <w:iCs/>
         </w:rPr>
-        <w:t>cattle_deforestation_5_year_total_exposure</w:t>
-      </w:r>
-      <w:r>
-        <w:rPr>
-          <w:rFonts w:ascii="Serif" w:hAnsi="Serif"/>
-        </w:rPr>
-        <w:t xml:space="preserve"> based on </w:t>
+        <w:t>land_use</w:t>
+      </w:r>
+      <w:r>
+        <w:rPr>
+          <w:rFonts w:ascii="Serif" w:hAnsi="Serif"/>
+        </w:rPr>
+        <w:t xml:space="preserve"> (GeeksforGeeks, 2024). Finally, Linear Regression was applied again to estimate missing values in </w:t>
       </w:r>
       <w:r>
         <w:rPr>
@@ -7049,83 +6177,7 @@
           <w:i/>
           <w:iCs/>
         </w:rPr>
-        <w:t>volume</w:t>
-      </w:r>
-      <w:r>
-        <w:rPr>
-          <w:rFonts w:ascii="Serif" w:hAnsi="Serif"/>
-        </w:rPr>
-        <w:t xml:space="preserve">, </w:t>
-      </w:r>
-      <w:r>
-        <w:rPr>
-          <w:rFonts w:ascii="Serif" w:hAnsi="Serif"/>
-          <w:i/>
-          <w:iCs/>
-        </w:rPr>
-        <w:t>fob</w:t>
-      </w:r>
-      <w:r>
-        <w:rPr>
-          <w:rFonts w:ascii="Serif" w:hAnsi="Serif"/>
-        </w:rPr>
-        <w:t xml:space="preserve">, and </w:t>
-      </w:r>
-      <w:proofErr w:type="spellStart"/>
-      <w:r>
-        <w:rPr>
-          <w:rFonts w:ascii="Serif" w:hAnsi="Serif"/>
-          <w:i/>
-          <w:iCs/>
-        </w:rPr>
-        <w:t>land_use</w:t>
-      </w:r>
-      <w:proofErr w:type="spellEnd"/>
-      <w:r>
-        <w:rPr>
-          <w:rFonts w:ascii="Serif" w:hAnsi="Serif"/>
-        </w:rPr>
-        <w:t xml:space="preserve"> (</w:t>
-      </w:r>
-      <w:proofErr w:type="spellStart"/>
-      <w:r>
-        <w:rPr>
-          <w:rFonts w:ascii="Serif" w:hAnsi="Serif"/>
-        </w:rPr>
-        <w:t>GeeksforGeeks</w:t>
-      </w:r>
-      <w:proofErr w:type="spellEnd"/>
-      <w:r>
-        <w:rPr>
-          <w:rFonts w:ascii="Serif" w:hAnsi="Serif"/>
-        </w:rPr>
-        <w:t xml:space="preserve">, 2024). Finally, Linear Regression was applied again to estimate missing values in </w:t>
-      </w:r>
-      <w:r>
-        <w:rPr>
-          <w:rFonts w:ascii="Serif" w:hAnsi="Serif"/>
-          <w:i/>
-          <w:iCs/>
-        </w:rPr>
-        <w:t>co2_gross_emissions_cattle_deforestation_5_year_total_exposure and co2_net_emissions_cattle_deforestation_5_</w:t>
-      </w:r>
-      <w:proofErr w:type="gramStart"/>
-      <w:r>
-        <w:rPr>
-          <w:rFonts w:ascii="Serif" w:hAnsi="Serif"/>
-          <w:i/>
-          <w:iCs/>
-        </w:rPr>
-        <w:t>year_total</w:t>
-      </w:r>
-      <w:proofErr w:type="gramEnd"/>
-      <w:r>
-        <w:rPr>
-          <w:rFonts w:ascii="Serif" w:hAnsi="Serif"/>
-          <w:i/>
-          <w:iCs/>
-        </w:rPr>
-        <w:t>_exposure</w:t>
+        <w:t>co2_gross_emissions_cattle_deforestation_5_year_total_exposure and co2_net_emissions_cattle_deforestation_5_year_total_exposure</w:t>
       </w:r>
       <w:r>
         <w:rPr>
@@ -7178,57 +6230,7 @@
         <w:rPr>
           <w:rFonts w:ascii="Serif" w:hAnsi="Serif"/>
         </w:rPr>
-        <w:t xml:space="preserve">The dataset had invalid entries such as &amp;# and special characters like quotation marks </w:t>
-      </w:r>
-      <w:proofErr w:type="gramStart"/>
-      <w:r>
-        <w:rPr>
-          <w:rFonts w:ascii="Serif" w:hAnsi="Serif"/>
-        </w:rPr>
-        <w:t>(“ ”</w:t>
-      </w:r>
-      <w:proofErr w:type="gramEnd"/>
-      <w:r>
-        <w:rPr>
-          <w:rFonts w:ascii="Serif" w:hAnsi="Serif"/>
-        </w:rPr>
-        <w:t xml:space="preserve">). To fix this, the column was converted to a string using </w:t>
-      </w:r>
-      <w:proofErr w:type="spellStart"/>
-      <w:proofErr w:type="gramStart"/>
-      <w:r>
-        <w:rPr>
-          <w:rFonts w:ascii="Serif" w:hAnsi="Serif"/>
-        </w:rPr>
-        <w:t>astype</w:t>
-      </w:r>
-      <w:proofErr w:type="spellEnd"/>
-      <w:r>
-        <w:rPr>
-          <w:rFonts w:ascii="Serif" w:hAnsi="Serif"/>
-        </w:rPr>
-        <w:t>(</w:t>
-      </w:r>
-      <w:proofErr w:type="gramEnd"/>
-      <w:r>
-        <w:rPr>
-          <w:rFonts w:ascii="Serif" w:hAnsi="Serif"/>
-        </w:rPr>
-        <w:t xml:space="preserve">), and the unwanted characters were removed using the </w:t>
-      </w:r>
-      <w:proofErr w:type="gramStart"/>
-      <w:r>
-        <w:rPr>
-          <w:rFonts w:ascii="Serif" w:hAnsi="Serif"/>
-        </w:rPr>
-        <w:t>replace(</w:t>
-      </w:r>
-      <w:proofErr w:type="gramEnd"/>
-      <w:r>
-        <w:rPr>
-          <w:rFonts w:ascii="Serif" w:hAnsi="Serif"/>
-        </w:rPr>
-        <w:t>) function. (pandas.pydata.org, n.d.)</w:t>
+        <w:t>The dataset had invalid entries such as &amp;# and special characters like quotation marks (“ ”). To fix this, the column was converted to a string using astype(), and the unwanted characters were removed using the replace() function. (pandas.pydata.org, n.d.)</w:t>
       </w:r>
     </w:p>
     <w:p>
@@ -7290,27 +6292,14 @@
                             <w:r>
                               <w:t xml:space="preserve">Figure </w:t>
                             </w:r>
-                            <w:r>
-                              <w:fldChar w:fldCharType="begin"/>
-                            </w:r>
-                            <w:r>
-                              <w:instrText xml:space="preserve"> SEQ Figure \* ARABIC </w:instrText>
-                            </w:r>
-                            <w:r>
-                              <w:fldChar w:fldCharType="separate"/>
-                            </w:r>
-                            <w:r>
-                              <w:rPr>
-                                <w:noProof/>
-                              </w:rPr>
-                              <w:t>9</w:t>
-                            </w:r>
-                            <w:r>
-                              <w:rPr>
-                                <w:noProof/>
-                              </w:rPr>
-                              <w:fldChar w:fldCharType="end"/>
-                            </w:r>
+                            <w:fldSimple w:instr=" SEQ Figure \* ARABIC ">
+                              <w:r>
+                                <w:rPr>
+                                  <w:noProof/>
+                                </w:rPr>
+                                <w:t>9</w:t>
+                              </w:r>
+                            </w:fldSimple>
                             <w:r>
                               <w:t>-</w:t>
                             </w:r>
@@ -7350,27 +6339,14 @@
                       <w:r>
                         <w:t xml:space="preserve">Figure </w:t>
                       </w:r>
-                      <w:r>
-                        <w:fldChar w:fldCharType="begin"/>
-                      </w:r>
-                      <w:r>
-                        <w:instrText xml:space="preserve"> SEQ Figure \* ARABIC </w:instrText>
-                      </w:r>
-                      <w:r>
-                        <w:fldChar w:fldCharType="separate"/>
-                      </w:r>
-                      <w:r>
-                        <w:rPr>
-                          <w:noProof/>
-                        </w:rPr>
-                        <w:t>9</w:t>
-                      </w:r>
-                      <w:r>
-                        <w:rPr>
-                          <w:noProof/>
-                        </w:rPr>
-                        <w:fldChar w:fldCharType="end"/>
-                      </w:r>
+                      <w:fldSimple w:instr=" SEQ Figure \* ARABIC ">
+                        <w:r>
+                          <w:rPr>
+                            <w:noProof/>
+                          </w:rPr>
+                          <w:t>9</w:t>
+                        </w:r>
+                      </w:fldSimple>
                       <w:r>
                         <w:t>-</w:t>
                       </w:r>
@@ -7513,7 +6489,6 @@
         </w:rPr>
         <w:t xml:space="preserve"> (Amazon) were also removed. The </w:t>
       </w:r>
-      <w:proofErr w:type="spellStart"/>
       <w:r>
         <w:rPr>
           <w:rFonts w:ascii="Serif" w:hAnsi="Serif"/>
@@ -7522,7 +6497,6 @@
         </w:rPr>
         <w:t>importer_group</w:t>
       </w:r>
-      <w:proofErr w:type="spellEnd"/>
       <w:r>
         <w:rPr>
           <w:rFonts w:ascii="Serif" w:hAnsi="Serif"/>
@@ -7603,27 +6577,14 @@
                             <w:r>
                               <w:t xml:space="preserve">Figure </w:t>
                             </w:r>
-                            <w:r>
-                              <w:fldChar w:fldCharType="begin"/>
-                            </w:r>
-                            <w:r>
-                              <w:instrText xml:space="preserve"> SEQ Figure \* ARABIC </w:instrText>
-                            </w:r>
-                            <w:r>
-                              <w:fldChar w:fldCharType="separate"/>
-                            </w:r>
-                            <w:r>
-                              <w:rPr>
-                                <w:noProof/>
-                              </w:rPr>
-                              <w:t>10</w:t>
-                            </w:r>
-                            <w:r>
-                              <w:rPr>
-                                <w:noProof/>
-                              </w:rPr>
-                              <w:fldChar w:fldCharType="end"/>
-                            </w:r>
+                            <w:fldSimple w:instr=" SEQ Figure \* ARABIC ">
+                              <w:r>
+                                <w:rPr>
+                                  <w:noProof/>
+                                </w:rPr>
+                                <w:t>10</w:t>
+                              </w:r>
+                            </w:fldSimple>
                             <w:r>
                               <w:t>-</w:t>
                             </w:r>
@@ -7663,27 +6624,14 @@
                       <w:r>
                         <w:t xml:space="preserve">Figure </w:t>
                       </w:r>
-                      <w:r>
-                        <w:fldChar w:fldCharType="begin"/>
-                      </w:r>
-                      <w:r>
-                        <w:instrText xml:space="preserve"> SEQ Figure \* ARABIC </w:instrText>
-                      </w:r>
-                      <w:r>
-                        <w:fldChar w:fldCharType="separate"/>
-                      </w:r>
-                      <w:r>
-                        <w:rPr>
-                          <w:noProof/>
-                        </w:rPr>
-                        <w:t>10</w:t>
-                      </w:r>
-                      <w:r>
-                        <w:rPr>
-                          <w:noProof/>
-                        </w:rPr>
-                        <w:fldChar w:fldCharType="end"/>
-                      </w:r>
+                      <w:fldSimple w:instr=" SEQ Figure \* ARABIC ">
+                        <w:r>
+                          <w:rPr>
+                            <w:noProof/>
+                          </w:rPr>
+                          <w:t>10</w:t>
+                        </w:r>
+                      </w:fldSimple>
                       <w:r>
                         <w:t>-</w:t>
                       </w:r>
@@ -7905,28 +6853,36 @@
         <w:rPr>
           <w:rFonts w:ascii="Serif" w:hAnsi="Serif"/>
         </w:rPr>
-        <w:t xml:space="preserve">methods, such as one hot </w:t>
-      </w:r>
-      <w:proofErr w:type="spellStart"/>
-      <w:r>
-        <w:rPr>
-          <w:rFonts w:ascii="Serif" w:hAnsi="Serif"/>
-        </w:rPr>
-        <w:t>enconding</w:t>
-      </w:r>
-      <w:proofErr w:type="spellEnd"/>
-      <w:r>
-        <w:rPr>
-          <w:rFonts w:ascii="Serif" w:hAnsi="Serif"/>
-        </w:rPr>
-        <w:t>,</w:t>
-      </w:r>
-      <w:r>
-        <w:rPr>
-          <w:rFonts w:ascii="Serif" w:hAnsi="Serif"/>
-        </w:rPr>
-        <w:t xml:space="preserve"> would increase the complexity and require more computational resources, making them less feasible for this project.</w:t>
-      </w:r>
+        <w:t>methods, such as one hot enconding,</w:t>
+      </w:r>
+      <w:r>
+        <w:rPr>
+          <w:rFonts w:ascii="Serif" w:hAnsi="Serif"/>
+        </w:rPr>
+        <w:t xml:space="preserve"> would increase the complexity and require more computational resources, making them less feasible for this project</w:t>
+      </w:r>
+      <w:r>
+        <w:rPr>
+          <w:rFonts w:ascii="Serif" w:hAnsi="Serif"/>
+        </w:rPr>
+        <w:t>…</w:t>
+      </w:r>
+    </w:p>
+    <w:p>
+      <w:pPr>
+        <w:jc w:val="both"/>
+        <w:rPr>
+          <w:rFonts w:ascii="Serif" w:hAnsi="Serif"/>
+        </w:rPr>
+      </w:pPr>
+    </w:p>
+    <w:p>
+      <w:pPr>
+        <w:jc w:val="both"/>
+        <w:rPr>
+          <w:rFonts w:ascii="Serif" w:hAnsi="Serif"/>
+        </w:rPr>
+      </w:pPr>
     </w:p>
     <w:p/>
     <w:sectPr>
@@ -8195,6 +7151,7 @@
                             <w:dataBinding w:prefixMappings="xmlns:ns0='http://purl.org/dc/elements/1.1/' xmlns:ns1='http://schemas.openxmlformats.org/package/2006/metadata/core-properties' " w:xpath="/ns1:coreProperties[1]/ns0:title[1]" w:storeItemID="{6C3C8BC8-F283-45AE-878A-BAB7291924A1}"/>
                             <w:text/>
                           </w:sdtPr>
+                          <w:sdtEndPr/>
                           <w:sdtContent>
                             <w:p>
                               <w:pPr>
@@ -8260,6 +7217,7 @@
                       <w:dataBinding w:prefixMappings="xmlns:ns0='http://purl.org/dc/elements/1.1/' xmlns:ns1='http://schemas.openxmlformats.org/package/2006/metadata/core-properties' " w:xpath="/ns1:coreProperties[1]/ns0:title[1]" w:storeItemID="{6C3C8BC8-F283-45AE-878A-BAB7291924A1}"/>
                       <w:text/>
                     </w:sdtPr>
+                    <w:sdtEndPr/>
                     <w:sdtContent>
                       <w:p>
                         <w:pPr>
@@ -8375,6 +7333,7 @@
                             <w:dataBinding w:prefixMappings="xmlns:ns0='http://purl.org/dc/elements/1.1/' xmlns:ns1='http://schemas.openxmlformats.org/package/2006/metadata/core-properties' " w:xpath="/ns1:coreProperties[1]/ns0:title[1]" w:storeItemID="{6C3C8BC8-F283-45AE-878A-BAB7291924A1}"/>
                             <w:text/>
                           </w:sdtPr>
+                          <w:sdtEndPr/>
                           <w:sdtContent>
                             <w:p>
                               <w:pPr>
@@ -8440,6 +7399,7 @@
                       <w:dataBinding w:prefixMappings="xmlns:ns0='http://purl.org/dc/elements/1.1/' xmlns:ns1='http://schemas.openxmlformats.org/package/2006/metadata/core-properties' " w:xpath="/ns1:coreProperties[1]/ns0:title[1]" w:storeItemID="{6C3C8BC8-F283-45AE-878A-BAB7291924A1}"/>
                       <w:text/>
                     </w:sdtPr>
+                    <w:sdtEndPr/>
                     <w:sdtContent>
                       <w:p>
                         <w:pPr>

--- a/Final_Project_Carlos_Suelen.docx
+++ b/Final_Project_Carlos_Suelen.docx
@@ -6859,13 +6859,7 @@
         <w:rPr>
           <w:rFonts w:ascii="Serif" w:hAnsi="Serif"/>
         </w:rPr>
-        <w:t xml:space="preserve"> would increase the complexity and require more computational resources, making them less feasible for this project</w:t>
-      </w:r>
-      <w:r>
-        <w:rPr>
-          <w:rFonts w:ascii="Serif" w:hAnsi="Serif"/>
-        </w:rPr>
-        <w:t>…</w:t>
+        <w:t xml:space="preserve"> would increase the complexity and require more computational resources, making them less feasible for this project.</w:t>
       </w:r>
     </w:p>
     <w:p>
@@ -6875,6 +6869,2113 @@
           <w:rFonts w:ascii="Serif" w:hAnsi="Serif"/>
         </w:rPr>
       </w:pPr>
+    </w:p>
+    <w:p>
+      <w:pPr>
+        <w:pStyle w:val="Heading1"/>
+        <w:rPr>
+          <w:rFonts w:ascii="Serif" w:hAnsi="Serif" w:cs="Arial"/>
+          <w:bCs/>
+          <w:sz w:val="36"/>
+          <w:szCs w:val="36"/>
+        </w:rPr>
+      </w:pPr>
+      <w:bookmarkStart w:id="53" w:name="_Toc229512941"/>
+      <w:r>
+        <w:rPr>
+          <w:rFonts w:ascii="Serif" w:hAnsi="Serif" w:cs="Arial"/>
+          <w:sz w:val="36"/>
+          <w:szCs w:val="36"/>
+        </w:rPr>
+        <w:lastRenderedPageBreak/>
+        <w:t xml:space="preserve">4. </w:t>
+      </w:r>
+      <w:r>
+        <w:rPr>
+          <w:rFonts w:ascii="Serif" w:hAnsi="Serif" w:cs="Arial"/>
+          <w:bCs/>
+          <w:sz w:val="36"/>
+          <w:szCs w:val="36"/>
+        </w:rPr>
+        <w:t>CRISP-DM stage four – Modelling</w:t>
+      </w:r>
+      <w:bookmarkEnd w:id="53"/>
+    </w:p>
+    <w:p>
+      <w:pPr>
+        <w:pStyle w:val="Heading2"/>
+        <w:ind w:left="360" w:hanging="360"/>
+        <w:rPr>
+          <w:rFonts w:ascii="Serif" w:hAnsi="Serif"/>
+        </w:rPr>
+      </w:pPr>
+      <w:bookmarkStart w:id="54" w:name="_Toc229512942"/>
+      <w:r>
+        <w:rPr>
+          <w:rFonts w:ascii="Serif" w:hAnsi="Serif"/>
+        </w:rPr>
+        <w:t>4.1 – Modelling Technique</w:t>
+      </w:r>
+      <w:bookmarkEnd w:id="54"/>
+    </w:p>
+    <w:p>
+      <w:pPr>
+        <w:jc w:val="both"/>
+        <w:rPr>
+          <w:rFonts w:ascii="Serif" w:hAnsi="Serif"/>
+        </w:rPr>
+      </w:pPr>
+      <w:r>
+        <w:rPr>
+          <w:rFonts w:ascii="Serif" w:hAnsi="Serif"/>
+        </w:rPr>
+        <w:t xml:space="preserve">For this modelling, </w:t>
+      </w:r>
+      <w:r>
+        <w:rPr>
+          <w:rFonts w:ascii="Serif" w:hAnsi="Serif"/>
+        </w:rPr>
+        <w:t>four</w:t>
+      </w:r>
+      <w:r>
+        <w:rPr>
+          <w:rFonts w:ascii="Serif" w:hAnsi="Serif"/>
+        </w:rPr>
+        <w:t xml:space="preserve"> Machine Learning algorithms were developed using different approaches. The </w:t>
+      </w:r>
+      <w:r>
+        <w:rPr>
+          <w:rFonts w:ascii="Serif" w:hAnsi="Serif"/>
+        </w:rPr>
+        <w:t>four</w:t>
+      </w:r>
+      <w:r>
+        <w:rPr>
+          <w:rFonts w:ascii="Serif" w:hAnsi="Serif"/>
+        </w:rPr>
+        <w:t xml:space="preserve"> algorithms are: KNN regressor, Random Forest regressor</w:t>
+      </w:r>
+      <w:r>
+        <w:rPr>
+          <w:rFonts w:ascii="Serif" w:hAnsi="Serif"/>
+        </w:rPr>
+        <w:t>,</w:t>
+      </w:r>
+      <w:r>
+        <w:rPr>
+          <w:rFonts w:ascii="Serif" w:hAnsi="Serif"/>
+        </w:rPr>
+        <w:t xml:space="preserve"> Partial </w:t>
+      </w:r>
+      <w:r>
+        <w:rPr>
+          <w:rFonts w:ascii="Serif" w:hAnsi="Serif"/>
+        </w:rPr>
+        <w:t>Least Squares</w:t>
+      </w:r>
+      <w:r>
+        <w:rPr>
+          <w:rFonts w:ascii="Serif" w:hAnsi="Serif"/>
+        </w:rPr>
+        <w:t xml:space="preserve"> regressor</w:t>
+      </w:r>
+      <w:r>
+        <w:rPr>
+          <w:rFonts w:ascii="Serif" w:hAnsi="Serif"/>
+        </w:rPr>
+        <w:t xml:space="preserve"> and Linear Regression</w:t>
+      </w:r>
+      <w:r>
+        <w:rPr>
+          <w:rFonts w:ascii="Serif" w:hAnsi="Serif"/>
+        </w:rPr>
+        <w:t>. At this stage, all missing values were handled during data preparation, as regression models require properly preprocessed data to perform effectively.</w:t>
+      </w:r>
+      <w:r>
+        <w:rPr>
+          <w:rFonts w:ascii="Serif" w:hAnsi="Serif"/>
+        </w:rPr>
+        <w:t xml:space="preserve"> </w:t>
+      </w:r>
+    </w:p>
+    <w:p>
+      <w:pPr>
+        <w:jc w:val="both"/>
+        <w:rPr>
+          <w:rFonts w:ascii="Serif" w:hAnsi="Serif"/>
+        </w:rPr>
+      </w:pPr>
+      <w:r>
+        <w:rPr>
+          <w:rFonts w:ascii="Serif" w:hAnsi="Serif"/>
+        </w:rPr>
+        <w:t xml:space="preserve">Linear Regression was chosen because the analysis showed a clear linear relationship between some variables. This model works by finding the best linear relationship between the input features and the target variable and was used as a baseline model for comparison with the other models. </w:t>
+      </w:r>
+      <w:r>
+        <w:rPr>
+          <w:rFonts w:ascii="Serif" w:hAnsi="Serif"/>
+        </w:rPr>
+        <w:t>(GeeksforGeeks, 2018)</w:t>
+      </w:r>
+    </w:p>
+    <w:p>
+      <w:pPr>
+        <w:jc w:val="both"/>
+        <w:rPr>
+          <w:rFonts w:ascii="Serif" w:hAnsi="Serif"/>
+        </w:rPr>
+      </w:pPr>
+      <w:r>
+        <w:rPr>
+          <w:rFonts w:ascii="Serif" w:hAnsi="Serif"/>
+        </w:rPr>
+        <w:t>The second choice was K-Nearest Neighbours (KNN), as it predicts values based on distance calculations between data points by identifying the nearest neighbours and estimating outcomes based on their average. However, this model may not be the most suitable for this dataset, as highly correlated features can affect distance measurements</w:t>
+      </w:r>
+      <w:r>
+        <w:rPr>
+          <w:rFonts w:ascii="Serif" w:hAnsi="Serif"/>
+        </w:rPr>
+        <w:t>,</w:t>
+      </w:r>
+      <w:r>
+        <w:rPr>
+          <w:rFonts w:ascii="Serif" w:hAnsi="Serif"/>
+        </w:rPr>
+        <w:t xml:space="preserve"> and the model can become slow with large datasets. These limitations </w:t>
+      </w:r>
+      <w:r>
+        <w:rPr>
+          <w:rFonts w:ascii="Serif" w:hAnsi="Serif"/>
+        </w:rPr>
+        <w:t>will be</w:t>
+      </w:r>
+      <w:r>
+        <w:rPr>
+          <w:rFonts w:ascii="Serif" w:hAnsi="Serif"/>
+        </w:rPr>
+        <w:t xml:space="preserve"> further assessed during the evaluation stage. (Piyush Ashtekar, 2025)</w:t>
+      </w:r>
+    </w:p>
+    <w:p>
+      <w:pPr>
+        <w:jc w:val="both"/>
+        <w:rPr>
+          <w:rFonts w:ascii="Serif" w:hAnsi="Serif"/>
+        </w:rPr>
+      </w:pPr>
+      <w:r>
+        <w:rPr>
+          <w:rFonts w:ascii="Serif" w:hAnsi="Serif"/>
+        </w:rPr>
+        <w:t xml:space="preserve">Random Forest was </w:t>
+      </w:r>
+      <w:r>
+        <w:rPr>
+          <w:rFonts w:ascii="Serif" w:hAnsi="Serif"/>
+        </w:rPr>
+        <w:t>chosen</w:t>
+      </w:r>
+      <w:r>
+        <w:rPr>
+          <w:rFonts w:ascii="Serif" w:hAnsi="Serif"/>
+        </w:rPr>
+        <w:t xml:space="preserve"> because it performs well with complex data and can capture non-linear relationships present in the dataset. The model combines multiple decision trees, helping improve prediction performance and reduce overfitting. It can also handle correlated features effectively. (Prathik C, 2025)</w:t>
+      </w:r>
+    </w:p>
+    <w:p>
+      <w:pPr>
+        <w:jc w:val="both"/>
+        <w:rPr>
+          <w:rFonts w:ascii="Serif" w:hAnsi="Serif"/>
+        </w:rPr>
+      </w:pPr>
+      <w:r>
+        <w:rPr>
+          <w:rFonts w:ascii="Serif" w:hAnsi="Serif"/>
+        </w:rPr>
+        <w:t>Partial Least Squares (PLS) regression was used to reduce the dimensionality of the dataset while preserving the relationship between the predictors and the target variable. Since the dataset contains correlated variables, PLS helps handle multicollinearity and improve model stability.</w:t>
+      </w:r>
+    </w:p>
+    <w:p>
+      <w:pPr>
+        <w:jc w:val="both"/>
+        <w:rPr>
+          <w:rFonts w:ascii="Serif" w:hAnsi="Serif"/>
+        </w:rPr>
+      </w:pPr>
+      <w:r>
+        <w:rPr>
+          <w:rFonts w:ascii="Serif" w:hAnsi="Serif"/>
+        </w:rPr>
+        <w:t xml:space="preserve">As Linear Regression, KNN, and PLS are sensitive to outliers, feature scaling </w:t>
+      </w:r>
+      <w:r>
+        <w:rPr>
+          <w:rFonts w:ascii="Serif" w:hAnsi="Serif"/>
+        </w:rPr>
+        <w:t>is</w:t>
+      </w:r>
+      <w:r>
+        <w:rPr>
+          <w:rFonts w:ascii="Serif" w:hAnsi="Serif"/>
+        </w:rPr>
+        <w:t xml:space="preserve"> necessary. RobustScaler </w:t>
+      </w:r>
+      <w:r>
+        <w:rPr>
+          <w:rFonts w:ascii="Serif" w:hAnsi="Serif"/>
+        </w:rPr>
+        <w:t>is the best approach</w:t>
+      </w:r>
+      <w:r>
+        <w:rPr>
+          <w:rFonts w:ascii="Serif" w:hAnsi="Serif"/>
+        </w:rPr>
+        <w:t xml:space="preserve"> </w:t>
+      </w:r>
+      <w:r>
+        <w:rPr>
+          <w:rFonts w:ascii="Serif" w:hAnsi="Serif"/>
+        </w:rPr>
+        <w:t>since</w:t>
+      </w:r>
+      <w:r>
+        <w:rPr>
+          <w:rFonts w:ascii="Serif" w:hAnsi="Serif"/>
+        </w:rPr>
+        <w:t xml:space="preserve"> it is more robust to extreme values and helps reduce their impact on the models.</w:t>
+      </w:r>
+    </w:p>
+    <w:p>
+      <w:pPr>
+        <w:jc w:val="both"/>
+        <w:rPr>
+          <w:rFonts w:ascii="Serif" w:hAnsi="Serif"/>
+        </w:rPr>
+      </w:pPr>
+    </w:p>
+    <w:p>
+      <w:pPr>
+        <w:pStyle w:val="Heading2"/>
+        <w:ind w:left="360" w:hanging="360"/>
+        <w:rPr>
+          <w:rFonts w:ascii="Serif" w:hAnsi="Serif"/>
+        </w:rPr>
+      </w:pPr>
+      <w:bookmarkStart w:id="55" w:name="_Toc229512943"/>
+      <w:r>
+        <w:rPr>
+          <w:rFonts w:ascii="Serif" w:hAnsi="Serif"/>
+        </w:rPr>
+        <w:t>4.2 - Test design</w:t>
+      </w:r>
+      <w:bookmarkEnd w:id="55"/>
+    </w:p>
+    <w:p>
+      <w:pPr>
+        <w:rPr>
+          <w:rFonts w:ascii="Serif" w:hAnsi="Serif"/>
+        </w:rPr>
+      </w:pPr>
+      <w:r>
+        <w:rPr>
+          <w:rFonts w:ascii="Serif" w:hAnsi="Serif"/>
+        </w:rPr>
+        <w:t>The dataset was split in the following way for each of the approaches used:</w:t>
+      </w:r>
+    </w:p>
+    <w:p>
+      <w:pPr>
+        <w:jc w:val="both"/>
+        <w:rPr>
+          <w:rFonts w:ascii="Serif" w:hAnsi="Serif"/>
+        </w:rPr>
+      </w:pPr>
+      <w:r>
+        <w:rPr>
+          <w:rFonts w:ascii="Serif" w:hAnsi="Serif"/>
+          <w:noProof/>
+        </w:rPr>
+        <mc:AlternateContent>
+          <mc:Choice Requires="wps">
+            <w:drawing>
+              <wp:anchor distT="0" distB="0" distL="114300" distR="114300" simplePos="0" relativeHeight="251680768" behindDoc="0" locked="0" layoutInCell="1" allowOverlap="1" wp14:anchorId="4A8F47AC" wp14:editId="75BD75F6">
+                <wp:simplePos x="0" y="0"/>
+                <wp:positionH relativeFrom="column">
+                  <wp:posOffset>373380</wp:posOffset>
+                </wp:positionH>
+                <wp:positionV relativeFrom="paragraph">
+                  <wp:posOffset>73660</wp:posOffset>
+                </wp:positionV>
+                <wp:extent cx="739140" cy="7620"/>
+                <wp:effectExtent l="0" t="76200" r="22860" b="87630"/>
+                <wp:wrapNone/>
+                <wp:docPr id="607858866" name="Straight Arrow Connector 3"/>
+                <wp:cNvGraphicFramePr/>
+                <a:graphic xmlns:a="http://schemas.openxmlformats.org/drawingml/2006/main">
+                  <a:graphicData uri="http://schemas.microsoft.com/office/word/2010/wordprocessingShape">
+                    <wps:wsp>
+                      <wps:cNvCnPr/>
+                      <wps:spPr>
+                        <a:xfrm flipV="1">
+                          <a:off x="0" y="0"/>
+                          <a:ext cx="739140" cy="7620"/>
+                        </a:xfrm>
+                        <a:prstGeom prst="straightConnector1">
+                          <a:avLst/>
+                        </a:prstGeom>
+                        <a:ln>
+                          <a:tailEnd type="triangle"/>
+                        </a:ln>
+                      </wps:spPr>
+                      <wps:style>
+                        <a:lnRef idx="1">
+                          <a:schemeClr val="accent1"/>
+                        </a:lnRef>
+                        <a:fillRef idx="0">
+                          <a:schemeClr val="accent1"/>
+                        </a:fillRef>
+                        <a:effectRef idx="0">
+                          <a:schemeClr val="accent1"/>
+                        </a:effectRef>
+                        <a:fontRef idx="minor">
+                          <a:schemeClr val="tx1"/>
+                        </a:fontRef>
+                      </wps:style>
+                      <wps:bodyPr/>
+                    </wps:wsp>
+                  </a:graphicData>
+                </a:graphic>
+              </wp:anchor>
+            </w:drawing>
+          </mc:Choice>
+          <mc:Fallback>
+            <w:pict>
+              <v:shapetype w14:anchorId="461E3351" id="_x0000_t32" coordsize="21600,21600" o:spt="32" o:oned="t" path="m,l21600,21600e" filled="f">
+                <v:path arrowok="t" fillok="f" o:connecttype="none"/>
+                <o:lock v:ext="edit" shapetype="t"/>
+              </v:shapetype>
+              <v:shape id="Straight Arrow Connector 3" o:spid="_x0000_s1026" type="#_x0000_t32" style="position:absolute;margin-left:29.4pt;margin-top:5.8pt;width:58.2pt;height:.6pt;flip:y;z-index:251680768;visibility:visible;mso-wrap-style:square;mso-wrap-distance-left:9pt;mso-wrap-distance-top:0;mso-wrap-distance-right:9pt;mso-wrap-distance-bottom:0;mso-position-horizontal:absolute;mso-position-horizontal-relative:text;mso-position-vertical:absolute;mso-position-vertical-relative:text" o:gfxdata="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" strokecolor="#156082 [3204]" strokeweight=".5pt">
+                <v:stroke endarrow="block" joinstyle="miter"/>
+              </v:shape>
+            </w:pict>
+          </mc:Fallback>
+        </mc:AlternateContent>
+      </w:r>
+      <w:r>
+        <w:rPr>
+          <w:rFonts w:ascii="Serif" w:hAnsi="Serif"/>
+        </w:rPr>
+        <w:t xml:space="preserve"> 80%                           Training</w:t>
+      </w:r>
+    </w:p>
+    <w:p>
+      <w:pPr>
+        <w:jc w:val="both"/>
+        <w:rPr>
+          <w:rFonts w:ascii="Serif" w:hAnsi="Serif"/>
+        </w:rPr>
+      </w:pPr>
+      <w:r>
+        <w:rPr>
+          <w:rFonts w:ascii="Serif" w:hAnsi="Serif"/>
+          <w:noProof/>
+        </w:rPr>
+        <mc:AlternateContent>
+          <mc:Choice Requires="wps">
+            <w:drawing>
+              <wp:anchor distT="0" distB="0" distL="114300" distR="114300" simplePos="0" relativeHeight="251681792" behindDoc="0" locked="0" layoutInCell="1" allowOverlap="1" wp14:anchorId="00634E77" wp14:editId="7CC5D483">
+                <wp:simplePos x="0" y="0"/>
+                <wp:positionH relativeFrom="column">
+                  <wp:posOffset>373380</wp:posOffset>
+                </wp:positionH>
+                <wp:positionV relativeFrom="paragraph">
+                  <wp:posOffset>85090</wp:posOffset>
+                </wp:positionV>
+                <wp:extent cx="739140" cy="7620"/>
+                <wp:effectExtent l="0" t="76200" r="22860" b="87630"/>
+                <wp:wrapNone/>
+                <wp:docPr id="104151799" name="Straight Arrow Connector 3"/>
+                <wp:cNvGraphicFramePr/>
+                <a:graphic xmlns:a="http://schemas.openxmlformats.org/drawingml/2006/main">
+                  <a:graphicData uri="http://schemas.microsoft.com/office/word/2010/wordprocessingShape">
+                    <wps:wsp>
+                      <wps:cNvCnPr/>
+                      <wps:spPr>
+                        <a:xfrm flipV="1">
+                          <a:off x="0" y="0"/>
+                          <a:ext cx="739140" cy="7620"/>
+                        </a:xfrm>
+                        <a:prstGeom prst="straightConnector1">
+                          <a:avLst/>
+                        </a:prstGeom>
+                        <a:ln>
+                          <a:tailEnd type="triangle"/>
+                        </a:ln>
+                      </wps:spPr>
+                      <wps:style>
+                        <a:lnRef idx="1">
+                          <a:schemeClr val="accent1"/>
+                        </a:lnRef>
+                        <a:fillRef idx="0">
+                          <a:schemeClr val="accent1"/>
+                        </a:fillRef>
+                        <a:effectRef idx="0">
+                          <a:schemeClr val="accent1"/>
+                        </a:effectRef>
+                        <a:fontRef idx="minor">
+                          <a:schemeClr val="tx1"/>
+                        </a:fontRef>
+                      </wps:style>
+                      <wps:bodyPr/>
+                    </wps:wsp>
+                  </a:graphicData>
+                </a:graphic>
+              </wp:anchor>
+            </w:drawing>
+          </mc:Choice>
+          <mc:Fallback>
+            <w:pict>
+              <v:shape w14:anchorId="68A81F1F" id="Straight Arrow Connector 3" o:spid="_x0000_s1026" type="#_x0000_t32" style="position:absolute;margin-left:29.4pt;margin-top:6.7pt;width:58.2pt;height:.6pt;flip:y;z-index:251681792;visibility:visible;mso-wrap-style:square;mso-wrap-distance-left:9pt;mso-wrap-distance-top:0;mso-wrap-distance-right:9pt;mso-wrap-distance-bottom:0;mso-position-horizontal:absolute;mso-position-horizontal-relative:text;mso-position-vertical:absolute;mso-position-vertical-relative:text" o:gfxdata="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" strokecolor="#156082 [3204]" strokeweight=".5pt">
+                <v:stroke endarrow="block" joinstyle="miter"/>
+              </v:shape>
+            </w:pict>
+          </mc:Fallback>
+        </mc:AlternateContent>
+      </w:r>
+      <w:r>
+        <w:rPr>
+          <w:rFonts w:ascii="Serif" w:hAnsi="Serif"/>
+        </w:rPr>
+        <w:t xml:space="preserve"> 20%                           Testing  </w:t>
+      </w:r>
+    </w:p>
+    <w:p>
+      <w:pPr>
+        <w:jc w:val="both"/>
+        <w:rPr>
+          <w:rFonts w:ascii="Serif" w:hAnsi="Serif"/>
+        </w:rPr>
+      </w:pPr>
+    </w:p>
+    <w:p>
+      <w:pPr>
+        <w:pStyle w:val="Heading2"/>
+        <w:ind w:left="360" w:hanging="360"/>
+        <w:rPr>
+          <w:rFonts w:ascii="Serif" w:hAnsi="Serif"/>
+        </w:rPr>
+      </w:pPr>
+      <w:bookmarkStart w:id="56" w:name="_Toc229512944"/>
+      <w:r>
+        <w:rPr>
+          <w:rFonts w:ascii="Serif" w:hAnsi="Serif"/>
+        </w:rPr>
+        <w:lastRenderedPageBreak/>
+        <w:t>4.3 – Build Model</w:t>
+      </w:r>
+      <w:bookmarkEnd w:id="56"/>
+    </w:p>
+    <w:p>
+      <w:pPr>
+        <w:rPr>
+          <w:rFonts w:ascii="Serif" w:hAnsi="Serif"/>
+        </w:rPr>
+      </w:pPr>
+      <w:r>
+        <w:rPr>
+          <w:rFonts w:ascii="Serif" w:hAnsi="Serif"/>
+        </w:rPr>
+        <w:t>For the three models, three different missing value techniques were applied, resulting in three approaches using the same models.</w:t>
+      </w:r>
+    </w:p>
+    <w:p>
+      <w:pPr>
+        <w:rPr>
+          <w:rFonts w:ascii="Serif" w:hAnsi="Serif"/>
+        </w:rPr>
+      </w:pPr>
+      <w:r>
+        <w:rPr>
+          <w:rFonts w:ascii="Serif" w:hAnsi="Serif"/>
+        </w:rPr>
+        <w:t>1- Dropping missing values</w:t>
+      </w:r>
+    </w:p>
+    <w:p>
+      <w:pPr>
+        <w:rPr>
+          <w:rFonts w:ascii="Serif" w:hAnsi="Serif"/>
+        </w:rPr>
+      </w:pPr>
+      <w:r>
+        <w:rPr>
+          <w:rFonts w:ascii="Serif" w:hAnsi="Serif"/>
+        </w:rPr>
+        <w:t>2- Median Imputation</w:t>
+      </w:r>
+    </w:p>
+    <w:p>
+      <w:pPr>
+        <w:rPr>
+          <w:rFonts w:ascii="Serif" w:hAnsi="Serif"/>
+        </w:rPr>
+      </w:pPr>
+      <w:r>
+        <w:rPr>
+          <w:rFonts w:ascii="Serif" w:hAnsi="Serif"/>
+        </w:rPr>
+        <w:t xml:space="preserve">3- Model-based Imputation </w:t>
+      </w:r>
+    </w:p>
+    <w:p>
+      <w:pPr>
+        <w:pStyle w:val="Heading3"/>
+        <w:ind w:left="360" w:hanging="360"/>
+        <w:rPr>
+          <w:rFonts w:ascii="Serif" w:hAnsi="Serif"/>
+        </w:rPr>
+      </w:pPr>
+      <w:bookmarkStart w:id="57" w:name="_Toc229512945"/>
+      <w:r>
+        <w:rPr>
+          <w:rFonts w:ascii="Serif" w:hAnsi="Serif"/>
+        </w:rPr>
+        <w:t>4.3.1 - K-Nearest Neighbours Regressor (KNN)</w:t>
+      </w:r>
+      <w:bookmarkEnd w:id="57"/>
+    </w:p>
+    <w:p>
+      <w:pPr>
+        <w:jc w:val="both"/>
+        <w:rPr>
+          <w:rFonts w:ascii="Serif" w:hAnsi="Serif"/>
+        </w:rPr>
+      </w:pPr>
+      <w:r>
+        <w:rPr>
+          <w:rFonts w:ascii="Serif" w:hAnsi="Serif"/>
+        </w:rPr>
+        <w:t>For this model, after splitting the data, we scaled the data using RobustScaler due to the presence of outliers. RobustScaler removes the median and scales the data using the interquartile range (IQR), making it less sensitive to extreme values compared to standard scaling</w:t>
+      </w:r>
+      <w:r>
+        <w:rPr>
+          <w:rFonts w:ascii="Serif" w:hAnsi="Serif"/>
+        </w:rPr>
+        <w:t>.</w:t>
+      </w:r>
+      <w:r>
+        <w:rPr>
+          <w:rFonts w:ascii="Serif" w:hAnsi="Serif"/>
+        </w:rPr>
+        <w:t xml:space="preserve"> (scikit-learn.org, n.d.)</w:t>
+      </w:r>
+    </w:p>
+    <w:p>
+      <w:pPr>
+        <w:pStyle w:val="Heading4"/>
+        <w:rPr>
+          <w:rFonts w:ascii="Serif" w:hAnsi="Serif"/>
+        </w:rPr>
+      </w:pPr>
+      <w:r>
+        <w:rPr>
+          <w:rFonts w:ascii="Serif" w:hAnsi="Serif"/>
+        </w:rPr>
+        <w:t>Parameter settings</w:t>
+      </w:r>
+    </w:p>
+    <w:tbl>
+      <w:tblPr>
+        <w:tblStyle w:val="GridTable6Colorful"/>
+        <w:tblW w:w="0" w:type="auto"/>
+        <w:tblLook w:val="04A0" w:firstRow="1" w:lastRow="0" w:firstColumn="1" w:lastColumn="0" w:noHBand="0" w:noVBand="1"/>
+      </w:tblPr>
+      <w:tblGrid>
+        <w:gridCol w:w="4508"/>
+        <w:gridCol w:w="4508"/>
+      </w:tblGrid>
+      <w:tr>
+        <w:trPr>
+          <w:cnfStyle w:val="100000000000" w:firstRow="1" w:lastRow="0" w:firstColumn="0" w:lastColumn="0" w:oddVBand="0" w:evenVBand="0" w:oddHBand="0" w:evenHBand="0" w:firstRowFirstColumn="0" w:firstRowLastColumn="0" w:lastRowFirstColumn="0" w:lastRowLastColumn="0"/>
+        </w:trPr>
+        <w:tc>
+          <w:tcPr>
+            <w:cnfStyle w:val="001000000000" w:firstRow="0" w:lastRow="0" w:firstColumn="1" w:lastColumn="0" w:oddVBand="0" w:evenVBand="0" w:oddHBand="0" w:evenHBand="0" w:firstRowFirstColumn="0" w:firstRowLastColumn="0" w:lastRowFirstColumn="0" w:lastRowLastColumn="0"/>
+            <w:tcW w:w="4508" w:type="dxa"/>
+          </w:tcPr>
+          <w:p>
+            <w:pPr>
+              <w:rPr>
+                <w:rFonts w:ascii="Serif" w:hAnsi="Serif"/>
+              </w:rPr>
+            </w:pPr>
+            <w:r>
+              <w:rPr>
+                <w:rFonts w:ascii="Serif" w:hAnsi="Serif"/>
+              </w:rPr>
+              <w:t xml:space="preserve">                             Parameters</w:t>
+            </w:r>
+          </w:p>
+        </w:tc>
+        <w:tc>
+          <w:tcPr>
+            <w:tcW w:w="4508" w:type="dxa"/>
+          </w:tcPr>
+          <w:p>
+            <w:pPr>
+              <w:jc w:val="center"/>
+              <w:cnfStyle w:val="100000000000" w:firstRow="1" w:lastRow="0" w:firstColumn="0" w:lastColumn="0" w:oddVBand="0" w:evenVBand="0" w:oddHBand="0" w:evenHBand="0" w:firstRowFirstColumn="0" w:firstRowLastColumn="0" w:lastRowFirstColumn="0" w:lastRowLastColumn="0"/>
+              <w:rPr>
+                <w:rFonts w:ascii="Serif" w:hAnsi="Serif"/>
+              </w:rPr>
+            </w:pPr>
+            <w:r>
+              <w:rPr>
+                <w:rFonts w:ascii="Serif" w:hAnsi="Serif"/>
+              </w:rPr>
+              <w:t>Search space</w:t>
+            </w:r>
+          </w:p>
+        </w:tc>
+      </w:tr>
+      <w:tr>
+        <w:trPr>
+          <w:cnfStyle w:val="000000100000" w:firstRow="0" w:lastRow="0" w:firstColumn="0" w:lastColumn="0" w:oddVBand="0" w:evenVBand="0" w:oddHBand="1" w:evenHBand="0" w:firstRowFirstColumn="0" w:firstRowLastColumn="0" w:lastRowFirstColumn="0" w:lastRowLastColumn="0"/>
+        </w:trPr>
+        <w:tc>
+          <w:tcPr>
+            <w:cnfStyle w:val="001000000000" w:firstRow="0" w:lastRow="0" w:firstColumn="1" w:lastColumn="0" w:oddVBand="0" w:evenVBand="0" w:oddHBand="0" w:evenHBand="0" w:firstRowFirstColumn="0" w:firstRowLastColumn="0" w:lastRowFirstColumn="0" w:lastRowLastColumn="0"/>
+            <w:tcW w:w="4508" w:type="dxa"/>
+          </w:tcPr>
+          <w:p>
+            <w:pPr>
+              <w:tabs>
+                <w:tab w:val="left" w:pos="1440"/>
+              </w:tabs>
+              <w:rPr>
+                <w:rFonts w:ascii="Serif" w:hAnsi="Serif"/>
+              </w:rPr>
+            </w:pPr>
+            <w:r>
+              <w:rPr>
+                <w:rFonts w:ascii="Serif" w:hAnsi="Serif"/>
+              </w:rPr>
+              <w:tab/>
+              <w:t>n_neighbo</w:t>
+            </w:r>
+            <w:r>
+              <w:rPr>
+                <w:rFonts w:ascii="Serif" w:hAnsi="Serif"/>
+              </w:rPr>
+              <w:t>u</w:t>
+            </w:r>
+            <w:r>
+              <w:rPr>
+                <w:rFonts w:ascii="Serif" w:hAnsi="Serif"/>
+              </w:rPr>
+              <w:t>rs</w:t>
+            </w:r>
+          </w:p>
+        </w:tc>
+        <w:tc>
+          <w:tcPr>
+            <w:tcW w:w="4508" w:type="dxa"/>
+          </w:tcPr>
+          <w:p>
+            <w:pPr>
+              <w:jc w:val="center"/>
+              <w:cnfStyle w:val="000000100000" w:firstRow="0" w:lastRow="0" w:firstColumn="0" w:lastColumn="0" w:oddVBand="0" w:evenVBand="0" w:oddHBand="1" w:evenHBand="0" w:firstRowFirstColumn="0" w:firstRowLastColumn="0" w:lastRowFirstColumn="0" w:lastRowLastColumn="0"/>
+              <w:rPr>
+                <w:rFonts w:ascii="Serif" w:hAnsi="Serif"/>
+              </w:rPr>
+            </w:pPr>
+            <w:r>
+              <w:rPr>
+                <w:rFonts w:ascii="Serif" w:hAnsi="Serif"/>
+              </w:rPr>
+              <w:t xml:space="preserve"> 11,15,21,31</w:t>
+            </w:r>
+          </w:p>
+        </w:tc>
+      </w:tr>
+      <w:tr>
+        <w:tc>
+          <w:tcPr>
+            <w:cnfStyle w:val="001000000000" w:firstRow="0" w:lastRow="0" w:firstColumn="1" w:lastColumn="0" w:oddVBand="0" w:evenVBand="0" w:oddHBand="0" w:evenHBand="0" w:firstRowFirstColumn="0" w:firstRowLastColumn="0" w:lastRowFirstColumn="0" w:lastRowLastColumn="0"/>
+            <w:tcW w:w="4508" w:type="dxa"/>
+          </w:tcPr>
+          <w:p>
+            <w:pPr>
+              <w:jc w:val="center"/>
+              <w:rPr>
+                <w:rFonts w:ascii="Serif" w:hAnsi="Serif"/>
+              </w:rPr>
+            </w:pPr>
+            <w:r>
+              <w:rPr>
+                <w:rFonts w:ascii="Serif" w:hAnsi="Serif"/>
+              </w:rPr>
+              <w:t>weights</w:t>
+            </w:r>
+          </w:p>
+        </w:tc>
+        <w:tc>
+          <w:tcPr>
+            <w:tcW w:w="4508" w:type="dxa"/>
+          </w:tcPr>
+          <w:p>
+            <w:pPr>
+              <w:jc w:val="center"/>
+              <w:cnfStyle w:val="000000000000" w:firstRow="0" w:lastRow="0" w:firstColumn="0" w:lastColumn="0" w:oddVBand="0" w:evenVBand="0" w:oddHBand="0" w:evenHBand="0" w:firstRowFirstColumn="0" w:firstRowLastColumn="0" w:lastRowFirstColumn="0" w:lastRowLastColumn="0"/>
+              <w:rPr>
+                <w:rFonts w:ascii="Serif" w:hAnsi="Serif"/>
+              </w:rPr>
+            </w:pPr>
+            <w:r>
+              <w:rPr>
+                <w:rFonts w:ascii="Serif" w:hAnsi="Serif"/>
+              </w:rPr>
+              <w:t>"uniform", "distance"</w:t>
+            </w:r>
+          </w:p>
+        </w:tc>
+      </w:tr>
+      <w:tr>
+        <w:trPr>
+          <w:cnfStyle w:val="000000100000" w:firstRow="0" w:lastRow="0" w:firstColumn="0" w:lastColumn="0" w:oddVBand="0" w:evenVBand="0" w:oddHBand="1" w:evenHBand="0" w:firstRowFirstColumn="0" w:firstRowLastColumn="0" w:lastRowFirstColumn="0" w:lastRowLastColumn="0"/>
+        </w:trPr>
+        <w:tc>
+          <w:tcPr>
+            <w:cnfStyle w:val="001000000000" w:firstRow="0" w:lastRow="0" w:firstColumn="1" w:lastColumn="0" w:oddVBand="0" w:evenVBand="0" w:oddHBand="0" w:evenHBand="0" w:firstRowFirstColumn="0" w:firstRowLastColumn="0" w:lastRowFirstColumn="0" w:lastRowLastColumn="0"/>
+            <w:tcW w:w="4508" w:type="dxa"/>
+          </w:tcPr>
+          <w:p>
+            <w:pPr>
+              <w:jc w:val="center"/>
+              <w:rPr>
+                <w:rFonts w:ascii="Serif" w:hAnsi="Serif"/>
+              </w:rPr>
+            </w:pPr>
+            <w:r>
+              <w:rPr>
+                <w:rFonts w:ascii="Serif" w:hAnsi="Serif"/>
+              </w:rPr>
+              <w:t>metric</w:t>
+            </w:r>
+          </w:p>
+        </w:tc>
+        <w:tc>
+          <w:tcPr>
+            <w:tcW w:w="4508" w:type="dxa"/>
+          </w:tcPr>
+          <w:p>
+            <w:pPr>
+              <w:jc w:val="center"/>
+              <w:cnfStyle w:val="000000100000" w:firstRow="0" w:lastRow="0" w:firstColumn="0" w:lastColumn="0" w:oddVBand="0" w:evenVBand="0" w:oddHBand="1" w:evenHBand="0" w:firstRowFirstColumn="0" w:firstRowLastColumn="0" w:lastRowFirstColumn="0" w:lastRowLastColumn="0"/>
+              <w:rPr>
+                <w:rFonts w:ascii="Serif" w:hAnsi="Serif"/>
+              </w:rPr>
+            </w:pPr>
+            <w:r>
+              <w:rPr>
+                <w:rFonts w:ascii="Serif" w:hAnsi="Serif"/>
+              </w:rPr>
+              <w:t>"euclidean", "manhattan"</w:t>
+            </w:r>
+          </w:p>
+        </w:tc>
+      </w:tr>
+    </w:tbl>
+    <w:p>
+      <w:pPr>
+        <w:jc w:val="both"/>
+        <w:rPr>
+          <w:rFonts w:ascii="Serif" w:hAnsi="Serif"/>
+        </w:rPr>
+      </w:pPr>
+    </w:p>
+    <w:p>
+      <w:pPr>
+        <w:jc w:val="both"/>
+        <w:rPr>
+          <w:rFonts w:ascii="Serif" w:hAnsi="Serif"/>
+        </w:rPr>
+      </w:pPr>
+      <w:r>
+        <w:rPr>
+          <w:rFonts w:ascii="Serif" w:hAnsi="Serif"/>
+        </w:rPr>
+        <w:t>For the n_neighbours hyperparameter, larger values were selected instead of very small values because the dataset contains highly correlated and very similar features. Very small neighbour values can make the KNN model too sensitive to local patterns and nearby observations, increasing the risk of overfitting. Larger neighbour values help make predictions more stable by using more nearby observations instead of only a few very similar points. This is important for this dataset, which contains highly correlated features.</w:t>
+      </w:r>
+      <w:r>
+        <w:rPr>
+          <w:rFonts w:ascii="Serif" w:hAnsi="Serif"/>
+        </w:rPr>
+        <w:t xml:space="preserve"> </w:t>
+      </w:r>
+      <w:r>
+        <w:rPr>
+          <w:rFonts w:ascii="Serif" w:hAnsi="Serif"/>
+        </w:rPr>
+        <w:t>(Patil, 2026)</w:t>
+      </w:r>
+    </w:p>
+    <w:p>
+      <w:pPr>
+        <w:jc w:val="both"/>
+        <w:rPr>
+          <w:rFonts w:ascii="Serif" w:hAnsi="Serif"/>
+        </w:rPr>
+      </w:pPr>
+      <w:r>
+        <w:rPr>
+          <w:rFonts w:ascii="Serif" w:hAnsi="Serif"/>
+        </w:rPr>
+        <w:t>For the weights hyperparameter,</w:t>
+      </w:r>
+      <w:r>
+        <w:rPr>
+          <w:rFonts w:ascii="Serif" w:hAnsi="Serif"/>
+        </w:rPr>
+        <w:t xml:space="preserve"> </w:t>
+      </w:r>
+      <w:r>
+        <w:rPr>
+          <w:rFonts w:ascii="Serif" w:hAnsi="Serif"/>
+        </w:rPr>
+        <w:t>we chose the following :</w:t>
+      </w:r>
+    </w:p>
+    <w:p>
+      <w:pPr>
+        <w:jc w:val="both"/>
+        <w:rPr>
+          <w:rFonts w:ascii="Serif" w:hAnsi="Serif"/>
+          <w:b/>
+          <w:bCs/>
+        </w:rPr>
+      </w:pPr>
+      <w:r>
+        <w:rPr>
+          <w:rFonts w:ascii="Serif" w:hAnsi="Serif"/>
+          <w:b/>
+          <w:bCs/>
+        </w:rPr>
+        <w:t>Uniform:</w:t>
+      </w:r>
+      <w:r>
+        <w:rPr>
+          <w:rFonts w:ascii="Serif" w:hAnsi="Serif"/>
+          <w:b/>
+          <w:bCs/>
+        </w:rPr>
+        <w:t xml:space="preserve"> </w:t>
+      </w:r>
+      <w:r>
+        <w:rPr>
+          <w:rFonts w:ascii="Serif" w:hAnsi="Serif"/>
+        </w:rPr>
+        <w:t xml:space="preserve">Every neighbour </w:t>
+      </w:r>
+      <w:r>
+        <w:rPr>
+          <w:rFonts w:ascii="Serif" w:hAnsi="Serif"/>
+        </w:rPr>
+        <w:t>influences</w:t>
+      </w:r>
+      <w:r>
+        <w:rPr>
+          <w:rFonts w:ascii="Serif" w:hAnsi="Serif"/>
+        </w:rPr>
+        <w:t xml:space="preserve"> equally</w:t>
+      </w:r>
+      <w:r>
+        <w:rPr>
+          <w:rFonts w:ascii="Serif" w:hAnsi="Serif"/>
+        </w:rPr>
+        <w:t xml:space="preserve">. </w:t>
+      </w:r>
+      <w:r>
+        <w:rPr>
+          <w:rFonts w:ascii="Serif" w:hAnsi="Serif"/>
+        </w:rPr>
+        <w:t>(Piyush Ashtekar, 2025)</w:t>
+      </w:r>
+    </w:p>
+    <w:p>
+      <w:pPr>
+        <w:jc w:val="both"/>
+        <w:rPr>
+          <w:rFonts w:ascii="Serif" w:hAnsi="Serif"/>
+          <w:b/>
+          <w:bCs/>
+        </w:rPr>
+      </w:pPr>
+      <w:r>
+        <w:rPr>
+          <w:rFonts w:ascii="Serif" w:hAnsi="Serif"/>
+          <w:b/>
+          <w:bCs/>
+        </w:rPr>
+        <w:t>Distance:</w:t>
+      </w:r>
+      <w:r>
+        <w:rPr>
+          <w:rFonts w:ascii="Serif" w:hAnsi="Serif"/>
+          <w:b/>
+          <w:bCs/>
+        </w:rPr>
+        <w:t xml:space="preserve"> </w:t>
+      </w:r>
+      <w:r>
+        <w:rPr>
+          <w:rFonts w:ascii="Serif" w:hAnsi="Serif"/>
+        </w:rPr>
+        <w:t>The close</w:t>
+      </w:r>
+      <w:r>
+        <w:rPr>
+          <w:rFonts w:ascii="Serif" w:hAnsi="Serif"/>
+        </w:rPr>
+        <w:t>r</w:t>
+      </w:r>
+      <w:r>
+        <w:rPr>
+          <w:rFonts w:ascii="Serif" w:hAnsi="Serif"/>
+        </w:rPr>
+        <w:t xml:space="preserve"> the neighbour is, the more influence it will have.</w:t>
+      </w:r>
+      <w:r>
+        <w:rPr>
+          <w:rFonts w:ascii="Serif" w:hAnsi="Serif"/>
+        </w:rPr>
+        <w:t>(Piyush Ashtekar, 2025)</w:t>
+      </w:r>
+    </w:p>
+    <w:p>
+      <w:pPr>
+        <w:jc w:val="both"/>
+        <w:rPr>
+          <w:rFonts w:ascii="Serif" w:hAnsi="Serif"/>
+        </w:rPr>
+      </w:pPr>
+      <w:r>
+        <w:rPr>
+          <w:rFonts w:ascii="Serif" w:hAnsi="Serif"/>
+        </w:rPr>
+        <w:t>For the M</w:t>
+      </w:r>
+      <w:r>
+        <w:rPr>
+          <w:rFonts w:ascii="Serif" w:hAnsi="Serif"/>
+        </w:rPr>
+        <w:t xml:space="preserve">etric hyperparameter, we </w:t>
+      </w:r>
+      <w:r>
+        <w:rPr>
+          <w:rFonts w:ascii="Serif" w:hAnsi="Serif"/>
+        </w:rPr>
+        <w:t>chose the following</w:t>
+      </w:r>
+    </w:p>
+    <w:p>
+      <w:pPr>
+        <w:jc w:val="both"/>
+        <w:rPr>
+          <w:rFonts w:ascii="Serif" w:hAnsi="Serif"/>
+        </w:rPr>
+      </w:pPr>
+      <w:r>
+        <w:rPr>
+          <w:rFonts w:ascii="Serif" w:hAnsi="Serif"/>
+          <w:b/>
+          <w:bCs/>
+        </w:rPr>
+        <w:t>Euclidean:</w:t>
+      </w:r>
+      <w:r>
+        <w:rPr>
+          <w:rFonts w:ascii="Serif" w:hAnsi="Serif"/>
+          <w:b/>
+          <w:bCs/>
+        </w:rPr>
+        <w:t xml:space="preserve"> </w:t>
+      </w:r>
+      <w:r>
+        <w:rPr>
+          <w:rFonts w:ascii="Serif" w:hAnsi="Serif"/>
+        </w:rPr>
+        <w:t>Calculates the straight-line distance between data points and is commonly used for numerical data</w:t>
+      </w:r>
+      <w:r>
+        <w:rPr>
+          <w:rFonts w:ascii="Serif" w:hAnsi="Serif"/>
+          <w:b/>
+          <w:bCs/>
+        </w:rPr>
+        <w:t>.</w:t>
+      </w:r>
+    </w:p>
+    <w:p>
+      <w:pPr>
+        <w:keepNext/>
+        <w:jc w:val="both"/>
+      </w:pPr>
+      <w:r>
+        <w:rPr>
+          <w:rFonts w:ascii="Serif" w:hAnsi="Serif"/>
+          <w:b/>
+          <w:bCs/>
+          <w:noProof/>
+        </w:rPr>
+        <w:drawing>
+          <wp:inline distT="0" distB="0" distL="0" distR="0" wp14:anchorId="4C76A904" wp14:editId="7F3ED73D">
+            <wp:extent cx="2865368" cy="464860"/>
+            <wp:effectExtent l="0" t="0" r="0" b="0"/>
+            <wp:docPr id="1299952773" name="Picture 1"/>
+            <wp:cNvGraphicFramePr>
+              <a:graphicFrameLocks xmlns:a="http://schemas.openxmlformats.org/drawingml/2006/main" noChangeAspect="1"/>
+            </wp:cNvGraphicFramePr>
+            <a:graphic xmlns:a="http://schemas.openxmlformats.org/drawingml/2006/main">
+              <a:graphicData uri="http://schemas.openxmlformats.org/drawingml/2006/picture">
+                <pic:pic xmlns:pic="http://schemas.openxmlformats.org/drawingml/2006/picture">
+                  <pic:nvPicPr>
+                    <pic:cNvPr id="1299952773" name=""/>
+                    <pic:cNvPicPr/>
+                  </pic:nvPicPr>
+                  <pic:blipFill>
+                    <a:blip r:embed="rId20"/>
+                    <a:stretch>
+                      <a:fillRect/>
+                    </a:stretch>
+                  </pic:blipFill>
+                  <pic:spPr>
+                    <a:xfrm>
+                      <a:off x="0" y="0"/>
+                      <a:ext cx="2865368" cy="464860"/>
+                    </a:xfrm>
+                    <a:prstGeom prst="rect">
+                      <a:avLst/>
+                    </a:prstGeom>
+                  </pic:spPr>
+                </pic:pic>
+              </a:graphicData>
+            </a:graphic>
+          </wp:inline>
+        </w:drawing>
+      </w:r>
+    </w:p>
+    <w:p>
+      <w:pPr>
+        <w:pStyle w:val="Caption"/>
+        <w:jc w:val="both"/>
+        <w:rPr>
+          <w:rFonts w:ascii="Serif" w:hAnsi="Serif"/>
+          <w:b/>
+          <w:bCs/>
+        </w:rPr>
+      </w:pPr>
+      <w:bookmarkStart w:id="58" w:name="_Toc229518351"/>
+      <w:r>
+        <w:t xml:space="preserve">Figure </w:t>
+      </w:r>
+      <w:r>
+        <w:fldChar w:fldCharType="begin"/>
+      </w:r>
+      <w:r>
+        <w:instrText xml:space="preserve"> SEQ Figure \* ARABIC </w:instrText>
+      </w:r>
+      <w:r>
+        <w:fldChar w:fldCharType="separate"/>
+      </w:r>
+      <w:r>
+        <w:rPr>
+          <w:noProof/>
+        </w:rPr>
+        <w:t>11</w:t>
+      </w:r>
+      <w:r>
+        <w:rPr>
+          <w:noProof/>
+        </w:rPr>
+        <w:fldChar w:fldCharType="end"/>
+      </w:r>
+      <w:r>
+        <w:t>-</w:t>
+      </w:r>
+      <w:r>
+        <w:t>Formula for Euclidean distance</w:t>
+      </w:r>
+      <w:r>
+        <w:rPr>
+          <w:rFonts w:ascii="Serif" w:hAnsi="Serif"/>
+        </w:rPr>
+        <w:t xml:space="preserve"> (GeeksforGeeks, 2020)</w:t>
+      </w:r>
+      <w:bookmarkEnd w:id="58"/>
+    </w:p>
+    <w:p>
+      <w:pPr>
+        <w:jc w:val="both"/>
+        <w:rPr>
+          <w:rFonts w:ascii="Serif" w:hAnsi="Serif"/>
+          <w:b/>
+          <w:bCs/>
+        </w:rPr>
+      </w:pPr>
+      <w:r>
+        <w:rPr>
+          <w:rFonts w:ascii="Serif" w:hAnsi="Serif"/>
+          <w:b/>
+          <w:bCs/>
+        </w:rPr>
+        <w:lastRenderedPageBreak/>
+        <w:t>Manhattan:</w:t>
+      </w:r>
+      <w:r>
+        <w:rPr>
+          <w:rFonts w:ascii="Serif" w:hAnsi="Serif"/>
+          <w:b/>
+          <w:bCs/>
+        </w:rPr>
+        <w:t xml:space="preserve"> </w:t>
+      </w:r>
+      <w:r>
+        <w:rPr>
+          <w:rFonts w:ascii="Serif" w:hAnsi="Serif"/>
+        </w:rPr>
+        <w:t>Calculates the distance by adding the absolute differences between variables. It follows a grid-like movement instead of a direct line</w:t>
+      </w:r>
+    </w:p>
+    <w:p>
+      <w:pPr>
+        <w:keepNext/>
+        <w:jc w:val="both"/>
+      </w:pPr>
+      <w:r>
+        <w:rPr>
+          <w:rFonts w:ascii="Serif" w:hAnsi="Serif"/>
+          <w:b/>
+          <w:bCs/>
+          <w:i/>
+          <w:iCs/>
+          <w:noProof/>
+        </w:rPr>
+        <w:drawing>
+          <wp:inline distT="0" distB="0" distL="0" distR="0" wp14:anchorId="28D448BB" wp14:editId="72F6F44A">
+            <wp:extent cx="2598645" cy="464860"/>
+            <wp:effectExtent l="0" t="0" r="0" b="0"/>
+            <wp:docPr id="1874609997" name="Picture 1"/>
+            <wp:cNvGraphicFramePr>
+              <a:graphicFrameLocks xmlns:a="http://schemas.openxmlformats.org/drawingml/2006/main" noChangeAspect="1"/>
+            </wp:cNvGraphicFramePr>
+            <a:graphic xmlns:a="http://schemas.openxmlformats.org/drawingml/2006/main">
+              <a:graphicData uri="http://schemas.openxmlformats.org/drawingml/2006/picture">
+                <pic:pic xmlns:pic="http://schemas.openxmlformats.org/drawingml/2006/picture">
+                  <pic:nvPicPr>
+                    <pic:cNvPr id="1874609997" name=""/>
+                    <pic:cNvPicPr/>
+                  </pic:nvPicPr>
+                  <pic:blipFill>
+                    <a:blip r:embed="rId21"/>
+                    <a:stretch>
+                      <a:fillRect/>
+                    </a:stretch>
+                  </pic:blipFill>
+                  <pic:spPr>
+                    <a:xfrm>
+                      <a:off x="0" y="0"/>
+                      <a:ext cx="2598645" cy="464860"/>
+                    </a:xfrm>
+                    <a:prstGeom prst="rect">
+                      <a:avLst/>
+                    </a:prstGeom>
+                  </pic:spPr>
+                </pic:pic>
+              </a:graphicData>
+            </a:graphic>
+          </wp:inline>
+        </w:drawing>
+      </w:r>
+    </w:p>
+    <w:p>
+      <w:pPr>
+        <w:pStyle w:val="Caption"/>
+        <w:jc w:val="both"/>
+        <w:rPr>
+          <w:rFonts w:ascii="Serif" w:hAnsi="Serif"/>
+          <w:b/>
+          <w:bCs/>
+          <w:i w:val="0"/>
+          <w:iCs w:val="0"/>
+          <w:highlight w:val="lightGray"/>
+        </w:rPr>
+      </w:pPr>
+      <w:bookmarkStart w:id="59" w:name="_Toc229518352"/>
+      <w:r>
+        <w:t xml:space="preserve">Figure </w:t>
+      </w:r>
+      <w:r>
+        <w:fldChar w:fldCharType="begin"/>
+      </w:r>
+      <w:r>
+        <w:instrText xml:space="preserve"> SEQ Figure \* ARABIC </w:instrText>
+      </w:r>
+      <w:r>
+        <w:fldChar w:fldCharType="separate"/>
+      </w:r>
+      <w:r>
+        <w:rPr>
+          <w:noProof/>
+        </w:rPr>
+        <w:t>12</w:t>
+      </w:r>
+      <w:r>
+        <w:rPr>
+          <w:noProof/>
+        </w:rPr>
+        <w:fldChar w:fldCharType="end"/>
+      </w:r>
+      <w:r>
+        <w:t>-</w:t>
+      </w:r>
+      <w:r>
+        <w:t>Formula for Manhattan distance</w:t>
+      </w:r>
+      <w:bookmarkEnd w:id="59"/>
+      <w:r>
+        <w:rPr>
+          <w:rFonts w:ascii="Serif" w:hAnsi="Serif"/>
+        </w:rPr>
+        <w:t>.(GeeksforGeeks, 2020)</w:t>
+      </w:r>
+    </w:p>
+    <w:p>
+      <w:pPr>
+        <w:jc w:val="both"/>
+        <w:rPr>
+          <w:rFonts w:ascii="Serif" w:hAnsi="Serif"/>
+        </w:rPr>
+      </w:pPr>
+    </w:p>
+    <w:p>
+      <w:pPr>
+        <w:pStyle w:val="Heading4"/>
+        <w:rPr>
+          <w:rFonts w:ascii="Serif" w:hAnsi="Serif"/>
+        </w:rPr>
+      </w:pPr>
+      <w:r>
+        <w:rPr>
+          <w:rFonts w:ascii="Serif" w:hAnsi="Serif"/>
+        </w:rPr>
+        <w:t>Model Description</w:t>
+      </w:r>
+    </w:p>
+    <w:p>
+      <w:pPr>
+        <w:jc w:val="both"/>
+        <w:rPr>
+          <w:rFonts w:ascii="Serif" w:hAnsi="Serif"/>
+        </w:rPr>
+      </w:pPr>
+      <w:r>
+        <w:rPr>
+          <w:rFonts w:ascii="Serif" w:hAnsi="Serif"/>
+        </w:rPr>
+        <w:t xml:space="preserve">Based on the model results and the parameters selected by GridSearchCV, we noticed that the KNN model was affected by the correlation between features. Although the model achieved very high results on a single train/test split, the cross-validation results showed that the model did not generalise as well across different data splits. The model performed much better when the </w:t>
+      </w:r>
+      <w:r>
+        <w:rPr>
+          <w:rFonts w:ascii="Serif" w:hAnsi="Serif"/>
+        </w:rPr>
+        <w:t>CO2_net</w:t>
+      </w:r>
+      <w:r>
+        <w:rPr>
+          <w:rFonts w:ascii="Serif" w:hAnsi="Serif"/>
+        </w:rPr>
+        <w:t xml:space="preserve"> feature was included, suggesting that KNN relied heavily on correlated variables. </w:t>
+      </w:r>
+    </w:p>
+    <w:p>
+      <w:pPr>
+        <w:jc w:val="both"/>
+        <w:rPr>
+          <w:rFonts w:ascii="Serif" w:hAnsi="Serif"/>
+        </w:rPr>
+      </w:pPr>
+      <w:r>
+        <w:rPr>
+          <w:rFonts w:ascii="Serif" w:hAnsi="Serif"/>
+        </w:rPr>
+        <w:t>One challenge when interpreting the KNN results was understanding why the model achieved perfect training performance. This happened because KNN makes predictions using nearby observations, and the dataset contained correlated and very similar features, making the model too dependent on close observations in the data.</w:t>
+      </w:r>
+    </w:p>
+    <w:p>
+      <w:pPr>
+        <w:jc w:val="both"/>
+        <w:rPr>
+          <w:rFonts w:ascii="Serif" w:hAnsi="Serif"/>
+        </w:rPr>
+      </w:pPr>
+      <w:r>
+        <w:rPr>
+          <w:rFonts w:ascii="Serif" w:hAnsi="Serif"/>
+        </w:rPr>
+        <w:t>.</w:t>
+      </w:r>
+    </w:p>
+    <w:p>
+      <w:pPr>
+        <w:pStyle w:val="Heading3"/>
+        <w:ind w:left="360" w:hanging="360"/>
+        <w:rPr>
+          <w:rFonts w:ascii="Serif" w:hAnsi="Serif"/>
+        </w:rPr>
+      </w:pPr>
+      <w:bookmarkStart w:id="60" w:name="_Toc229512946"/>
+      <w:r>
+        <w:rPr>
+          <w:rFonts w:ascii="Serif" w:hAnsi="Serif"/>
+        </w:rPr>
+        <w:t>4.3.2 - Random Forest Regressor</w:t>
+      </w:r>
+      <w:bookmarkEnd w:id="60"/>
+    </w:p>
+    <w:p>
+      <w:pPr>
+        <w:pStyle w:val="Heading4"/>
+        <w:rPr>
+          <w:rFonts w:ascii="Serif" w:hAnsi="Serif"/>
+        </w:rPr>
+      </w:pPr>
+      <w:r>
+        <w:rPr>
+          <w:rFonts w:ascii="Serif" w:hAnsi="Serif"/>
+        </w:rPr>
+        <w:t>Parameter settings</w:t>
+      </w:r>
+    </w:p>
+    <w:tbl>
+      <w:tblPr>
+        <w:tblStyle w:val="GridTable6Colorful"/>
+        <w:tblW w:w="0" w:type="auto"/>
+        <w:tblLook w:val="04A0" w:firstRow="1" w:lastRow="0" w:firstColumn="1" w:lastColumn="0" w:noHBand="0" w:noVBand="1"/>
+      </w:tblPr>
+      <w:tblGrid>
+        <w:gridCol w:w="4508"/>
+        <w:gridCol w:w="4508"/>
+      </w:tblGrid>
+      <w:tr>
+        <w:trPr>
+          <w:cnfStyle w:val="100000000000" w:firstRow="1" w:lastRow="0" w:firstColumn="0" w:lastColumn="0" w:oddVBand="0" w:evenVBand="0" w:oddHBand="0" w:evenHBand="0" w:firstRowFirstColumn="0" w:firstRowLastColumn="0" w:lastRowFirstColumn="0" w:lastRowLastColumn="0"/>
+        </w:trPr>
+        <w:tc>
+          <w:tcPr>
+            <w:cnfStyle w:val="001000000000" w:firstRow="0" w:lastRow="0" w:firstColumn="1" w:lastColumn="0" w:oddVBand="0" w:evenVBand="0" w:oddHBand="0" w:evenHBand="0" w:firstRowFirstColumn="0" w:firstRowLastColumn="0" w:lastRowFirstColumn="0" w:lastRowLastColumn="0"/>
+            <w:tcW w:w="4508" w:type="dxa"/>
+          </w:tcPr>
+          <w:p>
+            <w:pPr>
+              <w:rPr>
+                <w:rFonts w:ascii="Serif" w:hAnsi="Serif"/>
+              </w:rPr>
+            </w:pPr>
+            <w:r>
+              <w:rPr>
+                <w:rFonts w:ascii="Serif" w:hAnsi="Serif"/>
+              </w:rPr>
+              <w:t xml:space="preserve">                             Parameters</w:t>
+            </w:r>
+          </w:p>
+        </w:tc>
+        <w:tc>
+          <w:tcPr>
+            <w:tcW w:w="4508" w:type="dxa"/>
+          </w:tcPr>
+          <w:p>
+            <w:pPr>
+              <w:jc w:val="center"/>
+              <w:cnfStyle w:val="100000000000" w:firstRow="1" w:lastRow="0" w:firstColumn="0" w:lastColumn="0" w:oddVBand="0" w:evenVBand="0" w:oddHBand="0" w:evenHBand="0" w:firstRowFirstColumn="0" w:firstRowLastColumn="0" w:lastRowFirstColumn="0" w:lastRowLastColumn="0"/>
+              <w:rPr>
+                <w:rFonts w:ascii="Serif" w:hAnsi="Serif"/>
+              </w:rPr>
+            </w:pPr>
+            <w:r>
+              <w:rPr>
+                <w:rFonts w:ascii="Serif" w:hAnsi="Serif"/>
+              </w:rPr>
+              <w:t>Search space</w:t>
+            </w:r>
+          </w:p>
+        </w:tc>
+      </w:tr>
+      <w:tr>
+        <w:trPr>
+          <w:cnfStyle w:val="000000100000" w:firstRow="0" w:lastRow="0" w:firstColumn="0" w:lastColumn="0" w:oddVBand="0" w:evenVBand="0" w:oddHBand="1" w:evenHBand="0" w:firstRowFirstColumn="0" w:firstRowLastColumn="0" w:lastRowFirstColumn="0" w:lastRowLastColumn="0"/>
+        </w:trPr>
+        <w:tc>
+          <w:tcPr>
+            <w:cnfStyle w:val="001000000000" w:firstRow="0" w:lastRow="0" w:firstColumn="1" w:lastColumn="0" w:oddVBand="0" w:evenVBand="0" w:oddHBand="0" w:evenHBand="0" w:firstRowFirstColumn="0" w:firstRowLastColumn="0" w:lastRowFirstColumn="0" w:lastRowLastColumn="0"/>
+            <w:tcW w:w="4508" w:type="dxa"/>
+          </w:tcPr>
+          <w:p>
+            <w:pPr>
+              <w:tabs>
+                <w:tab w:val="left" w:pos="1440"/>
+              </w:tabs>
+              <w:rPr>
+                <w:rFonts w:ascii="Serif" w:hAnsi="Serif"/>
+              </w:rPr>
+            </w:pPr>
+            <w:r>
+              <w:rPr>
+                <w:rFonts w:ascii="Serif" w:hAnsi="Serif"/>
+              </w:rPr>
+              <w:tab/>
+              <w:t>n_estimators</w:t>
+            </w:r>
+          </w:p>
+        </w:tc>
+        <w:tc>
+          <w:tcPr>
+            <w:tcW w:w="4508" w:type="dxa"/>
+          </w:tcPr>
+          <w:p>
+            <w:pPr>
+              <w:jc w:val="center"/>
+              <w:cnfStyle w:val="000000100000" w:firstRow="0" w:lastRow="0" w:firstColumn="0" w:lastColumn="0" w:oddVBand="0" w:evenVBand="0" w:oddHBand="1" w:evenHBand="0" w:firstRowFirstColumn="0" w:firstRowLastColumn="0" w:lastRowFirstColumn="0" w:lastRowLastColumn="0"/>
+              <w:rPr>
+                <w:rFonts w:ascii="Serif" w:hAnsi="Serif"/>
+              </w:rPr>
+            </w:pPr>
+            <w:r>
+              <w:rPr>
+                <w:rFonts w:ascii="Serif" w:hAnsi="Serif"/>
+              </w:rPr>
+              <w:t>80, 100, 120</w:t>
+            </w:r>
+          </w:p>
+        </w:tc>
+      </w:tr>
+      <w:tr>
+        <w:tc>
+          <w:tcPr>
+            <w:cnfStyle w:val="001000000000" w:firstRow="0" w:lastRow="0" w:firstColumn="1" w:lastColumn="0" w:oddVBand="0" w:evenVBand="0" w:oddHBand="0" w:evenHBand="0" w:firstRowFirstColumn="0" w:firstRowLastColumn="0" w:lastRowFirstColumn="0" w:lastRowLastColumn="0"/>
+            <w:tcW w:w="4508" w:type="dxa"/>
+          </w:tcPr>
+          <w:p>
+            <w:pPr>
+              <w:jc w:val="center"/>
+              <w:rPr>
+                <w:rFonts w:ascii="Serif" w:hAnsi="Serif"/>
+              </w:rPr>
+            </w:pPr>
+            <w:r>
+              <w:rPr>
+                <w:rFonts w:ascii="Serif" w:hAnsi="Serif"/>
+              </w:rPr>
+              <w:t>max_depth</w:t>
+            </w:r>
+          </w:p>
+        </w:tc>
+        <w:tc>
+          <w:tcPr>
+            <w:tcW w:w="4508" w:type="dxa"/>
+          </w:tcPr>
+          <w:p>
+            <w:pPr>
+              <w:jc w:val="center"/>
+              <w:cnfStyle w:val="000000000000" w:firstRow="0" w:lastRow="0" w:firstColumn="0" w:lastColumn="0" w:oddVBand="0" w:evenVBand="0" w:oddHBand="0" w:evenHBand="0" w:firstRowFirstColumn="0" w:firstRowLastColumn="0" w:lastRowFirstColumn="0" w:lastRowLastColumn="0"/>
+              <w:rPr>
+                <w:rFonts w:ascii="Serif" w:hAnsi="Serif"/>
+              </w:rPr>
+            </w:pPr>
+            <w:r>
+              <w:rPr>
+                <w:rFonts w:ascii="Serif" w:hAnsi="Serif"/>
+              </w:rPr>
+              <w:t>6,8,10</w:t>
+            </w:r>
+          </w:p>
+        </w:tc>
+      </w:tr>
+      <w:tr>
+        <w:trPr>
+          <w:cnfStyle w:val="000000100000" w:firstRow="0" w:lastRow="0" w:firstColumn="0" w:lastColumn="0" w:oddVBand="0" w:evenVBand="0" w:oddHBand="1" w:evenHBand="0" w:firstRowFirstColumn="0" w:firstRowLastColumn="0" w:lastRowFirstColumn="0" w:lastRowLastColumn="0"/>
+        </w:trPr>
+        <w:tc>
+          <w:tcPr>
+            <w:cnfStyle w:val="001000000000" w:firstRow="0" w:lastRow="0" w:firstColumn="1" w:lastColumn="0" w:oddVBand="0" w:evenVBand="0" w:oddHBand="0" w:evenHBand="0" w:firstRowFirstColumn="0" w:firstRowLastColumn="0" w:lastRowFirstColumn="0" w:lastRowLastColumn="0"/>
+            <w:tcW w:w="4508" w:type="dxa"/>
+          </w:tcPr>
+          <w:p>
+            <w:pPr>
+              <w:jc w:val="center"/>
+              <w:rPr>
+                <w:rFonts w:ascii="Serif" w:hAnsi="Serif"/>
+              </w:rPr>
+            </w:pPr>
+            <w:r>
+              <w:rPr>
+                <w:rFonts w:ascii="Serif" w:hAnsi="Serif"/>
+              </w:rPr>
+              <w:t>min_samples_split</w:t>
+            </w:r>
+          </w:p>
+        </w:tc>
+        <w:tc>
+          <w:tcPr>
+            <w:tcW w:w="4508" w:type="dxa"/>
+          </w:tcPr>
+          <w:p>
+            <w:pPr>
+              <w:jc w:val="center"/>
+              <w:cnfStyle w:val="000000100000" w:firstRow="0" w:lastRow="0" w:firstColumn="0" w:lastColumn="0" w:oddVBand="0" w:evenVBand="0" w:oddHBand="1" w:evenHBand="0" w:firstRowFirstColumn="0" w:firstRowLastColumn="0" w:lastRowFirstColumn="0" w:lastRowLastColumn="0"/>
+              <w:rPr>
+                <w:rFonts w:ascii="Serif" w:hAnsi="Serif"/>
+              </w:rPr>
+            </w:pPr>
+            <w:r>
+              <w:rPr>
+                <w:rFonts w:ascii="Serif" w:hAnsi="Serif"/>
+              </w:rPr>
+              <w:t>2,4,6</w:t>
+            </w:r>
+          </w:p>
+        </w:tc>
+      </w:tr>
+      <w:tr>
+        <w:tc>
+          <w:tcPr>
+            <w:cnfStyle w:val="001000000000" w:firstRow="0" w:lastRow="0" w:firstColumn="1" w:lastColumn="0" w:oddVBand="0" w:evenVBand="0" w:oddHBand="0" w:evenHBand="0" w:firstRowFirstColumn="0" w:firstRowLastColumn="0" w:lastRowFirstColumn="0" w:lastRowLastColumn="0"/>
+            <w:tcW w:w="4508" w:type="dxa"/>
+          </w:tcPr>
+          <w:p>
+            <w:pPr>
+              <w:jc w:val="center"/>
+              <w:rPr>
+                <w:rFonts w:ascii="Serif" w:hAnsi="Serif"/>
+              </w:rPr>
+            </w:pPr>
+            <w:r>
+              <w:rPr>
+                <w:rFonts w:ascii="Serif" w:hAnsi="Serif"/>
+              </w:rPr>
+              <w:t>min_samples_leaf</w:t>
+            </w:r>
+          </w:p>
+        </w:tc>
+        <w:tc>
+          <w:tcPr>
+            <w:tcW w:w="4508" w:type="dxa"/>
+          </w:tcPr>
+          <w:p>
+            <w:pPr>
+              <w:jc w:val="center"/>
+              <w:cnfStyle w:val="000000000000" w:firstRow="0" w:lastRow="0" w:firstColumn="0" w:lastColumn="0" w:oddVBand="0" w:evenVBand="0" w:oddHBand="0" w:evenHBand="0" w:firstRowFirstColumn="0" w:firstRowLastColumn="0" w:lastRowFirstColumn="0" w:lastRowLastColumn="0"/>
+              <w:rPr>
+                <w:rFonts w:ascii="Serif" w:hAnsi="Serif"/>
+              </w:rPr>
+            </w:pPr>
+            <w:r>
+              <w:rPr>
+                <w:rFonts w:ascii="Serif" w:hAnsi="Serif"/>
+              </w:rPr>
+              <w:t>3,4,5</w:t>
+            </w:r>
+          </w:p>
+        </w:tc>
+      </w:tr>
+      <w:tr>
+        <w:trPr>
+          <w:cnfStyle w:val="000000100000" w:firstRow="0" w:lastRow="0" w:firstColumn="0" w:lastColumn="0" w:oddVBand="0" w:evenVBand="0" w:oddHBand="1" w:evenHBand="0" w:firstRowFirstColumn="0" w:firstRowLastColumn="0" w:lastRowFirstColumn="0" w:lastRowLastColumn="0"/>
+        </w:trPr>
+        <w:tc>
+          <w:tcPr>
+            <w:cnfStyle w:val="001000000000" w:firstRow="0" w:lastRow="0" w:firstColumn="1" w:lastColumn="0" w:oddVBand="0" w:evenVBand="0" w:oddHBand="0" w:evenHBand="0" w:firstRowFirstColumn="0" w:firstRowLastColumn="0" w:lastRowFirstColumn="0" w:lastRowLastColumn="0"/>
+            <w:tcW w:w="4508" w:type="dxa"/>
+          </w:tcPr>
+          <w:p>
+            <w:pPr>
+              <w:jc w:val="center"/>
+              <w:rPr>
+                <w:rFonts w:ascii="Serif" w:hAnsi="Serif"/>
+              </w:rPr>
+            </w:pPr>
+            <w:r>
+              <w:rPr>
+                <w:rFonts w:ascii="Serif" w:hAnsi="Serif"/>
+              </w:rPr>
+              <w:t>max_features</w:t>
+            </w:r>
+          </w:p>
+        </w:tc>
+        <w:tc>
+          <w:tcPr>
+            <w:tcW w:w="4508" w:type="dxa"/>
+          </w:tcPr>
+          <w:p>
+            <w:pPr>
+              <w:jc w:val="center"/>
+              <w:cnfStyle w:val="000000100000" w:firstRow="0" w:lastRow="0" w:firstColumn="0" w:lastColumn="0" w:oddVBand="0" w:evenVBand="0" w:oddHBand="1" w:evenHBand="0" w:firstRowFirstColumn="0" w:firstRowLastColumn="0" w:lastRowFirstColumn="0" w:lastRowLastColumn="0"/>
+              <w:rPr>
+                <w:rFonts w:ascii="Serif" w:hAnsi="Serif"/>
+              </w:rPr>
+            </w:pPr>
+            <w:r>
+              <w:rPr>
+                <w:rFonts w:ascii="Serif" w:hAnsi="Serif"/>
+              </w:rPr>
+              <w:t>"sqrt", "log2"</w:t>
+            </w:r>
+          </w:p>
+        </w:tc>
+      </w:tr>
+    </w:tbl>
+    <w:p>
+      <w:pPr>
+        <w:rPr>
+          <w:rFonts w:ascii="Serif" w:hAnsi="Serif"/>
+        </w:rPr>
+      </w:pPr>
+    </w:p>
+    <w:p>
+      <w:pPr>
+        <w:jc w:val="both"/>
+        <w:rPr>
+          <w:rFonts w:ascii="Serif" w:hAnsi="Serif"/>
+        </w:rPr>
+      </w:pPr>
+      <w:r>
+        <w:rPr>
+          <w:rFonts w:ascii="Serif" w:hAnsi="Serif"/>
+        </w:rPr>
+        <w:t xml:space="preserve">For the Random Forest model, the search space was chosen to improve performance while avoiding long training times. Different </w:t>
+      </w:r>
+      <w:r>
+        <w:rPr>
+          <w:rFonts w:ascii="Serif" w:hAnsi="Serif"/>
+          <w:i/>
+          <w:iCs/>
+        </w:rPr>
+        <w:t>n_estimators</w:t>
+      </w:r>
+      <w:r>
+        <w:rPr>
+          <w:rFonts w:ascii="Serif" w:hAnsi="Serif"/>
+        </w:rPr>
+        <w:t xml:space="preserve"> values were tested to evaluate the number of trees used in the model, as more trees can improve performance but also increase computation time. The </w:t>
+      </w:r>
+      <w:r>
+        <w:rPr>
+          <w:rFonts w:ascii="Serif" w:hAnsi="Serif"/>
+          <w:i/>
+          <w:iCs/>
+        </w:rPr>
+        <w:t>max_depth</w:t>
+      </w:r>
+      <w:r>
+        <w:rPr>
+          <w:rFonts w:ascii="Serif" w:hAnsi="Serif"/>
+        </w:rPr>
+        <w:t xml:space="preserve"> values were limited to reduce overfitting, while min_samples_split and min_samples_leaf were adjusted to make the trees less complex and improve generalisation. Finally, the </w:t>
+      </w:r>
+      <w:r>
+        <w:rPr>
+          <w:rFonts w:ascii="Serif" w:hAnsi="Serif"/>
+          <w:i/>
+          <w:iCs/>
+        </w:rPr>
+        <w:t>sqrt and log2</w:t>
+      </w:r>
+      <w:r>
+        <w:rPr>
+          <w:rFonts w:ascii="Serif" w:hAnsi="Serif"/>
+        </w:rPr>
+        <w:t xml:space="preserve"> options were tested for </w:t>
+      </w:r>
+      <w:r>
+        <w:rPr>
+          <w:rFonts w:ascii="Serif" w:hAnsi="Serif"/>
+          <w:i/>
+          <w:iCs/>
+        </w:rPr>
+        <w:t>max_features</w:t>
+      </w:r>
+      <w:r>
+        <w:rPr>
+          <w:rFonts w:ascii="Serif" w:hAnsi="Serif"/>
+        </w:rPr>
+        <w:t xml:space="preserve"> because they increase randomness between trees, which can help reduce overfitting and improve generalisation.(Kurui, 2025)</w:t>
+      </w:r>
+    </w:p>
+    <w:p>
+      <w:pPr>
+        <w:pStyle w:val="Heading4"/>
+        <w:rPr>
+          <w:rFonts w:ascii="Serif" w:hAnsi="Serif"/>
+        </w:rPr>
+      </w:pPr>
+      <w:r>
+        <w:rPr>
+          <w:rFonts w:ascii="Serif" w:hAnsi="Serif"/>
+        </w:rPr>
+        <w:t>Model Description</w:t>
+      </w:r>
+    </w:p>
+    <w:p>
+      <w:pPr>
+        <w:jc w:val="both"/>
+        <w:rPr>
+          <w:rFonts w:ascii="Serif" w:hAnsi="Serif"/>
+        </w:rPr>
+      </w:pPr>
+      <w:r>
+        <w:rPr>
+          <w:rFonts w:ascii="Serif" w:hAnsi="Serif"/>
+        </w:rPr>
+        <w:t xml:space="preserve">Based on the Random Forest results and the parameters selected, we noticed that the model did not show strong signs of overfitting and was able to generalise well to unseen </w:t>
+      </w:r>
+      <w:r>
+        <w:rPr>
+          <w:rFonts w:ascii="Serif" w:hAnsi="Serif"/>
+        </w:rPr>
+        <w:lastRenderedPageBreak/>
+        <w:t>data. The model also handled correlated features well, and the results remained consistent across the training, testing, and cross-validation stages.</w:t>
+      </w:r>
+    </w:p>
+    <w:p>
+      <w:pPr>
+        <w:pStyle w:val="Heading3"/>
+        <w:ind w:left="360" w:hanging="360"/>
+        <w:rPr>
+          <w:rFonts w:ascii="Serif" w:hAnsi="Serif"/>
+        </w:rPr>
+      </w:pPr>
+      <w:bookmarkStart w:id="61" w:name="_Toc229512947"/>
+      <w:r>
+        <w:rPr>
+          <w:rFonts w:ascii="Serif" w:hAnsi="Serif"/>
+        </w:rPr>
+        <w:t>4.3.3 – Partial Least Squares Regressor(PLS)</w:t>
+      </w:r>
+      <w:bookmarkEnd w:id="61"/>
+    </w:p>
+    <w:p>
+      <w:pPr>
+        <w:rPr>
+          <w:rFonts w:ascii="Serif" w:hAnsi="Serif"/>
+        </w:rPr>
+      </w:pPr>
+      <w:r>
+        <w:rPr>
+          <w:rFonts w:ascii="Serif" w:hAnsi="Serif"/>
+        </w:rPr>
+        <w:t>For this model, after splitting the data</w:t>
+      </w:r>
+      <w:r>
+        <w:rPr>
+          <w:rFonts w:ascii="Serif" w:hAnsi="Serif"/>
+        </w:rPr>
+        <w:t>,</w:t>
+      </w:r>
+      <w:r>
+        <w:rPr>
+          <w:rFonts w:ascii="Serif" w:hAnsi="Serif"/>
+        </w:rPr>
+        <w:t xml:space="preserve"> we have scaled using </w:t>
+      </w:r>
+      <w:r>
+        <w:rPr>
+          <w:rFonts w:ascii="Serif" w:hAnsi="Serif"/>
+        </w:rPr>
+        <w:t xml:space="preserve">a </w:t>
+      </w:r>
+      <w:r>
+        <w:rPr>
+          <w:rFonts w:ascii="Serif" w:hAnsi="Serif"/>
+        </w:rPr>
+        <w:t>robust scaler.</w:t>
+      </w:r>
+    </w:p>
+    <w:p>
+      <w:pPr>
+        <w:pStyle w:val="Heading4"/>
+        <w:jc w:val="both"/>
+        <w:rPr>
+          <w:rFonts w:ascii="Serif" w:hAnsi="Serif"/>
+        </w:rPr>
+      </w:pPr>
+      <w:r>
+        <w:rPr>
+          <w:rFonts w:ascii="Serif" w:hAnsi="Serif"/>
+        </w:rPr>
+        <w:t>Parameter settings</w:t>
+      </w:r>
+    </w:p>
+    <w:p>
+      <w:pPr>
+        <w:pStyle w:val="Heading4"/>
+        <w:jc w:val="both"/>
+        <w:rPr>
+          <w:rFonts w:ascii="Serif" w:eastAsiaTheme="minorHAnsi" w:hAnsi="Serif" w:cstheme="minorBidi"/>
+          <w:i w:val="0"/>
+          <w:iCs w:val="0"/>
+          <w:color w:val="auto"/>
+        </w:rPr>
+      </w:pPr>
+      <w:r>
+        <w:rPr>
+          <w:rFonts w:ascii="Serif" w:eastAsiaTheme="minorHAnsi" w:hAnsi="Serif" w:cstheme="minorBidi"/>
+          <w:i w:val="0"/>
+          <w:iCs w:val="0"/>
+          <w:color w:val="auto"/>
+        </w:rPr>
+        <w:t>For the PLS Regression model, n_components=3 was selected to reduce the dimensionality of the dataset. PLS combines the original features into latent variables that help explain the target variable. Since the model handles multicollinearity well, 3 components were enough to represent the dataset while reducing model complexity</w:t>
+      </w:r>
+    </w:p>
+    <w:p>
+      <w:pPr>
+        <w:pStyle w:val="Heading4"/>
+        <w:jc w:val="both"/>
+        <w:rPr>
+          <w:rFonts w:ascii="Serif" w:hAnsi="Serif"/>
+        </w:rPr>
+      </w:pPr>
+      <w:r>
+        <w:rPr>
+          <w:rFonts w:ascii="Serif" w:hAnsi="Serif"/>
+        </w:rPr>
+        <w:t>Model Description</w:t>
+      </w:r>
+    </w:p>
+    <w:p>
+      <w:pPr>
+        <w:jc w:val="both"/>
+        <w:rPr>
+          <w:rFonts w:ascii="Serif" w:hAnsi="Serif"/>
+        </w:rPr>
+      </w:pPr>
+      <w:r>
+        <w:rPr>
+          <w:rFonts w:ascii="Serif" w:hAnsi="Serif"/>
+        </w:rPr>
+        <w:t>Based on the PLS results, we noticed that the model handled correlated features very well and achieved strong and consistent performance across the training, testing, and cross-validation stages, similar to the Random Forest Regressor.</w:t>
+      </w:r>
+    </w:p>
+    <w:p>
+      <w:pPr>
+        <w:pStyle w:val="Heading3"/>
+        <w:ind w:left="360" w:hanging="360"/>
+        <w:rPr>
+          <w:rFonts w:ascii="Serif" w:hAnsi="Serif"/>
+        </w:rPr>
+      </w:pPr>
+      <w:r>
+        <w:rPr>
+          <w:rFonts w:ascii="Serif" w:hAnsi="Serif"/>
+        </w:rPr>
+        <w:t>4.3.</w:t>
+      </w:r>
+      <w:r>
+        <w:rPr>
+          <w:rFonts w:ascii="Serif" w:hAnsi="Serif"/>
+        </w:rPr>
+        <w:t>4</w:t>
+      </w:r>
+      <w:r>
+        <w:rPr>
+          <w:rFonts w:ascii="Serif" w:hAnsi="Serif"/>
+        </w:rPr>
+        <w:t xml:space="preserve"> – </w:t>
+      </w:r>
+      <w:r>
+        <w:rPr>
+          <w:rFonts w:ascii="Serif" w:hAnsi="Serif"/>
+        </w:rPr>
+        <w:t>Linear Regression</w:t>
+      </w:r>
+    </w:p>
+    <w:p>
+      <w:pPr>
+        <w:rPr>
+          <w:rFonts w:ascii="Serif" w:hAnsi="Serif"/>
+        </w:rPr>
+      </w:pPr>
+      <w:r>
+        <w:rPr>
+          <w:rFonts w:ascii="Serif" w:hAnsi="Serif"/>
+        </w:rPr>
+        <w:t>For this model, after splitting the data</w:t>
+      </w:r>
+      <w:r>
+        <w:rPr>
+          <w:rFonts w:ascii="Serif" w:hAnsi="Serif"/>
+        </w:rPr>
+        <w:t>,</w:t>
+      </w:r>
+      <w:r>
+        <w:rPr>
+          <w:rFonts w:ascii="Serif" w:hAnsi="Serif"/>
+        </w:rPr>
+        <w:t xml:space="preserve"> we have scaled using </w:t>
+      </w:r>
+      <w:r>
+        <w:rPr>
+          <w:rFonts w:ascii="Serif" w:hAnsi="Serif"/>
+        </w:rPr>
+        <w:t xml:space="preserve">a </w:t>
+      </w:r>
+      <w:r>
+        <w:rPr>
+          <w:rFonts w:ascii="Serif" w:hAnsi="Serif"/>
+        </w:rPr>
+        <w:t>robust scaler.</w:t>
+      </w:r>
+    </w:p>
+    <w:p>
+      <w:pPr>
+        <w:pStyle w:val="Heading4"/>
+        <w:jc w:val="both"/>
+        <w:rPr>
+          <w:rFonts w:ascii="Serif" w:hAnsi="Serif"/>
+        </w:rPr>
+      </w:pPr>
+      <w:r>
+        <w:rPr>
+          <w:rFonts w:ascii="Serif" w:hAnsi="Serif"/>
+        </w:rPr>
+        <w:t>Model Description</w:t>
+      </w:r>
+    </w:p>
+    <w:p>
+      <w:pPr>
+        <w:rPr>
+          <w:rFonts w:ascii="Serif" w:hAnsi="Serif"/>
+        </w:rPr>
+      </w:pPr>
+      <w:r>
+        <w:rPr>
+          <w:rFonts w:ascii="Serif" w:hAnsi="Serif"/>
+        </w:rPr>
+        <w:t>Based on the Linear Regression results, the model performed effectively. However, the co2_net feature was removed because it was highly correlated and almost identical to the target variable, which could lead to unrealistically high prediction results.</w:t>
+      </w:r>
+    </w:p>
+    <w:p>
+      <w:pPr>
+        <w:rPr>
+          <w:rFonts w:ascii="Serif" w:hAnsi="Serif"/>
+        </w:rPr>
+      </w:pPr>
+    </w:p>
+    <w:p>
+      <w:pPr>
+        <w:rPr>
+          <w:rFonts w:ascii="Serif" w:hAnsi="Serif"/>
+        </w:rPr>
+      </w:pPr>
+    </w:p>
+    <w:p>
+      <w:pPr>
+        <w:rPr>
+          <w:rFonts w:ascii="Serif" w:hAnsi="Serif"/>
+        </w:rPr>
+      </w:pPr>
+    </w:p>
+    <w:p>
+      <w:pPr>
+        <w:rPr>
+          <w:rFonts w:ascii="Serif" w:hAnsi="Serif"/>
+        </w:rPr>
+      </w:pPr>
+    </w:p>
+    <w:p>
+      <w:pPr>
+        <w:rPr>
+          <w:rFonts w:ascii="Serif" w:hAnsi="Serif"/>
+        </w:rPr>
+      </w:pPr>
+    </w:p>
+    <w:p>
+      <w:pPr>
+        <w:rPr>
+          <w:rFonts w:ascii="Serif" w:hAnsi="Serif"/>
+        </w:rPr>
+      </w:pPr>
+    </w:p>
+    <w:p>
+      <w:pPr>
+        <w:rPr>
+          <w:rFonts w:ascii="Serif" w:hAnsi="Serif"/>
+        </w:rPr>
+      </w:pPr>
+    </w:p>
+    <w:p>
+      <w:pPr>
+        <w:pStyle w:val="Heading2"/>
+        <w:rPr>
+          <w:rFonts w:ascii="Serif" w:hAnsi="Serif"/>
+        </w:rPr>
+      </w:pPr>
+      <w:bookmarkStart w:id="62" w:name="_Toc229512948"/>
+      <w:r>
+        <w:rPr>
+          <w:rFonts w:ascii="Serif" w:hAnsi="Serif"/>
+        </w:rPr>
+        <w:t>4.4 Model Assessment and Parameter Settings</w:t>
+      </w:r>
+      <w:bookmarkEnd w:id="62"/>
+    </w:p>
+    <w:p>
+      <w:pPr>
+        <w:jc w:val="both"/>
+        <w:rPr>
+          <w:rFonts w:ascii="Serif" w:hAnsi="Serif"/>
+        </w:rPr>
+      </w:pPr>
+      <w:r>
+        <w:rPr>
+          <w:rFonts w:ascii="Serif" w:hAnsi="Serif"/>
+        </w:rPr>
+        <w:t xml:space="preserve">During the Modelling stage, Grid Search (GridSearchCV) was applied to perform hyperparameter tuning and determine the optimal parameter combinations for the KNN and Random Forest models. We decided to stick with the parameters found by GridSearchCV because of computational limitations. Trying many more parameter combinations to achieve slightly better results would take too much processing time and would not be practical for this project. Model performance was evaluated using Mean Absolute Error (MAE), R² score, and cross-validation results to assess predictive </w:t>
+      </w:r>
+      <w:r>
+        <w:rPr>
+          <w:rFonts w:ascii="Serif" w:hAnsi="Serif"/>
+        </w:rPr>
+        <w:lastRenderedPageBreak/>
+        <w:t>capability and generalisation performance. The three models were ranked in the following order.</w:t>
+      </w:r>
+    </w:p>
+    <w:p>
+      <w:pPr>
+        <w:jc w:val="both"/>
+        <w:rPr>
+          <w:rFonts w:ascii="Serif" w:hAnsi="Serif"/>
+        </w:rPr>
+      </w:pPr>
+      <w:r>
+        <w:rPr>
+          <w:rFonts w:ascii="Serif" w:hAnsi="Serif"/>
+          <w:noProof/>
+        </w:rPr>
+        <w:drawing>
+          <wp:inline distT="0" distB="0" distL="0" distR="0" wp14:anchorId="0706AA3B" wp14:editId="25BD49EA">
+            <wp:extent cx="5486400" cy="6423025"/>
+            <wp:effectExtent l="38100" t="19050" r="19050" b="34925"/>
+            <wp:docPr id="1700254525" name="Diagram 7"/>
+            <wp:cNvGraphicFramePr/>
+            <a:graphic xmlns:a="http://schemas.openxmlformats.org/drawingml/2006/main">
+              <a:graphicData uri="http://schemas.openxmlformats.org/drawingml/2006/diagram">
+                <dgm:relIds xmlns:dgm="http://schemas.openxmlformats.org/drawingml/2006/diagram" xmlns:r="http://schemas.openxmlformats.org/officeDocument/2006/relationships" r:dm="rId22" r:lo="rId23" r:qs="rId24" r:cs="rId25"/>
+              </a:graphicData>
+            </a:graphic>
+          </wp:inline>
+        </w:drawing>
+      </w:r>
     </w:p>
     <w:p>
       <w:pPr>
@@ -6886,8 +8987,8 @@
     </w:p>
     <w:p/>
     <w:sectPr>
-      <w:headerReference w:type="default" r:id="rId20"/>
-      <w:footerReference w:type="default" r:id="rId21"/>
+      <w:headerReference w:type="default" r:id="rId27"/>
+      <w:footerReference w:type="default" r:id="rId28"/>
       <w:pgSz w:w="11906" w:h="16838"/>
       <w:pgMar w:top="1418" w:right="1440" w:bottom="1440" w:left="1440" w:header="709" w:footer="709" w:gutter="0"/>
       <w:cols w:space="708"/>
@@ -13326,6 +15427,4274 @@
 </w:styles>
 </file>
 
+<file path=word/diagrams/colors1.xml><?xml version="1.0" encoding="utf-8"?>
+<dgm:colorsDef xmlns:dgm="http://schemas.openxmlformats.org/drawingml/2006/diagram" xmlns:a="http://schemas.openxmlformats.org/drawingml/2006/main" uniqueId="urn:microsoft.com/office/officeart/2005/8/colors/accent0_3">
+  <dgm:title val=""/>
+  <dgm:desc val=""/>
+  <dgm:catLst>
+    <dgm:cat type="mainScheme" pri="10300"/>
+  </dgm:catLst>
+  <dgm:styleLbl name="node0">
+    <dgm:fillClrLst meth="repeat">
+      <a:schemeClr val="dk2"/>
+    </dgm:fillClrLst>
+    <dgm:linClrLst meth="repeat">
+      <a:schemeClr val="lt2"/>
+    </dgm:linClrLst>
+    <dgm:effectClrLst/>
+    <dgm:txLinClrLst/>
+    <dgm:txFillClrLst/>
+    <dgm:txEffectClrLst/>
+  </dgm:styleLbl>
+  <dgm:styleLbl name="alignNode1">
+    <dgm:fillClrLst meth="repeat">
+      <a:schemeClr val="dk2"/>
+    </dgm:fillClrLst>
+    <dgm:linClrLst meth="repeat">
+      <a:schemeClr val="dk2"/>
+    </dgm:linClrLst>
+    <dgm:effectClrLst/>
+    <dgm:txLinClrLst/>
+    <dgm:txFillClrLst/>
+    <dgm:txEffectClrLst/>
+  </dgm:styleLbl>
+  <dgm:styleLbl name="node1">
+    <dgm:fillClrLst meth="repeat">
+      <a:schemeClr val="dk2"/>
+    </dgm:fillClrLst>
+    <dgm:linClrLst meth="repeat">
+      <a:schemeClr val="lt2"/>
+    </dgm:linClrLst>
+    <dgm:effectClrLst/>
+    <dgm:txLinClrLst/>
+    <dgm:txFillClrLst/>
+    <dgm:txEffectClrLst/>
+  </dgm:styleLbl>
+  <dgm:styleLbl name="lnNode1">
+    <dgm:fillClrLst meth="repeat">
+      <a:schemeClr val="dk2"/>
+    </dgm:fillClrLst>
+    <dgm:linClrLst meth="repeat">
+      <a:schemeClr val="lt2"/>
+    </dgm:linClrLst>
+    <dgm:effectClrLst/>
+    <dgm:txLinClrLst/>
+    <dgm:txFillClrLst/>
+    <dgm:txEffectClrLst/>
+  </dgm:styleLbl>
+  <dgm:styleLbl name="vennNode1">
+    <dgm:fillClrLst meth="repeat">
+      <a:schemeClr val="dk2">
+        <a:alpha val="50000"/>
+      </a:schemeClr>
+    </dgm:fillClrLst>
+    <dgm:linClrLst meth="repeat">
+      <a:schemeClr val="lt2"/>
+    </dgm:linClrLst>
+    <dgm:effectClrLst/>
+    <dgm:txLinClrLst/>
+    <dgm:txFillClrLst/>
+    <dgm:txEffectClrLst/>
+  </dgm:styleLbl>
+  <dgm:styleLbl name="node2">
+    <dgm:fillClrLst meth="repeat">
+      <a:schemeClr val="dk2"/>
+    </dgm:fillClrLst>
+    <dgm:linClrLst meth="repeat">
+      <a:schemeClr val="lt2"/>
+    </dgm:linClrLst>
+    <dgm:effectClrLst/>
+    <dgm:txLinClrLst/>
+    <dgm:txFillClrLst/>
+    <dgm:txEffectClrLst/>
+  </dgm:styleLbl>
+  <dgm:styleLbl name="node3">
+    <dgm:fillClrLst meth="repeat">
+      <a:schemeClr val="dk2"/>
+    </dgm:fillClrLst>
+    <dgm:linClrLst meth="repeat">
+      <a:schemeClr val="lt2"/>
+    </dgm:linClrLst>
+    <dgm:effectClrLst/>
+    <dgm:txLinClrLst/>
+    <dgm:txFillClrLst/>
+    <dgm:txEffectClrLst/>
+  </dgm:styleLbl>
+  <dgm:styleLbl name="node4">
+    <dgm:fillClrLst meth="repeat">
+      <a:schemeClr val="dk2"/>
+    </dgm:fillClrLst>
+    <dgm:linClrLst meth="repeat">
+      <a:schemeClr val="lt2"/>
+    </dgm:linClrLst>
+    <dgm:effectClrLst/>
+    <dgm:txLinClrLst/>
+    <dgm:txFillClrLst/>
+    <dgm:txEffectClrLst/>
+  </dgm:styleLbl>
+  <dgm:styleLbl name="fgImgPlace1">
+    <dgm:fillClrLst meth="repeat">
+      <a:schemeClr val="dk2">
+        <a:tint val="50000"/>
+      </a:schemeClr>
+    </dgm:fillClrLst>
+    <dgm:linClrLst meth="repeat">
+      <a:schemeClr val="lt2"/>
+    </dgm:linClrLst>
+    <dgm:effectClrLst/>
+    <dgm:txLinClrLst/>
+    <dgm:txFillClrLst meth="repeat">
+      <a:schemeClr val="lt2"/>
+    </dgm:txFillClrLst>
+    <dgm:txEffectClrLst/>
+  </dgm:styleLbl>
+  <dgm:styleLbl name="alignImgPlace1">
+    <dgm:fillClrLst meth="repeat">
+      <a:schemeClr val="dk2">
+        <a:tint val="50000"/>
+      </a:schemeClr>
+    </dgm:fillClrLst>
+    <dgm:linClrLst meth="repeat">
+      <a:schemeClr val="dk2">
+        <a:shade val="80000"/>
+      </a:schemeClr>
+    </dgm:linClrLst>
+    <dgm:effectClrLst/>
+    <dgm:txLinClrLst/>
+    <dgm:txFillClrLst meth="repeat">
+      <a:schemeClr val="lt2"/>
+    </dgm:txFillClrLst>
+    <dgm:txEffectClrLst/>
+  </dgm:styleLbl>
+  <dgm:styleLbl name="bgImgPlace1">
+    <dgm:fillClrLst meth="repeat">
+      <a:schemeClr val="dk2">
+        <a:tint val="50000"/>
+      </a:schemeClr>
+    </dgm:fillClrLst>
+    <dgm:linClrLst meth="repeat">
+      <a:schemeClr val="dk2">
+        <a:shade val="80000"/>
+      </a:schemeClr>
+    </dgm:linClrLst>
+    <dgm:effectClrLst/>
+    <dgm:txLinClrLst/>
+    <dgm:txFillClrLst meth="repeat">
+      <a:schemeClr val="lt2"/>
+    </dgm:txFillClrLst>
+    <dgm:txEffectClrLst/>
+  </dgm:styleLbl>
+  <dgm:styleLbl name="sibTrans2D1">
+    <dgm:fillClrLst meth="repeat">
+      <a:schemeClr val="dk2">
+        <a:tint val="60000"/>
+      </a:schemeClr>
+    </dgm:fillClrLst>
+    <dgm:linClrLst meth="repeat">
+      <a:schemeClr val="dk2">
+        <a:tint val="60000"/>
+      </a:schemeClr>
+    </dgm:linClrLst>
+    <dgm:effectClrLst/>
+    <dgm:txLinClrLst/>
+    <dgm:txFillClrLst/>
+    <dgm:txEffectClrLst/>
+  </dgm:styleLbl>
+  <dgm:styleLbl name="fgSibTrans2D1">
+    <dgm:fillClrLst meth="repeat">
+      <a:schemeClr val="dk2">
+        <a:tint val="60000"/>
+      </a:schemeClr>
+    </dgm:fillClrLst>
+    <dgm:linClrLst meth="repeat">
+      <a:schemeClr val="dk2">
+        <a:tint val="60000"/>
+      </a:schemeClr>
+    </dgm:linClrLst>
+    <dgm:effectClrLst/>
+    <dgm:txLinClrLst/>
+    <dgm:txFillClrLst/>
+    <dgm:txEffectClrLst/>
+  </dgm:styleLbl>
+  <dgm:styleLbl name="bgSibTrans2D1">
+    <dgm:fillClrLst meth="repeat">
+      <a:schemeClr val="dk2">
+        <a:tint val="60000"/>
+      </a:schemeClr>
+    </dgm:fillClrLst>
+    <dgm:linClrLst meth="repeat">
+      <a:schemeClr val="dk2">
+        <a:tint val="60000"/>
+      </a:schemeClr>
+    </dgm:linClrLst>
+    <dgm:effectClrLst/>
+    <dgm:txLinClrLst/>
+    <dgm:txFillClrLst/>
+    <dgm:txEffectClrLst/>
+  </dgm:styleLbl>
+  <dgm:styleLbl name="sibTrans1D1">
+    <dgm:fillClrLst meth="repeat">
+      <a:schemeClr val="dk2"/>
+    </dgm:fillClrLst>
+    <dgm:linClrLst meth="repeat">
+      <a:schemeClr val="dk2"/>
+    </dgm:linClrLst>
+    <dgm:effectClrLst/>
+    <dgm:txLinClrLst/>
+    <dgm:txFillClrLst meth="repeat">
+      <a:schemeClr val="lt2"/>
+    </dgm:txFillClrLst>
+    <dgm:txEffectClrLst/>
+  </dgm:styleLbl>
+  <dgm:styleLbl name="callout">
+    <dgm:fillClrLst meth="repeat">
+      <a:schemeClr val="dk2"/>
+    </dgm:fillClrLst>
+    <dgm:linClrLst meth="repeat">
+      <a:schemeClr val="dk2">
+        <a:tint val="50000"/>
+      </a:schemeClr>
+    </dgm:linClrLst>
+    <dgm:effectClrLst/>
+    <dgm:txLinClrLst/>
+    <dgm:txFillClrLst meth="repeat">
+      <a:schemeClr val="lt2"/>
+    </dgm:txFillClrLst>
+    <dgm:txEffectClrLst/>
+  </dgm:styleLbl>
+  <dgm:styleLbl name="asst0">
+    <dgm:fillClrLst meth="repeat">
+      <a:schemeClr val="dk2"/>
+    </dgm:fillClrLst>
+    <dgm:linClrLst meth="repeat">
+      <a:schemeClr val="lt2"/>
+    </dgm:linClrLst>
+    <dgm:effectClrLst/>
+    <dgm:txLinClrLst/>
+    <dgm:txFillClrLst/>
+    <dgm:txEffectClrLst/>
+  </dgm:styleLbl>
+  <dgm:styleLbl name="asst1">
+    <dgm:fillClrLst meth="repeat">
+      <a:schemeClr val="dk2"/>
+    </dgm:fillClrLst>
+    <dgm:linClrLst meth="repeat">
+      <a:schemeClr val="lt2"/>
+    </dgm:linClrLst>
+    <dgm:effectClrLst/>
+    <dgm:txLinClrLst/>
+    <dgm:txFillClrLst/>
+    <dgm:txEffectClrLst/>
+  </dgm:styleLbl>
+  <dgm:styleLbl name="asst2">
+    <dgm:fillClrLst meth="repeat">
+      <a:schemeClr val="dk2"/>
+    </dgm:fillClrLst>
+    <dgm:linClrLst meth="repeat">
+      <a:schemeClr val="lt2"/>
+    </dgm:linClrLst>
+    <dgm:effectClrLst/>
+    <dgm:txLinClrLst/>
+    <dgm:txFillClrLst/>
+    <dgm:txEffectClrLst/>
+  </dgm:styleLbl>
+  <dgm:styleLbl name="asst3">
+    <dgm:fillClrLst meth="repeat">
+      <a:schemeClr val="dk2"/>
+    </dgm:fillClrLst>
+    <dgm:linClrLst meth="repeat">
+      <a:schemeClr val="lt2"/>
+    </dgm:linClrLst>
+    <dgm:effectClrLst/>
+    <dgm:txLinClrLst/>
+    <dgm:txFillClrLst/>
+    <dgm:txEffectClrLst/>
+  </dgm:styleLbl>
+  <dgm:styleLbl name="asst4">
+    <dgm:fillClrLst meth="repeat">
+      <a:schemeClr val="dk2"/>
+    </dgm:fillClrLst>
+    <dgm:linClrLst meth="repeat">
+      <a:schemeClr val="lt2"/>
+    </dgm:linClrLst>
+    <dgm:effectClrLst/>
+    <dgm:txLinClrLst/>
+    <dgm:txFillClrLst/>
+    <dgm:txEffectClrLst/>
+  </dgm:styleLbl>
+  <dgm:styleLbl name="parChTrans2D1">
+    <dgm:fillClrLst meth="repeat">
+      <a:schemeClr val="dk2">
+        <a:tint val="60000"/>
+      </a:schemeClr>
+    </dgm:fillClrLst>
+    <dgm:linClrLst meth="repeat">
+      <a:schemeClr val="dk2">
+        <a:tint val="60000"/>
+      </a:schemeClr>
+    </dgm:linClrLst>
+    <dgm:effectClrLst/>
+    <dgm:txLinClrLst/>
+    <dgm:txFillClrLst meth="repeat">
+      <a:schemeClr val="lt2"/>
+    </dgm:txFillClrLst>
+    <dgm:txEffectClrLst/>
+  </dgm:styleLbl>
+  <dgm:styleLbl name="parChTrans2D2">
+    <dgm:fillClrLst meth="repeat">
+      <a:schemeClr val="dk2"/>
+    </dgm:fillClrLst>
+    <dgm:linClrLst meth="repeat">
+      <a:schemeClr val="dk2"/>
+    </dgm:linClrLst>
+    <dgm:effectClrLst/>
+    <dgm:txLinClrLst/>
+    <dgm:txFillClrLst meth="repeat">
+      <a:schemeClr val="lt2"/>
+    </dgm:txFillClrLst>
+    <dgm:txEffectClrLst/>
+  </dgm:styleLbl>
+  <dgm:styleLbl name="parChTrans2D3">
+    <dgm:fillClrLst meth="repeat">
+      <a:schemeClr val="dk2"/>
+    </dgm:fillClrLst>
+    <dgm:linClrLst meth="repeat">
+      <a:schemeClr val="dk2"/>
+    </dgm:linClrLst>
+    <dgm:effectClrLst/>
+    <dgm:txLinClrLst/>
+    <dgm:txFillClrLst meth="repeat">
+      <a:schemeClr val="lt2"/>
+    </dgm:txFillClrLst>
+    <dgm:txEffectClrLst/>
+  </dgm:styleLbl>
+  <dgm:styleLbl name="parChTrans2D4">
+    <dgm:fillClrLst meth="repeat">
+      <a:schemeClr val="dk2"/>
+    </dgm:fillClrLst>
+    <dgm:linClrLst meth="repeat">
+      <a:schemeClr val="dk2"/>
+    </dgm:linClrLst>
+    <dgm:effectClrLst/>
+    <dgm:txLinClrLst/>
+    <dgm:txFillClrLst meth="repeat">
+      <a:schemeClr val="lt2"/>
+    </dgm:txFillClrLst>
+    <dgm:txEffectClrLst/>
+  </dgm:styleLbl>
+  <dgm:styleLbl name="parChTrans1D1">
+    <dgm:fillClrLst meth="repeat">
+      <a:schemeClr val="dk2"/>
+    </dgm:fillClrLst>
+    <dgm:linClrLst meth="repeat">
+      <a:schemeClr val="dk2">
+        <a:shade val="60000"/>
+      </a:schemeClr>
+    </dgm:linClrLst>
+    <dgm:effectClrLst/>
+    <dgm:txLinClrLst/>
+    <dgm:txFillClrLst meth="repeat">
+      <a:schemeClr val="tx1"/>
+    </dgm:txFillClrLst>
+    <dgm:txEffectClrLst/>
+  </dgm:styleLbl>
+  <dgm:styleLbl name="parChTrans1D2">
+    <dgm:fillClrLst meth="repeat">
+      <a:schemeClr val="dk2"/>
+    </dgm:fillClrLst>
+    <dgm:linClrLst meth="repeat">
+      <a:schemeClr val="dk2">
+        <a:shade val="60000"/>
+      </a:schemeClr>
+    </dgm:linClrLst>
+    <dgm:effectClrLst/>
+    <dgm:txLinClrLst/>
+    <dgm:txFillClrLst meth="repeat">
+      <a:schemeClr val="tx1"/>
+    </dgm:txFillClrLst>
+    <dgm:txEffectClrLst/>
+  </dgm:styleLbl>
+  <dgm:styleLbl name="parChTrans1D3">
+    <dgm:fillClrLst meth="repeat">
+      <a:schemeClr val="dk2"/>
+    </dgm:fillClrLst>
+    <dgm:linClrLst meth="repeat">
+      <a:schemeClr val="dk2">
+        <a:shade val="80000"/>
+      </a:schemeClr>
+    </dgm:linClrLst>
+    <dgm:effectClrLst/>
+    <dgm:txLinClrLst/>
+    <dgm:txFillClrLst meth="repeat">
+      <a:schemeClr val="tx1"/>
+    </dgm:txFillClrLst>
+    <dgm:txEffectClrLst/>
+  </dgm:styleLbl>
+  <dgm:styleLbl name="parChTrans1D4">
+    <dgm:fillClrLst meth="repeat">
+      <a:schemeClr val="dk2"/>
+    </dgm:fillClrLst>
+    <dgm:linClrLst meth="repeat">
+      <a:schemeClr val="dk2">
+        <a:shade val="80000"/>
+      </a:schemeClr>
+    </dgm:linClrLst>
+    <dgm:effectClrLst/>
+    <dgm:txLinClrLst/>
+    <dgm:txFillClrLst meth="repeat">
+      <a:schemeClr val="tx1"/>
+    </dgm:txFillClrLst>
+    <dgm:txEffectClrLst/>
+  </dgm:styleLbl>
+  <dgm:styleLbl name="fgAcc1">
+    <dgm:fillClrLst meth="repeat">
+      <a:schemeClr val="lt2">
+        <a:alpha val="90000"/>
+      </a:schemeClr>
+    </dgm:fillClrLst>
+    <dgm:linClrLst meth="repeat">
+      <a:schemeClr val="dk2"/>
+    </dgm:linClrLst>
+    <dgm:effectClrLst/>
+    <dgm:txLinClrLst/>
+    <dgm:txFillClrLst meth="repeat">
+      <a:schemeClr val="dk1"/>
+    </dgm:txFillClrLst>
+    <dgm:txEffectClrLst/>
+  </dgm:styleLbl>
+  <dgm:styleLbl name="conFgAcc1">
+    <dgm:fillClrLst meth="repeat">
+      <a:schemeClr val="lt2">
+        <a:alpha val="90000"/>
+      </a:schemeClr>
+    </dgm:fillClrLst>
+    <dgm:linClrLst meth="repeat">
+      <a:schemeClr val="dk2"/>
+    </dgm:linClrLst>
+    <dgm:effectClrLst/>
+    <dgm:txLinClrLst/>
+    <dgm:txFillClrLst meth="repeat">
+      <a:schemeClr val="dk1"/>
+    </dgm:txFillClrLst>
+    <dgm:txEffectClrLst/>
+  </dgm:styleLbl>
+  <dgm:styleLbl name="alignAcc1">
+    <dgm:fillClrLst meth="repeat">
+      <a:schemeClr val="lt2">
+        <a:alpha val="90000"/>
+      </a:schemeClr>
+    </dgm:fillClrLst>
+    <dgm:linClrLst meth="repeat">
+      <a:schemeClr val="dk2"/>
+    </dgm:linClrLst>
+    <dgm:effectClrLst/>
+    <dgm:txLinClrLst/>
+    <dgm:txFillClrLst meth="repeat">
+      <a:schemeClr val="dk1"/>
+    </dgm:txFillClrLst>
+    <dgm:txEffectClrLst/>
+  </dgm:styleLbl>
+  <dgm:styleLbl name="trAlignAcc1">
+    <dgm:fillClrLst meth="repeat">
+      <a:schemeClr val="lt2">
+        <a:alpha val="40000"/>
+      </a:schemeClr>
+    </dgm:fillClrLst>
+    <dgm:linClrLst meth="repeat">
+      <a:schemeClr val="dk2"/>
+    </dgm:linClrLst>
+    <dgm:effectClrLst/>
+    <dgm:txLinClrLst/>
+    <dgm:txFillClrLst meth="repeat">
+      <a:schemeClr val="dk1"/>
+    </dgm:txFillClrLst>
+    <dgm:txEffectClrLst/>
+  </dgm:styleLbl>
+  <dgm:styleLbl name="bgAcc1">
+    <dgm:fillClrLst meth="repeat">
+      <a:schemeClr val="lt2">
+        <a:alpha val="90000"/>
+      </a:schemeClr>
+    </dgm:fillClrLst>
+    <dgm:linClrLst meth="repeat">
+      <a:schemeClr val="dk2"/>
+    </dgm:linClrLst>
+    <dgm:effectClrLst/>
+    <dgm:txLinClrLst/>
+    <dgm:txFillClrLst meth="repeat">
+      <a:schemeClr val="dk1"/>
+    </dgm:txFillClrLst>
+    <dgm:txEffectClrLst/>
+  </dgm:styleLbl>
+  <dgm:styleLbl name="solidFgAcc1">
+    <dgm:fillClrLst meth="repeat">
+      <a:schemeClr val="lt2"/>
+    </dgm:fillClrLst>
+    <dgm:linClrLst meth="repeat">
+      <a:schemeClr val="dk2"/>
+    </dgm:linClrLst>
+    <dgm:effectClrLst/>
+    <dgm:txLinClrLst/>
+    <dgm:txFillClrLst meth="repeat">
+      <a:schemeClr val="dk1"/>
+    </dgm:txFillClrLst>
+    <dgm:txEffectClrLst/>
+  </dgm:styleLbl>
+  <dgm:styleLbl name="solidAlignAcc1">
+    <dgm:fillClrLst meth="repeat">
+      <a:schemeClr val="lt2"/>
+    </dgm:fillClrLst>
+    <dgm:linClrLst meth="repeat">
+      <a:schemeClr val="dk2"/>
+    </dgm:linClrLst>
+    <dgm:effectClrLst/>
+    <dgm:txLinClrLst/>
+    <dgm:txFillClrLst meth="repeat">
+      <a:schemeClr val="dk1"/>
+    </dgm:txFillClrLst>
+    <dgm:txEffectClrLst/>
+  </dgm:styleLbl>
+  <dgm:styleLbl name="solidBgAcc1">
+    <dgm:fillClrLst meth="repeat">
+      <a:schemeClr val="lt2"/>
+    </dgm:fillClrLst>
+    <dgm:linClrLst meth="repeat">
+      <a:schemeClr val="dk2"/>
+    </dgm:linClrLst>
+    <dgm:effectClrLst/>
+    <dgm:txLinClrLst/>
+    <dgm:txFillClrLst meth="repeat">
+      <a:schemeClr val="dk1"/>
+    </dgm:txFillClrLst>
+    <dgm:txEffectClrLst/>
+  </dgm:styleLbl>
+  <dgm:styleLbl name="fgAccFollowNode1">
+    <dgm:fillClrLst meth="repeat">
+      <a:schemeClr val="dk2">
+        <a:alpha val="90000"/>
+        <a:tint val="40000"/>
+      </a:schemeClr>
+    </dgm:fillClrLst>
+    <dgm:linClrLst meth="repeat">
+      <a:schemeClr val="dk2">
+        <a:alpha val="90000"/>
+        <a:tint val="40000"/>
+      </a:schemeClr>
+    </dgm:linClrLst>
+    <dgm:effectClrLst/>
+    <dgm:txLinClrLst/>
+    <dgm:txFillClrLst meth="repeat">
+      <a:schemeClr val="dk1"/>
+    </dgm:txFillClrLst>
+    <dgm:txEffectClrLst/>
+  </dgm:styleLbl>
+  <dgm:styleLbl name="alignAccFollowNode1">
+    <dgm:fillClrLst meth="repeat">
+      <a:schemeClr val="dk2">
+        <a:alpha val="90000"/>
+        <a:tint val="40000"/>
+      </a:schemeClr>
+    </dgm:fillClrLst>
+    <dgm:linClrLst meth="repeat">
+      <a:schemeClr val="dk2">
+        <a:alpha val="90000"/>
+        <a:tint val="40000"/>
+      </a:schemeClr>
+    </dgm:linClrLst>
+    <dgm:effectClrLst/>
+    <dgm:txLinClrLst/>
+    <dgm:txFillClrLst meth="repeat">
+      <a:schemeClr val="dk1"/>
+    </dgm:txFillClrLst>
+    <dgm:txEffectClrLst/>
+  </dgm:styleLbl>
+  <dgm:styleLbl name="bgAccFollowNode1">
+    <dgm:fillClrLst meth="repeat">
+      <a:schemeClr val="dk2">
+        <a:alpha val="90000"/>
+        <a:tint val="40000"/>
+      </a:schemeClr>
+    </dgm:fillClrLst>
+    <dgm:linClrLst meth="repeat">
+      <a:schemeClr val="dk2">
+        <a:alpha val="90000"/>
+        <a:tint val="40000"/>
+      </a:schemeClr>
+    </dgm:linClrLst>
+    <dgm:effectClrLst/>
+    <dgm:txLinClrLst/>
+    <dgm:txFillClrLst meth="repeat">
+      <a:schemeClr val="dk1"/>
+    </dgm:txFillClrLst>
+    <dgm:txEffectClrLst/>
+  </dgm:styleLbl>
+  <dgm:styleLbl name="fgAcc0">
+    <dgm:fillClrLst meth="repeat">
+      <a:schemeClr val="lt2">
+        <a:alpha val="90000"/>
+      </a:schemeClr>
+    </dgm:fillClrLst>
+    <dgm:linClrLst meth="repeat">
+      <a:schemeClr val="dk2"/>
+    </dgm:linClrLst>
+    <dgm:effectClrLst/>
+    <dgm:txLinClrLst/>
+    <dgm:txFillClrLst meth="repeat">
+      <a:schemeClr val="dk1"/>
+    </dgm:txFillClrLst>
+    <dgm:txEffectClrLst/>
+  </dgm:styleLbl>
+  <dgm:styleLbl name="fgAcc2">
+    <dgm:fillClrLst meth="repeat">
+      <a:schemeClr val="lt2">
+        <a:alpha val="90000"/>
+      </a:schemeClr>
+    </dgm:fillClrLst>
+    <dgm:linClrLst meth="repeat">
+      <a:schemeClr val="dk2"/>
+    </dgm:linClrLst>
+    <dgm:effectClrLst/>
+    <dgm:txLinClrLst/>
+    <dgm:txFillClrLst meth="repeat">
+      <a:schemeClr val="dk1"/>
+    </dgm:txFillClrLst>
+    <dgm:txEffectClrLst/>
+  </dgm:styleLbl>
+  <dgm:styleLbl name="fgAcc3">
+    <dgm:fillClrLst meth="repeat">
+      <a:schemeClr val="lt2">
+        <a:alpha val="90000"/>
+      </a:schemeClr>
+    </dgm:fillClrLst>
+    <dgm:linClrLst meth="repeat">
+      <a:schemeClr val="dk2"/>
+    </dgm:linClrLst>
+    <dgm:effectClrLst/>
+    <dgm:txLinClrLst/>
+    <dgm:txFillClrLst meth="repeat">
+      <a:schemeClr val="dk1"/>
+    </dgm:txFillClrLst>
+    <dgm:txEffectClrLst/>
+  </dgm:styleLbl>
+  <dgm:styleLbl name="fgAcc4">
+    <dgm:fillClrLst meth="repeat">
+      <a:schemeClr val="lt2">
+        <a:alpha val="90000"/>
+      </a:schemeClr>
+    </dgm:fillClrLst>
+    <dgm:linClrLst meth="repeat">
+      <a:schemeClr val="dk2"/>
+    </dgm:linClrLst>
+    <dgm:effectClrLst/>
+    <dgm:txLinClrLst/>
+    <dgm:txFillClrLst meth="repeat">
+      <a:schemeClr val="dk1"/>
+    </dgm:txFillClrLst>
+    <dgm:txEffectClrLst/>
+  </dgm:styleLbl>
+  <dgm:styleLbl name="bgShp">
+    <dgm:fillClrLst meth="repeat">
+      <a:schemeClr val="dk2">
+        <a:tint val="40000"/>
+      </a:schemeClr>
+    </dgm:fillClrLst>
+    <dgm:linClrLst meth="repeat">
+      <a:schemeClr val="dk2"/>
+    </dgm:linClrLst>
+    <dgm:effectClrLst/>
+    <dgm:txLinClrLst/>
+    <dgm:txFillClrLst meth="repeat">
+      <a:schemeClr val="dk1"/>
+    </dgm:txFillClrLst>
+    <dgm:txEffectClrLst/>
+  </dgm:styleLbl>
+  <dgm:styleLbl name="dkBgShp">
+    <dgm:fillClrLst meth="repeat">
+      <a:schemeClr val="dk2">
+        <a:shade val="80000"/>
+      </a:schemeClr>
+    </dgm:fillClrLst>
+    <dgm:linClrLst meth="repeat">
+      <a:schemeClr val="dk2"/>
+    </dgm:linClrLst>
+    <dgm:effectClrLst/>
+    <dgm:txLinClrLst/>
+    <dgm:txFillClrLst meth="repeat">
+      <a:schemeClr val="lt1"/>
+    </dgm:txFillClrLst>
+    <dgm:txEffectClrLst/>
+  </dgm:styleLbl>
+  <dgm:styleLbl name="trBgShp">
+    <dgm:fillClrLst meth="repeat">
+      <a:schemeClr val="dk2">
+        <a:tint val="50000"/>
+        <a:alpha val="40000"/>
+      </a:schemeClr>
+    </dgm:fillClrLst>
+    <dgm:linClrLst meth="repeat">
+      <a:schemeClr val="dk2"/>
+    </dgm:linClrLst>
+    <dgm:effectClrLst/>
+    <dgm:txLinClrLst/>
+    <dgm:txFillClrLst meth="repeat">
+      <a:schemeClr val="lt1"/>
+    </dgm:txFillClrLst>
+    <dgm:txEffectClrLst/>
+  </dgm:styleLbl>
+  <dgm:styleLbl name="fgShp">
+    <dgm:fillClrLst meth="repeat">
+      <a:schemeClr val="dk2">
+        <a:tint val="60000"/>
+      </a:schemeClr>
+    </dgm:fillClrLst>
+    <dgm:linClrLst meth="repeat">
+      <a:schemeClr val="lt2"/>
+    </dgm:linClrLst>
+    <dgm:effectClrLst/>
+    <dgm:txLinClrLst/>
+    <dgm:txFillClrLst meth="repeat">
+      <a:schemeClr val="dk1"/>
+    </dgm:txFillClrLst>
+    <dgm:txEffectClrLst/>
+  </dgm:styleLbl>
+  <dgm:styleLbl name="revTx">
+    <dgm:fillClrLst meth="repeat">
+      <a:schemeClr val="lt2">
+        <a:alpha val="0"/>
+      </a:schemeClr>
+    </dgm:fillClrLst>
+    <dgm:linClrLst meth="repeat">
+      <a:schemeClr val="dk1">
+        <a:alpha val="0"/>
+      </a:schemeClr>
+    </dgm:linClrLst>
+    <dgm:effectClrLst/>
+    <dgm:txLinClrLst/>
+    <dgm:txFillClrLst meth="repeat">
+      <a:schemeClr val="tx1"/>
+    </dgm:txFillClrLst>
+    <dgm:txEffectClrLst/>
+  </dgm:styleLbl>
+</dgm:colorsDef>
+</file>
+
+<file path=word/diagrams/data1.xml><?xml version="1.0" encoding="utf-8"?>
+<dgm:dataModel xmlns:dgm="http://schemas.openxmlformats.org/drawingml/2006/diagram" xmlns:a="http://schemas.openxmlformats.org/drawingml/2006/main">
+  <dgm:ptLst>
+    <dgm:pt modelId="{A7449896-D326-4387-9FF1-A3AB1ACD8B7F}" type="doc">
+      <dgm:prSet loTypeId="urn:microsoft.com/office/officeart/2005/8/layout/chevron2" loCatId="process" qsTypeId="urn:microsoft.com/office/officeart/2005/8/quickstyle/simple3" qsCatId="simple" csTypeId="urn:microsoft.com/office/officeart/2005/8/colors/accent0_3" csCatId="mainScheme" phldr="1"/>
+      <dgm:spPr/>
+      <dgm:t>
+        <a:bodyPr/>
+        <a:lstStyle/>
+        <a:p>
+          <a:endParaRPr lang="en-US"/>
+        </a:p>
+      </dgm:t>
+    </dgm:pt>
+    <dgm:pt modelId="{5B2A06C0-4556-49F4-935A-91C95DF85E0F}">
+      <dgm:prSet phldrT="[Text]" custT="1"/>
+      <dgm:spPr/>
+      <dgm:t>
+        <a:bodyPr/>
+        <a:lstStyle/>
+        <a:p>
+          <a:r>
+            <a:rPr lang="en-US" sz="1100">
+              <a:latin typeface="Serif"/>
+            </a:rPr>
+            <a:t>2.Linear Regression</a:t>
+          </a:r>
+        </a:p>
+      </dgm:t>
+    </dgm:pt>
+    <dgm:pt modelId="{C38A9C66-97A7-46E3-884E-475956EA8B5E}" type="parTrans" cxnId="{520DA89C-9E51-4D71-88CF-B53FC3DCA771}">
+      <dgm:prSet/>
+      <dgm:spPr/>
+      <dgm:t>
+        <a:bodyPr/>
+        <a:lstStyle/>
+        <a:p>
+          <a:endParaRPr lang="en-US" sz="1100"/>
+        </a:p>
+      </dgm:t>
+    </dgm:pt>
+    <dgm:pt modelId="{2C7AADBA-BC87-4F8B-B68B-044F0386F9C5}" type="sibTrans" cxnId="{520DA89C-9E51-4D71-88CF-B53FC3DCA771}">
+      <dgm:prSet/>
+      <dgm:spPr/>
+      <dgm:t>
+        <a:bodyPr/>
+        <a:lstStyle/>
+        <a:p>
+          <a:endParaRPr lang="en-US" sz="1100"/>
+        </a:p>
+      </dgm:t>
+    </dgm:pt>
+    <dgm:pt modelId="{08C9BDA0-2549-45F8-8756-CC8B52C1B61C}">
+      <dgm:prSet phldrT="[Text]" custT="1"/>
+      <dgm:spPr/>
+      <dgm:t>
+        <a:bodyPr/>
+        <a:lstStyle/>
+        <a:p>
+          <a:r>
+            <a:rPr lang="en-US" sz="1100">
+              <a:latin typeface="Serif"/>
+            </a:rPr>
+            <a:t>3. Random Forest Regressor</a:t>
+          </a:r>
+        </a:p>
+      </dgm:t>
+    </dgm:pt>
+    <dgm:pt modelId="{3D6EF1E0-32DD-4304-B073-4079F714C1FF}" type="parTrans" cxnId="{E1B13B1B-4759-45AD-93F0-F2C4AFE419B2}">
+      <dgm:prSet/>
+      <dgm:spPr/>
+      <dgm:t>
+        <a:bodyPr/>
+        <a:lstStyle/>
+        <a:p>
+          <a:endParaRPr lang="en-US" sz="1100"/>
+        </a:p>
+      </dgm:t>
+    </dgm:pt>
+    <dgm:pt modelId="{60C2918B-5AE6-4F2F-952B-5B5A2347182B}" type="sibTrans" cxnId="{E1B13B1B-4759-45AD-93F0-F2C4AFE419B2}">
+      <dgm:prSet/>
+      <dgm:spPr/>
+      <dgm:t>
+        <a:bodyPr/>
+        <a:lstStyle/>
+        <a:p>
+          <a:endParaRPr lang="en-US" sz="1100"/>
+        </a:p>
+      </dgm:t>
+    </dgm:pt>
+    <dgm:pt modelId="{96DEB857-A3AC-45D3-B81C-98BE0E393E7B}">
+      <dgm:prSet phldrT="[Text]" custT="1"/>
+      <dgm:spPr/>
+      <dgm:t>
+        <a:bodyPr/>
+        <a:lstStyle/>
+        <a:p>
+          <a:r>
+            <a:rPr lang="en-US" sz="1100">
+              <a:latin typeface="Serif"/>
+            </a:rPr>
+            <a:t>Generalised well to unseen data</a:t>
+          </a:r>
+        </a:p>
+      </dgm:t>
+    </dgm:pt>
+    <dgm:pt modelId="{07593212-EC47-4FEC-A11E-31FA7AA631FB}" type="parTrans" cxnId="{E222C0B1-4F40-4682-AC0D-FDDAF47DD4C7}">
+      <dgm:prSet/>
+      <dgm:spPr/>
+      <dgm:t>
+        <a:bodyPr/>
+        <a:lstStyle/>
+        <a:p>
+          <a:endParaRPr lang="en-US" sz="1100"/>
+        </a:p>
+      </dgm:t>
+    </dgm:pt>
+    <dgm:pt modelId="{1E0CA957-C40D-4377-9CBA-BE5D8FF3AFCB}" type="sibTrans" cxnId="{E222C0B1-4F40-4682-AC0D-FDDAF47DD4C7}">
+      <dgm:prSet/>
+      <dgm:spPr/>
+      <dgm:t>
+        <a:bodyPr/>
+        <a:lstStyle/>
+        <a:p>
+          <a:endParaRPr lang="en-US" sz="1100"/>
+        </a:p>
+      </dgm:t>
+    </dgm:pt>
+    <dgm:pt modelId="{C3E8FC44-5AE7-43FD-9D44-1074BABA6DD0}">
+      <dgm:prSet phldrT="[Text]" custT="1"/>
+      <dgm:spPr/>
+      <dgm:t>
+        <a:bodyPr/>
+        <a:lstStyle/>
+        <a:p>
+          <a:r>
+            <a:rPr lang="en-US" sz="1100">
+              <a:latin typeface="Serif"/>
+            </a:rPr>
+            <a:t>4. KNN Regressor</a:t>
+          </a:r>
+        </a:p>
+      </dgm:t>
+    </dgm:pt>
+    <dgm:pt modelId="{B5F83E97-D1D9-4D9C-AD2F-81AAD1DB2A9F}" type="sibTrans" cxnId="{F7A7AE1E-0C64-49A5-92E6-B2742DBD6C23}">
+      <dgm:prSet/>
+      <dgm:spPr/>
+      <dgm:t>
+        <a:bodyPr/>
+        <a:lstStyle/>
+        <a:p>
+          <a:endParaRPr lang="en-US" sz="1100"/>
+        </a:p>
+      </dgm:t>
+    </dgm:pt>
+    <dgm:pt modelId="{43AC648F-83AE-4E1D-963D-A47980FA1EEB}" type="parTrans" cxnId="{F7A7AE1E-0C64-49A5-92E6-B2742DBD6C23}">
+      <dgm:prSet/>
+      <dgm:spPr/>
+      <dgm:t>
+        <a:bodyPr/>
+        <a:lstStyle/>
+        <a:p>
+          <a:endParaRPr lang="en-US" sz="1100"/>
+        </a:p>
+      </dgm:t>
+    </dgm:pt>
+    <dgm:pt modelId="{BCAB44EF-E417-44A6-B364-0E4024B593D9}">
+      <dgm:prSet phldrT="[Text]" custT="1"/>
+      <dgm:spPr/>
+      <dgm:t>
+        <a:bodyPr/>
+        <a:lstStyle/>
+        <a:p>
+          <a:r>
+            <a:rPr lang="en-US" sz="1100">
+              <a:latin typeface="Serif"/>
+            </a:rPr>
+            <a:t>Very sensitive to correlated features </a:t>
+          </a:r>
+        </a:p>
+      </dgm:t>
+    </dgm:pt>
+    <dgm:pt modelId="{04111578-00F5-4274-ADED-9FEE9DC46090}" type="sibTrans" cxnId="{0E98D457-A4EB-4EBF-8D16-52FC3783E482}">
+      <dgm:prSet/>
+      <dgm:spPr/>
+      <dgm:t>
+        <a:bodyPr/>
+        <a:lstStyle/>
+        <a:p>
+          <a:endParaRPr lang="en-US" sz="1100"/>
+        </a:p>
+      </dgm:t>
+    </dgm:pt>
+    <dgm:pt modelId="{0EE95FC6-135C-4C8D-9B76-D72F311436AE}" type="parTrans" cxnId="{0E98D457-A4EB-4EBF-8D16-52FC3783E482}">
+      <dgm:prSet/>
+      <dgm:spPr/>
+      <dgm:t>
+        <a:bodyPr/>
+        <a:lstStyle/>
+        <a:p>
+          <a:endParaRPr lang="en-US" sz="1100"/>
+        </a:p>
+      </dgm:t>
+    </dgm:pt>
+    <dgm:pt modelId="{52514F56-D606-4E21-AC5B-6A48AC248398}">
+      <dgm:prSet custT="1"/>
+      <dgm:spPr/>
+      <dgm:t>
+        <a:bodyPr/>
+        <a:lstStyle/>
+        <a:p>
+          <a:r>
+            <a:rPr lang="en-US" sz="1100">
+              <a:latin typeface="Serif"/>
+            </a:rPr>
+            <a:t>Did not show strong signs of overfitting</a:t>
+          </a:r>
+        </a:p>
+      </dgm:t>
+    </dgm:pt>
+    <dgm:pt modelId="{1FAF2F62-D624-4736-B74F-C26ED09BC510}" type="parTrans" cxnId="{C6DC11A2-6DA1-4D0F-BD54-11D95E90BA61}">
+      <dgm:prSet/>
+      <dgm:spPr/>
+      <dgm:t>
+        <a:bodyPr/>
+        <a:lstStyle/>
+        <a:p>
+          <a:endParaRPr lang="en-US" sz="1100"/>
+        </a:p>
+      </dgm:t>
+    </dgm:pt>
+    <dgm:pt modelId="{2E0F7342-89DF-4797-A861-4B301DEA5DB3}" type="sibTrans" cxnId="{C6DC11A2-6DA1-4D0F-BD54-11D95E90BA61}">
+      <dgm:prSet/>
+      <dgm:spPr/>
+      <dgm:t>
+        <a:bodyPr/>
+        <a:lstStyle/>
+        <a:p>
+          <a:endParaRPr lang="en-US" sz="1100"/>
+        </a:p>
+      </dgm:t>
+    </dgm:pt>
+    <dgm:pt modelId="{F707F9B5-5557-49F1-BF05-504D23162701}">
+      <dgm:prSet custT="1"/>
+      <dgm:spPr/>
+      <dgm:t>
+        <a:bodyPr/>
+        <a:lstStyle/>
+        <a:p>
+          <a:r>
+            <a:rPr lang="en-US" sz="1100">
+              <a:latin typeface="Serif"/>
+            </a:rPr>
+            <a:t>Handled multicollinearity effectively </a:t>
+          </a:r>
+        </a:p>
+      </dgm:t>
+    </dgm:pt>
+    <dgm:pt modelId="{132DE085-A9DE-4602-A8D6-06C1FF99AF58}" type="parTrans" cxnId="{969EA642-25B5-4753-A5E6-09C52D91475C}">
+      <dgm:prSet/>
+      <dgm:spPr/>
+      <dgm:t>
+        <a:bodyPr/>
+        <a:lstStyle/>
+        <a:p>
+          <a:endParaRPr lang="en-US" sz="1100"/>
+        </a:p>
+      </dgm:t>
+    </dgm:pt>
+    <dgm:pt modelId="{7B995042-DD2D-4307-A34E-4DD9D01B2BC2}" type="sibTrans" cxnId="{969EA642-25B5-4753-A5E6-09C52D91475C}">
+      <dgm:prSet/>
+      <dgm:spPr/>
+      <dgm:t>
+        <a:bodyPr/>
+        <a:lstStyle/>
+        <a:p>
+          <a:endParaRPr lang="en-US" sz="1100"/>
+        </a:p>
+      </dgm:t>
+    </dgm:pt>
+    <dgm:pt modelId="{6CADBB6C-27C1-4390-B5EA-8EDC48535DAD}">
+      <dgm:prSet custT="1"/>
+      <dgm:spPr/>
+      <dgm:t>
+        <a:bodyPr/>
+        <a:lstStyle/>
+        <a:p>
+          <a:r>
+            <a:rPr lang="en-US" sz="1100">
+              <a:latin typeface="Serif"/>
+            </a:rPr>
+            <a:t>Performance changed significantly after removing co2_net </a:t>
+          </a:r>
+        </a:p>
+      </dgm:t>
+    </dgm:pt>
+    <dgm:pt modelId="{C183E575-FC13-499B-A92D-5BA70B1626CB}" type="parTrans" cxnId="{D2792159-09D2-493A-B9DE-847C3E9B64E1}">
+      <dgm:prSet/>
+      <dgm:spPr/>
+      <dgm:t>
+        <a:bodyPr/>
+        <a:lstStyle/>
+        <a:p>
+          <a:endParaRPr lang="en-US" sz="1100"/>
+        </a:p>
+      </dgm:t>
+    </dgm:pt>
+    <dgm:pt modelId="{64EB6748-0590-463B-971A-62C3BE8EC91F}" type="sibTrans" cxnId="{D2792159-09D2-493A-B9DE-847C3E9B64E1}">
+      <dgm:prSet/>
+      <dgm:spPr/>
+      <dgm:t>
+        <a:bodyPr/>
+        <a:lstStyle/>
+        <a:p>
+          <a:endParaRPr lang="en-US" sz="1100"/>
+        </a:p>
+      </dgm:t>
+    </dgm:pt>
+    <dgm:pt modelId="{CA6CAFE8-CACC-4F05-8684-DBECA05BE9EF}">
+      <dgm:prSet custT="1"/>
+      <dgm:spPr/>
+      <dgm:t>
+        <a:bodyPr/>
+        <a:lstStyle/>
+        <a:p>
+          <a:r>
+            <a:rPr lang="en-US" sz="1100">
+              <a:latin typeface="Serif"/>
+            </a:rPr>
+            <a:t>Less stable during cross-validation </a:t>
+          </a:r>
+        </a:p>
+      </dgm:t>
+    </dgm:pt>
+    <dgm:pt modelId="{B3FB8631-E9A9-41BA-8B6B-F636F5ACACB4}" type="parTrans" cxnId="{622A38DE-A886-4618-BCA6-223421B8A290}">
+      <dgm:prSet/>
+      <dgm:spPr/>
+      <dgm:t>
+        <a:bodyPr/>
+        <a:lstStyle/>
+        <a:p>
+          <a:endParaRPr lang="en-US" sz="1100"/>
+        </a:p>
+      </dgm:t>
+    </dgm:pt>
+    <dgm:pt modelId="{44D519EA-1A68-4D6D-80EC-C44EBF0E0BCD}" type="sibTrans" cxnId="{622A38DE-A886-4618-BCA6-223421B8A290}">
+      <dgm:prSet/>
+      <dgm:spPr/>
+      <dgm:t>
+        <a:bodyPr/>
+        <a:lstStyle/>
+        <a:p>
+          <a:endParaRPr lang="en-US" sz="1100"/>
+        </a:p>
+      </dgm:t>
+    </dgm:pt>
+    <dgm:pt modelId="{504C0012-CC59-4592-95D5-F21D8E84E24D}">
+      <dgm:prSet custT="1"/>
+      <dgm:spPr/>
+      <dgm:t>
+        <a:bodyPr/>
+        <a:lstStyle/>
+        <a:p>
+          <a:r>
+            <a:rPr lang="en-US" sz="1100">
+              <a:latin typeface="Serif"/>
+            </a:rPr>
+            <a:t>Consistent training, testing, and cross-validation results</a:t>
+          </a:r>
+        </a:p>
+      </dgm:t>
+    </dgm:pt>
+    <dgm:pt modelId="{62FA520C-88AF-4E71-8D45-D982C7D71661}" type="parTrans" cxnId="{6CF42FD5-AB94-4990-BF89-B3565AC5A712}">
+      <dgm:prSet/>
+      <dgm:spPr/>
+      <dgm:t>
+        <a:bodyPr/>
+        <a:lstStyle/>
+        <a:p>
+          <a:endParaRPr lang="en-US" sz="1100"/>
+        </a:p>
+      </dgm:t>
+    </dgm:pt>
+    <dgm:pt modelId="{FDEBC525-3330-49A4-BD80-61CA979C2958}" type="sibTrans" cxnId="{6CF42FD5-AB94-4990-BF89-B3565AC5A712}">
+      <dgm:prSet/>
+      <dgm:spPr/>
+      <dgm:t>
+        <a:bodyPr/>
+        <a:lstStyle/>
+        <a:p>
+          <a:endParaRPr lang="en-US" sz="1100"/>
+        </a:p>
+      </dgm:t>
+    </dgm:pt>
+    <dgm:pt modelId="{983FAB0C-20B4-4AD6-BF78-57DE5EC47086}">
+      <dgm:prSet phldrT="[Text]" custT="1"/>
+      <dgm:spPr/>
+      <dgm:t>
+        <a:bodyPr/>
+        <a:lstStyle/>
+        <a:p>
+          <a:r>
+            <a:rPr lang="en-US" sz="1100">
+              <a:latin typeface="Serif"/>
+            </a:rPr>
+            <a:t>Showed signs of overfitting </a:t>
+          </a:r>
+        </a:p>
+      </dgm:t>
+    </dgm:pt>
+    <dgm:pt modelId="{A1985411-F0A4-4ED9-A21E-3F87DBC559E4}" type="parTrans" cxnId="{D1E63CFA-EF14-4B1C-90E6-CDDA5FC1F47C}">
+      <dgm:prSet/>
+      <dgm:spPr/>
+      <dgm:t>
+        <a:bodyPr/>
+        <a:lstStyle/>
+        <a:p>
+          <a:endParaRPr lang="en-US" sz="1100"/>
+        </a:p>
+      </dgm:t>
+    </dgm:pt>
+    <dgm:pt modelId="{BD40E195-4B7E-42B5-A17B-4CB90AF2C74C}" type="sibTrans" cxnId="{D1E63CFA-EF14-4B1C-90E6-CDDA5FC1F47C}">
+      <dgm:prSet/>
+      <dgm:spPr/>
+      <dgm:t>
+        <a:bodyPr/>
+        <a:lstStyle/>
+        <a:p>
+          <a:endParaRPr lang="en-US" sz="1100"/>
+        </a:p>
+      </dgm:t>
+    </dgm:pt>
+    <dgm:pt modelId="{5ACF9528-33CF-4911-9BAB-7491D1FB5074}">
+      <dgm:prSet custT="1"/>
+      <dgm:spPr/>
+      <dgm:t>
+        <a:bodyPr/>
+        <a:lstStyle/>
+        <a:p>
+          <a:r>
+            <a:rPr lang="en-US" sz="1100">
+              <a:latin typeface="Serif"/>
+            </a:rPr>
+            <a:t>Relied heavily on nearby observations in the dataset</a:t>
+          </a:r>
+        </a:p>
+      </dgm:t>
+    </dgm:pt>
+    <dgm:pt modelId="{2D131DE7-10CA-43A3-8F76-9017ACCD8976}" type="parTrans" cxnId="{90790FC3-4205-4A8E-BAF6-A026724D2A33}">
+      <dgm:prSet/>
+      <dgm:spPr/>
+      <dgm:t>
+        <a:bodyPr/>
+        <a:lstStyle/>
+        <a:p>
+          <a:endParaRPr lang="en-US" sz="1100"/>
+        </a:p>
+      </dgm:t>
+    </dgm:pt>
+    <dgm:pt modelId="{291E1757-7DB8-452B-BDF3-9847CFD8929E}" type="sibTrans" cxnId="{90790FC3-4205-4A8E-BAF6-A026724D2A33}">
+      <dgm:prSet/>
+      <dgm:spPr/>
+      <dgm:t>
+        <a:bodyPr/>
+        <a:lstStyle/>
+        <a:p>
+          <a:endParaRPr lang="en-US" sz="1100"/>
+        </a:p>
+      </dgm:t>
+    </dgm:pt>
+    <dgm:pt modelId="{0D6EA909-A512-4B77-80BB-4CF9618824AF}">
+      <dgm:prSet phldrT="[Text]" custT="1"/>
+      <dgm:spPr/>
+      <dgm:t>
+        <a:bodyPr/>
+        <a:lstStyle/>
+        <a:p>
+          <a:r>
+            <a:rPr lang="en-US" sz="1100">
+              <a:latin typeface="Serif"/>
+            </a:rPr>
+            <a:t>1.Partial Least Squares Regressor(PLS)</a:t>
+          </a:r>
+          <a:endParaRPr lang="en-US" sz="1100"/>
+        </a:p>
+      </dgm:t>
+    </dgm:pt>
+    <dgm:pt modelId="{CAD9FC40-9548-48F6-95EC-06E060FE96AC}" type="parTrans" cxnId="{D833EAC7-CF11-4733-BF02-8F72F1107364}">
+      <dgm:prSet/>
+      <dgm:spPr/>
+      <dgm:t>
+        <a:bodyPr/>
+        <a:lstStyle/>
+        <a:p>
+          <a:endParaRPr lang="en-US" sz="1100"/>
+        </a:p>
+      </dgm:t>
+    </dgm:pt>
+    <dgm:pt modelId="{F61CB635-FD52-416E-8991-0E7E823AE4BB}" type="sibTrans" cxnId="{D833EAC7-CF11-4733-BF02-8F72F1107364}">
+      <dgm:prSet/>
+      <dgm:spPr/>
+      <dgm:t>
+        <a:bodyPr/>
+        <a:lstStyle/>
+        <a:p>
+          <a:endParaRPr lang="en-US" sz="1100"/>
+        </a:p>
+      </dgm:t>
+    </dgm:pt>
+    <dgm:pt modelId="{579C3A1B-937E-4434-B8F3-EAF07B55EE26}">
+      <dgm:prSet phldrT="[Text]" custT="1"/>
+      <dgm:spPr/>
+      <dgm:t>
+        <a:bodyPr/>
+        <a:lstStyle/>
+        <a:p>
+          <a:r>
+            <a:rPr lang="en-US" sz="1100">
+              <a:latin typeface="Serif"/>
+            </a:rPr>
+            <a:t>Strong and consistent results </a:t>
+          </a:r>
+          <a:endParaRPr lang="en-US" sz="1100"/>
+        </a:p>
+      </dgm:t>
+    </dgm:pt>
+    <dgm:pt modelId="{37786FE3-420C-4944-8D28-CB9BA6706B12}" type="parTrans" cxnId="{4B33C9E4-AEC5-4015-97F4-CF2CE6E48EDF}">
+      <dgm:prSet/>
+      <dgm:spPr/>
+      <dgm:t>
+        <a:bodyPr/>
+        <a:lstStyle/>
+        <a:p>
+          <a:endParaRPr lang="en-US" sz="1100"/>
+        </a:p>
+      </dgm:t>
+    </dgm:pt>
+    <dgm:pt modelId="{B31B3CA8-8F28-407F-8595-D6CA4C7F8605}" type="sibTrans" cxnId="{4B33C9E4-AEC5-4015-97F4-CF2CE6E48EDF}">
+      <dgm:prSet/>
+      <dgm:spPr/>
+      <dgm:t>
+        <a:bodyPr/>
+        <a:lstStyle/>
+        <a:p>
+          <a:endParaRPr lang="en-US" sz="1100"/>
+        </a:p>
+      </dgm:t>
+    </dgm:pt>
+    <dgm:pt modelId="{30E97932-31C4-4FDA-B348-05071F00E64A}">
+      <dgm:prSet custT="1"/>
+      <dgm:spPr/>
+      <dgm:t>
+        <a:bodyPr/>
+        <a:lstStyle/>
+        <a:p>
+          <a:r>
+            <a:rPr lang="en-US" sz="1100">
+              <a:latin typeface="Serif"/>
+            </a:rPr>
+            <a:t>Generalised well to unseen data </a:t>
+          </a:r>
+        </a:p>
+      </dgm:t>
+    </dgm:pt>
+    <dgm:pt modelId="{6FC3BC2E-16DD-4B92-99AE-02E25E23AAB0}" type="parTrans" cxnId="{0A602136-6E5F-480B-8FE1-4C1712220CFD}">
+      <dgm:prSet/>
+      <dgm:spPr/>
+      <dgm:t>
+        <a:bodyPr/>
+        <a:lstStyle/>
+        <a:p>
+          <a:endParaRPr lang="en-US" sz="1100"/>
+        </a:p>
+      </dgm:t>
+    </dgm:pt>
+    <dgm:pt modelId="{17A29DE0-1428-46DA-98BE-9F391EEF2FDE}" type="sibTrans" cxnId="{0A602136-6E5F-480B-8FE1-4C1712220CFD}">
+      <dgm:prSet/>
+      <dgm:spPr/>
+      <dgm:t>
+        <a:bodyPr/>
+        <a:lstStyle/>
+        <a:p>
+          <a:endParaRPr lang="en-US" sz="1100"/>
+        </a:p>
+      </dgm:t>
+    </dgm:pt>
+    <dgm:pt modelId="{1C935824-AFD7-403F-B87D-1090EEB676F8}">
+      <dgm:prSet custT="1"/>
+      <dgm:spPr/>
+      <dgm:t>
+        <a:bodyPr/>
+        <a:lstStyle/>
+        <a:p>
+          <a:r>
+            <a:rPr lang="en-US" sz="1100">
+              <a:latin typeface="Serif"/>
+            </a:rPr>
+            <a:t>Handled multicollinearity effectively</a:t>
+          </a:r>
+        </a:p>
+      </dgm:t>
+    </dgm:pt>
+    <dgm:pt modelId="{A72B7FEB-9DA5-48C1-9242-0E7D40151FCB}" type="parTrans" cxnId="{150894B8-4326-42E9-9021-8F1CB4BBEF13}">
+      <dgm:prSet/>
+      <dgm:spPr/>
+      <dgm:t>
+        <a:bodyPr/>
+        <a:lstStyle/>
+        <a:p>
+          <a:endParaRPr lang="en-US" sz="1100"/>
+        </a:p>
+      </dgm:t>
+    </dgm:pt>
+    <dgm:pt modelId="{B7F9DEBB-BCCE-492A-ABA9-D1F5BB2FEB3F}" type="sibTrans" cxnId="{150894B8-4326-42E9-9021-8F1CB4BBEF13}">
+      <dgm:prSet/>
+      <dgm:spPr/>
+      <dgm:t>
+        <a:bodyPr/>
+        <a:lstStyle/>
+        <a:p>
+          <a:endParaRPr lang="en-US" sz="1100"/>
+        </a:p>
+      </dgm:t>
+    </dgm:pt>
+    <dgm:pt modelId="{E2257F67-ABE1-408F-AFBB-695B6ABDC4DD}">
+      <dgm:prSet custT="1"/>
+      <dgm:spPr/>
+      <dgm:t>
+        <a:bodyPr/>
+        <a:lstStyle/>
+        <a:p>
+          <a:r>
+            <a:rPr lang="en-US" sz="1100">
+              <a:latin typeface="Serif"/>
+            </a:rPr>
+            <a:t>Stable across cross-validation splits</a:t>
+          </a:r>
+        </a:p>
+      </dgm:t>
+    </dgm:pt>
+    <dgm:pt modelId="{F60B9EE5-CEC8-49EC-B341-74EFB0A7F69B}" type="parTrans" cxnId="{8ACB061D-AABC-4EA4-81AE-A6AF1F72D7DC}">
+      <dgm:prSet/>
+      <dgm:spPr/>
+      <dgm:t>
+        <a:bodyPr/>
+        <a:lstStyle/>
+        <a:p>
+          <a:endParaRPr lang="en-US" sz="1100"/>
+        </a:p>
+      </dgm:t>
+    </dgm:pt>
+    <dgm:pt modelId="{45014C2D-C910-4D6D-A0F6-D782F4342711}" type="sibTrans" cxnId="{8ACB061D-AABC-4EA4-81AE-A6AF1F72D7DC}">
+      <dgm:prSet/>
+      <dgm:spPr/>
+      <dgm:t>
+        <a:bodyPr/>
+        <a:lstStyle/>
+        <a:p>
+          <a:endParaRPr lang="en-US" sz="1100"/>
+        </a:p>
+      </dgm:t>
+    </dgm:pt>
+    <dgm:pt modelId="{C5FF3827-CA44-4C93-9F17-83B2559247ED}">
+      <dgm:prSet custT="1"/>
+      <dgm:spPr/>
+      <dgm:t>
+        <a:bodyPr/>
+        <a:lstStyle/>
+        <a:p>
+          <a:r>
+            <a:rPr lang="en-US" sz="1100">
+              <a:latin typeface="Serif"/>
+            </a:rPr>
+            <a:t>Reduced model complexity using latent variables</a:t>
+          </a:r>
+        </a:p>
+      </dgm:t>
+    </dgm:pt>
+    <dgm:pt modelId="{A403611A-06CE-49EC-806F-E218B1894A6A}" type="parTrans" cxnId="{4AAEC305-11A4-4C1A-9426-8D2CF9706FFE}">
+      <dgm:prSet/>
+      <dgm:spPr/>
+      <dgm:t>
+        <a:bodyPr/>
+        <a:lstStyle/>
+        <a:p>
+          <a:endParaRPr lang="en-US" sz="1100"/>
+        </a:p>
+      </dgm:t>
+    </dgm:pt>
+    <dgm:pt modelId="{A4C98407-08FB-4B5A-BD43-CA5FDFAC9667}" type="sibTrans" cxnId="{4AAEC305-11A4-4C1A-9426-8D2CF9706FFE}">
+      <dgm:prSet/>
+      <dgm:spPr/>
+      <dgm:t>
+        <a:bodyPr/>
+        <a:lstStyle/>
+        <a:p>
+          <a:endParaRPr lang="en-US" sz="1100"/>
+        </a:p>
+      </dgm:t>
+    </dgm:pt>
+    <dgm:pt modelId="{5112457A-9564-4653-AC66-05408BC54229}">
+      <dgm:prSet phldrT="[Text]" custT="1"/>
+      <dgm:spPr/>
+      <dgm:t>
+        <a:bodyPr/>
+        <a:lstStyle/>
+        <a:p>
+          <a:r>
+            <a:rPr lang="en-US" sz="1100">
+              <a:latin typeface="Serif"/>
+            </a:rPr>
+            <a:t>Simple and easy to interpret</a:t>
+          </a:r>
+        </a:p>
+      </dgm:t>
+    </dgm:pt>
+    <dgm:pt modelId="{BD25102F-6E26-46F9-BF64-745ADF172715}" type="parTrans" cxnId="{4157D0AC-AAD9-4A08-95F0-2E8CEE102CA7}">
+      <dgm:prSet/>
+      <dgm:spPr/>
+      <dgm:t>
+        <a:bodyPr/>
+        <a:lstStyle/>
+        <a:p>
+          <a:endParaRPr lang="en-US"/>
+        </a:p>
+      </dgm:t>
+    </dgm:pt>
+    <dgm:pt modelId="{45B766BA-161D-4FD9-92F3-546B740175FE}" type="sibTrans" cxnId="{4157D0AC-AAD9-4A08-95F0-2E8CEE102CA7}">
+      <dgm:prSet/>
+      <dgm:spPr/>
+      <dgm:t>
+        <a:bodyPr/>
+        <a:lstStyle/>
+        <a:p>
+          <a:endParaRPr lang="en-US"/>
+        </a:p>
+      </dgm:t>
+    </dgm:pt>
+    <dgm:pt modelId="{55A7C80A-CE47-4ACF-BC3E-3BAAB49D0AAB}">
+      <dgm:prSet phldrT="[Text]" custT="1"/>
+      <dgm:spPr/>
+      <dgm:t>
+        <a:bodyPr/>
+        <a:lstStyle/>
+        <a:p>
+          <a:r>
+            <a:rPr lang="en-US" sz="1100">
+              <a:latin typeface="Serif"/>
+            </a:rPr>
+            <a:t>Computationally efficient for large datasets</a:t>
+          </a:r>
+        </a:p>
+      </dgm:t>
+    </dgm:pt>
+    <dgm:pt modelId="{52C57A47-471C-46F2-ACC8-C649944027C1}" type="parTrans" cxnId="{ED08E086-7D54-4518-8140-3BA298564A3E}">
+      <dgm:prSet/>
+      <dgm:spPr/>
+      <dgm:t>
+        <a:bodyPr/>
+        <a:lstStyle/>
+        <a:p>
+          <a:endParaRPr lang="en-US"/>
+        </a:p>
+      </dgm:t>
+    </dgm:pt>
+    <dgm:pt modelId="{9ED72F22-9F45-4894-BF01-D7E9C50A534F}" type="sibTrans" cxnId="{ED08E086-7D54-4518-8140-3BA298564A3E}">
+      <dgm:prSet/>
+      <dgm:spPr/>
+      <dgm:t>
+        <a:bodyPr/>
+        <a:lstStyle/>
+        <a:p>
+          <a:endParaRPr lang="en-US"/>
+        </a:p>
+      </dgm:t>
+    </dgm:pt>
+    <dgm:pt modelId="{3DF5EE05-CFBF-46FF-9286-A3EED445A33B}">
+      <dgm:prSet phldrT="[Text]" custT="1"/>
+      <dgm:spPr/>
+      <dgm:t>
+        <a:bodyPr/>
+        <a:lstStyle/>
+        <a:p>
+          <a:r>
+            <a:rPr lang="en-US" sz="1100">
+              <a:latin typeface="Serif"/>
+            </a:rPr>
+            <a:t>Worked well as a baseline model for comparison</a:t>
+          </a:r>
+        </a:p>
+      </dgm:t>
+    </dgm:pt>
+    <dgm:pt modelId="{313739EF-7799-4726-B684-7FD840456014}" type="parTrans" cxnId="{45C557AE-FE85-4013-88D3-BFAAA34E10F1}">
+      <dgm:prSet/>
+      <dgm:spPr/>
+      <dgm:t>
+        <a:bodyPr/>
+        <a:lstStyle/>
+        <a:p>
+          <a:endParaRPr lang="en-US"/>
+        </a:p>
+      </dgm:t>
+    </dgm:pt>
+    <dgm:pt modelId="{2EF29202-9CFA-45BC-8ECD-494921C47170}" type="sibTrans" cxnId="{45C557AE-FE85-4013-88D3-BFAAA34E10F1}">
+      <dgm:prSet/>
+      <dgm:spPr/>
+      <dgm:t>
+        <a:bodyPr/>
+        <a:lstStyle/>
+        <a:p>
+          <a:endParaRPr lang="en-US"/>
+        </a:p>
+      </dgm:t>
+    </dgm:pt>
+    <dgm:pt modelId="{53C074CB-539E-4C63-8F86-9D4A399CE2C7}">
+      <dgm:prSet phldrT="[Text]" custT="1"/>
+      <dgm:spPr/>
+      <dgm:t>
+        <a:bodyPr/>
+        <a:lstStyle/>
+        <a:p>
+          <a:r>
+            <a:rPr lang="en-US" sz="1100">
+              <a:latin typeface="Serif"/>
+            </a:rPr>
+            <a:t>Captured linear relationships between variables</a:t>
+          </a:r>
+        </a:p>
+      </dgm:t>
+    </dgm:pt>
+    <dgm:pt modelId="{0B7213CC-A740-4259-B98D-ED8EBF298E4A}" type="parTrans" cxnId="{6AC4AB77-D9B5-4D04-97B9-1AAAB13BE730}">
+      <dgm:prSet/>
+      <dgm:spPr/>
+      <dgm:t>
+        <a:bodyPr/>
+        <a:lstStyle/>
+        <a:p>
+          <a:endParaRPr lang="en-US"/>
+        </a:p>
+      </dgm:t>
+    </dgm:pt>
+    <dgm:pt modelId="{A9CEE4AC-8AD7-494A-B8AE-C3D0A05C96C5}" type="sibTrans" cxnId="{6AC4AB77-D9B5-4D04-97B9-1AAAB13BE730}">
+      <dgm:prSet/>
+      <dgm:spPr/>
+      <dgm:t>
+        <a:bodyPr/>
+        <a:lstStyle/>
+        <a:p>
+          <a:endParaRPr lang="en-US"/>
+        </a:p>
+      </dgm:t>
+    </dgm:pt>
+    <dgm:pt modelId="{00CF0F49-A66E-4819-BF49-34E3E6668317}">
+      <dgm:prSet phldrT="[Text]" custT="1"/>
+      <dgm:spPr/>
+      <dgm:t>
+        <a:bodyPr/>
+        <a:lstStyle/>
+        <a:p>
+          <a:r>
+            <a:rPr lang="en-US" sz="1100">
+              <a:latin typeface="Serif"/>
+            </a:rPr>
+            <a:t>Sensitive to outliers and multicollinearity</a:t>
+          </a:r>
+        </a:p>
+      </dgm:t>
+    </dgm:pt>
+    <dgm:pt modelId="{89399E4E-217A-4DE2-B18C-612BC189129F}" type="parTrans" cxnId="{EF2CDD4D-60CF-4C12-B145-915E4404E142}">
+      <dgm:prSet/>
+      <dgm:spPr/>
+      <dgm:t>
+        <a:bodyPr/>
+        <a:lstStyle/>
+        <a:p>
+          <a:endParaRPr lang="en-US"/>
+        </a:p>
+      </dgm:t>
+    </dgm:pt>
+    <dgm:pt modelId="{8E9BE2FA-184F-4DBA-8D05-6C48008F203D}" type="sibTrans" cxnId="{EF2CDD4D-60CF-4C12-B145-915E4404E142}">
+      <dgm:prSet/>
+      <dgm:spPr/>
+      <dgm:t>
+        <a:bodyPr/>
+        <a:lstStyle/>
+        <a:p>
+          <a:endParaRPr lang="en-US"/>
+        </a:p>
+      </dgm:t>
+    </dgm:pt>
+    <dgm:pt modelId="{29334025-8DCE-4BE8-8AE8-65CF292E7481}">
+      <dgm:prSet phldrT="[Text]" custT="1"/>
+      <dgm:spPr/>
+      <dgm:t>
+        <a:bodyPr/>
+        <a:lstStyle/>
+        <a:p>
+          <a:r>
+            <a:rPr lang="en-US" sz="1100">
+              <a:latin typeface="Serif"/>
+            </a:rPr>
+            <a:t>Limited when modelling complex non-linear relationships</a:t>
+          </a:r>
+        </a:p>
+      </dgm:t>
+    </dgm:pt>
+    <dgm:pt modelId="{9EA96E24-32C1-4B01-9422-EE6E91511AF8}" type="parTrans" cxnId="{03A541D6-9233-4876-9F1B-9C6BE2E605DF}">
+      <dgm:prSet/>
+      <dgm:spPr/>
+      <dgm:t>
+        <a:bodyPr/>
+        <a:lstStyle/>
+        <a:p>
+          <a:endParaRPr lang="en-US"/>
+        </a:p>
+      </dgm:t>
+    </dgm:pt>
+    <dgm:pt modelId="{221A9F3F-D661-4F61-BF4F-4F83FCC86557}" type="sibTrans" cxnId="{03A541D6-9233-4876-9F1B-9C6BE2E605DF}">
+      <dgm:prSet/>
+      <dgm:spPr/>
+      <dgm:t>
+        <a:bodyPr/>
+        <a:lstStyle/>
+        <a:p>
+          <a:endParaRPr lang="en-US"/>
+        </a:p>
+      </dgm:t>
+    </dgm:pt>
+    <dgm:pt modelId="{8FB00E49-B0F5-48D9-87EC-E66707EE681A}" type="pres">
+      <dgm:prSet presAssocID="{A7449896-D326-4387-9FF1-A3AB1ACD8B7F}" presName="linearFlow" presStyleCnt="0">
+        <dgm:presLayoutVars>
+          <dgm:dir/>
+          <dgm:animLvl val="lvl"/>
+          <dgm:resizeHandles val="exact"/>
+        </dgm:presLayoutVars>
+      </dgm:prSet>
+      <dgm:spPr/>
+    </dgm:pt>
+    <dgm:pt modelId="{54627F01-5F7F-4A07-B14F-3048308E29AF}" type="pres">
+      <dgm:prSet presAssocID="{0D6EA909-A512-4B77-80BB-4CF9618824AF}" presName="composite" presStyleCnt="0"/>
+      <dgm:spPr/>
+    </dgm:pt>
+    <dgm:pt modelId="{E55587CF-CB58-4DC4-8C44-BF9B2E68D04B}" type="pres">
+      <dgm:prSet presAssocID="{0D6EA909-A512-4B77-80BB-4CF9618824AF}" presName="parentText" presStyleLbl="alignNode1" presStyleIdx="0" presStyleCnt="4">
+        <dgm:presLayoutVars>
+          <dgm:chMax val="1"/>
+          <dgm:bulletEnabled val="1"/>
+        </dgm:presLayoutVars>
+      </dgm:prSet>
+      <dgm:spPr/>
+    </dgm:pt>
+    <dgm:pt modelId="{554EB37F-ECBC-427F-B4AB-ADB63993E3FF}" type="pres">
+      <dgm:prSet presAssocID="{0D6EA909-A512-4B77-80BB-4CF9618824AF}" presName="descendantText" presStyleLbl="alignAcc1" presStyleIdx="0" presStyleCnt="4">
+        <dgm:presLayoutVars>
+          <dgm:bulletEnabled val="1"/>
+        </dgm:presLayoutVars>
+      </dgm:prSet>
+      <dgm:spPr/>
+    </dgm:pt>
+    <dgm:pt modelId="{20DB72BA-C19C-4A06-BFC3-3D937D9025B6}" type="pres">
+      <dgm:prSet presAssocID="{F61CB635-FD52-416E-8991-0E7E823AE4BB}" presName="sp" presStyleCnt="0"/>
+      <dgm:spPr/>
+    </dgm:pt>
+    <dgm:pt modelId="{E658723E-B564-4DEC-9B0F-520FEB94D4EF}" type="pres">
+      <dgm:prSet presAssocID="{5B2A06C0-4556-49F4-935A-91C95DF85E0F}" presName="composite" presStyleCnt="0"/>
+      <dgm:spPr/>
+    </dgm:pt>
+    <dgm:pt modelId="{9114CDF1-4619-4600-ACA9-2E217B4C62DD}" type="pres">
+      <dgm:prSet presAssocID="{5B2A06C0-4556-49F4-935A-91C95DF85E0F}" presName="parentText" presStyleLbl="alignNode1" presStyleIdx="1" presStyleCnt="4">
+        <dgm:presLayoutVars>
+          <dgm:chMax val="1"/>
+          <dgm:bulletEnabled val="1"/>
+        </dgm:presLayoutVars>
+      </dgm:prSet>
+      <dgm:spPr/>
+    </dgm:pt>
+    <dgm:pt modelId="{90BC481B-6168-4CF2-B3BA-1997EAAA2ED3}" type="pres">
+      <dgm:prSet presAssocID="{5B2A06C0-4556-49F4-935A-91C95DF85E0F}" presName="descendantText" presStyleLbl="alignAcc1" presStyleIdx="1" presStyleCnt="4">
+        <dgm:presLayoutVars>
+          <dgm:bulletEnabled val="1"/>
+        </dgm:presLayoutVars>
+      </dgm:prSet>
+      <dgm:spPr/>
+    </dgm:pt>
+    <dgm:pt modelId="{27B06E27-1FC1-4413-BDC3-1CB7752597BD}" type="pres">
+      <dgm:prSet presAssocID="{2C7AADBA-BC87-4F8B-B68B-044F0386F9C5}" presName="sp" presStyleCnt="0"/>
+      <dgm:spPr/>
+    </dgm:pt>
+    <dgm:pt modelId="{BDDBCB20-5ADF-4583-91E4-197F4E889A43}" type="pres">
+      <dgm:prSet presAssocID="{08C9BDA0-2549-45F8-8756-CC8B52C1B61C}" presName="composite" presStyleCnt="0"/>
+      <dgm:spPr/>
+    </dgm:pt>
+    <dgm:pt modelId="{12AD5942-226F-42AD-B6FB-26F609D856FD}" type="pres">
+      <dgm:prSet presAssocID="{08C9BDA0-2549-45F8-8756-CC8B52C1B61C}" presName="parentText" presStyleLbl="alignNode1" presStyleIdx="2" presStyleCnt="4">
+        <dgm:presLayoutVars>
+          <dgm:chMax val="1"/>
+          <dgm:bulletEnabled val="1"/>
+        </dgm:presLayoutVars>
+      </dgm:prSet>
+      <dgm:spPr/>
+    </dgm:pt>
+    <dgm:pt modelId="{961E0CC7-094B-4445-A2A4-29748C348BF1}" type="pres">
+      <dgm:prSet presAssocID="{08C9BDA0-2549-45F8-8756-CC8B52C1B61C}" presName="descendantText" presStyleLbl="alignAcc1" presStyleIdx="2" presStyleCnt="4">
+        <dgm:presLayoutVars>
+          <dgm:bulletEnabled val="1"/>
+        </dgm:presLayoutVars>
+      </dgm:prSet>
+      <dgm:spPr/>
+    </dgm:pt>
+    <dgm:pt modelId="{615567CC-9958-4EC1-B2D0-FC95A050B289}" type="pres">
+      <dgm:prSet presAssocID="{60C2918B-5AE6-4F2F-952B-5B5A2347182B}" presName="sp" presStyleCnt="0"/>
+      <dgm:spPr/>
+    </dgm:pt>
+    <dgm:pt modelId="{C6D9AEE1-4611-4B7A-9153-F29D58C124BA}" type="pres">
+      <dgm:prSet presAssocID="{C3E8FC44-5AE7-43FD-9D44-1074BABA6DD0}" presName="composite" presStyleCnt="0"/>
+      <dgm:spPr/>
+    </dgm:pt>
+    <dgm:pt modelId="{2B6B3C20-0C42-4AEA-9684-2D22DBAAAD99}" type="pres">
+      <dgm:prSet presAssocID="{C3E8FC44-5AE7-43FD-9D44-1074BABA6DD0}" presName="parentText" presStyleLbl="alignNode1" presStyleIdx="3" presStyleCnt="4">
+        <dgm:presLayoutVars>
+          <dgm:chMax val="1"/>
+          <dgm:bulletEnabled val="1"/>
+        </dgm:presLayoutVars>
+      </dgm:prSet>
+      <dgm:spPr/>
+    </dgm:pt>
+    <dgm:pt modelId="{83D7CDB4-D5EA-46DE-ADB1-A42304F4C45F}" type="pres">
+      <dgm:prSet presAssocID="{C3E8FC44-5AE7-43FD-9D44-1074BABA6DD0}" presName="descendantText" presStyleLbl="alignAcc1" presStyleIdx="3" presStyleCnt="4">
+        <dgm:presLayoutVars>
+          <dgm:bulletEnabled val="1"/>
+        </dgm:presLayoutVars>
+      </dgm:prSet>
+      <dgm:spPr/>
+    </dgm:pt>
+  </dgm:ptLst>
+  <dgm:cxnLst>
+    <dgm:cxn modelId="{75AE2004-4BAA-469B-8410-C924AF829798}" type="presOf" srcId="{08C9BDA0-2549-45F8-8756-CC8B52C1B61C}" destId="{12AD5942-226F-42AD-B6FB-26F609D856FD}" srcOrd="0" destOrd="0" presId="urn:microsoft.com/office/officeart/2005/8/layout/chevron2"/>
+    <dgm:cxn modelId="{4AAEC305-11A4-4C1A-9426-8D2CF9706FFE}" srcId="{0D6EA909-A512-4B77-80BB-4CF9618824AF}" destId="{C5FF3827-CA44-4C93-9F17-83B2559247ED}" srcOrd="4" destOrd="0" parTransId="{A403611A-06CE-49EC-806F-E218B1894A6A}" sibTransId="{A4C98407-08FB-4B5A-BD43-CA5FDFAC9667}"/>
+    <dgm:cxn modelId="{0C640806-F5FE-47AD-9DEA-A0ECA2182982}" type="presOf" srcId="{3DF5EE05-CFBF-46FF-9286-A3EED445A33B}" destId="{90BC481B-6168-4CF2-B3BA-1997EAAA2ED3}" srcOrd="0" destOrd="2" presId="urn:microsoft.com/office/officeart/2005/8/layout/chevron2"/>
+    <dgm:cxn modelId="{55EB611A-A6AB-4895-B49A-1B23569979A4}" type="presOf" srcId="{F707F9B5-5557-49F1-BF05-504D23162701}" destId="{961E0CC7-094B-4445-A2A4-29748C348BF1}" srcOrd="0" destOrd="2" presId="urn:microsoft.com/office/officeart/2005/8/layout/chevron2"/>
+    <dgm:cxn modelId="{E1B13B1B-4759-45AD-93F0-F2C4AFE419B2}" srcId="{A7449896-D326-4387-9FF1-A3AB1ACD8B7F}" destId="{08C9BDA0-2549-45F8-8756-CC8B52C1B61C}" srcOrd="2" destOrd="0" parTransId="{3D6EF1E0-32DD-4304-B073-4079F714C1FF}" sibTransId="{60C2918B-5AE6-4F2F-952B-5B5A2347182B}"/>
+    <dgm:cxn modelId="{8ACB061D-AABC-4EA4-81AE-A6AF1F72D7DC}" srcId="{0D6EA909-A512-4B77-80BB-4CF9618824AF}" destId="{E2257F67-ABE1-408F-AFBB-695B6ABDC4DD}" srcOrd="3" destOrd="0" parTransId="{F60B9EE5-CEC8-49EC-B341-74EFB0A7F69B}" sibTransId="{45014C2D-C910-4D6D-A0F6-D782F4342711}"/>
+    <dgm:cxn modelId="{F7A7AE1E-0C64-49A5-92E6-B2742DBD6C23}" srcId="{A7449896-D326-4387-9FF1-A3AB1ACD8B7F}" destId="{C3E8FC44-5AE7-43FD-9D44-1074BABA6DD0}" srcOrd="3" destOrd="0" parTransId="{43AC648F-83AE-4E1D-963D-A47980FA1EEB}" sibTransId="{B5F83E97-D1D9-4D9C-AD2F-81AAD1DB2A9F}"/>
+    <dgm:cxn modelId="{22795D25-999D-4C3E-B9A3-27413834319E}" type="presOf" srcId="{E2257F67-ABE1-408F-AFBB-695B6ABDC4DD}" destId="{554EB37F-ECBC-427F-B4AB-ADB63993E3FF}" srcOrd="0" destOrd="3" presId="urn:microsoft.com/office/officeart/2005/8/layout/chevron2"/>
+    <dgm:cxn modelId="{4287F130-E937-45D2-BFD0-6F26DC99DDA4}" type="presOf" srcId="{5112457A-9564-4653-AC66-05408BC54229}" destId="{90BC481B-6168-4CF2-B3BA-1997EAAA2ED3}" srcOrd="0" destOrd="0" presId="urn:microsoft.com/office/officeart/2005/8/layout/chevron2"/>
+    <dgm:cxn modelId="{0A602136-6E5F-480B-8FE1-4C1712220CFD}" srcId="{0D6EA909-A512-4B77-80BB-4CF9618824AF}" destId="{30E97932-31C4-4FDA-B348-05071F00E64A}" srcOrd="1" destOrd="0" parTransId="{6FC3BC2E-16DD-4B92-99AE-02E25E23AAB0}" sibTransId="{17A29DE0-1428-46DA-98BE-9F391EEF2FDE}"/>
+    <dgm:cxn modelId="{0C340D5B-805E-44E0-A6AC-3B6BD0CB6323}" type="presOf" srcId="{504C0012-CC59-4592-95D5-F21D8E84E24D}" destId="{961E0CC7-094B-4445-A2A4-29748C348BF1}" srcOrd="0" destOrd="3" presId="urn:microsoft.com/office/officeart/2005/8/layout/chevron2"/>
+    <dgm:cxn modelId="{95E78E5D-C9D0-49AE-8370-47E1A15C202A}" type="presOf" srcId="{55A7C80A-CE47-4ACF-BC3E-3BAAB49D0AAB}" destId="{90BC481B-6168-4CF2-B3BA-1997EAAA2ED3}" srcOrd="0" destOrd="1" presId="urn:microsoft.com/office/officeart/2005/8/layout/chevron2"/>
+    <dgm:cxn modelId="{969EA642-25B5-4753-A5E6-09C52D91475C}" srcId="{08C9BDA0-2549-45F8-8756-CC8B52C1B61C}" destId="{F707F9B5-5557-49F1-BF05-504D23162701}" srcOrd="2" destOrd="0" parTransId="{132DE085-A9DE-4602-A8D6-06C1FF99AF58}" sibTransId="{7B995042-DD2D-4307-A34E-4DD9D01B2BC2}"/>
+    <dgm:cxn modelId="{EF2CDD4D-60CF-4C12-B145-915E4404E142}" srcId="{5B2A06C0-4556-49F4-935A-91C95DF85E0F}" destId="{00CF0F49-A66E-4819-BF49-34E3E6668317}" srcOrd="4" destOrd="0" parTransId="{89399E4E-217A-4DE2-B18C-612BC189129F}" sibTransId="{8E9BE2FA-184F-4DBA-8D05-6C48008F203D}"/>
+    <dgm:cxn modelId="{ABB9FC6E-8652-4DDB-B1F1-C6A003A1B9F9}" type="presOf" srcId="{00CF0F49-A66E-4819-BF49-34E3E6668317}" destId="{90BC481B-6168-4CF2-B3BA-1997EAAA2ED3}" srcOrd="0" destOrd="4" presId="urn:microsoft.com/office/officeart/2005/8/layout/chevron2"/>
+    <dgm:cxn modelId="{B199E553-BBF2-4397-8281-8448B462322A}" type="presOf" srcId="{53C074CB-539E-4C63-8F86-9D4A399CE2C7}" destId="{90BC481B-6168-4CF2-B3BA-1997EAAA2ED3}" srcOrd="0" destOrd="3" presId="urn:microsoft.com/office/officeart/2005/8/layout/chevron2"/>
+    <dgm:cxn modelId="{6AC4AB77-D9B5-4D04-97B9-1AAAB13BE730}" srcId="{5B2A06C0-4556-49F4-935A-91C95DF85E0F}" destId="{53C074CB-539E-4C63-8F86-9D4A399CE2C7}" srcOrd="3" destOrd="0" parTransId="{0B7213CC-A740-4259-B98D-ED8EBF298E4A}" sibTransId="{A9CEE4AC-8AD7-494A-B8AE-C3D0A05C96C5}"/>
+    <dgm:cxn modelId="{0E98D457-A4EB-4EBF-8D16-52FC3783E482}" srcId="{C3E8FC44-5AE7-43FD-9D44-1074BABA6DD0}" destId="{BCAB44EF-E417-44A6-B364-0E4024B593D9}" srcOrd="0" destOrd="0" parTransId="{0EE95FC6-135C-4C8D-9B76-D72F311436AE}" sibTransId="{04111578-00F5-4274-ADED-9FEE9DC46090}"/>
+    <dgm:cxn modelId="{F9783258-956D-4809-8B1D-53605898FA6C}" type="presOf" srcId="{0D6EA909-A512-4B77-80BB-4CF9618824AF}" destId="{E55587CF-CB58-4DC4-8C44-BF9B2E68D04B}" srcOrd="0" destOrd="0" presId="urn:microsoft.com/office/officeart/2005/8/layout/chevron2"/>
+    <dgm:cxn modelId="{D2792159-09D2-493A-B9DE-847C3E9B64E1}" srcId="{C3E8FC44-5AE7-43FD-9D44-1074BABA6DD0}" destId="{6CADBB6C-27C1-4390-B5EA-8EDC48535DAD}" srcOrd="2" destOrd="0" parTransId="{C183E575-FC13-499B-A92D-5BA70B1626CB}" sibTransId="{64EB6748-0590-463B-971A-62C3BE8EC91F}"/>
+    <dgm:cxn modelId="{8C25B17D-EF6F-4B7A-859C-DCC24DCED0FA}" type="presOf" srcId="{5B2A06C0-4556-49F4-935A-91C95DF85E0F}" destId="{9114CDF1-4619-4600-ACA9-2E217B4C62DD}" srcOrd="0" destOrd="0" presId="urn:microsoft.com/office/officeart/2005/8/layout/chevron2"/>
+    <dgm:cxn modelId="{7AFD3586-AED9-4634-893B-435F7EE21CA9}" type="presOf" srcId="{CA6CAFE8-CACC-4F05-8684-DBECA05BE9EF}" destId="{83D7CDB4-D5EA-46DE-ADB1-A42304F4C45F}" srcOrd="0" destOrd="3" presId="urn:microsoft.com/office/officeart/2005/8/layout/chevron2"/>
+    <dgm:cxn modelId="{ED08E086-7D54-4518-8140-3BA298564A3E}" srcId="{5B2A06C0-4556-49F4-935A-91C95DF85E0F}" destId="{55A7C80A-CE47-4ACF-BC3E-3BAAB49D0AAB}" srcOrd="1" destOrd="0" parTransId="{52C57A47-471C-46F2-ACC8-C649944027C1}" sibTransId="{9ED72F22-9F45-4894-BF01-D7E9C50A534F}"/>
+    <dgm:cxn modelId="{716F1687-C7B2-4BAB-8926-C87C25D49C5E}" type="presOf" srcId="{983FAB0C-20B4-4AD6-BF78-57DE5EC47086}" destId="{83D7CDB4-D5EA-46DE-ADB1-A42304F4C45F}" srcOrd="0" destOrd="1" presId="urn:microsoft.com/office/officeart/2005/8/layout/chevron2"/>
+    <dgm:cxn modelId="{BC3AF095-1FAC-4ECE-B629-6578BE824C8C}" type="presOf" srcId="{1C935824-AFD7-403F-B87D-1090EEB676F8}" destId="{554EB37F-ECBC-427F-B4AB-ADB63993E3FF}" srcOrd="0" destOrd="2" presId="urn:microsoft.com/office/officeart/2005/8/layout/chevron2"/>
+    <dgm:cxn modelId="{4683FA96-F6E4-43C8-BDB8-17892A5C084E}" type="presOf" srcId="{52514F56-D606-4E21-AC5B-6A48AC248398}" destId="{961E0CC7-094B-4445-A2A4-29748C348BF1}" srcOrd="0" destOrd="1" presId="urn:microsoft.com/office/officeart/2005/8/layout/chevron2"/>
+    <dgm:cxn modelId="{F279BC9B-4479-41A3-95AC-20A395606DA2}" type="presOf" srcId="{A7449896-D326-4387-9FF1-A3AB1ACD8B7F}" destId="{8FB00E49-B0F5-48D9-87EC-E66707EE681A}" srcOrd="0" destOrd="0" presId="urn:microsoft.com/office/officeart/2005/8/layout/chevron2"/>
+    <dgm:cxn modelId="{520DA89C-9E51-4D71-88CF-B53FC3DCA771}" srcId="{A7449896-D326-4387-9FF1-A3AB1ACD8B7F}" destId="{5B2A06C0-4556-49F4-935A-91C95DF85E0F}" srcOrd="1" destOrd="0" parTransId="{C38A9C66-97A7-46E3-884E-475956EA8B5E}" sibTransId="{2C7AADBA-BC87-4F8B-B68B-044F0386F9C5}"/>
+    <dgm:cxn modelId="{C6DC11A2-6DA1-4D0F-BD54-11D95E90BA61}" srcId="{08C9BDA0-2549-45F8-8756-CC8B52C1B61C}" destId="{52514F56-D606-4E21-AC5B-6A48AC248398}" srcOrd="1" destOrd="0" parTransId="{1FAF2F62-D624-4736-B74F-C26ED09BC510}" sibTransId="{2E0F7342-89DF-4797-A861-4B301DEA5DB3}"/>
+    <dgm:cxn modelId="{69E65CA3-B3B2-4989-B5B7-5FDAA60C0752}" type="presOf" srcId="{BCAB44EF-E417-44A6-B364-0E4024B593D9}" destId="{83D7CDB4-D5EA-46DE-ADB1-A42304F4C45F}" srcOrd="0" destOrd="0" presId="urn:microsoft.com/office/officeart/2005/8/layout/chevron2"/>
+    <dgm:cxn modelId="{4157D0AC-AAD9-4A08-95F0-2E8CEE102CA7}" srcId="{5B2A06C0-4556-49F4-935A-91C95DF85E0F}" destId="{5112457A-9564-4653-AC66-05408BC54229}" srcOrd="0" destOrd="0" parTransId="{BD25102F-6E26-46F9-BF64-745ADF172715}" sibTransId="{45B766BA-161D-4FD9-92F3-546B740175FE}"/>
+    <dgm:cxn modelId="{45C557AE-FE85-4013-88D3-BFAAA34E10F1}" srcId="{5B2A06C0-4556-49F4-935A-91C95DF85E0F}" destId="{3DF5EE05-CFBF-46FF-9286-A3EED445A33B}" srcOrd="2" destOrd="0" parTransId="{313739EF-7799-4726-B684-7FD840456014}" sibTransId="{2EF29202-9CFA-45BC-8ECD-494921C47170}"/>
+    <dgm:cxn modelId="{E222C0B1-4F40-4682-AC0D-FDDAF47DD4C7}" srcId="{08C9BDA0-2549-45F8-8756-CC8B52C1B61C}" destId="{96DEB857-A3AC-45D3-B81C-98BE0E393E7B}" srcOrd="0" destOrd="0" parTransId="{07593212-EC47-4FEC-A11E-31FA7AA631FB}" sibTransId="{1E0CA957-C40D-4377-9CBA-BE5D8FF3AFCB}"/>
+    <dgm:cxn modelId="{150894B8-4326-42E9-9021-8F1CB4BBEF13}" srcId="{0D6EA909-A512-4B77-80BB-4CF9618824AF}" destId="{1C935824-AFD7-403F-B87D-1090EEB676F8}" srcOrd="2" destOrd="0" parTransId="{A72B7FEB-9DA5-48C1-9242-0E7D40151FCB}" sibTransId="{B7F9DEBB-BCCE-492A-ABA9-D1F5BB2FEB3F}"/>
+    <dgm:cxn modelId="{8B126DC0-0865-4229-A48D-BA929413A686}" type="presOf" srcId="{29334025-8DCE-4BE8-8AE8-65CF292E7481}" destId="{90BC481B-6168-4CF2-B3BA-1997EAAA2ED3}" srcOrd="0" destOrd="5" presId="urn:microsoft.com/office/officeart/2005/8/layout/chevron2"/>
+    <dgm:cxn modelId="{90790FC3-4205-4A8E-BAF6-A026724D2A33}" srcId="{C3E8FC44-5AE7-43FD-9D44-1074BABA6DD0}" destId="{5ACF9528-33CF-4911-9BAB-7491D1FB5074}" srcOrd="4" destOrd="0" parTransId="{2D131DE7-10CA-43A3-8F76-9017ACCD8976}" sibTransId="{291E1757-7DB8-452B-BDF3-9847CFD8929E}"/>
+    <dgm:cxn modelId="{D833EAC7-CF11-4733-BF02-8F72F1107364}" srcId="{A7449896-D326-4387-9FF1-A3AB1ACD8B7F}" destId="{0D6EA909-A512-4B77-80BB-4CF9618824AF}" srcOrd="0" destOrd="0" parTransId="{CAD9FC40-9548-48F6-95EC-06E060FE96AC}" sibTransId="{F61CB635-FD52-416E-8991-0E7E823AE4BB}"/>
+    <dgm:cxn modelId="{6CF42FD5-AB94-4990-BF89-B3565AC5A712}" srcId="{08C9BDA0-2549-45F8-8756-CC8B52C1B61C}" destId="{504C0012-CC59-4592-95D5-F21D8E84E24D}" srcOrd="3" destOrd="0" parTransId="{62FA520C-88AF-4E71-8D45-D982C7D71661}" sibTransId="{FDEBC525-3330-49A4-BD80-61CA979C2958}"/>
+    <dgm:cxn modelId="{03A541D6-9233-4876-9F1B-9C6BE2E605DF}" srcId="{5B2A06C0-4556-49F4-935A-91C95DF85E0F}" destId="{29334025-8DCE-4BE8-8AE8-65CF292E7481}" srcOrd="5" destOrd="0" parTransId="{9EA96E24-32C1-4B01-9422-EE6E91511AF8}" sibTransId="{221A9F3F-D661-4F61-BF4F-4F83FCC86557}"/>
+    <dgm:cxn modelId="{784B70D9-AEB5-44D6-98F4-07246D3EE846}" type="presOf" srcId="{C5FF3827-CA44-4C93-9F17-83B2559247ED}" destId="{554EB37F-ECBC-427F-B4AB-ADB63993E3FF}" srcOrd="0" destOrd="4" presId="urn:microsoft.com/office/officeart/2005/8/layout/chevron2"/>
+    <dgm:cxn modelId="{8CA3A0D9-F4E0-42B1-AB1A-2A23D18D0F0D}" type="presOf" srcId="{579C3A1B-937E-4434-B8F3-EAF07B55EE26}" destId="{554EB37F-ECBC-427F-B4AB-ADB63993E3FF}" srcOrd="0" destOrd="0" presId="urn:microsoft.com/office/officeart/2005/8/layout/chevron2"/>
+    <dgm:cxn modelId="{2ED73BDB-BE33-49EA-9EE4-489C5F7826A7}" type="presOf" srcId="{6CADBB6C-27C1-4390-B5EA-8EDC48535DAD}" destId="{83D7CDB4-D5EA-46DE-ADB1-A42304F4C45F}" srcOrd="0" destOrd="2" presId="urn:microsoft.com/office/officeart/2005/8/layout/chevron2"/>
+    <dgm:cxn modelId="{622A38DE-A886-4618-BCA6-223421B8A290}" srcId="{C3E8FC44-5AE7-43FD-9D44-1074BABA6DD0}" destId="{CA6CAFE8-CACC-4F05-8684-DBECA05BE9EF}" srcOrd="3" destOrd="0" parTransId="{B3FB8631-E9A9-41BA-8B6B-F636F5ACACB4}" sibTransId="{44D519EA-1A68-4D6D-80EC-C44EBF0E0BCD}"/>
+    <dgm:cxn modelId="{161A8FDF-8C7D-45EF-B1B6-94E12CA7C312}" type="presOf" srcId="{96DEB857-A3AC-45D3-B81C-98BE0E393E7B}" destId="{961E0CC7-094B-4445-A2A4-29748C348BF1}" srcOrd="0" destOrd="0" presId="urn:microsoft.com/office/officeart/2005/8/layout/chevron2"/>
+    <dgm:cxn modelId="{4B33C9E4-AEC5-4015-97F4-CF2CE6E48EDF}" srcId="{0D6EA909-A512-4B77-80BB-4CF9618824AF}" destId="{579C3A1B-937E-4434-B8F3-EAF07B55EE26}" srcOrd="0" destOrd="0" parTransId="{37786FE3-420C-4944-8D28-CB9BA6706B12}" sibTransId="{B31B3CA8-8F28-407F-8595-D6CA4C7F8605}"/>
+    <dgm:cxn modelId="{34BF2CF3-822D-4814-886C-6A3686ADD680}" type="presOf" srcId="{5ACF9528-33CF-4911-9BAB-7491D1FB5074}" destId="{83D7CDB4-D5EA-46DE-ADB1-A42304F4C45F}" srcOrd="0" destOrd="4" presId="urn:microsoft.com/office/officeart/2005/8/layout/chevron2"/>
+    <dgm:cxn modelId="{D1E63CFA-EF14-4B1C-90E6-CDDA5FC1F47C}" srcId="{C3E8FC44-5AE7-43FD-9D44-1074BABA6DD0}" destId="{983FAB0C-20B4-4AD6-BF78-57DE5EC47086}" srcOrd="1" destOrd="0" parTransId="{A1985411-F0A4-4ED9-A21E-3F87DBC559E4}" sibTransId="{BD40E195-4B7E-42B5-A17B-4CB90AF2C74C}"/>
+    <dgm:cxn modelId="{549F97FD-09CA-40B3-BEBD-A9AAFE403288}" type="presOf" srcId="{30E97932-31C4-4FDA-B348-05071F00E64A}" destId="{554EB37F-ECBC-427F-B4AB-ADB63993E3FF}" srcOrd="0" destOrd="1" presId="urn:microsoft.com/office/officeart/2005/8/layout/chevron2"/>
+    <dgm:cxn modelId="{FEF29BFF-B944-4806-9C6D-089FE92BDCD3}" type="presOf" srcId="{C3E8FC44-5AE7-43FD-9D44-1074BABA6DD0}" destId="{2B6B3C20-0C42-4AEA-9684-2D22DBAAAD99}" srcOrd="0" destOrd="0" presId="urn:microsoft.com/office/officeart/2005/8/layout/chevron2"/>
+    <dgm:cxn modelId="{F9F8104C-FA28-4F8A-9A74-C9FFF9CBA00D}" type="presParOf" srcId="{8FB00E49-B0F5-48D9-87EC-E66707EE681A}" destId="{54627F01-5F7F-4A07-B14F-3048308E29AF}" srcOrd="0" destOrd="0" presId="urn:microsoft.com/office/officeart/2005/8/layout/chevron2"/>
+    <dgm:cxn modelId="{2282526D-83B9-41E7-B997-213150A06E68}" type="presParOf" srcId="{54627F01-5F7F-4A07-B14F-3048308E29AF}" destId="{E55587CF-CB58-4DC4-8C44-BF9B2E68D04B}" srcOrd="0" destOrd="0" presId="urn:microsoft.com/office/officeart/2005/8/layout/chevron2"/>
+    <dgm:cxn modelId="{44426862-7413-4E89-BA38-A4E4F89791E6}" type="presParOf" srcId="{54627F01-5F7F-4A07-B14F-3048308E29AF}" destId="{554EB37F-ECBC-427F-B4AB-ADB63993E3FF}" srcOrd="1" destOrd="0" presId="urn:microsoft.com/office/officeart/2005/8/layout/chevron2"/>
+    <dgm:cxn modelId="{44451C76-598E-4923-A8A5-2BD893E3DBE8}" type="presParOf" srcId="{8FB00E49-B0F5-48D9-87EC-E66707EE681A}" destId="{20DB72BA-C19C-4A06-BFC3-3D937D9025B6}" srcOrd="1" destOrd="0" presId="urn:microsoft.com/office/officeart/2005/8/layout/chevron2"/>
+    <dgm:cxn modelId="{EAA85C10-8B27-4884-9F61-516D80BA14C7}" type="presParOf" srcId="{8FB00E49-B0F5-48D9-87EC-E66707EE681A}" destId="{E658723E-B564-4DEC-9B0F-520FEB94D4EF}" srcOrd="2" destOrd="0" presId="urn:microsoft.com/office/officeart/2005/8/layout/chevron2"/>
+    <dgm:cxn modelId="{E5CE1E24-020D-4C17-A0C1-1A35AFDA1B77}" type="presParOf" srcId="{E658723E-B564-4DEC-9B0F-520FEB94D4EF}" destId="{9114CDF1-4619-4600-ACA9-2E217B4C62DD}" srcOrd="0" destOrd="0" presId="urn:microsoft.com/office/officeart/2005/8/layout/chevron2"/>
+    <dgm:cxn modelId="{97E87E91-0CD7-45DA-9A4F-C9F0232F7CCD}" type="presParOf" srcId="{E658723E-B564-4DEC-9B0F-520FEB94D4EF}" destId="{90BC481B-6168-4CF2-B3BA-1997EAAA2ED3}" srcOrd="1" destOrd="0" presId="urn:microsoft.com/office/officeart/2005/8/layout/chevron2"/>
+    <dgm:cxn modelId="{04563C0B-32FE-4387-A428-4826831ED9F1}" type="presParOf" srcId="{8FB00E49-B0F5-48D9-87EC-E66707EE681A}" destId="{27B06E27-1FC1-4413-BDC3-1CB7752597BD}" srcOrd="3" destOrd="0" presId="urn:microsoft.com/office/officeart/2005/8/layout/chevron2"/>
+    <dgm:cxn modelId="{E603854A-2EF6-4F2B-AE7F-014FE0905BBD}" type="presParOf" srcId="{8FB00E49-B0F5-48D9-87EC-E66707EE681A}" destId="{BDDBCB20-5ADF-4583-91E4-197F4E889A43}" srcOrd="4" destOrd="0" presId="urn:microsoft.com/office/officeart/2005/8/layout/chevron2"/>
+    <dgm:cxn modelId="{F1678F98-CF0B-4BBC-A52A-9461259D8C16}" type="presParOf" srcId="{BDDBCB20-5ADF-4583-91E4-197F4E889A43}" destId="{12AD5942-226F-42AD-B6FB-26F609D856FD}" srcOrd="0" destOrd="0" presId="urn:microsoft.com/office/officeart/2005/8/layout/chevron2"/>
+    <dgm:cxn modelId="{B1D60E46-5065-46BF-87E4-51C21C82116D}" type="presParOf" srcId="{BDDBCB20-5ADF-4583-91E4-197F4E889A43}" destId="{961E0CC7-094B-4445-A2A4-29748C348BF1}" srcOrd="1" destOrd="0" presId="urn:microsoft.com/office/officeart/2005/8/layout/chevron2"/>
+    <dgm:cxn modelId="{F386C075-E8D5-477F-9C68-7F7A1EE7F089}" type="presParOf" srcId="{8FB00E49-B0F5-48D9-87EC-E66707EE681A}" destId="{615567CC-9958-4EC1-B2D0-FC95A050B289}" srcOrd="5" destOrd="0" presId="urn:microsoft.com/office/officeart/2005/8/layout/chevron2"/>
+    <dgm:cxn modelId="{B662F358-3472-43A7-9414-C02BEC15BAE1}" type="presParOf" srcId="{8FB00E49-B0F5-48D9-87EC-E66707EE681A}" destId="{C6D9AEE1-4611-4B7A-9153-F29D58C124BA}" srcOrd="6" destOrd="0" presId="urn:microsoft.com/office/officeart/2005/8/layout/chevron2"/>
+    <dgm:cxn modelId="{3B54371C-BE6F-4382-8913-6362F350962D}" type="presParOf" srcId="{C6D9AEE1-4611-4B7A-9153-F29D58C124BA}" destId="{2B6B3C20-0C42-4AEA-9684-2D22DBAAAD99}" srcOrd="0" destOrd="0" presId="urn:microsoft.com/office/officeart/2005/8/layout/chevron2"/>
+    <dgm:cxn modelId="{1B0A59E7-2A69-429C-8DC3-BC5F0B2058A0}" type="presParOf" srcId="{C6D9AEE1-4611-4B7A-9153-F29D58C124BA}" destId="{83D7CDB4-D5EA-46DE-ADB1-A42304F4C45F}" srcOrd="1" destOrd="0" presId="urn:microsoft.com/office/officeart/2005/8/layout/chevron2"/>
+  </dgm:cxnLst>
+  <dgm:bg/>
+  <dgm:whole/>
+  <dgm:extLst>
+    <a:ext uri="http://schemas.microsoft.com/office/drawing/2008/diagram">
+      <dsp:dataModelExt xmlns:dsp="http://schemas.microsoft.com/office/drawing/2008/diagram" relId="rId26" minVer="http://schemas.openxmlformats.org/drawingml/2006/diagram"/>
+    </a:ext>
+  </dgm:extLst>
+</dgm:dataModel>
+</file>
+
+<file path=word/diagrams/drawing1.xml><?xml version="1.0" encoding="utf-8"?>
+<dsp:drawing xmlns:dgm="http://schemas.openxmlformats.org/drawingml/2006/diagram" xmlns:dsp="http://schemas.microsoft.com/office/drawing/2008/diagram" xmlns:a="http://schemas.openxmlformats.org/drawingml/2006/main">
+  <dsp:spTree>
+    <dsp:nvGrpSpPr>
+      <dsp:cNvPr id="0" name=""/>
+      <dsp:cNvGrpSpPr/>
+    </dsp:nvGrpSpPr>
+    <dsp:grpSpPr/>
+    <dsp:sp modelId="{E55587CF-CB58-4DC4-8C44-BF9B2E68D04B}">
+      <dsp:nvSpPr>
+        <dsp:cNvPr id="0" name=""/>
+        <dsp:cNvSpPr/>
+      </dsp:nvSpPr>
+      <dsp:spPr>
+        <a:xfrm rot="5400000">
+          <a:off x="-256607" y="260697"/>
+          <a:ext cx="1710716" cy="1197501"/>
+        </a:xfrm>
+        <a:prstGeom prst="chevron">
+          <a:avLst/>
+        </a:prstGeom>
+        <a:gradFill rotWithShape="0">
+          <a:gsLst>
+            <a:gs pos="0">
+              <a:schemeClr val="dk2">
+                <a:hueOff val="0"/>
+                <a:satOff val="0"/>
+                <a:lumOff val="0"/>
+                <a:alphaOff val="0"/>
+                <a:lumMod val="110000"/>
+                <a:satMod val="105000"/>
+                <a:tint val="67000"/>
+              </a:schemeClr>
+            </a:gs>
+            <a:gs pos="50000">
+              <a:schemeClr val="dk2">
+                <a:hueOff val="0"/>
+                <a:satOff val="0"/>
+                <a:lumOff val="0"/>
+                <a:alphaOff val="0"/>
+                <a:lumMod val="105000"/>
+                <a:satMod val="103000"/>
+                <a:tint val="73000"/>
+              </a:schemeClr>
+            </a:gs>
+            <a:gs pos="100000">
+              <a:schemeClr val="dk2">
+                <a:hueOff val="0"/>
+                <a:satOff val="0"/>
+                <a:lumOff val="0"/>
+                <a:alphaOff val="0"/>
+                <a:lumMod val="105000"/>
+                <a:satMod val="109000"/>
+                <a:tint val="81000"/>
+              </a:schemeClr>
+            </a:gs>
+          </a:gsLst>
+          <a:lin ang="5400000" scaled="0"/>
+        </a:gradFill>
+        <a:ln w="6350" cap="flat" cmpd="sng" algn="ctr">
+          <a:solidFill>
+            <a:schemeClr val="dk2">
+              <a:hueOff val="0"/>
+              <a:satOff val="0"/>
+              <a:lumOff val="0"/>
+              <a:alphaOff val="0"/>
+            </a:schemeClr>
+          </a:solidFill>
+          <a:prstDash val="solid"/>
+          <a:miter lim="800000"/>
+        </a:ln>
+        <a:effectLst/>
+      </dsp:spPr>
+      <dsp:style>
+        <a:lnRef idx="1">
+          <a:scrgbClr r="0" g="0" b="0"/>
+        </a:lnRef>
+        <a:fillRef idx="2">
+          <a:scrgbClr r="0" g="0" b="0"/>
+        </a:fillRef>
+        <a:effectRef idx="1">
+          <a:scrgbClr r="0" g="0" b="0"/>
+        </a:effectRef>
+        <a:fontRef idx="minor">
+          <a:schemeClr val="dk1"/>
+        </a:fontRef>
+      </dsp:style>
+      <dsp:txBody>
+        <a:bodyPr spcFirstLastPara="0" vert="horz" wrap="square" lIns="6985" tIns="6985" rIns="6985" bIns="6985" numCol="1" spcCol="1270" anchor="ctr" anchorCtr="0">
+          <a:noAutofit/>
+        </a:bodyPr>
+        <a:lstStyle/>
+        <a:p>
+          <a:pPr marL="0" lvl="0" indent="0" algn="ctr" defTabSz="488950">
+            <a:lnSpc>
+              <a:spcPct val="90000"/>
+            </a:lnSpc>
+            <a:spcBef>
+              <a:spcPct val="0"/>
+            </a:spcBef>
+            <a:spcAft>
+              <a:spcPct val="35000"/>
+            </a:spcAft>
+            <a:buNone/>
+          </a:pPr>
+          <a:r>
+            <a:rPr lang="en-US" sz="1100" kern="1200">
+              <a:latin typeface="Serif"/>
+            </a:rPr>
+            <a:t>1.Partial Least Squares Regressor(PLS)</a:t>
+          </a:r>
+          <a:endParaRPr lang="en-US" sz="1100" kern="1200"/>
+        </a:p>
+      </dsp:txBody>
+      <dsp:txXfrm rot="-5400000">
+        <a:off x="1" y="602841"/>
+        <a:ext cx="1197501" cy="513215"/>
+      </dsp:txXfrm>
+    </dsp:sp>
+    <dsp:sp modelId="{554EB37F-ECBC-427F-B4AB-ADB63993E3FF}">
+      <dsp:nvSpPr>
+        <dsp:cNvPr id="0" name=""/>
+        <dsp:cNvSpPr/>
+      </dsp:nvSpPr>
+      <dsp:spPr>
+        <a:xfrm rot="5400000">
+          <a:off x="2785967" y="-1584376"/>
+          <a:ext cx="1111965" cy="4288898"/>
+        </a:xfrm>
+        <a:prstGeom prst="round2SameRect">
+          <a:avLst/>
+        </a:prstGeom>
+        <a:solidFill>
+          <a:schemeClr val="lt2">
+            <a:alpha val="90000"/>
+            <a:hueOff val="0"/>
+            <a:satOff val="0"/>
+            <a:lumOff val="0"/>
+            <a:alphaOff val="0"/>
+          </a:schemeClr>
+        </a:solidFill>
+        <a:ln w="6350" cap="flat" cmpd="sng" algn="ctr">
+          <a:solidFill>
+            <a:schemeClr val="dk2">
+              <a:hueOff val="0"/>
+              <a:satOff val="0"/>
+              <a:lumOff val="0"/>
+              <a:alphaOff val="0"/>
+            </a:schemeClr>
+          </a:solidFill>
+          <a:prstDash val="solid"/>
+          <a:miter lim="800000"/>
+        </a:ln>
+        <a:effectLst/>
+      </dsp:spPr>
+      <dsp:style>
+        <a:lnRef idx="1">
+          <a:scrgbClr r="0" g="0" b="0"/>
+        </a:lnRef>
+        <a:fillRef idx="1">
+          <a:scrgbClr r="0" g="0" b="0"/>
+        </a:fillRef>
+        <a:effectRef idx="0">
+          <a:scrgbClr r="0" g="0" b="0"/>
+        </a:effectRef>
+        <a:fontRef idx="minor"/>
+      </dsp:style>
+      <dsp:txBody>
+        <a:bodyPr spcFirstLastPara="0" vert="horz" wrap="square" lIns="78232" tIns="6985" rIns="6985" bIns="6985" numCol="1" spcCol="1270" anchor="ctr" anchorCtr="0">
+          <a:noAutofit/>
+        </a:bodyPr>
+        <a:lstStyle/>
+        <a:p>
+          <a:pPr marL="57150" lvl="1" indent="-57150" algn="l" defTabSz="488950">
+            <a:lnSpc>
+              <a:spcPct val="90000"/>
+            </a:lnSpc>
+            <a:spcBef>
+              <a:spcPct val="0"/>
+            </a:spcBef>
+            <a:spcAft>
+              <a:spcPct val="15000"/>
+            </a:spcAft>
+            <a:buChar char="•"/>
+          </a:pPr>
+          <a:r>
+            <a:rPr lang="en-US" sz="1100" kern="1200">
+              <a:latin typeface="Serif"/>
+            </a:rPr>
+            <a:t>Strong and consistent results </a:t>
+          </a:r>
+          <a:endParaRPr lang="en-US" sz="1100" kern="1200"/>
+        </a:p>
+        <a:p>
+          <a:pPr marL="57150" lvl="1" indent="-57150" algn="l" defTabSz="488950">
+            <a:lnSpc>
+              <a:spcPct val="90000"/>
+            </a:lnSpc>
+            <a:spcBef>
+              <a:spcPct val="0"/>
+            </a:spcBef>
+            <a:spcAft>
+              <a:spcPct val="15000"/>
+            </a:spcAft>
+            <a:buChar char="•"/>
+          </a:pPr>
+          <a:r>
+            <a:rPr lang="en-US" sz="1100" kern="1200">
+              <a:latin typeface="Serif"/>
+            </a:rPr>
+            <a:t>Generalised well to unseen data </a:t>
+          </a:r>
+        </a:p>
+        <a:p>
+          <a:pPr marL="57150" lvl="1" indent="-57150" algn="l" defTabSz="488950">
+            <a:lnSpc>
+              <a:spcPct val="90000"/>
+            </a:lnSpc>
+            <a:spcBef>
+              <a:spcPct val="0"/>
+            </a:spcBef>
+            <a:spcAft>
+              <a:spcPct val="15000"/>
+            </a:spcAft>
+            <a:buChar char="•"/>
+          </a:pPr>
+          <a:r>
+            <a:rPr lang="en-US" sz="1100" kern="1200">
+              <a:latin typeface="Serif"/>
+            </a:rPr>
+            <a:t>Handled multicollinearity effectively</a:t>
+          </a:r>
+        </a:p>
+        <a:p>
+          <a:pPr marL="57150" lvl="1" indent="-57150" algn="l" defTabSz="488950">
+            <a:lnSpc>
+              <a:spcPct val="90000"/>
+            </a:lnSpc>
+            <a:spcBef>
+              <a:spcPct val="0"/>
+            </a:spcBef>
+            <a:spcAft>
+              <a:spcPct val="15000"/>
+            </a:spcAft>
+            <a:buChar char="•"/>
+          </a:pPr>
+          <a:r>
+            <a:rPr lang="en-US" sz="1100" kern="1200">
+              <a:latin typeface="Serif"/>
+            </a:rPr>
+            <a:t>Stable across cross-validation splits</a:t>
+          </a:r>
+        </a:p>
+        <a:p>
+          <a:pPr marL="57150" lvl="1" indent="-57150" algn="l" defTabSz="488950">
+            <a:lnSpc>
+              <a:spcPct val="90000"/>
+            </a:lnSpc>
+            <a:spcBef>
+              <a:spcPct val="0"/>
+            </a:spcBef>
+            <a:spcAft>
+              <a:spcPct val="15000"/>
+            </a:spcAft>
+            <a:buChar char="•"/>
+          </a:pPr>
+          <a:r>
+            <a:rPr lang="en-US" sz="1100" kern="1200">
+              <a:latin typeface="Serif"/>
+            </a:rPr>
+            <a:t>Reduced model complexity using latent variables</a:t>
+          </a:r>
+        </a:p>
+      </dsp:txBody>
+      <dsp:txXfrm rot="-5400000">
+        <a:off x="1197501" y="58372"/>
+        <a:ext cx="4234616" cy="1003401"/>
+      </dsp:txXfrm>
+    </dsp:sp>
+    <dsp:sp modelId="{9114CDF1-4619-4600-ACA9-2E217B4C62DD}">
+      <dsp:nvSpPr>
+        <dsp:cNvPr id="0" name=""/>
+        <dsp:cNvSpPr/>
+      </dsp:nvSpPr>
+      <dsp:spPr>
+        <a:xfrm rot="5400000">
+          <a:off x="-256607" y="1828740"/>
+          <a:ext cx="1710716" cy="1197501"/>
+        </a:xfrm>
+        <a:prstGeom prst="chevron">
+          <a:avLst/>
+        </a:prstGeom>
+        <a:gradFill rotWithShape="0">
+          <a:gsLst>
+            <a:gs pos="0">
+              <a:schemeClr val="dk2">
+                <a:hueOff val="0"/>
+                <a:satOff val="0"/>
+                <a:lumOff val="0"/>
+                <a:alphaOff val="0"/>
+                <a:lumMod val="110000"/>
+                <a:satMod val="105000"/>
+                <a:tint val="67000"/>
+              </a:schemeClr>
+            </a:gs>
+            <a:gs pos="50000">
+              <a:schemeClr val="dk2">
+                <a:hueOff val="0"/>
+                <a:satOff val="0"/>
+                <a:lumOff val="0"/>
+                <a:alphaOff val="0"/>
+                <a:lumMod val="105000"/>
+                <a:satMod val="103000"/>
+                <a:tint val="73000"/>
+              </a:schemeClr>
+            </a:gs>
+            <a:gs pos="100000">
+              <a:schemeClr val="dk2">
+                <a:hueOff val="0"/>
+                <a:satOff val="0"/>
+                <a:lumOff val="0"/>
+                <a:alphaOff val="0"/>
+                <a:lumMod val="105000"/>
+                <a:satMod val="109000"/>
+                <a:tint val="81000"/>
+              </a:schemeClr>
+            </a:gs>
+          </a:gsLst>
+          <a:lin ang="5400000" scaled="0"/>
+        </a:gradFill>
+        <a:ln w="6350" cap="flat" cmpd="sng" algn="ctr">
+          <a:solidFill>
+            <a:schemeClr val="dk2">
+              <a:hueOff val="0"/>
+              <a:satOff val="0"/>
+              <a:lumOff val="0"/>
+              <a:alphaOff val="0"/>
+            </a:schemeClr>
+          </a:solidFill>
+          <a:prstDash val="solid"/>
+          <a:miter lim="800000"/>
+        </a:ln>
+        <a:effectLst/>
+      </dsp:spPr>
+      <dsp:style>
+        <a:lnRef idx="1">
+          <a:scrgbClr r="0" g="0" b="0"/>
+        </a:lnRef>
+        <a:fillRef idx="2">
+          <a:scrgbClr r="0" g="0" b="0"/>
+        </a:fillRef>
+        <a:effectRef idx="1">
+          <a:scrgbClr r="0" g="0" b="0"/>
+        </a:effectRef>
+        <a:fontRef idx="minor">
+          <a:schemeClr val="dk1"/>
+        </a:fontRef>
+      </dsp:style>
+      <dsp:txBody>
+        <a:bodyPr spcFirstLastPara="0" vert="horz" wrap="square" lIns="6985" tIns="6985" rIns="6985" bIns="6985" numCol="1" spcCol="1270" anchor="ctr" anchorCtr="0">
+          <a:noAutofit/>
+        </a:bodyPr>
+        <a:lstStyle/>
+        <a:p>
+          <a:pPr marL="0" lvl="0" indent="0" algn="ctr" defTabSz="488950">
+            <a:lnSpc>
+              <a:spcPct val="90000"/>
+            </a:lnSpc>
+            <a:spcBef>
+              <a:spcPct val="0"/>
+            </a:spcBef>
+            <a:spcAft>
+              <a:spcPct val="35000"/>
+            </a:spcAft>
+            <a:buNone/>
+          </a:pPr>
+          <a:r>
+            <a:rPr lang="en-US" sz="1100" kern="1200">
+              <a:latin typeface="Serif"/>
+            </a:rPr>
+            <a:t>2.Linear Regression</a:t>
+          </a:r>
+        </a:p>
+      </dsp:txBody>
+      <dsp:txXfrm rot="-5400000">
+        <a:off x="1" y="2170884"/>
+        <a:ext cx="1197501" cy="513215"/>
+      </dsp:txXfrm>
+    </dsp:sp>
+    <dsp:sp modelId="{90BC481B-6168-4CF2-B3BA-1997EAAA2ED3}">
+      <dsp:nvSpPr>
+        <dsp:cNvPr id="0" name=""/>
+        <dsp:cNvSpPr/>
+      </dsp:nvSpPr>
+      <dsp:spPr>
+        <a:xfrm rot="5400000">
+          <a:off x="2785967" y="-16333"/>
+          <a:ext cx="1111965" cy="4288898"/>
+        </a:xfrm>
+        <a:prstGeom prst="round2SameRect">
+          <a:avLst/>
+        </a:prstGeom>
+        <a:solidFill>
+          <a:schemeClr val="lt2">
+            <a:alpha val="90000"/>
+            <a:hueOff val="0"/>
+            <a:satOff val="0"/>
+            <a:lumOff val="0"/>
+            <a:alphaOff val="0"/>
+          </a:schemeClr>
+        </a:solidFill>
+        <a:ln w="6350" cap="flat" cmpd="sng" algn="ctr">
+          <a:solidFill>
+            <a:schemeClr val="dk2">
+              <a:hueOff val="0"/>
+              <a:satOff val="0"/>
+              <a:lumOff val="0"/>
+              <a:alphaOff val="0"/>
+            </a:schemeClr>
+          </a:solidFill>
+          <a:prstDash val="solid"/>
+          <a:miter lim="800000"/>
+        </a:ln>
+        <a:effectLst/>
+      </dsp:spPr>
+      <dsp:style>
+        <a:lnRef idx="1">
+          <a:scrgbClr r="0" g="0" b="0"/>
+        </a:lnRef>
+        <a:fillRef idx="1">
+          <a:scrgbClr r="0" g="0" b="0"/>
+        </a:fillRef>
+        <a:effectRef idx="0">
+          <a:scrgbClr r="0" g="0" b="0"/>
+        </a:effectRef>
+        <a:fontRef idx="minor"/>
+      </dsp:style>
+      <dsp:txBody>
+        <a:bodyPr spcFirstLastPara="0" vert="horz" wrap="square" lIns="78232" tIns="6985" rIns="6985" bIns="6985" numCol="1" spcCol="1270" anchor="ctr" anchorCtr="0">
+          <a:noAutofit/>
+        </a:bodyPr>
+        <a:lstStyle/>
+        <a:p>
+          <a:pPr marL="57150" lvl="1" indent="-57150" algn="l" defTabSz="488950">
+            <a:lnSpc>
+              <a:spcPct val="90000"/>
+            </a:lnSpc>
+            <a:spcBef>
+              <a:spcPct val="0"/>
+            </a:spcBef>
+            <a:spcAft>
+              <a:spcPct val="15000"/>
+            </a:spcAft>
+            <a:buChar char="•"/>
+          </a:pPr>
+          <a:r>
+            <a:rPr lang="en-US" sz="1100" kern="1200">
+              <a:latin typeface="Serif"/>
+            </a:rPr>
+            <a:t>Simple and easy to interpret</a:t>
+          </a:r>
+        </a:p>
+        <a:p>
+          <a:pPr marL="57150" lvl="1" indent="-57150" algn="l" defTabSz="488950">
+            <a:lnSpc>
+              <a:spcPct val="90000"/>
+            </a:lnSpc>
+            <a:spcBef>
+              <a:spcPct val="0"/>
+            </a:spcBef>
+            <a:spcAft>
+              <a:spcPct val="15000"/>
+            </a:spcAft>
+            <a:buChar char="•"/>
+          </a:pPr>
+          <a:r>
+            <a:rPr lang="en-US" sz="1100" kern="1200">
+              <a:latin typeface="Serif"/>
+            </a:rPr>
+            <a:t>Computationally efficient for large datasets</a:t>
+          </a:r>
+        </a:p>
+        <a:p>
+          <a:pPr marL="57150" lvl="1" indent="-57150" algn="l" defTabSz="488950">
+            <a:lnSpc>
+              <a:spcPct val="90000"/>
+            </a:lnSpc>
+            <a:spcBef>
+              <a:spcPct val="0"/>
+            </a:spcBef>
+            <a:spcAft>
+              <a:spcPct val="15000"/>
+            </a:spcAft>
+            <a:buChar char="•"/>
+          </a:pPr>
+          <a:r>
+            <a:rPr lang="en-US" sz="1100" kern="1200">
+              <a:latin typeface="Serif"/>
+            </a:rPr>
+            <a:t>Worked well as a baseline model for comparison</a:t>
+          </a:r>
+        </a:p>
+        <a:p>
+          <a:pPr marL="57150" lvl="1" indent="-57150" algn="l" defTabSz="488950">
+            <a:lnSpc>
+              <a:spcPct val="90000"/>
+            </a:lnSpc>
+            <a:spcBef>
+              <a:spcPct val="0"/>
+            </a:spcBef>
+            <a:spcAft>
+              <a:spcPct val="15000"/>
+            </a:spcAft>
+            <a:buChar char="•"/>
+          </a:pPr>
+          <a:r>
+            <a:rPr lang="en-US" sz="1100" kern="1200">
+              <a:latin typeface="Serif"/>
+            </a:rPr>
+            <a:t>Captured linear relationships between variables</a:t>
+          </a:r>
+        </a:p>
+        <a:p>
+          <a:pPr marL="57150" lvl="1" indent="-57150" algn="l" defTabSz="488950">
+            <a:lnSpc>
+              <a:spcPct val="90000"/>
+            </a:lnSpc>
+            <a:spcBef>
+              <a:spcPct val="0"/>
+            </a:spcBef>
+            <a:spcAft>
+              <a:spcPct val="15000"/>
+            </a:spcAft>
+            <a:buChar char="•"/>
+          </a:pPr>
+          <a:r>
+            <a:rPr lang="en-US" sz="1100" kern="1200">
+              <a:latin typeface="Serif"/>
+            </a:rPr>
+            <a:t>Sensitive to outliers and multicollinearity</a:t>
+          </a:r>
+        </a:p>
+        <a:p>
+          <a:pPr marL="57150" lvl="1" indent="-57150" algn="l" defTabSz="488950">
+            <a:lnSpc>
+              <a:spcPct val="90000"/>
+            </a:lnSpc>
+            <a:spcBef>
+              <a:spcPct val="0"/>
+            </a:spcBef>
+            <a:spcAft>
+              <a:spcPct val="15000"/>
+            </a:spcAft>
+            <a:buChar char="•"/>
+          </a:pPr>
+          <a:r>
+            <a:rPr lang="en-US" sz="1100" kern="1200">
+              <a:latin typeface="Serif"/>
+            </a:rPr>
+            <a:t>Limited when modelling complex non-linear relationships</a:t>
+          </a:r>
+        </a:p>
+      </dsp:txBody>
+      <dsp:txXfrm rot="-5400000">
+        <a:off x="1197501" y="1626415"/>
+        <a:ext cx="4234616" cy="1003401"/>
+      </dsp:txXfrm>
+    </dsp:sp>
+    <dsp:sp modelId="{12AD5942-226F-42AD-B6FB-26F609D856FD}">
+      <dsp:nvSpPr>
+        <dsp:cNvPr id="0" name=""/>
+        <dsp:cNvSpPr/>
+      </dsp:nvSpPr>
+      <dsp:spPr>
+        <a:xfrm rot="5400000">
+          <a:off x="-256607" y="3396783"/>
+          <a:ext cx="1710716" cy="1197501"/>
+        </a:xfrm>
+        <a:prstGeom prst="chevron">
+          <a:avLst/>
+        </a:prstGeom>
+        <a:gradFill rotWithShape="0">
+          <a:gsLst>
+            <a:gs pos="0">
+              <a:schemeClr val="dk2">
+                <a:hueOff val="0"/>
+                <a:satOff val="0"/>
+                <a:lumOff val="0"/>
+                <a:alphaOff val="0"/>
+                <a:lumMod val="110000"/>
+                <a:satMod val="105000"/>
+                <a:tint val="67000"/>
+              </a:schemeClr>
+            </a:gs>
+            <a:gs pos="50000">
+              <a:schemeClr val="dk2">
+                <a:hueOff val="0"/>
+                <a:satOff val="0"/>
+                <a:lumOff val="0"/>
+                <a:alphaOff val="0"/>
+                <a:lumMod val="105000"/>
+                <a:satMod val="103000"/>
+                <a:tint val="73000"/>
+              </a:schemeClr>
+            </a:gs>
+            <a:gs pos="100000">
+              <a:schemeClr val="dk2">
+                <a:hueOff val="0"/>
+                <a:satOff val="0"/>
+                <a:lumOff val="0"/>
+                <a:alphaOff val="0"/>
+                <a:lumMod val="105000"/>
+                <a:satMod val="109000"/>
+                <a:tint val="81000"/>
+              </a:schemeClr>
+            </a:gs>
+          </a:gsLst>
+          <a:lin ang="5400000" scaled="0"/>
+        </a:gradFill>
+        <a:ln w="6350" cap="flat" cmpd="sng" algn="ctr">
+          <a:solidFill>
+            <a:schemeClr val="dk2">
+              <a:hueOff val="0"/>
+              <a:satOff val="0"/>
+              <a:lumOff val="0"/>
+              <a:alphaOff val="0"/>
+            </a:schemeClr>
+          </a:solidFill>
+          <a:prstDash val="solid"/>
+          <a:miter lim="800000"/>
+        </a:ln>
+        <a:effectLst/>
+      </dsp:spPr>
+      <dsp:style>
+        <a:lnRef idx="1">
+          <a:scrgbClr r="0" g="0" b="0"/>
+        </a:lnRef>
+        <a:fillRef idx="2">
+          <a:scrgbClr r="0" g="0" b="0"/>
+        </a:fillRef>
+        <a:effectRef idx="1">
+          <a:scrgbClr r="0" g="0" b="0"/>
+        </a:effectRef>
+        <a:fontRef idx="minor">
+          <a:schemeClr val="dk1"/>
+        </a:fontRef>
+      </dsp:style>
+      <dsp:txBody>
+        <a:bodyPr spcFirstLastPara="0" vert="horz" wrap="square" lIns="6985" tIns="6985" rIns="6985" bIns="6985" numCol="1" spcCol="1270" anchor="ctr" anchorCtr="0">
+          <a:noAutofit/>
+        </a:bodyPr>
+        <a:lstStyle/>
+        <a:p>
+          <a:pPr marL="0" lvl="0" indent="0" algn="ctr" defTabSz="488950">
+            <a:lnSpc>
+              <a:spcPct val="90000"/>
+            </a:lnSpc>
+            <a:spcBef>
+              <a:spcPct val="0"/>
+            </a:spcBef>
+            <a:spcAft>
+              <a:spcPct val="35000"/>
+            </a:spcAft>
+            <a:buNone/>
+          </a:pPr>
+          <a:r>
+            <a:rPr lang="en-US" sz="1100" kern="1200">
+              <a:latin typeface="Serif"/>
+            </a:rPr>
+            <a:t>3. Random Forest Regressor</a:t>
+          </a:r>
+        </a:p>
+      </dsp:txBody>
+      <dsp:txXfrm rot="-5400000">
+        <a:off x="1" y="3738927"/>
+        <a:ext cx="1197501" cy="513215"/>
+      </dsp:txXfrm>
+    </dsp:sp>
+    <dsp:sp modelId="{961E0CC7-094B-4445-A2A4-29748C348BF1}">
+      <dsp:nvSpPr>
+        <dsp:cNvPr id="0" name=""/>
+        <dsp:cNvSpPr/>
+      </dsp:nvSpPr>
+      <dsp:spPr>
+        <a:xfrm rot="5400000">
+          <a:off x="2785967" y="1551709"/>
+          <a:ext cx="1111965" cy="4288898"/>
+        </a:xfrm>
+        <a:prstGeom prst="round2SameRect">
+          <a:avLst/>
+        </a:prstGeom>
+        <a:solidFill>
+          <a:schemeClr val="lt2">
+            <a:alpha val="90000"/>
+            <a:hueOff val="0"/>
+            <a:satOff val="0"/>
+            <a:lumOff val="0"/>
+            <a:alphaOff val="0"/>
+          </a:schemeClr>
+        </a:solidFill>
+        <a:ln w="6350" cap="flat" cmpd="sng" algn="ctr">
+          <a:solidFill>
+            <a:schemeClr val="dk2">
+              <a:hueOff val="0"/>
+              <a:satOff val="0"/>
+              <a:lumOff val="0"/>
+              <a:alphaOff val="0"/>
+            </a:schemeClr>
+          </a:solidFill>
+          <a:prstDash val="solid"/>
+          <a:miter lim="800000"/>
+        </a:ln>
+        <a:effectLst/>
+      </dsp:spPr>
+      <dsp:style>
+        <a:lnRef idx="1">
+          <a:scrgbClr r="0" g="0" b="0"/>
+        </a:lnRef>
+        <a:fillRef idx="1">
+          <a:scrgbClr r="0" g="0" b="0"/>
+        </a:fillRef>
+        <a:effectRef idx="0">
+          <a:scrgbClr r="0" g="0" b="0"/>
+        </a:effectRef>
+        <a:fontRef idx="minor"/>
+      </dsp:style>
+      <dsp:txBody>
+        <a:bodyPr spcFirstLastPara="0" vert="horz" wrap="square" lIns="78232" tIns="6985" rIns="6985" bIns="6985" numCol="1" spcCol="1270" anchor="ctr" anchorCtr="0">
+          <a:noAutofit/>
+        </a:bodyPr>
+        <a:lstStyle/>
+        <a:p>
+          <a:pPr marL="57150" lvl="1" indent="-57150" algn="l" defTabSz="488950">
+            <a:lnSpc>
+              <a:spcPct val="90000"/>
+            </a:lnSpc>
+            <a:spcBef>
+              <a:spcPct val="0"/>
+            </a:spcBef>
+            <a:spcAft>
+              <a:spcPct val="15000"/>
+            </a:spcAft>
+            <a:buChar char="•"/>
+          </a:pPr>
+          <a:r>
+            <a:rPr lang="en-US" sz="1100" kern="1200">
+              <a:latin typeface="Serif"/>
+            </a:rPr>
+            <a:t>Generalised well to unseen data</a:t>
+          </a:r>
+        </a:p>
+        <a:p>
+          <a:pPr marL="57150" lvl="1" indent="-57150" algn="l" defTabSz="488950">
+            <a:lnSpc>
+              <a:spcPct val="90000"/>
+            </a:lnSpc>
+            <a:spcBef>
+              <a:spcPct val="0"/>
+            </a:spcBef>
+            <a:spcAft>
+              <a:spcPct val="15000"/>
+            </a:spcAft>
+            <a:buChar char="•"/>
+          </a:pPr>
+          <a:r>
+            <a:rPr lang="en-US" sz="1100" kern="1200">
+              <a:latin typeface="Serif"/>
+            </a:rPr>
+            <a:t>Did not show strong signs of overfitting</a:t>
+          </a:r>
+        </a:p>
+        <a:p>
+          <a:pPr marL="57150" lvl="1" indent="-57150" algn="l" defTabSz="488950">
+            <a:lnSpc>
+              <a:spcPct val="90000"/>
+            </a:lnSpc>
+            <a:spcBef>
+              <a:spcPct val="0"/>
+            </a:spcBef>
+            <a:spcAft>
+              <a:spcPct val="15000"/>
+            </a:spcAft>
+            <a:buChar char="•"/>
+          </a:pPr>
+          <a:r>
+            <a:rPr lang="en-US" sz="1100" kern="1200">
+              <a:latin typeface="Serif"/>
+            </a:rPr>
+            <a:t>Handled multicollinearity effectively </a:t>
+          </a:r>
+        </a:p>
+        <a:p>
+          <a:pPr marL="57150" lvl="1" indent="-57150" algn="l" defTabSz="488950">
+            <a:lnSpc>
+              <a:spcPct val="90000"/>
+            </a:lnSpc>
+            <a:spcBef>
+              <a:spcPct val="0"/>
+            </a:spcBef>
+            <a:spcAft>
+              <a:spcPct val="15000"/>
+            </a:spcAft>
+            <a:buChar char="•"/>
+          </a:pPr>
+          <a:r>
+            <a:rPr lang="en-US" sz="1100" kern="1200">
+              <a:latin typeface="Serif"/>
+            </a:rPr>
+            <a:t>Consistent training, testing, and cross-validation results</a:t>
+          </a:r>
+        </a:p>
+      </dsp:txBody>
+      <dsp:txXfrm rot="-5400000">
+        <a:off x="1197501" y="3194457"/>
+        <a:ext cx="4234616" cy="1003401"/>
+      </dsp:txXfrm>
+    </dsp:sp>
+    <dsp:sp modelId="{2B6B3C20-0C42-4AEA-9684-2D22DBAAAD99}">
+      <dsp:nvSpPr>
+        <dsp:cNvPr id="0" name=""/>
+        <dsp:cNvSpPr/>
+      </dsp:nvSpPr>
+      <dsp:spPr>
+        <a:xfrm rot="5400000">
+          <a:off x="-256607" y="4964825"/>
+          <a:ext cx="1710716" cy="1197501"/>
+        </a:xfrm>
+        <a:prstGeom prst="chevron">
+          <a:avLst/>
+        </a:prstGeom>
+        <a:gradFill rotWithShape="0">
+          <a:gsLst>
+            <a:gs pos="0">
+              <a:schemeClr val="dk2">
+                <a:hueOff val="0"/>
+                <a:satOff val="0"/>
+                <a:lumOff val="0"/>
+                <a:alphaOff val="0"/>
+                <a:lumMod val="110000"/>
+                <a:satMod val="105000"/>
+                <a:tint val="67000"/>
+              </a:schemeClr>
+            </a:gs>
+            <a:gs pos="50000">
+              <a:schemeClr val="dk2">
+                <a:hueOff val="0"/>
+                <a:satOff val="0"/>
+                <a:lumOff val="0"/>
+                <a:alphaOff val="0"/>
+                <a:lumMod val="105000"/>
+                <a:satMod val="103000"/>
+                <a:tint val="73000"/>
+              </a:schemeClr>
+            </a:gs>
+            <a:gs pos="100000">
+              <a:schemeClr val="dk2">
+                <a:hueOff val="0"/>
+                <a:satOff val="0"/>
+                <a:lumOff val="0"/>
+                <a:alphaOff val="0"/>
+                <a:lumMod val="105000"/>
+                <a:satMod val="109000"/>
+                <a:tint val="81000"/>
+              </a:schemeClr>
+            </a:gs>
+          </a:gsLst>
+          <a:lin ang="5400000" scaled="0"/>
+        </a:gradFill>
+        <a:ln w="6350" cap="flat" cmpd="sng" algn="ctr">
+          <a:solidFill>
+            <a:schemeClr val="dk2">
+              <a:hueOff val="0"/>
+              <a:satOff val="0"/>
+              <a:lumOff val="0"/>
+              <a:alphaOff val="0"/>
+            </a:schemeClr>
+          </a:solidFill>
+          <a:prstDash val="solid"/>
+          <a:miter lim="800000"/>
+        </a:ln>
+        <a:effectLst/>
+      </dsp:spPr>
+      <dsp:style>
+        <a:lnRef idx="1">
+          <a:scrgbClr r="0" g="0" b="0"/>
+        </a:lnRef>
+        <a:fillRef idx="2">
+          <a:scrgbClr r="0" g="0" b="0"/>
+        </a:fillRef>
+        <a:effectRef idx="1">
+          <a:scrgbClr r="0" g="0" b="0"/>
+        </a:effectRef>
+        <a:fontRef idx="minor">
+          <a:schemeClr val="dk1"/>
+        </a:fontRef>
+      </dsp:style>
+      <dsp:txBody>
+        <a:bodyPr spcFirstLastPara="0" vert="horz" wrap="square" lIns="6985" tIns="6985" rIns="6985" bIns="6985" numCol="1" spcCol="1270" anchor="ctr" anchorCtr="0">
+          <a:noAutofit/>
+        </a:bodyPr>
+        <a:lstStyle/>
+        <a:p>
+          <a:pPr marL="0" lvl="0" indent="0" algn="ctr" defTabSz="488950">
+            <a:lnSpc>
+              <a:spcPct val="90000"/>
+            </a:lnSpc>
+            <a:spcBef>
+              <a:spcPct val="0"/>
+            </a:spcBef>
+            <a:spcAft>
+              <a:spcPct val="35000"/>
+            </a:spcAft>
+            <a:buNone/>
+          </a:pPr>
+          <a:r>
+            <a:rPr lang="en-US" sz="1100" kern="1200">
+              <a:latin typeface="Serif"/>
+            </a:rPr>
+            <a:t>4. KNN Regressor</a:t>
+          </a:r>
+        </a:p>
+      </dsp:txBody>
+      <dsp:txXfrm rot="-5400000">
+        <a:off x="1" y="5306969"/>
+        <a:ext cx="1197501" cy="513215"/>
+      </dsp:txXfrm>
+    </dsp:sp>
+    <dsp:sp modelId="{83D7CDB4-D5EA-46DE-ADB1-A42304F4C45F}">
+      <dsp:nvSpPr>
+        <dsp:cNvPr id="0" name=""/>
+        <dsp:cNvSpPr/>
+      </dsp:nvSpPr>
+      <dsp:spPr>
+        <a:xfrm rot="5400000">
+          <a:off x="2785967" y="3119751"/>
+          <a:ext cx="1111965" cy="4288898"/>
+        </a:xfrm>
+        <a:prstGeom prst="round2SameRect">
+          <a:avLst/>
+        </a:prstGeom>
+        <a:solidFill>
+          <a:schemeClr val="lt2">
+            <a:alpha val="90000"/>
+            <a:hueOff val="0"/>
+            <a:satOff val="0"/>
+            <a:lumOff val="0"/>
+            <a:alphaOff val="0"/>
+          </a:schemeClr>
+        </a:solidFill>
+        <a:ln w="6350" cap="flat" cmpd="sng" algn="ctr">
+          <a:solidFill>
+            <a:schemeClr val="dk2">
+              <a:hueOff val="0"/>
+              <a:satOff val="0"/>
+              <a:lumOff val="0"/>
+              <a:alphaOff val="0"/>
+            </a:schemeClr>
+          </a:solidFill>
+          <a:prstDash val="solid"/>
+          <a:miter lim="800000"/>
+        </a:ln>
+        <a:effectLst/>
+      </dsp:spPr>
+      <dsp:style>
+        <a:lnRef idx="1">
+          <a:scrgbClr r="0" g="0" b="0"/>
+        </a:lnRef>
+        <a:fillRef idx="1">
+          <a:scrgbClr r="0" g="0" b="0"/>
+        </a:fillRef>
+        <a:effectRef idx="0">
+          <a:scrgbClr r="0" g="0" b="0"/>
+        </a:effectRef>
+        <a:fontRef idx="minor"/>
+      </dsp:style>
+      <dsp:txBody>
+        <a:bodyPr spcFirstLastPara="0" vert="horz" wrap="square" lIns="78232" tIns="6985" rIns="6985" bIns="6985" numCol="1" spcCol="1270" anchor="ctr" anchorCtr="0">
+          <a:noAutofit/>
+        </a:bodyPr>
+        <a:lstStyle/>
+        <a:p>
+          <a:pPr marL="57150" lvl="1" indent="-57150" algn="l" defTabSz="488950">
+            <a:lnSpc>
+              <a:spcPct val="90000"/>
+            </a:lnSpc>
+            <a:spcBef>
+              <a:spcPct val="0"/>
+            </a:spcBef>
+            <a:spcAft>
+              <a:spcPct val="15000"/>
+            </a:spcAft>
+            <a:buChar char="•"/>
+          </a:pPr>
+          <a:r>
+            <a:rPr lang="en-US" sz="1100" kern="1200">
+              <a:latin typeface="Serif"/>
+            </a:rPr>
+            <a:t>Very sensitive to correlated features </a:t>
+          </a:r>
+        </a:p>
+        <a:p>
+          <a:pPr marL="57150" lvl="1" indent="-57150" algn="l" defTabSz="488950">
+            <a:lnSpc>
+              <a:spcPct val="90000"/>
+            </a:lnSpc>
+            <a:spcBef>
+              <a:spcPct val="0"/>
+            </a:spcBef>
+            <a:spcAft>
+              <a:spcPct val="15000"/>
+            </a:spcAft>
+            <a:buChar char="•"/>
+          </a:pPr>
+          <a:r>
+            <a:rPr lang="en-US" sz="1100" kern="1200">
+              <a:latin typeface="Serif"/>
+            </a:rPr>
+            <a:t>Showed signs of overfitting </a:t>
+          </a:r>
+        </a:p>
+        <a:p>
+          <a:pPr marL="57150" lvl="1" indent="-57150" algn="l" defTabSz="488950">
+            <a:lnSpc>
+              <a:spcPct val="90000"/>
+            </a:lnSpc>
+            <a:spcBef>
+              <a:spcPct val="0"/>
+            </a:spcBef>
+            <a:spcAft>
+              <a:spcPct val="15000"/>
+            </a:spcAft>
+            <a:buChar char="•"/>
+          </a:pPr>
+          <a:r>
+            <a:rPr lang="en-US" sz="1100" kern="1200">
+              <a:latin typeface="Serif"/>
+            </a:rPr>
+            <a:t>Performance changed significantly after removing co2_net </a:t>
+          </a:r>
+        </a:p>
+        <a:p>
+          <a:pPr marL="57150" lvl="1" indent="-57150" algn="l" defTabSz="488950">
+            <a:lnSpc>
+              <a:spcPct val="90000"/>
+            </a:lnSpc>
+            <a:spcBef>
+              <a:spcPct val="0"/>
+            </a:spcBef>
+            <a:spcAft>
+              <a:spcPct val="15000"/>
+            </a:spcAft>
+            <a:buChar char="•"/>
+          </a:pPr>
+          <a:r>
+            <a:rPr lang="en-US" sz="1100" kern="1200">
+              <a:latin typeface="Serif"/>
+            </a:rPr>
+            <a:t>Less stable during cross-validation </a:t>
+          </a:r>
+        </a:p>
+        <a:p>
+          <a:pPr marL="57150" lvl="1" indent="-57150" algn="l" defTabSz="488950">
+            <a:lnSpc>
+              <a:spcPct val="90000"/>
+            </a:lnSpc>
+            <a:spcBef>
+              <a:spcPct val="0"/>
+            </a:spcBef>
+            <a:spcAft>
+              <a:spcPct val="15000"/>
+            </a:spcAft>
+            <a:buChar char="•"/>
+          </a:pPr>
+          <a:r>
+            <a:rPr lang="en-US" sz="1100" kern="1200">
+              <a:latin typeface="Serif"/>
+            </a:rPr>
+            <a:t>Relied heavily on nearby observations in the dataset</a:t>
+          </a:r>
+        </a:p>
+      </dsp:txBody>
+      <dsp:txXfrm rot="-5400000">
+        <a:off x="1197501" y="4762499"/>
+        <a:ext cx="4234616" cy="1003401"/>
+      </dsp:txXfrm>
+    </dsp:sp>
+  </dsp:spTree>
+</dsp:drawing>
+</file>
+
+<file path=word/diagrams/layout1.xml><?xml version="1.0" encoding="utf-8"?>
+<dgm:layoutDef xmlns:dgm="http://schemas.openxmlformats.org/drawingml/2006/diagram" xmlns:a="http://schemas.openxmlformats.org/drawingml/2006/main" uniqueId="urn:microsoft.com/office/officeart/2005/8/layout/chevron2">
+  <dgm:title val=""/>
+  <dgm:desc val=""/>
+  <dgm:catLst>
+    <dgm:cat type="process" pri="12000"/>
+    <dgm:cat type="list" pri="16000"/>
+    <dgm:cat type="convert" pri="11000"/>
+  </dgm:catLst>
+  <dgm:sampData>
+    <dgm:dataModel>
+      <dgm:ptLst>
+        <dgm:pt modelId="0" type="doc"/>
+        <dgm:pt modelId="1">
+          <dgm:prSet phldr="1"/>
+        </dgm:pt>
+        <dgm:pt modelId="11">
+          <dgm:prSet phldr="1"/>
+        </dgm:pt>
+        <dgm:pt modelId="12">
+          <dgm:prSet phldr="1"/>
+        </dgm:pt>
+        <dgm:pt modelId="2">
+          <dgm:prSet phldr="1"/>
+        </dgm:pt>
+        <dgm:pt modelId="21">
+          <dgm:prSet phldr="1"/>
+        </dgm:pt>
+        <dgm:pt modelId="22">
+          <dgm:prSet phldr="1"/>
+        </dgm:pt>
+        <dgm:pt modelId="3">
+          <dgm:prSet phldr="1"/>
+        </dgm:pt>
+        <dgm:pt modelId="31">
+          <dgm:prSet phldr="1"/>
+        </dgm:pt>
+        <dgm:pt modelId="32">
+          <dgm:prSet phldr="1"/>
+        </dgm:pt>
+      </dgm:ptLst>
+      <dgm:cxnLst>
+        <dgm:cxn modelId="4" srcId="0" destId="1" srcOrd="0" destOrd="0"/>
+        <dgm:cxn modelId="5" srcId="0" destId="2" srcOrd="1" destOrd="0"/>
+        <dgm:cxn modelId="6" srcId="0" destId="3" srcOrd="2" destOrd="0"/>
+        <dgm:cxn modelId="13" srcId="1" destId="11" srcOrd="0" destOrd="0"/>
+        <dgm:cxn modelId="14" srcId="1" destId="12" srcOrd="1" destOrd="0"/>
+        <dgm:cxn modelId="23" srcId="2" destId="21" srcOrd="0" destOrd="0"/>
+        <dgm:cxn modelId="24" srcId="2" destId="22" srcOrd="1" destOrd="0"/>
+        <dgm:cxn modelId="33" srcId="3" destId="31" srcOrd="0" destOrd="0"/>
+        <dgm:cxn modelId="34" srcId="3" destId="32" srcOrd="1" destOrd="0"/>
+      </dgm:cxnLst>
+      <dgm:bg/>
+      <dgm:whole/>
+    </dgm:dataModel>
+  </dgm:sampData>
+  <dgm:styleData>
+    <dgm:dataModel>
+      <dgm:ptLst>
+        <dgm:pt modelId="0" type="doc"/>
+        <dgm:pt modelId="1"/>
+      </dgm:ptLst>
+      <dgm:cxnLst>
+        <dgm:cxn modelId="4" srcId="0" destId="1" srcOrd="0" destOrd="0"/>
+      </dgm:cxnLst>
+      <dgm:bg/>
+      <dgm:whole/>
+    </dgm:dataModel>
+  </dgm:styleData>
+  <dgm:clrData>
+    <dgm:dataModel>
+      <dgm:ptLst>
+        <dgm:pt modelId="0" type="doc"/>
+        <dgm:pt modelId="1"/>
+        <dgm:pt modelId="11"/>
+        <dgm:pt modelId="2"/>
+        <dgm:pt modelId="21"/>
+        <dgm:pt modelId="3"/>
+        <dgm:pt modelId="31"/>
+        <dgm:pt modelId="4"/>
+        <dgm:pt modelId="41"/>
+      </dgm:ptLst>
+      <dgm:cxnLst>
+        <dgm:cxn modelId="5" srcId="0" destId="1" srcOrd="0" destOrd="0"/>
+        <dgm:cxn modelId="6" srcId="0" destId="2" srcOrd="1" destOrd="0"/>
+        <dgm:cxn modelId="7" srcId="0" destId="3" srcOrd="2" destOrd="0"/>
+        <dgm:cxn modelId="8" srcId="0" destId="4" srcOrd="3" destOrd="0"/>
+        <dgm:cxn modelId="13" srcId="1" destId="11" srcOrd="0" destOrd="0"/>
+        <dgm:cxn modelId="23" srcId="2" destId="21" srcOrd="0" destOrd="0"/>
+        <dgm:cxn modelId="33" srcId="3" destId="31" srcOrd="0" destOrd="0"/>
+        <dgm:cxn modelId="43" srcId="4" destId="41" srcOrd="0" destOrd="0"/>
+      </dgm:cxnLst>
+      <dgm:bg/>
+      <dgm:whole/>
+    </dgm:dataModel>
+  </dgm:clrData>
+  <dgm:layoutNode name="linearFlow">
+    <dgm:varLst>
+      <dgm:dir/>
+      <dgm:animLvl val="lvl"/>
+      <dgm:resizeHandles val="exact"/>
+    </dgm:varLst>
+    <dgm:alg type="lin">
+      <dgm:param type="linDir" val="fromT"/>
+      <dgm:param type="nodeHorzAlign" val="l"/>
+    </dgm:alg>
+    <dgm:shape xmlns:r="http://schemas.openxmlformats.org/officeDocument/2006/relationships" r:blip="">
+      <dgm:adjLst/>
+    </dgm:shape>
+    <dgm:presOf/>
+    <dgm:constrLst>
+      <dgm:constr type="h" for="ch" forName="composite" refType="h"/>
+      <dgm:constr type="w" for="ch" forName="composite" refType="w"/>
+      <dgm:constr type="h" for="des" forName="parentText" op="equ"/>
+      <dgm:constr type="h" for="ch" forName="sp" val="-14.88"/>
+      <dgm:constr type="h" for="ch" forName="sp" refType="w" refFor="des" refForName="parentText" op="gte" fact="-0.3"/>
+      <dgm:constr type="primFontSz" for="des" forName="parentText" op="equ" val="65"/>
+      <dgm:constr type="primFontSz" for="des" forName="descendantText" op="equ" val="65"/>
+    </dgm:constrLst>
+    <dgm:ruleLst/>
+    <dgm:forEach name="Name0" axis="ch" ptType="node">
+      <dgm:layoutNode name="composite">
+        <dgm:alg type="composite"/>
+        <dgm:shape xmlns:r="http://schemas.openxmlformats.org/officeDocument/2006/relationships" r:blip="">
+          <dgm:adjLst/>
+        </dgm:shape>
+        <dgm:presOf/>
+        <dgm:choose name="Name1">
+          <dgm:if name="Name2" func="var" arg="dir" op="equ" val="norm">
+            <dgm:constrLst>
+              <dgm:constr type="t" for="ch" forName="parentText"/>
+              <dgm:constr type="l" for="ch" forName="parentText"/>
+              <dgm:constr type="w" for="ch" forName="parentText" refType="w" fact="0.4"/>
+              <dgm:constr type="h" for="ch" forName="parentText" refType="h"/>
+              <dgm:constr type="w" for="ch" forName="parentText" refType="w" op="lte" fact="0.5"/>
+              <dgm:constr type="w" for="ch" forName="parentText" refType="h" refFor="ch" refForName="parentText" op="lte" fact="0.7"/>
+              <dgm:constr type="h" for="ch" forName="parentText" refType="w" refFor="ch" refForName="parentText" op="lte" fact="3"/>
+              <dgm:constr type="l" for="ch" forName="descendantText" refType="w" refFor="ch" refForName="parentText"/>
+              <dgm:constr type="w" for="ch" forName="descendantText" refType="w"/>
+              <dgm:constr type="wOff" for="ch" forName="descendantText" refType="w" refFor="ch" refForName="parentText" fact="-1"/>
+              <dgm:constr type="t" for="ch" forName="descendantText"/>
+              <dgm:constr type="b" for="ch" forName="descendantText" refType="h" refFor="ch" refForName="parentText"/>
+              <dgm:constr type="bOff" for="ch" forName="descendantText" refType="w" refFor="ch" refForName="parentText" fact="-0.5"/>
+            </dgm:constrLst>
+          </dgm:if>
+          <dgm:else name="Name3">
+            <dgm:constrLst>
+              <dgm:constr type="t" for="ch" forName="parentText"/>
+              <dgm:constr type="r" for="ch" forName="parentText" refType="w"/>
+              <dgm:constr type="w" for="ch" forName="parentText" refType="w" fact="0.4"/>
+              <dgm:constr type="h" for="ch" forName="parentText" refType="h"/>
+              <dgm:constr type="w" for="ch" forName="parentText" refType="w" op="lte" fact="0.5"/>
+              <dgm:constr type="w" for="ch" forName="parentText" refType="h" refFor="ch" refForName="parentText" op="lte" fact="0.7"/>
+              <dgm:constr type="h" for="ch" forName="parentText" refType="w" refFor="ch" refForName="parentText" op="lte" fact="3"/>
+              <dgm:constr type="l" for="ch" forName="descendantText"/>
+              <dgm:constr type="w" for="ch" forName="descendantText" refType="w"/>
+              <dgm:constr type="wOff" for="ch" forName="descendantText" refType="w" refFor="ch" refForName="parentText" fact="-1"/>
+              <dgm:constr type="t" for="ch" forName="descendantText"/>
+              <dgm:constr type="b" for="ch" forName="descendantText" refType="h" refFor="ch" refForName="parentText"/>
+              <dgm:constr type="bOff" for="ch" forName="descendantText" refType="w" refFor="ch" refForName="parentText" fact="-0.5"/>
+            </dgm:constrLst>
+          </dgm:else>
+        </dgm:choose>
+        <dgm:ruleLst/>
+        <dgm:layoutNode name="parentText" styleLbl="alignNode1">
+          <dgm:varLst>
+            <dgm:chMax val="1"/>
+            <dgm:bulletEnabled val="1"/>
+          </dgm:varLst>
+          <dgm:alg type="tx"/>
+          <dgm:shape xmlns:r="http://schemas.openxmlformats.org/officeDocument/2006/relationships" rot="90" type="chevron" r:blip="">
+            <dgm:adjLst/>
+          </dgm:shape>
+          <dgm:presOf axis="self" ptType="node"/>
+          <dgm:constrLst>
+            <dgm:constr type="lMarg" refType="primFontSz" fact="0.05"/>
+            <dgm:constr type="rMarg" refType="primFontSz" fact="0.05"/>
+            <dgm:constr type="tMarg" refType="primFontSz" fact="0.05"/>
+            <dgm:constr type="bMarg" refType="primFontSz" fact="0.05"/>
+          </dgm:constrLst>
+          <dgm:ruleLst>
+            <dgm:rule type="h" val="100" fact="NaN" max="NaN"/>
+            <dgm:rule type="primFontSz" val="24" fact="NaN" max="NaN"/>
+            <dgm:rule type="h" val="110" fact="NaN" max="NaN"/>
+            <dgm:rule type="primFontSz" val="18" fact="NaN" max="NaN"/>
+            <dgm:rule type="h" val="INF" fact="NaN" max="NaN"/>
+            <dgm:rule type="primFontSz" val="5" fact="NaN" max="NaN"/>
+          </dgm:ruleLst>
+        </dgm:layoutNode>
+        <dgm:layoutNode name="descendantText" styleLbl="alignAcc1">
+          <dgm:varLst>
+            <dgm:bulletEnabled val="1"/>
+          </dgm:varLst>
+          <dgm:choose name="Name4">
+            <dgm:if name="Name5" func="var" arg="dir" op="equ" val="norm">
+              <dgm:alg type="tx">
+                <dgm:param type="stBulletLvl" val="1"/>
+                <dgm:param type="txAnchorVertCh" val="mid"/>
+              </dgm:alg>
+              <dgm:shape xmlns:r="http://schemas.openxmlformats.org/officeDocument/2006/relationships" rot="90" type="round2SameRect" r:blip="">
+                <dgm:adjLst/>
+              </dgm:shape>
+            </dgm:if>
+            <dgm:else name="Name6">
+              <dgm:alg type="tx">
+                <dgm:param type="stBulletLvl" val="1"/>
+                <dgm:param type="txAnchorVertCh" val="mid"/>
+              </dgm:alg>
+              <dgm:shape xmlns:r="http://schemas.openxmlformats.org/officeDocument/2006/relationships" rot="-90" type="round2SameRect" r:blip="">
+                <dgm:adjLst/>
+              </dgm:shape>
+            </dgm:else>
+          </dgm:choose>
+          <dgm:presOf axis="des" ptType="node"/>
+          <dgm:choose name="Name7">
+            <dgm:if name="Name8" func="var" arg="dir" op="equ" val="norm">
+              <dgm:constrLst>
+                <dgm:constr type="secFontSz" refType="primFontSz"/>
+                <dgm:constr type="tMarg" refType="primFontSz" fact="0.05"/>
+                <dgm:constr type="bMarg" refType="primFontSz" fact="0.05"/>
+                <dgm:constr type="rMarg" refType="primFontSz" fact="0.05"/>
+              </dgm:constrLst>
+            </dgm:if>
+            <dgm:else name="Name9">
+              <dgm:constrLst>
+                <dgm:constr type="secFontSz" refType="primFontSz"/>
+                <dgm:constr type="tMarg" refType="primFontSz" fact="0.05"/>
+                <dgm:constr type="bMarg" refType="primFontSz" fact="0.05"/>
+                <dgm:constr type="lMarg" refType="primFontSz" fact="0.05"/>
+              </dgm:constrLst>
+            </dgm:else>
+          </dgm:choose>
+          <dgm:ruleLst>
+            <dgm:rule type="primFontSz" val="5" fact="NaN" max="NaN"/>
+          </dgm:ruleLst>
+        </dgm:layoutNode>
+      </dgm:layoutNode>
+      <dgm:forEach name="Name10" axis="followSib" ptType="sibTrans" cnt="1">
+        <dgm:layoutNode name="sp">
+          <dgm:alg type="sp"/>
+          <dgm:shape xmlns:r="http://schemas.openxmlformats.org/officeDocument/2006/relationships" r:blip="">
+            <dgm:adjLst/>
+          </dgm:shape>
+          <dgm:presOf axis="self"/>
+          <dgm:constrLst>
+            <dgm:constr type="w" val="1"/>
+            <dgm:constr type="h" val="37.5"/>
+          </dgm:constrLst>
+          <dgm:ruleLst/>
+        </dgm:layoutNode>
+      </dgm:forEach>
+    </dgm:forEach>
+  </dgm:layoutNode>
+</dgm:layoutDef>
+</file>
+
+<file path=word/diagrams/quickStyle1.xml><?xml version="1.0" encoding="utf-8"?>
+<dgm:styleDef xmlns:dgm="http://schemas.openxmlformats.org/drawingml/2006/diagram" xmlns:a="http://schemas.openxmlformats.org/drawingml/2006/main" uniqueId="urn:microsoft.com/office/officeart/2005/8/quickstyle/simple3">
+  <dgm:title val=""/>
+  <dgm:desc val=""/>
+  <dgm:catLst>
+    <dgm:cat type="simple" pri="10300"/>
+  </dgm:catLst>
+  <dgm:scene3d>
+    <a:camera prst="orthographicFront"/>
+    <a:lightRig rig="threePt" dir="t"/>
+  </dgm:scene3d>
+  <dgm:styleLbl name="node0">
+    <dgm:scene3d>
+      <a:camera prst="orthographicFront"/>
+      <a:lightRig rig="flat" dir="t"/>
+    </dgm:scene3d>
+    <dgm:sp3d prstMaterial="dkEdge">
+      <a:bevelT w="8200" h="38100"/>
+    </dgm:sp3d>
+    <dgm:txPr/>
+    <dgm:style>
+      <a:lnRef idx="0">
+        <a:scrgbClr r="0" g="0" b="0"/>
+      </a:lnRef>
+      <a:fillRef idx="2">
+        <a:scrgbClr r="0" g="0" b="0"/>
+      </a:fillRef>
+      <a:effectRef idx="1">
+        <a:scrgbClr r="0" g="0" b="0"/>
+      </a:effectRef>
+      <a:fontRef idx="minor">
+        <a:schemeClr val="dk1"/>
+      </a:fontRef>
+    </dgm:style>
+  </dgm:styleLbl>
+  <dgm:styleLbl name="lnNode1">
+    <dgm:scene3d>
+      <a:camera prst="orthographicFront"/>
+      <a:lightRig rig="flat" dir="t"/>
+    </dgm:scene3d>
+    <dgm:sp3d prstMaterial="dkEdge">
+      <a:bevelT w="8200" h="38100"/>
+    </dgm:sp3d>
+    <dgm:txPr/>
+    <dgm:style>
+      <a:lnRef idx="1">
+        <a:scrgbClr r="0" g="0" b="0"/>
+      </a:lnRef>
+      <a:fillRef idx="2">
+        <a:scrgbClr r="0" g="0" b="0"/>
+      </a:fillRef>
+      <a:effectRef idx="0">
+        <a:scrgbClr r="0" g="0" b="0"/>
+      </a:effectRef>
+      <a:fontRef idx="minor">
+        <a:schemeClr val="dk1"/>
+      </a:fontRef>
+    </dgm:style>
+  </dgm:styleLbl>
+  <dgm:styleLbl name="vennNode1">
+    <dgm:scene3d>
+      <a:camera prst="orthographicFront"/>
+      <a:lightRig rig="flat" dir="t"/>
+    </dgm:scene3d>
+    <dgm:sp3d prstMaterial="dkEdge">
+      <a:bevelT w="8200" h="38100"/>
+    </dgm:sp3d>
+    <dgm:txPr/>
+    <dgm:style>
+      <a:lnRef idx="0">
+        <a:scrgbClr r="0" g="0" b="0"/>
+      </a:lnRef>
+      <a:fillRef idx="2">
+        <a:scrgbClr r="0" g="0" b="0"/>
+      </a:fillRef>
+      <a:effectRef idx="0">
+        <a:scrgbClr r="0" g="0" b="0"/>
+      </a:effectRef>
+      <a:fontRef idx="minor">
+        <a:schemeClr val="tx1"/>
+      </a:fontRef>
+    </dgm:style>
+  </dgm:styleLbl>
+  <dgm:styleLbl name="alignNode1">
+    <dgm:scene3d>
+      <a:camera prst="orthographicFront"/>
+      <a:lightRig rig="threePt" dir="t"/>
+    </dgm:scene3d>
+    <dgm:sp3d/>
+    <dgm:txPr/>
+    <dgm:style>
+      <a:lnRef idx="1">
+        <a:scrgbClr r="0" g="0" b="0"/>
+      </a:lnRef>
+      <a:fillRef idx="2">
+        <a:scrgbClr r="0" g="0" b="0"/>
+      </a:fillRef>
+      <a:effectRef idx="1">
+        <a:scrgbClr r="0" g="0" b="0"/>
+      </a:effectRef>
+      <a:fontRef idx="minor">
+        <a:schemeClr val="dk1"/>
+      </a:fontRef>
+    </dgm:style>
+  </dgm:styleLbl>
+  <dgm:styleLbl name="node1">
+    <dgm:scene3d>
+      <a:camera prst="orthographicFront"/>
+      <a:lightRig rig="flat" dir="t"/>
+    </dgm:scene3d>
+    <dgm:sp3d prstMaterial="dkEdge">
+      <a:bevelT w="8200" h="38100"/>
+    </dgm:sp3d>
+    <dgm:txPr/>
+    <dgm:style>
+      <a:lnRef idx="0">
+        <a:scrgbClr r="0" g="0" b="0"/>
+      </a:lnRef>
+      <a:fillRef idx="2">
+        <a:scrgbClr r="0" g="0" b="0"/>
+      </a:fillRef>
+      <a:effectRef idx="1">
+        <a:scrgbClr r="0" g="0" b="0"/>
+      </a:effectRef>
+      <a:fontRef idx="minor">
+        <a:schemeClr val="dk1"/>
+      </a:fontRef>
+    </dgm:style>
+  </dgm:styleLbl>
+  <dgm:styleLbl name="node2">
+    <dgm:scene3d>
+      <a:camera prst="orthographicFront"/>
+      <a:lightRig rig="flat" dir="t"/>
+    </dgm:scene3d>
+    <dgm:sp3d prstMaterial="dkEdge">
+      <a:bevelT w="8200" h="38100"/>
+    </dgm:sp3d>
+    <dgm:txPr/>
+    <dgm:style>
+      <a:lnRef idx="0">
+        <a:scrgbClr r="0" g="0" b="0"/>
+      </a:lnRef>
+      <a:fillRef idx="2">
+        <a:scrgbClr r="0" g="0" b="0"/>
+      </a:fillRef>
+      <a:effectRef idx="1">
+        <a:scrgbClr r="0" g="0" b="0"/>
+      </a:effectRef>
+      <a:fontRef idx="minor">
+        <a:schemeClr val="dk1"/>
+      </a:fontRef>
+    </dgm:style>
+  </dgm:styleLbl>
+  <dgm:styleLbl name="node3">
+    <dgm:scene3d>
+      <a:camera prst="orthographicFront"/>
+      <a:lightRig rig="flat" dir="t"/>
+    </dgm:scene3d>
+    <dgm:sp3d prstMaterial="dkEdge">
+      <a:bevelT w="8200" h="38100"/>
+    </dgm:sp3d>
+    <dgm:txPr/>
+    <dgm:style>
+      <a:lnRef idx="0">
+        <a:scrgbClr r="0" g="0" b="0"/>
+      </a:lnRef>
+      <a:fillRef idx="2">
+        <a:scrgbClr r="0" g="0" b="0"/>
+      </a:fillRef>
+      <a:effectRef idx="1">
+        <a:scrgbClr r="0" g="0" b="0"/>
+      </a:effectRef>
+      <a:fontRef idx="minor">
+        <a:schemeClr val="dk1"/>
+      </a:fontRef>
+    </dgm:style>
+  </dgm:styleLbl>
+  <dgm:styleLbl name="node4">
+    <dgm:scene3d>
+      <a:camera prst="orthographicFront"/>
+      <a:lightRig rig="flat" dir="t"/>
+    </dgm:scene3d>
+    <dgm:sp3d prstMaterial="dkEdge">
+      <a:bevelT w="8200" h="38100"/>
+    </dgm:sp3d>
+    <dgm:txPr/>
+    <dgm:style>
+      <a:lnRef idx="0">
+        <a:scrgbClr r="0" g="0" b="0"/>
+      </a:lnRef>
+      <a:fillRef idx="2">
+        <a:scrgbClr r="0" g="0" b="0"/>
+      </a:fillRef>
+      <a:effectRef idx="1">
+        <a:scrgbClr r="0" g="0" b="0"/>
+      </a:effectRef>
+      <a:fontRef idx="minor">
+        <a:schemeClr val="dk1"/>
+      </a:fontRef>
+    </dgm:style>
+  </dgm:styleLbl>
+  <dgm:styleLbl name="fgImgPlace1">
+    <dgm:scene3d>
+      <a:camera prst="orthographicFront"/>
+      <a:lightRig rig="threePt" dir="t"/>
+    </dgm:scene3d>
+    <dgm:sp3d/>
+    <dgm:txPr/>
+    <dgm:style>
+      <a:lnRef idx="1">
+        <a:scrgbClr r="0" g="0" b="0"/>
+      </a:lnRef>
+      <a:fillRef idx="1">
+        <a:scrgbClr r="0" g="0" b="0"/>
+      </a:fillRef>
+      <a:effectRef idx="1">
+        <a:scrgbClr r="0" g="0" b="0"/>
+      </a:effectRef>
+      <a:fontRef idx="minor"/>
+    </dgm:style>
+  </dgm:styleLbl>
+  <dgm:styleLbl name="alignImgPlace1">
+    <dgm:scene3d>
+      <a:camera prst="orthographicFront"/>
+      <a:lightRig rig="threePt" dir="t"/>
+    </dgm:scene3d>
+    <dgm:sp3d/>
+    <dgm:txPr/>
+    <dgm:style>
+      <a:lnRef idx="1">
+        <a:scrgbClr r="0" g="0" b="0"/>
+      </a:lnRef>
+      <a:fillRef idx="1">
+        <a:scrgbClr r="0" g="0" b="0"/>
+      </a:fillRef>
+      <a:effectRef idx="1">
+        <a:scrgbClr r="0" g="0" b="0"/>
+      </a:effectRef>
+      <a:fontRef idx="minor"/>
+    </dgm:style>
+  </dgm:styleLbl>
+  <dgm:styleLbl name="bgImgPlace1">
+    <dgm:scene3d>
+      <a:camera prst="orthographicFront"/>
+      <a:lightRig rig="threePt" dir="t"/>
+    </dgm:scene3d>
+    <dgm:sp3d/>
+    <dgm:txPr/>
+    <dgm:style>
+      <a:lnRef idx="1">
+        <a:scrgbClr r="0" g="0" b="0"/>
+      </a:lnRef>
+      <a:fillRef idx="1">
+        <a:scrgbClr r="0" g="0" b="0"/>
+      </a:fillRef>
+      <a:effectRef idx="1">
+        <a:scrgbClr r="0" g="0" b="0"/>
+      </a:effectRef>
+      <a:fontRef idx="minor"/>
+    </dgm:style>
+  </dgm:styleLbl>
+  <dgm:styleLbl name="sibTrans2D1">
+    <dgm:scene3d>
+      <a:camera prst="orthographicFront"/>
+      <a:lightRig rig="threePt" dir="t"/>
+    </dgm:scene3d>
+    <dgm:sp3d/>
+    <dgm:txPr/>
+    <dgm:style>
+      <a:lnRef idx="0">
+        <a:scrgbClr r="0" g="0" b="0"/>
+      </a:lnRef>
+      <a:fillRef idx="2">
+        <a:scrgbClr r="0" g="0" b="0"/>
+      </a:fillRef>
+      <a:effectRef idx="1">
+        <a:scrgbClr r="0" g="0" b="0"/>
+      </a:effectRef>
+      <a:fontRef idx="minor">
+        <a:schemeClr val="dk1"/>
+      </a:fontRef>
+    </dgm:style>
+  </dgm:styleLbl>
+  <dgm:styleLbl name="fgSibTrans2D1">
+    <dgm:scene3d>
+      <a:camera prst="orthographicFront"/>
+      <a:lightRig rig="threePt" dir="t"/>
+    </dgm:scene3d>
+    <dgm:sp3d/>
+    <dgm:txPr/>
+    <dgm:style>
+      <a:lnRef idx="0">
+        <a:scrgbClr r="0" g="0" b="0"/>
+      </a:lnRef>
+      <a:fillRef idx="2">
+        <a:scrgbClr r="0" g="0" b="0"/>
+      </a:fillRef>
+      <a:effectRef idx="1">
+        <a:scrgbClr r="0" g="0" b="0"/>
+      </a:effectRef>
+      <a:fontRef idx="minor">
+        <a:schemeClr val="dk1"/>
+      </a:fontRef>
+    </dgm:style>
+  </dgm:styleLbl>
+  <dgm:styleLbl name="bgSibTrans2D1">
+    <dgm:scene3d>
+      <a:camera prst="orthographicFront"/>
+      <a:lightRig rig="threePt" dir="t"/>
+    </dgm:scene3d>
+    <dgm:sp3d/>
+    <dgm:txPr/>
+    <dgm:style>
+      <a:lnRef idx="0">
+        <a:scrgbClr r="0" g="0" b="0"/>
+      </a:lnRef>
+      <a:fillRef idx="2">
+        <a:scrgbClr r="0" g="0" b="0"/>
+      </a:fillRef>
+      <a:effectRef idx="1">
+        <a:scrgbClr r="0" g="0" b="0"/>
+      </a:effectRef>
+      <a:fontRef idx="minor">
+        <a:schemeClr val="dk1"/>
+      </a:fontRef>
+    </dgm:style>
+  </dgm:styleLbl>
+  <dgm:styleLbl name="sibTrans1D1">
+    <dgm:scene3d>
+      <a:camera prst="orthographicFront"/>
+      <a:lightRig rig="threePt" dir="t"/>
+    </dgm:scene3d>
+    <dgm:sp3d/>
+    <dgm:txPr/>
+    <dgm:style>
+      <a:lnRef idx="1">
+        <a:scrgbClr r="0" g="0" b="0"/>
+      </a:lnRef>
+      <a:fillRef idx="0">
+        <a:scrgbClr r="0" g="0" b="0"/>
+      </a:fillRef>
+      <a:effectRef idx="0">
+        <a:scrgbClr r="0" g="0" b="0"/>
+      </a:effectRef>
+      <a:fontRef idx="minor"/>
+    </dgm:style>
+  </dgm:styleLbl>
+  <dgm:styleLbl name="callout">
+    <dgm:scene3d>
+      <a:camera prst="orthographicFront"/>
+      <a:lightRig rig="threePt" dir="t"/>
+    </dgm:scene3d>
+    <dgm:sp3d/>
+    <dgm:txPr/>
+    <dgm:style>
+      <a:lnRef idx="1">
+        <a:scrgbClr r="0" g="0" b="0"/>
+      </a:lnRef>
+      <a:fillRef idx="2">
+        <a:scrgbClr r="0" g="0" b="0"/>
+      </a:fillRef>
+      <a:effectRef idx="1">
+        <a:scrgbClr r="0" g="0" b="0"/>
+      </a:effectRef>
+      <a:fontRef idx="minor"/>
+    </dgm:style>
+  </dgm:styleLbl>
+  <dgm:styleLbl name="asst0">
+    <dgm:scene3d>
+      <a:camera prst="orthographicFront"/>
+      <a:lightRig rig="flat" dir="t"/>
+    </dgm:scene3d>
+    <dgm:sp3d prstMaterial="dkEdge">
+      <a:bevelT w="8200" h="38100"/>
+    </dgm:sp3d>
+    <dgm:txPr/>
+    <dgm:style>
+      <a:lnRef idx="0">
+        <a:scrgbClr r="0" g="0" b="0"/>
+      </a:lnRef>
+      <a:fillRef idx="2">
+        <a:scrgbClr r="0" g="0" b="0"/>
+      </a:fillRef>
+      <a:effectRef idx="1">
+        <a:scrgbClr r="0" g="0" b="0"/>
+      </a:effectRef>
+      <a:fontRef idx="minor">
+        <a:schemeClr val="dk1"/>
+      </a:fontRef>
+    </dgm:style>
+  </dgm:styleLbl>
+  <dgm:styleLbl name="asst1">
+    <dgm:scene3d>
+      <a:camera prst="orthographicFront"/>
+      <a:lightRig rig="flat" dir="t"/>
+    </dgm:scene3d>
+    <dgm:sp3d prstMaterial="dkEdge">
+      <a:bevelT w="8200" h="38100"/>
+    </dgm:sp3d>
+    <dgm:txPr/>
+    <dgm:style>
+      <a:lnRef idx="0">
+        <a:scrgbClr r="0" g="0" b="0"/>
+      </a:lnRef>
+      <a:fillRef idx="2">
+        <a:scrgbClr r="0" g="0" b="0"/>
+      </a:fillRef>
+      <a:effectRef idx="1">
+        <a:scrgbClr r="0" g="0" b="0"/>
+      </a:effectRef>
+      <a:fontRef idx="minor">
+        <a:schemeClr val="dk1"/>
+      </a:fontRef>
+    </dgm:style>
+  </dgm:styleLbl>
+  <dgm:styleLbl name="asst2">
+    <dgm:scene3d>
+      <a:camera prst="orthographicFront"/>
+      <a:lightRig rig="flat" dir="t"/>
+    </dgm:scene3d>
+    <dgm:sp3d prstMaterial="dkEdge">
+      <a:bevelT w="8200" h="38100"/>
+    </dgm:sp3d>
+    <dgm:txPr/>
+    <dgm:style>
+      <a:lnRef idx="0">
+        <a:scrgbClr r="0" g="0" b="0"/>
+      </a:lnRef>
+      <a:fillRef idx="2">
+        <a:scrgbClr r="0" g="0" b="0"/>
+      </a:fillRef>
+      <a:effectRef idx="1">
+        <a:scrgbClr r="0" g="0" b="0"/>
+      </a:effectRef>
+      <a:fontRef idx="minor">
+        <a:schemeClr val="dk1"/>
+      </a:fontRef>
+    </dgm:style>
+  </dgm:styleLbl>
+  <dgm:styleLbl name="asst3">
+    <dgm:scene3d>
+      <a:camera prst="orthographicFront"/>
+      <a:lightRig rig="flat" dir="t"/>
+    </dgm:scene3d>
+    <dgm:sp3d prstMaterial="dkEdge">
+      <a:bevelT w="8200" h="38100"/>
+    </dgm:sp3d>
+    <dgm:txPr/>
+    <dgm:style>
+      <a:lnRef idx="0">
+        <a:scrgbClr r="0" g="0" b="0"/>
+      </a:lnRef>
+      <a:fillRef idx="2">
+        <a:scrgbClr r="0" g="0" b="0"/>
+      </a:fillRef>
+      <a:effectRef idx="1">
+        <a:scrgbClr r="0" g="0" b="0"/>
+      </a:effectRef>
+      <a:fontRef idx="minor">
+        <a:schemeClr val="dk1"/>
+      </a:fontRef>
+    </dgm:style>
+  </dgm:styleLbl>
+  <dgm:styleLbl name="asst4">
+    <dgm:scene3d>
+      <a:camera prst="orthographicFront"/>
+      <a:lightRig rig="flat" dir="t"/>
+    </dgm:scene3d>
+    <dgm:sp3d prstMaterial="dkEdge">
+      <a:bevelT w="8200" h="38100"/>
+    </dgm:sp3d>
+    <dgm:txPr/>
+    <dgm:style>
+      <a:lnRef idx="0">
+        <a:scrgbClr r="0" g="0" b="0"/>
+      </a:lnRef>
+      <a:fillRef idx="2">
+        <a:scrgbClr r="0" g="0" b="0"/>
+      </a:fillRef>
+      <a:effectRef idx="1">
+        <a:scrgbClr r="0" g="0" b="0"/>
+      </a:effectRef>
+      <a:fontRef idx="minor">
+        <a:schemeClr val="dk1"/>
+      </a:fontRef>
+    </dgm:style>
+  </dgm:styleLbl>
+  <dgm:styleLbl name="parChTrans2D1">
+    <dgm:scene3d>
+      <a:camera prst="orthographicFront"/>
+      <a:lightRig rig="threePt" dir="t"/>
+    </dgm:scene3d>
+    <dgm:sp3d/>
+    <dgm:txPr/>
+    <dgm:style>
+      <a:lnRef idx="1">
+        <a:scrgbClr r="0" g="0" b="0"/>
+      </a:lnRef>
+      <a:fillRef idx="2">
+        <a:scrgbClr r="0" g="0" b="0"/>
+      </a:fillRef>
+      <a:effectRef idx="1">
+        <a:scrgbClr r="0" g="0" b="0"/>
+      </a:effectRef>
+      <a:fontRef idx="minor">
+        <a:schemeClr val="dk1"/>
+      </a:fontRef>
+    </dgm:style>
+  </dgm:styleLbl>
+  <dgm:styleLbl name="parChTrans2D2">
+    <dgm:scene3d>
+      <a:camera prst="orthographicFront"/>
+      <a:lightRig rig="threePt" dir="t"/>
+    </dgm:scene3d>
+    <dgm:sp3d/>
+    <dgm:txPr/>
+    <dgm:style>
+      <a:lnRef idx="1">
+        <a:scrgbClr r="0" g="0" b="0"/>
+      </a:lnRef>
+      <a:fillRef idx="2">
+        <a:scrgbClr r="0" g="0" b="0"/>
+      </a:fillRef>
+      <a:effectRef idx="1">
+        <a:scrgbClr r="0" g="0" b="0"/>
+      </a:effectRef>
+      <a:fontRef idx="minor">
+        <a:schemeClr val="dk1"/>
+      </a:fontRef>
+    </dgm:style>
+  </dgm:styleLbl>
+  <dgm:styleLbl name="parChTrans2D3">
+    <dgm:scene3d>
+      <a:camera prst="orthographicFront"/>
+      <a:lightRig rig="threePt" dir="t"/>
+    </dgm:scene3d>
+    <dgm:sp3d/>
+    <dgm:txPr/>
+    <dgm:style>
+      <a:lnRef idx="1">
+        <a:scrgbClr r="0" g="0" b="0"/>
+      </a:lnRef>
+      <a:fillRef idx="2">
+        <a:scrgbClr r="0" g="0" b="0"/>
+      </a:fillRef>
+      <a:effectRef idx="1">
+        <a:scrgbClr r="0" g="0" b="0"/>
+      </a:effectRef>
+      <a:fontRef idx="minor">
+        <a:schemeClr val="dk1"/>
+      </a:fontRef>
+    </dgm:style>
+  </dgm:styleLbl>
+  <dgm:styleLbl name="parChTrans2D4">
+    <dgm:scene3d>
+      <a:camera prst="orthographicFront"/>
+      <a:lightRig rig="threePt" dir="t"/>
+    </dgm:scene3d>
+    <dgm:sp3d/>
+    <dgm:txPr/>
+    <dgm:style>
+      <a:lnRef idx="1">
+        <a:scrgbClr r="0" g="0" b="0"/>
+      </a:lnRef>
+      <a:fillRef idx="2">
+        <a:scrgbClr r="0" g="0" b="0"/>
+      </a:fillRef>
+      <a:effectRef idx="1">
+        <a:scrgbClr r="0" g="0" b="0"/>
+      </a:effectRef>
+      <a:fontRef idx="minor">
+        <a:schemeClr val="dk1"/>
+      </a:fontRef>
+    </dgm:style>
+  </dgm:styleLbl>
+  <dgm:styleLbl name="parChTrans1D1">
+    <dgm:scene3d>
+      <a:camera prst="orthographicFront"/>
+      <a:lightRig rig="threePt" dir="t"/>
+    </dgm:scene3d>
+    <dgm:sp3d/>
+    <dgm:txPr/>
+    <dgm:style>
+      <a:lnRef idx="2">
+        <a:scrgbClr r="0" g="0" b="0"/>
+      </a:lnRef>
+      <a:fillRef idx="0">
+        <a:scrgbClr r="0" g="0" b="0"/>
+      </a:fillRef>
+      <a:effectRef idx="0">
+        <a:scrgbClr r="0" g="0" b="0"/>
+      </a:effectRef>
+      <a:fontRef idx="minor"/>
+    </dgm:style>
+  </dgm:styleLbl>
+  <dgm:styleLbl name="parChTrans1D2">
+    <dgm:scene3d>
+      <a:camera prst="orthographicFront"/>
+      <a:lightRig rig="threePt" dir="t"/>
+    </dgm:scene3d>
+    <dgm:sp3d/>
+    <dgm:txPr/>
+    <dgm:style>
+      <a:lnRef idx="2">
+        <a:scrgbClr r="0" g="0" b="0"/>
+      </a:lnRef>
+      <a:fillRef idx="0">
+        <a:scrgbClr r="0" g="0" b="0"/>
+      </a:fillRef>
+      <a:effectRef idx="0">
+        <a:scrgbClr r="0" g="0" b="0"/>
+      </a:effectRef>
+      <a:fontRef idx="minor"/>
+    </dgm:style>
+  </dgm:styleLbl>
+  <dgm:styleLbl name="parChTrans1D3">
+    <dgm:scene3d>
+      <a:camera prst="orthographicFront"/>
+      <a:lightRig rig="threePt" dir="t"/>
+    </dgm:scene3d>
+    <dgm:sp3d/>
+    <dgm:txPr/>
+    <dgm:style>
+      <a:lnRef idx="2">
+        <a:scrgbClr r="0" g="0" b="0"/>
+      </a:lnRef>
+      <a:fillRef idx="0">
+        <a:scrgbClr r="0" g="0" b="0"/>
+      </a:fillRef>
+      <a:effectRef idx="0">
+        <a:scrgbClr r="0" g="0" b="0"/>
+      </a:effectRef>
+      <a:fontRef idx="minor"/>
+    </dgm:style>
+  </dgm:styleLbl>
+  <dgm:styleLbl name="parChTrans1D4">
+    <dgm:scene3d>
+      <a:camera prst="orthographicFront"/>
+      <a:lightRig rig="threePt" dir="t"/>
+    </dgm:scene3d>
+    <dgm:sp3d/>
+    <dgm:txPr/>
+    <dgm:style>
+      <a:lnRef idx="2">
+        <a:scrgbClr r="0" g="0" b="0"/>
+      </a:lnRef>
+      <a:fillRef idx="0">
+        <a:scrgbClr r="0" g="0" b="0"/>
+      </a:fillRef>
+      <a:effectRef idx="0">
+        <a:scrgbClr r="0" g="0" b="0"/>
+      </a:effectRef>
+      <a:fontRef idx="minor"/>
+    </dgm:style>
+  </dgm:styleLbl>
+  <dgm:styleLbl name="fgAcc1">
+    <dgm:scene3d>
+      <a:camera prst="orthographicFront"/>
+      <a:lightRig rig="threePt" dir="t"/>
+    </dgm:scene3d>
+    <dgm:sp3d/>
+    <dgm:txPr/>
+    <dgm:style>
+      <a:lnRef idx="1">
+        <a:scrgbClr r="0" g="0" b="0"/>
+      </a:lnRef>
+      <a:fillRef idx="1">
+        <a:scrgbClr r="0" g="0" b="0"/>
+      </a:fillRef>
+      <a:effectRef idx="0">
+        <a:scrgbClr r="0" g="0" b="0"/>
+      </a:effectRef>
+      <a:fontRef idx="minor"/>
+    </dgm:style>
+  </dgm:styleLbl>
+  <dgm:styleLbl name="conFgAcc1">
+    <dgm:scene3d>
+      <a:camera prst="orthographicFront"/>
+      <a:lightRig rig="threePt" dir="t"/>
+    </dgm:scene3d>
+    <dgm:sp3d/>
+    <dgm:txPr/>
+    <dgm:style>
+      <a:lnRef idx="1">
+        <a:scrgbClr r="0" g="0" b="0"/>
+      </a:lnRef>
+      <a:fillRef idx="1">
+        <a:scrgbClr r="0" g="0" b="0"/>
+      </a:fillRef>
+      <a:effectRef idx="0">
+        <a:scrgbClr r="0" g="0" b="0"/>
+      </a:effectRef>
+      <a:fontRef idx="minor"/>
+    </dgm:style>
+  </dgm:styleLbl>
+  <dgm:styleLbl name="alignAcc1">
+    <dgm:scene3d>
+      <a:camera prst="orthographicFront"/>
+      <a:lightRig rig="threePt" dir="t"/>
+    </dgm:scene3d>
+    <dgm:sp3d/>
+    <dgm:txPr/>
+    <dgm:style>
+      <a:lnRef idx="1">
+        <a:scrgbClr r="0" g="0" b="0"/>
+      </a:lnRef>
+      <a:fillRef idx="1">
+        <a:scrgbClr r="0" g="0" b="0"/>
+      </a:fillRef>
+      <a:effectRef idx="0">
+        <a:scrgbClr r="0" g="0" b="0"/>
+      </a:effectRef>
+      <a:fontRef idx="minor"/>
+    </dgm:style>
+  </dgm:styleLbl>
+  <dgm:styleLbl name="trAlignAcc1">
+    <dgm:scene3d>
+      <a:camera prst="orthographicFront"/>
+      <a:lightRig rig="threePt" dir="t"/>
+    </dgm:scene3d>
+    <dgm:sp3d/>
+    <dgm:txPr/>
+    <dgm:style>
+      <a:lnRef idx="1">
+        <a:scrgbClr r="0" g="0" b="0"/>
+      </a:lnRef>
+      <a:fillRef idx="1">
+        <a:scrgbClr r="0" g="0" b="0"/>
+      </a:fillRef>
+      <a:effectRef idx="0">
+        <a:scrgbClr r="0" g="0" b="0"/>
+      </a:effectRef>
+      <a:fontRef idx="minor"/>
+    </dgm:style>
+  </dgm:styleLbl>
+  <dgm:styleLbl name="bgAcc1">
+    <dgm:scene3d>
+      <a:camera prst="orthographicFront"/>
+      <a:lightRig rig="threePt" dir="t"/>
+    </dgm:scene3d>
+    <dgm:sp3d/>
+    <dgm:txPr/>
+    <dgm:style>
+      <a:lnRef idx="1">
+        <a:scrgbClr r="0" g="0" b="0"/>
+      </a:lnRef>
+      <a:fillRef idx="1">
+        <a:scrgbClr r="0" g="0" b="0"/>
+      </a:fillRef>
+      <a:effectRef idx="0">
+        <a:scrgbClr r="0" g="0" b="0"/>
+      </a:effectRef>
+      <a:fontRef idx="minor"/>
+    </dgm:style>
+  </dgm:styleLbl>
+  <dgm:styleLbl name="solidFgAcc1">
+    <dgm:scene3d>
+      <a:camera prst="orthographicFront"/>
+      <a:lightRig rig="threePt" dir="t"/>
+    </dgm:scene3d>
+    <dgm:sp3d/>
+    <dgm:txPr/>
+    <dgm:style>
+      <a:lnRef idx="1">
+        <a:scrgbClr r="0" g="0" b="0"/>
+      </a:lnRef>
+      <a:fillRef idx="2">
+        <a:scrgbClr r="0" g="0" b="0"/>
+      </a:fillRef>
+      <a:effectRef idx="0">
+        <a:scrgbClr r="0" g="0" b="0"/>
+      </a:effectRef>
+      <a:fontRef idx="minor"/>
+    </dgm:style>
+  </dgm:styleLbl>
+  <dgm:styleLbl name="solidAlignAcc1">
+    <dgm:scene3d>
+      <a:camera prst="orthographicFront"/>
+      <a:lightRig rig="threePt" dir="t"/>
+    </dgm:scene3d>
+    <dgm:sp3d/>
+    <dgm:txPr/>
+    <dgm:style>
+      <a:lnRef idx="1">
+        <a:scrgbClr r="0" g="0" b="0"/>
+      </a:lnRef>
+      <a:fillRef idx="1">
+        <a:scrgbClr r="0" g="0" b="0"/>
+      </a:fillRef>
+      <a:effectRef idx="0">
+        <a:scrgbClr r="0" g="0" b="0"/>
+      </a:effectRef>
+      <a:fontRef idx="minor"/>
+    </dgm:style>
+  </dgm:styleLbl>
+  <dgm:styleLbl name="solidBgAcc1">
+    <dgm:scene3d>
+      <a:camera prst="orthographicFront"/>
+      <a:lightRig rig="threePt" dir="t"/>
+    </dgm:scene3d>
+    <dgm:sp3d/>
+    <dgm:txPr/>
+    <dgm:style>
+      <a:lnRef idx="1">
+        <a:scrgbClr r="0" g="0" b="0"/>
+      </a:lnRef>
+      <a:fillRef idx="1">
+        <a:scrgbClr r="0" g="0" b="0"/>
+      </a:fillRef>
+      <a:effectRef idx="0">
+        <a:scrgbClr r="0" g="0" b="0"/>
+      </a:effectRef>
+      <a:fontRef idx="minor"/>
+    </dgm:style>
+  </dgm:styleLbl>
+  <dgm:styleLbl name="fgAccFollowNode1">
+    <dgm:scene3d>
+      <a:camera prst="orthographicFront"/>
+      <a:lightRig rig="threePt" dir="t"/>
+    </dgm:scene3d>
+    <dgm:sp3d/>
+    <dgm:txPr/>
+    <dgm:style>
+      <a:lnRef idx="1">
+        <a:scrgbClr r="0" g="0" b="0"/>
+      </a:lnRef>
+      <a:fillRef idx="1">
+        <a:scrgbClr r="0" g="0" b="0"/>
+      </a:fillRef>
+      <a:effectRef idx="0">
+        <a:scrgbClr r="0" g="0" b="0"/>
+      </a:effectRef>
+      <a:fontRef idx="minor"/>
+    </dgm:style>
+  </dgm:styleLbl>
+  <dgm:styleLbl name="alignAccFollowNode1">
+    <dgm:scene3d>
+      <a:camera prst="orthographicFront"/>
+      <a:lightRig rig="threePt" dir="t"/>
+    </dgm:scene3d>
+    <dgm:sp3d/>
+    <dgm:txPr/>
+    <dgm:style>
+      <a:lnRef idx="1">
+        <a:scrgbClr r="0" g="0" b="0"/>
+      </a:lnRef>
+      <a:fillRef idx="1">
+        <a:scrgbClr r="0" g="0" b="0"/>
+      </a:fillRef>
+      <a:effectRef idx="0">
+        <a:scrgbClr r="0" g="0" b="0"/>
+      </a:effectRef>
+      <a:fontRef idx="minor"/>
+    </dgm:style>
+  </dgm:styleLbl>
+  <dgm:styleLbl name="bgAccFollowNode1">
+    <dgm:scene3d>
+      <a:camera prst="orthographicFront"/>
+      <a:lightRig rig="threePt" dir="t"/>
+    </dgm:scene3d>
+    <dgm:sp3d/>
+    <dgm:txPr/>
+    <dgm:style>
+      <a:lnRef idx="1">
+        <a:scrgbClr r="0" g="0" b="0"/>
+      </a:lnRef>
+      <a:fillRef idx="1">
+        <a:scrgbClr r="0" g="0" b="0"/>
+      </a:fillRef>
+      <a:effectRef idx="0">
+        <a:scrgbClr r="0" g="0" b="0"/>
+      </a:effectRef>
+      <a:fontRef idx="minor"/>
+    </dgm:style>
+  </dgm:styleLbl>
+  <dgm:styleLbl name="fgAcc0">
+    <dgm:scene3d>
+      <a:camera prst="orthographicFront"/>
+      <a:lightRig rig="threePt" dir="t"/>
+    </dgm:scene3d>
+    <dgm:sp3d/>
+    <dgm:txPr/>
+    <dgm:style>
+      <a:lnRef idx="1">
+        <a:scrgbClr r="0" g="0" b="0"/>
+      </a:lnRef>
+      <a:fillRef idx="1">
+        <a:scrgbClr r="0" g="0" b="0"/>
+      </a:fillRef>
+      <a:effectRef idx="0">
+        <a:scrgbClr r="0" g="0" b="0"/>
+      </a:effectRef>
+      <a:fontRef idx="minor"/>
+    </dgm:style>
+  </dgm:styleLbl>
+  <dgm:styleLbl name="fgAcc2">
+    <dgm:scene3d>
+      <a:camera prst="orthographicFront"/>
+      <a:lightRig rig="threePt" dir="t"/>
+    </dgm:scene3d>
+    <dgm:sp3d/>
+    <dgm:txPr/>
+    <dgm:style>
+      <a:lnRef idx="1">
+        <a:scrgbClr r="0" g="0" b="0"/>
+      </a:lnRef>
+      <a:fillRef idx="1">
+        <a:scrgbClr r="0" g="0" b="0"/>
+      </a:fillRef>
+      <a:effectRef idx="0">
+        <a:scrgbClr r="0" g="0" b="0"/>
+      </a:effectRef>
+      <a:fontRef idx="minor"/>
+    </dgm:style>
+  </dgm:styleLbl>
+  <dgm:styleLbl name="fgAcc3">
+    <dgm:scene3d>
+      <a:camera prst="orthographicFront"/>
+      <a:lightRig rig="threePt" dir="t"/>
+    </dgm:scene3d>
+    <dgm:sp3d/>
+    <dgm:txPr/>
+    <dgm:style>
+      <a:lnRef idx="1">
+        <a:scrgbClr r="0" g="0" b="0"/>
+      </a:lnRef>
+      <a:fillRef idx="1">
+        <a:scrgbClr r="0" g="0" b="0"/>
+      </a:fillRef>
+      <a:effectRef idx="0">
+        <a:scrgbClr r="0" g="0" b="0"/>
+      </a:effectRef>
+      <a:fontRef idx="minor"/>
+    </dgm:style>
+  </dgm:styleLbl>
+  <dgm:styleLbl name="fgAcc4">
+    <dgm:scene3d>
+      <a:camera prst="orthographicFront"/>
+      <a:lightRig rig="threePt" dir="t"/>
+    </dgm:scene3d>
+    <dgm:sp3d/>
+    <dgm:txPr/>
+    <dgm:style>
+      <a:lnRef idx="1">
+        <a:scrgbClr r="0" g="0" b="0"/>
+      </a:lnRef>
+      <a:fillRef idx="1">
+        <a:scrgbClr r="0" g="0" b="0"/>
+      </a:fillRef>
+      <a:effectRef idx="0">
+        <a:scrgbClr r="0" g="0" b="0"/>
+      </a:effectRef>
+      <a:fontRef idx="minor"/>
+    </dgm:style>
+  </dgm:styleLbl>
+  <dgm:styleLbl name="bgShp">
+    <dgm:scene3d>
+      <a:camera prst="orthographicFront"/>
+      <a:lightRig rig="threePt" dir="t"/>
+    </dgm:scene3d>
+    <dgm:sp3d/>
+    <dgm:txPr/>
+    <dgm:style>
+      <a:lnRef idx="0">
+        <a:scrgbClr r="0" g="0" b="0"/>
+      </a:lnRef>
+      <a:fillRef idx="1">
+        <a:scrgbClr r="0" g="0" b="0"/>
+      </a:fillRef>
+      <a:effectRef idx="1">
+        <a:scrgbClr r="0" g="0" b="0"/>
+      </a:effectRef>
+      <a:fontRef idx="minor"/>
+    </dgm:style>
+  </dgm:styleLbl>
+  <dgm:styleLbl name="dkBgShp">
+    <dgm:scene3d>
+      <a:camera prst="orthographicFront"/>
+      <a:lightRig rig="threePt" dir="t"/>
+    </dgm:scene3d>
+    <dgm:sp3d/>
+    <dgm:txPr/>
+    <dgm:style>
+      <a:lnRef idx="0">
+        <a:scrgbClr r="0" g="0" b="0"/>
+      </a:lnRef>
+      <a:fillRef idx="1">
+        <a:scrgbClr r="0" g="0" b="0"/>
+      </a:fillRef>
+      <a:effectRef idx="1">
+        <a:scrgbClr r="0" g="0" b="0"/>
+      </a:effectRef>
+      <a:fontRef idx="minor"/>
+    </dgm:style>
+  </dgm:styleLbl>
+  <dgm:styleLbl name="trBgShp">
+    <dgm:scene3d>
+      <a:camera prst="orthographicFront"/>
+      <a:lightRig rig="threePt" dir="t"/>
+    </dgm:scene3d>
+    <dgm:sp3d/>
+    <dgm:txPr/>
+    <dgm:style>
+      <a:lnRef idx="0">
+        <a:scrgbClr r="0" g="0" b="0"/>
+      </a:lnRef>
+      <a:fillRef idx="1">
+        <a:scrgbClr r="0" g="0" b="0"/>
+      </a:fillRef>
+      <a:effectRef idx="0">
+        <a:scrgbClr r="0" g="0" b="0"/>
+      </a:effectRef>
+      <a:fontRef idx="minor"/>
+    </dgm:style>
+  </dgm:styleLbl>
+  <dgm:styleLbl name="fgShp">
+    <dgm:scene3d>
+      <a:camera prst="orthographicFront"/>
+      <a:lightRig rig="flat" dir="t"/>
+    </dgm:scene3d>
+    <dgm:sp3d prstMaterial="dkEdge">
+      <a:bevelT w="8200" h="38100"/>
+    </dgm:sp3d>
+    <dgm:txPr/>
+    <dgm:style>
+      <a:lnRef idx="1">
+        <a:scrgbClr r="0" g="0" b="0"/>
+      </a:lnRef>
+      <a:fillRef idx="2">
+        <a:scrgbClr r="0" g="0" b="0"/>
+      </a:fillRef>
+      <a:effectRef idx="1">
+        <a:scrgbClr r="0" g="0" b="0"/>
+      </a:effectRef>
+      <a:fontRef idx="minor"/>
+    </dgm:style>
+  </dgm:styleLbl>
+  <dgm:styleLbl name="revTx">
+    <dgm:scene3d>
+      <a:camera prst="orthographicFront"/>
+      <a:lightRig rig="threePt" dir="t"/>
+    </dgm:scene3d>
+    <dgm:sp3d/>
+    <dgm:txPr/>
+    <dgm:style>
+      <a:lnRef idx="0">
+        <a:scrgbClr r="0" g="0" b="0"/>
+      </a:lnRef>
+      <a:fillRef idx="0">
+        <a:scrgbClr r="0" g="0" b="0"/>
+      </a:fillRef>
+      <a:effectRef idx="0">
+        <a:scrgbClr r="0" g="0" b="0"/>
+      </a:effectRef>
+      <a:fontRef idx="minor"/>
+    </dgm:style>
+  </dgm:styleLbl>
+</dgm:styleDef>
+</file>
+
 <file path=word/theme/theme1.xml><?xml version="1.0" encoding="utf-8"?>
 <a:theme xmlns:a="http://schemas.openxmlformats.org/drawingml/2006/main" name="Office Theme">
   <a:themeElements>

--- a/Final_Project_Carlos_Suelen.docx
+++ b/Final_Project_Carlos_Suelen.docx
@@ -57,7 +57,25 @@
           <w:sz w:val="28"/>
           <w:szCs w:val="28"/>
         </w:rPr>
-        <w:t>Carlos Daniel Ambrosio &amp; Suelen Rocha</w:t>
+        <w:t xml:space="preserve">Carlos Daniel Ambrosio &amp; </w:t>
+      </w:r>
+      <w:proofErr w:type="spellStart"/>
+      <w:r>
+        <w:rPr>
+          <w:rFonts w:ascii="Serif" w:hAnsi="Serif" w:cs="Arial"/>
+          <w:sz w:val="28"/>
+          <w:szCs w:val="28"/>
+        </w:rPr>
+        <w:t>Suelen</w:t>
+      </w:r>
+      <w:proofErr w:type="spellEnd"/>
+      <w:r>
+        <w:rPr>
+          <w:rFonts w:ascii="Serif" w:hAnsi="Serif" w:cs="Arial"/>
+          <w:sz w:val="28"/>
+          <w:szCs w:val="28"/>
+        </w:rPr>
+        <w:t xml:space="preserve"> Rocha</w:t>
       </w:r>
     </w:p>
     <w:p>
@@ -1035,7 +1053,21 @@
         <w:rPr>
           <w:rFonts w:ascii="Serif" w:hAnsi="Serif" w:cs="Arial"/>
         </w:rPr>
-        <w:t>Deforestation has become a major environmental issue worldwide, especially in the Amazon Rainforest, which is known as one of the world’s largest carbon sinks. This region has been significantly impacted by cattle farming, contributing to increased CO₂ emissions and land degradation. As Brazil is one of the world’s largest beef producers and exporters, the environmental impact of livestock production has attracted increasing attention from organisations, governments, and sustainability analysts.</w:t>
+        <w:t xml:space="preserve">Deforestation has become a major environmental issue worldwide, especially in the Amazon Rainforest, which is known as one of the world’s largest carbon sinks. This region has been significantly impacted by cattle farming, contributing to increased CO₂ emissions and land degradation. As Brazil is one of the world’s largest beef producers and exporters, the environmental impact of livestock production has attracted increasing attention from </w:t>
+      </w:r>
+      <w:proofErr w:type="spellStart"/>
+      <w:r>
+        <w:rPr>
+          <w:rFonts w:ascii="Serif" w:hAnsi="Serif" w:cs="Arial"/>
+        </w:rPr>
+        <w:t>organisations</w:t>
+      </w:r>
+      <w:proofErr w:type="spellEnd"/>
+      <w:r>
+        <w:rPr>
+          <w:rFonts w:ascii="Serif" w:hAnsi="Serif" w:cs="Arial"/>
+        </w:rPr>
+        <w:t>, governments, and sustainability analysts.</w:t>
       </w:r>
     </w:p>
     <w:p>
@@ -1049,7 +1081,21 @@
         <w:rPr>
           <w:rFonts w:ascii="Serif" w:hAnsi="Serif" w:cs="Arial"/>
         </w:rPr>
-        <w:t>This project aims to analyse the relationship between cattle farming, deforestation, and CO₂ emissions in the Amazon using Machine Learning techniques. Using the CRISP-DM framework, the project explored each stage of the process, starting with business understanding, followed by data understanding, data preparation, modelling, evaluation, and deployment.</w:t>
+        <w:t xml:space="preserve">This project aims to </w:t>
+      </w:r>
+      <w:proofErr w:type="spellStart"/>
+      <w:r>
+        <w:rPr>
+          <w:rFonts w:ascii="Serif" w:hAnsi="Serif" w:cs="Arial"/>
+        </w:rPr>
+        <w:t>analyse</w:t>
+      </w:r>
+      <w:proofErr w:type="spellEnd"/>
+      <w:r>
+        <w:rPr>
+          <w:rFonts w:ascii="Serif" w:hAnsi="Serif" w:cs="Arial"/>
+        </w:rPr>
+        <w:t xml:space="preserve"> the relationship between cattle farming, deforestation, and CO₂ emissions in the Amazon using Machine Learning techniques. Using the CRISP-DM framework, the project explored each stage of the process, starting with business understanding, followed by data understanding, data preparation, modelling, evaluation, and deployment.</w:t>
       </w:r>
     </w:p>
     <w:p>
@@ -1063,7 +1109,21 @@
         <w:rPr>
           <w:rFonts w:ascii="Serif" w:hAnsi="Serif" w:cs="Arial"/>
         </w:rPr>
-        <w:t>During the exploratory data analysis phase, the dataset was analysed using histograms, scatter plots, boxplots, and correlation analysis to better understand the distribution of the variables, identify outliers, examine relationships between features, and detect issues such as skewness and multicollinearity. The analysis showed that the dataset contains highly skewed distributions, extreme values, correlated variables, and missing data, which required careful preprocessing before modelling.</w:t>
+        <w:t xml:space="preserve">During the exploratory data analysis phase, the dataset was </w:t>
+      </w:r>
+      <w:proofErr w:type="spellStart"/>
+      <w:r>
+        <w:rPr>
+          <w:rFonts w:ascii="Serif" w:hAnsi="Serif" w:cs="Arial"/>
+        </w:rPr>
+        <w:t>analysed</w:t>
+      </w:r>
+      <w:proofErr w:type="spellEnd"/>
+      <w:r>
+        <w:rPr>
+          <w:rFonts w:ascii="Serif" w:hAnsi="Serif" w:cs="Arial"/>
+        </w:rPr>
+        <w:t xml:space="preserve"> using histograms, scatter plots, boxplots, and correlation analysis to better understand the distribution of the variables, identify outliers, examine relationships between features, and detect issues such as skewness and multicollinearity. The analysis showed that the dataset contains highly skewed distributions, extreme values, correlated variables, and missing data, which required careful preprocessing before modelling.</w:t>
       </w:r>
     </w:p>
     <w:p>
@@ -1097,7 +1157,21 @@
         <w:rPr>
           <w:rFonts w:ascii="Serif" w:hAnsi="Serif" w:cs="Arial"/>
         </w:rPr>
-        <w:t xml:space="preserve"> machine learning models were developed and compared: K-Nearest Neighbours Regressor (KNN), Random Forest Regressor, Partial Least Squares Regressor (PLS)</w:t>
+        <w:t xml:space="preserve"> machine learning models were developed and compared: K-Nearest </w:t>
+      </w:r>
+      <w:proofErr w:type="spellStart"/>
+      <w:r>
+        <w:rPr>
+          <w:rFonts w:ascii="Serif" w:hAnsi="Serif" w:cs="Arial"/>
+        </w:rPr>
+        <w:t>Neighbours</w:t>
+      </w:r>
+      <w:proofErr w:type="spellEnd"/>
+      <w:r>
+        <w:rPr>
+          <w:rFonts w:ascii="Serif" w:hAnsi="Serif" w:cs="Arial"/>
+        </w:rPr>
+        <w:t xml:space="preserve"> Regressor (KNN), Random Forest Regressor, Partial Least Squares Regressor (PLS)</w:t>
       </w:r>
       <w:r>
         <w:rPr>
@@ -1121,7 +1195,49 @@
         <w:rPr>
           <w:rFonts w:ascii="Serif" w:hAnsi="Serif" w:cs="Arial"/>
         </w:rPr>
-        <w:t>Different hyperparameters were tested using GridSearchCV, and the models were evaluated using metrics such as R² score, Mean Absolute Error (MAE), and cross-validation. Particular attention was given to how correlated features and preprocessing techniques affected model performance and generalisation.</w:t>
+        <w:t xml:space="preserve">Different hyperparameters were tested using </w:t>
+      </w:r>
+      <w:proofErr w:type="spellStart"/>
+      <w:r>
+        <w:rPr>
+          <w:rFonts w:ascii="Serif" w:hAnsi="Serif" w:cs="Arial"/>
+        </w:rPr>
+        <w:t>GridSearchCV</w:t>
+      </w:r>
+      <w:proofErr w:type="spellEnd"/>
+      <w:r>
+        <w:rPr>
+          <w:rFonts w:ascii="Serif" w:hAnsi="Serif" w:cs="Arial"/>
+        </w:rPr>
+        <w:t xml:space="preserve">, and the models were evaluated using metrics such as R² score, Mean Absolute Error (MAE), and cross-validation. </w:t>
+      </w:r>
+      <w:proofErr w:type="gramStart"/>
+      <w:r>
+        <w:rPr>
+          <w:rFonts w:ascii="Serif" w:hAnsi="Serif" w:cs="Arial"/>
+        </w:rPr>
+        <w:t>Particular attention</w:t>
+      </w:r>
+      <w:proofErr w:type="gramEnd"/>
+      <w:r>
+        <w:rPr>
+          <w:rFonts w:ascii="Serif" w:hAnsi="Serif" w:cs="Arial"/>
+        </w:rPr>
+        <w:t xml:space="preserve"> was given to how correlated features and preprocessing techniques affected model performance and </w:t>
+      </w:r>
+      <w:proofErr w:type="spellStart"/>
+      <w:r>
+        <w:rPr>
+          <w:rFonts w:ascii="Serif" w:hAnsi="Serif" w:cs="Arial"/>
+        </w:rPr>
+        <w:t>generalisation</w:t>
+      </w:r>
+      <w:proofErr w:type="spellEnd"/>
+      <w:r>
+        <w:rPr>
+          <w:rFonts w:ascii="Serif" w:hAnsi="Serif" w:cs="Arial"/>
+        </w:rPr>
+        <w:t>.</w:t>
       </w:r>
     </w:p>
     <w:p>
@@ -1261,7 +1377,21 @@
         <w:rPr>
           <w:rFonts w:ascii="Serif" w:hAnsi="Serif" w:cs="Arial"/>
         </w:rPr>
-        <w:t>This project aims to analyse livestock farming, Amazon deforestation, and CO</w:t>
+        <w:t xml:space="preserve">This project aims to </w:t>
+      </w:r>
+      <w:proofErr w:type="spellStart"/>
+      <w:r>
+        <w:rPr>
+          <w:rFonts w:ascii="Serif" w:hAnsi="Serif" w:cs="Arial"/>
+        </w:rPr>
+        <w:t>analyse</w:t>
+      </w:r>
+      <w:proofErr w:type="spellEnd"/>
+      <w:r>
+        <w:rPr>
+          <w:rFonts w:ascii="Serif" w:hAnsi="Serif" w:cs="Arial"/>
+        </w:rPr>
+        <w:t xml:space="preserve"> livestock farming, Amazon deforestation, and CO</w:t>
       </w:r>
       <w:r>
         <w:rPr>
@@ -1301,7 +1431,21 @@
         <w:rPr>
           <w:rFonts w:ascii="Serif" w:hAnsi="Serif" w:cs="Arial"/>
         </w:rPr>
-        <w:t>The Amazon Rainforest is the largest tropical forest and one of the most biodiverse ecosystems. It plays a vital role in absorbing around 200+ billion tons of carbon, regulating the climate, and maintaining global rainfall patterns. (WWF, 2024). Due to deforestation in the Amazon, driven by activities such as livestock farming, mining, and soy production, the region is experiencing significant carbon loss. In particular, meat production contributes heavily to this impact, leading to substantial CO</w:t>
+        <w:t xml:space="preserve">The Amazon Rainforest is the largest tropical forest and one of the most biodiverse ecosystems. It plays a vital role in absorbing around 200+ billion tons of carbon, regulating the climate, and maintaining global rainfall patterns. (WWF, 2024). Due to deforestation in the Amazon, driven by activities such as livestock farming, mining, and soy production, the region is experiencing significant carbon loss. </w:t>
+      </w:r>
+      <w:proofErr w:type="gramStart"/>
+      <w:r>
+        <w:rPr>
+          <w:rFonts w:ascii="Serif" w:hAnsi="Serif" w:cs="Arial"/>
+        </w:rPr>
+        <w:t>In particular, meat</w:t>
+      </w:r>
+      <w:proofErr w:type="gramEnd"/>
+      <w:r>
+        <w:rPr>
+          <w:rFonts w:ascii="Serif" w:hAnsi="Serif" w:cs="Arial"/>
+        </w:rPr>
+        <w:t xml:space="preserve"> production contributes heavily to this impact, leading to substantial CO</w:t>
       </w:r>
       <w:r>
         <w:rPr>
@@ -1396,7 +1540,21 @@
         <w:rPr>
           <w:rFonts w:ascii="Serif" w:hAnsi="Serif" w:cs="Arial"/>
         </w:rPr>
-        <w:t>Can predictive models help organisations anticipate environmental risks?</w:t>
+        <w:t xml:space="preserve">Can predictive models help </w:t>
+      </w:r>
+      <w:proofErr w:type="spellStart"/>
+      <w:r>
+        <w:rPr>
+          <w:rFonts w:ascii="Serif" w:hAnsi="Serif" w:cs="Arial"/>
+        </w:rPr>
+        <w:t>organisations</w:t>
+      </w:r>
+      <w:proofErr w:type="spellEnd"/>
+      <w:r>
+        <w:rPr>
+          <w:rFonts w:ascii="Serif" w:hAnsi="Serif" w:cs="Arial"/>
+        </w:rPr>
+        <w:t xml:space="preserve"> anticipate environmental risks?</w:t>
       </w:r>
     </w:p>
     <w:p>
@@ -1576,7 +1734,21 @@
         <w:rPr>
           <w:rFonts w:ascii="Serif" w:hAnsi="Serif" w:cs="Arial"/>
         </w:rPr>
-        <w:t>Data Understanding: Data collection from TerraBrasilis, TRASE, and INPE</w:t>
+        <w:t xml:space="preserve">Data Understanding: Data collection from </w:t>
+      </w:r>
+      <w:proofErr w:type="spellStart"/>
+      <w:r>
+        <w:rPr>
+          <w:rFonts w:ascii="Serif" w:hAnsi="Serif" w:cs="Arial"/>
+        </w:rPr>
+        <w:t>TerraBrasilis</w:t>
+      </w:r>
+      <w:proofErr w:type="spellEnd"/>
+      <w:r>
+        <w:rPr>
+          <w:rFonts w:ascii="Serif" w:hAnsi="Serif" w:cs="Arial"/>
+        </w:rPr>
+        <w:t>, TRASE, and INPE</w:t>
       </w:r>
     </w:p>
     <w:p>
@@ -1703,11 +1875,19 @@
           <w:rFonts w:ascii="Serif" w:hAnsi="Serif" w:cs="Arial"/>
         </w:rPr>
       </w:pPr>
-      <w:r>
-        <w:rPr>
-          <w:rFonts w:ascii="Serif" w:hAnsi="Serif" w:cs="Arial"/>
-        </w:rPr>
-        <w:t>Jupyter Notebook, Python</w:t>
+      <w:proofErr w:type="spellStart"/>
+      <w:r>
+        <w:rPr>
+          <w:rFonts w:ascii="Serif" w:hAnsi="Serif" w:cs="Arial"/>
+        </w:rPr>
+        <w:t>Jupyter</w:t>
+      </w:r>
+      <w:proofErr w:type="spellEnd"/>
+      <w:r>
+        <w:rPr>
+          <w:rFonts w:ascii="Serif" w:hAnsi="Serif" w:cs="Arial"/>
+        </w:rPr>
+        <w:t xml:space="preserve"> Notebook, Python</w:t>
       </w:r>
     </w:p>
     <w:p>
@@ -1738,7 +1918,35 @@
         <w:rPr>
           <w:rFonts w:ascii="Serif" w:hAnsi="Serif" w:cs="Arial"/>
         </w:rPr>
-        <w:t>, seaborn, plotly, geopandas)</w:t>
+        <w:t xml:space="preserve">, seaborn, </w:t>
+      </w:r>
+      <w:proofErr w:type="spellStart"/>
+      <w:r>
+        <w:rPr>
+          <w:rFonts w:ascii="Serif" w:hAnsi="Serif" w:cs="Arial"/>
+        </w:rPr>
+        <w:t>plotly</w:t>
+      </w:r>
+      <w:proofErr w:type="spellEnd"/>
+      <w:r>
+        <w:rPr>
+          <w:rFonts w:ascii="Serif" w:hAnsi="Serif" w:cs="Arial"/>
+        </w:rPr>
+        <w:t xml:space="preserve">, </w:t>
+      </w:r>
+      <w:proofErr w:type="spellStart"/>
+      <w:r>
+        <w:rPr>
+          <w:rFonts w:ascii="Serif" w:hAnsi="Serif" w:cs="Arial"/>
+        </w:rPr>
+        <w:t>geopandas</w:t>
+      </w:r>
+      <w:proofErr w:type="spellEnd"/>
+      <w:r>
+        <w:rPr>
+          <w:rFonts w:ascii="Serif" w:hAnsi="Serif" w:cs="Arial"/>
+        </w:rPr>
+        <w:t>)</w:t>
       </w:r>
     </w:p>
     <w:p>
@@ -1760,12 +1968,14 @@
         </w:rPr>
         <w:t xml:space="preserve">Machine Learning (Linear Regression, K-Nearest </w:t>
       </w:r>
+      <w:proofErr w:type="spellStart"/>
       <w:r>
         <w:rPr>
           <w:rFonts w:ascii="Serif" w:hAnsi="Serif" w:cs="Arial"/>
         </w:rPr>
         <w:t>Neighbour</w:t>
       </w:r>
+      <w:proofErr w:type="spellEnd"/>
       <w:r>
         <w:rPr>
           <w:rFonts w:ascii="Serif" w:hAnsi="Serif" w:cs="Arial"/>
@@ -1868,7 +2078,21 @@
         <w:rPr>
           <w:rFonts w:ascii="Serif" w:hAnsi="Serif" w:cs="Arial"/>
         </w:rPr>
-        <w:t xml:space="preserve"> useful insights for policymakers, ESG analysts, and organisations, </w:t>
+        <w:t xml:space="preserve"> useful insights for policymakers, ESG analysts, and </w:t>
+      </w:r>
+      <w:proofErr w:type="spellStart"/>
+      <w:r>
+        <w:rPr>
+          <w:rFonts w:ascii="Serif" w:hAnsi="Serif" w:cs="Arial"/>
+        </w:rPr>
+        <w:t>organisations</w:t>
+      </w:r>
+      <w:proofErr w:type="spellEnd"/>
+      <w:r>
+        <w:rPr>
+          <w:rFonts w:ascii="Serif" w:hAnsi="Serif" w:cs="Arial"/>
+        </w:rPr>
+        <w:t xml:space="preserve">, </w:t>
       </w:r>
       <w:r>
         <w:rPr>
@@ -1984,14 +2208,70 @@
         <w:rPr>
           <w:rFonts w:ascii="Serif" w:hAnsi="Serif" w:cs="Arial"/>
         </w:rPr>
-        <w:t xml:space="preserve"> emissions linked to cattle-driven deforestation. By analysing these emissions, the system helps organisations understand risks and make more informed decisions about their supply chains and sustainability strategies. This solution would help organisations identify risks earlier, stay aligned with regulations and market expectations, and avoid penalties or trade restrictions while protecting their reputation. Businesses can improve sustainability </w:t>
+        <w:t xml:space="preserve"> emissions linked to cattle-driven deforestation. By </w:t>
+      </w:r>
+      <w:proofErr w:type="spellStart"/>
+      <w:r>
+        <w:rPr>
+          <w:rFonts w:ascii="Serif" w:hAnsi="Serif" w:cs="Arial"/>
+        </w:rPr>
+        <w:t>analysing</w:t>
+      </w:r>
+      <w:proofErr w:type="spellEnd"/>
+      <w:r>
+        <w:rPr>
+          <w:rFonts w:ascii="Serif" w:hAnsi="Serif" w:cs="Arial"/>
+        </w:rPr>
+        <w:t xml:space="preserve"> these emissions, the system helps </w:t>
+      </w:r>
+      <w:proofErr w:type="spellStart"/>
+      <w:r>
+        <w:rPr>
+          <w:rFonts w:ascii="Serif" w:hAnsi="Serif" w:cs="Arial"/>
+        </w:rPr>
+        <w:t>organisations</w:t>
+      </w:r>
+      <w:proofErr w:type="spellEnd"/>
+      <w:r>
+        <w:rPr>
+          <w:rFonts w:ascii="Serif" w:hAnsi="Serif" w:cs="Arial"/>
+        </w:rPr>
+        <w:t xml:space="preserve"> understand risks and make more informed decisions about their supply chains and sustainability strategies. This solution would help </w:t>
+      </w:r>
+      <w:proofErr w:type="spellStart"/>
+      <w:r>
+        <w:rPr>
+          <w:rFonts w:ascii="Serif" w:hAnsi="Serif" w:cs="Arial"/>
+        </w:rPr>
+        <w:t>organisations</w:t>
+      </w:r>
+      <w:proofErr w:type="spellEnd"/>
+      <w:r>
+        <w:rPr>
+          <w:rFonts w:ascii="Serif" w:hAnsi="Serif" w:cs="Arial"/>
+        </w:rPr>
+        <w:t xml:space="preserve"> identify risks earlier, stay aligned with regulations and market expectations, and avoid penalties or trade restrictions while protecting their reputation. Businesses can improve sustainability </w:t>
       </w:r>
       <w:r>
         <w:rPr>
           <w:rFonts w:ascii="Serif" w:hAnsi="Serif" w:cs="Arial"/>
         </w:rPr>
         <w:lastRenderedPageBreak/>
-        <w:t>reporting, demonstrate responsible practices to investors and regulators, and maintain access to international markets while reducing compliance costs. (Aljohani, 2023)</w:t>
+        <w:t>reporting, demonstrate responsible practices to investors and regulators, and maintain access to international markets while reducing compliance costs. (</w:t>
+      </w:r>
+      <w:proofErr w:type="spellStart"/>
+      <w:r>
+        <w:rPr>
+          <w:rFonts w:ascii="Serif" w:hAnsi="Serif" w:cs="Arial"/>
+        </w:rPr>
+        <w:t>Aljohani</w:t>
+      </w:r>
+      <w:proofErr w:type="spellEnd"/>
+      <w:r>
+        <w:rPr>
+          <w:rFonts w:ascii="Serif" w:hAnsi="Serif" w:cs="Arial"/>
+        </w:rPr>
+        <w:t>, 2023)</w:t>
       </w:r>
     </w:p>
     <w:p>
@@ -2056,7 +2336,21 @@
         <w:rPr>
           <w:rFonts w:ascii="Serif" w:hAnsi="Serif" w:cs="Arial"/>
         </w:rPr>
-        <w:t xml:space="preserve">developed by Carlos and Suelen using the </w:t>
+        <w:t xml:space="preserve">developed by Carlos and </w:t>
+      </w:r>
+      <w:proofErr w:type="spellStart"/>
+      <w:r>
+        <w:rPr>
+          <w:rFonts w:ascii="Serif" w:hAnsi="Serif" w:cs="Arial"/>
+        </w:rPr>
+        <w:t>Suelen</w:t>
+      </w:r>
+      <w:proofErr w:type="spellEnd"/>
+      <w:r>
+        <w:rPr>
+          <w:rFonts w:ascii="Serif" w:hAnsi="Serif" w:cs="Arial"/>
+        </w:rPr>
+        <w:t xml:space="preserve"> using the </w:t>
       </w:r>
       <w:r>
         <w:rPr>
@@ -2356,7 +2650,21 @@
         <w:rPr>
           <w:rFonts w:ascii="Serif" w:hAnsi="Serif" w:cs="Arial"/>
         </w:rPr>
-        <w:t>(IBGE, 2023). Within this population, around 30 million people live in the Amazon region, including approximately 1.5 million Indigenous people. These communities depend on the Amazon forest for food, medicine, shelter, and traditional economic activities such as fishing and agriculture. Indigenous populations lived in the Amazon before the Portuguese arrived in Brazil, developing a strong cultural and environmental connection with the forest. Due to this historical relationship, Indigenous communities play a role in environmental preservation and protection. (Guitarrara, 2022)</w:t>
+        <w:t>(IBGE, 2023). Within this population, around 30 million people live in the Amazon region, including approximately 1.5 million Indigenous people. These communities depend on the Amazon forest for food, medicine, shelter, and traditional economic activities such as fishing and agriculture. Indigenous populations lived in the Amazon before the Portuguese arrived in Brazil, developing a strong cultural and environmental connection with the forest. Due to this historical relationship, Indigenous communities play a role in environmental preservation and protection. (</w:t>
+      </w:r>
+      <w:proofErr w:type="spellStart"/>
+      <w:r>
+        <w:rPr>
+          <w:rFonts w:ascii="Serif" w:hAnsi="Serif" w:cs="Arial"/>
+        </w:rPr>
+        <w:t>Guitarrara</w:t>
+      </w:r>
+      <w:proofErr w:type="spellEnd"/>
+      <w:r>
+        <w:rPr>
+          <w:rFonts w:ascii="Serif" w:hAnsi="Serif" w:cs="Arial"/>
+        </w:rPr>
+        <w:t>, 2022)</w:t>
       </w:r>
     </w:p>
     <w:p>
@@ -2416,7 +2724,21 @@
         <w:rPr>
           <w:rFonts w:ascii="Serif" w:hAnsi="Serif" w:cs="Arial"/>
         </w:rPr>
-        <w:t>Drones (UAVs) are used by agencies like IBAMA and ICMBio to capture high-resolution images, detect illegal deforestation, and monitor fires. Bioacoustics sensors and camera traps help track wildlife and identify illegal activities, while artificial intelligence (AI) analyses satellite and drone data for faster and more accurate detection of deforestation and environmental threats. (WWF Brasil, 2024).</w:t>
+        <w:t xml:space="preserve">Drones (UAVs) are used by agencies like IBAMA and ICMBio to capture high-resolution images, detect illegal deforestation, and monitor fires. Bioacoustics sensors and camera traps help track wildlife and identify illegal activities, while artificial intelligence (AI) analyses satellite and drone data for faster and more accurate detection of deforestation and environmental threats. (WWF </w:t>
+      </w:r>
+      <w:proofErr w:type="spellStart"/>
+      <w:r>
+        <w:rPr>
+          <w:rFonts w:ascii="Serif" w:hAnsi="Serif" w:cs="Arial"/>
+        </w:rPr>
+        <w:t>Brasil</w:t>
+      </w:r>
+      <w:proofErr w:type="spellEnd"/>
+      <w:r>
+        <w:rPr>
+          <w:rFonts w:ascii="Serif" w:hAnsi="Serif" w:cs="Arial"/>
+        </w:rPr>
+        <w:t>, 2024).</w:t>
       </w:r>
     </w:p>
     <w:p>
@@ -2430,7 +2752,49 @@
         <w:rPr>
           <w:rFonts w:ascii="Serif" w:hAnsi="Serif" w:cs="Arial"/>
         </w:rPr>
-        <w:t>Blockchain technology improves supply chain transparency. The startup Btracer developed the Hope Green NFT to track trees and restoration projects, providing secure, real-time records of carbon sequestration and forest conservation efforts. (Observatório Blockchain, 2025). Blockchain also supports compliance with the EU Deforestation Regulation (EUDR) by verifying product origins and ensuring deforestation-free sourcing through immutable records. (Astrakode, 2024)</w:t>
+        <w:t xml:space="preserve">Blockchain technology improves supply chain transparency. The startup </w:t>
+      </w:r>
+      <w:proofErr w:type="spellStart"/>
+      <w:r>
+        <w:rPr>
+          <w:rFonts w:ascii="Serif" w:hAnsi="Serif" w:cs="Arial"/>
+        </w:rPr>
+        <w:t>Btracer</w:t>
+      </w:r>
+      <w:proofErr w:type="spellEnd"/>
+      <w:r>
+        <w:rPr>
+          <w:rFonts w:ascii="Serif" w:hAnsi="Serif" w:cs="Arial"/>
+        </w:rPr>
+        <w:t xml:space="preserve"> developed the Hope Green NFT to track trees and restoration projects, providing secure, real-time records of carbon sequestration and forest conservation efforts. (</w:t>
+      </w:r>
+      <w:proofErr w:type="spellStart"/>
+      <w:r>
+        <w:rPr>
+          <w:rFonts w:ascii="Serif" w:hAnsi="Serif" w:cs="Arial"/>
+        </w:rPr>
+        <w:t>Observatório</w:t>
+      </w:r>
+      <w:proofErr w:type="spellEnd"/>
+      <w:r>
+        <w:rPr>
+          <w:rFonts w:ascii="Serif" w:hAnsi="Serif" w:cs="Arial"/>
+        </w:rPr>
+        <w:t xml:space="preserve"> Blockchain, 2025). Blockchain also supports compliance with the EU Deforestation Regulation (EUDR) by verifying product origins and ensuring deforestation-free sourcing through immutable records. (</w:t>
+      </w:r>
+      <w:proofErr w:type="spellStart"/>
+      <w:r>
+        <w:rPr>
+          <w:rFonts w:ascii="Serif" w:hAnsi="Serif" w:cs="Arial"/>
+        </w:rPr>
+        <w:t>Astrakode</w:t>
+      </w:r>
+      <w:proofErr w:type="spellEnd"/>
+      <w:r>
+        <w:rPr>
+          <w:rFonts w:ascii="Serif" w:hAnsi="Serif" w:cs="Arial"/>
+        </w:rPr>
+        <w:t>, 2024)</w:t>
       </w:r>
     </w:p>
     <w:p>
@@ -2582,7 +2946,21 @@
         <w:rPr>
           <w:rFonts w:ascii="Serif" w:hAnsi="Serif" w:cs="Arial"/>
         </w:rPr>
-        <w:t xml:space="preserve">The datasets used are accurate and up-to-date </w:t>
+        <w:t xml:space="preserve">The datasets used are accurate and </w:t>
+      </w:r>
+      <w:proofErr w:type="gramStart"/>
+      <w:r>
+        <w:rPr>
+          <w:rFonts w:ascii="Serif" w:hAnsi="Serif" w:cs="Arial"/>
+        </w:rPr>
+        <w:t>up-to-date</w:t>
+      </w:r>
+      <w:proofErr w:type="gramEnd"/>
+      <w:r>
+        <w:rPr>
+          <w:rFonts w:ascii="Serif" w:hAnsi="Serif" w:cs="Arial"/>
+        </w:rPr>
+        <w:t xml:space="preserve"> </w:t>
       </w:r>
     </w:p>
     <w:p>
@@ -2822,7 +3200,21 @@
         <w:rPr>
           <w:rFonts w:ascii="Serif" w:hAnsi="Serif" w:cs="Arial"/>
         </w:rPr>
-        <w:t>: To address integration challenges, data preprocessing and standardisation techniques will be applied to ensure consistency across datasets.</w:t>
+        <w:t xml:space="preserve">: To address integration challenges, data preprocessing and </w:t>
+      </w:r>
+      <w:proofErr w:type="spellStart"/>
+      <w:r>
+        <w:rPr>
+          <w:rFonts w:ascii="Serif" w:hAnsi="Serif" w:cs="Arial"/>
+        </w:rPr>
+        <w:t>standardisation</w:t>
+      </w:r>
+      <w:proofErr w:type="spellEnd"/>
+      <w:r>
+        <w:rPr>
+          <w:rFonts w:ascii="Serif" w:hAnsi="Serif" w:cs="Arial"/>
+        </w:rPr>
+        <w:t xml:space="preserve"> techniques will be applied to ensure consistency across datasets.</w:t>
       </w:r>
     </w:p>
     <w:p>
@@ -2902,7 +3294,35 @@
         <w:rPr>
           <w:rFonts w:ascii="Serif" w:hAnsi="Serif" w:cs="Arial"/>
         </w:rPr>
-        <w:t>: The model will be considered successful if it minimises prediction error (loss), generalises well to unseen data, and captures key relationships between variables, resulting in accurate and reliable predictions of CO₂ emissions.</w:t>
+        <w:t xml:space="preserve">: The model will be considered successful if it </w:t>
+      </w:r>
+      <w:proofErr w:type="spellStart"/>
+      <w:r>
+        <w:rPr>
+          <w:rFonts w:ascii="Serif" w:hAnsi="Serif" w:cs="Arial"/>
+        </w:rPr>
+        <w:t>minimises</w:t>
+      </w:r>
+      <w:proofErr w:type="spellEnd"/>
+      <w:r>
+        <w:rPr>
+          <w:rFonts w:ascii="Serif" w:hAnsi="Serif" w:cs="Arial"/>
+        </w:rPr>
+        <w:t xml:space="preserve"> prediction error (loss), </w:t>
+      </w:r>
+      <w:proofErr w:type="spellStart"/>
+      <w:r>
+        <w:rPr>
+          <w:rFonts w:ascii="Serif" w:hAnsi="Serif" w:cs="Arial"/>
+        </w:rPr>
+        <w:t>generalises</w:t>
+      </w:r>
+      <w:proofErr w:type="spellEnd"/>
+      <w:r>
+        <w:rPr>
+          <w:rFonts w:ascii="Serif" w:hAnsi="Serif" w:cs="Arial"/>
+        </w:rPr>
+        <w:t xml:space="preserve"> well to unseen data, and captures key relationships between variables, resulting in accurate and reliable predictions of CO₂ emissions.</w:t>
       </w:r>
     </w:p>
     <w:p>
@@ -2922,6 +3342,7 @@
         </w:rPr>
       </w:pPr>
       <w:bookmarkStart w:id="21" w:name="_Toc229512929"/>
+      <w:proofErr w:type="gramStart"/>
       <w:r>
         <w:rPr>
           <w:rFonts w:ascii="Serif" w:hAnsi="Serif" w:cs="Arial"/>
@@ -2930,6 +3351,7 @@
         </w:rPr>
         <w:t>2 .</w:t>
       </w:r>
+      <w:proofErr w:type="gramEnd"/>
       <w:r>
         <w:rPr>
           <w:rFonts w:ascii="Serif" w:hAnsi="Serif" w:cs="Arial"/>
@@ -2960,7 +3382,63 @@
         <w:rPr>
           <w:rFonts w:ascii="Serif" w:hAnsi="Serif" w:cs="Arial"/>
         </w:rPr>
-        <w:t>To develop the model, three datasets were initially collected to explore the relationship between deforestation and CO₂ emissions. The data was obtained from publicly available sources, including TerraBrasilis for deforestation monitoring (TerraBrasilis, n.d.), TRASE for livestock production (zu Ermgassen et al., 2023), and INPE for CO₂ emissions data (Crispim and Bezerra, 2019). An exploratory data analysis (EDA) was conducted on all datasets; however, integrating them was not suitable for the scope of this project.</w:t>
+        <w:t xml:space="preserve">To develop the model, three datasets were initially collected to explore the relationship between deforestation and CO₂ emissions. The data was obtained from publicly available sources, including </w:t>
+      </w:r>
+      <w:proofErr w:type="spellStart"/>
+      <w:r>
+        <w:rPr>
+          <w:rFonts w:ascii="Serif" w:hAnsi="Serif" w:cs="Arial"/>
+        </w:rPr>
+        <w:t>TerraBrasilis</w:t>
+      </w:r>
+      <w:proofErr w:type="spellEnd"/>
+      <w:r>
+        <w:rPr>
+          <w:rFonts w:ascii="Serif" w:hAnsi="Serif" w:cs="Arial"/>
+        </w:rPr>
+        <w:t xml:space="preserve"> for deforestation monitoring (</w:t>
+      </w:r>
+      <w:proofErr w:type="spellStart"/>
+      <w:r>
+        <w:rPr>
+          <w:rFonts w:ascii="Serif" w:hAnsi="Serif" w:cs="Arial"/>
+        </w:rPr>
+        <w:t>TerraBrasilis</w:t>
+      </w:r>
+      <w:proofErr w:type="spellEnd"/>
+      <w:r>
+        <w:rPr>
+          <w:rFonts w:ascii="Serif" w:hAnsi="Serif" w:cs="Arial"/>
+        </w:rPr>
+        <w:t>, n.d.), TRASE for livestock production (</w:t>
+      </w:r>
+      <w:proofErr w:type="spellStart"/>
+      <w:r>
+        <w:rPr>
+          <w:rFonts w:ascii="Serif" w:hAnsi="Serif" w:cs="Arial"/>
+        </w:rPr>
+        <w:t>zu</w:t>
+      </w:r>
+      <w:proofErr w:type="spellEnd"/>
+      <w:r>
+        <w:rPr>
+          <w:rFonts w:ascii="Serif" w:hAnsi="Serif" w:cs="Arial"/>
+        </w:rPr>
+        <w:t xml:space="preserve"> </w:t>
+      </w:r>
+      <w:proofErr w:type="spellStart"/>
+      <w:r>
+        <w:rPr>
+          <w:rFonts w:ascii="Serif" w:hAnsi="Serif" w:cs="Arial"/>
+        </w:rPr>
+        <w:t>Ermgassen</w:t>
+      </w:r>
+      <w:proofErr w:type="spellEnd"/>
+      <w:r>
+        <w:rPr>
+          <w:rFonts w:ascii="Serif" w:hAnsi="Serif" w:cs="Arial"/>
+        </w:rPr>
+        <w:t xml:space="preserve"> et al., 2023), and INPE for CO₂ emissions data (Crispim and Bezerra, 2019). An exploratory data analysis (EDA) was conducted on all datasets; however, integrating them was not suitable for the scope of this project.</w:t>
       </w:r>
     </w:p>
     <w:p>
@@ -2989,6 +3467,7 @@
         </w:rPr>
         <w:t xml:space="preserve"> production. While the deforestation and CO₂ datasets provide aggregate values from multiple sources, they do not isolate emissions or deforestation caused by cattle-related activities. Including these variables would introduce noise and reduce the relevance of the model. In contrast, the </w:t>
       </w:r>
+      <w:proofErr w:type="spellStart"/>
       <w:r>
         <w:rPr>
           <w:rFonts w:ascii="Serif" w:hAnsi="Serif" w:cs="Arial"/>
@@ -3013,6 +3492,7 @@
         </w:rPr>
         <w:t>mazon</w:t>
       </w:r>
+      <w:proofErr w:type="spellEnd"/>
       <w:r>
         <w:rPr>
           <w:rFonts w:ascii="Serif" w:hAnsi="Serif" w:cs="Arial"/>
@@ -3063,6 +3543,7 @@
         </w:rPr>
         <w:t xml:space="preserve">- The </w:t>
       </w:r>
+      <w:proofErr w:type="spellStart"/>
       <w:r>
         <w:rPr>
           <w:rFonts w:ascii="Serif" w:hAnsi="Serif"/>
@@ -3071,6 +3552,7 @@
         </w:rPr>
         <w:t>beef_amazon</w:t>
       </w:r>
+      <w:proofErr w:type="spellEnd"/>
       <w:r>
         <w:rPr>
           <w:rFonts w:ascii="Serif" w:hAnsi="Serif"/>
@@ -3248,14 +3730,27 @@
                             <w:r>
                               <w:t xml:space="preserve">Figure </w:t>
                             </w:r>
-                            <w:fldSimple w:instr=" SEQ Figure \* ARABIC ">
-                              <w:r>
-                                <w:rPr>
-                                  <w:noProof/>
-                                </w:rPr>
-                                <w:t>1</w:t>
-                              </w:r>
-                            </w:fldSimple>
+                            <w:r>
+                              <w:fldChar w:fldCharType="begin"/>
+                            </w:r>
+                            <w:r>
+                              <w:instrText xml:space="preserve"> SEQ Figure \* ARABIC </w:instrText>
+                            </w:r>
+                            <w:r>
+                              <w:fldChar w:fldCharType="separate"/>
+                            </w:r>
+                            <w:r>
+                              <w:rPr>
+                                <w:noProof/>
+                              </w:rPr>
+                              <w:t>1</w:t>
+                            </w:r>
+                            <w:r>
+                              <w:rPr>
+                                <w:noProof/>
+                              </w:rPr>
+                              <w:fldChar w:fldCharType="end"/>
+                            </w:r>
                             <w:r>
                               <w:t>-</w:t>
                             </w:r>
@@ -3301,14 +3796,27 @@
                       <w:r>
                         <w:t xml:space="preserve">Figure </w:t>
                       </w:r>
-                      <w:fldSimple w:instr=" SEQ Figure \* ARABIC ">
-                        <w:r>
-                          <w:rPr>
-                            <w:noProof/>
-                          </w:rPr>
-                          <w:t>1</w:t>
-                        </w:r>
-                      </w:fldSimple>
+                      <w:r>
+                        <w:fldChar w:fldCharType="begin"/>
+                      </w:r>
+                      <w:r>
+                        <w:instrText xml:space="preserve"> SEQ Figure \* ARABIC </w:instrText>
+                      </w:r>
+                      <w:r>
+                        <w:fldChar w:fldCharType="separate"/>
+                      </w:r>
+                      <w:r>
+                        <w:rPr>
+                          <w:noProof/>
+                        </w:rPr>
+                        <w:t>1</w:t>
+                      </w:r>
+                      <w:r>
+                        <w:rPr>
+                          <w:noProof/>
+                        </w:rPr>
+                        <w:fldChar w:fldCharType="end"/>
+                      </w:r>
                       <w:r>
                         <w:t>-</w:t>
                       </w:r>
@@ -3376,14 +3884,25 @@
         </w:rPr>
         <w:t xml:space="preserve">The number of records in the </w:t>
       </w:r>
+      <w:proofErr w:type="spellStart"/>
       <w:r>
         <w:rPr>
           <w:rFonts w:ascii="Serif" w:hAnsi="Serif"/>
           <w:i/>
           <w:iCs/>
         </w:rPr>
-        <w:t>beef_amazon</w:t>
-      </w:r>
+        <w:t>beef_</w:t>
+      </w:r>
+      <w:proofErr w:type="gramStart"/>
+      <w:r>
+        <w:rPr>
+          <w:rFonts w:ascii="Serif" w:hAnsi="Serif"/>
+          <w:i/>
+          <w:iCs/>
+        </w:rPr>
+        <w:t>amazon</w:t>
+      </w:r>
+      <w:proofErr w:type="spellEnd"/>
       <w:r>
         <w:rPr>
           <w:rFonts w:ascii="Serif" w:hAnsi="Serif"/>
@@ -3400,7 +3919,14 @@
         <w:rPr>
           <w:rFonts w:ascii="Serif" w:hAnsi="Serif"/>
         </w:rPr>
-        <w:t>dataset is 839,727 rows and 26 columns.</w:t>
+        <w:t>dataset</w:t>
+      </w:r>
+      <w:proofErr w:type="gramEnd"/>
+      <w:r>
+        <w:rPr>
+          <w:rFonts w:ascii="Serif" w:hAnsi="Serif"/>
+        </w:rPr>
+        <w:t xml:space="preserve"> is 839,727 rows and 26 columns.</w:t>
       </w:r>
     </w:p>
     <w:p>
@@ -3548,14 +4074,27 @@
                             <w:r>
                               <w:t xml:space="preserve">Figure </w:t>
                             </w:r>
-                            <w:fldSimple w:instr=" SEQ Figure \* ARABIC ">
-                              <w:r>
-                                <w:rPr>
-                                  <w:noProof/>
-                                </w:rPr>
-                                <w:t>2</w:t>
-                              </w:r>
-                            </w:fldSimple>
+                            <w:r>
+                              <w:fldChar w:fldCharType="begin"/>
+                            </w:r>
+                            <w:r>
+                              <w:instrText xml:space="preserve"> SEQ Figure \* ARABIC </w:instrText>
+                            </w:r>
+                            <w:r>
+                              <w:fldChar w:fldCharType="separate"/>
+                            </w:r>
+                            <w:r>
+                              <w:rPr>
+                                <w:noProof/>
+                              </w:rPr>
+                              <w:t>2</w:t>
+                            </w:r>
+                            <w:r>
+                              <w:rPr>
+                                <w:noProof/>
+                              </w:rPr>
+                              <w:fldChar w:fldCharType="end"/>
+                            </w:r>
                             <w:r>
                               <w:t>-</w:t>
                             </w:r>
@@ -3598,14 +4137,27 @@
                       <w:r>
                         <w:t xml:space="preserve">Figure </w:t>
                       </w:r>
-                      <w:fldSimple w:instr=" SEQ Figure \* ARABIC ">
-                        <w:r>
-                          <w:rPr>
-                            <w:noProof/>
-                          </w:rPr>
-                          <w:t>2</w:t>
-                        </w:r>
-                      </w:fldSimple>
+                      <w:r>
+                        <w:fldChar w:fldCharType="begin"/>
+                      </w:r>
+                      <w:r>
+                        <w:instrText xml:space="preserve"> SEQ Figure \* ARABIC </w:instrText>
+                      </w:r>
+                      <w:r>
+                        <w:fldChar w:fldCharType="separate"/>
+                      </w:r>
+                      <w:r>
+                        <w:rPr>
+                          <w:noProof/>
+                        </w:rPr>
+                        <w:t>2</w:t>
+                      </w:r>
+                      <w:r>
+                        <w:rPr>
+                          <w:noProof/>
+                        </w:rPr>
+                        <w:fldChar w:fldCharType="end"/>
+                      </w:r>
                       <w:r>
                         <w:t>-</w:t>
                       </w:r>
@@ -3699,14 +4251,27 @@
                             <w:r>
                               <w:t xml:space="preserve">Figure </w:t>
                             </w:r>
-                            <w:fldSimple w:instr=" SEQ Figure \* ARABIC ">
-                              <w:r>
-                                <w:rPr>
-                                  <w:noProof/>
-                                </w:rPr>
-                                <w:t>3</w:t>
-                              </w:r>
-                            </w:fldSimple>
+                            <w:r>
+                              <w:fldChar w:fldCharType="begin"/>
+                            </w:r>
+                            <w:r>
+                              <w:instrText xml:space="preserve"> SEQ Figure \* ARABIC </w:instrText>
+                            </w:r>
+                            <w:r>
+                              <w:fldChar w:fldCharType="separate"/>
+                            </w:r>
+                            <w:r>
+                              <w:rPr>
+                                <w:noProof/>
+                              </w:rPr>
+                              <w:t>3</w:t>
+                            </w:r>
+                            <w:r>
+                              <w:rPr>
+                                <w:noProof/>
+                              </w:rPr>
+                              <w:fldChar w:fldCharType="end"/>
+                            </w:r>
                             <w:r>
                               <w:t>-</w:t>
                             </w:r>
@@ -3747,14 +4312,27 @@
                       <w:r>
                         <w:t xml:space="preserve">Figure </w:t>
                       </w:r>
-                      <w:fldSimple w:instr=" SEQ Figure \* ARABIC ">
-                        <w:r>
-                          <w:rPr>
-                            <w:noProof/>
-                          </w:rPr>
-                          <w:t>3</w:t>
-                        </w:r>
-                      </w:fldSimple>
+                      <w:r>
+                        <w:fldChar w:fldCharType="begin"/>
+                      </w:r>
+                      <w:r>
+                        <w:instrText xml:space="preserve"> SEQ Figure \* ARABIC </w:instrText>
+                      </w:r>
+                      <w:r>
+                        <w:fldChar w:fldCharType="separate"/>
+                      </w:r>
+                      <w:r>
+                        <w:rPr>
+                          <w:noProof/>
+                        </w:rPr>
+                        <w:t>3</w:t>
+                      </w:r>
+                      <w:r>
+                        <w:rPr>
+                          <w:noProof/>
+                        </w:rPr>
+                        <w:fldChar w:fldCharType="end"/>
+                      </w:r>
                       <w:r>
                         <w:t>-</w:t>
                       </w:r>
@@ -3846,6 +4424,7 @@
         </w:rPr>
         <w:t xml:space="preserve">The </w:t>
       </w:r>
+      <w:proofErr w:type="spellStart"/>
       <w:r>
         <w:rPr>
           <w:rFonts w:ascii="Serif" w:hAnsi="Serif"/>
@@ -3854,6 +4433,7 @@
         </w:rPr>
         <w:t>beef_amazon</w:t>
       </w:r>
+      <w:proofErr w:type="spellEnd"/>
       <w:r>
         <w:rPr>
           <w:rFonts w:ascii="Serif" w:hAnsi="Serif"/>
@@ -3910,13 +4490,23 @@
         </w:rPr>
         <w:t xml:space="preserve">Other surface features of the </w:t>
       </w:r>
+      <w:proofErr w:type="spellStart"/>
       <w:r>
         <w:rPr>
           <w:rFonts w:ascii="Serif" w:hAnsi="Serif"/>
           <w:i/>
           <w:iCs/>
         </w:rPr>
-        <w:t xml:space="preserve">beef_amazon </w:t>
+        <w:t>beef_amazon</w:t>
+      </w:r>
+      <w:proofErr w:type="spellEnd"/>
+      <w:r>
+        <w:rPr>
+          <w:rFonts w:ascii="Serif" w:hAnsi="Serif"/>
+          <w:i/>
+          <w:iCs/>
+        </w:rPr>
+        <w:t xml:space="preserve"> </w:t>
       </w:r>
       <w:r>
         <w:rPr>
@@ -4024,19 +4614,40 @@
                             <w:r>
                               <w:t xml:space="preserve">Figure </w:t>
                             </w:r>
-                            <w:fldSimple w:instr=" SEQ Figure \* ARABIC ">
-                              <w:r>
-                                <w:rPr>
-                                  <w:noProof/>
-                                </w:rPr>
-                                <w:t>4</w:t>
-                              </w:r>
-                            </w:fldSimple>
+                            <w:r>
+                              <w:fldChar w:fldCharType="begin"/>
+                            </w:r>
+                            <w:r>
+                              <w:instrText xml:space="preserve"> SEQ Figure \* ARABIC </w:instrText>
+                            </w:r>
+                            <w:r>
+                              <w:fldChar w:fldCharType="separate"/>
+                            </w:r>
+                            <w:r>
+                              <w:rPr>
+                                <w:noProof/>
+                              </w:rPr>
+                              <w:t>4</w:t>
+                            </w:r>
+                            <w:r>
+                              <w:rPr>
+                                <w:noProof/>
+                              </w:rPr>
+                              <w:fldChar w:fldCharType="end"/>
+                            </w:r>
                             <w:r>
                               <w:t>-</w:t>
                             </w:r>
                             <w:r>
-                              <w:t>Histograms showing the distribution of numerical variables in the beef_amazon dataset.</w:t>
+                              <w:t xml:space="preserve">Histograms showing the distribution of numerical variables in the </w:t>
+                            </w:r>
+                            <w:proofErr w:type="spellStart"/>
+                            <w:r>
+                              <w:t>beef_amazon</w:t>
+                            </w:r>
+                            <w:proofErr w:type="spellEnd"/>
+                            <w:r>
+                              <w:t xml:space="preserve"> dataset.</w:t>
                             </w:r>
                             <w:bookmarkEnd w:id="32"/>
                           </w:p>
@@ -4071,19 +4682,40 @@
                       <w:r>
                         <w:t xml:space="preserve">Figure </w:t>
                       </w:r>
-                      <w:fldSimple w:instr=" SEQ Figure \* ARABIC ">
-                        <w:r>
-                          <w:rPr>
-                            <w:noProof/>
-                          </w:rPr>
-                          <w:t>4</w:t>
-                        </w:r>
-                      </w:fldSimple>
+                      <w:r>
+                        <w:fldChar w:fldCharType="begin"/>
+                      </w:r>
+                      <w:r>
+                        <w:instrText xml:space="preserve"> SEQ Figure \* ARABIC </w:instrText>
+                      </w:r>
+                      <w:r>
+                        <w:fldChar w:fldCharType="separate"/>
+                      </w:r>
+                      <w:r>
+                        <w:rPr>
+                          <w:noProof/>
+                        </w:rPr>
+                        <w:t>4</w:t>
+                      </w:r>
+                      <w:r>
+                        <w:rPr>
+                          <w:noProof/>
+                        </w:rPr>
+                        <w:fldChar w:fldCharType="end"/>
+                      </w:r>
                       <w:r>
                         <w:t>-</w:t>
                       </w:r>
                       <w:r>
-                        <w:t>Histograms showing the distribution of numerical variables in the beef_amazon dataset.</w:t>
+                        <w:t xml:space="preserve">Histograms showing the distribution of numerical variables in the </w:t>
+                      </w:r>
+                      <w:proofErr w:type="spellStart"/>
+                      <w:r>
+                        <w:t>beef_amazon</w:t>
+                      </w:r>
+                      <w:proofErr w:type="spellEnd"/>
+                      <w:r>
+                        <w:t xml:space="preserve"> dataset.</w:t>
                       </w:r>
                       <w:bookmarkEnd w:id="33"/>
                     </w:p>
@@ -4190,7 +4822,21 @@
         <w:rPr>
           <w:rFonts w:ascii="Serif" w:hAnsi="Serif"/>
         </w:rPr>
-        <w:t xml:space="preserve">Histograms were used to examine the distribution of numerical variables in the beef_amazon dataset. Most variables, including CO₂ emissions, cattle deforestation, land use, and FOB values, exhibit strong right-skewness, with most observations concentrated at lower values and a long tail extending toward higher values. </w:t>
+        <w:t xml:space="preserve">Histograms were used to examine the distribution of numerical variables in the </w:t>
+      </w:r>
+      <w:proofErr w:type="spellStart"/>
+      <w:r>
+        <w:rPr>
+          <w:rFonts w:ascii="Serif" w:hAnsi="Serif"/>
+        </w:rPr>
+        <w:t>beef_amazon</w:t>
+      </w:r>
+      <w:proofErr w:type="spellEnd"/>
+      <w:r>
+        <w:rPr>
+          <w:rFonts w:ascii="Serif" w:hAnsi="Serif"/>
+        </w:rPr>
+        <w:t xml:space="preserve"> dataset. Most variables, including CO₂ emissions, cattle deforestation, land use, and FOB values, exhibit strong right-skewness, with most observations concentrated at lower values and a long tail extending toward higher values. </w:t>
       </w:r>
       <w:r>
         <w:rPr>
@@ -4216,7 +4862,49 @@
         <w:rPr>
           <w:rFonts w:ascii="Serif" w:hAnsi="Serif"/>
         </w:rPr>
-        <w:t>The year variable shows a more distributed pattern across different years, while volume contains most observations between 0.5 and 1. In contrast, variables such as cattle_deforestation, co2 gross, co2 net, land_use, and fob are highly right-skewed, with most values concentrated near zero and a smaller number of higher values. Overall, these patterns indicate significant skewness within the dataset, which should be considered during preprocessing and modelling.</w:t>
+        <w:t xml:space="preserve">The year variable shows a more distributed pattern across different years, while volume contains most observations between 0.5 and 1. In contrast, variables such as </w:t>
+      </w:r>
+      <w:proofErr w:type="spellStart"/>
+      <w:r>
+        <w:rPr>
+          <w:rFonts w:ascii="Serif" w:hAnsi="Serif"/>
+        </w:rPr>
+        <w:t>cattle_deforestation</w:t>
+      </w:r>
+      <w:proofErr w:type="spellEnd"/>
+      <w:r>
+        <w:rPr>
+          <w:rFonts w:ascii="Serif" w:hAnsi="Serif"/>
+        </w:rPr>
+        <w:t xml:space="preserve">, co2 gross, co2 net, </w:t>
+      </w:r>
+      <w:proofErr w:type="spellStart"/>
+      <w:r>
+        <w:rPr>
+          <w:rFonts w:ascii="Serif" w:hAnsi="Serif"/>
+        </w:rPr>
+        <w:t>land_use</w:t>
+      </w:r>
+      <w:proofErr w:type="spellEnd"/>
+      <w:r>
+        <w:rPr>
+          <w:rFonts w:ascii="Serif" w:hAnsi="Serif"/>
+        </w:rPr>
+        <w:t xml:space="preserve">, and fob are highly </w:t>
+      </w:r>
+      <w:proofErr w:type="gramStart"/>
+      <w:r>
+        <w:rPr>
+          <w:rFonts w:ascii="Serif" w:hAnsi="Serif"/>
+        </w:rPr>
+        <w:t>right-skewed</w:t>
+      </w:r>
+      <w:proofErr w:type="gramEnd"/>
+      <w:r>
+        <w:rPr>
+          <w:rFonts w:ascii="Serif" w:hAnsi="Serif"/>
+        </w:rPr>
+        <w:t>, with most values concentrated near zero and a smaller number of higher values. Overall, these patterns indicate significant skewness within the dataset, which should be considered during preprocessing and modelling.</w:t>
       </w:r>
     </w:p>
     <w:p>
@@ -4274,8 +4962,23 @@
         <w:rPr>
           <w:rFonts w:ascii="Serif" w:hAnsi="Serif"/>
         </w:rPr>
-        <w:t xml:space="preserve">Boxplots were used to analyse the spread of numeric variables in the </w:t>
-      </w:r>
+        <w:t xml:space="preserve">Boxplots were used to </w:t>
+      </w:r>
+      <w:proofErr w:type="spellStart"/>
+      <w:r>
+        <w:rPr>
+          <w:rFonts w:ascii="Serif" w:hAnsi="Serif"/>
+        </w:rPr>
+        <w:t>analyse</w:t>
+      </w:r>
+      <w:proofErr w:type="spellEnd"/>
+      <w:r>
+        <w:rPr>
+          <w:rFonts w:ascii="Serif" w:hAnsi="Serif"/>
+        </w:rPr>
+        <w:t xml:space="preserve"> the spread of numeric variables in the </w:t>
+      </w:r>
+      <w:proofErr w:type="spellStart"/>
       <w:r>
         <w:rPr>
           <w:rFonts w:ascii="Serif" w:hAnsi="Serif"/>
@@ -4284,6 +4987,7 @@
         </w:rPr>
         <w:t>beef_amazon</w:t>
       </w:r>
+      <w:proofErr w:type="spellEnd"/>
       <w:r>
         <w:rPr>
           <w:rFonts w:ascii="Serif" w:hAnsi="Serif"/>
@@ -4363,14 +5067,27 @@
                             <w:r>
                               <w:t xml:space="preserve">Figure </w:t>
                             </w:r>
-                            <w:fldSimple w:instr=" SEQ Figure \* ARABIC ">
-                              <w:r>
-                                <w:rPr>
-                                  <w:noProof/>
-                                </w:rPr>
-                                <w:t>5</w:t>
-                              </w:r>
-                            </w:fldSimple>
+                            <w:r>
+                              <w:fldChar w:fldCharType="begin"/>
+                            </w:r>
+                            <w:r>
+                              <w:instrText xml:space="preserve"> SEQ Figure \* ARABIC </w:instrText>
+                            </w:r>
+                            <w:r>
+                              <w:fldChar w:fldCharType="separate"/>
+                            </w:r>
+                            <w:r>
+                              <w:rPr>
+                                <w:noProof/>
+                              </w:rPr>
+                              <w:t>5</w:t>
+                            </w:r>
+                            <w:r>
+                              <w:rPr>
+                                <w:noProof/>
+                              </w:rPr>
+                              <w:fldChar w:fldCharType="end"/>
+                            </w:r>
                             <w:r>
                               <w:t>-</w:t>
                             </w:r>
@@ -4410,14 +5127,27 @@
                       <w:r>
                         <w:t xml:space="preserve">Figure </w:t>
                       </w:r>
-                      <w:fldSimple w:instr=" SEQ Figure \* ARABIC ">
-                        <w:r>
-                          <w:rPr>
-                            <w:noProof/>
-                          </w:rPr>
-                          <w:t>5</w:t>
-                        </w:r>
-                      </w:fldSimple>
+                      <w:r>
+                        <w:fldChar w:fldCharType="begin"/>
+                      </w:r>
+                      <w:r>
+                        <w:instrText xml:space="preserve"> SEQ Figure \* ARABIC </w:instrText>
+                      </w:r>
+                      <w:r>
+                        <w:fldChar w:fldCharType="separate"/>
+                      </w:r>
+                      <w:r>
+                        <w:rPr>
+                          <w:noProof/>
+                        </w:rPr>
+                        <w:t>5</w:t>
+                      </w:r>
+                      <w:r>
+                        <w:rPr>
+                          <w:noProof/>
+                        </w:rPr>
+                        <w:fldChar w:fldCharType="end"/>
+                      </w:r>
                       <w:r>
                         <w:t>-</w:t>
                       </w:r>
@@ -4666,14 +5396,27 @@
                             <w:r>
                               <w:t xml:space="preserve">Figure </w:t>
                             </w:r>
-                            <w:fldSimple w:instr=" SEQ Figure \* ARABIC ">
-                              <w:r>
-                                <w:rPr>
-                                  <w:noProof/>
-                                </w:rPr>
-                                <w:t>6</w:t>
-                              </w:r>
-                            </w:fldSimple>
+                            <w:r>
+                              <w:fldChar w:fldCharType="begin"/>
+                            </w:r>
+                            <w:r>
+                              <w:instrText xml:space="preserve"> SEQ Figure \* ARABIC </w:instrText>
+                            </w:r>
+                            <w:r>
+                              <w:fldChar w:fldCharType="separate"/>
+                            </w:r>
+                            <w:r>
+                              <w:rPr>
+                                <w:noProof/>
+                              </w:rPr>
+                              <w:t>6</w:t>
+                            </w:r>
+                            <w:r>
+                              <w:rPr>
+                                <w:noProof/>
+                              </w:rPr>
+                              <w:fldChar w:fldCharType="end"/>
+                            </w:r>
                             <w:r>
                               <w:t>-</w:t>
                             </w:r>
@@ -4714,14 +5457,27 @@
                       <w:r>
                         <w:t xml:space="preserve">Figure </w:t>
                       </w:r>
-                      <w:fldSimple w:instr=" SEQ Figure \* ARABIC ">
-                        <w:r>
-                          <w:rPr>
-                            <w:noProof/>
-                          </w:rPr>
-                          <w:t>6</w:t>
-                        </w:r>
-                      </w:fldSimple>
+                      <w:r>
+                        <w:fldChar w:fldCharType="begin"/>
+                      </w:r>
+                      <w:r>
+                        <w:instrText xml:space="preserve"> SEQ Figure \* ARABIC </w:instrText>
+                      </w:r>
+                      <w:r>
+                        <w:fldChar w:fldCharType="separate"/>
+                      </w:r>
+                      <w:r>
+                        <w:rPr>
+                          <w:noProof/>
+                        </w:rPr>
+                        <w:t>6</w:t>
+                      </w:r>
+                      <w:r>
+                        <w:rPr>
+                          <w:noProof/>
+                        </w:rPr>
+                        <w:fldChar w:fldCharType="end"/>
+                      </w:r>
                       <w:r>
                         <w:t>-</w:t>
                       </w:r>
@@ -4976,8 +5732,23 @@
         <w:rPr>
           <w:rFonts w:ascii="Serif" w:hAnsi="Serif"/>
         </w:rPr>
-        <w:t xml:space="preserve">Simple aggregations were used to analyse trends over time in the </w:t>
-      </w:r>
+        <w:t xml:space="preserve">Simple aggregations were used to </w:t>
+      </w:r>
+      <w:proofErr w:type="spellStart"/>
+      <w:r>
+        <w:rPr>
+          <w:rFonts w:ascii="Serif" w:hAnsi="Serif"/>
+        </w:rPr>
+        <w:t>analyse</w:t>
+      </w:r>
+      <w:proofErr w:type="spellEnd"/>
+      <w:r>
+        <w:rPr>
+          <w:rFonts w:ascii="Serif" w:hAnsi="Serif"/>
+        </w:rPr>
+        <w:t xml:space="preserve"> trends over time in the </w:t>
+      </w:r>
+      <w:proofErr w:type="spellStart"/>
       <w:r>
         <w:rPr>
           <w:rFonts w:ascii="Serif" w:hAnsi="Serif"/>
@@ -5002,6 +5773,7 @@
         </w:rPr>
         <w:t>mazon</w:t>
       </w:r>
+      <w:proofErr w:type="spellEnd"/>
       <w:r>
         <w:rPr>
           <w:rFonts w:ascii="Serif" w:hAnsi="Serif"/>
@@ -5076,14 +5848,27 @@
                             <w:r>
                               <w:t xml:space="preserve">Figure </w:t>
                             </w:r>
-                            <w:fldSimple w:instr=" SEQ Figure \* ARABIC ">
-                              <w:r>
-                                <w:rPr>
-                                  <w:noProof/>
-                                </w:rPr>
-                                <w:t>7</w:t>
-                              </w:r>
-                            </w:fldSimple>
+                            <w:r>
+                              <w:fldChar w:fldCharType="begin"/>
+                            </w:r>
+                            <w:r>
+                              <w:instrText xml:space="preserve"> SEQ Figure \* ARABIC </w:instrText>
+                            </w:r>
+                            <w:r>
+                              <w:fldChar w:fldCharType="separate"/>
+                            </w:r>
+                            <w:r>
+                              <w:rPr>
+                                <w:noProof/>
+                              </w:rPr>
+                              <w:t>7</w:t>
+                            </w:r>
+                            <w:r>
+                              <w:rPr>
+                                <w:noProof/>
+                              </w:rPr>
+                              <w:fldChar w:fldCharType="end"/>
+                            </w:r>
                             <w:r>
                               <w:t>-</w:t>
                             </w:r>
@@ -5124,14 +5909,27 @@
                       <w:r>
                         <w:t xml:space="preserve">Figure </w:t>
                       </w:r>
-                      <w:fldSimple w:instr=" SEQ Figure \* ARABIC ">
-                        <w:r>
-                          <w:rPr>
-                            <w:noProof/>
-                          </w:rPr>
-                          <w:t>7</w:t>
-                        </w:r>
-                      </w:fldSimple>
+                      <w:r>
+                        <w:fldChar w:fldCharType="begin"/>
+                      </w:r>
+                      <w:r>
+                        <w:instrText xml:space="preserve"> SEQ Figure \* ARABIC </w:instrText>
+                      </w:r>
+                      <w:r>
+                        <w:fldChar w:fldCharType="separate"/>
+                      </w:r>
+                      <w:r>
+                        <w:rPr>
+                          <w:noProof/>
+                        </w:rPr>
+                        <w:t>7</w:t>
+                      </w:r>
+                      <w:r>
+                        <w:rPr>
+                          <w:noProof/>
+                        </w:rPr>
+                        <w:fldChar w:fldCharType="end"/>
+                      </w:r>
                       <w:r>
                         <w:t>-</w:t>
                       </w:r>
@@ -5705,7 +6503,21 @@
         <w:rPr>
           <w:rFonts w:ascii="Serif" w:hAnsi="Serif"/>
         </w:rPr>
-        <w:t>For the data cleaning phase, three different techniques were applied to handle missing values in order to evaluate which approach would be most suitable for the model. In addition, invalid entries were identified and corrected, unnecessary columns were removed, and label encoding was implemented. The following approaches were considered:</w:t>
+        <w:t xml:space="preserve">For the data cleaning phase, three different techniques were applied to handle missing values </w:t>
+      </w:r>
+      <w:proofErr w:type="gramStart"/>
+      <w:r>
+        <w:rPr>
+          <w:rFonts w:ascii="Serif" w:hAnsi="Serif"/>
+        </w:rPr>
+        <w:t>in order to</w:t>
+      </w:r>
+      <w:proofErr w:type="gramEnd"/>
+      <w:r>
+        <w:rPr>
+          <w:rFonts w:ascii="Serif" w:hAnsi="Serif"/>
+        </w:rPr>
+        <w:t xml:space="preserve"> evaluate which approach would be most suitable for the model. In addition, invalid entries were identified and corrected, unnecessary columns were removed, and label encoding was implemented. The following approaches were considered:</w:t>
       </w:r>
     </w:p>
     <w:p>
@@ -5807,14 +6619,27 @@
                             <w:r>
                               <w:t xml:space="preserve">Figure </w:t>
                             </w:r>
-                            <w:fldSimple w:instr=" SEQ Figure \* ARABIC ">
-                              <w:r>
-                                <w:rPr>
-                                  <w:noProof/>
-                                </w:rPr>
-                                <w:t>8</w:t>
-                              </w:r>
-                            </w:fldSimple>
+                            <w:r>
+                              <w:fldChar w:fldCharType="begin"/>
+                            </w:r>
+                            <w:r>
+                              <w:instrText xml:space="preserve"> SEQ Figure \* ARABIC </w:instrText>
+                            </w:r>
+                            <w:r>
+                              <w:fldChar w:fldCharType="separate"/>
+                            </w:r>
+                            <w:r>
+                              <w:rPr>
+                                <w:noProof/>
+                              </w:rPr>
+                              <w:t>8</w:t>
+                            </w:r>
+                            <w:r>
+                              <w:rPr>
+                                <w:noProof/>
+                              </w:rPr>
+                              <w:fldChar w:fldCharType="end"/>
+                            </w:r>
                             <w:r>
                               <w:t>-</w:t>
                             </w:r>
@@ -5854,14 +6679,27 @@
                       <w:r>
                         <w:t xml:space="preserve">Figure </w:t>
                       </w:r>
-                      <w:fldSimple w:instr=" SEQ Figure \* ARABIC ">
-                        <w:r>
-                          <w:rPr>
-                            <w:noProof/>
-                          </w:rPr>
-                          <w:t>8</w:t>
-                        </w:r>
-                      </w:fldSimple>
+                      <w:r>
+                        <w:fldChar w:fldCharType="begin"/>
+                      </w:r>
+                      <w:r>
+                        <w:instrText xml:space="preserve"> SEQ Figure \* ARABIC </w:instrText>
+                      </w:r>
+                      <w:r>
+                        <w:fldChar w:fldCharType="separate"/>
+                      </w:r>
+                      <w:r>
+                        <w:rPr>
+                          <w:noProof/>
+                        </w:rPr>
+                        <w:t>8</w:t>
+                      </w:r>
+                      <w:r>
+                        <w:rPr>
+                          <w:noProof/>
+                        </w:rPr>
+                        <w:fldChar w:fldCharType="end"/>
+                      </w:r>
                       <w:r>
                         <w:t>-</w:t>
                       </w:r>
@@ -5975,19 +6813,53 @@
         </w:rPr>
         <w:t xml:space="preserve">The first approach involved removing all missing values from the dataset using the </w:t>
       </w:r>
+      <w:proofErr w:type="spellStart"/>
+      <w:proofErr w:type="gramStart"/>
       <w:r>
         <w:rPr>
           <w:rFonts w:ascii="Serif" w:hAnsi="Serif"/>
           <w:i/>
           <w:iCs/>
         </w:rPr>
-        <w:t>dropna()</w:t>
-      </w:r>
-      <w:r>
-        <w:rPr>
-          <w:rFonts w:ascii="Serif" w:hAnsi="Serif"/>
-        </w:rPr>
-        <w:t xml:space="preserve"> function.(pandas.pydata.org, n.d.)</w:t>
+        <w:t>dropna</w:t>
+      </w:r>
+      <w:proofErr w:type="spellEnd"/>
+      <w:r>
+        <w:rPr>
+          <w:rFonts w:ascii="Serif" w:hAnsi="Serif"/>
+          <w:i/>
+          <w:iCs/>
+        </w:rPr>
+        <w:t>(</w:t>
+      </w:r>
+      <w:proofErr w:type="gramEnd"/>
+      <w:r>
+        <w:rPr>
+          <w:rFonts w:ascii="Serif" w:hAnsi="Serif"/>
+          <w:i/>
+          <w:iCs/>
+        </w:rPr>
+        <w:t>)</w:t>
+      </w:r>
+      <w:r>
+        <w:rPr>
+          <w:rFonts w:ascii="Serif" w:hAnsi="Serif"/>
+        </w:rPr>
+        <w:t xml:space="preserve"> </w:t>
+      </w:r>
+      <w:proofErr w:type="gramStart"/>
+      <w:r>
+        <w:rPr>
+          <w:rFonts w:ascii="Serif" w:hAnsi="Serif"/>
+        </w:rPr>
+        <w:t>function.(</w:t>
+      </w:r>
+      <w:proofErr w:type="gramEnd"/>
+      <w:r>
+        <w:rPr>
+          <w:rFonts w:ascii="Serif" w:hAnsi="Serif"/>
+        </w:rPr>
+        <w:t>pandas.pydata.org, n.d.)</w:t>
       </w:r>
     </w:p>
     <w:p>
@@ -6024,14 +6896,26 @@
         </w:rPr>
         <w:t xml:space="preserve"> with </w:t>
       </w:r>
+      <w:proofErr w:type="spellStart"/>
+      <w:proofErr w:type="gramStart"/>
       <w:r>
         <w:rPr>
           <w:rFonts w:ascii="Serif" w:hAnsi="Serif"/>
           <w:i/>
           <w:iCs/>
         </w:rPr>
-        <w:t>fillna().median</w:t>
-      </w:r>
+        <w:t>fillna</w:t>
+      </w:r>
+      <w:proofErr w:type="spellEnd"/>
+      <w:r>
+        <w:rPr>
+          <w:rFonts w:ascii="Serif" w:hAnsi="Serif"/>
+          <w:i/>
+          <w:iCs/>
+        </w:rPr>
+        <w:t>().median</w:t>
+      </w:r>
+      <w:proofErr w:type="gramEnd"/>
       <w:r>
         <w:rPr>
           <w:rFonts w:ascii="Serif" w:hAnsi="Serif"/>
@@ -6042,7 +6926,21 @@
         <w:rPr>
           <w:rFonts w:ascii="Serif" w:hAnsi="Serif"/>
         </w:rPr>
-        <w:t xml:space="preserve"> (GeeksforGeeks, 2025)</w:t>
+        <w:t xml:space="preserve"> (</w:t>
+      </w:r>
+      <w:proofErr w:type="spellStart"/>
+      <w:r>
+        <w:rPr>
+          <w:rFonts w:ascii="Serif" w:hAnsi="Serif"/>
+        </w:rPr>
+        <w:t>GeeksforGeeks</w:t>
+      </w:r>
+      <w:proofErr w:type="spellEnd"/>
+      <w:r>
+        <w:rPr>
+          <w:rFonts w:ascii="Serif" w:hAnsi="Serif"/>
+        </w:rPr>
+        <w:t>, 2025)</w:t>
       </w:r>
     </w:p>
     <w:p>
@@ -6071,8 +6969,23 @@
         <w:rPr>
           <w:rFonts w:ascii="Serif" w:hAnsi="Serif"/>
         </w:rPr>
-        <w:t xml:space="preserve">  The third approach involved model-based imputation, which uses machine learning techniques to predict missing values (GeeksforGeeks, 2025). In this study, Linear Regression was first applied to estimate missing values in the </w:t>
-      </w:r>
+        <w:t xml:space="preserve">  The third approach involved model-based imputation, which uses machine learning techniques to predict missing values (</w:t>
+      </w:r>
+      <w:proofErr w:type="spellStart"/>
+      <w:r>
+        <w:rPr>
+          <w:rFonts w:ascii="Serif" w:hAnsi="Serif"/>
+        </w:rPr>
+        <w:t>GeeksforGeeks</w:t>
+      </w:r>
+      <w:proofErr w:type="spellEnd"/>
+      <w:r>
+        <w:rPr>
+          <w:rFonts w:ascii="Serif" w:hAnsi="Serif"/>
+        </w:rPr>
+        <w:t xml:space="preserve">, 2025). In this study, Linear Regression was first applied to estimate missing values in the </w:t>
+      </w:r>
+      <w:proofErr w:type="spellStart"/>
       <w:r>
         <w:rPr>
           <w:rFonts w:ascii="Serif" w:hAnsi="Serif"/>
@@ -6081,6 +6994,7 @@
         </w:rPr>
         <w:t>land_use</w:t>
       </w:r>
+      <w:proofErr w:type="spellEnd"/>
       <w:r>
         <w:rPr>
           <w:rFonts w:ascii="Serif" w:hAnsi="Serif"/>
@@ -6157,6 +7071,7 @@
         </w:rPr>
         <w:t xml:space="preserve">, and </w:t>
       </w:r>
+      <w:proofErr w:type="spellStart"/>
       <w:r>
         <w:rPr>
           <w:rFonts w:ascii="Serif" w:hAnsi="Serif"/>
@@ -6165,11 +7080,26 @@
         </w:rPr>
         <w:t>land_use</w:t>
       </w:r>
-      <w:r>
-        <w:rPr>
-          <w:rFonts w:ascii="Serif" w:hAnsi="Serif"/>
-        </w:rPr>
-        <w:t xml:space="preserve"> (GeeksforGeeks, 2024). Finally, Linear Regression was applied again to estimate missing values in </w:t>
+      <w:proofErr w:type="spellEnd"/>
+      <w:r>
+        <w:rPr>
+          <w:rFonts w:ascii="Serif" w:hAnsi="Serif"/>
+        </w:rPr>
+        <w:t xml:space="preserve"> (</w:t>
+      </w:r>
+      <w:proofErr w:type="spellStart"/>
+      <w:r>
+        <w:rPr>
+          <w:rFonts w:ascii="Serif" w:hAnsi="Serif"/>
+        </w:rPr>
+        <w:t>GeeksforGeeks</w:t>
+      </w:r>
+      <w:proofErr w:type="spellEnd"/>
+      <w:r>
+        <w:rPr>
+          <w:rFonts w:ascii="Serif" w:hAnsi="Serif"/>
+        </w:rPr>
+        <w:t xml:space="preserve">, 2024). Finally, Linear Regression was applied again to estimate missing values in </w:t>
       </w:r>
       <w:r>
         <w:rPr>
@@ -6177,7 +7107,25 @@
           <w:i/>
           <w:iCs/>
         </w:rPr>
-        <w:t>co2_gross_emissions_cattle_deforestation_5_year_total_exposure and co2_net_emissions_cattle_deforestation_5_year_total_exposure</w:t>
+        <w:t>co2_gross_emissions_cattle_deforestation_5_year_total_exposure and co2_net_emissions_cattle_deforestation_5_</w:t>
+      </w:r>
+      <w:proofErr w:type="gramStart"/>
+      <w:r>
+        <w:rPr>
+          <w:rFonts w:ascii="Serif" w:hAnsi="Serif"/>
+          <w:i/>
+          <w:iCs/>
+        </w:rPr>
+        <w:t>year_total</w:t>
+      </w:r>
+      <w:proofErr w:type="gramEnd"/>
+      <w:r>
+        <w:rPr>
+          <w:rFonts w:ascii="Serif" w:hAnsi="Serif"/>
+          <w:i/>
+          <w:iCs/>
+        </w:rPr>
+        <w:t>_exposure</w:t>
       </w:r>
       <w:r>
         <w:rPr>
@@ -6230,7 +7178,57 @@
         <w:rPr>
           <w:rFonts w:ascii="Serif" w:hAnsi="Serif"/>
         </w:rPr>
-        <w:t>The dataset had invalid entries such as &amp;# and special characters like quotation marks (“ ”). To fix this, the column was converted to a string using astype(), and the unwanted characters were removed using the replace() function. (pandas.pydata.org, n.d.)</w:t>
+        <w:t xml:space="preserve">The dataset had invalid entries such as &amp;# and special characters like quotation marks </w:t>
+      </w:r>
+      <w:proofErr w:type="gramStart"/>
+      <w:r>
+        <w:rPr>
+          <w:rFonts w:ascii="Serif" w:hAnsi="Serif"/>
+        </w:rPr>
+        <w:t>(“ ”</w:t>
+      </w:r>
+      <w:proofErr w:type="gramEnd"/>
+      <w:r>
+        <w:rPr>
+          <w:rFonts w:ascii="Serif" w:hAnsi="Serif"/>
+        </w:rPr>
+        <w:t xml:space="preserve">). To fix this, the column was converted to a string using </w:t>
+      </w:r>
+      <w:proofErr w:type="spellStart"/>
+      <w:proofErr w:type="gramStart"/>
+      <w:r>
+        <w:rPr>
+          <w:rFonts w:ascii="Serif" w:hAnsi="Serif"/>
+        </w:rPr>
+        <w:t>astype</w:t>
+      </w:r>
+      <w:proofErr w:type="spellEnd"/>
+      <w:r>
+        <w:rPr>
+          <w:rFonts w:ascii="Serif" w:hAnsi="Serif"/>
+        </w:rPr>
+        <w:t>(</w:t>
+      </w:r>
+      <w:proofErr w:type="gramEnd"/>
+      <w:r>
+        <w:rPr>
+          <w:rFonts w:ascii="Serif" w:hAnsi="Serif"/>
+        </w:rPr>
+        <w:t xml:space="preserve">), and the unwanted characters were removed using the </w:t>
+      </w:r>
+      <w:proofErr w:type="gramStart"/>
+      <w:r>
+        <w:rPr>
+          <w:rFonts w:ascii="Serif" w:hAnsi="Serif"/>
+        </w:rPr>
+        <w:t>replace(</w:t>
+      </w:r>
+      <w:proofErr w:type="gramEnd"/>
+      <w:r>
+        <w:rPr>
+          <w:rFonts w:ascii="Serif" w:hAnsi="Serif"/>
+        </w:rPr>
+        <w:t>) function. (pandas.pydata.org, n.d.)</w:t>
       </w:r>
     </w:p>
     <w:p>
@@ -6292,14 +7290,27 @@
                             <w:r>
                               <w:t xml:space="preserve">Figure </w:t>
                             </w:r>
-                            <w:fldSimple w:instr=" SEQ Figure \* ARABIC ">
-                              <w:r>
-                                <w:rPr>
-                                  <w:noProof/>
-                                </w:rPr>
-                                <w:t>9</w:t>
-                              </w:r>
-                            </w:fldSimple>
+                            <w:r>
+                              <w:fldChar w:fldCharType="begin"/>
+                            </w:r>
+                            <w:r>
+                              <w:instrText xml:space="preserve"> SEQ Figure \* ARABIC </w:instrText>
+                            </w:r>
+                            <w:r>
+                              <w:fldChar w:fldCharType="separate"/>
+                            </w:r>
+                            <w:r>
+                              <w:rPr>
+                                <w:noProof/>
+                              </w:rPr>
+                              <w:t>9</w:t>
+                            </w:r>
+                            <w:r>
+                              <w:rPr>
+                                <w:noProof/>
+                              </w:rPr>
+                              <w:fldChar w:fldCharType="end"/>
+                            </w:r>
                             <w:r>
                               <w:t>-</w:t>
                             </w:r>
@@ -6339,14 +7350,27 @@
                       <w:r>
                         <w:t xml:space="preserve">Figure </w:t>
                       </w:r>
-                      <w:fldSimple w:instr=" SEQ Figure \* ARABIC ">
-                        <w:r>
-                          <w:rPr>
-                            <w:noProof/>
-                          </w:rPr>
-                          <w:t>9</w:t>
-                        </w:r>
-                      </w:fldSimple>
+                      <w:r>
+                        <w:fldChar w:fldCharType="begin"/>
+                      </w:r>
+                      <w:r>
+                        <w:instrText xml:space="preserve"> SEQ Figure \* ARABIC </w:instrText>
+                      </w:r>
+                      <w:r>
+                        <w:fldChar w:fldCharType="separate"/>
+                      </w:r>
+                      <w:r>
+                        <w:rPr>
+                          <w:noProof/>
+                        </w:rPr>
+                        <w:t>9</w:t>
+                      </w:r>
+                      <w:r>
+                        <w:rPr>
+                          <w:noProof/>
+                        </w:rPr>
+                        <w:fldChar w:fldCharType="end"/>
+                      </w:r>
                       <w:r>
                         <w:t>-</w:t>
                       </w:r>
@@ -6489,6 +7513,7 @@
         </w:rPr>
         <w:t xml:space="preserve"> (Amazon) were also removed. The </w:t>
       </w:r>
+      <w:proofErr w:type="spellStart"/>
       <w:r>
         <w:rPr>
           <w:rFonts w:ascii="Serif" w:hAnsi="Serif"/>
@@ -6497,6 +7522,7 @@
         </w:rPr>
         <w:t>importer_group</w:t>
       </w:r>
+      <w:proofErr w:type="spellEnd"/>
       <w:r>
         <w:rPr>
           <w:rFonts w:ascii="Serif" w:hAnsi="Serif"/>
@@ -6577,14 +7603,27 @@
                             <w:r>
                               <w:t xml:space="preserve">Figure </w:t>
                             </w:r>
-                            <w:fldSimple w:instr=" SEQ Figure \* ARABIC ">
-                              <w:r>
-                                <w:rPr>
-                                  <w:noProof/>
-                                </w:rPr>
-                                <w:t>10</w:t>
-                              </w:r>
-                            </w:fldSimple>
+                            <w:r>
+                              <w:fldChar w:fldCharType="begin"/>
+                            </w:r>
+                            <w:r>
+                              <w:instrText xml:space="preserve"> SEQ Figure \* ARABIC </w:instrText>
+                            </w:r>
+                            <w:r>
+                              <w:fldChar w:fldCharType="separate"/>
+                            </w:r>
+                            <w:r>
+                              <w:rPr>
+                                <w:noProof/>
+                              </w:rPr>
+                              <w:t>10</w:t>
+                            </w:r>
+                            <w:r>
+                              <w:rPr>
+                                <w:noProof/>
+                              </w:rPr>
+                              <w:fldChar w:fldCharType="end"/>
+                            </w:r>
                             <w:r>
                               <w:t>-</w:t>
                             </w:r>
@@ -6624,14 +7663,27 @@
                       <w:r>
                         <w:t xml:space="preserve">Figure </w:t>
                       </w:r>
-                      <w:fldSimple w:instr=" SEQ Figure \* ARABIC ">
-                        <w:r>
-                          <w:rPr>
-                            <w:noProof/>
-                          </w:rPr>
-                          <w:t>10</w:t>
-                        </w:r>
-                      </w:fldSimple>
+                      <w:r>
+                        <w:fldChar w:fldCharType="begin"/>
+                      </w:r>
+                      <w:r>
+                        <w:instrText xml:space="preserve"> SEQ Figure \* ARABIC </w:instrText>
+                      </w:r>
+                      <w:r>
+                        <w:fldChar w:fldCharType="separate"/>
+                      </w:r>
+                      <w:r>
+                        <w:rPr>
+                          <w:noProof/>
+                        </w:rPr>
+                        <w:t>10</w:t>
+                      </w:r>
+                      <w:r>
+                        <w:rPr>
+                          <w:noProof/>
+                        </w:rPr>
+                        <w:fldChar w:fldCharType="end"/>
+                      </w:r>
                       <w:r>
                         <w:t>-</w:t>
                       </w:r>
@@ -6853,7 +7905,21 @@
         <w:rPr>
           <w:rFonts w:ascii="Serif" w:hAnsi="Serif"/>
         </w:rPr>
-        <w:t>methods, such as one hot enconding,</w:t>
+        <w:t xml:space="preserve">methods, such as one hot </w:t>
+      </w:r>
+      <w:proofErr w:type="spellStart"/>
+      <w:r>
+        <w:rPr>
+          <w:rFonts w:ascii="Serif" w:hAnsi="Serif"/>
+        </w:rPr>
+        <w:t>enconding</w:t>
+      </w:r>
+      <w:proofErr w:type="spellEnd"/>
+      <w:r>
+        <w:rPr>
+          <w:rFonts w:ascii="Serif" w:hAnsi="Serif"/>
+        </w:rPr>
+        <w:t>,</w:t>
       </w:r>
       <w:r>
         <w:rPr>
@@ -7015,7 +8081,21 @@
         <w:rPr>
           <w:rFonts w:ascii="Serif" w:hAnsi="Serif"/>
         </w:rPr>
-        <w:t>(GeeksforGeeks, 2018)</w:t>
+        <w:t>(</w:t>
+      </w:r>
+      <w:proofErr w:type="spellStart"/>
+      <w:r>
+        <w:rPr>
+          <w:rFonts w:ascii="Serif" w:hAnsi="Serif"/>
+        </w:rPr>
+        <w:t>GeeksforGeeks</w:t>
+      </w:r>
+      <w:proofErr w:type="spellEnd"/>
+      <w:r>
+        <w:rPr>
+          <w:rFonts w:ascii="Serif" w:hAnsi="Serif"/>
+        </w:rPr>
+        <w:t>, 2018)</w:t>
       </w:r>
     </w:p>
     <w:p>
@@ -7029,7 +8109,35 @@
         <w:rPr>
           <w:rFonts w:ascii="Serif" w:hAnsi="Serif"/>
         </w:rPr>
-        <w:t>The second choice was K-Nearest Neighbours (KNN), as it predicts values based on distance calculations between data points by identifying the nearest neighbours and estimating outcomes based on their average. However, this model may not be the most suitable for this dataset, as highly correlated features can affect distance measurements</w:t>
+        <w:t xml:space="preserve">The second choice was K-Nearest </w:t>
+      </w:r>
+      <w:proofErr w:type="spellStart"/>
+      <w:r>
+        <w:rPr>
+          <w:rFonts w:ascii="Serif" w:hAnsi="Serif"/>
+        </w:rPr>
+        <w:t>Neighbours</w:t>
+      </w:r>
+      <w:proofErr w:type="spellEnd"/>
+      <w:r>
+        <w:rPr>
+          <w:rFonts w:ascii="Serif" w:hAnsi="Serif"/>
+        </w:rPr>
+        <w:t xml:space="preserve"> (KNN), as it predicts values based on distance calculations between data points by identifying the nearest </w:t>
+      </w:r>
+      <w:proofErr w:type="spellStart"/>
+      <w:r>
+        <w:rPr>
+          <w:rFonts w:ascii="Serif" w:hAnsi="Serif"/>
+        </w:rPr>
+        <w:t>neighbours</w:t>
+      </w:r>
+      <w:proofErr w:type="spellEnd"/>
+      <w:r>
+        <w:rPr>
+          <w:rFonts w:ascii="Serif" w:hAnsi="Serif"/>
+        </w:rPr>
+        <w:t xml:space="preserve"> and estimating outcomes based on their average. However, this model may not be the most suitable for this dataset, as highly correlated features can affect distance measurements</w:t>
       </w:r>
       <w:r>
         <w:rPr>
@@ -7119,7 +8227,21 @@
         <w:rPr>
           <w:rFonts w:ascii="Serif" w:hAnsi="Serif"/>
         </w:rPr>
-        <w:t xml:space="preserve"> necessary. RobustScaler </w:t>
+        <w:t xml:space="preserve"> necessary. </w:t>
+      </w:r>
+      <w:proofErr w:type="spellStart"/>
+      <w:r>
+        <w:rPr>
+          <w:rFonts w:ascii="Serif" w:hAnsi="Serif"/>
+        </w:rPr>
+        <w:t>RobustScaler</w:t>
+      </w:r>
+      <w:proofErr w:type="spellEnd"/>
+      <w:r>
+        <w:rPr>
+          <w:rFonts w:ascii="Serif" w:hAnsi="Serif"/>
+        </w:rPr>
+        <w:t xml:space="preserve"> </w:t>
       </w:r>
       <w:r>
         <w:rPr>
@@ -7441,7 +8563,21 @@
         <w:rPr>
           <w:rFonts w:ascii="Serif" w:hAnsi="Serif"/>
         </w:rPr>
-        <w:t>4.3.1 - K-Nearest Neighbours Regressor (KNN)</w:t>
+        <w:t xml:space="preserve">4.3.1 - K-Nearest </w:t>
+      </w:r>
+      <w:proofErr w:type="spellStart"/>
+      <w:r>
+        <w:rPr>
+          <w:rFonts w:ascii="Serif" w:hAnsi="Serif"/>
+        </w:rPr>
+        <w:t>Neighbours</w:t>
+      </w:r>
+      <w:proofErr w:type="spellEnd"/>
+      <w:r>
+        <w:rPr>
+          <w:rFonts w:ascii="Serif" w:hAnsi="Serif"/>
+        </w:rPr>
+        <w:t xml:space="preserve"> Regressor (KNN)</w:t>
       </w:r>
       <w:bookmarkEnd w:id="57"/>
     </w:p>
@@ -7456,7 +8592,35 @@
         <w:rPr>
           <w:rFonts w:ascii="Serif" w:hAnsi="Serif"/>
         </w:rPr>
-        <w:t>For this model, after splitting the data, we scaled the data using RobustScaler due to the presence of outliers. RobustScaler removes the median and scales the data using the interquartile range (IQR), making it less sensitive to extreme values compared to standard scaling</w:t>
+        <w:t xml:space="preserve">For this model, after splitting the data, we scaled the data using </w:t>
+      </w:r>
+      <w:proofErr w:type="spellStart"/>
+      <w:r>
+        <w:rPr>
+          <w:rFonts w:ascii="Serif" w:hAnsi="Serif"/>
+        </w:rPr>
+        <w:t>RobustScaler</w:t>
+      </w:r>
+      <w:proofErr w:type="spellEnd"/>
+      <w:r>
+        <w:rPr>
+          <w:rFonts w:ascii="Serif" w:hAnsi="Serif"/>
+        </w:rPr>
+        <w:t xml:space="preserve"> due to the presence of outliers. </w:t>
+      </w:r>
+      <w:proofErr w:type="spellStart"/>
+      <w:r>
+        <w:rPr>
+          <w:rFonts w:ascii="Serif" w:hAnsi="Serif"/>
+        </w:rPr>
+        <w:t>RobustScaler</w:t>
+      </w:r>
+      <w:proofErr w:type="spellEnd"/>
+      <w:r>
+        <w:rPr>
+          <w:rFonts w:ascii="Serif" w:hAnsi="Serif"/>
+        </w:rPr>
+        <w:t xml:space="preserve"> removes the median and scales the data using the interquartile range (IQR), making it less sensitive to extreme values compared to standard scaling</w:t>
       </w:r>
       <w:r>
         <w:rPr>
@@ -7562,6 +8726,12 @@
                 <w:rFonts w:ascii="Serif" w:hAnsi="Serif"/>
               </w:rPr>
               <w:tab/>
+            </w:r>
+            <w:proofErr w:type="spellStart"/>
+            <w:r>
+              <w:rPr>
+                <w:rFonts w:ascii="Serif" w:hAnsi="Serif"/>
+              </w:rPr>
               <w:t>n_neighbo</w:t>
             </w:r>
             <w:r>
@@ -7576,6 +8746,7 @@
               </w:rPr>
               <w:t>rs</w:t>
             </w:r>
+            <w:proofErr w:type="spellEnd"/>
           </w:p>
         </w:tc>
         <w:tc>
@@ -7681,7 +8852,35 @@
               <w:rPr>
                 <w:rFonts w:ascii="Serif" w:hAnsi="Serif"/>
               </w:rPr>
-              <w:t>"euclidean", "manhattan"</w:t>
+              <w:t>"</w:t>
+            </w:r>
+            <w:proofErr w:type="spellStart"/>
+            <w:r>
+              <w:rPr>
+                <w:rFonts w:ascii="Serif" w:hAnsi="Serif"/>
+              </w:rPr>
+              <w:t>euclidean</w:t>
+            </w:r>
+            <w:proofErr w:type="spellEnd"/>
+            <w:r>
+              <w:rPr>
+                <w:rFonts w:ascii="Serif" w:hAnsi="Serif"/>
+              </w:rPr>
+              <w:t>", "</w:t>
+            </w:r>
+            <w:proofErr w:type="spellStart"/>
+            <w:r>
+              <w:rPr>
+                <w:rFonts w:ascii="Serif" w:hAnsi="Serif"/>
+              </w:rPr>
+              <w:t>manhattan</w:t>
+            </w:r>
+            <w:proofErr w:type="spellEnd"/>
+            <w:r>
+              <w:rPr>
+                <w:rFonts w:ascii="Serif" w:hAnsi="Serif"/>
+              </w:rPr>
+              <w:t>"</w:t>
             </w:r>
           </w:p>
         </w:tc>
@@ -7706,7 +8905,49 @@
         <w:rPr>
           <w:rFonts w:ascii="Serif" w:hAnsi="Serif"/>
         </w:rPr>
-        <w:t>For the n_neighbours hyperparameter, larger values were selected instead of very small values because the dataset contains highly correlated and very similar features. Very small neighbour values can make the KNN model too sensitive to local patterns and nearby observations, increasing the risk of overfitting. Larger neighbour values help make predictions more stable by using more nearby observations instead of only a few very similar points. This is important for this dataset, which contains highly correlated features.</w:t>
+        <w:t xml:space="preserve">For the </w:t>
+      </w:r>
+      <w:proofErr w:type="spellStart"/>
+      <w:r>
+        <w:rPr>
+          <w:rFonts w:ascii="Serif" w:hAnsi="Serif"/>
+        </w:rPr>
+        <w:t>n_neighbours</w:t>
+      </w:r>
+      <w:proofErr w:type="spellEnd"/>
+      <w:r>
+        <w:rPr>
+          <w:rFonts w:ascii="Serif" w:hAnsi="Serif"/>
+        </w:rPr>
+        <w:t xml:space="preserve"> hyperparameter, larger values were selected instead of very small values because the dataset contains highly correlated and very similar features. Very small </w:t>
+      </w:r>
+      <w:proofErr w:type="spellStart"/>
+      <w:r>
+        <w:rPr>
+          <w:rFonts w:ascii="Serif" w:hAnsi="Serif"/>
+        </w:rPr>
+        <w:t>neighbour</w:t>
+      </w:r>
+      <w:proofErr w:type="spellEnd"/>
+      <w:r>
+        <w:rPr>
+          <w:rFonts w:ascii="Serif" w:hAnsi="Serif"/>
+        </w:rPr>
+        <w:t xml:space="preserve"> values can make the KNN model too sensitive to local patterns and nearby observations, increasing the risk of overfitting. Larger </w:t>
+      </w:r>
+      <w:proofErr w:type="spellStart"/>
+      <w:r>
+        <w:rPr>
+          <w:rFonts w:ascii="Serif" w:hAnsi="Serif"/>
+        </w:rPr>
+        <w:t>neighbour</w:t>
+      </w:r>
+      <w:proofErr w:type="spellEnd"/>
+      <w:r>
+        <w:rPr>
+          <w:rFonts w:ascii="Serif" w:hAnsi="Serif"/>
+        </w:rPr>
+        <w:t xml:space="preserve"> values help make predictions more stable by using more nearby observations instead of only a few very similar points. This is important for this dataset, which contains highly correlated features.</w:t>
       </w:r>
       <w:r>
         <w:rPr>
@@ -7732,7 +8973,21 @@
         <w:rPr>
           <w:rFonts w:ascii="Serif" w:hAnsi="Serif"/>
         </w:rPr>
-        <w:t>For the weights hyperparameter,</w:t>
+        <w:t xml:space="preserve">For the </w:t>
+      </w:r>
+      <w:proofErr w:type="gramStart"/>
+      <w:r>
+        <w:rPr>
+          <w:rFonts w:ascii="Serif" w:hAnsi="Serif"/>
+        </w:rPr>
+        <w:t>weights</w:t>
+      </w:r>
+      <w:proofErr w:type="gramEnd"/>
+      <w:r>
+        <w:rPr>
+          <w:rFonts w:ascii="Serif" w:hAnsi="Serif"/>
+        </w:rPr>
+        <w:t xml:space="preserve"> hyperparameter,</w:t>
       </w:r>
       <w:r>
         <w:rPr>
@@ -7744,8 +8999,16 @@
         <w:rPr>
           <w:rFonts w:ascii="Serif" w:hAnsi="Serif"/>
         </w:rPr>
-        <w:t>we chose the following :</w:t>
-      </w:r>
+        <w:t xml:space="preserve">we chose the </w:t>
+      </w:r>
+      <w:proofErr w:type="gramStart"/>
+      <w:r>
+        <w:rPr>
+          <w:rFonts w:ascii="Serif" w:hAnsi="Serif"/>
+        </w:rPr>
+        <w:t>following :</w:t>
+      </w:r>
+      <w:proofErr w:type="gramEnd"/>
     </w:p>
     <w:p>
       <w:pPr>
@@ -7776,7 +9039,21 @@
         <w:rPr>
           <w:rFonts w:ascii="Serif" w:hAnsi="Serif"/>
         </w:rPr>
-        <w:t xml:space="preserve">Every neighbour </w:t>
+        <w:t xml:space="preserve">Every </w:t>
+      </w:r>
+      <w:proofErr w:type="spellStart"/>
+      <w:r>
+        <w:rPr>
+          <w:rFonts w:ascii="Serif" w:hAnsi="Serif"/>
+        </w:rPr>
+        <w:t>neighbour</w:t>
+      </w:r>
+      <w:proofErr w:type="spellEnd"/>
+      <w:r>
+        <w:rPr>
+          <w:rFonts w:ascii="Serif" w:hAnsi="Serif"/>
+        </w:rPr>
+        <w:t xml:space="preserve"> </w:t>
       </w:r>
       <w:r>
         <w:rPr>
@@ -7844,13 +9121,41 @@
         <w:rPr>
           <w:rFonts w:ascii="Serif" w:hAnsi="Serif"/>
         </w:rPr>
-        <w:t xml:space="preserve"> the neighbour is, the more influence it will have.</w:t>
-      </w:r>
-      <w:r>
-        <w:rPr>
-          <w:rFonts w:ascii="Serif" w:hAnsi="Serif"/>
-        </w:rPr>
-        <w:t>(Piyush Ashtekar, 2025)</w:t>
+        <w:t xml:space="preserve"> the </w:t>
+      </w:r>
+      <w:proofErr w:type="spellStart"/>
+      <w:r>
+        <w:rPr>
+          <w:rFonts w:ascii="Serif" w:hAnsi="Serif"/>
+        </w:rPr>
+        <w:t>neighbour</w:t>
+      </w:r>
+      <w:proofErr w:type="spellEnd"/>
+      <w:r>
+        <w:rPr>
+          <w:rFonts w:ascii="Serif" w:hAnsi="Serif"/>
+        </w:rPr>
+        <w:t xml:space="preserve"> is, the more influence it will </w:t>
+      </w:r>
+      <w:proofErr w:type="gramStart"/>
+      <w:r>
+        <w:rPr>
+          <w:rFonts w:ascii="Serif" w:hAnsi="Serif"/>
+        </w:rPr>
+        <w:t>have.</w:t>
+      </w:r>
+      <w:r>
+        <w:rPr>
+          <w:rFonts w:ascii="Serif" w:hAnsi="Serif"/>
+        </w:rPr>
+        <w:t>(</w:t>
+      </w:r>
+      <w:proofErr w:type="gramEnd"/>
+      <w:r>
+        <w:rPr>
+          <w:rFonts w:ascii="Serif" w:hAnsi="Serif"/>
+        </w:rPr>
+        <w:t>Piyush Ashtekar, 2025)</w:t>
       </w:r>
     </w:p>
     <w:p>
@@ -8011,7 +9316,21 @@
         <w:rPr>
           <w:rFonts w:ascii="Serif" w:hAnsi="Serif"/>
         </w:rPr>
-        <w:t xml:space="preserve"> (GeeksforGeeks, 2020)</w:t>
+        <w:t xml:space="preserve"> (</w:t>
+      </w:r>
+      <w:proofErr w:type="spellStart"/>
+      <w:r>
+        <w:rPr>
+          <w:rFonts w:ascii="Serif" w:hAnsi="Serif"/>
+        </w:rPr>
+        <w:t>GeeksforGeeks</w:t>
+      </w:r>
+      <w:proofErr w:type="spellEnd"/>
+      <w:r>
+        <w:rPr>
+          <w:rFonts w:ascii="Serif" w:hAnsi="Serif"/>
+        </w:rPr>
+        <w:t>, 2020)</w:t>
       </w:r>
       <w:bookmarkEnd w:id="58"/>
     </w:p>
@@ -8141,14 +9460,33 @@
         <w:t>-</w:t>
       </w:r>
       <w:r>
-        <w:t>Formula for Manhattan distance</w:t>
+        <w:t xml:space="preserve">Formula for Manhattan </w:t>
+      </w:r>
+      <w:proofErr w:type="gramStart"/>
+      <w:r>
+        <w:t>distance</w:t>
       </w:r>
       <w:bookmarkEnd w:id="59"/>
       <w:r>
         <w:rPr>
           <w:rFonts w:ascii="Serif" w:hAnsi="Serif"/>
         </w:rPr>
-        <w:t>.(GeeksforGeeks, 2020)</w:t>
+        <w:t>.(</w:t>
+      </w:r>
+      <w:proofErr w:type="spellStart"/>
+      <w:proofErr w:type="gramEnd"/>
+      <w:r>
+        <w:rPr>
+          <w:rFonts w:ascii="Serif" w:hAnsi="Serif"/>
+        </w:rPr>
+        <w:t>GeeksforGeeks</w:t>
+      </w:r>
+      <w:proofErr w:type="spellEnd"/>
+      <w:r>
+        <w:rPr>
+          <w:rFonts w:ascii="Serif" w:hAnsi="Serif"/>
+        </w:rPr>
+        <w:t>, 2020)</w:t>
       </w:r>
     </w:p>
     <w:p>
@@ -8184,7 +9522,35 @@
         <w:rPr>
           <w:rFonts w:ascii="Serif" w:hAnsi="Serif"/>
         </w:rPr>
-        <w:t xml:space="preserve">Based on the model results and the parameters selected by GridSearchCV, we noticed that the KNN model was affected by the correlation between features. Although the model achieved very high results on a single train/test split, the cross-validation results showed that the model did not generalise as well across different data splits. The model performed much better when the </w:t>
+        <w:t xml:space="preserve">Based on the model results and the parameters selected by </w:t>
+      </w:r>
+      <w:proofErr w:type="spellStart"/>
+      <w:r>
+        <w:rPr>
+          <w:rFonts w:ascii="Serif" w:hAnsi="Serif"/>
+        </w:rPr>
+        <w:t>GridSearchCV</w:t>
+      </w:r>
+      <w:proofErr w:type="spellEnd"/>
+      <w:r>
+        <w:rPr>
+          <w:rFonts w:ascii="Serif" w:hAnsi="Serif"/>
+        </w:rPr>
+        <w:t xml:space="preserve">, we noticed that the KNN model was affected by the correlation between features. Although the model achieved very high results on a single train/test split, the cross-validation results showed that the model did not </w:t>
+      </w:r>
+      <w:proofErr w:type="spellStart"/>
+      <w:r>
+        <w:rPr>
+          <w:rFonts w:ascii="Serif" w:hAnsi="Serif"/>
+        </w:rPr>
+        <w:t>generalise</w:t>
+      </w:r>
+      <w:proofErr w:type="spellEnd"/>
+      <w:r>
+        <w:rPr>
+          <w:rFonts w:ascii="Serif" w:hAnsi="Serif"/>
+        </w:rPr>
+        <w:t xml:space="preserve"> as well across different data splits. The model performed much better when the </w:t>
       </w:r>
       <w:r>
         <w:rPr>
@@ -8335,8 +9701,15 @@
                 <w:rFonts w:ascii="Serif" w:hAnsi="Serif"/>
               </w:rPr>
               <w:tab/>
+            </w:r>
+            <w:proofErr w:type="spellStart"/>
+            <w:r>
+              <w:rPr>
+                <w:rFonts w:ascii="Serif" w:hAnsi="Serif"/>
+              </w:rPr>
               <w:t>n_estimators</w:t>
             </w:r>
+            <w:proofErr w:type="spellEnd"/>
           </w:p>
         </w:tc>
         <w:tc>
@@ -8373,12 +9746,14 @@
                 <w:rFonts w:ascii="Serif" w:hAnsi="Serif"/>
               </w:rPr>
             </w:pPr>
+            <w:proofErr w:type="spellStart"/>
             <w:r>
               <w:rPr>
                 <w:rFonts w:ascii="Serif" w:hAnsi="Serif"/>
               </w:rPr>
               <w:t>max_depth</w:t>
             </w:r>
+            <w:proofErr w:type="spellEnd"/>
           </w:p>
         </w:tc>
         <w:tc>
@@ -8418,12 +9793,14 @@
                 <w:rFonts w:ascii="Serif" w:hAnsi="Serif"/>
               </w:rPr>
             </w:pPr>
+            <w:proofErr w:type="spellStart"/>
             <w:r>
               <w:rPr>
                 <w:rFonts w:ascii="Serif" w:hAnsi="Serif"/>
               </w:rPr>
               <w:t>min_samples_split</w:t>
             </w:r>
+            <w:proofErr w:type="spellEnd"/>
           </w:p>
         </w:tc>
         <w:tc>
@@ -8460,12 +9837,14 @@
                 <w:rFonts w:ascii="Serif" w:hAnsi="Serif"/>
               </w:rPr>
             </w:pPr>
+            <w:proofErr w:type="spellStart"/>
             <w:r>
               <w:rPr>
                 <w:rFonts w:ascii="Serif" w:hAnsi="Serif"/>
               </w:rPr>
               <w:t>min_samples_leaf</w:t>
             </w:r>
+            <w:proofErr w:type="spellEnd"/>
           </w:p>
         </w:tc>
         <w:tc>
@@ -8505,12 +9884,14 @@
                 <w:rFonts w:ascii="Serif" w:hAnsi="Serif"/>
               </w:rPr>
             </w:pPr>
+            <w:proofErr w:type="spellStart"/>
             <w:r>
               <w:rPr>
                 <w:rFonts w:ascii="Serif" w:hAnsi="Serif"/>
               </w:rPr>
               <w:t>max_features</w:t>
             </w:r>
+            <w:proofErr w:type="spellEnd"/>
           </w:p>
         </w:tc>
         <w:tc>
@@ -8555,47 +9936,89 @@
         </w:rPr>
         <w:t xml:space="preserve">For the Random Forest model, the search space was chosen to improve performance while avoiding long training times. Different </w:t>
       </w:r>
+      <w:proofErr w:type="spellStart"/>
       <w:r>
         <w:rPr>
           <w:rFonts w:ascii="Serif" w:hAnsi="Serif"/>
           <w:i/>
           <w:iCs/>
         </w:rPr>
-        <w:t>n_estimators</w:t>
-      </w:r>
-      <w:r>
-        <w:rPr>
-          <w:rFonts w:ascii="Serif" w:hAnsi="Serif"/>
-        </w:rPr>
-        <w:t xml:space="preserve"> values were tested to evaluate the number of trees used in the model, as more trees can improve performance but also increase computation time. The </w:t>
-      </w:r>
+        <w:t>n_</w:t>
+      </w:r>
+      <w:proofErr w:type="gramStart"/>
       <w:r>
         <w:rPr>
           <w:rFonts w:ascii="Serif" w:hAnsi="Serif"/>
           <w:i/>
           <w:iCs/>
         </w:rPr>
-        <w:t>max_depth</w:t>
-      </w:r>
-      <w:r>
-        <w:rPr>
-          <w:rFonts w:ascii="Serif" w:hAnsi="Serif"/>
-        </w:rPr>
-        <w:t xml:space="preserve"> values were limited to reduce overfitting, while min_samples_split and min_samples_leaf were adjusted to make the trees less complex and improve generalisation. Finally, the </w:t>
-      </w:r>
+        <w:t>estimators</w:t>
+      </w:r>
+      <w:proofErr w:type="spellEnd"/>
+      <w:proofErr w:type="gramEnd"/>
+      <w:r>
+        <w:rPr>
+          <w:rFonts w:ascii="Serif" w:hAnsi="Serif"/>
+        </w:rPr>
+        <w:t xml:space="preserve"> values were tested to evaluate the number of trees used in the model, as more trees can improve performance but also increase computation time. The </w:t>
+      </w:r>
+      <w:proofErr w:type="spellStart"/>
       <w:r>
         <w:rPr>
           <w:rFonts w:ascii="Serif" w:hAnsi="Serif"/>
           <w:i/>
           <w:iCs/>
         </w:rPr>
-        <w:t>sqrt and log2</w:t>
-      </w:r>
-      <w:r>
-        <w:rPr>
-          <w:rFonts w:ascii="Serif" w:hAnsi="Serif"/>
-        </w:rPr>
-        <w:t xml:space="preserve"> options were tested for </w:t>
+        <w:t>max_depth</w:t>
+      </w:r>
+      <w:proofErr w:type="spellEnd"/>
+      <w:r>
+        <w:rPr>
+          <w:rFonts w:ascii="Serif" w:hAnsi="Serif"/>
+        </w:rPr>
+        <w:t xml:space="preserve"> values were limited to reduce overfitting, while </w:t>
+      </w:r>
+      <w:proofErr w:type="spellStart"/>
+      <w:r>
+        <w:rPr>
+          <w:rFonts w:ascii="Serif" w:hAnsi="Serif"/>
+        </w:rPr>
+        <w:t>min_samples_split</w:t>
+      </w:r>
+      <w:proofErr w:type="spellEnd"/>
+      <w:r>
+        <w:rPr>
+          <w:rFonts w:ascii="Serif" w:hAnsi="Serif"/>
+        </w:rPr>
+        <w:t xml:space="preserve"> and </w:t>
+      </w:r>
+      <w:proofErr w:type="spellStart"/>
+      <w:r>
+        <w:rPr>
+          <w:rFonts w:ascii="Serif" w:hAnsi="Serif"/>
+        </w:rPr>
+        <w:t>min_samples_leaf</w:t>
+      </w:r>
+      <w:proofErr w:type="spellEnd"/>
+      <w:r>
+        <w:rPr>
+          <w:rFonts w:ascii="Serif" w:hAnsi="Serif"/>
+        </w:rPr>
+        <w:t xml:space="preserve"> were adjusted to make the trees less complex and improve </w:t>
+      </w:r>
+      <w:proofErr w:type="spellStart"/>
+      <w:r>
+        <w:rPr>
+          <w:rFonts w:ascii="Serif" w:hAnsi="Serif"/>
+        </w:rPr>
+        <w:t>generalisation</w:t>
+      </w:r>
+      <w:proofErr w:type="spellEnd"/>
+      <w:r>
+        <w:rPr>
+          <w:rFonts w:ascii="Serif" w:hAnsi="Serif"/>
+        </w:rPr>
+        <w:t xml:space="preserve">. Finally, the </w:t>
       </w:r>
       <w:r>
         <w:rPr>
@@ -8603,13 +10026,51 @@
           <w:i/>
           <w:iCs/>
         </w:rPr>
+        <w:t>sqrt and log2</w:t>
+      </w:r>
+      <w:r>
+        <w:rPr>
+          <w:rFonts w:ascii="Serif" w:hAnsi="Serif"/>
+        </w:rPr>
+        <w:t xml:space="preserve"> options were tested for </w:t>
+      </w:r>
+      <w:proofErr w:type="spellStart"/>
+      <w:r>
+        <w:rPr>
+          <w:rFonts w:ascii="Serif" w:hAnsi="Serif"/>
+          <w:i/>
+          <w:iCs/>
+        </w:rPr>
         <w:t>max_features</w:t>
       </w:r>
-      <w:r>
-        <w:rPr>
-          <w:rFonts w:ascii="Serif" w:hAnsi="Serif"/>
-        </w:rPr>
-        <w:t xml:space="preserve"> because they increase randomness between trees, which can help reduce overfitting and improve generalisation.(Kurui, 2025)</w:t>
+      <w:proofErr w:type="spellEnd"/>
+      <w:r>
+        <w:rPr>
+          <w:rFonts w:ascii="Serif" w:hAnsi="Serif"/>
+        </w:rPr>
+        <w:t xml:space="preserve"> because they increase randomness between trees, which can help reduce overfitting and improve </w:t>
+      </w:r>
+      <w:proofErr w:type="spellStart"/>
+      <w:proofErr w:type="gramStart"/>
+      <w:r>
+        <w:rPr>
+          <w:rFonts w:ascii="Serif" w:hAnsi="Serif"/>
+        </w:rPr>
+        <w:t>generalisation</w:t>
+      </w:r>
+      <w:proofErr w:type="spellEnd"/>
+      <w:r>
+        <w:rPr>
+          <w:rFonts w:ascii="Serif" w:hAnsi="Serif"/>
+        </w:rPr>
+        <w:t>.(</w:t>
+      </w:r>
+      <w:proofErr w:type="gramEnd"/>
+      <w:r>
+        <w:rPr>
+          <w:rFonts w:ascii="Serif" w:hAnsi="Serif"/>
+        </w:rPr>
+        <w:t>Kurui, 2025)</w:t>
       </w:r>
     </w:p>
     <w:p>
@@ -8637,7 +10098,21 @@
         <w:rPr>
           <w:rFonts w:ascii="Serif" w:hAnsi="Serif"/>
         </w:rPr>
-        <w:t xml:space="preserve">Based on the Random Forest results and the parameters selected, we noticed that the model did not show strong signs of overfitting and was able to generalise well to unseen </w:t>
+        <w:t xml:space="preserve">Based on the Random Forest results and the parameters selected, we noticed that the model did not show strong signs of overfitting and was able to </w:t>
+      </w:r>
+      <w:proofErr w:type="spellStart"/>
+      <w:r>
+        <w:rPr>
+          <w:rFonts w:ascii="Serif" w:hAnsi="Serif"/>
+        </w:rPr>
+        <w:t>generalise</w:t>
+      </w:r>
+      <w:proofErr w:type="spellEnd"/>
+      <w:r>
+        <w:rPr>
+          <w:rFonts w:ascii="Serif" w:hAnsi="Serif"/>
+        </w:rPr>
+        <w:t xml:space="preserve"> well to unseen </w:t>
       </w:r>
       <w:r>
         <w:rPr>
@@ -8660,7 +10135,21 @@
         <w:rPr>
           <w:rFonts w:ascii="Serif" w:hAnsi="Serif"/>
         </w:rPr>
-        <w:t>4.3.3 – Partial Least Squares Regressor(PLS)</w:t>
+        <w:t xml:space="preserve">4.3.3 – Partial Least Squares </w:t>
+      </w:r>
+      <w:proofErr w:type="gramStart"/>
+      <w:r>
+        <w:rPr>
+          <w:rFonts w:ascii="Serif" w:hAnsi="Serif"/>
+        </w:rPr>
+        <w:t>Regressor(</w:t>
+      </w:r>
+      <w:proofErr w:type="gramEnd"/>
+      <w:r>
+        <w:rPr>
+          <w:rFonts w:ascii="Serif" w:hAnsi="Serif"/>
+        </w:rPr>
+        <w:t>PLS)</w:t>
       </w:r>
       <w:bookmarkEnd w:id="61"/>
     </w:p>
@@ -8734,7 +10223,27 @@
           <w:iCs w:val="0"/>
           <w:color w:val="auto"/>
         </w:rPr>
-        <w:t>For the PLS Regression model, n_components=3 was selected to reduce the dimensionality of the dataset. PLS combines the original features into latent variables that help explain the target variable. Since the model handles multicollinearity well, 3 components were enough to represent the dataset while reducing model complexity</w:t>
+        <w:t xml:space="preserve">For the PLS Regression model, </w:t>
+      </w:r>
+      <w:proofErr w:type="spellStart"/>
+      <w:r>
+        <w:rPr>
+          <w:rFonts w:ascii="Serif" w:eastAsiaTheme="minorHAnsi" w:hAnsi="Serif" w:cstheme="minorBidi"/>
+          <w:i w:val="0"/>
+          <w:iCs w:val="0"/>
+          <w:color w:val="auto"/>
+        </w:rPr>
+        <w:t>n_components</w:t>
+      </w:r>
+      <w:proofErr w:type="spellEnd"/>
+      <w:r>
+        <w:rPr>
+          <w:rFonts w:ascii="Serif" w:eastAsiaTheme="minorHAnsi" w:hAnsi="Serif" w:cstheme="minorBidi"/>
+          <w:i w:val="0"/>
+          <w:iCs w:val="0"/>
+          <w:color w:val="auto"/>
+        </w:rPr>
+        <w:t>=3 was selected to reduce the dimensionality of the dataset. PLS combines the original features into latent variables that help explain the target variable. Since the model handles multicollinearity well, 3 components were enough to represent the dataset while reducing model complexity</w:t>
       </w:r>
     </w:p>
     <w:p>
@@ -8763,7 +10272,21 @@
         <w:rPr>
           <w:rFonts w:ascii="Serif" w:hAnsi="Serif"/>
         </w:rPr>
-        <w:t>Based on the PLS results, we noticed that the model handled correlated features very well and achieved strong and consistent performance across the training, testing, and cross-validation stages, similar to the Random Forest Regressor.</w:t>
+        <w:t xml:space="preserve">Based on the PLS results, we noticed that the model handled correlated features very well and achieved strong and consistent performance across the training, testing, and cross-validation stages, </w:t>
+      </w:r>
+      <w:proofErr w:type="gramStart"/>
+      <w:r>
+        <w:rPr>
+          <w:rFonts w:ascii="Serif" w:hAnsi="Serif"/>
+        </w:rPr>
+        <w:t>similar to</w:t>
+      </w:r>
+      <w:proofErr w:type="gramEnd"/>
+      <w:r>
+        <w:rPr>
+          <w:rFonts w:ascii="Serif" w:hAnsi="Serif"/>
+        </w:rPr>
+        <w:t xml:space="preserve"> the Random Forest Regressor.</w:t>
       </w:r>
     </w:p>
     <w:p>
@@ -8940,14 +10463,56 @@
         <w:rPr>
           <w:rFonts w:ascii="Serif" w:hAnsi="Serif"/>
         </w:rPr>
-        <w:t xml:space="preserve">During the Modelling stage, Grid Search (GridSearchCV) was applied to perform hyperparameter tuning and determine the optimal parameter combinations for the KNN and Random Forest models. We decided to stick with the parameters found by GridSearchCV because of computational limitations. Trying many more parameter combinations to achieve slightly better results would take too much processing time and would not be practical for this project. Model performance was evaluated using Mean Absolute Error (MAE), R² score, and cross-validation results to assess predictive </w:t>
+        <w:t>During the Modelling stage, Grid Search (</w:t>
+      </w:r>
+      <w:proofErr w:type="spellStart"/>
+      <w:r>
+        <w:rPr>
+          <w:rFonts w:ascii="Serif" w:hAnsi="Serif"/>
+        </w:rPr>
+        <w:t>GridSearchCV</w:t>
+      </w:r>
+      <w:proofErr w:type="spellEnd"/>
+      <w:r>
+        <w:rPr>
+          <w:rFonts w:ascii="Serif" w:hAnsi="Serif"/>
+        </w:rPr>
+        <w:t xml:space="preserve">) was applied to perform hyperparameter tuning and determine the optimal parameter combinations for the KNN and Random Forest models. We decided to stick with the parameters found by </w:t>
+      </w:r>
+      <w:proofErr w:type="spellStart"/>
+      <w:r>
+        <w:rPr>
+          <w:rFonts w:ascii="Serif" w:hAnsi="Serif"/>
+        </w:rPr>
+        <w:t>GridSearchCV</w:t>
+      </w:r>
+      <w:proofErr w:type="spellEnd"/>
+      <w:r>
+        <w:rPr>
+          <w:rFonts w:ascii="Serif" w:hAnsi="Serif"/>
+        </w:rPr>
+        <w:t xml:space="preserve"> because of computational limitations. Trying many more parameter combinations to achieve slightly better results would take too much processing time and would not be practical for this project. Model performance was evaluated using Mean Absolute Error (MAE), R² score, and cross-validation results to assess predictive </w:t>
       </w:r>
       <w:r>
         <w:rPr>
           <w:rFonts w:ascii="Serif" w:hAnsi="Serif"/>
         </w:rPr>
         <w:lastRenderedPageBreak/>
-        <w:t>capability and generalisation performance. The three models were ranked in the following order.</w:t>
+        <w:t xml:space="preserve">capability and </w:t>
+      </w:r>
+      <w:proofErr w:type="spellStart"/>
+      <w:r>
+        <w:rPr>
+          <w:rFonts w:ascii="Serif" w:hAnsi="Serif"/>
+        </w:rPr>
+        <w:t>generalisation</w:t>
+      </w:r>
+      <w:proofErr w:type="spellEnd"/>
+      <w:r>
+        <w:rPr>
+          <w:rFonts w:ascii="Serif" w:hAnsi="Serif"/>
+        </w:rPr>
+        <w:t xml:space="preserve"> performance. The three models were ranked in the following order.</w:t>
       </w:r>
     </w:p>
     <w:p>
@@ -8985,6 +10550,11 @@
         </w:rPr>
       </w:pPr>
     </w:p>
+    <w:p/>
+    <w:p/>
+    <w:p/>
+    <w:p/>
+    <w:p/>
     <w:p/>
     <w:sectPr>
       <w:headerReference w:type="default" r:id="rId27"/>

--- a/Final_Project_Carlos_Suelen.docx
+++ b/Final_Project_Carlos_Suelen.docx
@@ -57,25 +57,7 @@
           <w:sz w:val="28"/>
           <w:szCs w:val="28"/>
         </w:rPr>
-        <w:t xml:space="preserve">Carlos Daniel Ambrosio &amp; </w:t>
-      </w:r>
-      <w:proofErr w:type="spellStart"/>
-      <w:r>
-        <w:rPr>
-          <w:rFonts w:ascii="Serif" w:hAnsi="Serif" w:cs="Arial"/>
-          <w:sz w:val="28"/>
-          <w:szCs w:val="28"/>
-        </w:rPr>
-        <w:t>Suelen</w:t>
-      </w:r>
-      <w:proofErr w:type="spellEnd"/>
-      <w:r>
-        <w:rPr>
-          <w:rFonts w:ascii="Serif" w:hAnsi="Serif" w:cs="Arial"/>
-          <w:sz w:val="28"/>
-          <w:szCs w:val="28"/>
-        </w:rPr>
-        <w:t xml:space="preserve"> Rocha</w:t>
+        <w:t>Carlos Daniel Ambrosio &amp; Suelen Rocha</w:t>
       </w:r>
     </w:p>
     <w:p>
@@ -1053,21 +1035,7 @@
         <w:rPr>
           <w:rFonts w:ascii="Serif" w:hAnsi="Serif" w:cs="Arial"/>
         </w:rPr>
-        <w:t xml:space="preserve">Deforestation has become a major environmental issue worldwide, especially in the Amazon Rainforest, which is known as one of the world’s largest carbon sinks. This region has been significantly impacted by cattle farming, contributing to increased CO₂ emissions and land degradation. As Brazil is one of the world’s largest beef producers and exporters, the environmental impact of livestock production has attracted increasing attention from </w:t>
-      </w:r>
-      <w:proofErr w:type="spellStart"/>
-      <w:r>
-        <w:rPr>
-          <w:rFonts w:ascii="Serif" w:hAnsi="Serif" w:cs="Arial"/>
-        </w:rPr>
-        <w:t>organisations</w:t>
-      </w:r>
-      <w:proofErr w:type="spellEnd"/>
-      <w:r>
-        <w:rPr>
-          <w:rFonts w:ascii="Serif" w:hAnsi="Serif" w:cs="Arial"/>
-        </w:rPr>
-        <w:t>, governments, and sustainability analysts.</w:t>
+        <w:t>Deforestation has become a major environmental issue worldwide, especially in the Amazon Rainforest, which is known as one of the world’s largest carbon sinks. This region has been significantly impacted by cattle farming, contributing to increased CO₂ emissions and land degradation. As Brazil is one of the world’s largest beef producers and exporters, the environmental impact of livestock production has attracted increasing attention from organisations, governments, and sustainability analysts.</w:t>
       </w:r>
     </w:p>
     <w:p>
@@ -1081,21 +1049,7 @@
         <w:rPr>
           <w:rFonts w:ascii="Serif" w:hAnsi="Serif" w:cs="Arial"/>
         </w:rPr>
-        <w:t xml:space="preserve">This project aims to </w:t>
-      </w:r>
-      <w:proofErr w:type="spellStart"/>
-      <w:r>
-        <w:rPr>
-          <w:rFonts w:ascii="Serif" w:hAnsi="Serif" w:cs="Arial"/>
-        </w:rPr>
-        <w:t>analyse</w:t>
-      </w:r>
-      <w:proofErr w:type="spellEnd"/>
-      <w:r>
-        <w:rPr>
-          <w:rFonts w:ascii="Serif" w:hAnsi="Serif" w:cs="Arial"/>
-        </w:rPr>
-        <w:t xml:space="preserve"> the relationship between cattle farming, deforestation, and CO₂ emissions in the Amazon using Machine Learning techniques. Using the CRISP-DM framework, the project explored each stage of the process, starting with business understanding, followed by data understanding, data preparation, modelling, evaluation, and deployment.</w:t>
+        <w:t>This project aims to analyse the relationship between cattle farming, deforestation, and CO₂ emissions in the Amazon using Machine Learning techniques. Using the CRISP-DM framework, the project explored each stage of the process, starting with business understanding, followed by data understanding, data preparation, modelling, evaluation, and deployment.</w:t>
       </w:r>
     </w:p>
     <w:p>
@@ -1109,21 +1063,7 @@
         <w:rPr>
           <w:rFonts w:ascii="Serif" w:hAnsi="Serif" w:cs="Arial"/>
         </w:rPr>
-        <w:t xml:space="preserve">During the exploratory data analysis phase, the dataset was </w:t>
-      </w:r>
-      <w:proofErr w:type="spellStart"/>
-      <w:r>
-        <w:rPr>
-          <w:rFonts w:ascii="Serif" w:hAnsi="Serif" w:cs="Arial"/>
-        </w:rPr>
-        <w:t>analysed</w:t>
-      </w:r>
-      <w:proofErr w:type="spellEnd"/>
-      <w:r>
-        <w:rPr>
-          <w:rFonts w:ascii="Serif" w:hAnsi="Serif" w:cs="Arial"/>
-        </w:rPr>
-        <w:t xml:space="preserve"> using histograms, scatter plots, boxplots, and correlation analysis to better understand the distribution of the variables, identify outliers, examine relationships between features, and detect issues such as skewness and multicollinearity. The analysis showed that the dataset contains highly skewed distributions, extreme values, correlated variables, and missing data, which required careful preprocessing before modelling.</w:t>
+        <w:t>During the exploratory data analysis phase, the dataset was analysed using histograms, scatter plots, boxplots, and correlation analysis to better understand the distribution of the variables, identify outliers, examine relationships between features, and detect issues such as skewness and multicollinearity. The analysis showed that the dataset contains highly skewed distributions, extreme values, correlated variables, and missing data, which required careful preprocessing before modelling.</w:t>
       </w:r>
     </w:p>
     <w:p>
@@ -1157,21 +1097,7 @@
         <w:rPr>
           <w:rFonts w:ascii="Serif" w:hAnsi="Serif" w:cs="Arial"/>
         </w:rPr>
-        <w:t xml:space="preserve"> machine learning models were developed and compared: K-Nearest </w:t>
-      </w:r>
-      <w:proofErr w:type="spellStart"/>
-      <w:r>
-        <w:rPr>
-          <w:rFonts w:ascii="Serif" w:hAnsi="Serif" w:cs="Arial"/>
-        </w:rPr>
-        <w:t>Neighbours</w:t>
-      </w:r>
-      <w:proofErr w:type="spellEnd"/>
-      <w:r>
-        <w:rPr>
-          <w:rFonts w:ascii="Serif" w:hAnsi="Serif" w:cs="Arial"/>
-        </w:rPr>
-        <w:t xml:space="preserve"> Regressor (KNN), Random Forest Regressor, Partial Least Squares Regressor (PLS)</w:t>
+        <w:t xml:space="preserve"> machine learning models were developed and compared: K-Nearest Neighbours Regressor (KNN), Random Forest Regressor, Partial Least Squares Regressor (PLS)</w:t>
       </w:r>
       <w:r>
         <w:rPr>
@@ -1195,49 +1121,7 @@
         <w:rPr>
           <w:rFonts w:ascii="Serif" w:hAnsi="Serif" w:cs="Arial"/>
         </w:rPr>
-        <w:t xml:space="preserve">Different hyperparameters were tested using </w:t>
-      </w:r>
-      <w:proofErr w:type="spellStart"/>
-      <w:r>
-        <w:rPr>
-          <w:rFonts w:ascii="Serif" w:hAnsi="Serif" w:cs="Arial"/>
-        </w:rPr>
-        <w:t>GridSearchCV</w:t>
-      </w:r>
-      <w:proofErr w:type="spellEnd"/>
-      <w:r>
-        <w:rPr>
-          <w:rFonts w:ascii="Serif" w:hAnsi="Serif" w:cs="Arial"/>
-        </w:rPr>
-        <w:t xml:space="preserve">, and the models were evaluated using metrics such as R² score, Mean Absolute Error (MAE), and cross-validation. </w:t>
-      </w:r>
-      <w:proofErr w:type="gramStart"/>
-      <w:r>
-        <w:rPr>
-          <w:rFonts w:ascii="Serif" w:hAnsi="Serif" w:cs="Arial"/>
-        </w:rPr>
-        <w:t>Particular attention</w:t>
-      </w:r>
-      <w:proofErr w:type="gramEnd"/>
-      <w:r>
-        <w:rPr>
-          <w:rFonts w:ascii="Serif" w:hAnsi="Serif" w:cs="Arial"/>
-        </w:rPr>
-        <w:t xml:space="preserve"> was given to how correlated features and preprocessing techniques affected model performance and </w:t>
-      </w:r>
-      <w:proofErr w:type="spellStart"/>
-      <w:r>
-        <w:rPr>
-          <w:rFonts w:ascii="Serif" w:hAnsi="Serif" w:cs="Arial"/>
-        </w:rPr>
-        <w:t>generalisation</w:t>
-      </w:r>
-      <w:proofErr w:type="spellEnd"/>
-      <w:r>
-        <w:rPr>
-          <w:rFonts w:ascii="Serif" w:hAnsi="Serif" w:cs="Arial"/>
-        </w:rPr>
-        <w:t>.</w:t>
+        <w:t>Different hyperparameters were tested using GridSearchCV, and the models were evaluated using metrics such as R² score, Mean Absolute Error (MAE), and cross-validation. Particular attention was given to how correlated features and preprocessing techniques affected model performance and generalisation.</w:t>
       </w:r>
     </w:p>
     <w:p>
@@ -1377,21 +1261,7 @@
         <w:rPr>
           <w:rFonts w:ascii="Serif" w:hAnsi="Serif" w:cs="Arial"/>
         </w:rPr>
-        <w:t xml:space="preserve">This project aims to </w:t>
-      </w:r>
-      <w:proofErr w:type="spellStart"/>
-      <w:r>
-        <w:rPr>
-          <w:rFonts w:ascii="Serif" w:hAnsi="Serif" w:cs="Arial"/>
-        </w:rPr>
-        <w:t>analyse</w:t>
-      </w:r>
-      <w:proofErr w:type="spellEnd"/>
-      <w:r>
-        <w:rPr>
-          <w:rFonts w:ascii="Serif" w:hAnsi="Serif" w:cs="Arial"/>
-        </w:rPr>
-        <w:t xml:space="preserve"> livestock farming, Amazon deforestation, and CO</w:t>
+        <w:t>This project aims to analyse livestock farming, Amazon deforestation, and CO</w:t>
       </w:r>
       <w:r>
         <w:rPr>
@@ -1431,21 +1301,7 @@
         <w:rPr>
           <w:rFonts w:ascii="Serif" w:hAnsi="Serif" w:cs="Arial"/>
         </w:rPr>
-        <w:t xml:space="preserve">The Amazon Rainforest is the largest tropical forest and one of the most biodiverse ecosystems. It plays a vital role in absorbing around 200+ billion tons of carbon, regulating the climate, and maintaining global rainfall patterns. (WWF, 2024). Due to deforestation in the Amazon, driven by activities such as livestock farming, mining, and soy production, the region is experiencing significant carbon loss. </w:t>
-      </w:r>
-      <w:proofErr w:type="gramStart"/>
-      <w:r>
-        <w:rPr>
-          <w:rFonts w:ascii="Serif" w:hAnsi="Serif" w:cs="Arial"/>
-        </w:rPr>
-        <w:t>In particular, meat</w:t>
-      </w:r>
-      <w:proofErr w:type="gramEnd"/>
-      <w:r>
-        <w:rPr>
-          <w:rFonts w:ascii="Serif" w:hAnsi="Serif" w:cs="Arial"/>
-        </w:rPr>
-        <w:t xml:space="preserve"> production contributes heavily to this impact, leading to substantial CO</w:t>
+        <w:t>The Amazon Rainforest is the largest tropical forest and one of the most biodiverse ecosystems. It plays a vital role in absorbing around 200+ billion tons of carbon, regulating the climate, and maintaining global rainfall patterns. (WWF, 2024). Due to deforestation in the Amazon, driven by activities such as livestock farming, mining, and soy production, the region is experiencing significant carbon loss. In particular, meat production contributes heavily to this impact, leading to substantial CO</w:t>
       </w:r>
       <w:r>
         <w:rPr>
@@ -1540,21 +1396,7 @@
         <w:rPr>
           <w:rFonts w:ascii="Serif" w:hAnsi="Serif" w:cs="Arial"/>
         </w:rPr>
-        <w:t xml:space="preserve">Can predictive models help </w:t>
-      </w:r>
-      <w:proofErr w:type="spellStart"/>
-      <w:r>
-        <w:rPr>
-          <w:rFonts w:ascii="Serif" w:hAnsi="Serif" w:cs="Arial"/>
-        </w:rPr>
-        <w:t>organisations</w:t>
-      </w:r>
-      <w:proofErr w:type="spellEnd"/>
-      <w:r>
-        <w:rPr>
-          <w:rFonts w:ascii="Serif" w:hAnsi="Serif" w:cs="Arial"/>
-        </w:rPr>
-        <w:t xml:space="preserve"> anticipate environmental risks?</w:t>
+        <w:t>Can predictive models help organisations anticipate environmental risks?</w:t>
       </w:r>
     </w:p>
     <w:p>
@@ -1734,21 +1576,7 @@
         <w:rPr>
           <w:rFonts w:ascii="Serif" w:hAnsi="Serif" w:cs="Arial"/>
         </w:rPr>
-        <w:t xml:space="preserve">Data Understanding: Data collection from </w:t>
-      </w:r>
-      <w:proofErr w:type="spellStart"/>
-      <w:r>
-        <w:rPr>
-          <w:rFonts w:ascii="Serif" w:hAnsi="Serif" w:cs="Arial"/>
-        </w:rPr>
-        <w:t>TerraBrasilis</w:t>
-      </w:r>
-      <w:proofErr w:type="spellEnd"/>
-      <w:r>
-        <w:rPr>
-          <w:rFonts w:ascii="Serif" w:hAnsi="Serif" w:cs="Arial"/>
-        </w:rPr>
-        <w:t>, TRASE, and INPE</w:t>
+        <w:t>Data Understanding: Data collection from TerraBrasilis, TRASE, and INPE</w:t>
       </w:r>
     </w:p>
     <w:p>
@@ -1875,19 +1703,11 @@
           <w:rFonts w:ascii="Serif" w:hAnsi="Serif" w:cs="Arial"/>
         </w:rPr>
       </w:pPr>
-      <w:proofErr w:type="spellStart"/>
-      <w:r>
-        <w:rPr>
-          <w:rFonts w:ascii="Serif" w:hAnsi="Serif" w:cs="Arial"/>
-        </w:rPr>
-        <w:t>Jupyter</w:t>
-      </w:r>
-      <w:proofErr w:type="spellEnd"/>
-      <w:r>
-        <w:rPr>
-          <w:rFonts w:ascii="Serif" w:hAnsi="Serif" w:cs="Arial"/>
-        </w:rPr>
-        <w:t xml:space="preserve"> Notebook, Python</w:t>
+      <w:r>
+        <w:rPr>
+          <w:rFonts w:ascii="Serif" w:hAnsi="Serif" w:cs="Arial"/>
+        </w:rPr>
+        <w:t>Jupyter Notebook, Python</w:t>
       </w:r>
     </w:p>
     <w:p>
@@ -1918,35 +1738,7 @@
         <w:rPr>
           <w:rFonts w:ascii="Serif" w:hAnsi="Serif" w:cs="Arial"/>
         </w:rPr>
-        <w:t xml:space="preserve">, seaborn, </w:t>
-      </w:r>
-      <w:proofErr w:type="spellStart"/>
-      <w:r>
-        <w:rPr>
-          <w:rFonts w:ascii="Serif" w:hAnsi="Serif" w:cs="Arial"/>
-        </w:rPr>
-        <w:t>plotly</w:t>
-      </w:r>
-      <w:proofErr w:type="spellEnd"/>
-      <w:r>
-        <w:rPr>
-          <w:rFonts w:ascii="Serif" w:hAnsi="Serif" w:cs="Arial"/>
-        </w:rPr>
-        <w:t xml:space="preserve">, </w:t>
-      </w:r>
-      <w:proofErr w:type="spellStart"/>
-      <w:r>
-        <w:rPr>
-          <w:rFonts w:ascii="Serif" w:hAnsi="Serif" w:cs="Arial"/>
-        </w:rPr>
-        <w:t>geopandas</w:t>
-      </w:r>
-      <w:proofErr w:type="spellEnd"/>
-      <w:r>
-        <w:rPr>
-          <w:rFonts w:ascii="Serif" w:hAnsi="Serif" w:cs="Arial"/>
-        </w:rPr>
-        <w:t>)</w:t>
+        <w:t>, seaborn, plotly, geopandas)</w:t>
       </w:r>
     </w:p>
     <w:p>
@@ -1968,14 +1760,12 @@
         </w:rPr>
         <w:t xml:space="preserve">Machine Learning (Linear Regression, K-Nearest </w:t>
       </w:r>
-      <w:proofErr w:type="spellStart"/>
       <w:r>
         <w:rPr>
           <w:rFonts w:ascii="Serif" w:hAnsi="Serif" w:cs="Arial"/>
         </w:rPr>
         <w:t>Neighbour</w:t>
       </w:r>
-      <w:proofErr w:type="spellEnd"/>
       <w:r>
         <w:rPr>
           <w:rFonts w:ascii="Serif" w:hAnsi="Serif" w:cs="Arial"/>
@@ -2078,21 +1868,7 @@
         <w:rPr>
           <w:rFonts w:ascii="Serif" w:hAnsi="Serif" w:cs="Arial"/>
         </w:rPr>
-        <w:t xml:space="preserve"> useful insights for policymakers, ESG analysts, and </w:t>
-      </w:r>
-      <w:proofErr w:type="spellStart"/>
-      <w:r>
-        <w:rPr>
-          <w:rFonts w:ascii="Serif" w:hAnsi="Serif" w:cs="Arial"/>
-        </w:rPr>
-        <w:t>organisations</w:t>
-      </w:r>
-      <w:proofErr w:type="spellEnd"/>
-      <w:r>
-        <w:rPr>
-          <w:rFonts w:ascii="Serif" w:hAnsi="Serif" w:cs="Arial"/>
-        </w:rPr>
-        <w:t xml:space="preserve">, </w:t>
+        <w:t xml:space="preserve"> useful insights for policymakers, ESG analysts, and organisations, </w:t>
       </w:r>
       <w:r>
         <w:rPr>
@@ -2208,70 +1984,14 @@
         <w:rPr>
           <w:rFonts w:ascii="Serif" w:hAnsi="Serif" w:cs="Arial"/>
         </w:rPr>
-        <w:t xml:space="preserve"> emissions linked to cattle-driven deforestation. By </w:t>
-      </w:r>
-      <w:proofErr w:type="spellStart"/>
-      <w:r>
-        <w:rPr>
-          <w:rFonts w:ascii="Serif" w:hAnsi="Serif" w:cs="Arial"/>
-        </w:rPr>
-        <w:t>analysing</w:t>
-      </w:r>
-      <w:proofErr w:type="spellEnd"/>
-      <w:r>
-        <w:rPr>
-          <w:rFonts w:ascii="Serif" w:hAnsi="Serif" w:cs="Arial"/>
-        </w:rPr>
-        <w:t xml:space="preserve"> these emissions, the system helps </w:t>
-      </w:r>
-      <w:proofErr w:type="spellStart"/>
-      <w:r>
-        <w:rPr>
-          <w:rFonts w:ascii="Serif" w:hAnsi="Serif" w:cs="Arial"/>
-        </w:rPr>
-        <w:t>organisations</w:t>
-      </w:r>
-      <w:proofErr w:type="spellEnd"/>
-      <w:r>
-        <w:rPr>
-          <w:rFonts w:ascii="Serif" w:hAnsi="Serif" w:cs="Arial"/>
-        </w:rPr>
-        <w:t xml:space="preserve"> understand risks and make more informed decisions about their supply chains and sustainability strategies. This solution would help </w:t>
-      </w:r>
-      <w:proofErr w:type="spellStart"/>
-      <w:r>
-        <w:rPr>
-          <w:rFonts w:ascii="Serif" w:hAnsi="Serif" w:cs="Arial"/>
-        </w:rPr>
-        <w:t>organisations</w:t>
-      </w:r>
-      <w:proofErr w:type="spellEnd"/>
-      <w:r>
-        <w:rPr>
-          <w:rFonts w:ascii="Serif" w:hAnsi="Serif" w:cs="Arial"/>
-        </w:rPr>
-        <w:t xml:space="preserve"> identify risks earlier, stay aligned with regulations and market expectations, and avoid penalties or trade restrictions while protecting their reputation. Businesses can improve sustainability </w:t>
+        <w:t xml:space="preserve"> emissions linked to cattle-driven deforestation. By analysing these emissions, the system helps organisations understand risks and make more informed decisions about their supply chains and sustainability strategies. This solution would help organisations identify risks earlier, stay aligned with regulations and market expectations, and avoid penalties or trade restrictions while protecting their reputation. Businesses can improve sustainability </w:t>
       </w:r>
       <w:r>
         <w:rPr>
           <w:rFonts w:ascii="Serif" w:hAnsi="Serif" w:cs="Arial"/>
         </w:rPr>
         <w:lastRenderedPageBreak/>
-        <w:t>reporting, demonstrate responsible practices to investors and regulators, and maintain access to international markets while reducing compliance costs. (</w:t>
-      </w:r>
-      <w:proofErr w:type="spellStart"/>
-      <w:r>
-        <w:rPr>
-          <w:rFonts w:ascii="Serif" w:hAnsi="Serif" w:cs="Arial"/>
-        </w:rPr>
-        <w:t>Aljohani</w:t>
-      </w:r>
-      <w:proofErr w:type="spellEnd"/>
-      <w:r>
-        <w:rPr>
-          <w:rFonts w:ascii="Serif" w:hAnsi="Serif" w:cs="Arial"/>
-        </w:rPr>
-        <w:t>, 2023)</w:t>
+        <w:t>reporting, demonstrate responsible practices to investors and regulators, and maintain access to international markets while reducing compliance costs. (Aljohani, 2023)</w:t>
       </w:r>
     </w:p>
     <w:p>
@@ -2336,21 +2056,7 @@
         <w:rPr>
           <w:rFonts w:ascii="Serif" w:hAnsi="Serif" w:cs="Arial"/>
         </w:rPr>
-        <w:t xml:space="preserve">developed by Carlos and </w:t>
-      </w:r>
-      <w:proofErr w:type="spellStart"/>
-      <w:r>
-        <w:rPr>
-          <w:rFonts w:ascii="Serif" w:hAnsi="Serif" w:cs="Arial"/>
-        </w:rPr>
-        <w:t>Suelen</w:t>
-      </w:r>
-      <w:proofErr w:type="spellEnd"/>
-      <w:r>
-        <w:rPr>
-          <w:rFonts w:ascii="Serif" w:hAnsi="Serif" w:cs="Arial"/>
-        </w:rPr>
-        <w:t xml:space="preserve"> using the </w:t>
+        <w:t xml:space="preserve">developed by Carlos and Suelen using the </w:t>
       </w:r>
       <w:r>
         <w:rPr>
@@ -2650,21 +2356,7 @@
         <w:rPr>
           <w:rFonts w:ascii="Serif" w:hAnsi="Serif" w:cs="Arial"/>
         </w:rPr>
-        <w:t>(IBGE, 2023). Within this population, around 30 million people live in the Amazon region, including approximately 1.5 million Indigenous people. These communities depend on the Amazon forest for food, medicine, shelter, and traditional economic activities such as fishing and agriculture. Indigenous populations lived in the Amazon before the Portuguese arrived in Brazil, developing a strong cultural and environmental connection with the forest. Due to this historical relationship, Indigenous communities play a role in environmental preservation and protection. (</w:t>
-      </w:r>
-      <w:proofErr w:type="spellStart"/>
-      <w:r>
-        <w:rPr>
-          <w:rFonts w:ascii="Serif" w:hAnsi="Serif" w:cs="Arial"/>
-        </w:rPr>
-        <w:t>Guitarrara</w:t>
-      </w:r>
-      <w:proofErr w:type="spellEnd"/>
-      <w:r>
-        <w:rPr>
-          <w:rFonts w:ascii="Serif" w:hAnsi="Serif" w:cs="Arial"/>
-        </w:rPr>
-        <w:t>, 2022)</w:t>
+        <w:t>(IBGE, 2023). Within this population, around 30 million people live in the Amazon region, including approximately 1.5 million Indigenous people. These communities depend on the Amazon forest for food, medicine, shelter, and traditional economic activities such as fishing and agriculture. Indigenous populations lived in the Amazon before the Portuguese arrived in Brazil, developing a strong cultural and environmental connection with the forest. Due to this historical relationship, Indigenous communities play a role in environmental preservation and protection. (Guitarrara, 2022)</w:t>
       </w:r>
     </w:p>
     <w:p>
@@ -2724,21 +2416,7 @@
         <w:rPr>
           <w:rFonts w:ascii="Serif" w:hAnsi="Serif" w:cs="Arial"/>
         </w:rPr>
-        <w:t xml:space="preserve">Drones (UAVs) are used by agencies like IBAMA and ICMBio to capture high-resolution images, detect illegal deforestation, and monitor fires. Bioacoustics sensors and camera traps help track wildlife and identify illegal activities, while artificial intelligence (AI) analyses satellite and drone data for faster and more accurate detection of deforestation and environmental threats. (WWF </w:t>
-      </w:r>
-      <w:proofErr w:type="spellStart"/>
-      <w:r>
-        <w:rPr>
-          <w:rFonts w:ascii="Serif" w:hAnsi="Serif" w:cs="Arial"/>
-        </w:rPr>
-        <w:t>Brasil</w:t>
-      </w:r>
-      <w:proofErr w:type="spellEnd"/>
-      <w:r>
-        <w:rPr>
-          <w:rFonts w:ascii="Serif" w:hAnsi="Serif" w:cs="Arial"/>
-        </w:rPr>
-        <w:t>, 2024).</w:t>
+        <w:t>Drones (UAVs) are used by agencies like IBAMA and ICMBio to capture high-resolution images, detect illegal deforestation, and monitor fires. Bioacoustics sensors and camera traps help track wildlife and identify illegal activities, while artificial intelligence (AI) analyses satellite and drone data for faster and more accurate detection of deforestation and environmental threats. (WWF Brasil, 2024).</w:t>
       </w:r>
     </w:p>
     <w:p>
@@ -2752,49 +2430,7 @@
         <w:rPr>
           <w:rFonts w:ascii="Serif" w:hAnsi="Serif" w:cs="Arial"/>
         </w:rPr>
-        <w:t xml:space="preserve">Blockchain technology improves supply chain transparency. The startup </w:t>
-      </w:r>
-      <w:proofErr w:type="spellStart"/>
-      <w:r>
-        <w:rPr>
-          <w:rFonts w:ascii="Serif" w:hAnsi="Serif" w:cs="Arial"/>
-        </w:rPr>
-        <w:t>Btracer</w:t>
-      </w:r>
-      <w:proofErr w:type="spellEnd"/>
-      <w:r>
-        <w:rPr>
-          <w:rFonts w:ascii="Serif" w:hAnsi="Serif" w:cs="Arial"/>
-        </w:rPr>
-        <w:t xml:space="preserve"> developed the Hope Green NFT to track trees and restoration projects, providing secure, real-time records of carbon sequestration and forest conservation efforts. (</w:t>
-      </w:r>
-      <w:proofErr w:type="spellStart"/>
-      <w:r>
-        <w:rPr>
-          <w:rFonts w:ascii="Serif" w:hAnsi="Serif" w:cs="Arial"/>
-        </w:rPr>
-        <w:t>Observatório</w:t>
-      </w:r>
-      <w:proofErr w:type="spellEnd"/>
-      <w:r>
-        <w:rPr>
-          <w:rFonts w:ascii="Serif" w:hAnsi="Serif" w:cs="Arial"/>
-        </w:rPr>
-        <w:t xml:space="preserve"> Blockchain, 2025). Blockchain also supports compliance with the EU Deforestation Regulation (EUDR) by verifying product origins and ensuring deforestation-free sourcing through immutable records. (</w:t>
-      </w:r>
-      <w:proofErr w:type="spellStart"/>
-      <w:r>
-        <w:rPr>
-          <w:rFonts w:ascii="Serif" w:hAnsi="Serif" w:cs="Arial"/>
-        </w:rPr>
-        <w:t>Astrakode</w:t>
-      </w:r>
-      <w:proofErr w:type="spellEnd"/>
-      <w:r>
-        <w:rPr>
-          <w:rFonts w:ascii="Serif" w:hAnsi="Serif" w:cs="Arial"/>
-        </w:rPr>
-        <w:t>, 2024)</w:t>
+        <w:t>Blockchain technology improves supply chain transparency. The startup Btracer developed the Hope Green NFT to track trees and restoration projects, providing secure, real-time records of carbon sequestration and forest conservation efforts. (Observatório Blockchain, 2025). Blockchain also supports compliance with the EU Deforestation Regulation (EUDR) by verifying product origins and ensuring deforestation-free sourcing through immutable records. (Astrakode, 2024)</w:t>
       </w:r>
     </w:p>
     <w:p>
@@ -2946,21 +2582,7 @@
         <w:rPr>
           <w:rFonts w:ascii="Serif" w:hAnsi="Serif" w:cs="Arial"/>
         </w:rPr>
-        <w:t xml:space="preserve">The datasets used are accurate and </w:t>
-      </w:r>
-      <w:proofErr w:type="gramStart"/>
-      <w:r>
-        <w:rPr>
-          <w:rFonts w:ascii="Serif" w:hAnsi="Serif" w:cs="Arial"/>
-        </w:rPr>
-        <w:t>up-to-date</w:t>
-      </w:r>
-      <w:proofErr w:type="gramEnd"/>
-      <w:r>
-        <w:rPr>
-          <w:rFonts w:ascii="Serif" w:hAnsi="Serif" w:cs="Arial"/>
-        </w:rPr>
-        <w:t xml:space="preserve"> </w:t>
+        <w:t xml:space="preserve">The datasets used are accurate and up-to-date </w:t>
       </w:r>
     </w:p>
     <w:p>
@@ -3200,21 +2822,7 @@
         <w:rPr>
           <w:rFonts w:ascii="Serif" w:hAnsi="Serif" w:cs="Arial"/>
         </w:rPr>
-        <w:t xml:space="preserve">: To address integration challenges, data preprocessing and </w:t>
-      </w:r>
-      <w:proofErr w:type="spellStart"/>
-      <w:r>
-        <w:rPr>
-          <w:rFonts w:ascii="Serif" w:hAnsi="Serif" w:cs="Arial"/>
-        </w:rPr>
-        <w:t>standardisation</w:t>
-      </w:r>
-      <w:proofErr w:type="spellEnd"/>
-      <w:r>
-        <w:rPr>
-          <w:rFonts w:ascii="Serif" w:hAnsi="Serif" w:cs="Arial"/>
-        </w:rPr>
-        <w:t xml:space="preserve"> techniques will be applied to ensure consistency across datasets.</w:t>
+        <w:t>: To address integration challenges, data preprocessing and standardisation techniques will be applied to ensure consistency across datasets.</w:t>
       </w:r>
     </w:p>
     <w:p>
@@ -3294,35 +2902,7 @@
         <w:rPr>
           <w:rFonts w:ascii="Serif" w:hAnsi="Serif" w:cs="Arial"/>
         </w:rPr>
-        <w:t xml:space="preserve">: The model will be considered successful if it </w:t>
-      </w:r>
-      <w:proofErr w:type="spellStart"/>
-      <w:r>
-        <w:rPr>
-          <w:rFonts w:ascii="Serif" w:hAnsi="Serif" w:cs="Arial"/>
-        </w:rPr>
-        <w:t>minimises</w:t>
-      </w:r>
-      <w:proofErr w:type="spellEnd"/>
-      <w:r>
-        <w:rPr>
-          <w:rFonts w:ascii="Serif" w:hAnsi="Serif" w:cs="Arial"/>
-        </w:rPr>
-        <w:t xml:space="preserve"> prediction error (loss), </w:t>
-      </w:r>
-      <w:proofErr w:type="spellStart"/>
-      <w:r>
-        <w:rPr>
-          <w:rFonts w:ascii="Serif" w:hAnsi="Serif" w:cs="Arial"/>
-        </w:rPr>
-        <w:t>generalises</w:t>
-      </w:r>
-      <w:proofErr w:type="spellEnd"/>
-      <w:r>
-        <w:rPr>
-          <w:rFonts w:ascii="Serif" w:hAnsi="Serif" w:cs="Arial"/>
-        </w:rPr>
-        <w:t xml:space="preserve"> well to unseen data, and captures key relationships between variables, resulting in accurate and reliable predictions of CO₂ emissions.</w:t>
+        <w:t>: The model will be considered successful if it minimises prediction error (loss), generalises well to unseen data, and captures key relationships between variables, resulting in accurate and reliable predictions of CO₂ emissions.</w:t>
       </w:r>
     </w:p>
     <w:p>
@@ -3342,7 +2922,6 @@
         </w:rPr>
       </w:pPr>
       <w:bookmarkStart w:id="21" w:name="_Toc229512929"/>
-      <w:proofErr w:type="gramStart"/>
       <w:r>
         <w:rPr>
           <w:rFonts w:ascii="Serif" w:hAnsi="Serif" w:cs="Arial"/>
@@ -3351,7 +2930,6 @@
         </w:rPr>
         <w:t>2 .</w:t>
       </w:r>
-      <w:proofErr w:type="gramEnd"/>
       <w:r>
         <w:rPr>
           <w:rFonts w:ascii="Serif" w:hAnsi="Serif" w:cs="Arial"/>
@@ -3382,63 +2960,7 @@
         <w:rPr>
           <w:rFonts w:ascii="Serif" w:hAnsi="Serif" w:cs="Arial"/>
         </w:rPr>
-        <w:t xml:space="preserve">To develop the model, three datasets were initially collected to explore the relationship between deforestation and CO₂ emissions. The data was obtained from publicly available sources, including </w:t>
-      </w:r>
-      <w:proofErr w:type="spellStart"/>
-      <w:r>
-        <w:rPr>
-          <w:rFonts w:ascii="Serif" w:hAnsi="Serif" w:cs="Arial"/>
-        </w:rPr>
-        <w:t>TerraBrasilis</w:t>
-      </w:r>
-      <w:proofErr w:type="spellEnd"/>
-      <w:r>
-        <w:rPr>
-          <w:rFonts w:ascii="Serif" w:hAnsi="Serif" w:cs="Arial"/>
-        </w:rPr>
-        <w:t xml:space="preserve"> for deforestation monitoring (</w:t>
-      </w:r>
-      <w:proofErr w:type="spellStart"/>
-      <w:r>
-        <w:rPr>
-          <w:rFonts w:ascii="Serif" w:hAnsi="Serif" w:cs="Arial"/>
-        </w:rPr>
-        <w:t>TerraBrasilis</w:t>
-      </w:r>
-      <w:proofErr w:type="spellEnd"/>
-      <w:r>
-        <w:rPr>
-          <w:rFonts w:ascii="Serif" w:hAnsi="Serif" w:cs="Arial"/>
-        </w:rPr>
-        <w:t>, n.d.), TRASE for livestock production (</w:t>
-      </w:r>
-      <w:proofErr w:type="spellStart"/>
-      <w:r>
-        <w:rPr>
-          <w:rFonts w:ascii="Serif" w:hAnsi="Serif" w:cs="Arial"/>
-        </w:rPr>
-        <w:t>zu</w:t>
-      </w:r>
-      <w:proofErr w:type="spellEnd"/>
-      <w:r>
-        <w:rPr>
-          <w:rFonts w:ascii="Serif" w:hAnsi="Serif" w:cs="Arial"/>
-        </w:rPr>
-        <w:t xml:space="preserve"> </w:t>
-      </w:r>
-      <w:proofErr w:type="spellStart"/>
-      <w:r>
-        <w:rPr>
-          <w:rFonts w:ascii="Serif" w:hAnsi="Serif" w:cs="Arial"/>
-        </w:rPr>
-        <w:t>Ermgassen</w:t>
-      </w:r>
-      <w:proofErr w:type="spellEnd"/>
-      <w:r>
-        <w:rPr>
-          <w:rFonts w:ascii="Serif" w:hAnsi="Serif" w:cs="Arial"/>
-        </w:rPr>
-        <w:t xml:space="preserve"> et al., 2023), and INPE for CO₂ emissions data (Crispim and Bezerra, 2019). An exploratory data analysis (EDA) was conducted on all datasets; however, integrating them was not suitable for the scope of this project.</w:t>
+        <w:t>To develop the model, three datasets were initially collected to explore the relationship between deforestation and CO₂ emissions. The data was obtained from publicly available sources, including TerraBrasilis for deforestation monitoring (TerraBrasilis, n.d.), TRASE for livestock production (zu Ermgassen et al., 2023), and INPE for CO₂ emissions data (Crispim and Bezerra, 2019). An exploratory data analysis (EDA) was conducted on all datasets; however, integrating them was not suitable for the scope of this project.</w:t>
       </w:r>
     </w:p>
     <w:p>
@@ -3467,7 +2989,6 @@
         </w:rPr>
         <w:t xml:space="preserve"> production. While the deforestation and CO₂ datasets provide aggregate values from multiple sources, they do not isolate emissions or deforestation caused by cattle-related activities. Including these variables would introduce noise and reduce the relevance of the model. In contrast, the </w:t>
       </w:r>
-      <w:proofErr w:type="spellStart"/>
       <w:r>
         <w:rPr>
           <w:rFonts w:ascii="Serif" w:hAnsi="Serif" w:cs="Arial"/>
@@ -3492,7 +3013,6 @@
         </w:rPr>
         <w:t>mazon</w:t>
       </w:r>
-      <w:proofErr w:type="spellEnd"/>
       <w:r>
         <w:rPr>
           <w:rFonts w:ascii="Serif" w:hAnsi="Serif" w:cs="Arial"/>
@@ -3543,7 +3063,6 @@
         </w:rPr>
         <w:t xml:space="preserve">- The </w:t>
       </w:r>
-      <w:proofErr w:type="spellStart"/>
       <w:r>
         <w:rPr>
           <w:rFonts w:ascii="Serif" w:hAnsi="Serif"/>
@@ -3552,7 +3071,6 @@
         </w:rPr>
         <w:t>beef_amazon</w:t>
       </w:r>
-      <w:proofErr w:type="spellEnd"/>
       <w:r>
         <w:rPr>
           <w:rFonts w:ascii="Serif" w:hAnsi="Serif"/>
@@ -3884,25 +3402,14 @@
         </w:rPr>
         <w:t xml:space="preserve">The number of records in the </w:t>
       </w:r>
-      <w:proofErr w:type="spellStart"/>
       <w:r>
         <w:rPr>
           <w:rFonts w:ascii="Serif" w:hAnsi="Serif"/>
           <w:i/>
           <w:iCs/>
         </w:rPr>
-        <w:t>beef_</w:t>
-      </w:r>
-      <w:proofErr w:type="gramStart"/>
-      <w:r>
-        <w:rPr>
-          <w:rFonts w:ascii="Serif" w:hAnsi="Serif"/>
-          <w:i/>
-          <w:iCs/>
-        </w:rPr>
-        <w:t>amazon</w:t>
-      </w:r>
-      <w:proofErr w:type="spellEnd"/>
+        <w:t>beef_amazon</w:t>
+      </w:r>
       <w:r>
         <w:rPr>
           <w:rFonts w:ascii="Serif" w:hAnsi="Serif"/>
@@ -3919,14 +3426,7 @@
         <w:rPr>
           <w:rFonts w:ascii="Serif" w:hAnsi="Serif"/>
         </w:rPr>
-        <w:t>dataset</w:t>
-      </w:r>
-      <w:proofErr w:type="gramEnd"/>
-      <w:r>
-        <w:rPr>
-          <w:rFonts w:ascii="Serif" w:hAnsi="Serif"/>
-        </w:rPr>
-        <w:t xml:space="preserve"> is 839,727 rows and 26 columns.</w:t>
+        <w:t>dataset is 839,727 rows and 26 columns.</w:t>
       </w:r>
     </w:p>
     <w:p>
@@ -4424,7 +3924,6 @@
         </w:rPr>
         <w:t xml:space="preserve">The </w:t>
       </w:r>
-      <w:proofErr w:type="spellStart"/>
       <w:r>
         <w:rPr>
           <w:rFonts w:ascii="Serif" w:hAnsi="Serif"/>
@@ -4433,7 +3932,6 @@
         </w:rPr>
         <w:t>beef_amazon</w:t>
       </w:r>
-      <w:proofErr w:type="spellEnd"/>
       <w:r>
         <w:rPr>
           <w:rFonts w:ascii="Serif" w:hAnsi="Serif"/>
@@ -4490,23 +3988,13 @@
         </w:rPr>
         <w:t xml:space="preserve">Other surface features of the </w:t>
       </w:r>
-      <w:proofErr w:type="spellStart"/>
       <w:r>
         <w:rPr>
           <w:rFonts w:ascii="Serif" w:hAnsi="Serif"/>
           <w:i/>
           <w:iCs/>
         </w:rPr>
-        <w:t>beef_amazon</w:t>
-      </w:r>
-      <w:proofErr w:type="spellEnd"/>
-      <w:r>
-        <w:rPr>
-          <w:rFonts w:ascii="Serif" w:hAnsi="Serif"/>
-          <w:i/>
-          <w:iCs/>
-        </w:rPr>
-        <w:t xml:space="preserve"> </w:t>
+        <w:t xml:space="preserve">beef_amazon </w:t>
       </w:r>
       <w:r>
         <w:rPr>
@@ -4639,15 +4127,7 @@
                               <w:t>-</w:t>
                             </w:r>
                             <w:r>
-                              <w:t xml:space="preserve">Histograms showing the distribution of numerical variables in the </w:t>
-                            </w:r>
-                            <w:proofErr w:type="spellStart"/>
-                            <w:r>
-                              <w:t>beef_amazon</w:t>
-                            </w:r>
-                            <w:proofErr w:type="spellEnd"/>
-                            <w:r>
-                              <w:t xml:space="preserve"> dataset.</w:t>
+                              <w:t>Histograms showing the distribution of numerical variables in the beef_amazon dataset.</w:t>
                             </w:r>
                             <w:bookmarkEnd w:id="32"/>
                           </w:p>
@@ -4707,15 +4187,7 @@
                         <w:t>-</w:t>
                       </w:r>
                       <w:r>
-                        <w:t xml:space="preserve">Histograms showing the distribution of numerical variables in the </w:t>
-                      </w:r>
-                      <w:proofErr w:type="spellStart"/>
-                      <w:r>
-                        <w:t>beef_amazon</w:t>
-                      </w:r>
-                      <w:proofErr w:type="spellEnd"/>
-                      <w:r>
-                        <w:t xml:space="preserve"> dataset.</w:t>
+                        <w:t>Histograms showing the distribution of numerical variables in the beef_amazon dataset.</w:t>
                       </w:r>
                       <w:bookmarkEnd w:id="33"/>
                     </w:p>
@@ -4822,21 +4294,7 @@
         <w:rPr>
           <w:rFonts w:ascii="Serif" w:hAnsi="Serif"/>
         </w:rPr>
-        <w:t xml:space="preserve">Histograms were used to examine the distribution of numerical variables in the </w:t>
-      </w:r>
-      <w:proofErr w:type="spellStart"/>
-      <w:r>
-        <w:rPr>
-          <w:rFonts w:ascii="Serif" w:hAnsi="Serif"/>
-        </w:rPr>
-        <w:t>beef_amazon</w:t>
-      </w:r>
-      <w:proofErr w:type="spellEnd"/>
-      <w:r>
-        <w:rPr>
-          <w:rFonts w:ascii="Serif" w:hAnsi="Serif"/>
-        </w:rPr>
-        <w:t xml:space="preserve"> dataset. Most variables, including CO₂ emissions, cattle deforestation, land use, and FOB values, exhibit strong right-skewness, with most observations concentrated at lower values and a long tail extending toward higher values. </w:t>
+        <w:t xml:space="preserve">Histograms were used to examine the distribution of numerical variables in the beef_amazon dataset. Most variables, including CO₂ emissions, cattle deforestation, land use, and FOB values, exhibit strong right-skewness, with most observations concentrated at lower values and a long tail extending toward higher values. </w:t>
       </w:r>
       <w:r>
         <w:rPr>
@@ -4862,49 +4320,7 @@
         <w:rPr>
           <w:rFonts w:ascii="Serif" w:hAnsi="Serif"/>
         </w:rPr>
-        <w:t xml:space="preserve">The year variable shows a more distributed pattern across different years, while volume contains most observations between 0.5 and 1. In contrast, variables such as </w:t>
-      </w:r>
-      <w:proofErr w:type="spellStart"/>
-      <w:r>
-        <w:rPr>
-          <w:rFonts w:ascii="Serif" w:hAnsi="Serif"/>
-        </w:rPr>
-        <w:t>cattle_deforestation</w:t>
-      </w:r>
-      <w:proofErr w:type="spellEnd"/>
-      <w:r>
-        <w:rPr>
-          <w:rFonts w:ascii="Serif" w:hAnsi="Serif"/>
-        </w:rPr>
-        <w:t xml:space="preserve">, co2 gross, co2 net, </w:t>
-      </w:r>
-      <w:proofErr w:type="spellStart"/>
-      <w:r>
-        <w:rPr>
-          <w:rFonts w:ascii="Serif" w:hAnsi="Serif"/>
-        </w:rPr>
-        <w:t>land_use</w:t>
-      </w:r>
-      <w:proofErr w:type="spellEnd"/>
-      <w:r>
-        <w:rPr>
-          <w:rFonts w:ascii="Serif" w:hAnsi="Serif"/>
-        </w:rPr>
-        <w:t xml:space="preserve">, and fob are highly </w:t>
-      </w:r>
-      <w:proofErr w:type="gramStart"/>
-      <w:r>
-        <w:rPr>
-          <w:rFonts w:ascii="Serif" w:hAnsi="Serif"/>
-        </w:rPr>
-        <w:t>right-skewed</w:t>
-      </w:r>
-      <w:proofErr w:type="gramEnd"/>
-      <w:r>
-        <w:rPr>
-          <w:rFonts w:ascii="Serif" w:hAnsi="Serif"/>
-        </w:rPr>
-        <w:t>, with most values concentrated near zero and a smaller number of higher values. Overall, these patterns indicate significant skewness within the dataset, which should be considered during preprocessing and modelling.</w:t>
+        <w:t>The year variable shows a more distributed pattern across different years, while volume contains most observations between 0.5 and 1. In contrast, variables such as cattle_deforestation, co2 gross, co2 net, land_use, and fob are highly right-skewed, with most values concentrated near zero and a smaller number of higher values. Overall, these patterns indicate significant skewness within the dataset, which should be considered during preprocessing and modelling.</w:t>
       </w:r>
     </w:p>
     <w:p>
@@ -4962,23 +4378,8 @@
         <w:rPr>
           <w:rFonts w:ascii="Serif" w:hAnsi="Serif"/>
         </w:rPr>
-        <w:t xml:space="preserve">Boxplots were used to </w:t>
-      </w:r>
-      <w:proofErr w:type="spellStart"/>
-      <w:r>
-        <w:rPr>
-          <w:rFonts w:ascii="Serif" w:hAnsi="Serif"/>
-        </w:rPr>
-        <w:t>analyse</w:t>
-      </w:r>
-      <w:proofErr w:type="spellEnd"/>
-      <w:r>
-        <w:rPr>
-          <w:rFonts w:ascii="Serif" w:hAnsi="Serif"/>
-        </w:rPr>
-        <w:t xml:space="preserve"> the spread of numeric variables in the </w:t>
-      </w:r>
-      <w:proofErr w:type="spellStart"/>
+        <w:t xml:space="preserve">Boxplots were used to analyse the spread of numeric variables in the </w:t>
+      </w:r>
       <w:r>
         <w:rPr>
           <w:rFonts w:ascii="Serif" w:hAnsi="Serif"/>
@@ -4987,7 +4388,6 @@
         </w:rPr>
         <w:t>beef_amazon</w:t>
       </w:r>
-      <w:proofErr w:type="spellEnd"/>
       <w:r>
         <w:rPr>
           <w:rFonts w:ascii="Serif" w:hAnsi="Serif"/>
@@ -5732,23 +5132,8 @@
         <w:rPr>
           <w:rFonts w:ascii="Serif" w:hAnsi="Serif"/>
         </w:rPr>
-        <w:t xml:space="preserve">Simple aggregations were used to </w:t>
-      </w:r>
-      <w:proofErr w:type="spellStart"/>
-      <w:r>
-        <w:rPr>
-          <w:rFonts w:ascii="Serif" w:hAnsi="Serif"/>
-        </w:rPr>
-        <w:t>analyse</w:t>
-      </w:r>
-      <w:proofErr w:type="spellEnd"/>
-      <w:r>
-        <w:rPr>
-          <w:rFonts w:ascii="Serif" w:hAnsi="Serif"/>
-        </w:rPr>
-        <w:t xml:space="preserve"> trends over time in the </w:t>
-      </w:r>
-      <w:proofErr w:type="spellStart"/>
+        <w:t xml:space="preserve">Simple aggregations were used to analyse trends over time in the </w:t>
+      </w:r>
       <w:r>
         <w:rPr>
           <w:rFonts w:ascii="Serif" w:hAnsi="Serif"/>
@@ -5773,7 +5158,6 @@
         </w:rPr>
         <w:t>mazon</w:t>
       </w:r>
-      <w:proofErr w:type="spellEnd"/>
       <w:r>
         <w:rPr>
           <w:rFonts w:ascii="Serif" w:hAnsi="Serif"/>
@@ -6503,21 +5887,7 @@
         <w:rPr>
           <w:rFonts w:ascii="Serif" w:hAnsi="Serif"/>
         </w:rPr>
-        <w:t xml:space="preserve">For the data cleaning phase, three different techniques were applied to handle missing values </w:t>
-      </w:r>
-      <w:proofErr w:type="gramStart"/>
-      <w:r>
-        <w:rPr>
-          <w:rFonts w:ascii="Serif" w:hAnsi="Serif"/>
-        </w:rPr>
-        <w:t>in order to</w:t>
-      </w:r>
-      <w:proofErr w:type="gramEnd"/>
-      <w:r>
-        <w:rPr>
-          <w:rFonts w:ascii="Serif" w:hAnsi="Serif"/>
-        </w:rPr>
-        <w:t xml:space="preserve"> evaluate which approach would be most suitable for the model. In addition, invalid entries were identified and corrected, unnecessary columns were removed, and label encoding was implemented. The following approaches were considered:</w:t>
+        <w:t>For the data cleaning phase, three different techniques were applied to handle missing values in order to evaluate which approach would be most suitable for the model. In addition, invalid entries were identified and corrected, unnecessary columns were removed, and label encoding was implemented. The following approaches were considered:</w:t>
       </w:r>
     </w:p>
     <w:p>
@@ -6813,193 +6183,159 @@
         </w:rPr>
         <w:t xml:space="preserve">The first approach involved removing all missing values from the dataset using the </w:t>
       </w:r>
-      <w:proofErr w:type="spellStart"/>
-      <w:proofErr w:type="gramStart"/>
       <w:r>
         <w:rPr>
           <w:rFonts w:ascii="Serif" w:hAnsi="Serif"/>
           <w:i/>
           <w:iCs/>
         </w:rPr>
-        <w:t>dropna</w:t>
-      </w:r>
-      <w:proofErr w:type="spellEnd"/>
+        <w:t>dropna()</w:t>
+      </w:r>
+      <w:r>
+        <w:rPr>
+          <w:rFonts w:ascii="Serif" w:hAnsi="Serif"/>
+        </w:rPr>
+        <w:t xml:space="preserve"> function.(pandas.pydata.org, n.d.)</w:t>
+      </w:r>
+    </w:p>
+    <w:p>
+      <w:pPr>
+        <w:pStyle w:val="Heading4"/>
+        <w:jc w:val="both"/>
+        <w:rPr>
+          <w:rFonts w:ascii="Serif" w:hAnsi="Serif"/>
+        </w:rPr>
+      </w:pPr>
+      <w:r>
+        <w:rPr>
+          <w:rFonts w:ascii="Serif" w:hAnsi="Serif"/>
+        </w:rPr>
+        <w:t>Median Imputation</w:t>
+      </w:r>
+    </w:p>
+    <w:p>
+      <w:pPr>
+        <w:jc w:val="both"/>
+        <w:rPr>
+          <w:rFonts w:ascii="Serif" w:hAnsi="Serif"/>
+        </w:rPr>
+      </w:pPr>
+      <w:r>
+        <w:rPr>
+          <w:rFonts w:ascii="Serif" w:hAnsi="Serif"/>
+        </w:rPr>
+        <w:t>The second approach involved median imputation, where the median value of each column was calculated and used to replace any missing values</w:t>
+      </w:r>
+      <w:r>
+        <w:rPr>
+          <w:rFonts w:ascii="Serif" w:hAnsi="Serif"/>
+        </w:rPr>
+        <w:t xml:space="preserve"> with </w:t>
+      </w:r>
       <w:r>
         <w:rPr>
           <w:rFonts w:ascii="Serif" w:hAnsi="Serif"/>
           <w:i/>
           <w:iCs/>
         </w:rPr>
-        <w:t>(</w:t>
-      </w:r>
-      <w:proofErr w:type="gramEnd"/>
+        <w:t>fillna().median</w:t>
+      </w:r>
+      <w:r>
+        <w:rPr>
+          <w:rFonts w:ascii="Serif" w:hAnsi="Serif"/>
+        </w:rPr>
+        <w:t xml:space="preserve"> method.</w:t>
+      </w:r>
+      <w:r>
+        <w:rPr>
+          <w:rFonts w:ascii="Serif" w:hAnsi="Serif"/>
+        </w:rPr>
+        <w:t xml:space="preserve"> (GeeksforGeeks, 2025)</w:t>
+      </w:r>
+    </w:p>
+    <w:p>
+      <w:pPr>
+        <w:pStyle w:val="Heading4"/>
+        <w:jc w:val="both"/>
+        <w:rPr>
+          <w:rFonts w:ascii="Serif" w:hAnsi="Serif"/>
+        </w:rPr>
+      </w:pPr>
+      <w:r>
+        <w:rPr>
+          <w:rFonts w:ascii="Serif" w:hAnsi="Serif"/>
+        </w:rPr>
+        <w:t>Model-Based Imputation</w:t>
+      </w:r>
+    </w:p>
+    <w:p>
+      <w:pPr>
+        <w:jc w:val="both"/>
+        <w:rPr>
+          <w:rFonts w:ascii="Serif" w:hAnsi="Serif"/>
+        </w:rPr>
+      </w:pPr>
+      <w:r>
+        <w:rPr>
+          <w:rFonts w:ascii="Serif" w:hAnsi="Serif"/>
+        </w:rPr>
+        <w:t xml:space="preserve">  The third approach involved model-based imputation, which uses machine learning techniques to predict missing values (GeeksforGeeks, 2025). In this study, Linear Regression was first applied to estimate missing values in the </w:t>
+      </w:r>
       <w:r>
         <w:rPr>
           <w:rFonts w:ascii="Serif" w:hAnsi="Serif"/>
           <w:i/>
           <w:iCs/>
         </w:rPr>
-        <w:t>)</w:t>
-      </w:r>
-      <w:r>
-        <w:rPr>
-          <w:rFonts w:ascii="Serif" w:hAnsi="Serif"/>
-        </w:rPr>
-        <w:t xml:space="preserve"> </w:t>
-      </w:r>
-      <w:proofErr w:type="gramStart"/>
-      <w:r>
-        <w:rPr>
-          <w:rFonts w:ascii="Serif" w:hAnsi="Serif"/>
-        </w:rPr>
-        <w:t>function.(</w:t>
-      </w:r>
-      <w:proofErr w:type="gramEnd"/>
-      <w:r>
-        <w:rPr>
-          <w:rFonts w:ascii="Serif" w:hAnsi="Serif"/>
-        </w:rPr>
-        <w:t>pandas.pydata.org, n.d.)</w:t>
-      </w:r>
-    </w:p>
-    <w:p>
-      <w:pPr>
-        <w:pStyle w:val="Heading4"/>
-        <w:jc w:val="both"/>
-        <w:rPr>
-          <w:rFonts w:ascii="Serif" w:hAnsi="Serif"/>
-        </w:rPr>
-      </w:pPr>
-      <w:r>
-        <w:rPr>
-          <w:rFonts w:ascii="Serif" w:hAnsi="Serif"/>
-        </w:rPr>
-        <w:t>Median Imputation</w:t>
-      </w:r>
-    </w:p>
-    <w:p>
-      <w:pPr>
-        <w:jc w:val="both"/>
-        <w:rPr>
-          <w:rFonts w:ascii="Serif" w:hAnsi="Serif"/>
-        </w:rPr>
-      </w:pPr>
-      <w:r>
-        <w:rPr>
-          <w:rFonts w:ascii="Serif" w:hAnsi="Serif"/>
-        </w:rPr>
-        <w:t>The second approach involved median imputation, where the median value of each column was calculated and used to replace any missing values</w:t>
-      </w:r>
-      <w:r>
-        <w:rPr>
-          <w:rFonts w:ascii="Serif" w:hAnsi="Serif"/>
-        </w:rPr>
-        <w:t xml:space="preserve"> with </w:t>
-      </w:r>
-      <w:proofErr w:type="spellStart"/>
-      <w:proofErr w:type="gramStart"/>
+        <w:t>land_use</w:t>
+      </w:r>
+      <w:r>
+        <w:rPr>
+          <w:rFonts w:ascii="Serif" w:hAnsi="Serif"/>
+        </w:rPr>
+        <w:t xml:space="preserve"> variable using </w:t>
+      </w:r>
       <w:r>
         <w:rPr>
           <w:rFonts w:ascii="Serif" w:hAnsi="Serif"/>
           <w:i/>
           <w:iCs/>
         </w:rPr>
-        <w:t>fillna</w:t>
-      </w:r>
-      <w:proofErr w:type="spellEnd"/>
+        <w:t>fob</w:t>
+      </w:r>
+      <w:r>
+        <w:rPr>
+          <w:rFonts w:ascii="Serif" w:hAnsi="Serif"/>
+        </w:rPr>
+        <w:t xml:space="preserve"> and </w:t>
+      </w:r>
       <w:r>
         <w:rPr>
           <w:rFonts w:ascii="Serif" w:hAnsi="Serif"/>
           <w:i/>
           <w:iCs/>
         </w:rPr>
-        <w:t>().median</w:t>
-      </w:r>
-      <w:proofErr w:type="gramEnd"/>
-      <w:r>
-        <w:rPr>
-          <w:rFonts w:ascii="Serif" w:hAnsi="Serif"/>
-        </w:rPr>
-        <w:t xml:space="preserve"> method.</w:t>
-      </w:r>
-      <w:r>
-        <w:rPr>
-          <w:rFonts w:ascii="Serif" w:hAnsi="Serif"/>
-        </w:rPr>
-        <w:t xml:space="preserve"> (</w:t>
-      </w:r>
-      <w:proofErr w:type="spellStart"/>
-      <w:r>
-        <w:rPr>
-          <w:rFonts w:ascii="Serif" w:hAnsi="Serif"/>
-        </w:rPr>
-        <w:t>GeeksforGeeks</w:t>
-      </w:r>
-      <w:proofErr w:type="spellEnd"/>
-      <w:r>
-        <w:rPr>
-          <w:rFonts w:ascii="Serif" w:hAnsi="Serif"/>
-        </w:rPr>
-        <w:t>, 2025)</w:t>
-      </w:r>
-    </w:p>
-    <w:p>
-      <w:pPr>
-        <w:pStyle w:val="Heading4"/>
-        <w:jc w:val="both"/>
-        <w:rPr>
-          <w:rFonts w:ascii="Serif" w:hAnsi="Serif"/>
-        </w:rPr>
-      </w:pPr>
-      <w:r>
-        <w:rPr>
-          <w:rFonts w:ascii="Serif" w:hAnsi="Serif"/>
-        </w:rPr>
-        <w:t>Model-Based Imputation</w:t>
-      </w:r>
-    </w:p>
-    <w:p>
-      <w:pPr>
-        <w:jc w:val="both"/>
-        <w:rPr>
-          <w:rFonts w:ascii="Serif" w:hAnsi="Serif"/>
-        </w:rPr>
-      </w:pPr>
-      <w:r>
-        <w:rPr>
-          <w:rFonts w:ascii="Serif" w:hAnsi="Serif"/>
-        </w:rPr>
-        <w:t xml:space="preserve">  The third approach involved model-based imputation, which uses machine learning techniques to predict missing values (</w:t>
-      </w:r>
-      <w:proofErr w:type="spellStart"/>
-      <w:r>
-        <w:rPr>
-          <w:rFonts w:ascii="Serif" w:hAnsi="Serif"/>
-        </w:rPr>
-        <w:t>GeeksforGeeks</w:t>
-      </w:r>
-      <w:proofErr w:type="spellEnd"/>
-      <w:r>
-        <w:rPr>
-          <w:rFonts w:ascii="Serif" w:hAnsi="Serif"/>
-        </w:rPr>
-        <w:t xml:space="preserve">, 2025). In this study, Linear Regression was first applied to estimate missing values in the </w:t>
-      </w:r>
-      <w:proofErr w:type="spellStart"/>
+        <w:t>volume</w:t>
+      </w:r>
+      <w:r>
+        <w:rPr>
+          <w:rFonts w:ascii="Serif" w:hAnsi="Serif"/>
+        </w:rPr>
+        <w:t xml:space="preserve"> as predictors, as these features showed a strong correlation (Cambridge Spark, 2019). Subsequently, a Random Forest model was used to predict </w:t>
+      </w:r>
       <w:r>
         <w:rPr>
           <w:rFonts w:ascii="Serif" w:hAnsi="Serif"/>
           <w:i/>
           <w:iCs/>
         </w:rPr>
-        <w:t>land_use</w:t>
-      </w:r>
-      <w:proofErr w:type="spellEnd"/>
-      <w:r>
-        <w:rPr>
-          <w:rFonts w:ascii="Serif" w:hAnsi="Serif"/>
-        </w:rPr>
-        <w:t xml:space="preserve"> variable using </w:t>
+        <w:t>cattle_deforestation_5_year_total_exposure</w:t>
+      </w:r>
+      <w:r>
+        <w:rPr>
+          <w:rFonts w:ascii="Serif" w:hAnsi="Serif"/>
+        </w:rPr>
+        <w:t xml:space="preserve"> based on </w:t>
       </w:r>
       <w:r>
         <w:rPr>
@@ -7007,13 +6343,13 @@
           <w:i/>
           <w:iCs/>
         </w:rPr>
-        <w:t>fob</w:t>
-      </w:r>
-      <w:r>
-        <w:rPr>
-          <w:rFonts w:ascii="Serif" w:hAnsi="Serif"/>
-        </w:rPr>
-        <w:t xml:space="preserve"> and </w:t>
+        <w:t>volume</w:t>
+      </w:r>
+      <w:r>
+        <w:rPr>
+          <w:rFonts w:ascii="Serif" w:hAnsi="Serif"/>
+        </w:rPr>
+        <w:t xml:space="preserve">, </w:t>
       </w:r>
       <w:r>
         <w:rPr>
@@ -7021,13 +6357,13 @@
           <w:i/>
           <w:iCs/>
         </w:rPr>
-        <w:t>volume</w:t>
-      </w:r>
-      <w:r>
-        <w:rPr>
-          <w:rFonts w:ascii="Serif" w:hAnsi="Serif"/>
-        </w:rPr>
-        <w:t xml:space="preserve"> as predictors, as these features showed a strong correlation (Cambridge Spark, 2019). Subsequently, a Random Forest model was used to predict </w:t>
+        <w:t>fob</w:t>
+      </w:r>
+      <w:r>
+        <w:rPr>
+          <w:rFonts w:ascii="Serif" w:hAnsi="Serif"/>
+        </w:rPr>
+        <w:t xml:space="preserve">, and </w:t>
       </w:r>
       <w:r>
         <w:rPr>
@@ -7035,13 +6371,13 @@
           <w:i/>
           <w:iCs/>
         </w:rPr>
-        <w:t>cattle_deforestation_5_year_total_exposure</w:t>
-      </w:r>
-      <w:r>
-        <w:rPr>
-          <w:rFonts w:ascii="Serif" w:hAnsi="Serif"/>
-        </w:rPr>
-        <w:t xml:space="preserve"> based on </w:t>
+        <w:t>land_use</w:t>
+      </w:r>
+      <w:r>
+        <w:rPr>
+          <w:rFonts w:ascii="Serif" w:hAnsi="Serif"/>
+        </w:rPr>
+        <w:t xml:space="preserve"> (GeeksforGeeks, 2024). Finally, Linear Regression was applied again to estimate missing values in </w:t>
       </w:r>
       <w:r>
         <w:rPr>
@@ -7049,83 +6385,7 @@
           <w:i/>
           <w:iCs/>
         </w:rPr>
-        <w:t>volume</w:t>
-      </w:r>
-      <w:r>
-        <w:rPr>
-          <w:rFonts w:ascii="Serif" w:hAnsi="Serif"/>
-        </w:rPr>
-        <w:t xml:space="preserve">, </w:t>
-      </w:r>
-      <w:r>
-        <w:rPr>
-          <w:rFonts w:ascii="Serif" w:hAnsi="Serif"/>
-          <w:i/>
-          <w:iCs/>
-        </w:rPr>
-        <w:t>fob</w:t>
-      </w:r>
-      <w:r>
-        <w:rPr>
-          <w:rFonts w:ascii="Serif" w:hAnsi="Serif"/>
-        </w:rPr>
-        <w:t xml:space="preserve">, and </w:t>
-      </w:r>
-      <w:proofErr w:type="spellStart"/>
-      <w:r>
-        <w:rPr>
-          <w:rFonts w:ascii="Serif" w:hAnsi="Serif"/>
-          <w:i/>
-          <w:iCs/>
-        </w:rPr>
-        <w:t>land_use</w:t>
-      </w:r>
-      <w:proofErr w:type="spellEnd"/>
-      <w:r>
-        <w:rPr>
-          <w:rFonts w:ascii="Serif" w:hAnsi="Serif"/>
-        </w:rPr>
-        <w:t xml:space="preserve"> (</w:t>
-      </w:r>
-      <w:proofErr w:type="spellStart"/>
-      <w:r>
-        <w:rPr>
-          <w:rFonts w:ascii="Serif" w:hAnsi="Serif"/>
-        </w:rPr>
-        <w:t>GeeksforGeeks</w:t>
-      </w:r>
-      <w:proofErr w:type="spellEnd"/>
-      <w:r>
-        <w:rPr>
-          <w:rFonts w:ascii="Serif" w:hAnsi="Serif"/>
-        </w:rPr>
-        <w:t xml:space="preserve">, 2024). Finally, Linear Regression was applied again to estimate missing values in </w:t>
-      </w:r>
-      <w:r>
-        <w:rPr>
-          <w:rFonts w:ascii="Serif" w:hAnsi="Serif"/>
-          <w:i/>
-          <w:iCs/>
-        </w:rPr>
-        <w:t>co2_gross_emissions_cattle_deforestation_5_year_total_exposure and co2_net_emissions_cattle_deforestation_5_</w:t>
-      </w:r>
-      <w:proofErr w:type="gramStart"/>
-      <w:r>
-        <w:rPr>
-          <w:rFonts w:ascii="Serif" w:hAnsi="Serif"/>
-          <w:i/>
-          <w:iCs/>
-        </w:rPr>
-        <w:t>year_total</w:t>
-      </w:r>
-      <w:proofErr w:type="gramEnd"/>
-      <w:r>
-        <w:rPr>
-          <w:rFonts w:ascii="Serif" w:hAnsi="Serif"/>
-          <w:i/>
-          <w:iCs/>
-        </w:rPr>
-        <w:t>_exposure</w:t>
+        <w:t>co2_gross_emissions_cattle_deforestation_5_year_total_exposure and co2_net_emissions_cattle_deforestation_5_year_total_exposure</w:t>
       </w:r>
       <w:r>
         <w:rPr>
@@ -7178,57 +6438,7 @@
         <w:rPr>
           <w:rFonts w:ascii="Serif" w:hAnsi="Serif"/>
         </w:rPr>
-        <w:t xml:space="preserve">The dataset had invalid entries such as &amp;# and special characters like quotation marks </w:t>
-      </w:r>
-      <w:proofErr w:type="gramStart"/>
-      <w:r>
-        <w:rPr>
-          <w:rFonts w:ascii="Serif" w:hAnsi="Serif"/>
-        </w:rPr>
-        <w:t>(“ ”</w:t>
-      </w:r>
-      <w:proofErr w:type="gramEnd"/>
-      <w:r>
-        <w:rPr>
-          <w:rFonts w:ascii="Serif" w:hAnsi="Serif"/>
-        </w:rPr>
-        <w:t xml:space="preserve">). To fix this, the column was converted to a string using </w:t>
-      </w:r>
-      <w:proofErr w:type="spellStart"/>
-      <w:proofErr w:type="gramStart"/>
-      <w:r>
-        <w:rPr>
-          <w:rFonts w:ascii="Serif" w:hAnsi="Serif"/>
-        </w:rPr>
-        <w:t>astype</w:t>
-      </w:r>
-      <w:proofErr w:type="spellEnd"/>
-      <w:r>
-        <w:rPr>
-          <w:rFonts w:ascii="Serif" w:hAnsi="Serif"/>
-        </w:rPr>
-        <w:t>(</w:t>
-      </w:r>
-      <w:proofErr w:type="gramEnd"/>
-      <w:r>
-        <w:rPr>
-          <w:rFonts w:ascii="Serif" w:hAnsi="Serif"/>
-        </w:rPr>
-        <w:t xml:space="preserve">), and the unwanted characters were removed using the </w:t>
-      </w:r>
-      <w:proofErr w:type="gramStart"/>
-      <w:r>
-        <w:rPr>
-          <w:rFonts w:ascii="Serif" w:hAnsi="Serif"/>
-        </w:rPr>
-        <w:t>replace(</w:t>
-      </w:r>
-      <w:proofErr w:type="gramEnd"/>
-      <w:r>
-        <w:rPr>
-          <w:rFonts w:ascii="Serif" w:hAnsi="Serif"/>
-        </w:rPr>
-        <w:t>) function. (pandas.pydata.org, n.d.)</w:t>
+        <w:t>The dataset had invalid entries such as &amp;# and special characters like quotation marks (“ ”). To fix this, the column was converted to a string using astype(), and the unwanted characters were removed using the replace() function. (pandas.pydata.org, n.d.)</w:t>
       </w:r>
     </w:p>
     <w:p>
@@ -7513,7 +6723,6 @@
         </w:rPr>
         <w:t xml:space="preserve"> (Amazon) were also removed. The </w:t>
       </w:r>
-      <w:proofErr w:type="spellStart"/>
       <w:r>
         <w:rPr>
           <w:rFonts w:ascii="Serif" w:hAnsi="Serif"/>
@@ -7522,7 +6731,6 @@
         </w:rPr>
         <w:t>importer_group</w:t>
       </w:r>
-      <w:proofErr w:type="spellEnd"/>
       <w:r>
         <w:rPr>
           <w:rFonts w:ascii="Serif" w:hAnsi="Serif"/>
@@ -7905,21 +7113,7 @@
         <w:rPr>
           <w:rFonts w:ascii="Serif" w:hAnsi="Serif"/>
         </w:rPr>
-        <w:t xml:space="preserve">methods, such as one hot </w:t>
-      </w:r>
-      <w:proofErr w:type="spellStart"/>
-      <w:r>
-        <w:rPr>
-          <w:rFonts w:ascii="Serif" w:hAnsi="Serif"/>
-        </w:rPr>
-        <w:t>enconding</w:t>
-      </w:r>
-      <w:proofErr w:type="spellEnd"/>
-      <w:r>
-        <w:rPr>
-          <w:rFonts w:ascii="Serif" w:hAnsi="Serif"/>
-        </w:rPr>
-        <w:t>,</w:t>
+        <w:t>methods, such as one hot enconding,</w:t>
       </w:r>
       <w:r>
         <w:rPr>
@@ -8081,21 +7275,7 @@
         <w:rPr>
           <w:rFonts w:ascii="Serif" w:hAnsi="Serif"/>
         </w:rPr>
-        <w:t>(</w:t>
-      </w:r>
-      <w:proofErr w:type="spellStart"/>
-      <w:r>
-        <w:rPr>
-          <w:rFonts w:ascii="Serif" w:hAnsi="Serif"/>
-        </w:rPr>
-        <w:t>GeeksforGeeks</w:t>
-      </w:r>
-      <w:proofErr w:type="spellEnd"/>
-      <w:r>
-        <w:rPr>
-          <w:rFonts w:ascii="Serif" w:hAnsi="Serif"/>
-        </w:rPr>
-        <w:t>, 2018)</w:t>
+        <w:t>(GeeksforGeeks, 2018)</w:t>
       </w:r>
     </w:p>
     <w:p>
@@ -8109,35 +7289,7 @@
         <w:rPr>
           <w:rFonts w:ascii="Serif" w:hAnsi="Serif"/>
         </w:rPr>
-        <w:t xml:space="preserve">The second choice was K-Nearest </w:t>
-      </w:r>
-      <w:proofErr w:type="spellStart"/>
-      <w:r>
-        <w:rPr>
-          <w:rFonts w:ascii="Serif" w:hAnsi="Serif"/>
-        </w:rPr>
-        <w:t>Neighbours</w:t>
-      </w:r>
-      <w:proofErr w:type="spellEnd"/>
-      <w:r>
-        <w:rPr>
-          <w:rFonts w:ascii="Serif" w:hAnsi="Serif"/>
-        </w:rPr>
-        <w:t xml:space="preserve"> (KNN), as it predicts values based on distance calculations between data points by identifying the nearest </w:t>
-      </w:r>
-      <w:proofErr w:type="spellStart"/>
-      <w:r>
-        <w:rPr>
-          <w:rFonts w:ascii="Serif" w:hAnsi="Serif"/>
-        </w:rPr>
-        <w:t>neighbours</w:t>
-      </w:r>
-      <w:proofErr w:type="spellEnd"/>
-      <w:r>
-        <w:rPr>
-          <w:rFonts w:ascii="Serif" w:hAnsi="Serif"/>
-        </w:rPr>
-        <w:t xml:space="preserve"> and estimating outcomes based on their average. However, this model may not be the most suitable for this dataset, as highly correlated features can affect distance measurements</w:t>
+        <w:t>The second choice was K-Nearest Neighbours (KNN), as it predicts values based on distance calculations between data points by identifying the nearest neighbours and estimating outcomes based on their average. However, this model may not be the most suitable for this dataset, as highly correlated features can affect distance measurements</w:t>
       </w:r>
       <w:r>
         <w:rPr>
@@ -8227,21 +7379,7 @@
         <w:rPr>
           <w:rFonts w:ascii="Serif" w:hAnsi="Serif"/>
         </w:rPr>
-        <w:t xml:space="preserve"> necessary. </w:t>
-      </w:r>
-      <w:proofErr w:type="spellStart"/>
-      <w:r>
-        <w:rPr>
-          <w:rFonts w:ascii="Serif" w:hAnsi="Serif"/>
-        </w:rPr>
-        <w:t>RobustScaler</w:t>
-      </w:r>
-      <w:proofErr w:type="spellEnd"/>
-      <w:r>
-        <w:rPr>
-          <w:rFonts w:ascii="Serif" w:hAnsi="Serif"/>
-        </w:rPr>
-        <w:t xml:space="preserve"> </w:t>
+        <w:t xml:space="preserve"> necessary. RobustScaler </w:t>
       </w:r>
       <w:r>
         <w:rPr>
@@ -8563,21 +7701,7 @@
         <w:rPr>
           <w:rFonts w:ascii="Serif" w:hAnsi="Serif"/>
         </w:rPr>
-        <w:t xml:space="preserve">4.3.1 - K-Nearest </w:t>
-      </w:r>
-      <w:proofErr w:type="spellStart"/>
-      <w:r>
-        <w:rPr>
-          <w:rFonts w:ascii="Serif" w:hAnsi="Serif"/>
-        </w:rPr>
-        <w:t>Neighbours</w:t>
-      </w:r>
-      <w:proofErr w:type="spellEnd"/>
-      <w:r>
-        <w:rPr>
-          <w:rFonts w:ascii="Serif" w:hAnsi="Serif"/>
-        </w:rPr>
-        <w:t xml:space="preserve"> Regressor (KNN)</w:t>
+        <w:t>4.3.1 - K-Nearest Neighbours Regressor (KNN)</w:t>
       </w:r>
       <w:bookmarkEnd w:id="57"/>
     </w:p>
@@ -8592,35 +7716,7 @@
         <w:rPr>
           <w:rFonts w:ascii="Serif" w:hAnsi="Serif"/>
         </w:rPr>
-        <w:t xml:space="preserve">For this model, after splitting the data, we scaled the data using </w:t>
-      </w:r>
-      <w:proofErr w:type="spellStart"/>
-      <w:r>
-        <w:rPr>
-          <w:rFonts w:ascii="Serif" w:hAnsi="Serif"/>
-        </w:rPr>
-        <w:t>RobustScaler</w:t>
-      </w:r>
-      <w:proofErr w:type="spellEnd"/>
-      <w:r>
-        <w:rPr>
-          <w:rFonts w:ascii="Serif" w:hAnsi="Serif"/>
-        </w:rPr>
-        <w:t xml:space="preserve"> due to the presence of outliers. </w:t>
-      </w:r>
-      <w:proofErr w:type="spellStart"/>
-      <w:r>
-        <w:rPr>
-          <w:rFonts w:ascii="Serif" w:hAnsi="Serif"/>
-        </w:rPr>
-        <w:t>RobustScaler</w:t>
-      </w:r>
-      <w:proofErr w:type="spellEnd"/>
-      <w:r>
-        <w:rPr>
-          <w:rFonts w:ascii="Serif" w:hAnsi="Serif"/>
-        </w:rPr>
-        <w:t xml:space="preserve"> removes the median and scales the data using the interquartile range (IQR), making it less sensitive to extreme values compared to standard scaling</w:t>
+        <w:t>For this model, after splitting the data, we scaled the data using RobustScaler due to the presence of outliers. RobustScaler removes the median and scales the data using the interquartile range (IQR), making it less sensitive to extreme values compared to standard scaling</w:t>
       </w:r>
       <w:r>
         <w:rPr>
@@ -8726,12 +7822,6 @@
                 <w:rFonts w:ascii="Serif" w:hAnsi="Serif"/>
               </w:rPr>
               <w:tab/>
-            </w:r>
-            <w:proofErr w:type="spellStart"/>
-            <w:r>
-              <w:rPr>
-                <w:rFonts w:ascii="Serif" w:hAnsi="Serif"/>
-              </w:rPr>
               <w:t>n_neighbo</w:t>
             </w:r>
             <w:r>
@@ -8746,7 +7836,6 @@
               </w:rPr>
               <w:t>rs</w:t>
             </w:r>
-            <w:proofErr w:type="spellEnd"/>
           </w:p>
         </w:tc>
         <w:tc>
@@ -8852,35 +7941,7 @@
               <w:rPr>
                 <w:rFonts w:ascii="Serif" w:hAnsi="Serif"/>
               </w:rPr>
-              <w:t>"</w:t>
-            </w:r>
-            <w:proofErr w:type="spellStart"/>
-            <w:r>
-              <w:rPr>
-                <w:rFonts w:ascii="Serif" w:hAnsi="Serif"/>
-              </w:rPr>
-              <w:t>euclidean</w:t>
-            </w:r>
-            <w:proofErr w:type="spellEnd"/>
-            <w:r>
-              <w:rPr>
-                <w:rFonts w:ascii="Serif" w:hAnsi="Serif"/>
-              </w:rPr>
-              <w:t>", "</w:t>
-            </w:r>
-            <w:proofErr w:type="spellStart"/>
-            <w:r>
-              <w:rPr>
-                <w:rFonts w:ascii="Serif" w:hAnsi="Serif"/>
-              </w:rPr>
-              <w:t>manhattan</w:t>
-            </w:r>
-            <w:proofErr w:type="spellEnd"/>
-            <w:r>
-              <w:rPr>
-                <w:rFonts w:ascii="Serif" w:hAnsi="Serif"/>
-              </w:rPr>
-              <w:t>"</w:t>
+              <w:t>"euclidean", "manhattan"</w:t>
             </w:r>
           </w:p>
         </w:tc>
@@ -8905,49 +7966,7 @@
         <w:rPr>
           <w:rFonts w:ascii="Serif" w:hAnsi="Serif"/>
         </w:rPr>
-        <w:t xml:space="preserve">For the </w:t>
-      </w:r>
-      <w:proofErr w:type="spellStart"/>
-      <w:r>
-        <w:rPr>
-          <w:rFonts w:ascii="Serif" w:hAnsi="Serif"/>
-        </w:rPr>
-        <w:t>n_neighbours</w:t>
-      </w:r>
-      <w:proofErr w:type="spellEnd"/>
-      <w:r>
-        <w:rPr>
-          <w:rFonts w:ascii="Serif" w:hAnsi="Serif"/>
-        </w:rPr>
-        <w:t xml:space="preserve"> hyperparameter, larger values were selected instead of very small values because the dataset contains highly correlated and very similar features. Very small </w:t>
-      </w:r>
-      <w:proofErr w:type="spellStart"/>
-      <w:r>
-        <w:rPr>
-          <w:rFonts w:ascii="Serif" w:hAnsi="Serif"/>
-        </w:rPr>
-        <w:t>neighbour</w:t>
-      </w:r>
-      <w:proofErr w:type="spellEnd"/>
-      <w:r>
-        <w:rPr>
-          <w:rFonts w:ascii="Serif" w:hAnsi="Serif"/>
-        </w:rPr>
-        <w:t xml:space="preserve"> values can make the KNN model too sensitive to local patterns and nearby observations, increasing the risk of overfitting. Larger </w:t>
-      </w:r>
-      <w:proofErr w:type="spellStart"/>
-      <w:r>
-        <w:rPr>
-          <w:rFonts w:ascii="Serif" w:hAnsi="Serif"/>
-        </w:rPr>
-        <w:t>neighbour</w:t>
-      </w:r>
-      <w:proofErr w:type="spellEnd"/>
-      <w:r>
-        <w:rPr>
-          <w:rFonts w:ascii="Serif" w:hAnsi="Serif"/>
-        </w:rPr>
-        <w:t xml:space="preserve"> values help make predictions more stable by using more nearby observations instead of only a few very similar points. This is important for this dataset, which contains highly correlated features.</w:t>
+        <w:t>For the n_neighbours hyperparameter, larger values were selected instead of very small values because the dataset contains highly correlated and very similar features. Very small neighbour values can make the KNN model too sensitive to local patterns and nearby observations, increasing the risk of overfitting. Larger neighbour values help make predictions more stable by using more nearby observations instead of only a few very similar points. This is important for this dataset, which contains highly correlated features.</w:t>
       </w:r>
       <w:r>
         <w:rPr>
@@ -8973,21 +7992,7 @@
         <w:rPr>
           <w:rFonts w:ascii="Serif" w:hAnsi="Serif"/>
         </w:rPr>
-        <w:t xml:space="preserve">For the </w:t>
-      </w:r>
-      <w:proofErr w:type="gramStart"/>
-      <w:r>
-        <w:rPr>
-          <w:rFonts w:ascii="Serif" w:hAnsi="Serif"/>
-        </w:rPr>
-        <w:t>weights</w:t>
-      </w:r>
-      <w:proofErr w:type="gramEnd"/>
-      <w:r>
-        <w:rPr>
-          <w:rFonts w:ascii="Serif" w:hAnsi="Serif"/>
-        </w:rPr>
-        <w:t xml:space="preserve"> hyperparameter,</w:t>
+        <w:t>For the weights hyperparameter,</w:t>
       </w:r>
       <w:r>
         <w:rPr>
@@ -8999,16 +8004,8 @@
         <w:rPr>
           <w:rFonts w:ascii="Serif" w:hAnsi="Serif"/>
         </w:rPr>
-        <w:t xml:space="preserve">we chose the </w:t>
-      </w:r>
-      <w:proofErr w:type="gramStart"/>
-      <w:r>
-        <w:rPr>
-          <w:rFonts w:ascii="Serif" w:hAnsi="Serif"/>
-        </w:rPr>
-        <w:t>following :</w:t>
-      </w:r>
-      <w:proofErr w:type="gramEnd"/>
+        <w:t>we chose the following :</w:t>
+      </w:r>
     </w:p>
     <w:p>
       <w:pPr>
@@ -9039,21 +8036,7 @@
         <w:rPr>
           <w:rFonts w:ascii="Serif" w:hAnsi="Serif"/>
         </w:rPr>
-        <w:t xml:space="preserve">Every </w:t>
-      </w:r>
-      <w:proofErr w:type="spellStart"/>
-      <w:r>
-        <w:rPr>
-          <w:rFonts w:ascii="Serif" w:hAnsi="Serif"/>
-        </w:rPr>
-        <w:t>neighbour</w:t>
-      </w:r>
-      <w:proofErr w:type="spellEnd"/>
-      <w:r>
-        <w:rPr>
-          <w:rFonts w:ascii="Serif" w:hAnsi="Serif"/>
-        </w:rPr>
-        <w:t xml:space="preserve"> </w:t>
+        <w:t xml:space="preserve">Every neighbour </w:t>
       </w:r>
       <w:r>
         <w:rPr>
@@ -9121,41 +8104,13 @@
         <w:rPr>
           <w:rFonts w:ascii="Serif" w:hAnsi="Serif"/>
         </w:rPr>
-        <w:t xml:space="preserve"> the </w:t>
-      </w:r>
-      <w:proofErr w:type="spellStart"/>
-      <w:r>
-        <w:rPr>
-          <w:rFonts w:ascii="Serif" w:hAnsi="Serif"/>
-        </w:rPr>
-        <w:t>neighbour</w:t>
-      </w:r>
-      <w:proofErr w:type="spellEnd"/>
-      <w:r>
-        <w:rPr>
-          <w:rFonts w:ascii="Serif" w:hAnsi="Serif"/>
-        </w:rPr>
-        <w:t xml:space="preserve"> is, the more influence it will </w:t>
-      </w:r>
-      <w:proofErr w:type="gramStart"/>
-      <w:r>
-        <w:rPr>
-          <w:rFonts w:ascii="Serif" w:hAnsi="Serif"/>
-        </w:rPr>
-        <w:t>have.</w:t>
-      </w:r>
-      <w:r>
-        <w:rPr>
-          <w:rFonts w:ascii="Serif" w:hAnsi="Serif"/>
-        </w:rPr>
-        <w:t>(</w:t>
-      </w:r>
-      <w:proofErr w:type="gramEnd"/>
-      <w:r>
-        <w:rPr>
-          <w:rFonts w:ascii="Serif" w:hAnsi="Serif"/>
-        </w:rPr>
-        <w:t>Piyush Ashtekar, 2025)</w:t>
+        <w:t xml:space="preserve"> the neighbour is, the more influence it will have.</w:t>
+      </w:r>
+      <w:r>
+        <w:rPr>
+          <w:rFonts w:ascii="Serif" w:hAnsi="Serif"/>
+        </w:rPr>
+        <w:t>(Piyush Ashtekar, 2025)</w:t>
       </w:r>
     </w:p>
     <w:p>
@@ -9316,21 +8271,7 @@
         <w:rPr>
           <w:rFonts w:ascii="Serif" w:hAnsi="Serif"/>
         </w:rPr>
-        <w:t xml:space="preserve"> (</w:t>
-      </w:r>
-      <w:proofErr w:type="spellStart"/>
-      <w:r>
-        <w:rPr>
-          <w:rFonts w:ascii="Serif" w:hAnsi="Serif"/>
-        </w:rPr>
-        <w:t>GeeksforGeeks</w:t>
-      </w:r>
-      <w:proofErr w:type="spellEnd"/>
-      <w:r>
-        <w:rPr>
-          <w:rFonts w:ascii="Serif" w:hAnsi="Serif"/>
-        </w:rPr>
-        <w:t>, 2020)</w:t>
+        <w:t xml:space="preserve"> (GeeksforGeeks, 2020)</w:t>
       </w:r>
       <w:bookmarkEnd w:id="58"/>
     </w:p>
@@ -9460,33 +8401,14 @@
         <w:t>-</w:t>
       </w:r>
       <w:r>
-        <w:t xml:space="preserve">Formula for Manhattan </w:t>
-      </w:r>
-      <w:proofErr w:type="gramStart"/>
-      <w:r>
-        <w:t>distance</w:t>
+        <w:t>Formula for Manhattan distance</w:t>
       </w:r>
       <w:bookmarkEnd w:id="59"/>
       <w:r>
         <w:rPr>
           <w:rFonts w:ascii="Serif" w:hAnsi="Serif"/>
         </w:rPr>
-        <w:t>.(</w:t>
-      </w:r>
-      <w:proofErr w:type="spellStart"/>
-      <w:proofErr w:type="gramEnd"/>
-      <w:r>
-        <w:rPr>
-          <w:rFonts w:ascii="Serif" w:hAnsi="Serif"/>
-        </w:rPr>
-        <w:t>GeeksforGeeks</w:t>
-      </w:r>
-      <w:proofErr w:type="spellEnd"/>
-      <w:r>
-        <w:rPr>
-          <w:rFonts w:ascii="Serif" w:hAnsi="Serif"/>
-        </w:rPr>
-        <w:t>, 2020)</w:t>
+        <w:t>.(GeeksforGeeks, 2020)</w:t>
       </w:r>
     </w:p>
     <w:p>
@@ -9522,35 +8444,7 @@
         <w:rPr>
           <w:rFonts w:ascii="Serif" w:hAnsi="Serif"/>
         </w:rPr>
-        <w:t xml:space="preserve">Based on the model results and the parameters selected by </w:t>
-      </w:r>
-      <w:proofErr w:type="spellStart"/>
-      <w:r>
-        <w:rPr>
-          <w:rFonts w:ascii="Serif" w:hAnsi="Serif"/>
-        </w:rPr>
-        <w:t>GridSearchCV</w:t>
-      </w:r>
-      <w:proofErr w:type="spellEnd"/>
-      <w:r>
-        <w:rPr>
-          <w:rFonts w:ascii="Serif" w:hAnsi="Serif"/>
-        </w:rPr>
-        <w:t xml:space="preserve">, we noticed that the KNN model was affected by the correlation between features. Although the model achieved very high results on a single train/test split, the cross-validation results showed that the model did not </w:t>
-      </w:r>
-      <w:proofErr w:type="spellStart"/>
-      <w:r>
-        <w:rPr>
-          <w:rFonts w:ascii="Serif" w:hAnsi="Serif"/>
-        </w:rPr>
-        <w:t>generalise</w:t>
-      </w:r>
-      <w:proofErr w:type="spellEnd"/>
-      <w:r>
-        <w:rPr>
-          <w:rFonts w:ascii="Serif" w:hAnsi="Serif"/>
-        </w:rPr>
-        <w:t xml:space="preserve"> as well across different data splits. The model performed much better when the </w:t>
+        <w:t xml:space="preserve">Based on the model results and the parameters selected by GridSearchCV, we noticed that the KNN model was affected by the correlation between features. Although the model achieved very high results on a single train/test split, the cross-validation results showed that the model did not generalise as well across different data splits. The model performed much better when the </w:t>
       </w:r>
       <w:r>
         <w:rPr>
@@ -9701,15 +8595,8 @@
                 <w:rFonts w:ascii="Serif" w:hAnsi="Serif"/>
               </w:rPr>
               <w:tab/>
-            </w:r>
-            <w:proofErr w:type="spellStart"/>
-            <w:r>
-              <w:rPr>
-                <w:rFonts w:ascii="Serif" w:hAnsi="Serif"/>
-              </w:rPr>
               <w:t>n_estimators</w:t>
             </w:r>
-            <w:proofErr w:type="spellEnd"/>
           </w:p>
         </w:tc>
         <w:tc>
@@ -9746,14 +8633,12 @@
                 <w:rFonts w:ascii="Serif" w:hAnsi="Serif"/>
               </w:rPr>
             </w:pPr>
-            <w:proofErr w:type="spellStart"/>
             <w:r>
               <w:rPr>
                 <w:rFonts w:ascii="Serif" w:hAnsi="Serif"/>
               </w:rPr>
               <w:t>max_depth</w:t>
             </w:r>
-            <w:proofErr w:type="spellEnd"/>
           </w:p>
         </w:tc>
         <w:tc>
@@ -9793,14 +8678,12 @@
                 <w:rFonts w:ascii="Serif" w:hAnsi="Serif"/>
               </w:rPr>
             </w:pPr>
-            <w:proofErr w:type="spellStart"/>
             <w:r>
               <w:rPr>
                 <w:rFonts w:ascii="Serif" w:hAnsi="Serif"/>
               </w:rPr>
               <w:t>min_samples_split</w:t>
             </w:r>
-            <w:proofErr w:type="spellEnd"/>
           </w:p>
         </w:tc>
         <w:tc>
@@ -9837,14 +8720,12 @@
                 <w:rFonts w:ascii="Serif" w:hAnsi="Serif"/>
               </w:rPr>
             </w:pPr>
-            <w:proofErr w:type="spellStart"/>
             <w:r>
               <w:rPr>
                 <w:rFonts w:ascii="Serif" w:hAnsi="Serif"/>
               </w:rPr>
               <w:t>min_samples_leaf</w:t>
             </w:r>
-            <w:proofErr w:type="spellEnd"/>
           </w:p>
         </w:tc>
         <w:tc>
@@ -9884,14 +8765,12 @@
                 <w:rFonts w:ascii="Serif" w:hAnsi="Serif"/>
               </w:rPr>
             </w:pPr>
-            <w:proofErr w:type="spellStart"/>
             <w:r>
               <w:rPr>
                 <w:rFonts w:ascii="Serif" w:hAnsi="Serif"/>
               </w:rPr>
               <w:t>max_features</w:t>
             </w:r>
-            <w:proofErr w:type="spellEnd"/>
           </w:p>
         </w:tc>
         <w:tc>
@@ -9936,89 +8815,47 @@
         </w:rPr>
         <w:t xml:space="preserve">For the Random Forest model, the search space was chosen to improve performance while avoiding long training times. Different </w:t>
       </w:r>
-      <w:proofErr w:type="spellStart"/>
       <w:r>
         <w:rPr>
           <w:rFonts w:ascii="Serif" w:hAnsi="Serif"/>
           <w:i/>
           <w:iCs/>
         </w:rPr>
-        <w:t>n_</w:t>
-      </w:r>
-      <w:proofErr w:type="gramStart"/>
+        <w:t>n_estimators</w:t>
+      </w:r>
+      <w:r>
+        <w:rPr>
+          <w:rFonts w:ascii="Serif" w:hAnsi="Serif"/>
+        </w:rPr>
+        <w:t xml:space="preserve"> values were tested to evaluate the number of trees used in the model, as more trees can improve performance but also increase computation time. The </w:t>
+      </w:r>
       <w:r>
         <w:rPr>
           <w:rFonts w:ascii="Serif" w:hAnsi="Serif"/>
           <w:i/>
           <w:iCs/>
         </w:rPr>
-        <w:t>estimators</w:t>
-      </w:r>
-      <w:proofErr w:type="spellEnd"/>
-      <w:proofErr w:type="gramEnd"/>
-      <w:r>
-        <w:rPr>
-          <w:rFonts w:ascii="Serif" w:hAnsi="Serif"/>
-        </w:rPr>
-        <w:t xml:space="preserve"> values were tested to evaluate the number of trees used in the model, as more trees can improve performance but also increase computation time. The </w:t>
-      </w:r>
-      <w:proofErr w:type="spellStart"/>
+        <w:t>max_depth</w:t>
+      </w:r>
+      <w:r>
+        <w:rPr>
+          <w:rFonts w:ascii="Serif" w:hAnsi="Serif"/>
+        </w:rPr>
+        <w:t xml:space="preserve"> values were limited to reduce overfitting, while min_samples_split and min_samples_leaf were adjusted to make the trees less complex and improve generalisation. Finally, the </w:t>
+      </w:r>
       <w:r>
         <w:rPr>
           <w:rFonts w:ascii="Serif" w:hAnsi="Serif"/>
           <w:i/>
           <w:iCs/>
         </w:rPr>
-        <w:t>max_depth</w:t>
-      </w:r>
-      <w:proofErr w:type="spellEnd"/>
-      <w:r>
-        <w:rPr>
-          <w:rFonts w:ascii="Serif" w:hAnsi="Serif"/>
-        </w:rPr>
-        <w:t xml:space="preserve"> values were limited to reduce overfitting, while </w:t>
-      </w:r>
-      <w:proofErr w:type="spellStart"/>
-      <w:r>
-        <w:rPr>
-          <w:rFonts w:ascii="Serif" w:hAnsi="Serif"/>
-        </w:rPr>
-        <w:t>min_samples_split</w:t>
-      </w:r>
-      <w:proofErr w:type="spellEnd"/>
-      <w:r>
-        <w:rPr>
-          <w:rFonts w:ascii="Serif" w:hAnsi="Serif"/>
-        </w:rPr>
-        <w:t xml:space="preserve"> and </w:t>
-      </w:r>
-      <w:proofErr w:type="spellStart"/>
-      <w:r>
-        <w:rPr>
-          <w:rFonts w:ascii="Serif" w:hAnsi="Serif"/>
-        </w:rPr>
-        <w:t>min_samples_leaf</w:t>
-      </w:r>
-      <w:proofErr w:type="spellEnd"/>
-      <w:r>
-        <w:rPr>
-          <w:rFonts w:ascii="Serif" w:hAnsi="Serif"/>
-        </w:rPr>
-        <w:t xml:space="preserve"> were adjusted to make the trees less complex and improve </w:t>
-      </w:r>
-      <w:proofErr w:type="spellStart"/>
-      <w:r>
-        <w:rPr>
-          <w:rFonts w:ascii="Serif" w:hAnsi="Serif"/>
-        </w:rPr>
-        <w:t>generalisation</w:t>
-      </w:r>
-      <w:proofErr w:type="spellEnd"/>
-      <w:r>
-        <w:rPr>
-          <w:rFonts w:ascii="Serif" w:hAnsi="Serif"/>
-        </w:rPr>
-        <w:t xml:space="preserve">. Finally, the </w:t>
+        <w:t>sqrt and log2</w:t>
+      </w:r>
+      <w:r>
+        <w:rPr>
+          <w:rFonts w:ascii="Serif" w:hAnsi="Serif"/>
+        </w:rPr>
+        <w:t xml:space="preserve"> options were tested for </w:t>
       </w:r>
       <w:r>
         <w:rPr>
@@ -10026,51 +8863,13 @@
           <w:i/>
           <w:iCs/>
         </w:rPr>
-        <w:t>sqrt and log2</w:t>
-      </w:r>
-      <w:r>
-        <w:rPr>
-          <w:rFonts w:ascii="Serif" w:hAnsi="Serif"/>
-        </w:rPr>
-        <w:t xml:space="preserve"> options were tested for </w:t>
-      </w:r>
-      <w:proofErr w:type="spellStart"/>
-      <w:r>
-        <w:rPr>
-          <w:rFonts w:ascii="Serif" w:hAnsi="Serif"/>
-          <w:i/>
-          <w:iCs/>
-        </w:rPr>
         <w:t>max_features</w:t>
       </w:r>
-      <w:proofErr w:type="spellEnd"/>
-      <w:r>
-        <w:rPr>
-          <w:rFonts w:ascii="Serif" w:hAnsi="Serif"/>
-        </w:rPr>
-        <w:t xml:space="preserve"> because they increase randomness between trees, which can help reduce overfitting and improve </w:t>
-      </w:r>
-      <w:proofErr w:type="spellStart"/>
-      <w:proofErr w:type="gramStart"/>
-      <w:r>
-        <w:rPr>
-          <w:rFonts w:ascii="Serif" w:hAnsi="Serif"/>
-        </w:rPr>
-        <w:t>generalisation</w:t>
-      </w:r>
-      <w:proofErr w:type="spellEnd"/>
-      <w:r>
-        <w:rPr>
-          <w:rFonts w:ascii="Serif" w:hAnsi="Serif"/>
-        </w:rPr>
-        <w:t>.(</w:t>
-      </w:r>
-      <w:proofErr w:type="gramEnd"/>
-      <w:r>
-        <w:rPr>
-          <w:rFonts w:ascii="Serif" w:hAnsi="Serif"/>
-        </w:rPr>
-        <w:t>Kurui, 2025)</w:t>
+      <w:r>
+        <w:rPr>
+          <w:rFonts w:ascii="Serif" w:hAnsi="Serif"/>
+        </w:rPr>
+        <w:t xml:space="preserve"> because they increase randomness between trees, which can help reduce overfitting and improve generalisation.(Kurui, 2025)</w:t>
       </w:r>
     </w:p>
     <w:p>
@@ -10098,21 +8897,7 @@
         <w:rPr>
           <w:rFonts w:ascii="Serif" w:hAnsi="Serif"/>
         </w:rPr>
-        <w:t xml:space="preserve">Based on the Random Forest results and the parameters selected, we noticed that the model did not show strong signs of overfitting and was able to </w:t>
-      </w:r>
-      <w:proofErr w:type="spellStart"/>
-      <w:r>
-        <w:rPr>
-          <w:rFonts w:ascii="Serif" w:hAnsi="Serif"/>
-        </w:rPr>
-        <w:t>generalise</w:t>
-      </w:r>
-      <w:proofErr w:type="spellEnd"/>
-      <w:r>
-        <w:rPr>
-          <w:rFonts w:ascii="Serif" w:hAnsi="Serif"/>
-        </w:rPr>
-        <w:t xml:space="preserve"> well to unseen </w:t>
+        <w:t xml:space="preserve">Based on the Random Forest results and the parameters selected, we noticed that the model did not show strong signs of overfitting and was able to generalise well to unseen </w:t>
       </w:r>
       <w:r>
         <w:rPr>
@@ -10135,21 +8920,7 @@
         <w:rPr>
           <w:rFonts w:ascii="Serif" w:hAnsi="Serif"/>
         </w:rPr>
-        <w:t xml:space="preserve">4.3.3 – Partial Least Squares </w:t>
-      </w:r>
-      <w:proofErr w:type="gramStart"/>
-      <w:r>
-        <w:rPr>
-          <w:rFonts w:ascii="Serif" w:hAnsi="Serif"/>
-        </w:rPr>
-        <w:t>Regressor(</w:t>
-      </w:r>
-      <w:proofErr w:type="gramEnd"/>
-      <w:r>
-        <w:rPr>
-          <w:rFonts w:ascii="Serif" w:hAnsi="Serif"/>
-        </w:rPr>
-        <w:t>PLS)</w:t>
+        <w:t>4.3.3 – Partial Least Squares Regressor(PLS)</w:t>
       </w:r>
       <w:bookmarkEnd w:id="61"/>
     </w:p>
@@ -10223,27 +8994,7 @@
           <w:iCs w:val="0"/>
           <w:color w:val="auto"/>
         </w:rPr>
-        <w:t xml:space="preserve">For the PLS Regression model, </w:t>
-      </w:r>
-      <w:proofErr w:type="spellStart"/>
-      <w:r>
-        <w:rPr>
-          <w:rFonts w:ascii="Serif" w:eastAsiaTheme="minorHAnsi" w:hAnsi="Serif" w:cstheme="minorBidi"/>
-          <w:i w:val="0"/>
-          <w:iCs w:val="0"/>
-          <w:color w:val="auto"/>
-        </w:rPr>
-        <w:t>n_components</w:t>
-      </w:r>
-      <w:proofErr w:type="spellEnd"/>
-      <w:r>
-        <w:rPr>
-          <w:rFonts w:ascii="Serif" w:eastAsiaTheme="minorHAnsi" w:hAnsi="Serif" w:cstheme="minorBidi"/>
-          <w:i w:val="0"/>
-          <w:iCs w:val="0"/>
-          <w:color w:val="auto"/>
-        </w:rPr>
-        <w:t>=3 was selected to reduce the dimensionality of the dataset. PLS combines the original features into latent variables that help explain the target variable. Since the model handles multicollinearity well, 3 components were enough to represent the dataset while reducing model complexity</w:t>
+        <w:t>For the PLS Regression model, n_components=3 was selected to reduce the dimensionality of the dataset. PLS combines the original features into latent variables that help explain the target variable. Since the model handles multicollinearity well, 3 components were enough to represent the dataset while reducing model complexity</w:t>
       </w:r>
     </w:p>
     <w:p>
@@ -10272,21 +9023,7 @@
         <w:rPr>
           <w:rFonts w:ascii="Serif" w:hAnsi="Serif"/>
         </w:rPr>
-        <w:t xml:space="preserve">Based on the PLS results, we noticed that the model handled correlated features very well and achieved strong and consistent performance across the training, testing, and cross-validation stages, </w:t>
-      </w:r>
-      <w:proofErr w:type="gramStart"/>
-      <w:r>
-        <w:rPr>
-          <w:rFonts w:ascii="Serif" w:hAnsi="Serif"/>
-        </w:rPr>
-        <w:t>similar to</w:t>
-      </w:r>
-      <w:proofErr w:type="gramEnd"/>
-      <w:r>
-        <w:rPr>
-          <w:rFonts w:ascii="Serif" w:hAnsi="Serif"/>
-        </w:rPr>
-        <w:t xml:space="preserve"> the Random Forest Regressor.</w:t>
+        <w:t>Based on the PLS results, we noticed that the model handled correlated features very well and achieved strong and consistent performance across the training, testing, and cross-validation stages, similar to the Random Forest Regressor.</w:t>
       </w:r>
     </w:p>
     <w:p>
@@ -10463,56 +9200,14 @@
         <w:rPr>
           <w:rFonts w:ascii="Serif" w:hAnsi="Serif"/>
         </w:rPr>
-        <w:t>During the Modelling stage, Grid Search (</w:t>
-      </w:r>
-      <w:proofErr w:type="spellStart"/>
-      <w:r>
-        <w:rPr>
-          <w:rFonts w:ascii="Serif" w:hAnsi="Serif"/>
-        </w:rPr>
-        <w:t>GridSearchCV</w:t>
-      </w:r>
-      <w:proofErr w:type="spellEnd"/>
-      <w:r>
-        <w:rPr>
-          <w:rFonts w:ascii="Serif" w:hAnsi="Serif"/>
-        </w:rPr>
-        <w:t xml:space="preserve">) was applied to perform hyperparameter tuning and determine the optimal parameter combinations for the KNN and Random Forest models. We decided to stick with the parameters found by </w:t>
-      </w:r>
-      <w:proofErr w:type="spellStart"/>
-      <w:r>
-        <w:rPr>
-          <w:rFonts w:ascii="Serif" w:hAnsi="Serif"/>
-        </w:rPr>
-        <w:t>GridSearchCV</w:t>
-      </w:r>
-      <w:proofErr w:type="spellEnd"/>
-      <w:r>
-        <w:rPr>
-          <w:rFonts w:ascii="Serif" w:hAnsi="Serif"/>
-        </w:rPr>
-        <w:t xml:space="preserve"> because of computational limitations. Trying many more parameter combinations to achieve slightly better results would take too much processing time and would not be practical for this project. Model performance was evaluated using Mean Absolute Error (MAE), R² score, and cross-validation results to assess predictive </w:t>
+        <w:t xml:space="preserve">During the Modelling stage, Grid Search (GridSearchCV) was applied to perform hyperparameter tuning and determine the optimal parameter combinations for the KNN and Random Forest models. We decided to stick with the parameters found by GridSearchCV because of computational limitations. Trying many more parameter combinations to achieve slightly better results would take too much processing time and would not be practical for this project. Model performance was evaluated using Mean Absolute Error (MAE), R² score, and cross-validation results to assess predictive </w:t>
       </w:r>
       <w:r>
         <w:rPr>
           <w:rFonts w:ascii="Serif" w:hAnsi="Serif"/>
         </w:rPr>
         <w:lastRenderedPageBreak/>
-        <w:t xml:space="preserve">capability and </w:t>
-      </w:r>
-      <w:proofErr w:type="spellStart"/>
-      <w:r>
-        <w:rPr>
-          <w:rFonts w:ascii="Serif" w:hAnsi="Serif"/>
-        </w:rPr>
-        <w:t>generalisation</w:t>
-      </w:r>
-      <w:proofErr w:type="spellEnd"/>
-      <w:r>
-        <w:rPr>
-          <w:rFonts w:ascii="Serif" w:hAnsi="Serif"/>
-        </w:rPr>
-        <w:t xml:space="preserve"> performance. The three models were ranked in the following order.</w:t>
+        <w:t>capability and generalisation performance. The three models were ranked in the following order.</w:t>
       </w:r>
     </w:p>
     <w:p>
@@ -10555,10 +9250,3424 @@
     <w:p/>
     <w:p/>
     <w:p/>
+    <w:p>
+      <w:pPr>
+        <w:pStyle w:val="Heading1"/>
+        <w:rPr>
+          <w:rFonts w:ascii="Serif" w:hAnsi="Serif" w:cs="Arial"/>
+          <w:bCs/>
+          <w:sz w:val="36"/>
+          <w:szCs w:val="36"/>
+        </w:rPr>
+      </w:pPr>
+      <w:bookmarkStart w:id="63" w:name="_Toc230187757"/>
+      <w:r>
+        <w:rPr>
+          <w:rFonts w:ascii="Serif" w:hAnsi="Serif" w:cs="Arial"/>
+          <w:sz w:val="36"/>
+          <w:szCs w:val="36"/>
+        </w:rPr>
+        <w:t xml:space="preserve">5. </w:t>
+      </w:r>
+      <w:r>
+        <w:rPr>
+          <w:rFonts w:ascii="Serif" w:hAnsi="Serif" w:cs="Arial"/>
+          <w:bCs/>
+          <w:sz w:val="36"/>
+          <w:szCs w:val="36"/>
+        </w:rPr>
+        <w:t>CRISP-DM stage five – Evaluation</w:t>
+      </w:r>
+      <w:r>
+        <w:rPr>
+          <w:rFonts w:ascii="Serif" w:hAnsi="Serif" w:cs="Arial"/>
+          <w:bCs/>
+          <w:sz w:val="36"/>
+          <w:szCs w:val="36"/>
+        </w:rPr>
+        <w:t>(word count 1426)</w:t>
+      </w:r>
+      <w:bookmarkEnd w:id="63"/>
+    </w:p>
+    <w:p>
+      <w:pPr>
+        <w:pStyle w:val="Heading2"/>
+        <w:ind w:left="360" w:hanging="360"/>
+        <w:rPr>
+          <w:rFonts w:ascii="Serif" w:hAnsi="Serif"/>
+        </w:rPr>
+      </w:pPr>
+      <w:bookmarkStart w:id="64" w:name="_Toc230187758"/>
+      <w:r>
+        <w:rPr>
+          <w:rFonts w:ascii="Serif" w:hAnsi="Serif"/>
+        </w:rPr>
+        <w:t>5.1 – Evaluate Results</w:t>
+      </w:r>
+      <w:bookmarkEnd w:id="64"/>
+    </w:p>
+    <w:p>
+      <w:pPr>
+        <w:pStyle w:val="Heading3"/>
+        <w:ind w:left="360" w:hanging="360"/>
+        <w:rPr>
+          <w:rFonts w:ascii="Serif" w:hAnsi="Serif"/>
+        </w:rPr>
+      </w:pPr>
+      <w:bookmarkStart w:id="65" w:name="_Toc230187759"/>
+      <w:r>
+        <w:rPr>
+          <w:rFonts w:ascii="Serif" w:hAnsi="Serif"/>
+        </w:rPr>
+        <w:t>5.1.1 – Metrics</w:t>
+      </w:r>
+      <w:bookmarkEnd w:id="65"/>
+    </w:p>
+    <w:p>
+      <w:pPr>
+        <w:rPr>
+          <w:rFonts w:ascii="Serif" w:hAnsi="Serif"/>
+        </w:rPr>
+      </w:pPr>
+      <w:r>
+        <w:rPr>
+          <w:rFonts w:ascii="Serif" w:hAnsi="Serif"/>
+        </w:rPr>
+        <w:t>The R² score is responsible for explaining the variance captured by the independent variables in the model. (Piyush Ashtekar, 2025)</w:t>
+      </w:r>
+    </w:p>
+    <w:p>
+      <w:pPr>
+        <w:rPr>
+          <w:rFonts w:ascii="Serif" w:hAnsi="Serif"/>
+        </w:rPr>
+      </w:pPr>
+      <w:r>
+        <w:rPr>
+          <w:rFonts w:ascii="Serif" w:hAnsi="Serif"/>
+          <w:noProof/>
+        </w:rPr>
+        <w:drawing>
+          <wp:anchor distT="0" distB="0" distL="114300" distR="114300" simplePos="0" relativeHeight="251684864" behindDoc="0" locked="0" layoutInCell="1" allowOverlap="1" wp14:anchorId="14069622" wp14:editId="5BBA5E95">
+            <wp:simplePos x="0" y="0"/>
+            <wp:positionH relativeFrom="column">
+              <wp:posOffset>1186816</wp:posOffset>
+            </wp:positionH>
+            <wp:positionV relativeFrom="paragraph">
+              <wp:posOffset>6292</wp:posOffset>
+            </wp:positionV>
+            <wp:extent cx="2872989" cy="723963"/>
+            <wp:effectExtent l="0" t="0" r="3810" b="0"/>
+            <wp:wrapSquare wrapText="bothSides"/>
+            <wp:docPr id="932962189" name="Picture 1"/>
+            <wp:cNvGraphicFramePr>
+              <a:graphicFrameLocks xmlns:a="http://schemas.openxmlformats.org/drawingml/2006/main" noChangeAspect="1"/>
+            </wp:cNvGraphicFramePr>
+            <a:graphic xmlns:a="http://schemas.openxmlformats.org/drawingml/2006/main">
+              <a:graphicData uri="http://schemas.openxmlformats.org/drawingml/2006/picture">
+                <pic:pic xmlns:pic="http://schemas.openxmlformats.org/drawingml/2006/picture">
+                  <pic:nvPicPr>
+                    <pic:cNvPr id="932962189" name=""/>
+                    <pic:cNvPicPr/>
+                  </pic:nvPicPr>
+                  <pic:blipFill>
+                    <a:blip r:embed="rId27">
+                      <a:extLst>
+                        <a:ext uri="{28A0092B-C50C-407E-A947-70E740481C1C}">
+                          <a14:useLocalDpi xmlns:a14="http://schemas.microsoft.com/office/drawing/2010/main" val="0"/>
+                        </a:ext>
+                      </a:extLst>
+                    </a:blip>
+                    <a:stretch>
+                      <a:fillRect/>
+                    </a:stretch>
+                  </pic:blipFill>
+                  <pic:spPr>
+                    <a:xfrm>
+                      <a:off x="0" y="0"/>
+                      <a:ext cx="2872989" cy="723963"/>
+                    </a:xfrm>
+                    <a:prstGeom prst="rect">
+                      <a:avLst/>
+                    </a:prstGeom>
+                  </pic:spPr>
+                </pic:pic>
+              </a:graphicData>
+            </a:graphic>
+            <wp14:sizeRelH relativeFrom="page">
+              <wp14:pctWidth>0</wp14:pctWidth>
+            </wp14:sizeRelH>
+            <wp14:sizeRelV relativeFrom="page">
+              <wp14:pctHeight>0</wp14:pctHeight>
+            </wp14:sizeRelV>
+          </wp:anchor>
+        </w:drawing>
+      </w:r>
+    </w:p>
+    <w:p>
+      <w:pPr>
+        <w:rPr>
+          <w:rFonts w:ascii="Serif" w:hAnsi="Serif"/>
+        </w:rPr>
+      </w:pPr>
+    </w:p>
+    <w:p>
+      <w:pPr>
+        <w:rPr>
+          <w:rFonts w:ascii="Serif" w:hAnsi="Serif"/>
+        </w:rPr>
+      </w:pPr>
+      <w:r>
+        <w:rPr>
+          <w:noProof/>
+        </w:rPr>
+        <mc:AlternateContent>
+          <mc:Choice Requires="wps">
+            <w:drawing>
+              <wp:anchor distT="0" distB="0" distL="114300" distR="114300" simplePos="0" relativeHeight="251685888" behindDoc="0" locked="0" layoutInCell="1" allowOverlap="1" wp14:anchorId="17CB57DE" wp14:editId="6EF69C0A">
+                <wp:simplePos x="0" y="0"/>
+                <wp:positionH relativeFrom="column">
+                  <wp:posOffset>1449128</wp:posOffset>
+                </wp:positionH>
+                <wp:positionV relativeFrom="paragraph">
+                  <wp:posOffset>194079</wp:posOffset>
+                </wp:positionV>
+                <wp:extent cx="2609850" cy="635"/>
+                <wp:effectExtent l="0" t="0" r="0" b="0"/>
+                <wp:wrapSquare wrapText="bothSides"/>
+                <wp:docPr id="944731981" name="Text Box 1"/>
+                <wp:cNvGraphicFramePr/>
+                <a:graphic xmlns:a="http://schemas.openxmlformats.org/drawingml/2006/main">
+                  <a:graphicData uri="http://schemas.microsoft.com/office/word/2010/wordprocessingShape">
+                    <wps:wsp>
+                      <wps:cNvSpPr txBox="1"/>
+                      <wps:spPr>
+                        <a:xfrm>
+                          <a:off x="0" y="0"/>
+                          <a:ext cx="2609850" cy="635"/>
+                        </a:xfrm>
+                        <a:prstGeom prst="rect">
+                          <a:avLst/>
+                        </a:prstGeom>
+                        <a:solidFill>
+                          <a:prstClr val="white"/>
+                        </a:solidFill>
+                        <a:ln>
+                          <a:noFill/>
+                        </a:ln>
+                      </wps:spPr>
+                      <wps:txbx>
+                        <w:txbxContent>
+                          <w:p>
+                            <w:pPr>
+                              <w:pStyle w:val="Caption"/>
+                              <w:rPr>
+                                <w:rFonts w:ascii="Serif" w:hAnsi="Serif"/>
+                                <w:noProof/>
+                              </w:rPr>
+                            </w:pPr>
+                            <w:bookmarkStart w:id="66" w:name="_Toc229518354"/>
+                            <w:r>
+                              <w:t xml:space="preserve">Figure </w:t>
+                            </w:r>
+                            <w:r>
+                              <w:fldChar w:fldCharType="begin"/>
+                            </w:r>
+                            <w:r>
+                              <w:instrText xml:space="preserve"> SEQ Figure \* ARABIC </w:instrText>
+                            </w:r>
+                            <w:r>
+                              <w:fldChar w:fldCharType="separate"/>
+                            </w:r>
+                            <w:r>
+                              <w:rPr>
+                                <w:noProof/>
+                              </w:rPr>
+                              <w:t>14</w:t>
+                            </w:r>
+                            <w:r>
+                              <w:rPr>
+                                <w:noProof/>
+                              </w:rPr>
+                              <w:fldChar w:fldCharType="end"/>
+                            </w:r>
+                            <w:r>
+                              <w:t>-</w:t>
+                            </w:r>
+                            <w:r>
+                              <w:t xml:space="preserve"> Formula for the R² score used to evaluate model performance.</w:t>
+                            </w:r>
+                            <w:bookmarkEnd w:id="66"/>
+                          </w:p>
+                        </w:txbxContent>
+                      </wps:txbx>
+                      <wps:bodyPr rot="0" spcFirstLastPara="0" vertOverflow="overflow" horzOverflow="overflow" vert="horz" wrap="square" lIns="0" tIns="0" rIns="0" bIns="0" numCol="1" spcCol="0" rtlCol="0" fromWordArt="0" anchor="t" anchorCtr="0" forceAA="0" compatLnSpc="1">
+                        <a:prstTxWarp prst="textNoShape">
+                          <a:avLst/>
+                        </a:prstTxWarp>
+                        <a:spAutoFit/>
+                      </wps:bodyPr>
+                    </wps:wsp>
+                  </a:graphicData>
+                </a:graphic>
+                <wp14:sizeRelH relativeFrom="margin">
+                  <wp14:pctWidth>0</wp14:pctWidth>
+                </wp14:sizeRelH>
+              </wp:anchor>
+            </w:drawing>
+          </mc:Choice>
+          <mc:Fallback>
+            <w:pict>
+              <v:shape w14:anchorId="17CB57DE" id="_x0000_s1036" type="#_x0000_t202" style="position:absolute;margin-left:114.1pt;margin-top:15.3pt;width:205.5pt;height:.05pt;z-index:251685888;visibility:visible;mso-wrap-style:square;mso-width-percent:0;mso-wrap-distance-left:9pt;mso-wrap-distance-top:0;mso-wrap-distance-right:9pt;mso-wrap-distance-bottom:0;mso-position-horizontal:absolute;mso-position-horizontal-relative:text;mso-position-vertical:absolute;mso-position-vertical-relative:text;mso-width-percent:0;mso-width-relative:margin;v-text-anchor:top" o:gfxdata="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" stroked="f">
+                <v:textbox style="mso-fit-shape-to-text:t" inset="0,0,0,0">
+                  <w:txbxContent>
+                    <w:p>
+                      <w:pPr>
+                        <w:pStyle w:val="Caption"/>
+                        <w:rPr>
+                          <w:rFonts w:ascii="Serif" w:hAnsi="Serif"/>
+                          <w:noProof/>
+                        </w:rPr>
+                      </w:pPr>
+                      <w:bookmarkStart w:id="67" w:name="_Toc229518354"/>
+                      <w:r>
+                        <w:t xml:space="preserve">Figure </w:t>
+                      </w:r>
+                      <w:r>
+                        <w:fldChar w:fldCharType="begin"/>
+                      </w:r>
+                      <w:r>
+                        <w:instrText xml:space="preserve"> SEQ Figure \* ARABIC </w:instrText>
+                      </w:r>
+                      <w:r>
+                        <w:fldChar w:fldCharType="separate"/>
+                      </w:r>
+                      <w:r>
+                        <w:rPr>
+                          <w:noProof/>
+                        </w:rPr>
+                        <w:t>14</w:t>
+                      </w:r>
+                      <w:r>
+                        <w:rPr>
+                          <w:noProof/>
+                        </w:rPr>
+                        <w:fldChar w:fldCharType="end"/>
+                      </w:r>
+                      <w:r>
+                        <w:t>-</w:t>
+                      </w:r>
+                      <w:r>
+                        <w:t xml:space="preserve"> Formula for the R² score used to evaluate model performance.</w:t>
+                      </w:r>
+                      <w:bookmarkEnd w:id="67"/>
+                    </w:p>
+                  </w:txbxContent>
+                </v:textbox>
+                <w10:wrap type="square"/>
+              </v:shape>
+            </w:pict>
+          </mc:Fallback>
+        </mc:AlternateContent>
+      </w:r>
+    </w:p>
+    <w:p>
+      <w:pPr>
+        <w:rPr>
+          <w:rFonts w:ascii="Serif" w:hAnsi="Serif"/>
+        </w:rPr>
+      </w:pPr>
+    </w:p>
+    <w:p>
+      <w:pPr>
+        <w:jc w:val="both"/>
+        <w:rPr>
+          <w:rFonts w:ascii="Serif" w:hAnsi="Serif"/>
+        </w:rPr>
+      </w:pPr>
+    </w:p>
+    <w:p>
+      <w:pPr>
+        <w:jc w:val="both"/>
+        <w:rPr>
+          <w:rFonts w:ascii="Serif" w:hAnsi="Serif"/>
+        </w:rPr>
+      </w:pPr>
+      <w:r>
+        <w:rPr>
+          <w:rFonts w:ascii="Serif" w:hAnsi="Serif"/>
+          <w:noProof/>
+        </w:rPr>
+        <w:drawing>
+          <wp:anchor distT="0" distB="0" distL="114300" distR="114300" simplePos="0" relativeHeight="251683840" behindDoc="0" locked="0" layoutInCell="1" allowOverlap="1" wp14:anchorId="05CD14E9" wp14:editId="27A7EA11">
+            <wp:simplePos x="0" y="0"/>
+            <wp:positionH relativeFrom="column">
+              <wp:posOffset>1076210</wp:posOffset>
+            </wp:positionH>
+            <wp:positionV relativeFrom="paragraph">
+              <wp:posOffset>475846</wp:posOffset>
+            </wp:positionV>
+            <wp:extent cx="3329940" cy="853440"/>
+            <wp:effectExtent l="0" t="0" r="3810" b="3810"/>
+            <wp:wrapSquare wrapText="bothSides"/>
+            <wp:docPr id="257098754" name="Picture 1"/>
+            <wp:cNvGraphicFramePr>
+              <a:graphicFrameLocks xmlns:a="http://schemas.openxmlformats.org/drawingml/2006/main" noChangeAspect="1"/>
+            </wp:cNvGraphicFramePr>
+            <a:graphic xmlns:a="http://schemas.openxmlformats.org/drawingml/2006/main">
+              <a:graphicData uri="http://schemas.openxmlformats.org/drawingml/2006/picture">
+                <pic:pic xmlns:pic="http://schemas.openxmlformats.org/drawingml/2006/picture">
+                  <pic:nvPicPr>
+                    <pic:cNvPr id="257098754" name=""/>
+                    <pic:cNvPicPr/>
+                  </pic:nvPicPr>
+                  <pic:blipFill>
+                    <a:blip r:embed="rId28">
+                      <a:extLst>
+                        <a:ext uri="{28A0092B-C50C-407E-A947-70E740481C1C}">
+                          <a14:useLocalDpi xmlns:a14="http://schemas.microsoft.com/office/drawing/2010/main" val="0"/>
+                        </a:ext>
+                      </a:extLst>
+                    </a:blip>
+                    <a:stretch>
+                      <a:fillRect/>
+                    </a:stretch>
+                  </pic:blipFill>
+                  <pic:spPr>
+                    <a:xfrm>
+                      <a:off x="0" y="0"/>
+                      <a:ext cx="3329940" cy="853440"/>
+                    </a:xfrm>
+                    <a:prstGeom prst="rect">
+                      <a:avLst/>
+                    </a:prstGeom>
+                  </pic:spPr>
+                </pic:pic>
+              </a:graphicData>
+            </a:graphic>
+            <wp14:sizeRelH relativeFrom="page">
+              <wp14:pctWidth>0</wp14:pctWidth>
+            </wp14:sizeRelH>
+            <wp14:sizeRelV relativeFrom="page">
+              <wp14:pctHeight>0</wp14:pctHeight>
+            </wp14:sizeRelV>
+          </wp:anchor>
+        </w:drawing>
+      </w:r>
+      <w:r>
+        <w:rPr>
+          <w:rFonts w:ascii="Serif" w:hAnsi="Serif"/>
+        </w:rPr>
+        <w:t>The MAE (Mean Absolute Error) measures the average prediction error between the predicted values and the actual values. (Scikit-learn.org, 2013)</w:t>
+      </w:r>
+    </w:p>
+    <w:p>
+      <w:pPr>
+        <w:jc w:val="both"/>
+        <w:rPr>
+          <w:rFonts w:ascii="Serif" w:hAnsi="Serif"/>
+        </w:rPr>
+      </w:pPr>
+    </w:p>
+    <w:p>
+      <w:pPr>
+        <w:rPr>
+          <w:rFonts w:ascii="Serif" w:hAnsi="Serif"/>
+        </w:rPr>
+      </w:pPr>
+    </w:p>
+    <w:p>
+      <w:pPr>
+        <w:rPr>
+          <w:rFonts w:ascii="Serif" w:hAnsi="Serif"/>
+        </w:rPr>
+      </w:pPr>
+      <w:r>
+        <w:rPr>
+          <w:noProof/>
+        </w:rPr>
+        <mc:AlternateContent>
+          <mc:Choice Requires="wps">
+            <w:drawing>
+              <wp:anchor distT="0" distB="0" distL="114300" distR="114300" simplePos="0" relativeHeight="251686912" behindDoc="0" locked="0" layoutInCell="1" allowOverlap="1" wp14:anchorId="6FCB4339" wp14:editId="63DED29F">
+                <wp:simplePos x="0" y="0"/>
+                <wp:positionH relativeFrom="margin">
+                  <wp:align>center</wp:align>
+                </wp:positionH>
+                <wp:positionV relativeFrom="paragraph">
+                  <wp:posOffset>128212</wp:posOffset>
+                </wp:positionV>
+                <wp:extent cx="3134995" cy="635"/>
+                <wp:effectExtent l="0" t="0" r="8255" b="0"/>
+                <wp:wrapSquare wrapText="bothSides"/>
+                <wp:docPr id="1129629802" name="Text Box 1"/>
+                <wp:cNvGraphicFramePr/>
+                <a:graphic xmlns:a="http://schemas.openxmlformats.org/drawingml/2006/main">
+                  <a:graphicData uri="http://schemas.microsoft.com/office/word/2010/wordprocessingShape">
+                    <wps:wsp>
+                      <wps:cNvSpPr txBox="1"/>
+                      <wps:spPr>
+                        <a:xfrm>
+                          <a:off x="0" y="0"/>
+                          <a:ext cx="3134995" cy="635"/>
+                        </a:xfrm>
+                        <a:prstGeom prst="rect">
+                          <a:avLst/>
+                        </a:prstGeom>
+                        <a:solidFill>
+                          <a:prstClr val="white"/>
+                        </a:solidFill>
+                        <a:ln>
+                          <a:noFill/>
+                        </a:ln>
+                      </wps:spPr>
+                      <wps:txbx>
+                        <w:txbxContent>
+                          <w:p>
+                            <w:pPr>
+                              <w:pStyle w:val="Caption"/>
+                              <w:rPr>
+                                <w:rFonts w:ascii="Serif" w:hAnsi="Serif"/>
+                                <w:noProof/>
+                              </w:rPr>
+                            </w:pPr>
+                            <w:bookmarkStart w:id="68" w:name="_Toc229518355"/>
+                            <w:r>
+                              <w:t xml:space="preserve">Figure </w:t>
+                            </w:r>
+                            <w:r>
+                              <w:fldChar w:fldCharType="begin"/>
+                            </w:r>
+                            <w:r>
+                              <w:instrText xml:space="preserve"> SEQ Figure \* ARABIC </w:instrText>
+                            </w:r>
+                            <w:r>
+                              <w:fldChar w:fldCharType="separate"/>
+                            </w:r>
+                            <w:r>
+                              <w:rPr>
+                                <w:noProof/>
+                              </w:rPr>
+                              <w:t>15</w:t>
+                            </w:r>
+                            <w:r>
+                              <w:rPr>
+                                <w:noProof/>
+                              </w:rPr>
+                              <w:fldChar w:fldCharType="end"/>
+                            </w:r>
+                            <w:r>
+                              <w:t>-</w:t>
+                            </w:r>
+                            <w:r>
+                              <w:t>Formula for Mean Absolute Error (MAE) used to measure prediction error</w:t>
+                            </w:r>
+                            <w:bookmarkEnd w:id="68"/>
+                          </w:p>
+                        </w:txbxContent>
+                      </wps:txbx>
+                      <wps:bodyPr rot="0" spcFirstLastPara="0" vertOverflow="overflow" horzOverflow="overflow" vert="horz" wrap="square" lIns="0" tIns="0" rIns="0" bIns="0" numCol="1" spcCol="0" rtlCol="0" fromWordArt="0" anchor="t" anchorCtr="0" forceAA="0" compatLnSpc="1">
+                        <a:prstTxWarp prst="textNoShape">
+                          <a:avLst/>
+                        </a:prstTxWarp>
+                        <a:spAutoFit/>
+                      </wps:bodyPr>
+                    </wps:wsp>
+                  </a:graphicData>
+                </a:graphic>
+                <wp14:sizeRelH relativeFrom="margin">
+                  <wp14:pctWidth>0</wp14:pctWidth>
+                </wp14:sizeRelH>
+              </wp:anchor>
+            </w:drawing>
+          </mc:Choice>
+          <mc:Fallback>
+            <w:pict>
+              <v:shape w14:anchorId="6FCB4339" id="_x0000_s1037" type="#_x0000_t202" style="position:absolute;margin-left:0;margin-top:10.1pt;width:246.85pt;height:.05pt;z-index:251686912;visibility:visible;mso-wrap-style:square;mso-width-percent:0;mso-wrap-distance-left:9pt;mso-wrap-distance-top:0;mso-wrap-distance-right:9pt;mso-wrap-distance-bottom:0;mso-position-horizontal:center;mso-position-horizontal-relative:margin;mso-position-vertical:absolute;mso-position-vertical-relative:text;mso-width-percent:0;mso-width-relative:margin;v-text-anchor:top" o:gfxdata="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" stroked="f">
+                <v:textbox style="mso-fit-shape-to-text:t" inset="0,0,0,0">
+                  <w:txbxContent>
+                    <w:p>
+                      <w:pPr>
+                        <w:pStyle w:val="Caption"/>
+                        <w:rPr>
+                          <w:rFonts w:ascii="Serif" w:hAnsi="Serif"/>
+                          <w:noProof/>
+                        </w:rPr>
+                      </w:pPr>
+                      <w:bookmarkStart w:id="69" w:name="_Toc229518355"/>
+                      <w:r>
+                        <w:t xml:space="preserve">Figure </w:t>
+                      </w:r>
+                      <w:r>
+                        <w:fldChar w:fldCharType="begin"/>
+                      </w:r>
+                      <w:r>
+                        <w:instrText xml:space="preserve"> SEQ Figure \* ARABIC </w:instrText>
+                      </w:r>
+                      <w:r>
+                        <w:fldChar w:fldCharType="separate"/>
+                      </w:r>
+                      <w:r>
+                        <w:rPr>
+                          <w:noProof/>
+                        </w:rPr>
+                        <w:t>15</w:t>
+                      </w:r>
+                      <w:r>
+                        <w:rPr>
+                          <w:noProof/>
+                        </w:rPr>
+                        <w:fldChar w:fldCharType="end"/>
+                      </w:r>
+                      <w:r>
+                        <w:t>-</w:t>
+                      </w:r>
+                      <w:r>
+                        <w:t>Formula for Mean Absolute Error (MAE) used to measure prediction error</w:t>
+                      </w:r>
+                      <w:bookmarkEnd w:id="69"/>
+                    </w:p>
+                  </w:txbxContent>
+                </v:textbox>
+                <w10:wrap type="square" anchorx="margin"/>
+              </v:shape>
+            </w:pict>
+          </mc:Fallback>
+        </mc:AlternateContent>
+      </w:r>
+    </w:p>
+    <w:p>
+      <w:pPr>
+        <w:rPr>
+          <w:rFonts w:ascii="Serif" w:hAnsi="Serif"/>
+        </w:rPr>
+      </w:pPr>
+    </w:p>
+    <w:p>
+      <w:pPr>
+        <w:pStyle w:val="Heading3"/>
+        <w:ind w:left="360" w:hanging="360"/>
+        <w:rPr>
+          <w:rFonts w:ascii="Serif" w:hAnsi="Serif"/>
+        </w:rPr>
+      </w:pPr>
+      <w:bookmarkStart w:id="70" w:name="_Toc230187760"/>
+      <w:r>
+        <w:rPr>
+          <w:rFonts w:ascii="Serif" w:hAnsi="Serif"/>
+        </w:rPr>
+        <w:t>5.1.</w:t>
+      </w:r>
+      <w:r>
+        <w:rPr>
+          <w:rFonts w:ascii="Serif" w:hAnsi="Serif"/>
+        </w:rPr>
+        <w:t>2 Cross-Validation</w:t>
+      </w:r>
+      <w:bookmarkEnd w:id="70"/>
+    </w:p>
+    <w:p>
+      <w:pPr>
+        <w:rPr>
+          <w:rFonts w:ascii="Serif" w:hAnsi="Serif"/>
+        </w:rPr>
+      </w:pPr>
+      <w:r>
+        <w:rPr>
+          <w:rFonts w:ascii="Serif" w:hAnsi="Serif"/>
+        </w:rPr>
+        <w:t>To confirm the results, K-Fold Cross Validation was used. This technique provides more reliable proof of the model’s performance by splitting the dataset into K folds. The model trains on K−1 folds and tests on the remaining fold repeatedly until all folds have been used. The final result is calculated by averaging all the fold scores.</w:t>
+      </w:r>
+      <w:r>
+        <w:rPr>
+          <w:rFonts w:ascii="Serif" w:hAnsi="Serif"/>
+        </w:rPr>
+        <w:t>(Scikit-learn , n.d.)</w:t>
+      </w:r>
+    </w:p>
+    <w:p>
+      <w:pPr>
+        <w:rPr>
+          <w:rFonts w:ascii="Serif" w:hAnsi="Serif"/>
+        </w:rPr>
+      </w:pPr>
+    </w:p>
+    <w:p>
+      <w:pPr>
+        <w:rPr>
+          <w:rFonts w:ascii="Serif" w:hAnsi="Serif"/>
+        </w:rPr>
+      </w:pPr>
+    </w:p>
+    <w:p>
+      <w:pPr>
+        <w:rPr>
+          <w:rFonts w:ascii="Serif" w:hAnsi="Serif"/>
+        </w:rPr>
+      </w:pPr>
+    </w:p>
+    <w:p>
+      <w:pPr>
+        <w:rPr>
+          <w:rFonts w:ascii="Serif" w:hAnsi="Serif"/>
+        </w:rPr>
+      </w:pPr>
+    </w:p>
+    <w:p>
+      <w:pPr>
+        <w:rPr>
+          <w:rFonts w:ascii="Serif" w:hAnsi="Serif"/>
+        </w:rPr>
+      </w:pPr>
+    </w:p>
+    <w:p>
+      <w:pPr>
+        <w:rPr>
+          <w:rFonts w:ascii="Serif" w:hAnsi="Serif"/>
+        </w:rPr>
+      </w:pPr>
+    </w:p>
+    <w:p>
+      <w:pPr>
+        <w:rPr>
+          <w:rFonts w:ascii="Serif" w:hAnsi="Serif"/>
+        </w:rPr>
+      </w:pPr>
+    </w:p>
+    <w:p>
+      <w:pPr>
+        <w:pStyle w:val="Heading3"/>
+        <w:ind w:left="360" w:hanging="360"/>
+        <w:rPr>
+          <w:rFonts w:ascii="Serif" w:hAnsi="Serif"/>
+        </w:rPr>
+      </w:pPr>
+      <w:bookmarkStart w:id="71" w:name="_Toc230187761"/>
+      <w:r>
+        <w:rPr>
+          <w:rFonts w:ascii="Serif" w:hAnsi="Serif"/>
+        </w:rPr>
+        <w:lastRenderedPageBreak/>
+        <w:t>5.1.</w:t>
+      </w:r>
+      <w:r>
+        <w:rPr>
+          <w:rFonts w:ascii="Serif" w:hAnsi="Serif"/>
+        </w:rPr>
+        <w:t xml:space="preserve">3 </w:t>
+      </w:r>
+      <w:r>
+        <w:rPr>
+          <w:rFonts w:ascii="Serif" w:hAnsi="Serif"/>
+        </w:rPr>
+        <w:t>Comparing Results</w:t>
+      </w:r>
+      <w:bookmarkEnd w:id="71"/>
+    </w:p>
+    <w:p/>
+    <w:p>
+      <w:pPr>
+        <w:jc w:val="center"/>
+        <w:rPr>
+          <w:rFonts w:ascii="Serif" w:hAnsi="Serif"/>
+          <w:b/>
+          <w:bCs/>
+          <w:sz w:val="28"/>
+          <w:szCs w:val="28"/>
+        </w:rPr>
+      </w:pPr>
+      <w:r>
+        <w:rPr>
+          <w:rFonts w:ascii="Serif" w:hAnsi="Serif"/>
+          <w:b/>
+          <w:bCs/>
+          <w:sz w:val="28"/>
+          <w:szCs w:val="28"/>
+          <w:highlight w:val="lightGray"/>
+        </w:rPr>
+        <w:t>KNN Regressor</w:t>
+      </w:r>
+    </w:p>
+    <w:tbl>
+      <w:tblPr>
+        <w:tblStyle w:val="ListTable6Colorful"/>
+        <w:tblW w:w="0" w:type="auto"/>
+        <w:tblLook w:val="04A0" w:firstRow="1" w:lastRow="0" w:firstColumn="1" w:lastColumn="0" w:noHBand="0" w:noVBand="1"/>
+      </w:tblPr>
+      <w:tblGrid>
+        <w:gridCol w:w="1617"/>
+        <w:gridCol w:w="1695"/>
+        <w:gridCol w:w="2464"/>
+        <w:gridCol w:w="1695"/>
+        <w:gridCol w:w="1555"/>
+      </w:tblGrid>
+      <w:tr>
+        <w:trPr>
+          <w:cnfStyle w:val="100000000000" w:firstRow="1" w:lastRow="0" w:firstColumn="0" w:lastColumn="0" w:oddVBand="0" w:evenVBand="0" w:oddHBand="0" w:evenHBand="0" w:firstRowFirstColumn="0" w:firstRowLastColumn="0" w:lastRowFirstColumn="0" w:lastRowLastColumn="0"/>
+        </w:trPr>
+        <w:tc>
+          <w:tcPr>
+            <w:cnfStyle w:val="001000000000" w:firstRow="0" w:lastRow="0" w:firstColumn="1" w:lastColumn="0" w:oddVBand="0" w:evenVBand="0" w:oddHBand="0" w:evenHBand="0" w:firstRowFirstColumn="0" w:firstRowLastColumn="0" w:lastRowFirstColumn="0" w:lastRowLastColumn="0"/>
+            <w:tcW w:w="1884" w:type="dxa"/>
+          </w:tcPr>
+          <w:p>
+            <w:pPr>
+              <w:rPr>
+                <w:rFonts w:ascii="Serif" w:hAnsi="Serif"/>
+              </w:rPr>
+            </w:pPr>
+          </w:p>
+        </w:tc>
+        <w:tc>
+          <w:tcPr>
+            <w:tcW w:w="1924" w:type="dxa"/>
+          </w:tcPr>
+          <w:p>
+            <w:pPr>
+              <w:cnfStyle w:val="100000000000" w:firstRow="1" w:lastRow="0" w:firstColumn="0" w:lastColumn="0" w:oddVBand="0" w:evenVBand="0" w:oddHBand="0" w:evenHBand="0" w:firstRowFirstColumn="0" w:firstRowLastColumn="0" w:lastRowFirstColumn="0" w:lastRowLastColumn="0"/>
+              <w:rPr>
+                <w:rFonts w:ascii="Serif" w:hAnsi="Serif"/>
+              </w:rPr>
+            </w:pPr>
+            <w:r>
+              <w:rPr>
+                <w:rFonts w:ascii="Serif" w:hAnsi="Serif"/>
+              </w:rPr>
+              <w:t>Model-Based Imputation</w:t>
+            </w:r>
+          </w:p>
+        </w:tc>
+        <w:tc>
+          <w:tcPr>
+            <w:tcW w:w="1450" w:type="dxa"/>
+          </w:tcPr>
+          <w:p>
+            <w:pPr>
+              <w:cnfStyle w:val="100000000000" w:firstRow="1" w:lastRow="0" w:firstColumn="0" w:lastColumn="0" w:oddVBand="0" w:evenVBand="0" w:oddHBand="0" w:evenHBand="0" w:firstRowFirstColumn="0" w:firstRowLastColumn="0" w:lastRowFirstColumn="0" w:lastRowLastColumn="0"/>
+              <w:rPr>
+                <w:rFonts w:ascii="Serif" w:hAnsi="Serif"/>
+              </w:rPr>
+            </w:pPr>
+            <w:r>
+              <w:rPr>
+                <w:rFonts w:ascii="Serif" w:hAnsi="Serif"/>
+              </w:rPr>
+              <w:t>Model-Based Imputation(</w:t>
+            </w:r>
+            <w:r>
+              <w:rPr>
+                <w:rFonts w:ascii="Serif" w:hAnsi="Serif"/>
+                <w:color w:val="EE0000"/>
+              </w:rPr>
+              <w:t>Without CO2_net Feature</w:t>
+            </w:r>
+            <w:r>
+              <w:rPr>
+                <w:rFonts w:ascii="Serif" w:hAnsi="Serif"/>
+              </w:rPr>
+              <w:t>)</w:t>
+            </w:r>
+          </w:p>
+        </w:tc>
+        <w:tc>
+          <w:tcPr>
+            <w:tcW w:w="1924" w:type="dxa"/>
+          </w:tcPr>
+          <w:p>
+            <w:pPr>
+              <w:cnfStyle w:val="100000000000" w:firstRow="1" w:lastRow="0" w:firstColumn="0" w:lastColumn="0" w:oddVBand="0" w:evenVBand="0" w:oddHBand="0" w:evenHBand="0" w:firstRowFirstColumn="0" w:firstRowLastColumn="0" w:lastRowFirstColumn="0" w:lastRowLastColumn="0"/>
+              <w:rPr>
+                <w:rFonts w:ascii="Serif" w:hAnsi="Serif"/>
+              </w:rPr>
+            </w:pPr>
+            <w:r>
+              <w:rPr>
+                <w:rFonts w:ascii="Serif" w:hAnsi="Serif"/>
+              </w:rPr>
+              <w:t>Median Imputation</w:t>
+            </w:r>
+          </w:p>
+        </w:tc>
+        <w:tc>
+          <w:tcPr>
+            <w:tcW w:w="1844" w:type="dxa"/>
+          </w:tcPr>
+          <w:p>
+            <w:pPr>
+              <w:cnfStyle w:val="100000000000" w:firstRow="1" w:lastRow="0" w:firstColumn="0" w:lastColumn="0" w:oddVBand="0" w:evenVBand="0" w:oddHBand="0" w:evenHBand="0" w:firstRowFirstColumn="0" w:firstRowLastColumn="0" w:lastRowFirstColumn="0" w:lastRowLastColumn="0"/>
+              <w:rPr>
+                <w:rFonts w:ascii="Serif" w:hAnsi="Serif"/>
+              </w:rPr>
+            </w:pPr>
+            <w:r>
+              <w:rPr>
+                <w:rFonts w:ascii="Serif" w:hAnsi="Serif"/>
+              </w:rPr>
+              <w:t>Dropping Missing Values</w:t>
+            </w:r>
+          </w:p>
+        </w:tc>
+      </w:tr>
+      <w:tr>
+        <w:trPr>
+          <w:cnfStyle w:val="000000100000" w:firstRow="0" w:lastRow="0" w:firstColumn="0" w:lastColumn="0" w:oddVBand="0" w:evenVBand="0" w:oddHBand="1" w:evenHBand="0" w:firstRowFirstColumn="0" w:firstRowLastColumn="0" w:lastRowFirstColumn="0" w:lastRowLastColumn="0"/>
+        </w:trPr>
+        <w:tc>
+          <w:tcPr>
+            <w:cnfStyle w:val="001000000000" w:firstRow="0" w:lastRow="0" w:firstColumn="1" w:lastColumn="0" w:oddVBand="0" w:evenVBand="0" w:oddHBand="0" w:evenHBand="0" w:firstRowFirstColumn="0" w:firstRowLastColumn="0" w:lastRowFirstColumn="0" w:lastRowLastColumn="0"/>
+            <w:tcW w:w="1884" w:type="dxa"/>
+          </w:tcPr>
+          <w:p>
+            <w:pPr>
+              <w:rPr>
+                <w:rFonts w:ascii="Serif" w:hAnsi="Serif"/>
+              </w:rPr>
+            </w:pPr>
+            <w:r>
+              <w:rPr>
+                <w:rFonts w:ascii="Serif" w:hAnsi="Serif"/>
+              </w:rPr>
+              <w:t>R² Train</w:t>
+            </w:r>
+          </w:p>
+        </w:tc>
+        <w:tc>
+          <w:tcPr>
+            <w:tcW w:w="1924" w:type="dxa"/>
+          </w:tcPr>
+          <w:p>
+            <w:pPr>
+              <w:cnfStyle w:val="000000100000" w:firstRow="0" w:lastRow="0" w:firstColumn="0" w:lastColumn="0" w:oddVBand="0" w:evenVBand="0" w:oddHBand="1" w:evenHBand="0" w:firstRowFirstColumn="0" w:firstRowLastColumn="0" w:lastRowFirstColumn="0" w:lastRowLastColumn="0"/>
+              <w:rPr>
+                <w:rFonts w:ascii="Serif" w:hAnsi="Serif"/>
+              </w:rPr>
+            </w:pPr>
+            <w:r>
+              <w:rPr>
+                <w:rFonts w:ascii="Serif" w:hAnsi="Serif"/>
+              </w:rPr>
+              <w:t>1.0</w:t>
+            </w:r>
+          </w:p>
+        </w:tc>
+        <w:tc>
+          <w:tcPr>
+            <w:tcW w:w="1450" w:type="dxa"/>
+          </w:tcPr>
+          <w:p>
+            <w:pPr>
+              <w:cnfStyle w:val="000000100000" w:firstRow="0" w:lastRow="0" w:firstColumn="0" w:lastColumn="0" w:oddVBand="0" w:evenVBand="0" w:oddHBand="1" w:evenHBand="0" w:firstRowFirstColumn="0" w:firstRowLastColumn="0" w:lastRowFirstColumn="0" w:lastRowLastColumn="0"/>
+              <w:rPr>
+                <w:rFonts w:ascii="Serif" w:hAnsi="Serif"/>
+              </w:rPr>
+            </w:pPr>
+            <w:r>
+              <w:rPr>
+                <w:rFonts w:ascii="Serif" w:hAnsi="Serif"/>
+              </w:rPr>
+              <w:t>1.0</w:t>
+            </w:r>
+          </w:p>
+        </w:tc>
+        <w:tc>
+          <w:tcPr>
+            <w:tcW w:w="1924" w:type="dxa"/>
+          </w:tcPr>
+          <w:p>
+            <w:pPr>
+              <w:cnfStyle w:val="000000100000" w:firstRow="0" w:lastRow="0" w:firstColumn="0" w:lastColumn="0" w:oddVBand="0" w:evenVBand="0" w:oddHBand="1" w:evenHBand="0" w:firstRowFirstColumn="0" w:firstRowLastColumn="0" w:lastRowFirstColumn="0" w:lastRowLastColumn="0"/>
+              <w:rPr>
+                <w:rFonts w:ascii="Serif" w:hAnsi="Serif"/>
+              </w:rPr>
+            </w:pPr>
+            <w:r>
+              <w:rPr>
+                <w:rFonts w:ascii="Serif" w:hAnsi="Serif"/>
+              </w:rPr>
+              <w:t>0.999</w:t>
+            </w:r>
+          </w:p>
+        </w:tc>
+        <w:tc>
+          <w:tcPr>
+            <w:tcW w:w="1844" w:type="dxa"/>
+          </w:tcPr>
+          <w:p>
+            <w:pPr>
+              <w:cnfStyle w:val="000000100000" w:firstRow="0" w:lastRow="0" w:firstColumn="0" w:lastColumn="0" w:oddVBand="0" w:evenVBand="0" w:oddHBand="1" w:evenHBand="0" w:firstRowFirstColumn="0" w:firstRowLastColumn="0" w:lastRowFirstColumn="0" w:lastRowLastColumn="0"/>
+              <w:rPr>
+                <w:rFonts w:ascii="Serif" w:hAnsi="Serif"/>
+              </w:rPr>
+            </w:pPr>
+            <w:r>
+              <w:rPr>
+                <w:rFonts w:ascii="Serif" w:hAnsi="Serif"/>
+              </w:rPr>
+              <w:t>1.0</w:t>
+            </w:r>
+          </w:p>
+        </w:tc>
+      </w:tr>
+      <w:tr>
+        <w:tc>
+          <w:tcPr>
+            <w:cnfStyle w:val="001000000000" w:firstRow="0" w:lastRow="0" w:firstColumn="1" w:lastColumn="0" w:oddVBand="0" w:evenVBand="0" w:oddHBand="0" w:evenHBand="0" w:firstRowFirstColumn="0" w:firstRowLastColumn="0" w:lastRowFirstColumn="0" w:lastRowLastColumn="0"/>
+            <w:tcW w:w="1884" w:type="dxa"/>
+          </w:tcPr>
+          <w:p>
+            <w:pPr>
+              <w:rPr>
+                <w:rFonts w:ascii="Serif" w:hAnsi="Serif"/>
+              </w:rPr>
+            </w:pPr>
+            <w:r>
+              <w:rPr>
+                <w:rFonts w:ascii="Serif" w:hAnsi="Serif"/>
+              </w:rPr>
+              <w:t>R² Test</w:t>
+            </w:r>
+          </w:p>
+        </w:tc>
+        <w:tc>
+          <w:tcPr>
+            <w:tcW w:w="1924" w:type="dxa"/>
+          </w:tcPr>
+          <w:p>
+            <w:pPr>
+              <w:cnfStyle w:val="000000000000" w:firstRow="0" w:lastRow="0" w:firstColumn="0" w:lastColumn="0" w:oddVBand="0" w:evenVBand="0" w:oddHBand="0" w:evenHBand="0" w:firstRowFirstColumn="0" w:firstRowLastColumn="0" w:lastRowFirstColumn="0" w:lastRowLastColumn="0"/>
+              <w:rPr>
+                <w:rFonts w:ascii="Serif" w:hAnsi="Serif"/>
+              </w:rPr>
+            </w:pPr>
+            <w:r>
+              <w:rPr>
+                <w:rFonts w:ascii="Serif" w:hAnsi="Serif"/>
+              </w:rPr>
+              <w:t>0.996</w:t>
+            </w:r>
+          </w:p>
+        </w:tc>
+        <w:tc>
+          <w:tcPr>
+            <w:tcW w:w="1450" w:type="dxa"/>
+          </w:tcPr>
+          <w:p>
+            <w:pPr>
+              <w:cnfStyle w:val="000000000000" w:firstRow="0" w:lastRow="0" w:firstColumn="0" w:lastColumn="0" w:oddVBand="0" w:evenVBand="0" w:oddHBand="0" w:evenHBand="0" w:firstRowFirstColumn="0" w:firstRowLastColumn="0" w:lastRowFirstColumn="0" w:lastRowLastColumn="0"/>
+              <w:rPr>
+                <w:rFonts w:ascii="Serif" w:hAnsi="Serif"/>
+              </w:rPr>
+            </w:pPr>
+            <w:r>
+              <w:rPr>
+                <w:rFonts w:ascii="Serif" w:hAnsi="Serif"/>
+              </w:rPr>
+              <w:t>0.971</w:t>
+            </w:r>
+          </w:p>
+        </w:tc>
+        <w:tc>
+          <w:tcPr>
+            <w:tcW w:w="1924" w:type="dxa"/>
+          </w:tcPr>
+          <w:p>
+            <w:pPr>
+              <w:cnfStyle w:val="000000000000" w:firstRow="0" w:lastRow="0" w:firstColumn="0" w:lastColumn="0" w:oddVBand="0" w:evenVBand="0" w:oddHBand="0" w:evenHBand="0" w:firstRowFirstColumn="0" w:firstRowLastColumn="0" w:lastRowFirstColumn="0" w:lastRowLastColumn="0"/>
+              <w:rPr>
+                <w:rFonts w:ascii="Serif" w:hAnsi="Serif"/>
+              </w:rPr>
+            </w:pPr>
+            <w:r>
+              <w:rPr>
+                <w:rFonts w:ascii="Serif" w:hAnsi="Serif"/>
+              </w:rPr>
+              <w:t>0.944</w:t>
+            </w:r>
+          </w:p>
+        </w:tc>
+        <w:tc>
+          <w:tcPr>
+            <w:tcW w:w="1844" w:type="dxa"/>
+          </w:tcPr>
+          <w:p>
+            <w:pPr>
+              <w:cnfStyle w:val="000000000000" w:firstRow="0" w:lastRow="0" w:firstColumn="0" w:lastColumn="0" w:oddVBand="0" w:evenVBand="0" w:oddHBand="0" w:evenHBand="0" w:firstRowFirstColumn="0" w:firstRowLastColumn="0" w:lastRowFirstColumn="0" w:lastRowLastColumn="0"/>
+              <w:rPr>
+                <w:rFonts w:ascii="Serif" w:hAnsi="Serif"/>
+              </w:rPr>
+            </w:pPr>
+            <w:r>
+              <w:rPr>
+                <w:rFonts w:ascii="Serif" w:hAnsi="Serif"/>
+              </w:rPr>
+              <w:t>0.934</w:t>
+            </w:r>
+          </w:p>
+        </w:tc>
+      </w:tr>
+      <w:tr>
+        <w:trPr>
+          <w:cnfStyle w:val="000000100000" w:firstRow="0" w:lastRow="0" w:firstColumn="0" w:lastColumn="0" w:oddVBand="0" w:evenVBand="0" w:oddHBand="1" w:evenHBand="0" w:firstRowFirstColumn="0" w:firstRowLastColumn="0" w:lastRowFirstColumn="0" w:lastRowLastColumn="0"/>
+        </w:trPr>
+        <w:tc>
+          <w:tcPr>
+            <w:cnfStyle w:val="001000000000" w:firstRow="0" w:lastRow="0" w:firstColumn="1" w:lastColumn="0" w:oddVBand="0" w:evenVBand="0" w:oddHBand="0" w:evenHBand="0" w:firstRowFirstColumn="0" w:firstRowLastColumn="0" w:lastRowFirstColumn="0" w:lastRowLastColumn="0"/>
+            <w:tcW w:w="1884" w:type="dxa"/>
+          </w:tcPr>
+          <w:p>
+            <w:pPr>
+              <w:rPr>
+                <w:rFonts w:ascii="Serif" w:hAnsi="Serif"/>
+              </w:rPr>
+            </w:pPr>
+            <w:r>
+              <w:rPr>
+                <w:rFonts w:ascii="Serif" w:hAnsi="Serif"/>
+              </w:rPr>
+              <w:t>MAE Train</w:t>
+            </w:r>
+          </w:p>
+        </w:tc>
+        <w:tc>
+          <w:tcPr>
+            <w:tcW w:w="1924" w:type="dxa"/>
+          </w:tcPr>
+          <w:p>
+            <w:pPr>
+              <w:cnfStyle w:val="000000100000" w:firstRow="0" w:lastRow="0" w:firstColumn="0" w:lastColumn="0" w:oddVBand="0" w:evenVBand="0" w:oddHBand="1" w:evenHBand="0" w:firstRowFirstColumn="0" w:firstRowLastColumn="0" w:lastRowFirstColumn="0" w:lastRowLastColumn="0"/>
+              <w:rPr>
+                <w:rFonts w:ascii="Serif" w:hAnsi="Serif"/>
+              </w:rPr>
+            </w:pPr>
+            <w:r>
+              <w:rPr>
+                <w:rFonts w:ascii="Serif" w:hAnsi="Serif"/>
+              </w:rPr>
+              <w:t>0.0</w:t>
+            </w:r>
+          </w:p>
+        </w:tc>
+        <w:tc>
+          <w:tcPr>
+            <w:tcW w:w="1450" w:type="dxa"/>
+          </w:tcPr>
+          <w:p>
+            <w:pPr>
+              <w:cnfStyle w:val="000000100000" w:firstRow="0" w:lastRow="0" w:firstColumn="0" w:lastColumn="0" w:oddVBand="0" w:evenVBand="0" w:oddHBand="1" w:evenHBand="0" w:firstRowFirstColumn="0" w:firstRowLastColumn="0" w:lastRowFirstColumn="0" w:lastRowLastColumn="0"/>
+              <w:rPr>
+                <w:rFonts w:ascii="Serif" w:hAnsi="Serif"/>
+              </w:rPr>
+            </w:pPr>
+            <w:r>
+              <w:rPr>
+                <w:rFonts w:ascii="Serif" w:hAnsi="Serif"/>
+              </w:rPr>
+              <w:t>0.0</w:t>
+            </w:r>
+          </w:p>
+        </w:tc>
+        <w:tc>
+          <w:tcPr>
+            <w:tcW w:w="1924" w:type="dxa"/>
+          </w:tcPr>
+          <w:p>
+            <w:pPr>
+              <w:cnfStyle w:val="000000100000" w:firstRow="0" w:lastRow="0" w:firstColumn="0" w:lastColumn="0" w:oddVBand="0" w:evenVBand="0" w:oddHBand="1" w:evenHBand="0" w:firstRowFirstColumn="0" w:firstRowLastColumn="0" w:lastRowFirstColumn="0" w:lastRowLastColumn="0"/>
+              <w:rPr>
+                <w:rFonts w:ascii="Serif" w:hAnsi="Serif"/>
+              </w:rPr>
+            </w:pPr>
+            <w:r>
+              <w:rPr>
+                <w:rFonts w:ascii="Serif" w:hAnsi="Serif"/>
+              </w:rPr>
+              <w:t>7.376</w:t>
+            </w:r>
+          </w:p>
+        </w:tc>
+        <w:tc>
+          <w:tcPr>
+            <w:tcW w:w="1844" w:type="dxa"/>
+          </w:tcPr>
+          <w:p>
+            <w:pPr>
+              <w:cnfStyle w:val="000000100000" w:firstRow="0" w:lastRow="0" w:firstColumn="0" w:lastColumn="0" w:oddVBand="0" w:evenVBand="0" w:oddHBand="1" w:evenHBand="0" w:firstRowFirstColumn="0" w:firstRowLastColumn="0" w:lastRowFirstColumn="0" w:lastRowLastColumn="0"/>
+              <w:rPr>
+                <w:rFonts w:ascii="Serif" w:hAnsi="Serif"/>
+              </w:rPr>
+            </w:pPr>
+            <w:r>
+              <w:rPr>
+                <w:rFonts w:ascii="Serif" w:hAnsi="Serif"/>
+              </w:rPr>
+              <w:t>0.0</w:t>
+            </w:r>
+          </w:p>
+        </w:tc>
+      </w:tr>
+      <w:tr>
+        <w:tc>
+          <w:tcPr>
+            <w:cnfStyle w:val="001000000000" w:firstRow="0" w:lastRow="0" w:firstColumn="1" w:lastColumn="0" w:oddVBand="0" w:evenVBand="0" w:oddHBand="0" w:evenHBand="0" w:firstRowFirstColumn="0" w:firstRowLastColumn="0" w:lastRowFirstColumn="0" w:lastRowLastColumn="0"/>
+            <w:tcW w:w="1884" w:type="dxa"/>
+          </w:tcPr>
+          <w:p>
+            <w:pPr>
+              <w:rPr>
+                <w:rFonts w:ascii="Serif" w:hAnsi="Serif"/>
+              </w:rPr>
+            </w:pPr>
+            <w:r>
+              <w:rPr>
+                <w:rFonts w:ascii="Serif" w:hAnsi="Serif"/>
+              </w:rPr>
+              <w:t>MAE Test</w:t>
+            </w:r>
+          </w:p>
+        </w:tc>
+        <w:tc>
+          <w:tcPr>
+            <w:tcW w:w="1924" w:type="dxa"/>
+          </w:tcPr>
+          <w:p>
+            <w:pPr>
+              <w:cnfStyle w:val="000000000000" w:firstRow="0" w:lastRow="0" w:firstColumn="0" w:lastColumn="0" w:oddVBand="0" w:evenVBand="0" w:oddHBand="0" w:evenHBand="0" w:firstRowFirstColumn="0" w:firstRowLastColumn="0" w:lastRowFirstColumn="0" w:lastRowLastColumn="0"/>
+              <w:rPr>
+                <w:rFonts w:ascii="Serif" w:hAnsi="Serif"/>
+              </w:rPr>
+            </w:pPr>
+            <w:r>
+              <w:rPr>
+                <w:rFonts w:ascii="Serif" w:hAnsi="Serif"/>
+              </w:rPr>
+              <w:t>83.430</w:t>
+            </w:r>
+          </w:p>
+        </w:tc>
+        <w:tc>
+          <w:tcPr>
+            <w:tcW w:w="1450" w:type="dxa"/>
+          </w:tcPr>
+          <w:p>
+            <w:pPr>
+              <w:cnfStyle w:val="000000000000" w:firstRow="0" w:lastRow="0" w:firstColumn="0" w:lastColumn="0" w:oddVBand="0" w:evenVBand="0" w:oddHBand="0" w:evenHBand="0" w:firstRowFirstColumn="0" w:firstRowLastColumn="0" w:lastRowFirstColumn="0" w:lastRowLastColumn="0"/>
+              <w:rPr>
+                <w:rFonts w:ascii="Serif" w:hAnsi="Serif"/>
+              </w:rPr>
+            </w:pPr>
+            <w:r>
+              <w:rPr>
+                <w:rFonts w:ascii="Serif" w:hAnsi="Serif"/>
+              </w:rPr>
+              <w:t>226.39</w:t>
+            </w:r>
+          </w:p>
+        </w:tc>
+        <w:tc>
+          <w:tcPr>
+            <w:tcW w:w="1924" w:type="dxa"/>
+          </w:tcPr>
+          <w:p>
+            <w:pPr>
+              <w:cnfStyle w:val="000000000000" w:firstRow="0" w:lastRow="0" w:firstColumn="0" w:lastColumn="0" w:oddVBand="0" w:evenVBand="0" w:oddHBand="0" w:evenHBand="0" w:firstRowFirstColumn="0" w:firstRowLastColumn="0" w:lastRowFirstColumn="0" w:lastRowLastColumn="0"/>
+              <w:rPr>
+                <w:rFonts w:ascii="Serif" w:hAnsi="Serif"/>
+              </w:rPr>
+            </w:pPr>
+            <w:r>
+              <w:rPr>
+                <w:rFonts w:ascii="Serif" w:hAnsi="Serif"/>
+              </w:rPr>
+              <w:t>197.83</w:t>
+            </w:r>
+          </w:p>
+        </w:tc>
+        <w:tc>
+          <w:tcPr>
+            <w:tcW w:w="1844" w:type="dxa"/>
+          </w:tcPr>
+          <w:p>
+            <w:pPr>
+              <w:cnfStyle w:val="000000000000" w:firstRow="0" w:lastRow="0" w:firstColumn="0" w:lastColumn="0" w:oddVBand="0" w:evenVBand="0" w:oddHBand="0" w:evenHBand="0" w:firstRowFirstColumn="0" w:firstRowLastColumn="0" w:lastRowFirstColumn="0" w:lastRowLastColumn="0"/>
+              <w:rPr>
+                <w:rFonts w:ascii="Serif" w:hAnsi="Serif"/>
+              </w:rPr>
+            </w:pPr>
+            <w:r>
+              <w:rPr>
+                <w:rFonts w:ascii="Serif" w:hAnsi="Serif"/>
+              </w:rPr>
+              <w:t>188.61</w:t>
+            </w:r>
+          </w:p>
+        </w:tc>
+      </w:tr>
+      <w:tr>
+        <w:trPr>
+          <w:cnfStyle w:val="000000100000" w:firstRow="0" w:lastRow="0" w:firstColumn="0" w:lastColumn="0" w:oddVBand="0" w:evenVBand="0" w:oddHBand="1" w:evenHBand="0" w:firstRowFirstColumn="0" w:firstRowLastColumn="0" w:lastRowFirstColumn="0" w:lastRowLastColumn="0"/>
+        </w:trPr>
+        <w:tc>
+          <w:tcPr>
+            <w:cnfStyle w:val="001000000000" w:firstRow="0" w:lastRow="0" w:firstColumn="1" w:lastColumn="0" w:oddVBand="0" w:evenVBand="0" w:oddHBand="0" w:evenHBand="0" w:firstRowFirstColumn="0" w:firstRowLastColumn="0" w:lastRowFirstColumn="0" w:lastRowLastColumn="0"/>
+            <w:tcW w:w="1884" w:type="dxa"/>
+          </w:tcPr>
+          <w:p>
+            <w:pPr>
+              <w:rPr>
+                <w:rFonts w:ascii="Serif" w:hAnsi="Serif"/>
+              </w:rPr>
+            </w:pPr>
+            <w:r>
+              <w:rPr>
+                <w:rFonts w:ascii="Serif" w:hAnsi="Serif"/>
+              </w:rPr>
+              <w:t>Cross Validation</w:t>
+            </w:r>
+          </w:p>
+        </w:tc>
+        <w:tc>
+          <w:tcPr>
+            <w:tcW w:w="1924" w:type="dxa"/>
+          </w:tcPr>
+          <w:p>
+            <w:pPr>
+              <w:cnfStyle w:val="000000100000" w:firstRow="0" w:lastRow="0" w:firstColumn="0" w:lastColumn="0" w:oddVBand="0" w:evenVBand="0" w:oddHBand="1" w:evenHBand="0" w:firstRowFirstColumn="0" w:firstRowLastColumn="0" w:lastRowFirstColumn="0" w:lastRowLastColumn="0"/>
+              <w:rPr>
+                <w:rFonts w:ascii="Serif" w:hAnsi="Serif"/>
+              </w:rPr>
+            </w:pPr>
+            <w:r>
+              <w:rPr>
+                <w:rFonts w:ascii="Serif" w:hAnsi="Serif"/>
+              </w:rPr>
+              <w:t>0.825</w:t>
+            </w:r>
+          </w:p>
+        </w:tc>
+        <w:tc>
+          <w:tcPr>
+            <w:tcW w:w="1450" w:type="dxa"/>
+          </w:tcPr>
+          <w:p>
+            <w:pPr>
+              <w:cnfStyle w:val="000000100000" w:firstRow="0" w:lastRow="0" w:firstColumn="0" w:lastColumn="0" w:oddVBand="0" w:evenVBand="0" w:oddHBand="1" w:evenHBand="0" w:firstRowFirstColumn="0" w:firstRowLastColumn="0" w:lastRowFirstColumn="0" w:lastRowLastColumn="0"/>
+              <w:rPr>
+                <w:rFonts w:ascii="Serif" w:hAnsi="Serif"/>
+              </w:rPr>
+            </w:pPr>
+            <w:r>
+              <w:rPr>
+                <w:rFonts w:ascii="Serif" w:hAnsi="Serif"/>
+              </w:rPr>
+              <w:t>0.385</w:t>
+            </w:r>
+          </w:p>
+        </w:tc>
+        <w:tc>
+          <w:tcPr>
+            <w:tcW w:w="1924" w:type="dxa"/>
+          </w:tcPr>
+          <w:p>
+            <w:pPr>
+              <w:cnfStyle w:val="000000100000" w:firstRow="0" w:lastRow="0" w:firstColumn="0" w:lastColumn="0" w:oddVBand="0" w:evenVBand="0" w:oddHBand="1" w:evenHBand="0" w:firstRowFirstColumn="0" w:firstRowLastColumn="0" w:lastRowFirstColumn="0" w:lastRowLastColumn="0"/>
+              <w:rPr>
+                <w:rFonts w:ascii="Serif" w:hAnsi="Serif"/>
+              </w:rPr>
+            </w:pPr>
+            <w:r>
+              <w:rPr>
+                <w:rFonts w:ascii="Serif" w:hAnsi="Serif"/>
+              </w:rPr>
+              <w:t>0.369</w:t>
+            </w:r>
+          </w:p>
+        </w:tc>
+        <w:tc>
+          <w:tcPr>
+            <w:tcW w:w="1844" w:type="dxa"/>
+          </w:tcPr>
+          <w:p>
+            <w:pPr>
+              <w:cnfStyle w:val="000000100000" w:firstRow="0" w:lastRow="0" w:firstColumn="0" w:lastColumn="0" w:oddVBand="0" w:evenVBand="0" w:oddHBand="1" w:evenHBand="0" w:firstRowFirstColumn="0" w:firstRowLastColumn="0" w:lastRowFirstColumn="0" w:lastRowLastColumn="0"/>
+              <w:rPr>
+                <w:rFonts w:ascii="Serif" w:hAnsi="Serif"/>
+              </w:rPr>
+            </w:pPr>
+            <w:r>
+              <w:rPr>
+                <w:rFonts w:ascii="Serif" w:hAnsi="Serif"/>
+              </w:rPr>
+              <w:t>0.396</w:t>
+            </w:r>
+          </w:p>
+        </w:tc>
+      </w:tr>
+    </w:tbl>
+    <w:p>
+      <w:pPr>
+        <w:rPr>
+          <w:rFonts w:ascii="Serif" w:hAnsi="Serif"/>
+        </w:rPr>
+      </w:pPr>
+      <w:r>
+        <w:rPr>
+          <w:rFonts w:ascii="Serif" w:hAnsi="Serif"/>
+        </w:rPr>
+        <w:t xml:space="preserve">  </w:t>
+      </w:r>
+    </w:p>
+    <w:p>
+      <w:pPr>
+        <w:jc w:val="both"/>
+        <w:rPr>
+          <w:rFonts w:ascii="Serif" w:hAnsi="Serif"/>
+        </w:rPr>
+      </w:pPr>
+      <w:r>
+        <w:rPr>
+          <w:rFonts w:ascii="Serif" w:hAnsi="Serif"/>
+        </w:rPr>
+        <w:t>During the modelling stage, we noticed that the KNN Regressor relied heavily on the distance between observations. Since the dataset contained highly correlated features, many observations became very similar, causing the model to memorise the training data and achieve perfect training results. This also led to very high performance on a single train/test split.</w:t>
+      </w:r>
+    </w:p>
+    <w:p>
+      <w:pPr>
+        <w:jc w:val="both"/>
+        <w:rPr>
+          <w:rFonts w:ascii="Serif" w:hAnsi="Serif"/>
+        </w:rPr>
+      </w:pPr>
+      <w:r>
+        <w:rPr>
+          <w:rFonts w:ascii="Serif" w:hAnsi="Serif"/>
+        </w:rPr>
+        <w:t>To better evaluate the model, another version was created without the CO2_net feature in the model-based Imputation. After removing this highly correlated variable, the model performance decreased, showing that KNN depended strongly on those correlated features. Cross-validation was also performed poorly. The scores varied across different folds, suggesting that the model was less stable and did not generalise consistently across different data splits.</w:t>
+      </w:r>
+    </w:p>
+    <w:p>
+      <w:pPr>
+        <w:jc w:val="both"/>
+        <w:rPr>
+          <w:rFonts w:ascii="Serif" w:hAnsi="Serif"/>
+        </w:rPr>
+      </w:pPr>
+      <w:r>
+        <w:rPr>
+          <w:rFonts w:ascii="Serif" w:hAnsi="Serif"/>
+        </w:rPr>
+        <w:t>After noticing this issue in the model-based imputation dataset, the CO2_net feature was also removed from the median imputation and the dropping missing values datasets. This confirmed that KNN had been heavily influenced by the strong similarity between co2_net and the target variable. To further support this, the CO2_net feature was also removed from the Random Forest Regressor and Partial Least Squares Regressor models. Unlike KNN, these models were less affected by the removal of the feature. The Random Forest cross-validation score decreased from 0.941 to 0.871, while the PLS Regressor decreased from 0.994 to 0.976, showing that both models were more stable and less dependent on the highly correlated variable.</w:t>
+      </w:r>
+    </w:p>
+    <w:p>
+      <w:pPr>
+        <w:jc w:val="both"/>
+        <w:rPr>
+          <w:rFonts w:ascii="Serif" w:hAnsi="Serif"/>
+        </w:rPr>
+      </w:pPr>
+    </w:p>
+    <w:p>
+      <w:pPr>
+        <w:jc w:val="both"/>
+        <w:rPr>
+          <w:rFonts w:ascii="Serif" w:hAnsi="Serif"/>
+        </w:rPr>
+      </w:pPr>
+    </w:p>
+    <w:p>
+      <w:pPr>
+        <w:jc w:val="both"/>
+        <w:rPr>
+          <w:rFonts w:ascii="Serif" w:hAnsi="Serif"/>
+        </w:rPr>
+      </w:pPr>
+    </w:p>
+    <w:p>
+      <w:pPr>
+        <w:jc w:val="both"/>
+        <w:rPr>
+          <w:rFonts w:ascii="Serif" w:hAnsi="Serif"/>
+        </w:rPr>
+      </w:pPr>
+    </w:p>
+    <w:p>
+      <w:pPr>
+        <w:jc w:val="both"/>
+        <w:rPr>
+          <w:rFonts w:ascii="Serif" w:hAnsi="Serif"/>
+        </w:rPr>
+      </w:pPr>
+    </w:p>
+    <w:p>
+      <w:pPr>
+        <w:jc w:val="center"/>
+        <w:rPr>
+          <w:rFonts w:ascii="Serif" w:hAnsi="Serif"/>
+          <w:b/>
+          <w:bCs/>
+          <w:sz w:val="28"/>
+          <w:szCs w:val="28"/>
+        </w:rPr>
+      </w:pPr>
+      <w:r>
+        <w:rPr>
+          <w:rFonts w:ascii="Serif" w:hAnsi="Serif"/>
+          <w:b/>
+          <w:bCs/>
+          <w:sz w:val="28"/>
+          <w:szCs w:val="28"/>
+          <w:highlight w:val="lightGray"/>
+        </w:rPr>
+        <w:lastRenderedPageBreak/>
+        <w:t>Random Forest Regressor</w:t>
+      </w:r>
+    </w:p>
+    <w:tbl>
+      <w:tblPr>
+        <w:tblStyle w:val="ListTable6Colorful"/>
+        <w:tblW w:w="0" w:type="auto"/>
+        <w:tblLook w:val="04A0" w:firstRow="1" w:lastRow="0" w:firstColumn="1" w:lastColumn="0" w:noHBand="0" w:noVBand="1"/>
+      </w:tblPr>
+      <w:tblGrid>
+        <w:gridCol w:w="2254"/>
+        <w:gridCol w:w="2254"/>
+        <w:gridCol w:w="2254"/>
+        <w:gridCol w:w="2254"/>
+      </w:tblGrid>
+      <w:tr>
+        <w:trPr>
+          <w:cnfStyle w:val="100000000000" w:firstRow="1" w:lastRow="0" w:firstColumn="0" w:lastColumn="0" w:oddVBand="0" w:evenVBand="0" w:oddHBand="0" w:evenHBand="0" w:firstRowFirstColumn="0" w:firstRowLastColumn="0" w:lastRowFirstColumn="0" w:lastRowLastColumn="0"/>
+        </w:trPr>
+        <w:tc>
+          <w:tcPr>
+            <w:cnfStyle w:val="001000000000" w:firstRow="0" w:lastRow="0" w:firstColumn="1" w:lastColumn="0" w:oddVBand="0" w:evenVBand="0" w:oddHBand="0" w:evenHBand="0" w:firstRowFirstColumn="0" w:firstRowLastColumn="0" w:lastRowFirstColumn="0" w:lastRowLastColumn="0"/>
+            <w:tcW w:w="2254" w:type="dxa"/>
+          </w:tcPr>
+          <w:p>
+            <w:pPr>
+              <w:rPr>
+                <w:rFonts w:ascii="Serif" w:hAnsi="Serif"/>
+              </w:rPr>
+            </w:pPr>
+          </w:p>
+        </w:tc>
+        <w:tc>
+          <w:tcPr>
+            <w:tcW w:w="2254" w:type="dxa"/>
+          </w:tcPr>
+          <w:p>
+            <w:pPr>
+              <w:cnfStyle w:val="100000000000" w:firstRow="1" w:lastRow="0" w:firstColumn="0" w:lastColumn="0" w:oddVBand="0" w:evenVBand="0" w:oddHBand="0" w:evenHBand="0" w:firstRowFirstColumn="0" w:firstRowLastColumn="0" w:lastRowFirstColumn="0" w:lastRowLastColumn="0"/>
+              <w:rPr>
+                <w:rFonts w:ascii="Serif" w:hAnsi="Serif"/>
+              </w:rPr>
+            </w:pPr>
+            <w:r>
+              <w:rPr>
+                <w:rFonts w:ascii="Serif" w:hAnsi="Serif"/>
+              </w:rPr>
+              <w:t>Model-Based Imputation</w:t>
+            </w:r>
+          </w:p>
+        </w:tc>
+        <w:tc>
+          <w:tcPr>
+            <w:tcW w:w="2254" w:type="dxa"/>
+          </w:tcPr>
+          <w:p>
+            <w:pPr>
+              <w:cnfStyle w:val="100000000000" w:firstRow="1" w:lastRow="0" w:firstColumn="0" w:lastColumn="0" w:oddVBand="0" w:evenVBand="0" w:oddHBand="0" w:evenHBand="0" w:firstRowFirstColumn="0" w:firstRowLastColumn="0" w:lastRowFirstColumn="0" w:lastRowLastColumn="0"/>
+              <w:rPr>
+                <w:rFonts w:ascii="Serif" w:hAnsi="Serif"/>
+              </w:rPr>
+            </w:pPr>
+            <w:r>
+              <w:rPr>
+                <w:rFonts w:ascii="Serif" w:hAnsi="Serif"/>
+              </w:rPr>
+              <w:t>Median Imputation</w:t>
+            </w:r>
+          </w:p>
+        </w:tc>
+        <w:tc>
+          <w:tcPr>
+            <w:tcW w:w="2254" w:type="dxa"/>
+          </w:tcPr>
+          <w:p>
+            <w:pPr>
+              <w:cnfStyle w:val="100000000000" w:firstRow="1" w:lastRow="0" w:firstColumn="0" w:lastColumn="0" w:oddVBand="0" w:evenVBand="0" w:oddHBand="0" w:evenHBand="0" w:firstRowFirstColumn="0" w:firstRowLastColumn="0" w:lastRowFirstColumn="0" w:lastRowLastColumn="0"/>
+              <w:rPr>
+                <w:rFonts w:ascii="Serif" w:hAnsi="Serif"/>
+              </w:rPr>
+            </w:pPr>
+            <w:r>
+              <w:rPr>
+                <w:rFonts w:ascii="Serif" w:hAnsi="Serif"/>
+              </w:rPr>
+              <w:t>Dropping Missing Values</w:t>
+            </w:r>
+          </w:p>
+        </w:tc>
+      </w:tr>
+      <w:tr>
+        <w:trPr>
+          <w:cnfStyle w:val="000000100000" w:firstRow="0" w:lastRow="0" w:firstColumn="0" w:lastColumn="0" w:oddVBand="0" w:evenVBand="0" w:oddHBand="1" w:evenHBand="0" w:firstRowFirstColumn="0" w:firstRowLastColumn="0" w:lastRowFirstColumn="0" w:lastRowLastColumn="0"/>
+        </w:trPr>
+        <w:tc>
+          <w:tcPr>
+            <w:cnfStyle w:val="001000000000" w:firstRow="0" w:lastRow="0" w:firstColumn="1" w:lastColumn="0" w:oddVBand="0" w:evenVBand="0" w:oddHBand="0" w:evenHBand="0" w:firstRowFirstColumn="0" w:firstRowLastColumn="0" w:lastRowFirstColumn="0" w:lastRowLastColumn="0"/>
+            <w:tcW w:w="2254" w:type="dxa"/>
+          </w:tcPr>
+          <w:p>
+            <w:pPr>
+              <w:rPr>
+                <w:rFonts w:ascii="Serif" w:hAnsi="Serif"/>
+              </w:rPr>
+            </w:pPr>
+            <w:r>
+              <w:rPr>
+                <w:rFonts w:ascii="Serif" w:hAnsi="Serif"/>
+              </w:rPr>
+              <w:t>R² Train</w:t>
+            </w:r>
+          </w:p>
+        </w:tc>
+        <w:tc>
+          <w:tcPr>
+            <w:tcW w:w="2254" w:type="dxa"/>
+          </w:tcPr>
+          <w:p>
+            <w:pPr>
+              <w:cnfStyle w:val="000000100000" w:firstRow="0" w:lastRow="0" w:firstColumn="0" w:lastColumn="0" w:oddVBand="0" w:evenVBand="0" w:oddHBand="1" w:evenHBand="0" w:firstRowFirstColumn="0" w:firstRowLastColumn="0" w:lastRowFirstColumn="0" w:lastRowLastColumn="0"/>
+              <w:rPr>
+                <w:rFonts w:ascii="Serif" w:hAnsi="Serif"/>
+              </w:rPr>
+            </w:pPr>
+            <w:r>
+              <w:rPr>
+                <w:rFonts w:ascii="Serif" w:hAnsi="Serif"/>
+              </w:rPr>
+              <w:t>0.973</w:t>
+            </w:r>
+          </w:p>
+        </w:tc>
+        <w:tc>
+          <w:tcPr>
+            <w:tcW w:w="2254" w:type="dxa"/>
+          </w:tcPr>
+          <w:p>
+            <w:pPr>
+              <w:cnfStyle w:val="000000100000" w:firstRow="0" w:lastRow="0" w:firstColumn="0" w:lastColumn="0" w:oddVBand="0" w:evenVBand="0" w:oddHBand="1" w:evenHBand="0" w:firstRowFirstColumn="0" w:firstRowLastColumn="0" w:lastRowFirstColumn="0" w:lastRowLastColumn="0"/>
+              <w:rPr>
+                <w:rFonts w:ascii="Serif" w:hAnsi="Serif"/>
+              </w:rPr>
+            </w:pPr>
+            <w:r>
+              <w:rPr>
+                <w:rFonts w:ascii="Serif" w:hAnsi="Serif"/>
+              </w:rPr>
+              <w:t>0.961</w:t>
+            </w:r>
+          </w:p>
+        </w:tc>
+        <w:tc>
+          <w:tcPr>
+            <w:tcW w:w="2254" w:type="dxa"/>
+          </w:tcPr>
+          <w:p>
+            <w:pPr>
+              <w:cnfStyle w:val="000000100000" w:firstRow="0" w:lastRow="0" w:firstColumn="0" w:lastColumn="0" w:oddVBand="0" w:evenVBand="0" w:oddHBand="1" w:evenHBand="0" w:firstRowFirstColumn="0" w:firstRowLastColumn="0" w:lastRowFirstColumn="0" w:lastRowLastColumn="0"/>
+              <w:rPr>
+                <w:rFonts w:ascii="Serif" w:hAnsi="Serif"/>
+              </w:rPr>
+            </w:pPr>
+            <w:r>
+              <w:rPr>
+                <w:rFonts w:ascii="Serif" w:hAnsi="Serif"/>
+              </w:rPr>
+              <w:t>0.958</w:t>
+            </w:r>
+          </w:p>
+        </w:tc>
+      </w:tr>
+      <w:tr>
+        <w:tc>
+          <w:tcPr>
+            <w:cnfStyle w:val="001000000000" w:firstRow="0" w:lastRow="0" w:firstColumn="1" w:lastColumn="0" w:oddVBand="0" w:evenVBand="0" w:oddHBand="0" w:evenHBand="0" w:firstRowFirstColumn="0" w:firstRowLastColumn="0" w:lastRowFirstColumn="0" w:lastRowLastColumn="0"/>
+            <w:tcW w:w="2254" w:type="dxa"/>
+          </w:tcPr>
+          <w:p>
+            <w:pPr>
+              <w:rPr>
+                <w:rFonts w:ascii="Serif" w:hAnsi="Serif"/>
+              </w:rPr>
+            </w:pPr>
+            <w:r>
+              <w:rPr>
+                <w:rFonts w:ascii="Serif" w:hAnsi="Serif"/>
+              </w:rPr>
+              <w:t>R² Test</w:t>
+            </w:r>
+          </w:p>
+        </w:tc>
+        <w:tc>
+          <w:tcPr>
+            <w:tcW w:w="2254" w:type="dxa"/>
+          </w:tcPr>
+          <w:p>
+            <w:pPr>
+              <w:cnfStyle w:val="000000000000" w:firstRow="0" w:lastRow="0" w:firstColumn="0" w:lastColumn="0" w:oddVBand="0" w:evenVBand="0" w:oddHBand="0" w:evenHBand="0" w:firstRowFirstColumn="0" w:firstRowLastColumn="0" w:lastRowFirstColumn="0" w:lastRowLastColumn="0"/>
+              <w:rPr>
+                <w:rFonts w:ascii="Serif" w:hAnsi="Serif"/>
+              </w:rPr>
+            </w:pPr>
+            <w:r>
+              <w:rPr>
+                <w:rFonts w:ascii="Serif" w:hAnsi="Serif"/>
+              </w:rPr>
+              <w:t>0.984</w:t>
+            </w:r>
+          </w:p>
+        </w:tc>
+        <w:tc>
+          <w:tcPr>
+            <w:tcW w:w="2254" w:type="dxa"/>
+          </w:tcPr>
+          <w:p>
+            <w:pPr>
+              <w:cnfStyle w:val="000000000000" w:firstRow="0" w:lastRow="0" w:firstColumn="0" w:lastColumn="0" w:oddVBand="0" w:evenVBand="0" w:oddHBand="0" w:evenHBand="0" w:firstRowFirstColumn="0" w:firstRowLastColumn="0" w:lastRowFirstColumn="0" w:lastRowLastColumn="0"/>
+              <w:rPr>
+                <w:rFonts w:ascii="Serif" w:hAnsi="Serif"/>
+              </w:rPr>
+            </w:pPr>
+            <w:r>
+              <w:rPr>
+                <w:rFonts w:ascii="Serif" w:hAnsi="Serif"/>
+              </w:rPr>
+              <w:t>0.893</w:t>
+            </w:r>
+          </w:p>
+        </w:tc>
+        <w:tc>
+          <w:tcPr>
+            <w:tcW w:w="2254" w:type="dxa"/>
+          </w:tcPr>
+          <w:p>
+            <w:pPr>
+              <w:cnfStyle w:val="000000000000" w:firstRow="0" w:lastRow="0" w:firstColumn="0" w:lastColumn="0" w:oddVBand="0" w:evenVBand="0" w:oddHBand="0" w:evenHBand="0" w:firstRowFirstColumn="0" w:firstRowLastColumn="0" w:lastRowFirstColumn="0" w:lastRowLastColumn="0"/>
+              <w:rPr>
+                <w:rFonts w:ascii="Serif" w:hAnsi="Serif"/>
+              </w:rPr>
+            </w:pPr>
+            <w:r>
+              <w:rPr>
+                <w:rFonts w:ascii="Serif" w:hAnsi="Serif"/>
+              </w:rPr>
+              <w:t>0.889</w:t>
+            </w:r>
+          </w:p>
+        </w:tc>
+      </w:tr>
+      <w:tr>
+        <w:trPr>
+          <w:cnfStyle w:val="000000100000" w:firstRow="0" w:lastRow="0" w:firstColumn="0" w:lastColumn="0" w:oddVBand="0" w:evenVBand="0" w:oddHBand="1" w:evenHBand="0" w:firstRowFirstColumn="0" w:firstRowLastColumn="0" w:lastRowFirstColumn="0" w:lastRowLastColumn="0"/>
+        </w:trPr>
+        <w:tc>
+          <w:tcPr>
+            <w:cnfStyle w:val="001000000000" w:firstRow="0" w:lastRow="0" w:firstColumn="1" w:lastColumn="0" w:oddVBand="0" w:evenVBand="0" w:oddHBand="0" w:evenHBand="0" w:firstRowFirstColumn="0" w:firstRowLastColumn="0" w:lastRowFirstColumn="0" w:lastRowLastColumn="0"/>
+            <w:tcW w:w="2254" w:type="dxa"/>
+          </w:tcPr>
+          <w:p>
+            <w:pPr>
+              <w:rPr>
+                <w:rFonts w:ascii="Serif" w:hAnsi="Serif"/>
+              </w:rPr>
+            </w:pPr>
+            <w:r>
+              <w:rPr>
+                <w:rFonts w:ascii="Serif" w:hAnsi="Serif"/>
+              </w:rPr>
+              <w:t>MAE Train</w:t>
+            </w:r>
+          </w:p>
+        </w:tc>
+        <w:tc>
+          <w:tcPr>
+            <w:tcW w:w="2254" w:type="dxa"/>
+          </w:tcPr>
+          <w:p>
+            <w:pPr>
+              <w:cnfStyle w:val="000000100000" w:firstRow="0" w:lastRow="0" w:firstColumn="0" w:lastColumn="0" w:oddVBand="0" w:evenVBand="0" w:oddHBand="1" w:evenHBand="0" w:firstRowFirstColumn="0" w:firstRowLastColumn="0" w:lastRowFirstColumn="0" w:lastRowLastColumn="0"/>
+              <w:rPr>
+                <w:rFonts w:ascii="Serif" w:hAnsi="Serif"/>
+              </w:rPr>
+            </w:pPr>
+            <w:r>
+              <w:rPr>
+                <w:rFonts w:ascii="Serif" w:hAnsi="Serif"/>
+              </w:rPr>
+              <w:t>407.97</w:t>
+            </w:r>
+          </w:p>
+        </w:tc>
+        <w:tc>
+          <w:tcPr>
+            <w:tcW w:w="2254" w:type="dxa"/>
+          </w:tcPr>
+          <w:p>
+            <w:pPr>
+              <w:cnfStyle w:val="000000100000" w:firstRow="0" w:lastRow="0" w:firstColumn="0" w:lastColumn="0" w:oddVBand="0" w:evenVBand="0" w:oddHBand="1" w:evenHBand="0" w:firstRowFirstColumn="0" w:firstRowLastColumn="0" w:lastRowFirstColumn="0" w:lastRowLastColumn="0"/>
+              <w:rPr>
+                <w:rFonts w:ascii="Serif" w:hAnsi="Serif"/>
+              </w:rPr>
+            </w:pPr>
+            <w:r>
+              <w:rPr>
+                <w:rFonts w:ascii="Serif" w:hAnsi="Serif"/>
+              </w:rPr>
+              <w:t>245.17</w:t>
+            </w:r>
+          </w:p>
+        </w:tc>
+        <w:tc>
+          <w:tcPr>
+            <w:tcW w:w="2254" w:type="dxa"/>
+          </w:tcPr>
+          <w:p>
+            <w:pPr>
+              <w:cnfStyle w:val="000000100000" w:firstRow="0" w:lastRow="0" w:firstColumn="0" w:lastColumn="0" w:oddVBand="0" w:evenVBand="0" w:oddHBand="1" w:evenHBand="0" w:firstRowFirstColumn="0" w:firstRowLastColumn="0" w:lastRowFirstColumn="0" w:lastRowLastColumn="0"/>
+              <w:rPr>
+                <w:rFonts w:ascii="Serif" w:hAnsi="Serif"/>
+              </w:rPr>
+            </w:pPr>
+            <w:r>
+              <w:rPr>
+                <w:rFonts w:ascii="Serif" w:hAnsi="Serif"/>
+              </w:rPr>
+              <w:t>409.72</w:t>
+            </w:r>
+          </w:p>
+        </w:tc>
+      </w:tr>
+      <w:tr>
+        <w:tc>
+          <w:tcPr>
+            <w:cnfStyle w:val="001000000000" w:firstRow="0" w:lastRow="0" w:firstColumn="1" w:lastColumn="0" w:oddVBand="0" w:evenVBand="0" w:oddHBand="0" w:evenHBand="0" w:firstRowFirstColumn="0" w:firstRowLastColumn="0" w:lastRowFirstColumn="0" w:lastRowLastColumn="0"/>
+            <w:tcW w:w="2254" w:type="dxa"/>
+          </w:tcPr>
+          <w:p>
+            <w:pPr>
+              <w:rPr>
+                <w:rFonts w:ascii="Serif" w:hAnsi="Serif"/>
+              </w:rPr>
+            </w:pPr>
+            <w:r>
+              <w:rPr>
+                <w:rFonts w:ascii="Serif" w:hAnsi="Serif"/>
+              </w:rPr>
+              <w:t>MAE Test</w:t>
+            </w:r>
+          </w:p>
+        </w:tc>
+        <w:tc>
+          <w:tcPr>
+            <w:tcW w:w="2254" w:type="dxa"/>
+          </w:tcPr>
+          <w:p>
+            <w:pPr>
+              <w:cnfStyle w:val="000000000000" w:firstRow="0" w:lastRow="0" w:firstColumn="0" w:lastColumn="0" w:oddVBand="0" w:evenVBand="0" w:oddHBand="0" w:evenHBand="0" w:firstRowFirstColumn="0" w:firstRowLastColumn="0" w:lastRowFirstColumn="0" w:lastRowLastColumn="0"/>
+              <w:rPr>
+                <w:rFonts w:ascii="Serif" w:hAnsi="Serif"/>
+              </w:rPr>
+            </w:pPr>
+            <w:r>
+              <w:rPr>
+                <w:rFonts w:ascii="Serif" w:hAnsi="Serif"/>
+              </w:rPr>
+              <w:t>406.72</w:t>
+            </w:r>
+          </w:p>
+        </w:tc>
+        <w:tc>
+          <w:tcPr>
+            <w:tcW w:w="2254" w:type="dxa"/>
+          </w:tcPr>
+          <w:p>
+            <w:pPr>
+              <w:cnfStyle w:val="000000000000" w:firstRow="0" w:lastRow="0" w:firstColumn="0" w:lastColumn="0" w:oddVBand="0" w:evenVBand="0" w:oddHBand="0" w:evenHBand="0" w:firstRowFirstColumn="0" w:firstRowLastColumn="0" w:lastRowFirstColumn="0" w:lastRowLastColumn="0"/>
+              <w:rPr>
+                <w:rFonts w:ascii="Serif" w:hAnsi="Serif"/>
+              </w:rPr>
+            </w:pPr>
+            <w:r>
+              <w:rPr>
+                <w:rFonts w:ascii="Serif" w:hAnsi="Serif"/>
+              </w:rPr>
+              <w:t>264.21</w:t>
+            </w:r>
+          </w:p>
+        </w:tc>
+        <w:tc>
+          <w:tcPr>
+            <w:tcW w:w="2254" w:type="dxa"/>
+          </w:tcPr>
+          <w:p>
+            <w:pPr>
+              <w:cnfStyle w:val="000000000000" w:firstRow="0" w:lastRow="0" w:firstColumn="0" w:lastColumn="0" w:oddVBand="0" w:evenVBand="0" w:oddHBand="0" w:evenHBand="0" w:firstRowFirstColumn="0" w:firstRowLastColumn="0" w:lastRowFirstColumn="0" w:lastRowLastColumn="0"/>
+              <w:rPr>
+                <w:rFonts w:ascii="Serif" w:hAnsi="Serif"/>
+              </w:rPr>
+            </w:pPr>
+            <w:r>
+              <w:rPr>
+                <w:rFonts w:ascii="Serif" w:hAnsi="Serif"/>
+              </w:rPr>
+              <w:t>425.55</w:t>
+            </w:r>
+          </w:p>
+        </w:tc>
+      </w:tr>
+      <w:tr>
+        <w:trPr>
+          <w:cnfStyle w:val="000000100000" w:firstRow="0" w:lastRow="0" w:firstColumn="0" w:lastColumn="0" w:oddVBand="0" w:evenVBand="0" w:oddHBand="1" w:evenHBand="0" w:firstRowFirstColumn="0" w:firstRowLastColumn="0" w:lastRowFirstColumn="0" w:lastRowLastColumn="0"/>
+        </w:trPr>
+        <w:tc>
+          <w:tcPr>
+            <w:cnfStyle w:val="001000000000" w:firstRow="0" w:lastRow="0" w:firstColumn="1" w:lastColumn="0" w:oddVBand="0" w:evenVBand="0" w:oddHBand="0" w:evenHBand="0" w:firstRowFirstColumn="0" w:firstRowLastColumn="0" w:lastRowFirstColumn="0" w:lastRowLastColumn="0"/>
+            <w:tcW w:w="2254" w:type="dxa"/>
+          </w:tcPr>
+          <w:p>
+            <w:pPr>
+              <w:rPr>
+                <w:rFonts w:ascii="Serif" w:hAnsi="Serif"/>
+              </w:rPr>
+            </w:pPr>
+            <w:r>
+              <w:rPr>
+                <w:rFonts w:ascii="Serif" w:hAnsi="Serif"/>
+              </w:rPr>
+              <w:t>Cross Validation</w:t>
+            </w:r>
+          </w:p>
+        </w:tc>
+        <w:tc>
+          <w:tcPr>
+            <w:tcW w:w="2254" w:type="dxa"/>
+          </w:tcPr>
+          <w:p>
+            <w:pPr>
+              <w:cnfStyle w:val="000000100000" w:firstRow="0" w:lastRow="0" w:firstColumn="0" w:lastColumn="0" w:oddVBand="0" w:evenVBand="0" w:oddHBand="1" w:evenHBand="0" w:firstRowFirstColumn="0" w:firstRowLastColumn="0" w:lastRowFirstColumn="0" w:lastRowLastColumn="0"/>
+              <w:rPr>
+                <w:rFonts w:ascii="Serif" w:hAnsi="Serif"/>
+              </w:rPr>
+            </w:pPr>
+            <w:r>
+              <w:rPr>
+                <w:rFonts w:ascii="Serif" w:hAnsi="Serif"/>
+              </w:rPr>
+              <w:t>0.941</w:t>
+            </w:r>
+          </w:p>
+        </w:tc>
+        <w:tc>
+          <w:tcPr>
+            <w:tcW w:w="2254" w:type="dxa"/>
+          </w:tcPr>
+          <w:p>
+            <w:pPr>
+              <w:cnfStyle w:val="000000100000" w:firstRow="0" w:lastRow="0" w:firstColumn="0" w:lastColumn="0" w:oddVBand="0" w:evenVBand="0" w:oddHBand="1" w:evenHBand="0" w:firstRowFirstColumn="0" w:firstRowLastColumn="0" w:lastRowFirstColumn="0" w:lastRowLastColumn="0"/>
+              <w:rPr>
+                <w:rFonts w:ascii="Serif" w:hAnsi="Serif"/>
+              </w:rPr>
+            </w:pPr>
+            <w:r>
+              <w:rPr>
+                <w:rFonts w:ascii="Serif" w:hAnsi="Serif"/>
+              </w:rPr>
+              <w:t>0.934</w:t>
+            </w:r>
+          </w:p>
+        </w:tc>
+        <w:tc>
+          <w:tcPr>
+            <w:tcW w:w="2254" w:type="dxa"/>
+          </w:tcPr>
+          <w:p>
+            <w:pPr>
+              <w:cnfStyle w:val="000000100000" w:firstRow="0" w:lastRow="0" w:firstColumn="0" w:lastColumn="0" w:oddVBand="0" w:evenVBand="0" w:oddHBand="1" w:evenHBand="0" w:firstRowFirstColumn="0" w:firstRowLastColumn="0" w:lastRowFirstColumn="0" w:lastRowLastColumn="0"/>
+              <w:rPr>
+                <w:rFonts w:ascii="Serif" w:hAnsi="Serif"/>
+              </w:rPr>
+            </w:pPr>
+            <w:r>
+              <w:rPr>
+                <w:rFonts w:ascii="Serif" w:hAnsi="Serif"/>
+              </w:rPr>
+              <w:t>0.928</w:t>
+            </w:r>
+          </w:p>
+        </w:tc>
+      </w:tr>
+    </w:tbl>
+    <w:p>
+      <w:pPr>
+        <w:ind w:left="567"/>
+        <w:jc w:val="both"/>
+        <w:rPr>
+          <w:rFonts w:ascii="Serif" w:hAnsi="Serif"/>
+          <w:b/>
+          <w:bCs/>
+          <w:sz w:val="28"/>
+          <w:szCs w:val="28"/>
+        </w:rPr>
+      </w:pPr>
+      <w:r>
+        <w:rPr>
+          <w:rFonts w:ascii="Serif" w:hAnsi="Serif"/>
+          <w:b/>
+          <w:bCs/>
+          <w:sz w:val="28"/>
+          <w:szCs w:val="28"/>
+        </w:rPr>
+        <w:t xml:space="preserve">                                   </w:t>
+      </w:r>
+    </w:p>
+    <w:p>
+      <w:pPr>
+        <w:jc w:val="both"/>
+        <w:rPr>
+          <w:rFonts w:ascii="Serif" w:hAnsi="Serif"/>
+        </w:rPr>
+      </w:pPr>
+      <w:r>
+        <w:rPr>
+          <w:rFonts w:ascii="Serif" w:hAnsi="Serif"/>
+        </w:rPr>
+        <w:t>As mentioned, the Random Forest Regressor works effectively with correlated features, so only the target variable was removed from the dataset. The results above show consistent performance across the three methods used.</w:t>
+      </w:r>
+    </w:p>
+    <w:p>
+      <w:pPr>
+        <w:jc w:val="both"/>
+        <w:rPr>
+          <w:rFonts w:ascii="Serif" w:hAnsi="Serif"/>
+        </w:rPr>
+      </w:pPr>
+      <w:r>
+        <w:rPr>
+          <w:rFonts w:ascii="Serif" w:hAnsi="Serif"/>
+        </w:rPr>
+        <w:t>Among the three techniques, the model-based imputation achieved the best cross-validation score, 0.941. However, its MAE values were slightly higher compared to the median imputation approach. The median imputation method still produced strong results, with a cross-validation score of 0.934 and lower MAE values, although the difference between the training and testing R² scores suggested slight overfitting.</w:t>
+      </w:r>
+    </w:p>
+    <w:p>
+      <w:pPr>
+        <w:jc w:val="both"/>
+        <w:rPr>
+          <w:rFonts w:ascii="Serif" w:hAnsi="Serif"/>
+        </w:rPr>
+      </w:pPr>
+      <w:r>
+        <w:rPr>
+          <w:rFonts w:ascii="Serif" w:hAnsi="Serif"/>
+        </w:rPr>
+        <w:t>The dropping-missing-values approach produced the weakest overall results among the three techniques, with lower R² scores and higher average errors than the other approaches.</w:t>
+      </w:r>
+    </w:p>
+    <w:p>
+      <w:pPr>
+        <w:jc w:val="both"/>
+        <w:rPr>
+          <w:rFonts w:ascii="Serif" w:hAnsi="Serif"/>
+        </w:rPr>
+      </w:pPr>
+    </w:p>
+    <w:p>
+      <w:pPr>
+        <w:jc w:val="center"/>
+        <w:rPr>
+          <w:rFonts w:ascii="Serif" w:hAnsi="Serif"/>
+          <w:b/>
+          <w:bCs/>
+          <w:sz w:val="28"/>
+          <w:szCs w:val="28"/>
+        </w:rPr>
+      </w:pPr>
+      <w:r>
+        <w:rPr>
+          <w:rFonts w:ascii="Serif" w:hAnsi="Serif"/>
+          <w:b/>
+          <w:bCs/>
+          <w:sz w:val="28"/>
+          <w:szCs w:val="28"/>
+          <w:highlight w:val="lightGray"/>
+        </w:rPr>
+        <w:t>Partial Least Squares Regressor</w:t>
+      </w:r>
+    </w:p>
+    <w:tbl>
+      <w:tblPr>
+        <w:tblStyle w:val="ListTable6Colorful"/>
+        <w:tblW w:w="0" w:type="auto"/>
+        <w:tblLook w:val="04A0" w:firstRow="1" w:lastRow="0" w:firstColumn="1" w:lastColumn="0" w:noHBand="0" w:noVBand="1"/>
+      </w:tblPr>
+      <w:tblGrid>
+        <w:gridCol w:w="2254"/>
+        <w:gridCol w:w="2254"/>
+        <w:gridCol w:w="2254"/>
+        <w:gridCol w:w="2254"/>
+      </w:tblGrid>
+      <w:tr>
+        <w:trPr>
+          <w:cnfStyle w:val="100000000000" w:firstRow="1" w:lastRow="0" w:firstColumn="0" w:lastColumn="0" w:oddVBand="0" w:evenVBand="0" w:oddHBand="0" w:evenHBand="0" w:firstRowFirstColumn="0" w:firstRowLastColumn="0" w:lastRowFirstColumn="0" w:lastRowLastColumn="0"/>
+        </w:trPr>
+        <w:tc>
+          <w:tcPr>
+            <w:cnfStyle w:val="001000000000" w:firstRow="0" w:lastRow="0" w:firstColumn="1" w:lastColumn="0" w:oddVBand="0" w:evenVBand="0" w:oddHBand="0" w:evenHBand="0" w:firstRowFirstColumn="0" w:firstRowLastColumn="0" w:lastRowFirstColumn="0" w:lastRowLastColumn="0"/>
+            <w:tcW w:w="2254" w:type="dxa"/>
+          </w:tcPr>
+          <w:p>
+            <w:pPr>
+              <w:rPr>
+                <w:rFonts w:ascii="Serif" w:hAnsi="Serif"/>
+              </w:rPr>
+            </w:pPr>
+          </w:p>
+        </w:tc>
+        <w:tc>
+          <w:tcPr>
+            <w:tcW w:w="2254" w:type="dxa"/>
+          </w:tcPr>
+          <w:p>
+            <w:pPr>
+              <w:cnfStyle w:val="100000000000" w:firstRow="1" w:lastRow="0" w:firstColumn="0" w:lastColumn="0" w:oddVBand="0" w:evenVBand="0" w:oddHBand="0" w:evenHBand="0" w:firstRowFirstColumn="0" w:firstRowLastColumn="0" w:lastRowFirstColumn="0" w:lastRowLastColumn="0"/>
+              <w:rPr>
+                <w:rFonts w:ascii="Serif" w:hAnsi="Serif"/>
+              </w:rPr>
+            </w:pPr>
+            <w:r>
+              <w:rPr>
+                <w:rFonts w:ascii="Serif" w:hAnsi="Serif"/>
+              </w:rPr>
+              <w:t>Model-Based Imputation</w:t>
+            </w:r>
+          </w:p>
+        </w:tc>
+        <w:tc>
+          <w:tcPr>
+            <w:tcW w:w="2254" w:type="dxa"/>
+          </w:tcPr>
+          <w:p>
+            <w:pPr>
+              <w:cnfStyle w:val="100000000000" w:firstRow="1" w:lastRow="0" w:firstColumn="0" w:lastColumn="0" w:oddVBand="0" w:evenVBand="0" w:oddHBand="0" w:evenHBand="0" w:firstRowFirstColumn="0" w:firstRowLastColumn="0" w:lastRowFirstColumn="0" w:lastRowLastColumn="0"/>
+              <w:rPr>
+                <w:rFonts w:ascii="Serif" w:hAnsi="Serif"/>
+              </w:rPr>
+            </w:pPr>
+            <w:r>
+              <w:rPr>
+                <w:rFonts w:ascii="Serif" w:hAnsi="Serif"/>
+              </w:rPr>
+              <w:t>Median Imputation</w:t>
+            </w:r>
+          </w:p>
+        </w:tc>
+        <w:tc>
+          <w:tcPr>
+            <w:tcW w:w="2254" w:type="dxa"/>
+          </w:tcPr>
+          <w:p>
+            <w:pPr>
+              <w:cnfStyle w:val="100000000000" w:firstRow="1" w:lastRow="0" w:firstColumn="0" w:lastColumn="0" w:oddVBand="0" w:evenVBand="0" w:oddHBand="0" w:evenHBand="0" w:firstRowFirstColumn="0" w:firstRowLastColumn="0" w:lastRowFirstColumn="0" w:lastRowLastColumn="0"/>
+              <w:rPr>
+                <w:rFonts w:ascii="Serif" w:hAnsi="Serif"/>
+              </w:rPr>
+            </w:pPr>
+            <w:r>
+              <w:rPr>
+                <w:rFonts w:ascii="Serif" w:hAnsi="Serif"/>
+              </w:rPr>
+              <w:t>Dropping Missing Values</w:t>
+            </w:r>
+          </w:p>
+        </w:tc>
+      </w:tr>
+      <w:tr>
+        <w:trPr>
+          <w:cnfStyle w:val="000000100000" w:firstRow="0" w:lastRow="0" w:firstColumn="0" w:lastColumn="0" w:oddVBand="0" w:evenVBand="0" w:oddHBand="1" w:evenHBand="0" w:firstRowFirstColumn="0" w:firstRowLastColumn="0" w:lastRowFirstColumn="0" w:lastRowLastColumn="0"/>
+        </w:trPr>
+        <w:tc>
+          <w:tcPr>
+            <w:cnfStyle w:val="001000000000" w:firstRow="0" w:lastRow="0" w:firstColumn="1" w:lastColumn="0" w:oddVBand="0" w:evenVBand="0" w:oddHBand="0" w:evenHBand="0" w:firstRowFirstColumn="0" w:firstRowLastColumn="0" w:lastRowFirstColumn="0" w:lastRowLastColumn="0"/>
+            <w:tcW w:w="2254" w:type="dxa"/>
+          </w:tcPr>
+          <w:p>
+            <w:pPr>
+              <w:rPr>
+                <w:rFonts w:ascii="Serif" w:hAnsi="Serif"/>
+              </w:rPr>
+            </w:pPr>
+            <w:r>
+              <w:rPr>
+                <w:rFonts w:ascii="Serif" w:hAnsi="Serif"/>
+              </w:rPr>
+              <w:t>R² Train</w:t>
+            </w:r>
+          </w:p>
+        </w:tc>
+        <w:tc>
+          <w:tcPr>
+            <w:tcW w:w="2254" w:type="dxa"/>
+          </w:tcPr>
+          <w:p>
+            <w:pPr>
+              <w:cnfStyle w:val="000000100000" w:firstRow="0" w:lastRow="0" w:firstColumn="0" w:lastColumn="0" w:oddVBand="0" w:evenVBand="0" w:oddHBand="1" w:evenHBand="0" w:firstRowFirstColumn="0" w:firstRowLastColumn="0" w:lastRowFirstColumn="0" w:lastRowLastColumn="0"/>
+              <w:rPr>
+                <w:rFonts w:ascii="Serif" w:hAnsi="Serif"/>
+              </w:rPr>
+            </w:pPr>
+            <w:r>
+              <w:rPr>
+                <w:rFonts w:ascii="Serif" w:hAnsi="Serif"/>
+              </w:rPr>
+              <w:t>0.995</w:t>
+            </w:r>
+          </w:p>
+        </w:tc>
+        <w:tc>
+          <w:tcPr>
+            <w:tcW w:w="2254" w:type="dxa"/>
+          </w:tcPr>
+          <w:p>
+            <w:pPr>
+              <w:cnfStyle w:val="000000100000" w:firstRow="0" w:lastRow="0" w:firstColumn="0" w:lastColumn="0" w:oddVBand="0" w:evenVBand="0" w:oddHBand="1" w:evenHBand="0" w:firstRowFirstColumn="0" w:firstRowLastColumn="0" w:lastRowFirstColumn="0" w:lastRowLastColumn="0"/>
+              <w:rPr>
+                <w:rFonts w:ascii="Serif" w:hAnsi="Serif"/>
+              </w:rPr>
+            </w:pPr>
+            <w:r>
+              <w:rPr>
+                <w:rFonts w:ascii="Serif" w:hAnsi="Serif"/>
+              </w:rPr>
+              <w:t>0.994</w:t>
+            </w:r>
+          </w:p>
+        </w:tc>
+        <w:tc>
+          <w:tcPr>
+            <w:tcW w:w="2254" w:type="dxa"/>
+          </w:tcPr>
+          <w:p>
+            <w:pPr>
+              <w:cnfStyle w:val="000000100000" w:firstRow="0" w:lastRow="0" w:firstColumn="0" w:lastColumn="0" w:oddVBand="0" w:evenVBand="0" w:oddHBand="1" w:evenHBand="0" w:firstRowFirstColumn="0" w:firstRowLastColumn="0" w:lastRowFirstColumn="0" w:lastRowLastColumn="0"/>
+              <w:rPr>
+                <w:rFonts w:ascii="Serif" w:hAnsi="Serif"/>
+              </w:rPr>
+            </w:pPr>
+            <w:r>
+              <w:rPr>
+                <w:rFonts w:ascii="Serif" w:hAnsi="Serif"/>
+              </w:rPr>
+              <w:t>0.994</w:t>
+            </w:r>
+          </w:p>
+        </w:tc>
+      </w:tr>
+      <w:tr>
+        <w:tc>
+          <w:tcPr>
+            <w:cnfStyle w:val="001000000000" w:firstRow="0" w:lastRow="0" w:firstColumn="1" w:lastColumn="0" w:oddVBand="0" w:evenVBand="0" w:oddHBand="0" w:evenHBand="0" w:firstRowFirstColumn="0" w:firstRowLastColumn="0" w:lastRowFirstColumn="0" w:lastRowLastColumn="0"/>
+            <w:tcW w:w="2254" w:type="dxa"/>
+          </w:tcPr>
+          <w:p>
+            <w:pPr>
+              <w:rPr>
+                <w:rFonts w:ascii="Serif" w:hAnsi="Serif"/>
+              </w:rPr>
+            </w:pPr>
+            <w:r>
+              <w:rPr>
+                <w:rFonts w:ascii="Serif" w:hAnsi="Serif"/>
+              </w:rPr>
+              <w:t>R² Test</w:t>
+            </w:r>
+          </w:p>
+        </w:tc>
+        <w:tc>
+          <w:tcPr>
+            <w:tcW w:w="2254" w:type="dxa"/>
+          </w:tcPr>
+          <w:p>
+            <w:pPr>
+              <w:cnfStyle w:val="000000000000" w:firstRow="0" w:lastRow="0" w:firstColumn="0" w:lastColumn="0" w:oddVBand="0" w:evenVBand="0" w:oddHBand="0" w:evenHBand="0" w:firstRowFirstColumn="0" w:firstRowLastColumn="0" w:lastRowFirstColumn="0" w:lastRowLastColumn="0"/>
+              <w:rPr>
+                <w:rFonts w:ascii="Serif" w:hAnsi="Serif"/>
+              </w:rPr>
+            </w:pPr>
+            <w:r>
+              <w:rPr>
+                <w:rFonts w:ascii="Serif" w:hAnsi="Serif"/>
+              </w:rPr>
+              <w:t>0.991</w:t>
+            </w:r>
+          </w:p>
+        </w:tc>
+        <w:tc>
+          <w:tcPr>
+            <w:tcW w:w="2254" w:type="dxa"/>
+          </w:tcPr>
+          <w:p>
+            <w:pPr>
+              <w:cnfStyle w:val="000000000000" w:firstRow="0" w:lastRow="0" w:firstColumn="0" w:lastColumn="0" w:oddVBand="0" w:evenVBand="0" w:oddHBand="0" w:evenHBand="0" w:firstRowFirstColumn="0" w:firstRowLastColumn="0" w:lastRowFirstColumn="0" w:lastRowLastColumn="0"/>
+              <w:rPr>
+                <w:rFonts w:ascii="Serif" w:hAnsi="Serif"/>
+              </w:rPr>
+            </w:pPr>
+            <w:r>
+              <w:rPr>
+                <w:rFonts w:ascii="Serif" w:hAnsi="Serif"/>
+              </w:rPr>
+              <w:t>0.996</w:t>
+            </w:r>
+          </w:p>
+        </w:tc>
+        <w:tc>
+          <w:tcPr>
+            <w:tcW w:w="2254" w:type="dxa"/>
+          </w:tcPr>
+          <w:p>
+            <w:pPr>
+              <w:cnfStyle w:val="000000000000" w:firstRow="0" w:lastRow="0" w:firstColumn="0" w:lastColumn="0" w:oddVBand="0" w:evenVBand="0" w:oddHBand="0" w:evenHBand="0" w:firstRowFirstColumn="0" w:firstRowLastColumn="0" w:lastRowFirstColumn="0" w:lastRowLastColumn="0"/>
+              <w:rPr>
+                <w:rFonts w:ascii="Serif" w:hAnsi="Serif"/>
+              </w:rPr>
+            </w:pPr>
+            <w:r>
+              <w:rPr>
+                <w:rFonts w:ascii="Serif" w:hAnsi="Serif"/>
+              </w:rPr>
+              <w:t>0.995</w:t>
+            </w:r>
+          </w:p>
+        </w:tc>
+      </w:tr>
+      <w:tr>
+        <w:trPr>
+          <w:cnfStyle w:val="000000100000" w:firstRow="0" w:lastRow="0" w:firstColumn="0" w:lastColumn="0" w:oddVBand="0" w:evenVBand="0" w:oddHBand="1" w:evenHBand="0" w:firstRowFirstColumn="0" w:firstRowLastColumn="0" w:lastRowFirstColumn="0" w:lastRowLastColumn="0"/>
+        </w:trPr>
+        <w:tc>
+          <w:tcPr>
+            <w:cnfStyle w:val="001000000000" w:firstRow="0" w:lastRow="0" w:firstColumn="1" w:lastColumn="0" w:oddVBand="0" w:evenVBand="0" w:oddHBand="0" w:evenHBand="0" w:firstRowFirstColumn="0" w:firstRowLastColumn="0" w:lastRowFirstColumn="0" w:lastRowLastColumn="0"/>
+            <w:tcW w:w="2254" w:type="dxa"/>
+          </w:tcPr>
+          <w:p>
+            <w:pPr>
+              <w:rPr>
+                <w:rFonts w:ascii="Serif" w:hAnsi="Serif"/>
+              </w:rPr>
+            </w:pPr>
+            <w:r>
+              <w:rPr>
+                <w:rFonts w:ascii="Serif" w:hAnsi="Serif"/>
+              </w:rPr>
+              <w:t>MAE Train</w:t>
+            </w:r>
+          </w:p>
+        </w:tc>
+        <w:tc>
+          <w:tcPr>
+            <w:tcW w:w="2254" w:type="dxa"/>
+          </w:tcPr>
+          <w:p>
+            <w:pPr>
+              <w:cnfStyle w:val="000000100000" w:firstRow="0" w:lastRow="0" w:firstColumn="0" w:lastColumn="0" w:oddVBand="0" w:evenVBand="0" w:oddHBand="1" w:evenHBand="0" w:firstRowFirstColumn="0" w:firstRowLastColumn="0" w:lastRowFirstColumn="0" w:lastRowLastColumn="0"/>
+              <w:rPr>
+                <w:rFonts w:ascii="Serif" w:hAnsi="Serif"/>
+              </w:rPr>
+            </w:pPr>
+            <w:r>
+              <w:rPr>
+                <w:rFonts w:ascii="Serif" w:hAnsi="Serif"/>
+              </w:rPr>
+              <w:t>248.85</w:t>
+            </w:r>
+          </w:p>
+        </w:tc>
+        <w:tc>
+          <w:tcPr>
+            <w:tcW w:w="2254" w:type="dxa"/>
+          </w:tcPr>
+          <w:p>
+            <w:pPr>
+              <w:cnfStyle w:val="000000100000" w:firstRow="0" w:lastRow="0" w:firstColumn="0" w:lastColumn="0" w:oddVBand="0" w:evenVBand="0" w:oddHBand="1" w:evenHBand="0" w:firstRowFirstColumn="0" w:firstRowLastColumn="0" w:lastRowFirstColumn="0" w:lastRowLastColumn="0"/>
+              <w:rPr>
+                <w:rFonts w:ascii="Serif" w:hAnsi="Serif"/>
+              </w:rPr>
+            </w:pPr>
+            <w:r>
+              <w:rPr>
+                <w:rFonts w:ascii="Serif" w:hAnsi="Serif"/>
+              </w:rPr>
+              <w:t>287.58</w:t>
+            </w:r>
+          </w:p>
+        </w:tc>
+        <w:tc>
+          <w:tcPr>
+            <w:tcW w:w="2254" w:type="dxa"/>
+          </w:tcPr>
+          <w:p>
+            <w:pPr>
+              <w:cnfStyle w:val="000000100000" w:firstRow="0" w:lastRow="0" w:firstColumn="0" w:lastColumn="0" w:oddVBand="0" w:evenVBand="0" w:oddHBand="1" w:evenHBand="0" w:firstRowFirstColumn="0" w:firstRowLastColumn="0" w:lastRowFirstColumn="0" w:lastRowLastColumn="0"/>
+              <w:rPr>
+                <w:rFonts w:ascii="Serif" w:hAnsi="Serif"/>
+              </w:rPr>
+            </w:pPr>
+            <w:r>
+              <w:rPr>
+                <w:rFonts w:ascii="Serif" w:hAnsi="Serif"/>
+              </w:rPr>
+              <w:t>306.93</w:t>
+            </w:r>
+          </w:p>
+        </w:tc>
+      </w:tr>
+      <w:tr>
+        <w:tc>
+          <w:tcPr>
+            <w:cnfStyle w:val="001000000000" w:firstRow="0" w:lastRow="0" w:firstColumn="1" w:lastColumn="0" w:oddVBand="0" w:evenVBand="0" w:oddHBand="0" w:evenHBand="0" w:firstRowFirstColumn="0" w:firstRowLastColumn="0" w:lastRowFirstColumn="0" w:lastRowLastColumn="0"/>
+            <w:tcW w:w="2254" w:type="dxa"/>
+          </w:tcPr>
+          <w:p>
+            <w:pPr>
+              <w:rPr>
+                <w:rFonts w:ascii="Serif" w:hAnsi="Serif"/>
+              </w:rPr>
+            </w:pPr>
+            <w:r>
+              <w:rPr>
+                <w:rFonts w:ascii="Serif" w:hAnsi="Serif"/>
+              </w:rPr>
+              <w:t>MAE Test</w:t>
+            </w:r>
+          </w:p>
+        </w:tc>
+        <w:tc>
+          <w:tcPr>
+            <w:tcW w:w="2254" w:type="dxa"/>
+          </w:tcPr>
+          <w:p>
+            <w:pPr>
+              <w:cnfStyle w:val="000000000000" w:firstRow="0" w:lastRow="0" w:firstColumn="0" w:lastColumn="0" w:oddVBand="0" w:evenVBand="0" w:oddHBand="0" w:evenHBand="0" w:firstRowFirstColumn="0" w:firstRowLastColumn="0" w:lastRowFirstColumn="0" w:lastRowLastColumn="0"/>
+              <w:rPr>
+                <w:rFonts w:ascii="Serif" w:hAnsi="Serif"/>
+              </w:rPr>
+            </w:pPr>
+            <w:r>
+              <w:rPr>
+                <w:rFonts w:ascii="Serif" w:hAnsi="Serif"/>
+              </w:rPr>
+              <w:t>247.53</w:t>
+            </w:r>
+          </w:p>
+        </w:tc>
+        <w:tc>
+          <w:tcPr>
+            <w:tcW w:w="2254" w:type="dxa"/>
+          </w:tcPr>
+          <w:p>
+            <w:pPr>
+              <w:cnfStyle w:val="000000000000" w:firstRow="0" w:lastRow="0" w:firstColumn="0" w:lastColumn="0" w:oddVBand="0" w:evenVBand="0" w:oddHBand="0" w:evenHBand="0" w:firstRowFirstColumn="0" w:firstRowLastColumn="0" w:lastRowFirstColumn="0" w:lastRowLastColumn="0"/>
+              <w:rPr>
+                <w:rFonts w:ascii="Serif" w:hAnsi="Serif"/>
+              </w:rPr>
+            </w:pPr>
+            <w:r>
+              <w:rPr>
+                <w:rFonts w:ascii="Serif" w:hAnsi="Serif"/>
+              </w:rPr>
+              <w:t>282.58</w:t>
+            </w:r>
+          </w:p>
+        </w:tc>
+        <w:tc>
+          <w:tcPr>
+            <w:tcW w:w="2254" w:type="dxa"/>
+          </w:tcPr>
+          <w:p>
+            <w:pPr>
+              <w:cnfStyle w:val="000000000000" w:firstRow="0" w:lastRow="0" w:firstColumn="0" w:lastColumn="0" w:oddVBand="0" w:evenVBand="0" w:oddHBand="0" w:evenHBand="0" w:firstRowFirstColumn="0" w:firstRowLastColumn="0" w:lastRowFirstColumn="0" w:lastRowLastColumn="0"/>
+              <w:rPr>
+                <w:rFonts w:ascii="Serif" w:hAnsi="Serif"/>
+              </w:rPr>
+            </w:pPr>
+            <w:r>
+              <w:rPr>
+                <w:rFonts w:ascii="Serif" w:hAnsi="Serif"/>
+              </w:rPr>
+              <w:t>301.58</w:t>
+            </w:r>
+          </w:p>
+        </w:tc>
+      </w:tr>
+      <w:tr>
+        <w:trPr>
+          <w:cnfStyle w:val="000000100000" w:firstRow="0" w:lastRow="0" w:firstColumn="0" w:lastColumn="0" w:oddVBand="0" w:evenVBand="0" w:oddHBand="1" w:evenHBand="0" w:firstRowFirstColumn="0" w:firstRowLastColumn="0" w:lastRowFirstColumn="0" w:lastRowLastColumn="0"/>
+        </w:trPr>
+        <w:tc>
+          <w:tcPr>
+            <w:cnfStyle w:val="001000000000" w:firstRow="0" w:lastRow="0" w:firstColumn="1" w:lastColumn="0" w:oddVBand="0" w:evenVBand="0" w:oddHBand="0" w:evenHBand="0" w:firstRowFirstColumn="0" w:firstRowLastColumn="0" w:lastRowFirstColumn="0" w:lastRowLastColumn="0"/>
+            <w:tcW w:w="2254" w:type="dxa"/>
+          </w:tcPr>
+          <w:p>
+            <w:pPr>
+              <w:rPr>
+                <w:rFonts w:ascii="Serif" w:hAnsi="Serif"/>
+              </w:rPr>
+            </w:pPr>
+            <w:r>
+              <w:rPr>
+                <w:rFonts w:ascii="Serif" w:hAnsi="Serif"/>
+              </w:rPr>
+              <w:t>Cross Validation</w:t>
+            </w:r>
+          </w:p>
+        </w:tc>
+        <w:tc>
+          <w:tcPr>
+            <w:tcW w:w="2254" w:type="dxa"/>
+          </w:tcPr>
+          <w:p>
+            <w:pPr>
+              <w:cnfStyle w:val="000000100000" w:firstRow="0" w:lastRow="0" w:firstColumn="0" w:lastColumn="0" w:oddVBand="0" w:evenVBand="0" w:oddHBand="1" w:evenHBand="0" w:firstRowFirstColumn="0" w:firstRowLastColumn="0" w:lastRowFirstColumn="0" w:lastRowLastColumn="0"/>
+              <w:rPr>
+                <w:rFonts w:ascii="Serif" w:hAnsi="Serif"/>
+              </w:rPr>
+            </w:pPr>
+            <w:r>
+              <w:rPr>
+                <w:rFonts w:ascii="Serif" w:hAnsi="Serif"/>
+              </w:rPr>
+              <w:t>0.994</w:t>
+            </w:r>
+          </w:p>
+        </w:tc>
+        <w:tc>
+          <w:tcPr>
+            <w:tcW w:w="2254" w:type="dxa"/>
+          </w:tcPr>
+          <w:p>
+            <w:pPr>
+              <w:cnfStyle w:val="000000100000" w:firstRow="0" w:lastRow="0" w:firstColumn="0" w:lastColumn="0" w:oddVBand="0" w:evenVBand="0" w:oddHBand="1" w:evenHBand="0" w:firstRowFirstColumn="0" w:firstRowLastColumn="0" w:lastRowFirstColumn="0" w:lastRowLastColumn="0"/>
+              <w:rPr>
+                <w:rFonts w:ascii="Serif" w:hAnsi="Serif"/>
+              </w:rPr>
+            </w:pPr>
+            <w:r>
+              <w:rPr>
+                <w:rFonts w:ascii="Serif" w:hAnsi="Serif"/>
+              </w:rPr>
+              <w:t>0.994</w:t>
+            </w:r>
+          </w:p>
+        </w:tc>
+        <w:tc>
+          <w:tcPr>
+            <w:tcW w:w="2254" w:type="dxa"/>
+          </w:tcPr>
+          <w:p>
+            <w:pPr>
+              <w:cnfStyle w:val="000000100000" w:firstRow="0" w:lastRow="0" w:firstColumn="0" w:lastColumn="0" w:oddVBand="0" w:evenVBand="0" w:oddHBand="1" w:evenHBand="0" w:firstRowFirstColumn="0" w:firstRowLastColumn="0" w:lastRowFirstColumn="0" w:lastRowLastColumn="0"/>
+              <w:rPr>
+                <w:rFonts w:ascii="Serif" w:hAnsi="Serif"/>
+              </w:rPr>
+            </w:pPr>
+            <w:r>
+              <w:rPr>
+                <w:rFonts w:ascii="Serif" w:hAnsi="Serif"/>
+              </w:rPr>
+              <w:t>0.994</w:t>
+            </w:r>
+          </w:p>
+        </w:tc>
+      </w:tr>
+    </w:tbl>
+    <w:p>
+      <w:pPr>
+        <w:rPr>
+          <w:rFonts w:ascii="Serif" w:hAnsi="Serif"/>
+        </w:rPr>
+      </w:pPr>
+    </w:p>
+    <w:p>
+      <w:pPr>
+        <w:jc w:val="both"/>
+        <w:rPr>
+          <w:rFonts w:ascii="Serif" w:hAnsi="Serif"/>
+        </w:rPr>
+      </w:pPr>
+      <w:r>
+        <w:rPr>
+          <w:rFonts w:ascii="Serif" w:hAnsi="Serif"/>
+        </w:rPr>
+        <w:t>Based on the PLS Regression results above, we concluded that the model achieved very stable and consistent performance across all three techniques used. The training and testing results remained very similar, showing no strong signs of overfitting. In addition, the cross-validation score remained consistent at 0.994 for all approaches, suggesting that the model generalised very well across different data splits.</w:t>
+      </w:r>
+    </w:p>
+    <w:p>
+      <w:pPr>
+        <w:jc w:val="both"/>
+        <w:rPr>
+          <w:rFonts w:ascii="Serif" w:hAnsi="Serif"/>
+        </w:rPr>
+      </w:pPr>
+      <w:r>
+        <w:rPr>
+          <w:rFonts w:ascii="Serif" w:hAnsi="Serif"/>
+        </w:rPr>
+        <w:t>Among the three techniques, the model-based imputation approach achieved the lowest MAE value of 247.53, indicating a smaller average prediction error compared to the median imputation and dropping missing values approaches.</w:t>
+      </w:r>
+    </w:p>
+    <w:p>
+      <w:pPr>
+        <w:jc w:val="both"/>
+        <w:rPr>
+          <w:rFonts w:ascii="Serif" w:hAnsi="Serif"/>
+        </w:rPr>
+      </w:pPr>
+    </w:p>
+    <w:p>
+      <w:pPr>
+        <w:jc w:val="center"/>
+        <w:rPr>
+          <w:rFonts w:ascii="Serif" w:hAnsi="Serif"/>
+          <w:b/>
+          <w:bCs/>
+          <w:sz w:val="28"/>
+          <w:szCs w:val="28"/>
+        </w:rPr>
+      </w:pPr>
+      <w:r>
+        <w:rPr>
+          <w:rFonts w:ascii="Serif" w:hAnsi="Serif"/>
+          <w:b/>
+          <w:bCs/>
+          <w:sz w:val="28"/>
+          <w:szCs w:val="28"/>
+          <w:highlight w:val="lightGray"/>
+        </w:rPr>
+        <w:lastRenderedPageBreak/>
+        <w:t xml:space="preserve">Linear </w:t>
+      </w:r>
+      <w:r>
+        <w:rPr>
+          <w:rFonts w:ascii="Serif" w:hAnsi="Serif"/>
+          <w:b/>
+          <w:bCs/>
+          <w:sz w:val="28"/>
+          <w:szCs w:val="28"/>
+          <w:highlight w:val="lightGray"/>
+        </w:rPr>
+        <w:t>Regress</w:t>
+      </w:r>
+      <w:r>
+        <w:rPr>
+          <w:rFonts w:ascii="Serif" w:hAnsi="Serif"/>
+          <w:b/>
+          <w:bCs/>
+          <w:sz w:val="28"/>
+          <w:szCs w:val="28"/>
+          <w:highlight w:val="lightGray"/>
+        </w:rPr>
+        <w:t>ion</w:t>
+      </w:r>
+    </w:p>
+    <w:tbl>
+      <w:tblPr>
+        <w:tblStyle w:val="ListTable6Colorful"/>
+        <w:tblW w:w="0" w:type="auto"/>
+        <w:tblLook w:val="04A0" w:firstRow="1" w:lastRow="0" w:firstColumn="1" w:lastColumn="0" w:noHBand="0" w:noVBand="1"/>
+      </w:tblPr>
+      <w:tblGrid>
+        <w:gridCol w:w="2254"/>
+        <w:gridCol w:w="2254"/>
+        <w:gridCol w:w="2254"/>
+        <w:gridCol w:w="2254"/>
+      </w:tblGrid>
+      <w:tr>
+        <w:trPr>
+          <w:cnfStyle w:val="100000000000" w:firstRow="1" w:lastRow="0" w:firstColumn="0" w:lastColumn="0" w:oddVBand="0" w:evenVBand="0" w:oddHBand="0" w:evenHBand="0" w:firstRowFirstColumn="0" w:firstRowLastColumn="0" w:lastRowFirstColumn="0" w:lastRowLastColumn="0"/>
+        </w:trPr>
+        <w:tc>
+          <w:tcPr>
+            <w:cnfStyle w:val="001000000000" w:firstRow="0" w:lastRow="0" w:firstColumn="1" w:lastColumn="0" w:oddVBand="0" w:evenVBand="0" w:oddHBand="0" w:evenHBand="0" w:firstRowFirstColumn="0" w:firstRowLastColumn="0" w:lastRowFirstColumn="0" w:lastRowLastColumn="0"/>
+            <w:tcW w:w="2254" w:type="dxa"/>
+          </w:tcPr>
+          <w:p>
+            <w:pPr>
+              <w:rPr>
+                <w:rFonts w:ascii="Serif" w:hAnsi="Serif"/>
+              </w:rPr>
+            </w:pPr>
+          </w:p>
+        </w:tc>
+        <w:tc>
+          <w:tcPr>
+            <w:tcW w:w="2254" w:type="dxa"/>
+          </w:tcPr>
+          <w:p>
+            <w:pPr>
+              <w:cnfStyle w:val="100000000000" w:firstRow="1" w:lastRow="0" w:firstColumn="0" w:lastColumn="0" w:oddVBand="0" w:evenVBand="0" w:oddHBand="0" w:evenHBand="0" w:firstRowFirstColumn="0" w:firstRowLastColumn="0" w:lastRowFirstColumn="0" w:lastRowLastColumn="0"/>
+              <w:rPr>
+                <w:rFonts w:ascii="Serif" w:hAnsi="Serif"/>
+              </w:rPr>
+            </w:pPr>
+            <w:r>
+              <w:rPr>
+                <w:rFonts w:ascii="Serif" w:hAnsi="Serif"/>
+              </w:rPr>
+              <w:t>Model-Based Imputation</w:t>
+            </w:r>
+          </w:p>
+        </w:tc>
+        <w:tc>
+          <w:tcPr>
+            <w:tcW w:w="2254" w:type="dxa"/>
+          </w:tcPr>
+          <w:p>
+            <w:pPr>
+              <w:cnfStyle w:val="100000000000" w:firstRow="1" w:lastRow="0" w:firstColumn="0" w:lastColumn="0" w:oddVBand="0" w:evenVBand="0" w:oddHBand="0" w:evenHBand="0" w:firstRowFirstColumn="0" w:firstRowLastColumn="0" w:lastRowFirstColumn="0" w:lastRowLastColumn="0"/>
+              <w:rPr>
+                <w:rFonts w:ascii="Serif" w:hAnsi="Serif"/>
+              </w:rPr>
+            </w:pPr>
+            <w:r>
+              <w:rPr>
+                <w:rFonts w:ascii="Serif" w:hAnsi="Serif"/>
+              </w:rPr>
+              <w:t>Median Imputation</w:t>
+            </w:r>
+          </w:p>
+        </w:tc>
+        <w:tc>
+          <w:tcPr>
+            <w:tcW w:w="2254" w:type="dxa"/>
+          </w:tcPr>
+          <w:p>
+            <w:pPr>
+              <w:cnfStyle w:val="100000000000" w:firstRow="1" w:lastRow="0" w:firstColumn="0" w:lastColumn="0" w:oddVBand="0" w:evenVBand="0" w:oddHBand="0" w:evenHBand="0" w:firstRowFirstColumn="0" w:firstRowLastColumn="0" w:lastRowFirstColumn="0" w:lastRowLastColumn="0"/>
+              <w:rPr>
+                <w:rFonts w:ascii="Serif" w:hAnsi="Serif"/>
+              </w:rPr>
+            </w:pPr>
+            <w:r>
+              <w:rPr>
+                <w:rFonts w:ascii="Serif" w:hAnsi="Serif"/>
+              </w:rPr>
+              <w:t>Dropping Missing Values</w:t>
+            </w:r>
+          </w:p>
+        </w:tc>
+      </w:tr>
+      <w:tr>
+        <w:trPr>
+          <w:cnfStyle w:val="000000100000" w:firstRow="0" w:lastRow="0" w:firstColumn="0" w:lastColumn="0" w:oddVBand="0" w:evenVBand="0" w:oddHBand="1" w:evenHBand="0" w:firstRowFirstColumn="0" w:firstRowLastColumn="0" w:lastRowFirstColumn="0" w:lastRowLastColumn="0"/>
+        </w:trPr>
+        <w:tc>
+          <w:tcPr>
+            <w:cnfStyle w:val="001000000000" w:firstRow="0" w:lastRow="0" w:firstColumn="1" w:lastColumn="0" w:oddVBand="0" w:evenVBand="0" w:oddHBand="0" w:evenHBand="0" w:firstRowFirstColumn="0" w:firstRowLastColumn="0" w:lastRowFirstColumn="0" w:lastRowLastColumn="0"/>
+            <w:tcW w:w="2254" w:type="dxa"/>
+          </w:tcPr>
+          <w:p>
+            <w:pPr>
+              <w:rPr>
+                <w:rFonts w:ascii="Serif" w:hAnsi="Serif"/>
+              </w:rPr>
+            </w:pPr>
+            <w:r>
+              <w:rPr>
+                <w:rFonts w:ascii="Serif" w:hAnsi="Serif"/>
+              </w:rPr>
+              <w:t>R² Train</w:t>
+            </w:r>
+          </w:p>
+        </w:tc>
+        <w:tc>
+          <w:tcPr>
+            <w:tcW w:w="2254" w:type="dxa"/>
+          </w:tcPr>
+          <w:p>
+            <w:pPr>
+              <w:cnfStyle w:val="000000100000" w:firstRow="0" w:lastRow="0" w:firstColumn="0" w:lastColumn="0" w:oddVBand="0" w:evenVBand="0" w:oddHBand="1" w:evenHBand="0" w:firstRowFirstColumn="0" w:firstRowLastColumn="0" w:lastRowFirstColumn="0" w:lastRowLastColumn="0"/>
+              <w:rPr>
+                <w:rFonts w:ascii="Serif" w:hAnsi="Serif"/>
+              </w:rPr>
+            </w:pPr>
+            <w:r>
+              <w:rPr>
+                <w:rFonts w:ascii="Serif" w:hAnsi="Serif"/>
+              </w:rPr>
+              <w:t>0.</w:t>
+            </w:r>
+            <w:r>
+              <w:rPr>
+                <w:rFonts w:ascii="Serif" w:hAnsi="Serif"/>
+              </w:rPr>
+              <w:t>986</w:t>
+            </w:r>
+          </w:p>
+        </w:tc>
+        <w:tc>
+          <w:tcPr>
+            <w:tcW w:w="2254" w:type="dxa"/>
+          </w:tcPr>
+          <w:p>
+            <w:pPr>
+              <w:cnfStyle w:val="000000100000" w:firstRow="0" w:lastRow="0" w:firstColumn="0" w:lastColumn="0" w:oddVBand="0" w:evenVBand="0" w:oddHBand="1" w:evenHBand="0" w:firstRowFirstColumn="0" w:firstRowLastColumn="0" w:lastRowFirstColumn="0" w:lastRowLastColumn="0"/>
+              <w:rPr>
+                <w:rFonts w:ascii="Serif" w:hAnsi="Serif"/>
+              </w:rPr>
+            </w:pPr>
+            <w:r>
+              <w:rPr>
+                <w:rFonts w:ascii="Serif" w:hAnsi="Serif"/>
+              </w:rPr>
+              <w:t>0.9</w:t>
+            </w:r>
+            <w:r>
+              <w:rPr>
+                <w:rFonts w:ascii="Serif" w:hAnsi="Serif"/>
+              </w:rPr>
+              <w:t>85</w:t>
+            </w:r>
+          </w:p>
+        </w:tc>
+        <w:tc>
+          <w:tcPr>
+            <w:tcW w:w="2254" w:type="dxa"/>
+          </w:tcPr>
+          <w:p>
+            <w:pPr>
+              <w:cnfStyle w:val="000000100000" w:firstRow="0" w:lastRow="0" w:firstColumn="0" w:lastColumn="0" w:oddVBand="0" w:evenVBand="0" w:oddHBand="1" w:evenHBand="0" w:firstRowFirstColumn="0" w:firstRowLastColumn="0" w:lastRowFirstColumn="0" w:lastRowLastColumn="0"/>
+              <w:rPr>
+                <w:rFonts w:ascii="Serif" w:hAnsi="Serif"/>
+              </w:rPr>
+            </w:pPr>
+            <w:r>
+              <w:rPr>
+                <w:rFonts w:ascii="Serif" w:hAnsi="Serif"/>
+              </w:rPr>
+              <w:t>0.</w:t>
+            </w:r>
+            <w:r>
+              <w:rPr>
+                <w:rFonts w:ascii="Serif" w:hAnsi="Serif"/>
+              </w:rPr>
+              <w:t>982</w:t>
+            </w:r>
+          </w:p>
+        </w:tc>
+      </w:tr>
+      <w:tr>
+        <w:tc>
+          <w:tcPr>
+            <w:cnfStyle w:val="001000000000" w:firstRow="0" w:lastRow="0" w:firstColumn="1" w:lastColumn="0" w:oddVBand="0" w:evenVBand="0" w:oddHBand="0" w:evenHBand="0" w:firstRowFirstColumn="0" w:firstRowLastColumn="0" w:lastRowFirstColumn="0" w:lastRowLastColumn="0"/>
+            <w:tcW w:w="2254" w:type="dxa"/>
+          </w:tcPr>
+          <w:p>
+            <w:pPr>
+              <w:rPr>
+                <w:rFonts w:ascii="Serif" w:hAnsi="Serif"/>
+              </w:rPr>
+            </w:pPr>
+            <w:r>
+              <w:rPr>
+                <w:rFonts w:ascii="Serif" w:hAnsi="Serif"/>
+              </w:rPr>
+              <w:t>R² Test</w:t>
+            </w:r>
+          </w:p>
+        </w:tc>
+        <w:tc>
+          <w:tcPr>
+            <w:tcW w:w="2254" w:type="dxa"/>
+          </w:tcPr>
+          <w:p>
+            <w:pPr>
+              <w:cnfStyle w:val="000000000000" w:firstRow="0" w:lastRow="0" w:firstColumn="0" w:lastColumn="0" w:oddVBand="0" w:evenVBand="0" w:oddHBand="0" w:evenHBand="0" w:firstRowFirstColumn="0" w:firstRowLastColumn="0" w:lastRowFirstColumn="0" w:lastRowLastColumn="0"/>
+              <w:rPr>
+                <w:rFonts w:ascii="Serif" w:hAnsi="Serif"/>
+              </w:rPr>
+            </w:pPr>
+            <w:r>
+              <w:rPr>
+                <w:rFonts w:ascii="Serif" w:hAnsi="Serif"/>
+              </w:rPr>
+              <w:t>0.9</w:t>
+            </w:r>
+            <w:r>
+              <w:rPr>
+                <w:rFonts w:ascii="Serif" w:hAnsi="Serif"/>
+              </w:rPr>
+              <w:t>78</w:t>
+            </w:r>
+          </w:p>
+        </w:tc>
+        <w:tc>
+          <w:tcPr>
+            <w:tcW w:w="2254" w:type="dxa"/>
+          </w:tcPr>
+          <w:p>
+            <w:pPr>
+              <w:cnfStyle w:val="000000000000" w:firstRow="0" w:lastRow="0" w:firstColumn="0" w:lastColumn="0" w:oddVBand="0" w:evenVBand="0" w:oddHBand="0" w:evenHBand="0" w:firstRowFirstColumn="0" w:firstRowLastColumn="0" w:lastRowFirstColumn="0" w:lastRowLastColumn="0"/>
+              <w:rPr>
+                <w:rFonts w:ascii="Serif" w:hAnsi="Serif"/>
+              </w:rPr>
+            </w:pPr>
+            <w:r>
+              <w:rPr>
+                <w:rFonts w:ascii="Serif" w:hAnsi="Serif"/>
+              </w:rPr>
+              <w:t>0.9</w:t>
+            </w:r>
+            <w:r>
+              <w:rPr>
+                <w:rFonts w:ascii="Serif" w:hAnsi="Serif"/>
+              </w:rPr>
+              <w:t>74</w:t>
+            </w:r>
+          </w:p>
+        </w:tc>
+        <w:tc>
+          <w:tcPr>
+            <w:tcW w:w="2254" w:type="dxa"/>
+          </w:tcPr>
+          <w:p>
+            <w:pPr>
+              <w:cnfStyle w:val="000000000000" w:firstRow="0" w:lastRow="0" w:firstColumn="0" w:lastColumn="0" w:oddVBand="0" w:evenVBand="0" w:oddHBand="0" w:evenHBand="0" w:firstRowFirstColumn="0" w:firstRowLastColumn="0" w:lastRowFirstColumn="0" w:lastRowLastColumn="0"/>
+              <w:rPr>
+                <w:rFonts w:ascii="Serif" w:hAnsi="Serif"/>
+              </w:rPr>
+            </w:pPr>
+            <w:r>
+              <w:rPr>
+                <w:rFonts w:ascii="Serif" w:hAnsi="Serif"/>
+              </w:rPr>
+              <w:t>0.</w:t>
+            </w:r>
+            <w:r>
+              <w:rPr>
+                <w:rFonts w:ascii="Serif" w:hAnsi="Serif"/>
+              </w:rPr>
+              <w:t>988</w:t>
+            </w:r>
+          </w:p>
+        </w:tc>
+      </w:tr>
+      <w:tr>
+        <w:trPr>
+          <w:cnfStyle w:val="000000100000" w:firstRow="0" w:lastRow="0" w:firstColumn="0" w:lastColumn="0" w:oddVBand="0" w:evenVBand="0" w:oddHBand="1" w:evenHBand="0" w:firstRowFirstColumn="0" w:firstRowLastColumn="0" w:lastRowFirstColumn="0" w:lastRowLastColumn="0"/>
+        </w:trPr>
+        <w:tc>
+          <w:tcPr>
+            <w:cnfStyle w:val="001000000000" w:firstRow="0" w:lastRow="0" w:firstColumn="1" w:lastColumn="0" w:oddVBand="0" w:evenVBand="0" w:oddHBand="0" w:evenHBand="0" w:firstRowFirstColumn="0" w:firstRowLastColumn="0" w:lastRowFirstColumn="0" w:lastRowLastColumn="0"/>
+            <w:tcW w:w="2254" w:type="dxa"/>
+          </w:tcPr>
+          <w:p>
+            <w:pPr>
+              <w:rPr>
+                <w:rFonts w:ascii="Serif" w:hAnsi="Serif"/>
+              </w:rPr>
+            </w:pPr>
+            <w:r>
+              <w:rPr>
+                <w:rFonts w:ascii="Serif" w:hAnsi="Serif"/>
+              </w:rPr>
+              <w:t>MAE Train</w:t>
+            </w:r>
+          </w:p>
+        </w:tc>
+        <w:tc>
+          <w:tcPr>
+            <w:tcW w:w="2254" w:type="dxa"/>
+          </w:tcPr>
+          <w:p>
+            <w:pPr>
+              <w:cnfStyle w:val="000000100000" w:firstRow="0" w:lastRow="0" w:firstColumn="0" w:lastColumn="0" w:oddVBand="0" w:evenVBand="0" w:oddHBand="1" w:evenHBand="0" w:firstRowFirstColumn="0" w:firstRowLastColumn="0" w:lastRowFirstColumn="0" w:lastRowLastColumn="0"/>
+              <w:rPr>
+                <w:rFonts w:ascii="Serif" w:hAnsi="Serif"/>
+              </w:rPr>
+            </w:pPr>
+            <w:r>
+              <w:rPr>
+                <w:rFonts w:ascii="Serif" w:hAnsi="Serif"/>
+              </w:rPr>
+              <w:t>273.91</w:t>
+            </w:r>
+          </w:p>
+        </w:tc>
+        <w:tc>
+          <w:tcPr>
+            <w:tcW w:w="2254" w:type="dxa"/>
+          </w:tcPr>
+          <w:p>
+            <w:pPr>
+              <w:cnfStyle w:val="000000100000" w:firstRow="0" w:lastRow="0" w:firstColumn="0" w:lastColumn="0" w:oddVBand="0" w:evenVBand="0" w:oddHBand="1" w:evenHBand="0" w:firstRowFirstColumn="0" w:firstRowLastColumn="0" w:lastRowFirstColumn="0" w:lastRowLastColumn="0"/>
+              <w:rPr>
+                <w:rFonts w:ascii="Serif" w:hAnsi="Serif"/>
+              </w:rPr>
+            </w:pPr>
+            <w:r>
+              <w:rPr>
+                <w:rFonts w:ascii="Serif" w:hAnsi="Serif"/>
+              </w:rPr>
+              <w:t>287.</w:t>
+            </w:r>
+            <w:r>
+              <w:rPr>
+                <w:rFonts w:ascii="Serif" w:hAnsi="Serif"/>
+              </w:rPr>
+              <w:t>33</w:t>
+            </w:r>
+          </w:p>
+        </w:tc>
+        <w:tc>
+          <w:tcPr>
+            <w:tcW w:w="2254" w:type="dxa"/>
+          </w:tcPr>
+          <w:p>
+            <w:pPr>
+              <w:cnfStyle w:val="000000100000" w:firstRow="0" w:lastRow="0" w:firstColumn="0" w:lastColumn="0" w:oddVBand="0" w:evenVBand="0" w:oddHBand="1" w:evenHBand="0" w:firstRowFirstColumn="0" w:firstRowLastColumn="0" w:lastRowFirstColumn="0" w:lastRowLastColumn="0"/>
+              <w:rPr>
+                <w:rFonts w:ascii="Serif" w:hAnsi="Serif"/>
+              </w:rPr>
+            </w:pPr>
+            <w:r>
+              <w:rPr>
+                <w:rFonts w:ascii="Serif" w:hAnsi="Serif"/>
+              </w:rPr>
+              <w:t>3</w:t>
+            </w:r>
+            <w:r>
+              <w:rPr>
+                <w:rFonts w:ascii="Serif" w:hAnsi="Serif"/>
+              </w:rPr>
+              <w:t>54.23</w:t>
+            </w:r>
+          </w:p>
+        </w:tc>
+      </w:tr>
+      <w:tr>
+        <w:tc>
+          <w:tcPr>
+            <w:cnfStyle w:val="001000000000" w:firstRow="0" w:lastRow="0" w:firstColumn="1" w:lastColumn="0" w:oddVBand="0" w:evenVBand="0" w:oddHBand="0" w:evenHBand="0" w:firstRowFirstColumn="0" w:firstRowLastColumn="0" w:lastRowFirstColumn="0" w:lastRowLastColumn="0"/>
+            <w:tcW w:w="2254" w:type="dxa"/>
+          </w:tcPr>
+          <w:p>
+            <w:pPr>
+              <w:rPr>
+                <w:rFonts w:ascii="Serif" w:hAnsi="Serif"/>
+              </w:rPr>
+            </w:pPr>
+            <w:r>
+              <w:rPr>
+                <w:rFonts w:ascii="Serif" w:hAnsi="Serif"/>
+              </w:rPr>
+              <w:t>MAE Test</w:t>
+            </w:r>
+          </w:p>
+        </w:tc>
+        <w:tc>
+          <w:tcPr>
+            <w:tcW w:w="2254" w:type="dxa"/>
+          </w:tcPr>
+          <w:p>
+            <w:pPr>
+              <w:cnfStyle w:val="000000000000" w:firstRow="0" w:lastRow="0" w:firstColumn="0" w:lastColumn="0" w:oddVBand="0" w:evenVBand="0" w:oddHBand="0" w:evenHBand="0" w:firstRowFirstColumn="0" w:firstRowLastColumn="0" w:lastRowFirstColumn="0" w:lastRowLastColumn="0"/>
+              <w:rPr>
+                <w:rFonts w:ascii="Serif" w:hAnsi="Serif"/>
+              </w:rPr>
+            </w:pPr>
+            <w:r>
+              <w:rPr>
+                <w:rFonts w:ascii="Serif" w:hAnsi="Serif"/>
+              </w:rPr>
+              <w:t>2</w:t>
+            </w:r>
+            <w:r>
+              <w:rPr>
+                <w:rFonts w:ascii="Serif" w:hAnsi="Serif"/>
+              </w:rPr>
+              <w:t>71.85</w:t>
+            </w:r>
+          </w:p>
+        </w:tc>
+        <w:tc>
+          <w:tcPr>
+            <w:tcW w:w="2254" w:type="dxa"/>
+          </w:tcPr>
+          <w:p>
+            <w:pPr>
+              <w:cnfStyle w:val="000000000000" w:firstRow="0" w:lastRow="0" w:firstColumn="0" w:lastColumn="0" w:oddVBand="0" w:evenVBand="0" w:oddHBand="0" w:evenHBand="0" w:firstRowFirstColumn="0" w:firstRowLastColumn="0" w:lastRowFirstColumn="0" w:lastRowLastColumn="0"/>
+              <w:rPr>
+                <w:rFonts w:ascii="Serif" w:hAnsi="Serif"/>
+              </w:rPr>
+            </w:pPr>
+            <w:r>
+              <w:rPr>
+                <w:rFonts w:ascii="Serif" w:hAnsi="Serif"/>
+              </w:rPr>
+              <w:t>28</w:t>
+            </w:r>
+            <w:r>
+              <w:rPr>
+                <w:rFonts w:ascii="Serif" w:hAnsi="Serif"/>
+              </w:rPr>
+              <w:t>5.77</w:t>
+            </w:r>
+          </w:p>
+        </w:tc>
+        <w:tc>
+          <w:tcPr>
+            <w:tcW w:w="2254" w:type="dxa"/>
+          </w:tcPr>
+          <w:p>
+            <w:pPr>
+              <w:cnfStyle w:val="000000000000" w:firstRow="0" w:lastRow="0" w:firstColumn="0" w:lastColumn="0" w:oddVBand="0" w:evenVBand="0" w:oddHBand="0" w:evenHBand="0" w:firstRowFirstColumn="0" w:firstRowLastColumn="0" w:lastRowFirstColumn="0" w:lastRowLastColumn="0"/>
+              <w:rPr>
+                <w:rFonts w:ascii="Serif" w:hAnsi="Serif"/>
+              </w:rPr>
+            </w:pPr>
+            <w:r>
+              <w:rPr>
+                <w:rFonts w:ascii="Serif" w:hAnsi="Serif"/>
+              </w:rPr>
+              <w:t>3</w:t>
+            </w:r>
+            <w:r>
+              <w:rPr>
+                <w:rFonts w:ascii="Serif" w:hAnsi="Serif"/>
+              </w:rPr>
+              <w:t>42.12</w:t>
+            </w:r>
+          </w:p>
+        </w:tc>
+      </w:tr>
+      <w:tr>
+        <w:trPr>
+          <w:cnfStyle w:val="000000100000" w:firstRow="0" w:lastRow="0" w:firstColumn="0" w:lastColumn="0" w:oddVBand="0" w:evenVBand="0" w:oddHBand="1" w:evenHBand="0" w:firstRowFirstColumn="0" w:firstRowLastColumn="0" w:lastRowFirstColumn="0" w:lastRowLastColumn="0"/>
+        </w:trPr>
+        <w:tc>
+          <w:tcPr>
+            <w:cnfStyle w:val="001000000000" w:firstRow="0" w:lastRow="0" w:firstColumn="1" w:lastColumn="0" w:oddVBand="0" w:evenVBand="0" w:oddHBand="0" w:evenHBand="0" w:firstRowFirstColumn="0" w:firstRowLastColumn="0" w:lastRowFirstColumn="0" w:lastRowLastColumn="0"/>
+            <w:tcW w:w="2254" w:type="dxa"/>
+          </w:tcPr>
+          <w:p>
+            <w:pPr>
+              <w:rPr>
+                <w:rFonts w:ascii="Serif" w:hAnsi="Serif"/>
+              </w:rPr>
+            </w:pPr>
+            <w:r>
+              <w:rPr>
+                <w:rFonts w:ascii="Serif" w:hAnsi="Serif"/>
+              </w:rPr>
+              <w:t>Cross Validation</w:t>
+            </w:r>
+          </w:p>
+        </w:tc>
+        <w:tc>
+          <w:tcPr>
+            <w:tcW w:w="2254" w:type="dxa"/>
+          </w:tcPr>
+          <w:p>
+            <w:pPr>
+              <w:cnfStyle w:val="000000100000" w:firstRow="0" w:lastRow="0" w:firstColumn="0" w:lastColumn="0" w:oddVBand="0" w:evenVBand="0" w:oddHBand="1" w:evenHBand="0" w:firstRowFirstColumn="0" w:firstRowLastColumn="0" w:lastRowFirstColumn="0" w:lastRowLastColumn="0"/>
+              <w:rPr>
+                <w:rFonts w:ascii="Serif" w:hAnsi="Serif"/>
+              </w:rPr>
+            </w:pPr>
+            <w:r>
+              <w:rPr>
+                <w:rFonts w:ascii="Serif" w:hAnsi="Serif"/>
+              </w:rPr>
+              <w:t>0.</w:t>
+            </w:r>
+            <w:r>
+              <w:rPr>
+                <w:rFonts w:ascii="Serif" w:hAnsi="Serif"/>
+              </w:rPr>
+              <w:t>983</w:t>
+            </w:r>
+          </w:p>
+        </w:tc>
+        <w:tc>
+          <w:tcPr>
+            <w:tcW w:w="2254" w:type="dxa"/>
+          </w:tcPr>
+          <w:p>
+            <w:pPr>
+              <w:cnfStyle w:val="000000100000" w:firstRow="0" w:lastRow="0" w:firstColumn="0" w:lastColumn="0" w:oddVBand="0" w:evenVBand="0" w:oddHBand="1" w:evenHBand="0" w:firstRowFirstColumn="0" w:firstRowLastColumn="0" w:lastRowFirstColumn="0" w:lastRowLastColumn="0"/>
+              <w:rPr>
+                <w:rFonts w:ascii="Serif" w:hAnsi="Serif"/>
+              </w:rPr>
+            </w:pPr>
+            <w:r>
+              <w:rPr>
+                <w:rFonts w:ascii="Serif" w:hAnsi="Serif"/>
+              </w:rPr>
+              <w:t>0.9</w:t>
+            </w:r>
+            <w:r>
+              <w:rPr>
+                <w:rFonts w:ascii="Serif" w:hAnsi="Serif"/>
+              </w:rPr>
+              <w:t>80</w:t>
+            </w:r>
+          </w:p>
+        </w:tc>
+        <w:tc>
+          <w:tcPr>
+            <w:tcW w:w="2254" w:type="dxa"/>
+          </w:tcPr>
+          <w:p>
+            <w:pPr>
+              <w:cnfStyle w:val="000000100000" w:firstRow="0" w:lastRow="0" w:firstColumn="0" w:lastColumn="0" w:oddVBand="0" w:evenVBand="0" w:oddHBand="1" w:evenHBand="0" w:firstRowFirstColumn="0" w:firstRowLastColumn="0" w:lastRowFirstColumn="0" w:lastRowLastColumn="0"/>
+              <w:rPr>
+                <w:rFonts w:ascii="Serif" w:hAnsi="Serif"/>
+              </w:rPr>
+            </w:pPr>
+            <w:r>
+              <w:rPr>
+                <w:rFonts w:ascii="Serif" w:hAnsi="Serif"/>
+              </w:rPr>
+              <w:t>0.9</w:t>
+            </w:r>
+            <w:r>
+              <w:rPr>
+                <w:rFonts w:ascii="Serif" w:hAnsi="Serif"/>
+              </w:rPr>
+              <w:t>78</w:t>
+            </w:r>
+          </w:p>
+        </w:tc>
+      </w:tr>
+    </w:tbl>
+    <w:p>
+      <w:pPr>
+        <w:jc w:val="both"/>
+        <w:rPr>
+          <w:rFonts w:ascii="Serif" w:hAnsi="Serif"/>
+        </w:rPr>
+      </w:pPr>
+    </w:p>
+    <w:p>
+      <w:pPr>
+        <w:jc w:val="both"/>
+        <w:rPr>
+          <w:rFonts w:ascii="Serif" w:hAnsi="Serif"/>
+        </w:rPr>
+      </w:pPr>
+      <w:r>
+        <w:rPr>
+          <w:rFonts w:ascii="Serif" w:hAnsi="Serif"/>
+        </w:rPr>
+        <w:t>Based on the Linear Regression results above, the model achieved strong and consistent performance across all three missing value techniques. The training and testing R² scores remained close, showing good generalisation and no strong signs of overfitting. The cross-validation scores also remained stable across all approaches.</w:t>
+      </w:r>
+    </w:p>
+    <w:p>
+      <w:pPr>
+        <w:jc w:val="both"/>
+        <w:rPr>
+          <w:rFonts w:ascii="Serif" w:hAnsi="Serif"/>
+        </w:rPr>
+      </w:pPr>
+      <w:r>
+        <w:rPr>
+          <w:rFonts w:ascii="Serif" w:hAnsi="Serif"/>
+        </w:rPr>
+        <w:t xml:space="preserve">Among the three techniques, the model-based imputation achieved the best overall results, with the highest cross-validation score (0.983) and the lowest MAE values. The median imputation approach also produced strong and stable results, while the dropping-missing-values approach achieved the highest testing R² score but also the highest prediction errors. Overall, the results show that Linear Regression performed effectively after removing the highly correlated </w:t>
+      </w:r>
+      <w:r>
+        <w:rPr>
+          <w:rFonts w:ascii="Serif" w:hAnsi="Serif"/>
+          <w:i/>
+          <w:iCs/>
+        </w:rPr>
+        <w:t>CO2_net</w:t>
+      </w:r>
+      <w:r>
+        <w:rPr>
+          <w:rFonts w:ascii="Serif" w:hAnsi="Serif"/>
+        </w:rPr>
+        <w:t xml:space="preserve"> feature.</w:t>
+      </w:r>
+    </w:p>
+    <w:p>
+      <w:pPr>
+        <w:pStyle w:val="Heading2"/>
+        <w:rPr>
+          <w:rFonts w:ascii="Serif" w:hAnsi="Serif"/>
+        </w:rPr>
+      </w:pPr>
+      <w:bookmarkStart w:id="72" w:name="_Toc230187762"/>
+      <w:r>
+        <w:rPr>
+          <w:rFonts w:ascii="Serif" w:hAnsi="Serif"/>
+        </w:rPr>
+        <w:t>5.2 Evaluation of Initial Business Objectives</w:t>
+      </w:r>
+      <w:bookmarkEnd w:id="72"/>
+    </w:p>
+    <w:p>
+      <w:pPr>
+        <w:pStyle w:val="ListParagraph"/>
+        <w:numPr>
+          <w:ilvl w:val="0"/>
+          <w:numId w:val="32"/>
+        </w:numPr>
+        <w:jc w:val="both"/>
+        <w:rPr>
+          <w:rFonts w:ascii="Serif" w:hAnsi="Serif" w:cs="Arial"/>
+        </w:rPr>
+      </w:pPr>
+      <w:r>
+        <w:rPr>
+          <w:rFonts w:ascii="Serif" w:hAnsi="Serif" w:cs="Arial"/>
+        </w:rPr>
+        <w:t>How accurately can regression models predict CO2 emissions from cattle-driven deforestation in the Amazon rainforest?</w:t>
+      </w:r>
+    </w:p>
+    <w:p>
+      <w:pPr>
+        <w:pStyle w:val="ListParagraph"/>
+        <w:numPr>
+          <w:ilvl w:val="0"/>
+          <w:numId w:val="32"/>
+        </w:numPr>
+        <w:jc w:val="both"/>
+        <w:rPr>
+          <w:rFonts w:ascii="Serif" w:hAnsi="Serif" w:cs="Arial"/>
+        </w:rPr>
+      </w:pPr>
+      <w:r>
+        <w:rPr>
+          <w:rFonts w:ascii="Serif" w:hAnsi="Serif" w:cs="Arial"/>
+        </w:rPr>
+        <w:t>Which machine learning model provides the most reliable predictions for CO₂ emissions in the Amazon region?</w:t>
+      </w:r>
+    </w:p>
+    <w:p>
+      <w:pPr>
+        <w:pStyle w:val="ListParagraph"/>
+        <w:numPr>
+          <w:ilvl w:val="0"/>
+          <w:numId w:val="32"/>
+        </w:numPr>
+        <w:jc w:val="both"/>
+        <w:rPr>
+          <w:rFonts w:ascii="Serif" w:hAnsi="Serif" w:cs="Arial"/>
+        </w:rPr>
+      </w:pPr>
+      <w:r>
+        <w:rPr>
+          <w:rFonts w:ascii="Serif" w:hAnsi="Serif" w:cs="Arial"/>
+        </w:rPr>
+        <w:t>Can predictive models help organisations anticipate environmental risks?</w:t>
+      </w:r>
+    </w:p>
+    <w:p>
+      <w:pPr>
+        <w:jc w:val="both"/>
+        <w:rPr>
+          <w:rFonts w:ascii="Serif" w:hAnsi="Serif"/>
+        </w:rPr>
+      </w:pPr>
+      <w:r>
+        <w:rPr>
+          <w:rFonts w:ascii="Serif" w:hAnsi="Serif"/>
+        </w:rPr>
+        <w:t>Based on the initial business objectives, we concluded that the project successfully met its expectations and confirmed that cattle farming in the Amazon contributes significantly to environmental impact and increased CO₂ emissions. During the exploratory analysis phase, variables related to cattle farming, such as land_use and deforestation exposure, showed strong relationships with CO₂ emissions. In addition, the machine learning models achieved strong predictive performance, suggesting that organisations</w:t>
+      </w:r>
+      <w:r>
+        <w:rPr>
+          <w:rFonts w:ascii="Serif" w:hAnsi="Serif"/>
+        </w:rPr>
+        <w:t xml:space="preserve">, </w:t>
+      </w:r>
+      <w:r>
+        <w:rPr>
+          <w:rFonts w:ascii="Serif" w:hAnsi="Serif"/>
+        </w:rPr>
+        <w:t>meat production companies</w:t>
+      </w:r>
+      <w:r>
+        <w:rPr>
+          <w:rFonts w:ascii="Serif" w:hAnsi="Serif"/>
+        </w:rPr>
+        <w:t>, policymakers and ESG analysts</w:t>
+      </w:r>
+      <w:r>
+        <w:rPr>
+          <w:rFonts w:ascii="Serif" w:hAnsi="Serif"/>
+        </w:rPr>
+        <w:t xml:space="preserve"> could use this model to better understand and potentially reduce environmental impact while helping them comply with environmental regulations in the international market.</w:t>
+      </w:r>
+    </w:p>
+    <w:p>
+      <w:pPr>
+        <w:rPr>
+          <w:rFonts w:ascii="Serif" w:hAnsi="Serif"/>
+        </w:rPr>
+      </w:pPr>
+    </w:p>
+    <w:p>
+      <w:pPr>
+        <w:pStyle w:val="Heading2"/>
+        <w:ind w:left="360" w:hanging="360"/>
+        <w:rPr>
+          <w:rFonts w:ascii="Serif" w:hAnsi="Serif"/>
+        </w:rPr>
+      </w:pPr>
+      <w:bookmarkStart w:id="73" w:name="_Toc230187763"/>
+      <w:r>
+        <w:rPr>
+          <w:rFonts w:ascii="Serif" w:hAnsi="Serif"/>
+        </w:rPr>
+        <w:t>5.3 Final Model Selection</w:t>
+      </w:r>
+      <w:bookmarkEnd w:id="73"/>
+    </w:p>
+    <w:p>
+      <w:pPr>
+        <w:jc w:val="both"/>
+        <w:rPr>
+          <w:rFonts w:ascii="Serif" w:hAnsi="Serif"/>
+        </w:rPr>
+      </w:pPr>
+      <w:r>
+        <w:rPr>
+          <w:rFonts w:ascii="Serif" w:hAnsi="Serif"/>
+        </w:rPr>
+        <w:t xml:space="preserve">Among the evaluated models, the Partial Least Squares Regressor using model-based imputation achieved the strongest overall performance, demonstrating lower prediction error compared to the other models. This model was selected because the imputation </w:t>
+      </w:r>
+      <w:r>
+        <w:rPr>
+          <w:rFonts w:ascii="Serif" w:hAnsi="Serif"/>
+        </w:rPr>
+        <w:lastRenderedPageBreak/>
+        <w:t>technique introduced less bias and preserved the relationships between variables. In contrast, although median imputation also produced good results, it may introduce bias because all missing values are replaced with the same central value, without considering relationships between features. Additionally, dropping missing values can lead to the loss of important information within the dataset.</w:t>
+      </w:r>
+      <w:r>
+        <w:rPr>
+          <w:rFonts w:ascii="Serif" w:hAnsi="Serif"/>
+        </w:rPr>
+        <w:t>.</w:t>
+      </w:r>
+    </w:p>
     <w:p/>
     <w:sectPr>
-      <w:headerReference w:type="default" r:id="rId27"/>
-      <w:footerReference w:type="default" r:id="rId28"/>
+      <w:headerReference w:type="default" r:id="rId29"/>
+      <w:footerReference w:type="default" r:id="rId30"/>
       <w:pgSz w:w="11906" w:h="16838"/>
       <w:pgMar w:top="1418" w:right="1440" w:bottom="1440" w:left="1440" w:header="709" w:footer="709" w:gutter="0"/>
       <w:cols w:space="708"/>
@@ -10869,7 +12978,7 @@
         </mc:Choice>
         <mc:Fallback>
           <w:pict>
-            <v:rect w14:anchorId="7DE7EF65" id="Rectangle 200" o:spid="_x0000_s1036" style="position:absolute;margin-left:417.3pt;margin-top:50.65pt;width:468.5pt;height:3.75pt;z-index:-251655168;visibility:visible;mso-wrap-style:square;mso-width-percent:1000;mso-height-percent:0;mso-wrap-distance-left:9.35pt;mso-wrap-distance-top:0;mso-wrap-distance-right:9.35pt;mso-wrap-distance-bottom:0;mso-position-horizontal:right;mso-position-horizontal-relative:margin;mso-position-vertical:absolute;mso-position-vertical-relative:page;mso-width-percent:1000;mso-height-percent:0;mso-width-relative:margin;mso-height-relative:page;v-text-anchor:middle" o:gfxdata="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" o:allowoverlap="f" fillcolor="#555 [2160]" strokecolor="black [3200]" strokeweight=".5pt">
+            <v:rect w14:anchorId="7DE7EF65" id="Rectangle 200" o:spid="_x0000_s1038" style="position:absolute;margin-left:417.3pt;margin-top:50.65pt;width:468.5pt;height:3.75pt;z-index:-251655168;visibility:visible;mso-wrap-style:square;mso-width-percent:1000;mso-height-percent:0;mso-wrap-distance-left:9.35pt;mso-wrap-distance-top:0;mso-wrap-distance-right:9.35pt;mso-wrap-distance-bottom:0;mso-position-horizontal:right;mso-position-horizontal-relative:margin;mso-position-vertical:absolute;mso-position-vertical-relative:page;mso-width-percent:1000;mso-height-percent:0;mso-width-relative:margin;mso-height-relative:page;v-text-anchor:middle" o:gfxdata="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" o:allowoverlap="f" fillcolor="#555 [2160]" strokecolor="black [3200]" strokeweight=".5pt">
               <v:fill color2="#313131 [2608]" rotate="t" colors="0 #9b9b9b;.5 #8e8e8e;1 #797979" focus="100%" type="gradient">
                 <o:fill v:ext="view" type="gradientUnscaled"/>
               </v:fill>
@@ -11051,7 +13160,7 @@
         </mc:Choice>
         <mc:Fallback>
           <w:pict>
-            <v:rect w14:anchorId="2EFE106E" id="_x0000_s1037" style="position:absolute;margin-left:417.3pt;margin-top:50.65pt;width:468.5pt;height:3.75pt;z-index:-251657216;visibility:visible;mso-wrap-style:square;mso-width-percent:1000;mso-height-percent:0;mso-wrap-distance-left:9.35pt;mso-wrap-distance-top:0;mso-wrap-distance-right:9.35pt;mso-wrap-distance-bottom:0;mso-position-horizontal:right;mso-position-horizontal-relative:margin;mso-position-vertical:absolute;mso-position-vertical-relative:page;mso-width-percent:1000;mso-height-percent:0;mso-width-relative:margin;mso-height-relative:page;v-text-anchor:middle" o:gfxdata="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" o:allowoverlap="f" fillcolor="#555 [2160]" strokecolor="black [3200]" strokeweight=".5pt">
+            <v:rect w14:anchorId="2EFE106E" id="_x0000_s1039" style="position:absolute;margin-left:417.3pt;margin-top:50.65pt;width:468.5pt;height:3.75pt;z-index:-251657216;visibility:visible;mso-wrap-style:square;mso-width-percent:1000;mso-height-percent:0;mso-wrap-distance-left:9.35pt;mso-wrap-distance-top:0;mso-wrap-distance-right:9.35pt;mso-wrap-distance-bottom:0;mso-position-horizontal:right;mso-position-horizontal-relative:margin;mso-position-vertical:absolute;mso-position-vertical-relative:page;mso-width-percent:1000;mso-height-percent:0;mso-width-relative:margin;mso-height-relative:page;v-text-anchor:middle" o:gfxdata="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" o:allowoverlap="f" fillcolor="#555 [2160]" strokecolor="black [3200]" strokeweight=".5pt">
               <v:fill color2="#313131 [2608]" rotate="t" colors="0 #9b9b9b;.5 #8e8e8e;1 #797979" focus="100%" type="gradient">
                 <o:fill v:ext="view" type="gradientUnscaled"/>
               </v:fill>
@@ -12440,6 +14549,92 @@
     </w:lvl>
   </w:abstractNum>
   <w:abstractNum w:abstractNumId="12" w15:restartNumberingAfterBreak="0">
+    <w:nsid w:val="40F42120"/>
+    <w:multiLevelType w:val="hybridMultilevel"/>
+    <w:tmpl w:val="EBB2D228"/>
+    <w:lvl w:ilvl="0" w:tplc="FFFFFFFF">
+      <w:start w:val="1"/>
+      <w:numFmt w:val="decimal"/>
+      <w:lvlText w:val="%1."/>
+      <w:lvlJc w:val="left"/>
+      <w:pPr>
+        <w:ind w:left="720" w:hanging="360"/>
+      </w:pPr>
+    </w:lvl>
+    <w:lvl w:ilvl="1" w:tplc="FFFFFFFF" w:tentative="1">
+      <w:start w:val="1"/>
+      <w:numFmt w:val="lowerLetter"/>
+      <w:lvlText w:val="%2."/>
+      <w:lvlJc w:val="left"/>
+      <w:pPr>
+        <w:ind w:left="1440" w:hanging="360"/>
+      </w:pPr>
+    </w:lvl>
+    <w:lvl w:ilvl="2" w:tplc="FFFFFFFF" w:tentative="1">
+      <w:start w:val="1"/>
+      <w:numFmt w:val="lowerRoman"/>
+      <w:lvlText w:val="%3."/>
+      <w:lvlJc w:val="right"/>
+      <w:pPr>
+        <w:ind w:left="2160" w:hanging="180"/>
+      </w:pPr>
+    </w:lvl>
+    <w:lvl w:ilvl="3" w:tplc="FFFFFFFF" w:tentative="1">
+      <w:start w:val="1"/>
+      <w:numFmt w:val="decimal"/>
+      <w:lvlText w:val="%4."/>
+      <w:lvlJc w:val="left"/>
+      <w:pPr>
+        <w:ind w:left="2880" w:hanging="360"/>
+      </w:pPr>
+    </w:lvl>
+    <w:lvl w:ilvl="4" w:tplc="FFFFFFFF" w:tentative="1">
+      <w:start w:val="1"/>
+      <w:numFmt w:val="lowerLetter"/>
+      <w:lvlText w:val="%5."/>
+      <w:lvlJc w:val="left"/>
+      <w:pPr>
+        <w:ind w:left="3600" w:hanging="360"/>
+      </w:pPr>
+    </w:lvl>
+    <w:lvl w:ilvl="5" w:tplc="FFFFFFFF" w:tentative="1">
+      <w:start w:val="1"/>
+      <w:numFmt w:val="lowerRoman"/>
+      <w:lvlText w:val="%6."/>
+      <w:lvlJc w:val="right"/>
+      <w:pPr>
+        <w:ind w:left="4320" w:hanging="180"/>
+      </w:pPr>
+    </w:lvl>
+    <w:lvl w:ilvl="6" w:tplc="FFFFFFFF" w:tentative="1">
+      <w:start w:val="1"/>
+      <w:numFmt w:val="decimal"/>
+      <w:lvlText w:val="%7."/>
+      <w:lvlJc w:val="left"/>
+      <w:pPr>
+        <w:ind w:left="5040" w:hanging="360"/>
+      </w:pPr>
+    </w:lvl>
+    <w:lvl w:ilvl="7" w:tplc="FFFFFFFF" w:tentative="1">
+      <w:start w:val="1"/>
+      <w:numFmt w:val="lowerLetter"/>
+      <w:lvlText w:val="%8."/>
+      <w:lvlJc w:val="left"/>
+      <w:pPr>
+        <w:ind w:left="5760" w:hanging="360"/>
+      </w:pPr>
+    </w:lvl>
+    <w:lvl w:ilvl="8" w:tplc="FFFFFFFF" w:tentative="1">
+      <w:start w:val="1"/>
+      <w:numFmt w:val="lowerRoman"/>
+      <w:lvlText w:val="%9."/>
+      <w:lvlJc w:val="right"/>
+      <w:pPr>
+        <w:ind w:left="6480" w:hanging="180"/>
+      </w:pPr>
+    </w:lvl>
+  </w:abstractNum>
+  <w:abstractNum w:abstractNumId="13" w15:restartNumberingAfterBreak="0">
     <w:nsid w:val="41103E13"/>
     <w:multiLevelType w:val="hybridMultilevel"/>
     <w:tmpl w:val="51DE09A4"/>
@@ -12552,7 +14747,7 @@
       </w:rPr>
     </w:lvl>
   </w:abstractNum>
-  <w:abstractNum w:abstractNumId="13" w15:restartNumberingAfterBreak="0">
+  <w:abstractNum w:abstractNumId="14" w15:restartNumberingAfterBreak="0">
     <w:nsid w:val="48C85970"/>
     <w:multiLevelType w:val="multilevel"/>
     <w:tmpl w:val="46D01996"/>
@@ -12673,7 +14868,7 @@
       </w:rPr>
     </w:lvl>
   </w:abstractNum>
-  <w:abstractNum w:abstractNumId="14" w15:restartNumberingAfterBreak="0">
+  <w:abstractNum w:abstractNumId="15" w15:restartNumberingAfterBreak="0">
     <w:nsid w:val="4B8151C3"/>
     <w:multiLevelType w:val="hybridMultilevel"/>
     <w:tmpl w:val="CF163CD8"/>
@@ -12759,7 +14954,7 @@
       </w:pPr>
     </w:lvl>
   </w:abstractNum>
-  <w:abstractNum w:abstractNumId="15" w15:restartNumberingAfterBreak="0">
+  <w:abstractNum w:abstractNumId="16" w15:restartNumberingAfterBreak="0">
     <w:nsid w:val="4C4419FC"/>
     <w:multiLevelType w:val="hybridMultilevel"/>
     <w:tmpl w:val="1E80613A"/>
@@ -12845,7 +15040,7 @@
       </w:pPr>
     </w:lvl>
   </w:abstractNum>
-  <w:abstractNum w:abstractNumId="16" w15:restartNumberingAfterBreak="0">
+  <w:abstractNum w:abstractNumId="17" w15:restartNumberingAfterBreak="0">
     <w:nsid w:val="4DB73557"/>
     <w:multiLevelType w:val="hybridMultilevel"/>
     <w:tmpl w:val="21541248"/>
@@ -12958,7 +15153,7 @@
       </w:rPr>
     </w:lvl>
   </w:abstractNum>
-  <w:abstractNum w:abstractNumId="17" w15:restartNumberingAfterBreak="0">
+  <w:abstractNum w:abstractNumId="18" w15:restartNumberingAfterBreak="0">
     <w:nsid w:val="4E252789"/>
     <w:multiLevelType w:val="hybridMultilevel"/>
     <w:tmpl w:val="695EB0DC"/>
@@ -13047,7 +15242,7 @@
       </w:pPr>
     </w:lvl>
   </w:abstractNum>
-  <w:abstractNum w:abstractNumId="18" w15:restartNumberingAfterBreak="0">
+  <w:abstractNum w:abstractNumId="19" w15:restartNumberingAfterBreak="0">
     <w:nsid w:val="508415C9"/>
     <w:multiLevelType w:val="hybridMultilevel"/>
     <w:tmpl w:val="7A4C51DC"/>
@@ -13136,7 +15331,7 @@
       </w:pPr>
     </w:lvl>
   </w:abstractNum>
-  <w:abstractNum w:abstractNumId="19" w15:restartNumberingAfterBreak="0">
+  <w:abstractNum w:abstractNumId="20" w15:restartNumberingAfterBreak="0">
     <w:nsid w:val="526F2BB0"/>
     <w:multiLevelType w:val="hybridMultilevel"/>
     <w:tmpl w:val="990CF112"/>
@@ -13222,7 +15417,7 @@
       </w:pPr>
     </w:lvl>
   </w:abstractNum>
-  <w:abstractNum w:abstractNumId="20" w15:restartNumberingAfterBreak="0">
+  <w:abstractNum w:abstractNumId="21" w15:restartNumberingAfterBreak="0">
     <w:nsid w:val="54657929"/>
     <w:multiLevelType w:val="hybridMultilevel"/>
     <w:tmpl w:val="FCF03E56"/>
@@ -13335,7 +15530,7 @@
       </w:rPr>
     </w:lvl>
   </w:abstractNum>
-  <w:abstractNum w:abstractNumId="21" w15:restartNumberingAfterBreak="0">
+  <w:abstractNum w:abstractNumId="22" w15:restartNumberingAfterBreak="0">
     <w:nsid w:val="5C0A41F6"/>
     <w:multiLevelType w:val="hybridMultilevel"/>
     <w:tmpl w:val="7EC26494"/>
@@ -13448,7 +15643,7 @@
       </w:rPr>
     </w:lvl>
   </w:abstractNum>
-  <w:abstractNum w:abstractNumId="22" w15:restartNumberingAfterBreak="0">
+  <w:abstractNum w:abstractNumId="23" w15:restartNumberingAfterBreak="0">
     <w:nsid w:val="5D5C5FBF"/>
     <w:multiLevelType w:val="hybridMultilevel"/>
     <w:tmpl w:val="EC3083BE"/>
@@ -13534,7 +15729,7 @@
       </w:pPr>
     </w:lvl>
   </w:abstractNum>
-  <w:abstractNum w:abstractNumId="23" w15:restartNumberingAfterBreak="0">
+  <w:abstractNum w:abstractNumId="24" w15:restartNumberingAfterBreak="0">
     <w:nsid w:val="5F0E5707"/>
     <w:multiLevelType w:val="hybridMultilevel"/>
     <w:tmpl w:val="720E0FBA"/>
@@ -13624,7 +15819,7 @@
       </w:pPr>
     </w:lvl>
   </w:abstractNum>
-  <w:abstractNum w:abstractNumId="24" w15:restartNumberingAfterBreak="0">
+  <w:abstractNum w:abstractNumId="25" w15:restartNumberingAfterBreak="0">
     <w:nsid w:val="5F0E6675"/>
     <w:multiLevelType w:val="hybridMultilevel"/>
     <w:tmpl w:val="855EDF9E"/>
@@ -13713,7 +15908,7 @@
       </w:pPr>
     </w:lvl>
   </w:abstractNum>
-  <w:abstractNum w:abstractNumId="25" w15:restartNumberingAfterBreak="0">
+  <w:abstractNum w:abstractNumId="26" w15:restartNumberingAfterBreak="0">
     <w:nsid w:val="68292FE5"/>
     <w:multiLevelType w:val="hybridMultilevel"/>
     <w:tmpl w:val="D2827358"/>
@@ -13799,7 +15994,7 @@
       </w:pPr>
     </w:lvl>
   </w:abstractNum>
-  <w:abstractNum w:abstractNumId="26" w15:restartNumberingAfterBreak="0">
+  <w:abstractNum w:abstractNumId="27" w15:restartNumberingAfterBreak="0">
     <w:nsid w:val="68CE76D8"/>
     <w:multiLevelType w:val="hybridMultilevel"/>
     <w:tmpl w:val="8BBAC968"/>
@@ -13888,7 +16083,7 @@
       </w:pPr>
     </w:lvl>
   </w:abstractNum>
-  <w:abstractNum w:abstractNumId="27" w15:restartNumberingAfterBreak="0">
+  <w:abstractNum w:abstractNumId="28" w15:restartNumberingAfterBreak="0">
     <w:nsid w:val="6E656ECF"/>
     <w:multiLevelType w:val="hybridMultilevel"/>
     <w:tmpl w:val="5E02DAEA"/>
@@ -13974,7 +16169,7 @@
       </w:pPr>
     </w:lvl>
   </w:abstractNum>
-  <w:abstractNum w:abstractNumId="28" w15:restartNumberingAfterBreak="0">
+  <w:abstractNum w:abstractNumId="29" w15:restartNumberingAfterBreak="0">
     <w:nsid w:val="6EDA6EDC"/>
     <w:multiLevelType w:val="multilevel"/>
     <w:tmpl w:val="5E1CE8AC"/>
@@ -14123,7 +16318,7 @@
       </w:rPr>
     </w:lvl>
   </w:abstractNum>
-  <w:abstractNum w:abstractNumId="29" w15:restartNumberingAfterBreak="0">
+  <w:abstractNum w:abstractNumId="30" w15:restartNumberingAfterBreak="0">
     <w:nsid w:val="701530E5"/>
     <w:multiLevelType w:val="hybridMultilevel"/>
     <w:tmpl w:val="93B27D8A"/>
@@ -14212,7 +16407,7 @@
       </w:pPr>
     </w:lvl>
   </w:abstractNum>
-  <w:abstractNum w:abstractNumId="30" w15:restartNumberingAfterBreak="0">
+  <w:abstractNum w:abstractNumId="31" w15:restartNumberingAfterBreak="0">
     <w:nsid w:val="7A666C4B"/>
     <w:multiLevelType w:val="hybridMultilevel"/>
     <w:tmpl w:val="D2827358"/>
@@ -14299,7 +16494,7 @@
     </w:lvl>
   </w:abstractNum>
   <w:num w:numId="1" w16cid:durableId="1591812497">
-    <w:abstractNumId w:val="30"/>
+    <w:abstractNumId w:val="31"/>
   </w:num>
   <w:num w:numId="2" w16cid:durableId="1490172365">
     <w:abstractNumId w:val="10"/>
@@ -14311,37 +16506,37 @@
     <w:abstractNumId w:val="5"/>
   </w:num>
   <w:num w:numId="5" w16cid:durableId="1580140572">
-    <w:abstractNumId w:val="16"/>
+    <w:abstractNumId w:val="17"/>
   </w:num>
   <w:num w:numId="6" w16cid:durableId="1444879510">
-    <w:abstractNumId w:val="28"/>
+    <w:abstractNumId w:val="29"/>
   </w:num>
   <w:num w:numId="7" w16cid:durableId="1668512965">
-    <w:abstractNumId w:val="29"/>
+    <w:abstractNumId w:val="30"/>
   </w:num>
   <w:num w:numId="8" w16cid:durableId="1247611814">
-    <w:abstractNumId w:val="17"/>
+    <w:abstractNumId w:val="18"/>
   </w:num>
   <w:num w:numId="9" w16cid:durableId="736711918">
     <w:abstractNumId w:val="3"/>
   </w:num>
   <w:num w:numId="10" w16cid:durableId="356858088">
-    <w:abstractNumId w:val="18"/>
+    <w:abstractNumId w:val="19"/>
   </w:num>
   <w:num w:numId="11" w16cid:durableId="475027845">
-    <w:abstractNumId w:val="26"/>
+    <w:abstractNumId w:val="27"/>
   </w:num>
   <w:num w:numId="12" w16cid:durableId="1241211127">
     <w:abstractNumId w:val="2"/>
   </w:num>
   <w:num w:numId="13" w16cid:durableId="2104186234">
-    <w:abstractNumId w:val="24"/>
+    <w:abstractNumId w:val="25"/>
   </w:num>
   <w:num w:numId="14" w16cid:durableId="1370298013">
-    <w:abstractNumId w:val="15"/>
+    <w:abstractNumId w:val="16"/>
   </w:num>
   <w:num w:numId="15" w16cid:durableId="893614180">
-    <w:abstractNumId w:val="23"/>
+    <w:abstractNumId w:val="24"/>
   </w:num>
   <w:num w:numId="16" w16cid:durableId="1576474993">
     <w:abstractNumId w:val="11"/>
@@ -14353,10 +16548,10 @@
     <w:abstractNumId w:val="7"/>
   </w:num>
   <w:num w:numId="19" w16cid:durableId="430592277">
-    <w:abstractNumId w:val="22"/>
+    <w:abstractNumId w:val="23"/>
   </w:num>
   <w:num w:numId="20" w16cid:durableId="476381301">
-    <w:abstractNumId w:val="13"/>
+    <w:abstractNumId w:val="14"/>
   </w:num>
   <w:num w:numId="21" w16cid:durableId="1124008028">
     <w:abstractNumId w:val="8"/>
@@ -14368,28 +16563,31 @@
     <w:abstractNumId w:val="9"/>
   </w:num>
   <w:num w:numId="24" w16cid:durableId="2029987624">
+    <w:abstractNumId w:val="22"/>
+  </w:num>
+  <w:num w:numId="25" w16cid:durableId="1639990855">
     <w:abstractNumId w:val="21"/>
   </w:num>
-  <w:num w:numId="25" w16cid:durableId="1639990855">
-    <w:abstractNumId w:val="20"/>
-  </w:num>
   <w:num w:numId="26" w16cid:durableId="1126773420">
-    <w:abstractNumId w:val="12"/>
+    <w:abstractNumId w:val="13"/>
   </w:num>
   <w:num w:numId="27" w16cid:durableId="531302583">
-    <w:abstractNumId w:val="25"/>
+    <w:abstractNumId w:val="26"/>
   </w:num>
   <w:num w:numId="28" w16cid:durableId="1966350610">
     <w:abstractNumId w:val="4"/>
   </w:num>
   <w:num w:numId="29" w16cid:durableId="1235974484">
-    <w:abstractNumId w:val="19"/>
+    <w:abstractNumId w:val="20"/>
   </w:num>
   <w:num w:numId="30" w16cid:durableId="1025987581">
-    <w:abstractNumId w:val="14"/>
+    <w:abstractNumId w:val="15"/>
   </w:num>
   <w:num w:numId="31" w16cid:durableId="1446928749">
-    <w:abstractNumId w:val="27"/>
+    <w:abstractNumId w:val="28"/>
+  </w:num>
+  <w:num w:numId="32" w16cid:durableId="1918899568">
+    <w:abstractNumId w:val="12"/>
   </w:num>
 </w:numbering>
 </file>
